--- a/manuscript.docx
+++ b/manuscript.docx
@@ -123,14 +123,14 @@
           <w:rPr>
             <w:rStyle w:val="Hyperlink"/>
           </w:rPr>
-          <w:t xml:space="preserve">seandavi/2026-cfde-metrics-manuscript@54fdb90</w:t>
-        </w:r>
-      </w:hyperlink>
-      <w:r>
-        <w:t xml:space="preserve"> </w:t>
-      </w:r>
-      <w:r>
-        <w:t xml:space="preserve">on April 7, 2026.</w:t>
+          <w:t xml:space="preserve">seandavi/2026-cfde-metrics-manuscript@c3bd4a5</w:t>
+        </w:r>
+      </w:hyperlink>
+      <w:r>
+        <w:t xml:space="preserve"> </w:t>
+      </w:r>
+      <w:r>
+        <w:t xml:space="preserve">on April 10, 2026.</w:t>
       </w:r>
       <w:r>
         <w:t xml:space="preserve"> </w:t>
@@ -5162,7 +5162,7 @@
           <w:rPr>
             <w:rStyle w:val="Hyperlink"/>
           </w:rPr>
-          <w:t xml:space="preserve">3</w:t>
+          <w:t xml:space="preserve">2</w:t>
         </w:r>
       </w:hyperlink>
       <w:r>
@@ -9711,7 +9711,21 @@
         <w:t xml:space="preserve"> </w:t>
       </w:r>
       <w:r>
-        <w:t xml:space="preserve">Because there are so many projects, data coordinating centers, and five CFDE centers, the ICC has prioritized a subset of metrics that are both informative and feasible to collect across all projects, with the intention of expanding over time.</w:t>
+        <w:t xml:space="preserve">Because there are so many projects, data coordinating centers, and five CFDE centers, the ICC has prioritized a subset of metrics (see Table</w:t>
+      </w:r>
+      <w:r>
+        <w:t xml:space="preserve"> </w:t>
+      </w:r>
+      <w:hyperlink w:anchor="tbl:metrics-cfde">
+        <w:r>
+          <w:rPr>
+            <w:rStyle w:val="Hyperlink"/>
+          </w:rPr>
+          <w:t xml:space="preserve">3</w:t>
+        </w:r>
+      </w:hyperlink>
+      <w:r>
+        <w:t xml:space="preserve">) that are both informative and feasible to collect across all projects, with the intention of expanding over time.</w:t>
       </w:r>
       <w:r>
         <w:t xml:space="preserve"> </w:t>
@@ -9720,8 +9734,8 @@
         <w:t xml:space="preserve">The ICC has also developed a dashboard to visualize these metrics at the project and portfolio level, providing actionable insights for program managers and project teams.</w:t>
       </w:r>
     </w:p>
-    <w:bookmarkStart w:id="0" w:name="tbl:metrics-summary"/>
-    <w:bookmarkStart w:id="96" w:name="tbl:metrics-summary"/>
+    <w:bookmarkStart w:id="0" w:name="tbl:metrics-cfde"/>
+    <w:bookmarkStart w:id="96" w:name="tbl:metrics-cfde"/>
     <w:p>
       <w:pPr>
         <w:pStyle w:val="TableCaption"/>
@@ -11000,17 +11014,35 @@
       </w:r>
     </w:p>
     <w:bookmarkEnd w:id="104"/>
-    <w:bookmarkStart w:id="299" w:name="references"/>
+    <w:bookmarkStart w:id="105" w:name="X071796dd6bc546c91e96cca1cf5ff96599de61f"/>
     <w:p>
       <w:pPr>
         <w:pStyle w:val="Heading2"/>
       </w:pPr>
       <w:r>
+        <w:t xml:space="preserve">Declaration of generative AI and AI-assisted technologies in the writing process</w:t>
+      </w:r>
+    </w:p>
+    <w:p>
+      <w:pPr>
+        <w:pStyle w:val="FirstParagraph"/>
+      </w:pPr>
+      <w:r>
+        <w:t xml:space="preserve">During the preparation of this work the author(s) used Claude from Anthropic in order to improve readability and clarity. After using this tool/service, the author(s) reviewed and edited the content as needed and take(s) full responsibility for the content of the published article.</w:t>
+      </w:r>
+    </w:p>
+    <w:bookmarkEnd w:id="105"/>
+    <w:bookmarkStart w:id="300" w:name="references"/>
+    <w:p>
+      <w:pPr>
+        <w:pStyle w:val="Heading2"/>
+      </w:pPr>
+      <w:r>
         <w:t xml:space="preserve">References</w:t>
       </w:r>
     </w:p>
-    <w:bookmarkStart w:id="298" w:name="refs"/>
-    <w:bookmarkStart w:id="109" w:name="ref-15OJrQCGY"/>
+    <w:bookmarkStart w:id="299" w:name="refs"/>
+    <w:bookmarkStart w:id="110" w:name="ref-15OJrQCGY"/>
     <w:p>
       <w:pPr>
         <w:pStyle w:val="Bibliography"/>
@@ -11056,7 +11088,7 @@
       <w:r>
         <w:t xml:space="preserve"> </w:t>
       </w:r>
-      <w:hyperlink r:id="rId105">
+      <w:hyperlink r:id="rId106">
         <w:r>
           <w:rPr>
             <w:rStyle w:val="Hyperlink"/>
@@ -11073,7 +11105,7 @@
       <w:r>
         <w:t xml:space="preserve"> </w:t>
       </w:r>
-      <w:hyperlink r:id="rId106">
+      <w:hyperlink r:id="rId107">
         <w:r>
           <w:rPr>
             <w:rStyle w:val="Hyperlink"/>
@@ -11090,7 +11122,7 @@
       <w:r>
         <w:t xml:space="preserve"> </w:t>
       </w:r>
-      <w:hyperlink r:id="rId107">
+      <w:hyperlink r:id="rId108">
         <w:r>
           <w:rPr>
             <w:rStyle w:val="Hyperlink"/>
@@ -11107,7 +11139,7 @@
       <w:r>
         <w:t xml:space="preserve"> </w:t>
       </w:r>
-      <w:hyperlink r:id="rId108">
+      <w:hyperlink r:id="rId109">
         <w:r>
           <w:rPr>
             <w:rStyle w:val="Hyperlink"/>
@@ -11116,8 +11148,8 @@
         </w:r>
       </w:hyperlink>
     </w:p>
-    <w:bookmarkEnd w:id="109"/>
-    <w:bookmarkStart w:id="113" w:name="ref-c7xrdq5p"/>
+    <w:bookmarkEnd w:id="110"/>
+    <w:bookmarkStart w:id="114" w:name="ref-c7xrdq5p"/>
     <w:p>
       <w:pPr>
         <w:pStyle w:val="Bibliography"/>
@@ -11160,7 +11192,7 @@
       <w:r>
         <w:t xml:space="preserve"> </w:t>
       </w:r>
-      <w:hyperlink r:id="rId110">
+      <w:hyperlink r:id="rId111">
         <w:r>
           <w:rPr>
             <w:rStyle w:val="Hyperlink"/>
@@ -11177,28 +11209,28 @@
       <w:r>
         <w:t xml:space="preserve"> </w:t>
       </w:r>
+      <w:hyperlink r:id="rId112">
+        <w:r>
+          <w:rPr>
+            <w:rStyle w:val="Hyperlink"/>
+          </w:rPr>
+          <w:t xml:space="preserve">10.1038/ng.2764</w:t>
+        </w:r>
+      </w:hyperlink>
+      <w:r>
+        <w:t xml:space="preserve"> </w:t>
+      </w:r>
+      <w:r>
+        <w:t xml:space="preserve">· PMID:</w:t>
+      </w:r>
+      <w:r>
+        <w:t xml:space="preserve"> </w:t>
+      </w:r>
       <w:hyperlink r:id="rId111">
         <w:r>
           <w:rPr>
             <w:rStyle w:val="Hyperlink"/>
           </w:rPr>
-          <w:t xml:space="preserve">10.1038/ng.2764</w:t>
-        </w:r>
-      </w:hyperlink>
-      <w:r>
-        <w:t xml:space="preserve"> </w:t>
-      </w:r>
-      <w:r>
-        <w:t xml:space="preserve">· PMID:</w:t>
-      </w:r>
-      <w:r>
-        <w:t xml:space="preserve"> </w:t>
-      </w:r>
-      <w:hyperlink r:id="rId110">
-        <w:r>
-          <w:rPr>
-            <w:rStyle w:val="Hyperlink"/>
-          </w:rPr>
           <w:t xml:space="preserve">24071849</w:t>
         </w:r>
       </w:hyperlink>
@@ -11211,7 +11243,7 @@
       <w:r>
         <w:t xml:space="preserve"> </w:t>
       </w:r>
-      <w:hyperlink r:id="rId112">
+      <w:hyperlink r:id="rId113">
         <w:r>
           <w:rPr>
             <w:rStyle w:val="Hyperlink"/>
@@ -11220,8 +11252,8 @@
         </w:r>
       </w:hyperlink>
     </w:p>
-    <w:bookmarkEnd w:id="113"/>
-    <w:bookmarkStart w:id="118" w:name="ref-1GK86kFwS"/>
+    <w:bookmarkEnd w:id="114"/>
+    <w:bookmarkStart w:id="119" w:name="ref-1GK86kFwS"/>
     <w:p>
       <w:pPr>
         <w:pStyle w:val="Bibliography"/>
@@ -11267,7 +11299,7 @@
       <w:r>
         <w:t xml:space="preserve"> </w:t>
       </w:r>
-      <w:hyperlink r:id="rId114">
+      <w:hyperlink r:id="rId115">
         <w:r>
           <w:rPr>
             <w:rStyle w:val="Hyperlink"/>
@@ -11284,7 +11316,7 @@
       <w:r>
         <w:t xml:space="preserve"> </w:t>
       </w:r>
-      <w:hyperlink r:id="rId115">
+      <w:hyperlink r:id="rId116">
         <w:r>
           <w:rPr>
             <w:rStyle w:val="Hyperlink"/>
@@ -11301,7 +11333,7 @@
       <w:r>
         <w:t xml:space="preserve"> </w:t>
       </w:r>
-      <w:hyperlink r:id="rId116">
+      <w:hyperlink r:id="rId117">
         <w:r>
           <w:rPr>
             <w:rStyle w:val="Hyperlink"/>
@@ -11318,7 +11350,7 @@
       <w:r>
         <w:t xml:space="preserve"> </w:t>
       </w:r>
-      <w:hyperlink r:id="rId117">
+      <w:hyperlink r:id="rId118">
         <w:r>
           <w:rPr>
             <w:rStyle w:val="Hyperlink"/>
@@ -11327,8 +11359,8 @@
         </w:r>
       </w:hyperlink>
     </w:p>
-    <w:bookmarkEnd w:id="118"/>
-    <w:bookmarkStart w:id="122" w:name="ref-1BFZlJUIL"/>
+    <w:bookmarkEnd w:id="119"/>
+    <w:bookmarkStart w:id="123" w:name="ref-1BFZlJUIL"/>
     <w:p>
       <w:pPr>
         <w:pStyle w:val="Bibliography"/>
@@ -11368,7 +11400,7 @@
       <w:r>
         <w:t xml:space="preserve"> </w:t>
       </w:r>
-      <w:hyperlink r:id="rId119">
+      <w:hyperlink r:id="rId120">
         <w:r>
           <w:rPr>
             <w:rStyle w:val="Hyperlink"/>
@@ -11385,7 +11417,7 @@
       <w:r>
         <w:t xml:space="preserve"> </w:t>
       </w:r>
-      <w:hyperlink r:id="rId120">
+      <w:hyperlink r:id="rId121">
         <w:r>
           <w:rPr>
             <w:rStyle w:val="Hyperlink"/>
@@ -11402,7 +11434,7 @@
       <w:r>
         <w:t xml:space="preserve"> </w:t>
       </w:r>
-      <w:hyperlink r:id="rId121">
+      <w:hyperlink r:id="rId122">
         <w:r>
           <w:rPr>
             <w:rStyle w:val="Hyperlink"/>
@@ -11411,8 +11443,8 @@
         </w:r>
       </w:hyperlink>
     </w:p>
-    <w:bookmarkEnd w:id="122"/>
-    <w:bookmarkStart w:id="126" w:name="ref-10gFsGwES"/>
+    <w:bookmarkEnd w:id="123"/>
+    <w:bookmarkStart w:id="127" w:name="ref-10gFsGwES"/>
     <w:p>
       <w:pPr>
         <w:pStyle w:val="Bibliography"/>
@@ -11458,7 +11490,7 @@
       <w:r>
         <w:t xml:space="preserve"> </w:t>
       </w:r>
-      <w:hyperlink r:id="rId123">
+      <w:hyperlink r:id="rId124">
         <w:r>
           <w:rPr>
             <w:rStyle w:val="Hyperlink"/>
@@ -11475,7 +11507,7 @@
       <w:r>
         <w:t xml:space="preserve"> </w:t>
       </w:r>
-      <w:hyperlink r:id="rId124">
+      <w:hyperlink r:id="rId125">
         <w:r>
           <w:rPr>
             <w:rStyle w:val="Hyperlink"/>
@@ -11492,7 +11524,7 @@
       <w:r>
         <w:t xml:space="preserve"> </w:t>
       </w:r>
-      <w:hyperlink r:id="rId125">
+      <w:hyperlink r:id="rId126">
         <w:r>
           <w:rPr>
             <w:rStyle w:val="Hyperlink"/>
@@ -11501,8 +11533,8 @@
         </w:r>
       </w:hyperlink>
     </w:p>
-    <w:bookmarkEnd w:id="126"/>
-    <w:bookmarkStart w:id="129" w:name="ref-1B6QKgzOa"/>
+    <w:bookmarkEnd w:id="127"/>
+    <w:bookmarkStart w:id="130" w:name="ref-1B6QKgzOa"/>
     <w:p>
       <w:pPr>
         <w:pStyle w:val="Bibliography"/>
@@ -11548,7 +11580,7 @@
       <w:r>
         <w:t xml:space="preserve"> </w:t>
       </w:r>
-      <w:hyperlink r:id="rId127">
+      <w:hyperlink r:id="rId128">
         <w:r>
           <w:rPr>
             <w:rStyle w:val="Hyperlink"/>
@@ -11565,7 +11597,7 @@
       <w:r>
         <w:t xml:space="preserve"> </w:t>
       </w:r>
-      <w:hyperlink r:id="rId128">
+      <w:hyperlink r:id="rId129">
         <w:r>
           <w:rPr>
             <w:rStyle w:val="Hyperlink"/>
@@ -11574,8 +11606,8 @@
         </w:r>
       </w:hyperlink>
     </w:p>
-    <w:bookmarkEnd w:id="129"/>
-    <w:bookmarkStart w:id="134" w:name="ref-1H67g4epv"/>
+    <w:bookmarkEnd w:id="130"/>
+    <w:bookmarkStart w:id="135" w:name="ref-1H67g4epv"/>
     <w:p>
       <w:pPr>
         <w:pStyle w:val="Bibliography"/>
@@ -11621,7 +11653,7 @@
       <w:r>
         <w:t xml:space="preserve"> </w:t>
       </w:r>
-      <w:hyperlink r:id="rId130">
+      <w:hyperlink r:id="rId131">
         <w:r>
           <w:rPr>
             <w:rStyle w:val="Hyperlink"/>
@@ -11638,7 +11670,7 @@
       <w:r>
         <w:t xml:space="preserve"> </w:t>
       </w:r>
-      <w:hyperlink r:id="rId131">
+      <w:hyperlink r:id="rId132">
         <w:r>
           <w:rPr>
             <w:rStyle w:val="Hyperlink"/>
@@ -11655,7 +11687,7 @@
       <w:r>
         <w:t xml:space="preserve"> </w:t>
       </w:r>
-      <w:hyperlink r:id="rId132">
+      <w:hyperlink r:id="rId133">
         <w:r>
           <w:rPr>
             <w:rStyle w:val="Hyperlink"/>
@@ -11672,7 +11704,7 @@
       <w:r>
         <w:t xml:space="preserve"> </w:t>
       </w:r>
-      <w:hyperlink r:id="rId133">
+      <w:hyperlink r:id="rId134">
         <w:r>
           <w:rPr>
             <w:rStyle w:val="Hyperlink"/>
@@ -11681,8 +11713,8 @@
         </w:r>
       </w:hyperlink>
     </w:p>
-    <w:bookmarkEnd w:id="134"/>
-    <w:bookmarkStart w:id="139" w:name="ref-187XBwaz7"/>
+    <w:bookmarkEnd w:id="135"/>
+    <w:bookmarkStart w:id="140" w:name="ref-187XBwaz7"/>
     <w:p>
       <w:pPr>
         <w:pStyle w:val="Bibliography"/>
@@ -11728,7 +11760,7 @@
       <w:r>
         <w:t xml:space="preserve"> </w:t>
       </w:r>
-      <w:hyperlink r:id="rId135">
+      <w:hyperlink r:id="rId136">
         <w:r>
           <w:rPr>
             <w:rStyle w:val="Hyperlink"/>
@@ -11745,7 +11777,7 @@
       <w:r>
         <w:t xml:space="preserve"> </w:t>
       </w:r>
-      <w:hyperlink r:id="rId136">
+      <w:hyperlink r:id="rId137">
         <w:r>
           <w:rPr>
             <w:rStyle w:val="Hyperlink"/>
@@ -11762,7 +11794,7 @@
       <w:r>
         <w:t xml:space="preserve"> </w:t>
       </w:r>
-      <w:hyperlink r:id="rId137">
+      <w:hyperlink r:id="rId138">
         <w:r>
           <w:rPr>
             <w:rStyle w:val="Hyperlink"/>
@@ -11779,7 +11811,7 @@
       <w:r>
         <w:t xml:space="preserve"> </w:t>
       </w:r>
-      <w:hyperlink r:id="rId138">
+      <w:hyperlink r:id="rId139">
         <w:r>
           <w:rPr>
             <w:rStyle w:val="Hyperlink"/>
@@ -11788,8 +11820,8 @@
         </w:r>
       </w:hyperlink>
     </w:p>
-    <w:bookmarkEnd w:id="139"/>
-    <w:bookmarkStart w:id="144" w:name="ref-OlTk5sv4"/>
+    <w:bookmarkEnd w:id="140"/>
+    <w:bookmarkStart w:id="145" w:name="ref-OlTk5sv4"/>
     <w:p>
       <w:pPr>
         <w:pStyle w:val="Bibliography"/>
@@ -11829,7 +11861,7 @@
       <w:r>
         <w:t xml:space="preserve"> </w:t>
       </w:r>
-      <w:hyperlink r:id="rId140">
+      <w:hyperlink r:id="rId141">
         <w:r>
           <w:rPr>
             <w:rStyle w:val="Hyperlink"/>
@@ -11846,7 +11878,7 @@
       <w:r>
         <w:t xml:space="preserve"> </w:t>
       </w:r>
-      <w:hyperlink r:id="rId141">
+      <w:hyperlink r:id="rId142">
         <w:r>
           <w:rPr>
             <w:rStyle w:val="Hyperlink"/>
@@ -11863,7 +11895,7 @@
       <w:r>
         <w:t xml:space="preserve"> </w:t>
       </w:r>
-      <w:hyperlink r:id="rId142">
+      <w:hyperlink r:id="rId143">
         <w:r>
           <w:rPr>
             <w:rStyle w:val="Hyperlink"/>
@@ -11880,7 +11912,7 @@
       <w:r>
         <w:t xml:space="preserve"> </w:t>
       </w:r>
-      <w:hyperlink r:id="rId143">
+      <w:hyperlink r:id="rId144">
         <w:r>
           <w:rPr>
             <w:rStyle w:val="Hyperlink"/>
@@ -11889,8 +11921,8 @@
         </w:r>
       </w:hyperlink>
     </w:p>
-    <w:bookmarkEnd w:id="144"/>
-    <w:bookmarkStart w:id="149" w:name="ref-mIMnYRc2"/>
+    <w:bookmarkEnd w:id="145"/>
+    <w:bookmarkStart w:id="150" w:name="ref-mIMnYRc2"/>
     <w:p>
       <w:pPr>
         <w:pStyle w:val="Bibliography"/>
@@ -11930,7 +11962,7 @@
       <w:r>
         <w:t xml:space="preserve"> </w:t>
       </w:r>
-      <w:hyperlink r:id="rId145">
+      <w:hyperlink r:id="rId146">
         <w:r>
           <w:rPr>
             <w:rStyle w:val="Hyperlink"/>
@@ -11947,7 +11979,7 @@
       <w:r>
         <w:t xml:space="preserve"> </w:t>
       </w:r>
-      <w:hyperlink r:id="rId146">
+      <w:hyperlink r:id="rId147">
         <w:r>
           <w:rPr>
             <w:rStyle w:val="Hyperlink"/>
@@ -11964,7 +11996,7 @@
       <w:r>
         <w:t xml:space="preserve"> </w:t>
       </w:r>
-      <w:hyperlink r:id="rId147">
+      <w:hyperlink r:id="rId148">
         <w:r>
           <w:rPr>
             <w:rStyle w:val="Hyperlink"/>
@@ -11981,7 +12013,7 @@
       <w:r>
         <w:t xml:space="preserve"> </w:t>
       </w:r>
-      <w:hyperlink r:id="rId148">
+      <w:hyperlink r:id="rId149">
         <w:r>
           <w:rPr>
             <w:rStyle w:val="Hyperlink"/>
@@ -11990,8 +12022,8 @@
         </w:r>
       </w:hyperlink>
     </w:p>
-    <w:bookmarkEnd w:id="149"/>
-    <w:bookmarkStart w:id="153" w:name="ref-167nEKPOQ"/>
+    <w:bookmarkEnd w:id="150"/>
+    <w:bookmarkStart w:id="154" w:name="ref-167nEKPOQ"/>
     <w:p>
       <w:pPr>
         <w:pStyle w:val="Bibliography"/>
@@ -12031,7 +12063,7 @@
       <w:r>
         <w:t xml:space="preserve"> </w:t>
       </w:r>
-      <w:hyperlink r:id="rId150">
+      <w:hyperlink r:id="rId151">
         <w:r>
           <w:rPr>
             <w:rStyle w:val="Hyperlink"/>
@@ -12048,28 +12080,28 @@
       <w:r>
         <w:t xml:space="preserve"> </w:t>
       </w:r>
+      <w:hyperlink r:id="rId152">
+        <w:r>
+          <w:rPr>
+            <w:rStyle w:val="Hyperlink"/>
+          </w:rPr>
+          <w:t xml:space="preserve">10.1038/s41586-019-1629-x</w:t>
+        </w:r>
+      </w:hyperlink>
+      <w:r>
+        <w:t xml:space="preserve"> </w:t>
+      </w:r>
+      <w:r>
+        <w:t xml:space="preserve">· PMID:</w:t>
+      </w:r>
+      <w:r>
+        <w:t xml:space="preserve"> </w:t>
+      </w:r>
       <w:hyperlink r:id="rId151">
         <w:r>
           <w:rPr>
             <w:rStyle w:val="Hyperlink"/>
           </w:rPr>
-          <w:t xml:space="preserve">10.1038/s41586-019-1629-x</w:t>
-        </w:r>
-      </w:hyperlink>
-      <w:r>
-        <w:t xml:space="preserve"> </w:t>
-      </w:r>
-      <w:r>
-        <w:t xml:space="preserve">· PMID:</w:t>
-      </w:r>
-      <w:r>
-        <w:t xml:space="preserve"> </w:t>
-      </w:r>
-      <w:hyperlink r:id="rId150">
-        <w:r>
-          <w:rPr>
-            <w:rStyle w:val="Hyperlink"/>
-          </w:rPr>
           <w:t xml:space="preserve">31597973</w:t>
         </w:r>
       </w:hyperlink>
@@ -12082,7 +12114,7 @@
       <w:r>
         <w:t xml:space="preserve"> </w:t>
       </w:r>
-      <w:hyperlink r:id="rId152">
+      <w:hyperlink r:id="rId153">
         <w:r>
           <w:rPr>
             <w:rStyle w:val="Hyperlink"/>
@@ -12091,8 +12123,8 @@
         </w:r>
       </w:hyperlink>
     </w:p>
-    <w:bookmarkEnd w:id="153"/>
-    <w:bookmarkStart w:id="158" w:name="ref-1ACMnIgrl"/>
+    <w:bookmarkEnd w:id="154"/>
+    <w:bookmarkStart w:id="159" w:name="ref-1ACMnIgrl"/>
     <w:p>
       <w:pPr>
         <w:pStyle w:val="Bibliography"/>
@@ -12138,7 +12170,7 @@
       <w:r>
         <w:t xml:space="preserve"> </w:t>
       </w:r>
-      <w:hyperlink r:id="rId154">
+      <w:hyperlink r:id="rId155">
         <w:r>
           <w:rPr>
             <w:rStyle w:val="Hyperlink"/>
@@ -12155,7 +12187,7 @@
       <w:r>
         <w:t xml:space="preserve"> </w:t>
       </w:r>
-      <w:hyperlink r:id="rId155">
+      <w:hyperlink r:id="rId156">
         <w:r>
           <w:rPr>
             <w:rStyle w:val="Hyperlink"/>
@@ -12172,7 +12204,7 @@
       <w:r>
         <w:t xml:space="preserve"> </w:t>
       </w:r>
-      <w:hyperlink r:id="rId156">
+      <w:hyperlink r:id="rId157">
         <w:r>
           <w:rPr>
             <w:rStyle w:val="Hyperlink"/>
@@ -12189,7 +12221,7 @@
       <w:r>
         <w:t xml:space="preserve"> </w:t>
       </w:r>
-      <w:hyperlink r:id="rId157">
+      <w:hyperlink r:id="rId158">
         <w:r>
           <w:rPr>
             <w:rStyle w:val="Hyperlink"/>
@@ -12198,8 +12230,8 @@
         </w:r>
       </w:hyperlink>
     </w:p>
-    <w:bookmarkEnd w:id="158"/>
-    <w:bookmarkStart w:id="163" w:name="ref-2AW0RENr"/>
+    <w:bookmarkEnd w:id="159"/>
+    <w:bookmarkStart w:id="164" w:name="ref-2AW0RENr"/>
     <w:p>
       <w:pPr>
         <w:pStyle w:val="Bibliography"/>
@@ -12273,7 +12305,7 @@
       <w:r>
         <w:t xml:space="preserve"> </w:t>
       </w:r>
-      <w:hyperlink r:id="rId159">
+      <w:hyperlink r:id="rId160">
         <w:r>
           <w:rPr>
             <w:rStyle w:val="Hyperlink"/>
@@ -12290,7 +12322,7 @@
       <w:r>
         <w:t xml:space="preserve"> </w:t>
       </w:r>
-      <w:hyperlink r:id="rId160">
+      <w:hyperlink r:id="rId161">
         <w:r>
           <w:rPr>
             <w:rStyle w:val="Hyperlink"/>
@@ -12307,7 +12339,7 @@
       <w:r>
         <w:t xml:space="preserve"> </w:t>
       </w:r>
-      <w:hyperlink r:id="rId161">
+      <w:hyperlink r:id="rId162">
         <w:r>
           <w:rPr>
             <w:rStyle w:val="Hyperlink"/>
@@ -12324,7 +12356,7 @@
       <w:r>
         <w:t xml:space="preserve"> </w:t>
       </w:r>
-      <w:hyperlink r:id="rId162">
+      <w:hyperlink r:id="rId163">
         <w:r>
           <w:rPr>
             <w:rStyle w:val="Hyperlink"/>
@@ -12333,8 +12365,8 @@
         </w:r>
       </w:hyperlink>
     </w:p>
-    <w:bookmarkEnd w:id="163"/>
-    <w:bookmarkStart w:id="168" w:name="ref-Fal2OfUt"/>
+    <w:bookmarkEnd w:id="164"/>
+    <w:bookmarkStart w:id="169" w:name="ref-Fal2OfUt"/>
     <w:p>
       <w:pPr>
         <w:pStyle w:val="Bibliography"/>
@@ -12380,7 +12412,7 @@
       <w:r>
         <w:t xml:space="preserve"> </w:t>
       </w:r>
-      <w:hyperlink r:id="rId164">
+      <w:hyperlink r:id="rId165">
         <w:r>
           <w:rPr>
             <w:rStyle w:val="Hyperlink"/>
@@ -12397,7 +12429,7 @@
       <w:r>
         <w:t xml:space="preserve"> </w:t>
       </w:r>
-      <w:hyperlink r:id="rId165">
+      <w:hyperlink r:id="rId166">
         <w:r>
           <w:rPr>
             <w:rStyle w:val="Hyperlink"/>
@@ -12414,7 +12446,7 @@
       <w:r>
         <w:t xml:space="preserve"> </w:t>
       </w:r>
-      <w:hyperlink r:id="rId166">
+      <w:hyperlink r:id="rId167">
         <w:r>
           <w:rPr>
             <w:rStyle w:val="Hyperlink"/>
@@ -12431,7 +12463,7 @@
       <w:r>
         <w:t xml:space="preserve"> </w:t>
       </w:r>
-      <w:hyperlink r:id="rId167">
+      <w:hyperlink r:id="rId168">
         <w:r>
           <w:rPr>
             <w:rStyle w:val="Hyperlink"/>
@@ -12440,8 +12472,8 @@
         </w:r>
       </w:hyperlink>
     </w:p>
-    <w:bookmarkEnd w:id="168"/>
-    <w:bookmarkStart w:id="170" w:name="ref-cZv5VqpD"/>
+    <w:bookmarkEnd w:id="169"/>
+    <w:bookmarkStart w:id="171" w:name="ref-cZv5VqpD"/>
     <w:p>
       <w:pPr>
         <w:pStyle w:val="Bibliography"/>
@@ -12455,7 +12487,7 @@
       <w:r>
         <w:t xml:space="preserve">	</w:t>
       </w:r>
-      <w:hyperlink r:id="rId169">
+      <w:hyperlink r:id="rId170">
         <w:r>
           <w:rPr>
             <w:rStyle w:val="Hyperlink"/>
@@ -12464,8 +12496,8 @@
         </w:r>
       </w:hyperlink>
     </w:p>
-    <w:bookmarkEnd w:id="170"/>
-    <w:bookmarkStart w:id="172" w:name="ref-GJHOUHBZ"/>
+    <w:bookmarkEnd w:id="171"/>
+    <w:bookmarkStart w:id="173" w:name="ref-GJHOUHBZ"/>
     <w:p>
       <w:pPr>
         <w:pStyle w:val="Bibliography"/>
@@ -12511,7 +12543,7 @@
       <w:r>
         <w:t xml:space="preserve"> </w:t>
       </w:r>
-      <w:hyperlink r:id="rId171">
+      <w:hyperlink r:id="rId172">
         <w:r>
           <w:rPr>
             <w:rStyle w:val="Hyperlink"/>
@@ -12520,8 +12552,8 @@
         </w:r>
       </w:hyperlink>
     </w:p>
-    <w:bookmarkEnd w:id="172"/>
-    <w:bookmarkStart w:id="173" w:name="ref-ON0n6tcT"/>
+    <w:bookmarkEnd w:id="173"/>
+    <w:bookmarkStart w:id="174" w:name="ref-ON0n6tcT"/>
     <w:p>
       <w:pPr>
         <w:pStyle w:val="Bibliography"/>
@@ -12571,8 +12603,8 @@
         <w:t xml:space="preserve">ISBN: 9780201624328</w:t>
       </w:r>
     </w:p>
-    <w:bookmarkEnd w:id="173"/>
-    <w:bookmarkStart w:id="174" w:name="ref-qjmp3FJw"/>
+    <w:bookmarkEnd w:id="174"/>
+    <w:bookmarkStart w:id="175" w:name="ref-qjmp3FJw"/>
     <w:p>
       <w:pPr>
         <w:pStyle w:val="Bibliography"/>
@@ -12622,8 +12654,8 @@
         <w:t xml:space="preserve">ISBN: 9780875846514</w:t>
       </w:r>
     </w:p>
-    <w:bookmarkEnd w:id="174"/>
-    <w:bookmarkStart w:id="175" w:name="ref-F270ouIW"/>
+    <w:bookmarkEnd w:id="175"/>
+    <w:bookmarkStart w:id="176" w:name="ref-F270ouIW"/>
     <w:p>
       <w:pPr>
         <w:pStyle w:val="Bibliography"/>
@@ -12673,8 +12705,8 @@
         <w:t xml:space="preserve">ISBN: 9780273653349</w:t>
       </w:r>
     </w:p>
-    <w:bookmarkEnd w:id="175"/>
-    <w:bookmarkStart w:id="176" w:name="ref-BiUt9R7h"/>
+    <w:bookmarkEnd w:id="176"/>
+    <w:bookmarkStart w:id="177" w:name="ref-BiUt9R7h"/>
     <w:p>
       <w:pPr>
         <w:pStyle w:val="Bibliography"/>
@@ -12724,8 +12756,8 @@
         <w:t xml:space="preserve">ISBN: 9780471465102</w:t>
       </w:r>
     </w:p>
-    <w:bookmarkEnd w:id="176"/>
-    <w:bookmarkStart w:id="177" w:name="ref-RH2E7ekW"/>
+    <w:bookmarkEnd w:id="177"/>
+    <w:bookmarkStart w:id="178" w:name="ref-RH2E7ekW"/>
     <w:p>
       <w:pPr>
         <w:pStyle w:val="Bibliography"/>
@@ -12775,8 +12807,8 @@
         <w:t xml:space="preserve">ISBN: 9780792375067</w:t>
       </w:r>
     </w:p>
-    <w:bookmarkEnd w:id="177"/>
-    <w:bookmarkStart w:id="182" w:name="ref-6DjakjNS"/>
+    <w:bookmarkEnd w:id="178"/>
+    <w:bookmarkStart w:id="183" w:name="ref-6DjakjNS"/>
     <w:p>
       <w:pPr>
         <w:pStyle w:val="Bibliography"/>
@@ -12822,7 +12854,7 @@
       <w:r>
         <w:t xml:space="preserve"> </w:t>
       </w:r>
-      <w:hyperlink r:id="rId178">
+      <w:hyperlink r:id="rId179">
         <w:r>
           <w:rPr>
             <w:rStyle w:val="Hyperlink"/>
@@ -12839,7 +12871,7 @@
       <w:r>
         <w:t xml:space="preserve"> </w:t>
       </w:r>
-      <w:hyperlink r:id="rId179">
+      <w:hyperlink r:id="rId180">
         <w:r>
           <w:rPr>
             <w:rStyle w:val="Hyperlink"/>
@@ -12856,7 +12888,7 @@
       <w:r>
         <w:t xml:space="preserve"> </w:t>
       </w:r>
-      <w:hyperlink r:id="rId180">
+      <w:hyperlink r:id="rId181">
         <w:r>
           <w:rPr>
             <w:rStyle w:val="Hyperlink"/>
@@ -12873,7 +12905,7 @@
       <w:r>
         <w:t xml:space="preserve"> </w:t>
       </w:r>
-      <w:hyperlink r:id="rId181">
+      <w:hyperlink r:id="rId182">
         <w:r>
           <w:rPr>
             <w:rStyle w:val="Hyperlink"/>
@@ -12882,8 +12914,8 @@
         </w:r>
       </w:hyperlink>
     </w:p>
-    <w:bookmarkEnd w:id="182"/>
-    <w:bookmarkStart w:id="187" w:name="ref-14foUQTpW"/>
+    <w:bookmarkEnd w:id="183"/>
+    <w:bookmarkStart w:id="188" w:name="ref-14foUQTpW"/>
     <w:p>
       <w:pPr>
         <w:pStyle w:val="Bibliography"/>
@@ -12929,7 +12961,7 @@
       <w:r>
         <w:t xml:space="preserve"> </w:t>
       </w:r>
-      <w:hyperlink r:id="rId183">
+      <w:hyperlink r:id="rId184">
         <w:r>
           <w:rPr>
             <w:rStyle w:val="Hyperlink"/>
@@ -12946,7 +12978,7 @@
       <w:r>
         <w:t xml:space="preserve"> </w:t>
       </w:r>
-      <w:hyperlink r:id="rId184">
+      <w:hyperlink r:id="rId185">
         <w:r>
           <w:rPr>
             <w:rStyle w:val="Hyperlink"/>
@@ -12963,7 +12995,7 @@
       <w:r>
         <w:t xml:space="preserve"> </w:t>
       </w:r>
-      <w:hyperlink r:id="rId185">
+      <w:hyperlink r:id="rId186">
         <w:r>
           <w:rPr>
             <w:rStyle w:val="Hyperlink"/>
@@ -12980,7 +13012,7 @@
       <w:r>
         <w:t xml:space="preserve"> </w:t>
       </w:r>
-      <w:hyperlink r:id="rId186">
+      <w:hyperlink r:id="rId187">
         <w:r>
           <w:rPr>
             <w:rStyle w:val="Hyperlink"/>
@@ -12989,8 +13021,8 @@
         </w:r>
       </w:hyperlink>
     </w:p>
-    <w:bookmarkEnd w:id="187"/>
-    <w:bookmarkStart w:id="189" w:name="ref-xzGMRp7K"/>
+    <w:bookmarkEnd w:id="188"/>
+    <w:bookmarkStart w:id="190" w:name="ref-xzGMRp7K"/>
     <w:p>
       <w:pPr>
         <w:pStyle w:val="Bibliography"/>
@@ -13020,7 +13052,7 @@
       <w:r>
         <w:t xml:space="preserve"> </w:t>
       </w:r>
-      <w:hyperlink r:id="rId188">
+      <w:hyperlink r:id="rId189">
         <w:r>
           <w:rPr>
             <w:rStyle w:val="Hyperlink"/>
@@ -13029,8 +13061,8 @@
         </w:r>
       </w:hyperlink>
     </w:p>
-    <w:bookmarkEnd w:id="189"/>
-    <w:bookmarkStart w:id="191" w:name="ref-357xwz03"/>
+    <w:bookmarkEnd w:id="190"/>
+    <w:bookmarkStart w:id="192" w:name="ref-357xwz03"/>
     <w:p>
       <w:pPr>
         <w:pStyle w:val="Bibliography"/>
@@ -13060,7 +13092,7 @@
       <w:r>
         <w:t xml:space="preserve"> </w:t>
       </w:r>
-      <w:hyperlink r:id="rId190">
+      <w:hyperlink r:id="rId191">
         <w:r>
           <w:rPr>
             <w:rStyle w:val="Hyperlink"/>
@@ -13069,8 +13101,8 @@
         </w:r>
       </w:hyperlink>
     </w:p>
-    <w:bookmarkEnd w:id="191"/>
-    <w:bookmarkStart w:id="193" w:name="ref-5PCcOebO"/>
+    <w:bookmarkEnd w:id="192"/>
+    <w:bookmarkStart w:id="194" w:name="ref-5PCcOebO"/>
     <w:p>
       <w:pPr>
         <w:pStyle w:val="Bibliography"/>
@@ -13100,7 +13132,7 @@
       <w:r>
         <w:t xml:space="preserve"> </w:t>
       </w:r>
-      <w:hyperlink r:id="rId192">
+      <w:hyperlink r:id="rId193">
         <w:r>
           <w:rPr>
             <w:rStyle w:val="Hyperlink"/>
@@ -13109,8 +13141,8 @@
         </w:r>
       </w:hyperlink>
     </w:p>
-    <w:bookmarkEnd w:id="193"/>
-    <w:bookmarkStart w:id="195" w:name="ref-HskcoXGD"/>
+    <w:bookmarkEnd w:id="194"/>
+    <w:bookmarkStart w:id="196" w:name="ref-HskcoXGD"/>
     <w:p>
       <w:pPr>
         <w:pStyle w:val="Bibliography"/>
@@ -13140,7 +13172,7 @@
       <w:r>
         <w:t xml:space="preserve"> </w:t>
       </w:r>
-      <w:hyperlink r:id="rId194">
+      <w:hyperlink r:id="rId195">
         <w:r>
           <w:rPr>
             <w:rStyle w:val="Hyperlink"/>
@@ -13149,8 +13181,8 @@
         </w:r>
       </w:hyperlink>
     </w:p>
-    <w:bookmarkEnd w:id="195"/>
-    <w:bookmarkStart w:id="197" w:name="ref-1DNwvIpHH"/>
+    <w:bookmarkEnd w:id="196"/>
+    <w:bookmarkStart w:id="198" w:name="ref-1DNwvIpHH"/>
     <w:p>
       <w:pPr>
         <w:pStyle w:val="Bibliography"/>
@@ -13180,7 +13212,7 @@
       <w:r>
         <w:t xml:space="preserve"> </w:t>
       </w:r>
-      <w:hyperlink r:id="rId196">
+      <w:hyperlink r:id="rId197">
         <w:r>
           <w:rPr>
             <w:rStyle w:val="Hyperlink"/>
@@ -13189,8 +13221,8 @@
         </w:r>
       </w:hyperlink>
     </w:p>
-    <w:bookmarkEnd w:id="197"/>
-    <w:bookmarkStart w:id="199" w:name="ref-7Hp0BknI"/>
+    <w:bookmarkEnd w:id="198"/>
+    <w:bookmarkStart w:id="200" w:name="ref-7Hp0BknI"/>
     <w:p>
       <w:pPr>
         <w:pStyle w:val="Bibliography"/>
@@ -13204,7 +13236,7 @@
       <w:r>
         <w:t xml:space="preserve">	</w:t>
       </w:r>
-      <w:hyperlink r:id="rId198">
+      <w:hyperlink r:id="rId199">
         <w:r>
           <w:rPr>
             <w:rStyle w:val="Hyperlink"/>
@@ -13213,8 +13245,8 @@
         </w:r>
       </w:hyperlink>
     </w:p>
-    <w:bookmarkEnd w:id="199"/>
-    <w:bookmarkStart w:id="201" w:name="ref-1RPBIGHO"/>
+    <w:bookmarkEnd w:id="200"/>
+    <w:bookmarkStart w:id="202" w:name="ref-1RPBIGHO"/>
     <w:p>
       <w:pPr>
         <w:pStyle w:val="Bibliography"/>
@@ -13238,7 +13270,7 @@
       <w:r>
         <w:t xml:space="preserve"> </w:t>
       </w:r>
-      <w:hyperlink r:id="rId200">
+      <w:hyperlink r:id="rId201">
         <w:r>
           <w:rPr>
             <w:rStyle w:val="Hyperlink"/>
@@ -13247,8 +13279,8 @@
         </w:r>
       </w:hyperlink>
     </w:p>
-    <w:bookmarkEnd w:id="201"/>
-    <w:bookmarkStart w:id="203" w:name="ref-G8VOcWXk"/>
+    <w:bookmarkEnd w:id="202"/>
+    <w:bookmarkStart w:id="204" w:name="ref-G8VOcWXk"/>
     <w:p>
       <w:pPr>
         <w:pStyle w:val="Bibliography"/>
@@ -13278,7 +13310,7 @@
       <w:r>
         <w:t xml:space="preserve"> </w:t>
       </w:r>
-      <w:hyperlink r:id="rId202">
+      <w:hyperlink r:id="rId203">
         <w:r>
           <w:rPr>
             <w:rStyle w:val="Hyperlink"/>
@@ -13287,8 +13319,8 @@
         </w:r>
       </w:hyperlink>
     </w:p>
-    <w:bookmarkEnd w:id="203"/>
-    <w:bookmarkStart w:id="205" w:name="ref-lZps85Is"/>
+    <w:bookmarkEnd w:id="204"/>
+    <w:bookmarkStart w:id="206" w:name="ref-lZps85Is"/>
     <w:p>
       <w:pPr>
         <w:pStyle w:val="Bibliography"/>
@@ -13312,7 +13344,7 @@
       <w:r>
         <w:t xml:space="preserve"> </w:t>
       </w:r>
-      <w:hyperlink r:id="rId204">
+      <w:hyperlink r:id="rId205">
         <w:r>
           <w:rPr>
             <w:rStyle w:val="Hyperlink"/>
@@ -13321,8 +13353,8 @@
         </w:r>
       </w:hyperlink>
     </w:p>
-    <w:bookmarkEnd w:id="205"/>
-    <w:bookmarkStart w:id="210" w:name="ref-6bzID7xy"/>
+    <w:bookmarkEnd w:id="206"/>
+    <w:bookmarkStart w:id="211" w:name="ref-6bzID7xy"/>
     <w:p>
       <w:pPr>
         <w:pStyle w:val="Bibliography"/>
@@ -13368,7 +13400,7 @@
       <w:r>
         <w:t xml:space="preserve"> </w:t>
       </w:r>
-      <w:hyperlink r:id="rId206">
+      <w:hyperlink r:id="rId207">
         <w:r>
           <w:rPr>
             <w:rStyle w:val="Hyperlink"/>
@@ -13385,7 +13417,7 @@
       <w:r>
         <w:t xml:space="preserve"> </w:t>
       </w:r>
-      <w:hyperlink r:id="rId207">
+      <w:hyperlink r:id="rId208">
         <w:r>
           <w:rPr>
             <w:rStyle w:val="Hyperlink"/>
@@ -13402,7 +13434,7 @@
       <w:r>
         <w:t xml:space="preserve"> </w:t>
       </w:r>
-      <w:hyperlink r:id="rId208">
+      <w:hyperlink r:id="rId209">
         <w:r>
           <w:rPr>
             <w:rStyle w:val="Hyperlink"/>
@@ -13419,7 +13451,7 @@
       <w:r>
         <w:t xml:space="preserve"> </w:t>
       </w:r>
-      <w:hyperlink r:id="rId209">
+      <w:hyperlink r:id="rId210">
         <w:r>
           <w:rPr>
             <w:rStyle w:val="Hyperlink"/>
@@ -13428,8 +13460,8 @@
         </w:r>
       </w:hyperlink>
     </w:p>
-    <w:bookmarkEnd w:id="210"/>
-    <w:bookmarkStart w:id="214" w:name="ref-jdO5tvQv"/>
+    <w:bookmarkEnd w:id="211"/>
+    <w:bookmarkStart w:id="215" w:name="ref-jdO5tvQv"/>
     <w:p>
       <w:pPr>
         <w:pStyle w:val="Bibliography"/>
@@ -13475,7 +13507,7 @@
       <w:r>
         <w:t xml:space="preserve"> </w:t>
       </w:r>
-      <w:hyperlink r:id="rId211">
+      <w:hyperlink r:id="rId212">
         <w:r>
           <w:rPr>
             <w:rStyle w:val="Hyperlink"/>
@@ -13492,7 +13524,7 @@
       <w:r>
         <w:t xml:space="preserve"> </w:t>
       </w:r>
-      <w:hyperlink r:id="rId212">
+      <w:hyperlink r:id="rId213">
         <w:r>
           <w:rPr>
             <w:rStyle w:val="Hyperlink"/>
@@ -13509,7 +13541,7 @@
       <w:r>
         <w:t xml:space="preserve"> </w:t>
       </w:r>
-      <w:hyperlink r:id="rId213">
+      <w:hyperlink r:id="rId214">
         <w:r>
           <w:rPr>
             <w:rStyle w:val="Hyperlink"/>
@@ -13518,8 +13550,8 @@
         </w:r>
       </w:hyperlink>
     </w:p>
-    <w:bookmarkEnd w:id="214"/>
-    <w:bookmarkStart w:id="218" w:name="ref-17Il8lG69"/>
+    <w:bookmarkEnd w:id="215"/>
+    <w:bookmarkStart w:id="219" w:name="ref-17Il8lG69"/>
     <w:p>
       <w:pPr>
         <w:pStyle w:val="Bibliography"/>
@@ -13565,7 +13597,7 @@
       <w:r>
         <w:t xml:space="preserve"> </w:t>
       </w:r>
-      <w:hyperlink r:id="rId215">
+      <w:hyperlink r:id="rId216">
         <w:r>
           <w:rPr>
             <w:rStyle w:val="Hyperlink"/>
@@ -13582,7 +13614,7 @@
       <w:r>
         <w:t xml:space="preserve"> </w:t>
       </w:r>
-      <w:hyperlink r:id="rId216">
+      <w:hyperlink r:id="rId217">
         <w:r>
           <w:rPr>
             <w:rStyle w:val="Hyperlink"/>
@@ -13599,7 +13631,7 @@
       <w:r>
         <w:t xml:space="preserve"> </w:t>
       </w:r>
-      <w:hyperlink r:id="rId217">
+      <w:hyperlink r:id="rId218">
         <w:r>
           <w:rPr>
             <w:rStyle w:val="Hyperlink"/>
@@ -13608,8 +13640,8 @@
         </w:r>
       </w:hyperlink>
     </w:p>
-    <w:bookmarkEnd w:id="218"/>
-    <w:bookmarkStart w:id="223" w:name="ref-6JXI8nr3"/>
+    <w:bookmarkEnd w:id="219"/>
+    <w:bookmarkStart w:id="224" w:name="ref-6JXI8nr3"/>
     <w:p>
       <w:pPr>
         <w:pStyle w:val="Bibliography"/>
@@ -13655,7 +13687,7 @@
       <w:r>
         <w:t xml:space="preserve"> </w:t>
       </w:r>
-      <w:hyperlink r:id="rId219">
+      <w:hyperlink r:id="rId220">
         <w:r>
           <w:rPr>
             <w:rStyle w:val="Hyperlink"/>
@@ -13672,7 +13704,7 @@
       <w:r>
         <w:t xml:space="preserve"> </w:t>
       </w:r>
-      <w:hyperlink r:id="rId220">
+      <w:hyperlink r:id="rId221">
         <w:r>
           <w:rPr>
             <w:rStyle w:val="Hyperlink"/>
@@ -13689,7 +13721,7 @@
       <w:r>
         <w:t xml:space="preserve"> </w:t>
       </w:r>
-      <w:hyperlink r:id="rId221">
+      <w:hyperlink r:id="rId222">
         <w:r>
           <w:rPr>
             <w:rStyle w:val="Hyperlink"/>
@@ -13706,7 +13738,7 @@
       <w:r>
         <w:t xml:space="preserve"> </w:t>
       </w:r>
-      <w:hyperlink r:id="rId222">
+      <w:hyperlink r:id="rId223">
         <w:r>
           <w:rPr>
             <w:rStyle w:val="Hyperlink"/>
@@ -13715,8 +13747,8 @@
         </w:r>
       </w:hyperlink>
     </w:p>
-    <w:bookmarkEnd w:id="223"/>
-    <w:bookmarkStart w:id="228" w:name="ref-LPzMSDi7"/>
+    <w:bookmarkEnd w:id="224"/>
+    <w:bookmarkStart w:id="229" w:name="ref-LPzMSDi7"/>
     <w:p>
       <w:pPr>
         <w:pStyle w:val="Bibliography"/>
@@ -13762,7 +13794,7 @@
       <w:r>
         <w:t xml:space="preserve"> </w:t>
       </w:r>
-      <w:hyperlink r:id="rId224">
+      <w:hyperlink r:id="rId225">
         <w:r>
           <w:rPr>
             <w:rStyle w:val="Hyperlink"/>
@@ -13779,7 +13811,7 @@
       <w:r>
         <w:t xml:space="preserve"> </w:t>
       </w:r>
-      <w:hyperlink r:id="rId225">
+      <w:hyperlink r:id="rId226">
         <w:r>
           <w:rPr>
             <w:rStyle w:val="Hyperlink"/>
@@ -13796,7 +13828,7 @@
       <w:r>
         <w:t xml:space="preserve"> </w:t>
       </w:r>
-      <w:hyperlink r:id="rId226">
+      <w:hyperlink r:id="rId227">
         <w:r>
           <w:rPr>
             <w:rStyle w:val="Hyperlink"/>
@@ -13813,7 +13845,7 @@
       <w:r>
         <w:t xml:space="preserve"> </w:t>
       </w:r>
-      <w:hyperlink r:id="rId227">
+      <w:hyperlink r:id="rId228">
         <w:r>
           <w:rPr>
             <w:rStyle w:val="Hyperlink"/>
@@ -13822,8 +13854,8 @@
         </w:r>
       </w:hyperlink>
     </w:p>
-    <w:bookmarkEnd w:id="228"/>
-    <w:bookmarkStart w:id="232" w:name="ref-4FyiVL0L"/>
+    <w:bookmarkEnd w:id="229"/>
+    <w:bookmarkStart w:id="233" w:name="ref-4FyiVL0L"/>
     <w:p>
       <w:pPr>
         <w:pStyle w:val="Bibliography"/>
@@ -13869,7 +13901,7 @@
       <w:r>
         <w:t xml:space="preserve"> </w:t>
       </w:r>
-      <w:hyperlink r:id="rId229">
+      <w:hyperlink r:id="rId230">
         <w:r>
           <w:rPr>
             <w:rStyle w:val="Hyperlink"/>
@@ -13886,7 +13918,7 @@
       <w:r>
         <w:t xml:space="preserve"> </w:t>
       </w:r>
-      <w:hyperlink r:id="rId230">
+      <w:hyperlink r:id="rId231">
         <w:r>
           <w:rPr>
             <w:rStyle w:val="Hyperlink"/>
@@ -13903,7 +13935,7 @@
       <w:r>
         <w:t xml:space="preserve"> </w:t>
       </w:r>
-      <w:hyperlink r:id="rId231">
+      <w:hyperlink r:id="rId232">
         <w:r>
           <w:rPr>
             <w:rStyle w:val="Hyperlink"/>
@@ -13912,8 +13944,8 @@
         </w:r>
       </w:hyperlink>
     </w:p>
-    <w:bookmarkEnd w:id="232"/>
-    <w:bookmarkStart w:id="237" w:name="ref-PLmDFZrm"/>
+    <w:bookmarkEnd w:id="233"/>
+    <w:bookmarkStart w:id="238" w:name="ref-PLmDFZrm"/>
     <w:p>
       <w:pPr>
         <w:pStyle w:val="Bibliography"/>
@@ -13959,7 +13991,7 @@
       <w:r>
         <w:t xml:space="preserve"> </w:t>
       </w:r>
-      <w:hyperlink r:id="rId233">
+      <w:hyperlink r:id="rId234">
         <w:r>
           <w:rPr>
             <w:rStyle w:val="Hyperlink"/>
@@ -13976,7 +14008,7 @@
       <w:r>
         <w:t xml:space="preserve"> </w:t>
       </w:r>
-      <w:hyperlink r:id="rId234">
+      <w:hyperlink r:id="rId235">
         <w:r>
           <w:rPr>
             <w:rStyle w:val="Hyperlink"/>
@@ -13993,7 +14025,7 @@
       <w:r>
         <w:t xml:space="preserve"> </w:t>
       </w:r>
-      <w:hyperlink r:id="rId235">
+      <w:hyperlink r:id="rId236">
         <w:r>
           <w:rPr>
             <w:rStyle w:val="Hyperlink"/>
@@ -14010,7 +14042,7 @@
       <w:r>
         <w:t xml:space="preserve"> </w:t>
       </w:r>
-      <w:hyperlink r:id="rId236">
+      <w:hyperlink r:id="rId237">
         <w:r>
           <w:rPr>
             <w:rStyle w:val="Hyperlink"/>
@@ -14019,8 +14051,8 @@
         </w:r>
       </w:hyperlink>
     </w:p>
-    <w:bookmarkEnd w:id="237"/>
-    <w:bookmarkStart w:id="242" w:name="ref-1DbAlWpO1"/>
+    <w:bookmarkEnd w:id="238"/>
+    <w:bookmarkStart w:id="243" w:name="ref-1DbAlWpO1"/>
     <w:p>
       <w:pPr>
         <w:pStyle w:val="Bibliography"/>
@@ -14066,7 +14098,7 @@
       <w:r>
         <w:t xml:space="preserve"> </w:t>
       </w:r>
-      <w:hyperlink r:id="rId238">
+      <w:hyperlink r:id="rId239">
         <w:r>
           <w:rPr>
             <w:rStyle w:val="Hyperlink"/>
@@ -14083,7 +14115,7 @@
       <w:r>
         <w:t xml:space="preserve"> </w:t>
       </w:r>
-      <w:hyperlink r:id="rId239">
+      <w:hyperlink r:id="rId240">
         <w:r>
           <w:rPr>
             <w:rStyle w:val="Hyperlink"/>
@@ -14100,7 +14132,7 @@
       <w:r>
         <w:t xml:space="preserve"> </w:t>
       </w:r>
-      <w:hyperlink r:id="rId240">
+      <w:hyperlink r:id="rId241">
         <w:r>
           <w:rPr>
             <w:rStyle w:val="Hyperlink"/>
@@ -14117,7 +14149,7 @@
       <w:r>
         <w:t xml:space="preserve"> </w:t>
       </w:r>
-      <w:hyperlink r:id="rId241">
+      <w:hyperlink r:id="rId242">
         <w:r>
           <w:rPr>
             <w:rStyle w:val="Hyperlink"/>
@@ -14126,8 +14158,8 @@
         </w:r>
       </w:hyperlink>
     </w:p>
-    <w:bookmarkEnd w:id="242"/>
-    <w:bookmarkStart w:id="247" w:name="ref-Qh7xTLwz"/>
+    <w:bookmarkEnd w:id="243"/>
+    <w:bookmarkStart w:id="248" w:name="ref-Qh7xTLwz"/>
     <w:p>
       <w:pPr>
         <w:pStyle w:val="Bibliography"/>
@@ -14173,7 +14205,7 @@
       <w:r>
         <w:t xml:space="preserve"> </w:t>
       </w:r>
-      <w:hyperlink r:id="rId243">
+      <w:hyperlink r:id="rId244">
         <w:r>
           <w:rPr>
             <w:rStyle w:val="Hyperlink"/>
@@ -14190,7 +14222,7 @@
       <w:r>
         <w:t xml:space="preserve"> </w:t>
       </w:r>
-      <w:hyperlink r:id="rId244">
+      <w:hyperlink r:id="rId245">
         <w:r>
           <w:rPr>
             <w:rStyle w:val="Hyperlink"/>
@@ -14207,7 +14239,7 @@
       <w:r>
         <w:t xml:space="preserve"> </w:t>
       </w:r>
-      <w:hyperlink r:id="rId245">
+      <w:hyperlink r:id="rId246">
         <w:r>
           <w:rPr>
             <w:rStyle w:val="Hyperlink"/>
@@ -14224,7 +14256,7 @@
       <w:r>
         <w:t xml:space="preserve"> </w:t>
       </w:r>
-      <w:hyperlink r:id="rId246">
+      <w:hyperlink r:id="rId247">
         <w:r>
           <w:rPr>
             <w:rStyle w:val="Hyperlink"/>
@@ -14233,8 +14265,8 @@
         </w:r>
       </w:hyperlink>
     </w:p>
-    <w:bookmarkEnd w:id="247"/>
-    <w:bookmarkStart w:id="252" w:name="ref-1CtyX4PBc"/>
+    <w:bookmarkEnd w:id="248"/>
+    <w:bookmarkStart w:id="253" w:name="ref-1CtyX4PBc"/>
     <w:p>
       <w:pPr>
         <w:pStyle w:val="Bibliography"/>
@@ -14280,7 +14312,7 @@
       <w:r>
         <w:t xml:space="preserve"> </w:t>
       </w:r>
-      <w:hyperlink r:id="rId248">
+      <w:hyperlink r:id="rId249">
         <w:r>
           <w:rPr>
             <w:rStyle w:val="Hyperlink"/>
@@ -14297,7 +14329,7 @@
       <w:r>
         <w:t xml:space="preserve"> </w:t>
       </w:r>
-      <w:hyperlink r:id="rId249">
+      <w:hyperlink r:id="rId250">
         <w:r>
           <w:rPr>
             <w:rStyle w:val="Hyperlink"/>
@@ -14314,7 +14346,7 @@
       <w:r>
         <w:t xml:space="preserve"> </w:t>
       </w:r>
-      <w:hyperlink r:id="rId250">
+      <w:hyperlink r:id="rId251">
         <w:r>
           <w:rPr>
             <w:rStyle w:val="Hyperlink"/>
@@ -14331,7 +14363,7 @@
       <w:r>
         <w:t xml:space="preserve"> </w:t>
       </w:r>
-      <w:hyperlink r:id="rId251">
+      <w:hyperlink r:id="rId252">
         <w:r>
           <w:rPr>
             <w:rStyle w:val="Hyperlink"/>
@@ -14340,8 +14372,8 @@
         </w:r>
       </w:hyperlink>
     </w:p>
-    <w:bookmarkEnd w:id="252"/>
-    <w:bookmarkStart w:id="257" w:name="ref-Zm82IJ8i"/>
+    <w:bookmarkEnd w:id="253"/>
+    <w:bookmarkStart w:id="258" w:name="ref-Zm82IJ8i"/>
     <w:p>
       <w:pPr>
         <w:pStyle w:val="Bibliography"/>
@@ -14387,7 +14419,7 @@
       <w:r>
         <w:t xml:space="preserve"> </w:t>
       </w:r>
-      <w:hyperlink r:id="rId253">
+      <w:hyperlink r:id="rId254">
         <w:r>
           <w:rPr>
             <w:rStyle w:val="Hyperlink"/>
@@ -14404,7 +14436,7 @@
       <w:r>
         <w:t xml:space="preserve"> </w:t>
       </w:r>
-      <w:hyperlink r:id="rId254">
+      <w:hyperlink r:id="rId255">
         <w:r>
           <w:rPr>
             <w:rStyle w:val="Hyperlink"/>
@@ -14421,7 +14453,7 @@
       <w:r>
         <w:t xml:space="preserve"> </w:t>
       </w:r>
-      <w:hyperlink r:id="rId255">
+      <w:hyperlink r:id="rId256">
         <w:r>
           <w:rPr>
             <w:rStyle w:val="Hyperlink"/>
@@ -14438,7 +14470,7 @@
       <w:r>
         <w:t xml:space="preserve"> </w:t>
       </w:r>
-      <w:hyperlink r:id="rId256">
+      <w:hyperlink r:id="rId257">
         <w:r>
           <w:rPr>
             <w:rStyle w:val="Hyperlink"/>
@@ -14447,8 +14479,8 @@
         </w:r>
       </w:hyperlink>
     </w:p>
-    <w:bookmarkEnd w:id="257"/>
-    <w:bookmarkStart w:id="259" w:name="ref-25Vss8V6"/>
+    <w:bookmarkEnd w:id="258"/>
+    <w:bookmarkStart w:id="260" w:name="ref-25Vss8V6"/>
     <w:p>
       <w:pPr>
         <w:pStyle w:val="Bibliography"/>
@@ -14478,7 +14510,7 @@
       <w:r>
         <w:t xml:space="preserve"> </w:t>
       </w:r>
-      <w:hyperlink r:id="rId258">
+      <w:hyperlink r:id="rId259">
         <w:r>
           <w:rPr>
             <w:rStyle w:val="Hyperlink"/>
@@ -14487,8 +14519,8 @@
         </w:r>
       </w:hyperlink>
     </w:p>
-    <w:bookmarkEnd w:id="259"/>
-    <w:bookmarkStart w:id="261" w:name="ref-OBdrLgEi"/>
+    <w:bookmarkEnd w:id="260"/>
+    <w:bookmarkStart w:id="262" w:name="ref-OBdrLgEi"/>
     <w:p>
       <w:pPr>
         <w:pStyle w:val="Bibliography"/>
@@ -14534,7 +14566,7 @@
       <w:r>
         <w:t xml:space="preserve"> </w:t>
       </w:r>
-      <w:hyperlink r:id="rId260">
+      <w:hyperlink r:id="rId261">
         <w:r>
           <w:rPr>
             <w:rStyle w:val="Hyperlink"/>
@@ -14543,8 +14575,8 @@
         </w:r>
       </w:hyperlink>
     </w:p>
-    <w:bookmarkEnd w:id="261"/>
-    <w:bookmarkStart w:id="266" w:name="ref-wLqXKbX0"/>
+    <w:bookmarkEnd w:id="262"/>
+    <w:bookmarkStart w:id="267" w:name="ref-wLqXKbX0"/>
     <w:p>
       <w:pPr>
         <w:pStyle w:val="Bibliography"/>
@@ -14590,7 +14622,7 @@
       <w:r>
         <w:t xml:space="preserve"> </w:t>
       </w:r>
-      <w:hyperlink r:id="rId262">
+      <w:hyperlink r:id="rId263">
         <w:r>
           <w:rPr>
             <w:rStyle w:val="Hyperlink"/>
@@ -14607,7 +14639,7 @@
       <w:r>
         <w:t xml:space="preserve"> </w:t>
       </w:r>
-      <w:hyperlink r:id="rId263">
+      <w:hyperlink r:id="rId264">
         <w:r>
           <w:rPr>
             <w:rStyle w:val="Hyperlink"/>
@@ -14624,7 +14656,7 @@
       <w:r>
         <w:t xml:space="preserve"> </w:t>
       </w:r>
-      <w:hyperlink r:id="rId264">
+      <w:hyperlink r:id="rId265">
         <w:r>
           <w:rPr>
             <w:rStyle w:val="Hyperlink"/>
@@ -14641,7 +14673,7 @@
       <w:r>
         <w:t xml:space="preserve"> </w:t>
       </w:r>
-      <w:hyperlink r:id="rId265">
+      <w:hyperlink r:id="rId266">
         <w:r>
           <w:rPr>
             <w:rStyle w:val="Hyperlink"/>
@@ -14650,8 +14682,8 @@
         </w:r>
       </w:hyperlink>
     </w:p>
-    <w:bookmarkEnd w:id="266"/>
-    <w:bookmarkStart w:id="268" w:name="ref-1F6T2R1US"/>
+    <w:bookmarkEnd w:id="267"/>
+    <w:bookmarkStart w:id="269" w:name="ref-1F6T2R1US"/>
     <w:p>
       <w:pPr>
         <w:pStyle w:val="Bibliography"/>
@@ -14675,7 +14707,7 @@
       <w:r>
         <w:t xml:space="preserve"> </w:t>
       </w:r>
-      <w:hyperlink r:id="rId267">
+      <w:hyperlink r:id="rId268">
         <w:r>
           <w:rPr>
             <w:rStyle w:val="Hyperlink"/>
@@ -14684,8 +14716,8 @@
         </w:r>
       </w:hyperlink>
     </w:p>
-    <w:bookmarkEnd w:id="268"/>
-    <w:bookmarkStart w:id="271" w:name="ref-Itg3E5LR"/>
+    <w:bookmarkEnd w:id="269"/>
+    <w:bookmarkStart w:id="272" w:name="ref-Itg3E5LR"/>
     <w:p>
       <w:pPr>
         <w:pStyle w:val="Bibliography"/>
@@ -14731,7 +14763,7 @@
       <w:r>
         <w:t xml:space="preserve"> </w:t>
       </w:r>
-      <w:hyperlink r:id="rId269">
+      <w:hyperlink r:id="rId270">
         <w:r>
           <w:rPr>
             <w:rStyle w:val="Hyperlink"/>
@@ -14748,7 +14780,7 @@
       <w:r>
         <w:t xml:space="preserve"> </w:t>
       </w:r>
-      <w:hyperlink r:id="rId270">
+      <w:hyperlink r:id="rId271">
         <w:r>
           <w:rPr>
             <w:rStyle w:val="Hyperlink"/>
@@ -14757,8 +14789,8 @@
         </w:r>
       </w:hyperlink>
     </w:p>
-    <w:bookmarkEnd w:id="271"/>
-    <w:bookmarkStart w:id="273" w:name="ref-m2V3EjGk"/>
+    <w:bookmarkEnd w:id="272"/>
+    <w:bookmarkStart w:id="274" w:name="ref-m2V3EjGk"/>
     <w:p>
       <w:pPr>
         <w:pStyle w:val="Bibliography"/>
@@ -14782,7 +14814,7 @@
       <w:r>
         <w:t xml:space="preserve"> </w:t>
       </w:r>
-      <w:hyperlink r:id="rId272">
+      <w:hyperlink r:id="rId273">
         <w:r>
           <w:rPr>
             <w:rStyle w:val="Hyperlink"/>
@@ -14791,8 +14823,8 @@
         </w:r>
       </w:hyperlink>
     </w:p>
-    <w:bookmarkEnd w:id="273"/>
-    <w:bookmarkStart w:id="278" w:name="ref-SG7hkOBQ"/>
+    <w:bookmarkEnd w:id="274"/>
+    <w:bookmarkStart w:id="279" w:name="ref-SG7hkOBQ"/>
     <w:p>
       <w:pPr>
         <w:pStyle w:val="Bibliography"/>
@@ -14838,7 +14870,7 @@
       <w:r>
         <w:t xml:space="preserve"> </w:t>
       </w:r>
-      <w:hyperlink r:id="rId274">
+      <w:hyperlink r:id="rId275">
         <w:r>
           <w:rPr>
             <w:rStyle w:val="Hyperlink"/>
@@ -14855,7 +14887,7 @@
       <w:r>
         <w:t xml:space="preserve"> </w:t>
       </w:r>
-      <w:hyperlink r:id="rId275">
+      <w:hyperlink r:id="rId276">
         <w:r>
           <w:rPr>
             <w:rStyle w:val="Hyperlink"/>
@@ -14872,7 +14904,7 @@
       <w:r>
         <w:t xml:space="preserve"> </w:t>
       </w:r>
-      <w:hyperlink r:id="rId276">
+      <w:hyperlink r:id="rId277">
         <w:r>
           <w:rPr>
             <w:rStyle w:val="Hyperlink"/>
@@ -14889,7 +14921,7 @@
       <w:r>
         <w:t xml:space="preserve"> </w:t>
       </w:r>
-      <w:hyperlink r:id="rId277">
+      <w:hyperlink r:id="rId278">
         <w:r>
           <w:rPr>
             <w:rStyle w:val="Hyperlink"/>
@@ -14898,8 +14930,8 @@
         </w:r>
       </w:hyperlink>
     </w:p>
-    <w:bookmarkEnd w:id="278"/>
-    <w:bookmarkStart w:id="283" w:name="ref-PwGLBfTx"/>
+    <w:bookmarkEnd w:id="279"/>
+    <w:bookmarkStart w:id="284" w:name="ref-PwGLBfTx"/>
     <w:p>
       <w:pPr>
         <w:pStyle w:val="Bibliography"/>
@@ -14945,7 +14977,7 @@
       <w:r>
         <w:t xml:space="preserve"> </w:t>
       </w:r>
-      <w:hyperlink r:id="rId279">
+      <w:hyperlink r:id="rId280">
         <w:r>
           <w:rPr>
             <w:rStyle w:val="Hyperlink"/>
@@ -14962,7 +14994,7 @@
       <w:r>
         <w:t xml:space="preserve"> </w:t>
       </w:r>
-      <w:hyperlink r:id="rId280">
+      <w:hyperlink r:id="rId281">
         <w:r>
           <w:rPr>
             <w:rStyle w:val="Hyperlink"/>
@@ -14979,7 +15011,7 @@
       <w:r>
         <w:t xml:space="preserve"> </w:t>
       </w:r>
-      <w:hyperlink r:id="rId281">
+      <w:hyperlink r:id="rId282">
         <w:r>
           <w:rPr>
             <w:rStyle w:val="Hyperlink"/>
@@ -14996,7 +15028,7 @@
       <w:r>
         <w:t xml:space="preserve"> </w:t>
       </w:r>
-      <w:hyperlink r:id="rId282">
+      <w:hyperlink r:id="rId283">
         <w:r>
           <w:rPr>
             <w:rStyle w:val="Hyperlink"/>
@@ -15005,8 +15037,8 @@
         </w:r>
       </w:hyperlink>
     </w:p>
-    <w:bookmarkEnd w:id="283"/>
-    <w:bookmarkStart w:id="285" w:name="ref-14UYP3CHZ"/>
+    <w:bookmarkEnd w:id="284"/>
+    <w:bookmarkStart w:id="286" w:name="ref-14UYP3CHZ"/>
     <w:p>
       <w:pPr>
         <w:pStyle w:val="Bibliography"/>
@@ -15020,7 +15052,7 @@
       <w:r>
         <w:t xml:space="preserve">	</w:t>
       </w:r>
-      <w:hyperlink r:id="rId284">
+      <w:hyperlink r:id="rId285">
         <w:r>
           <w:rPr>
             <w:rStyle w:val="Hyperlink"/>
@@ -15029,8 +15061,8 @@
         </w:r>
       </w:hyperlink>
     </w:p>
-    <w:bookmarkEnd w:id="285"/>
-    <w:bookmarkStart w:id="288" w:name="ref-15Np0MfkZ"/>
+    <w:bookmarkEnd w:id="286"/>
+    <w:bookmarkStart w:id="289" w:name="ref-15Np0MfkZ"/>
     <w:p>
       <w:pPr>
         <w:pStyle w:val="Bibliography"/>
@@ -15076,7 +15108,7 @@
       <w:r>
         <w:t xml:space="preserve"> </w:t>
       </w:r>
-      <w:hyperlink r:id="rId286">
+      <w:hyperlink r:id="rId287">
         <w:r>
           <w:rPr>
             <w:rStyle w:val="Hyperlink"/>
@@ -15093,34 +15125,34 @@
       <w:r>
         <w:t xml:space="preserve"> </w:t>
       </w:r>
+      <w:hyperlink r:id="rId288">
+        <w:r>
+          <w:rPr>
+            <w:rStyle w:val="Hyperlink"/>
+          </w:rPr>
+          <w:t xml:space="preserve">10.1016/j.evalprogplan.2019.02.011</w:t>
+        </w:r>
+      </w:hyperlink>
+      <w:r>
+        <w:t xml:space="preserve"> </w:t>
+      </w:r>
+      <w:r>
+        <w:t xml:space="preserve">· PMID:</w:t>
+      </w:r>
+      <w:r>
+        <w:t xml:space="preserve"> </w:t>
+      </w:r>
       <w:hyperlink r:id="rId287">
         <w:r>
           <w:rPr>
             <w:rStyle w:val="Hyperlink"/>
           </w:rPr>
-          <w:t xml:space="preserve">10.1016/j.evalprogplan.2019.02.011</w:t>
-        </w:r>
-      </w:hyperlink>
-      <w:r>
-        <w:t xml:space="preserve"> </w:t>
-      </w:r>
-      <w:r>
-        <w:t xml:space="preserve">· PMID:</w:t>
-      </w:r>
-      <w:r>
-        <w:t xml:space="preserve"> </w:t>
-      </w:r>
-      <w:hyperlink r:id="rId286">
-        <w:r>
-          <w:rPr>
-            <w:rStyle w:val="Hyperlink"/>
-          </w:rPr>
           <w:t xml:space="preserve">30861395</w:t>
         </w:r>
       </w:hyperlink>
     </w:p>
-    <w:bookmarkEnd w:id="288"/>
-    <w:bookmarkStart w:id="293" w:name="ref-auR6lgQZ"/>
+    <w:bookmarkEnd w:id="289"/>
+    <w:bookmarkStart w:id="294" w:name="ref-auR6lgQZ"/>
     <w:p>
       <w:pPr>
         <w:pStyle w:val="Bibliography"/>
@@ -15166,7 +15198,7 @@
       <w:r>
         <w:t xml:space="preserve"> </w:t>
       </w:r>
-      <w:hyperlink r:id="rId289">
+      <w:hyperlink r:id="rId290">
         <w:r>
           <w:rPr>
             <w:rStyle w:val="Hyperlink"/>
@@ -15183,7 +15215,7 @@
       <w:r>
         <w:t xml:space="preserve"> </w:t>
       </w:r>
-      <w:hyperlink r:id="rId290">
+      <w:hyperlink r:id="rId291">
         <w:r>
           <w:rPr>
             <w:rStyle w:val="Hyperlink"/>
@@ -15200,7 +15232,7 @@
       <w:r>
         <w:t xml:space="preserve"> </w:t>
       </w:r>
-      <w:hyperlink r:id="rId291">
+      <w:hyperlink r:id="rId292">
         <w:r>
           <w:rPr>
             <w:rStyle w:val="Hyperlink"/>
@@ -15217,7 +15249,7 @@
       <w:r>
         <w:t xml:space="preserve"> </w:t>
       </w:r>
-      <w:hyperlink r:id="rId292">
+      <w:hyperlink r:id="rId293">
         <w:r>
           <w:rPr>
             <w:rStyle w:val="Hyperlink"/>
@@ -15226,8 +15258,8 @@
         </w:r>
       </w:hyperlink>
     </w:p>
-    <w:bookmarkEnd w:id="293"/>
-    <w:bookmarkStart w:id="295" w:name="ref-v5liZElp"/>
+    <w:bookmarkEnd w:id="294"/>
+    <w:bookmarkStart w:id="296" w:name="ref-v5liZElp"/>
     <w:p>
       <w:pPr>
         <w:pStyle w:val="Bibliography"/>
@@ -15251,7 +15283,7 @@
       <w:r>
         <w:t xml:space="preserve"> </w:t>
       </w:r>
-      <w:hyperlink r:id="rId294">
+      <w:hyperlink r:id="rId295">
         <w:r>
           <w:rPr>
             <w:rStyle w:val="Hyperlink"/>
@@ -15260,8 +15292,8 @@
         </w:r>
       </w:hyperlink>
     </w:p>
-    <w:bookmarkEnd w:id="295"/>
-    <w:bookmarkStart w:id="297" w:name="ref-vaelCcuM"/>
+    <w:bookmarkEnd w:id="296"/>
+    <w:bookmarkStart w:id="298" w:name="ref-vaelCcuM"/>
     <w:p>
       <w:pPr>
         <w:pStyle w:val="Bibliography"/>
@@ -15285,7 +15317,7 @@
       <w:r>
         <w:t xml:space="preserve"> </w:t>
       </w:r>
-      <w:hyperlink r:id="rId296">
+      <w:hyperlink r:id="rId297">
         <w:r>
           <w:rPr>
             <w:rStyle w:val="Hyperlink"/>
@@ -15294,9 +15326,9 @@
         </w:r>
       </w:hyperlink>
     </w:p>
-    <w:bookmarkEnd w:id="297"/>
     <w:bookmarkEnd w:id="298"/>
     <w:bookmarkEnd w:id="299"/>
+    <w:bookmarkEnd w:id="300"/>
     <w:sectPr>
       <w:pgSz w:h="15840" w:w="12240"/>
       <w:pgMar w:bottom="1440" w:footer="720" w:gutter="0" w:header="720" w:left="1440" w:right="1440" w:top="1440"/>

--- a/manuscript.docx
+++ b/manuscript.docx
@@ -230,310 +230,9 @@
         <w:t xml:space="preserve">web analytics data across the portfolio.</w:t>
       </w:r>
     </w:p>
-    <w:tbl>
-      <w:tblPr>
-        <w:tblStyle w:val="Table"/>
-        <w:tblInd w:w="164" w:type="dxa"/>
-        <w:tblBorders>
-          <w:left w:val="single" w:sz="24" w:space="0" w:color="0758E5"/>
-        </w:tblBorders>
-        <w:tblCellMar>
-          <w:left w:w="0" w:type="dxa"/>
-          <w:right w:w="0" w:type="dxa"/>
-        </w:tblCellMar>
-        <w:tblLook w:firstRow="0" w:lastRow="0" w:firstColumn="0" w:lastColumn="0" w:noHBand="0" w:noVBand="0" w:val="0000"/>
-      </w:tblPr>
-      <w:tblGrid>
-        <w:gridCol w:w="7920"/>
-      </w:tblGrid>
-      <w:tr>
-        <w:trPr>
-          <w:cantSplit/>
-        </w:trPr>
-        <w:tc>
-          <w:tcPr>
-            <w:tcMar>
-              <w:left w:w="144" w:type="dxa"/>
-              <w:right w:w="144" w:type="dxa"/>
-            </w:tcMar>
-          </w:tcPr>
-          <w:p>
-            <w:pPr>
-              <w:pStyle w:val="FirstParagraph"/>
-            </w:pPr>
-            <w:pPr>
-              <w:spacing w:before="0" w:after="8"/>
-              <w:jc w:val="center"/>
-            </w:pPr>
-            <w:r>
-              <w:drawing>
-                <wp:inline>
-                  <wp:extent cx="152400" cy="152400"/>
-                  <wp:effectExtent b="0" l="0" r="0" t="0"/>
-                  <wp:docPr descr="" title="" id="10" name="Picture"/>
-                  <a:graphic>
-                    <a:graphicData uri="http://schemas.openxmlformats.org/drawingml/2006/picture">
-                      <pic:pic>
-                        <pic:nvPicPr>
-                          <pic:cNvPr descr="/opt/quarto/share/formats/docx/note.png" id="11" name="Picture"/>
-                          <pic:cNvPicPr>
-                            <a:picLocks noChangeArrowheads="1" noChangeAspect="1"/>
-                          </pic:cNvPicPr>
-                        </pic:nvPicPr>
-                        <pic:blipFill>
-                          <a:blip r:embed="rId9"/>
-                          <a:stretch>
-                            <a:fillRect/>
-                          </a:stretch>
-                        </pic:blipFill>
-                        <pic:spPr bwMode="auto">
-                          <a:xfrm>
-                            <a:off x="0" y="0"/>
-                            <a:ext cx="152400" cy="152400"/>
-                          </a:xfrm>
-                          <a:prstGeom prst="rect">
-                            <a:avLst/>
-                          </a:prstGeom>
-                          <a:noFill/>
-                          <a:ln w="9525">
-                            <a:noFill/>
-                            <a:headEnd/>
-                            <a:tailEnd/>
-                          </a:ln>
-                        </pic:spPr>
-                      </pic:pic>
-                    </a:graphicData>
-                  </a:graphic>
-                </wp:inline>
-              </w:drawing>
-            </w:r>
-          </w:p>
-        </w:tc>
-        <w:tc>
-          <w:p>
-            <w:pPr>
-              <w:pStyle w:val="BodyText"/>
-            </w:pPr>
-            <w:pPr>
-              <w:spacing w:before="16" w:after="64"/>
-            </w:pPr>
-            <w:r>
-              <w:rPr>
-                <w:b/>
-                <w:bCs/>
-              </w:rPr>
-              <w:t xml:space="preserve">Highlights</w:t>
-            </w:r>
-          </w:p>
-          <w:p>
-            <w:pPr>
-              <w:pStyle w:val="Compact"/>
-              <w:numPr>
-                <w:ilvl w:val="0"/>
-                <w:numId w:val="1001"/>
-              </w:numPr>
-            </w:pPr>
-            <w:r>
-              <w:t xml:space="preserve">NIH’s federated biomedical data ecosystems track different metrics in different ways, which blocks portfolio-level comparison and evidence-driven funding decisions.</w:t>
-            </w:r>
-          </w:p>
-          <w:p>
-            <w:pPr>
-              <w:pStyle w:val="Compact"/>
-              <w:numPr>
-                <w:ilvl w:val="0"/>
-                <w:numId w:val="1001"/>
-              </w:numPr>
-            </w:pPr>
-            <w:r>
-              <w:t xml:space="preserve">Three prioritization frameworks long familiar in product strategy (public value, scientific quality, operations and finance) carry over cleanly to research data resources.</w:t>
-            </w:r>
-          </w:p>
-          <w:p>
-            <w:pPr>
-              <w:pStyle w:val="Compact"/>
-              <w:numPr>
-                <w:ilvl w:val="0"/>
-                <w:numId w:val="1001"/>
-              </w:numPr>
-            </w:pPr>
-            <w:r>
-              <w:t xml:space="preserve">Which framework dominates depends on the resource’s lifecycle phase; uniform metric panels across phases misallocate funding.</w:t>
-            </w:r>
-          </w:p>
-          <w:p>
-            <w:pPr>
-              <w:pStyle w:val="Compact"/>
-              <w:numPr>
-                <w:ilvl w:val="0"/>
-                <w:numId w:val="1001"/>
-              </w:numPr>
-            </w:pPr>
-            <w:r>
-              <w:t xml:space="preserve">Fewer than 30% of secondary analyses formally cite their source data, so raw citation counts systematically understate reuse.</w:t>
-            </w:r>
-          </w:p>
-          <w:p>
-            <w:pPr>
-              <w:pStyle w:val="Compact"/>
-              <w:numPr>
-                <w:ilvl w:val="0"/>
-                <w:numId w:val="1001"/>
-              </w:numPr>
-            </w:pPr>
-            <w:r>
-              <w:t xml:space="preserve">A portfolio-wide dashboard at the NIH Common Fund Data Ecosystem now operationalizes the model across 19 programs in near real time.</w:t>
-            </w:r>
-          </w:p>
-        </w:tc>
-      </w:tr>
-    </w:tbl>
     <w:p>
       <w:pPr>
         <w:pStyle w:val="FirstParagraph"/>
-      </w:pPr>
-      <w:r>
-        <w:t xml:space="preserve"> </w:t>
-      </w:r>
-    </w:p>
-    <w:tbl>
-      <w:tblPr>
-        <w:tblStyle w:val="Table"/>
-        <w:tblLook w:firstRow="0" w:lastRow="0" w:firstColumn="0" w:lastColumn="0" w:noHBand="0" w:noVBand="0" w:val="0000"/>
-        <w:tblBorders>
-          <w:top w:val="single" w:sz="4" w:space="0" w:color="0758E5"/>
-          <w:left w:val="single" w:sz="24" w:space="0" w:color="0758E5"/>
-          <w:bottom w:val="single" w:sz="4" w:space="0" w:color="0758E5"/>
-          <w:right w:val="single" w:sz="4" w:space="0" w:color="0758E5"/>
-        </w:tblBorders>
-        <w:tblCellMar>
-          <w:left w:w="144" w:type="dxa"/>
-          <w:right w:w="144" w:type="dxa"/>
-        </w:tblCellMar>
-        <w:tblLook w:firstRow="0" w:lastRow="0" w:firstColumn="0" w:lastColumn="0" w:noHBand="0" w:noVBand="0" w:val="0000"/>
-      </w:tblPr>
-      <w:tr>
-        <w:trPr>
-          <w:cantSplit/>
-        </w:trPr>
-        <w:tc>
-          <w:tcPr>
-            <w:shd w:color="auto" w:fill="dae6fb" w:val="clear"/>
-            <w:tcMar>
-              <w:top w:w="92" w:type="dxa"/>
-              <w:bottom w:w="92" w:type="dxa"/>
-            </w:tcMar>
-          </w:tcPr>
-          <w:p>
-            <w:pPr>
-              <w:pStyle w:val="BodyText"/>
-            </w:pPr>
-            <w:pPr>
-              <w:spacing w:before="0" w:after="0"/>
-              <w:textAlignment w:val="center"/>
-            </w:pPr>
-            <w:r>
-              <w:drawing>
-                <wp:inline>
-                  <wp:extent cx="152400" cy="152400"/>
-                  <wp:effectExtent b="0" l="0" r="0" t="0"/>
-                  <wp:docPr descr="" title="" id="12" name="Picture"/>
-                  <a:graphic>
-                    <a:graphicData uri="http://schemas.openxmlformats.org/drawingml/2006/picture">
-                      <pic:pic>
-                        <pic:nvPicPr>
-                          <pic:cNvPr descr="/opt/quarto/share/formats/docx/note.png" id="13" name="Picture"/>
-                          <pic:cNvPicPr>
-                            <a:picLocks noChangeArrowheads="1" noChangeAspect="1"/>
-                          </pic:cNvPicPr>
-                        </pic:nvPicPr>
-                        <pic:blipFill>
-                          <a:blip r:embed="rId9"/>
-                          <a:stretch>
-                            <a:fillRect/>
-                          </a:stretch>
-                        </pic:blipFill>
-                        <pic:spPr bwMode="auto">
-                          <a:xfrm>
-                            <a:off x="0" y="0"/>
-                            <a:ext cx="152400" cy="152400"/>
-                          </a:xfrm>
-                          <a:prstGeom prst="rect">
-                            <a:avLst/>
-                          </a:prstGeom>
-                          <a:noFill/>
-                          <a:ln w="9525">
-                            <a:noFill/>
-                            <a:headEnd/>
-                            <a:tailEnd/>
-                          </a:ln>
-                        </pic:spPr>
-                      </pic:pic>
-                    </a:graphicData>
-                  </a:graphic>
-                </wp:inline>
-              </w:drawing>
-            </w:r>
-            <w:r>
-              <w:t xml:space="preserve"> </w:t>
-            </w:r>
-            <w:r>
-              <w:t xml:space="preserve"> </w:t>
-            </w:r>
-            <w:r>
-              <w:t xml:space="preserve">Significance</w:t>
-            </w:r>
-          </w:p>
-        </w:tc>
-      </w:tr>
-      <w:tr>
-        <w:trPr>
-          <w:cantSplit/>
-        </w:trPr>
-        <w:tc>
-          <w:tcPr>
-            <w:tcMar>
-              <w:top w:w="108" w:type="dxa"/>
-              <w:bottom w:w="108" w:type="dxa"/>
-            </w:tcMar>
-          </w:tcPr>
-          <w:p>
-            <w:pPr>
-              <w:pStyle w:val="BodyText"/>
-            </w:pPr>
-            <w:pPr>
-              <w:spacing w:before="16"/>
-            </w:pPr>
-            <w:r>
-              <w:t xml:space="preserve">Public data ecosystems are central infrastructure across biology, medicine, and the data sciences, but whether any given resource is succeeding mostly goes unanswered. Each funded program tracks its own metrics in its own way, which makes portfolio-level comparison effectively impossible.</w:t>
-            </w:r>
-          </w:p>
-          <w:p>
-            <w:pPr>
-              <w:pStyle w:val="BodyText"/>
-            </w:pPr>
-            <w:r>
-              <w:t xml:space="preserve">Three prioritization frameworks long familiar in product strategy (public value, scientific quality, operations and finance) carry over cleanly to research data resources. Their relative weight shifts predictably across a resource’s lifecycle. Uniform metric panels ignore that shift and misallocate funding as a result.</w:t>
-            </w:r>
-          </w:p>
-          <w:p>
-            <w:pPr>
-              <w:pStyle w:val="BodyText"/>
-            </w:pPr>
-            <w:pPr>
-              <w:spacing w:after="16"/>
-            </w:pPr>
-            <w:r>
-              <w:t xml:space="preserve">We ground the argument in the NIH Common Fund Data Ecosystem, where a portfolio-wide dashboard now operationalizes the model across 19 programs. The framework generalizes to every federated biomedical data ecosystem and gives evaluators a shared vocabulary, instead of forcing each program to invent its own.</w:t>
-            </w:r>
-          </w:p>
-          <w:p/>
-        </w:tc>
-      </w:tr>
-    </w:tbl>
-    <w:p>
-      <w:pPr>
-        <w:pStyle w:val="BodyText"/>
       </w:pPr>
       <w:r>
         <w:t xml:space="preserve">Public biomedical data resources have become central infrastructure for biology, medicine, and the data sciences.</w:t>
@@ -699,7 +398,7 @@
         <w:t xml:space="preserve">We use the CFDE as motivating case study and operational testbed, and describe the Integration and Coordination Center’s (ICC) first portfolio-wide dashboard, which operationalizes the model in near real time.</w:t>
       </w:r>
     </w:p>
-    <w:bookmarkStart w:id="18" w:name="three-frameworks-one-lifecycle"/>
+    <w:bookmarkStart w:id="13" w:name="three-frameworks-one-lifecycle"/>
     <w:p>
       <w:pPr>
         <w:pStyle w:val="Heading3"/>
@@ -909,7 +608,7 @@
       <w:tr>
         <w:tc>
           <w:tcPr/>
-          <w:bookmarkStart w:id="17" w:name="fig-lifecycle_curves"/>
+          <w:bookmarkStart w:id="12" w:name="fig-lifecycle_curves"/>
           <w:p>
             <w:pPr>
               <w:pStyle w:val="Compact"/>
@@ -920,18 +619,18 @@
                 <wp:inline>
                   <wp:extent cx="5334000" cy="3403035"/>
                   <wp:effectExtent b="0" l="0" r="0" t="0"/>
-                  <wp:docPr descr="" title="" id="15" name="Picture"/>
+                  <wp:docPr descr="" title="" id="10" name="Picture"/>
                   <a:graphic>
                     <a:graphicData uri="http://schemas.openxmlformats.org/drawingml/2006/picture">
                       <pic:pic>
                         <pic:nvPicPr>
-                          <pic:cNvPr descr="content/images/figure1_lifecycle_curves.png" id="16" name="Picture"/>
+                          <pic:cNvPr descr="content/images/figure1_lifecycle_curves.png" id="11" name="Picture"/>
                           <pic:cNvPicPr>
                             <a:picLocks noChangeArrowheads="1" noChangeAspect="1"/>
                           </pic:cNvPicPr>
                         </pic:nvPicPr>
                         <pic:blipFill>
-                          <a:blip r:embed="rId14"/>
+                          <a:blip r:embed="rId9"/>
                           <a:stretch>
                             <a:fillRect/>
                           </a:stretch>
@@ -987,7 +686,7 @@
               <w:t xml:space="preserve">imply unimportant.</w:t>
             </w:r>
           </w:p>
-          <w:bookmarkEnd w:id="17"/>
+          <w:bookmarkEnd w:id="12"/>
         </w:tc>
       </w:tr>
     </w:tbl>
@@ -1068,8 +767,8 @@
         <w:t xml:space="preserve">framework covers infrastructure reliability and cost sustainability, including robustness as funding sunsets.</w:t>
       </w:r>
     </w:p>
-    <w:bookmarkEnd w:id="18"/>
-    <w:bookmarkStart w:id="19" w:name="public-value"/>
+    <w:bookmarkEnd w:id="13"/>
+    <w:bookmarkStart w:id="14" w:name="public-value"/>
     <w:p>
       <w:pPr>
         <w:pStyle w:val="Heading3"/>
@@ -1504,8 +1203,8 @@
         <w:t xml:space="preserve">Concrete indicators include the cloud-versus-local analysis ratio, cross-disciplinary co-authorship across Common Fund programs, and the geographic and institutional breadth of the user base, especially participation by early-career investigators from under-resourced institutions.</w:t>
       </w:r>
     </w:p>
-    <w:bookmarkEnd w:id="19"/>
-    <w:bookmarkStart w:id="20" w:name="scientific-quality"/>
+    <w:bookmarkEnd w:id="14"/>
+    <w:bookmarkStart w:id="15" w:name="scientific-quality"/>
     <w:p>
       <w:pPr>
         <w:pStyle w:val="Heading3"/>
@@ -1870,8 +1569,8 @@
         <w:t xml:space="preserve">.</w:t>
       </w:r>
     </w:p>
-    <w:bookmarkEnd w:id="20"/>
-    <w:bookmarkStart w:id="21" w:name="operations-and-finance"/>
+    <w:bookmarkEnd w:id="15"/>
+    <w:bookmarkStart w:id="16" w:name="operations-and-finance"/>
     <w:p>
       <w:pPr>
         <w:pStyle w:val="Heading3"/>
@@ -2279,8 +1978,8 @@
         <w:t xml:space="preserve">A complete catalog of metrics across the three frameworks, with collection difficulty, evaluation value, lifecycle phase, and interpretive notes, appears in Supplementary Table S1.</w:t>
       </w:r>
     </w:p>
-    <w:bookmarkEnd w:id="21"/>
-    <w:bookmarkStart w:id="27" w:name="implementation-in-practice"/>
+    <w:bookmarkEnd w:id="16"/>
+    <w:bookmarkStart w:id="22" w:name="implementation-in-practice"/>
     <w:p>
       <w:pPr>
         <w:pStyle w:val="Heading2"/>
@@ -2345,7 +2044,7 @@
       <w:tr>
         <w:tc>
           <w:tcPr/>
-          <w:bookmarkStart w:id="22" w:name="tbl-metrics-cfde"/>
+          <w:bookmarkStart w:id="17" w:name="tbl-metrics-cfde"/>
           <w:p>
             <w:pPr>
               <w:jc w:val="center"/>
@@ -2682,7 +2381,7 @@
               </w:tc>
             </w:tr>
           </w:tbl>
-          <w:bookmarkEnd w:id="22"/>
+          <w:bookmarkEnd w:id="17"/>
           <w:p/>
         </w:tc>
       </w:tr>
@@ -2728,7 +2427,7 @@
       <w:tr>
         <w:tc>
           <w:tcPr/>
-          <w:bookmarkStart w:id="26" w:name="fig-dashboard"/>
+          <w:bookmarkStart w:id="21" w:name="fig-dashboard"/>
           <w:p>
             <w:pPr>
               <w:pStyle w:val="Compact"/>
@@ -2739,18 +2438,18 @@
                 <wp:inline>
                   <wp:extent cx="5334000" cy="2147548"/>
                   <wp:effectExtent b="0" l="0" r="0" t="0"/>
-                  <wp:docPr descr="" title="" id="24" name="Picture"/>
+                  <wp:docPr descr="" title="" id="19" name="Picture"/>
                   <a:graphic>
                     <a:graphicData uri="http://schemas.openxmlformats.org/drawingml/2006/picture">
                       <pic:pic>
                         <pic:nvPicPr>
-                          <pic:cNvPr descr="content/images/dashboard_screenshot.png" id="25" name="Picture"/>
+                          <pic:cNvPr descr="content/images/dashboard_screenshot.png" id="20" name="Picture"/>
                           <pic:cNvPicPr>
                             <a:picLocks noChangeArrowheads="1" noChangeAspect="1"/>
                           </pic:cNvPicPr>
                         </pic:nvPicPr>
                         <pic:blipFill>
-                          <a:blip r:embed="rId23"/>
+                          <a:blip r:embed="rId18"/>
                           <a:stretch>
                             <a:fillRect/>
                           </a:stretch>
@@ -2790,7 +2489,7 @@
               <w:t xml:space="preserve">Figure 2: Screenshot of the CFDE ICC dashboard showing project- and portfolio-level metrics. Authentication and authorization controls follow CFDE community consensus on private versus public access.</w:t>
             </w:r>
           </w:p>
-          <w:bookmarkEnd w:id="26"/>
+          <w:bookmarkEnd w:id="21"/>
         </w:tc>
       </w:tr>
     </w:tbl>
@@ -2832,8 +2531,8 @@
         <w:t xml:space="preserve">What the implementation demonstrates is not that the metric set is final — it is that lifecycle-aware portfolio evaluation is operationally tractable at NIH scale, in near real time, with the burden on individual projects manageable.</w:t>
       </w:r>
     </w:p>
-    <w:bookmarkEnd w:id="27"/>
-    <w:bookmarkStart w:id="28" w:name="concluding-remarks"/>
+    <w:bookmarkEnd w:id="22"/>
+    <w:bookmarkStart w:id="23" w:name="concluding-remarks"/>
     <w:p>
       <w:pPr>
         <w:pStyle w:val="Heading2"/>
@@ -3135,8 +2834,8 @@
         <w:t xml:space="preserve">What this paper proposes is not a final metric set but a shared evaluation language for federated biomedical data ecosystems — one that is lifecycle-aware, mixed-method by design, and operationally tractable at NIH scale.</w:t>
       </w:r>
     </w:p>
-    <w:bookmarkEnd w:id="28"/>
-    <w:bookmarkStart w:id="29" w:name="acknowledgments"/>
+    <w:bookmarkEnd w:id="23"/>
+    <w:bookmarkStart w:id="24" w:name="acknowledgments"/>
     <w:p>
       <w:pPr>
         <w:pStyle w:val="Heading2"/>
@@ -3165,8 +2864,8 @@
         <w:t xml:space="preserve">We also thank the CFDE project teams for their collaboration in sharing data and providing feedback on the dashboard and metrics collection processes.</w:t>
       </w:r>
     </w:p>
-    <w:bookmarkEnd w:id="29"/>
-    <w:bookmarkStart w:id="30" w:name="author-contributions"/>
+    <w:bookmarkEnd w:id="24"/>
+    <w:bookmarkStart w:id="25" w:name="author-contributions"/>
     <w:p>
       <w:pPr>
         <w:pStyle w:val="Heading2"/>
@@ -3189,8 +2888,8 @@
         <w:t xml:space="preserve">Ethan M. Lange, Vikram Adithya Ganesh, Faisal Alquaddoomi, David Mayer, Adriana Ivich, Vince Rubinetti, Casey Greene, and Sean Davis each made substantial contributions to the conception or design of the work and to the acquisition, analysis, or interpretation of data; participated in drafting the manuscript or revising it critically for important intellectual content; approved the final version for publication; and agreed to be accountable for all aspects of the work.</w:t>
       </w:r>
     </w:p>
-    <w:bookmarkEnd w:id="30"/>
-    <w:bookmarkStart w:id="37" w:name="X071796dd6bc546c91e96cca1cf5ff96599de61f"/>
+    <w:bookmarkEnd w:id="25"/>
+    <w:bookmarkStart w:id="35" w:name="X071796dd6bc546c91e96cca1cf5ff96599de61f"/>
     <w:p>
       <w:pPr>
         <w:pStyle w:val="Heading2"/>
@@ -3254,18 +2953,18 @@
                 <wp:inline>
                   <wp:extent cx="152400" cy="152400"/>
                   <wp:effectExtent b="0" l="0" r="0" t="0"/>
-                  <wp:docPr descr="" title="" id="31" name="Picture"/>
+                  <wp:docPr descr="" title="" id="27" name="Picture"/>
                   <a:graphic>
                     <a:graphicData uri="http://schemas.openxmlformats.org/drawingml/2006/picture">
                       <pic:pic>
                         <pic:nvPicPr>
-                          <pic:cNvPr descr="/opt/quarto/share/formats/docx/note.png" id="32" name="Picture"/>
+                          <pic:cNvPr descr="/opt/quarto/share/formats/docx/note.png" id="28" name="Picture"/>
                           <pic:cNvPicPr>
                             <a:picLocks noChangeArrowheads="1" noChangeAspect="1"/>
                           </pic:cNvPicPr>
                         </pic:nvPicPr>
                         <pic:blipFill>
-                          <a:blip r:embed="rId9"/>
+                          <a:blip r:embed="rId26"/>
                           <a:stretch>
                             <a:fillRect/>
                           </a:stretch>
@@ -3298,7 +2997,7 @@
               <w:t xml:space="preserve"> </w:t>
             </w:r>
             <w:r>
-              <w:t xml:space="preserve">Outstanding Questions</w:t>
+              <w:t xml:space="preserve">Glossary</w:t>
             </w:r>
           </w:p>
         </w:tc>
@@ -3316,82 +3015,281 @@
           </w:tcPr>
           <w:p>
             <w:pPr>
-              <w:numPr>
-                <w:ilvl w:val="0"/>
-                <w:numId w:val="1002"/>
-              </w:numPr>
+              <w:pStyle w:val="BodyText"/>
             </w:pPr>
-            <w:r>
-              <w:t xml:space="preserve">At what break-even point does the curation cost of a shared dataset get recovered by downstream reuse, and how should that point inform the decision to invest in further sharing versus letting a resource sunset?</w:t>
+            <w:pPr>
+              <w:spacing w:before="16"/>
+            </w:pPr>
+            <w:r>
+              <w:rPr>
+                <w:b/>
+                <w:bCs/>
+              </w:rPr>
+              <w:t xml:space="preserve">CFDE (Common Fund Data Ecosystem)</w:t>
+            </w:r>
+            <w:r>
+              <w:t xml:space="preserve">: NIH cross-cutting initiative that harmonizes metadata and tooling across 19 Common Fund programs so researchers can find and reuse data across the portfolio.</w:t>
             </w:r>
           </w:p>
           <w:p>
             <w:pPr>
-              <w:numPr>
-                <w:ilvl w:val="0"/>
-                <w:numId w:val="1002"/>
-              </w:numPr>
+              <w:pStyle w:val="BodyText"/>
             </w:pPr>
             <w:r>
-              <w:t xml:space="preserve">As the data-citation gap persists, what KPI should replace raw citation counts as the primary measure of data-resource impact, and how do we collect it at portfolio scale without burdening individual projects?</w:t>
+              <w:rPr>
+                <w:b/>
+                <w:bCs/>
+              </w:rPr>
+              <w:t xml:space="preserve">CWIC (Cloud Workspace Implementation Center)</w:t>
+            </w:r>
+            <w:r>
+              <w:t xml:space="preserve">: CFDE center providing computational infrastructure for in-place analysis of large-scale shared datasets.</w:t>
             </w:r>
           </w:p>
           <w:p>
             <w:pPr>
-              <w:numPr>
-                <w:ilvl w:val="0"/>
-                <w:numId w:val="1002"/>
-              </w:numPr>
+              <w:pStyle w:val="BodyText"/>
             </w:pPr>
             <w:r>
-              <w:t xml:space="preserve">How should cross-disciplinary co-authorship arising from a shared dataset be weighted relative to direct citation when evaluating a resource’s scientific influence?</w:t>
+              <w:rPr>
+                <w:b/>
+                <w:bCs/>
+              </w:rPr>
+              <w:t xml:space="preserve">DMS Policy (NIH Data Management and Sharing Policy)</w:t>
+            </w:r>
+            <w:r>
+              <w:t xml:space="preserve">: The 2023 NIH policy requiring grantees to plan for data sharing, which establishes a pre-policy baseline against which sharing and reuse improvements can be measured.</w:t>
             </w:r>
           </w:p>
           <w:p>
             <w:pPr>
-              <w:numPr>
-                <w:ilvl w:val="0"/>
-                <w:numId w:val="1002"/>
-              </w:numPr>
+              <w:pStyle w:val="BodyText"/>
             </w:pPr>
             <w:r>
-              <w:t xml:space="preserve">What is the right cadence for re-assessing the FAIR maturity of an active data resource, who owns the re-assessment, and how do we keep the process tractable as portfolios grow?</w:t>
+              <w:rPr>
+                <w:b/>
+                <w:bCs/>
+              </w:rPr>
+              <w:t xml:space="preserve">DRC (Data Resource Center)</w:t>
+            </w:r>
+            <w:r>
+              <w:t xml:space="preserve">: CFDE center enabling discovery of CFDE data and other resources.</w:t>
             </w:r>
           </w:p>
           <w:p>
             <w:pPr>
-              <w:numPr>
-                <w:ilvl w:val="0"/>
-                <w:numId w:val="1002"/>
-              </w:numPr>
+              <w:pStyle w:val="BodyText"/>
             </w:pPr>
             <w:r>
-              <w:t xml:space="preserve">As AI-driven and agent-based traffic on data portals continues to grow, how do we partition it into noise to remove versus signal to interpret as evidence of resource value?</w:t>
+              <w:rPr>
+                <w:b/>
+                <w:bCs/>
+              </w:rPr>
+              <w:t xml:space="preserve">ELIXIR</w:t>
+            </w:r>
+            <w:r>
+              <w:t xml:space="preserve">: European life-sciences research infrastructure that publishes a ten-metric framework for evaluating bioinformatics software, covering version control, discoverability, automated builds, test data, and documentation.</w:t>
             </w:r>
           </w:p>
           <w:p>
             <w:pPr>
-              <w:numPr>
-                <w:ilvl w:val="0"/>
-                <w:numId w:val="1002"/>
-              </w:numPr>
+              <w:pStyle w:val="BodyText"/>
             </w:pPr>
             <w:r>
-              <w:t xml:space="preserve">What governance structures keep federated evaluation frameworks honest as they evolve, so that metrics continue to serve funders’ strategic questions rather than drifting toward data managers’ reporting convenience?</w:t>
+              <w:rPr>
+                <w:b/>
+                <w:bCs/>
+              </w:rPr>
+              <w:t xml:space="preserve">FAIR</w:t>
+            </w:r>
+            <w:r>
+              <w:t xml:space="preserve">: Findable, Accessible, Interoperable, Reusable — a widely adopted set of principles for making research data reliably reusable.</w:t>
+            </w:r>
+          </w:p>
+          <w:p>
+            <w:pPr>
+              <w:pStyle w:val="BodyText"/>
+            </w:pPr>
+            <w:r>
+              <w:rPr>
+                <w:b/>
+                <w:bCs/>
+              </w:rPr>
+              <w:t xml:space="preserve">FAIRplus-DSM (FAIRplus Dataset Maturity model)</w:t>
+            </w:r>
+            <w:r>
+              <w:t xml:space="preserve">: Six-level maturity scale that operationalizes the FAIR principles for life-sciences data, from Level 0 (no identifiers, local storage) to Level 5 (enterprise-grade lifecycle management with cross-community provenance).</w:t>
+            </w:r>
+          </w:p>
+          <w:p>
+            <w:pPr>
+              <w:pStyle w:val="BodyText"/>
+            </w:pPr>
+            <w:r>
+              <w:rPr>
+                <w:b/>
+                <w:bCs/>
+              </w:rPr>
+              <w:t xml:space="preserve">GA4GH (Global Alliance for Genomics and Health)</w:t>
+            </w:r>
+            <w:r>
+              <w:t xml:space="preserve">: International standards organization whose</w:t>
+            </w:r>
+            <w:r>
+              <w:t xml:space="preserve"> </w:t>
+            </w:r>
+            <w:r>
+              <w:t xml:space="preserve">“Driver Projects”</w:t>
+            </w:r>
+            <w:r>
+              <w:t xml:space="preserve"> </w:t>
+            </w:r>
+            <w:r>
+              <w:t xml:space="preserve">model — small pilots that road-test new standards before portfolio-wide adoption — informs the CFDE’s Metrics Working Group.</w:t>
+            </w:r>
+          </w:p>
+          <w:p>
+            <w:pPr>
+              <w:pStyle w:val="BodyText"/>
+            </w:pPr>
+            <w:r>
+              <w:rPr>
+                <w:b/>
+                <w:bCs/>
+              </w:rPr>
+              <w:t xml:space="preserve">ICC (Integration and Coordination Center)</w:t>
+            </w:r>
+            <w:r>
+              <w:t xml:space="preserve">: CFDE center responsible for cross-portfolio coordination, evaluation, and the centralized metrics dashboard described here.</w:t>
+            </w:r>
+          </w:p>
+          <w:p>
+            <w:pPr>
+              <w:pStyle w:val="BodyText"/>
+            </w:pPr>
+            <w:r>
+              <w:rPr>
+                <w:b/>
+                <w:bCs/>
+              </w:rPr>
+              <w:t xml:space="preserve">KC (Knowledge Center)</w:t>
+            </w:r>
+            <w:r>
+              <w:t xml:space="preserve">: CFDE center supporting analyses that yield cross-cutting biological insights through applications and outreach.</w:t>
+            </w:r>
+          </w:p>
+          <w:p>
+            <w:pPr>
+              <w:pStyle w:val="BodyText"/>
+            </w:pPr>
+            <w:r>
+              <w:rPr>
+                <w:b/>
+                <w:bCs/>
+              </w:rPr>
+              <w:t xml:space="preserve">MCDA (Multi-Criteria Decision Analysis)</w:t>
+            </w:r>
+            <w:r>
+              <w:t xml:space="preserve">: A decision-making approach that combines multiple weighted performance dimensions into a single composite score.</w:t>
+            </w:r>
+          </w:p>
+          <w:p>
+            <w:pPr>
+              <w:pStyle w:val="BodyText"/>
+            </w:pPr>
+            <w:r>
+              <w:rPr>
+                <w:b/>
+                <w:bCs/>
+              </w:rPr>
+              <w:t xml:space="preserve">MoSCoW</w:t>
+            </w:r>
+            <w:r>
+              <w:t xml:space="preserve">: Product-management prioritization framework labeling items Must-have, Should-have, Could-have, or Won’t-have.</w:t>
+            </w:r>
+          </w:p>
+          <w:p>
+            <w:pPr>
+              <w:pStyle w:val="BodyText"/>
+            </w:pPr>
+            <w:r>
+              <w:rPr>
+                <w:b/>
+                <w:bCs/>
+              </w:rPr>
+              <w:t xml:space="preserve">PIsCO (Performance Indicators framework for Collection of bioinformatics resource metrics)</w:t>
+            </w:r>
+            <w:r>
+              <w:t xml:space="preserve">: Server-side framework for automated collection and visualization of software-quality metrics, allowing software health data to feed an evaluation dashboard directly.</w:t>
+            </w:r>
+          </w:p>
+          <w:p>
+            <w:pPr>
+              <w:pStyle w:val="BodyText"/>
+            </w:pPr>
+            <w:r>
+              <w:rPr>
+                <w:b/>
+                <w:bCs/>
+              </w:rPr>
+              <w:t xml:space="preserve">RCR (Relative Citation Ratio)</w:t>
+            </w:r>
+            <w:r>
+              <w:t xml:space="preserve">: NIH iCite metric that benchmarks an article’s citation rate against field-specific expectations.</w:t>
+            </w:r>
+          </w:p>
+          <w:p>
+            <w:pPr>
+              <w:pStyle w:val="BodyText"/>
+            </w:pPr>
+            <w:r>
+              <w:rPr>
+                <w:b/>
+                <w:bCs/>
+              </w:rPr>
+              <w:t xml:space="preserve">RDA (Research Data Alliance)</w:t>
+            </w:r>
+            <w:r>
+              <w:t xml:space="preserve">: International community that classifies FAIR indicators by priority (Essential, Important, Useful), providing a tiered roadmap for incremental FAIR improvement.</w:t>
+            </w:r>
+          </w:p>
+          <w:p>
+            <w:pPr>
+              <w:pStyle w:val="BodyText"/>
+            </w:pPr>
+            <w:r>
+              <w:rPr>
+                <w:b/>
+                <w:bCs/>
+              </w:rPr>
+              <w:t xml:space="preserve">RICE (Reach, Impact, Confidence, Effort)</w:t>
+            </w:r>
+            <w:r>
+              <w:t xml:space="preserve">: Product-management prioritization framework that scores candidate work items by Reach × Impact × Confidence / Effort.</w:t>
+            </w:r>
+          </w:p>
+          <w:p>
+            <w:pPr>
+              <w:pStyle w:val="BodyText"/>
+            </w:pPr>
+            <w:pPr>
+              <w:spacing w:after="16"/>
+            </w:pPr>
+            <w:r>
+              <w:rPr>
+                <w:b/>
+                <w:bCs/>
+              </w:rPr>
+              <w:t xml:space="preserve">TC (Training Center)</w:t>
+            </w:r>
+            <w:r>
+              <w:t xml:space="preserve">: CFDE center addressing skills development and the cultural shift required for cloud-based scientific computing.</w:t>
             </w:r>
           </w:p>
           <w:p/>
         </w:tc>
       </w:tr>
     </w:tbl>
-    <w:p>
-      <w:pPr>
-        <w:pStyle w:val="FirstParagraph"/>
-      </w:pPr>
-      <w:r>
-        <w:t xml:space="preserve"> </w:t>
-      </w:r>
-    </w:p>
     <w:tbl>
       <w:tblPr>
         <w:tblStyle w:val="Table"/>
@@ -3433,18 +3331,18 @@
                 <wp:inline>
                   <wp:extent cx="152400" cy="152400"/>
                   <wp:effectExtent b="0" l="0" r="0" t="0"/>
-                  <wp:docPr descr="" title="" id="33" name="Picture"/>
+                  <wp:docPr descr="" title="" id="29" name="Picture"/>
                   <a:graphic>
                     <a:graphicData uri="http://schemas.openxmlformats.org/drawingml/2006/picture">
                       <pic:pic>
                         <pic:nvPicPr>
-                          <pic:cNvPr descr="/opt/quarto/share/formats/docx/note.png" id="34" name="Picture"/>
+                          <pic:cNvPr descr="/opt/quarto/share/formats/docx/note.png" id="30" name="Picture"/>
                           <pic:cNvPicPr>
                             <a:picLocks noChangeArrowheads="1" noChangeAspect="1"/>
                           </pic:cNvPicPr>
                         </pic:nvPicPr>
                         <pic:blipFill>
-                          <a:blip r:embed="rId9"/>
+                          <a:blip r:embed="rId26"/>
                           <a:stretch>
                             <a:fillRect/>
                           </a:stretch>
@@ -3477,7 +3375,7 @@
               <w:t xml:space="preserve"> </w:t>
             </w:r>
             <w:r>
-              <w:t xml:space="preserve">Key References</w:t>
+              <w:t xml:space="preserve">Significance statement</w:t>
             </w:r>
           </w:p>
         </w:tc>
@@ -3495,155 +3393,31 @@
           </w:tcPr>
           <w:p>
             <w:pPr>
-              <w:numPr>
-                <w:ilvl w:val="0"/>
-                <w:numId w:val="1003"/>
-              </w:numPr>
+              <w:pStyle w:val="BodyText"/>
             </w:pPr>
-            <w:r>
-              <w:t xml:space="preserve">Wilkinson MD et al. The FAIR Guiding Principles for scientific data management and stewardship.</w:t>
+            <w:pPr>
+              <w:spacing w:before="16" w:after="16"/>
+            </w:pPr>
+            <w:r>
+              <w:t xml:space="preserve">Public biomedical data ecosystems are now core scientific infrastructure, but each funded program tracks its own metrics differently, so portfolio-level comparison is effectively impossible.</w:t>
             </w:r>
             <w:r>
               <w:t xml:space="preserve"> </w:t>
             </w:r>
             <w:r>
-              <w:rPr>
-                <w:i/>
-                <w:iCs/>
-              </w:rPr>
-              <w:t xml:space="preserve">Scientific Data</w:t>
-            </w:r>
-            <w:r>
-              <w:t xml:space="preserve">, 2016</w:t>
+              <w:t xml:space="preserve">We argue that three product-strategy frameworks — public value, scientific quality, operations and finance — map onto research data resources, that their weight shifts predictably across a resource’s lifecycle, and that ignoring this shift misallocates funding.</w:t>
             </w:r>
             <w:r>
               <w:t xml:space="preserve"> </w:t>
             </w:r>
             <w:r>
-              <w:t xml:space="preserve">[8]</w:t>
-            </w:r>
-            <w:r>
-              <w:t xml:space="preserve">. The foundational definition of the principles that anchor the scientific-quality framework throughout this paper.</w:t>
-            </w:r>
-          </w:p>
-          <w:p>
-            <w:pPr>
-              <w:numPr>
-                <w:ilvl w:val="0"/>
-                <w:numId w:val="1003"/>
-              </w:numPr>
-            </w:pPr>
-            <w:r>
-              <w:t xml:space="preserve">Wilkinson MD et al. A design framework and exemplar metrics for FAIRness.</w:t>
-            </w:r>
-            <w:r>
-              <w:t xml:space="preserve"> </w:t>
-            </w:r>
-            <w:r>
-              <w:rPr>
-                <w:i/>
-                <w:iCs/>
-              </w:rPr>
-              <w:t xml:space="preserve">Scientific Data</w:t>
-            </w:r>
-            <w:r>
-              <w:t xml:space="preserve">, 2018</w:t>
-            </w:r>
-            <w:r>
-              <w:t xml:space="preserve"> </w:t>
-            </w:r>
-            <w:r>
-              <w:t xml:space="preserve">[9]</w:t>
-            </w:r>
-            <w:r>
-              <w:t xml:space="preserve">. Operationalizes FAIR as machine-measurable indicators, which is what makes automated FAIR-compliance monitoring tractable at the portfolio scale we describe.</w:t>
-            </w:r>
-          </w:p>
-          <w:p>
-            <w:pPr>
-              <w:numPr>
-                <w:ilvl w:val="0"/>
-                <w:numId w:val="1003"/>
-              </w:numPr>
-            </w:pPr>
-            <w:r>
-              <w:t xml:space="preserve">Tedersoo L et al. Data sharing practices and data availability upon request differ across scientific disciplines</w:t>
-            </w:r>
-            <w:r>
-              <w:t xml:space="preserve"> </w:t>
-            </w:r>
-            <w:r>
-              <w:t xml:space="preserve">[13]</w:t>
-            </w:r>
-            <w:r>
-              <w:t xml:space="preserve">. Provides the bibliometric evidence that fewer than 30% of secondary analyses formally cite source data, the core empirical basis for our argument that citation-count KPIs systematically understate reuse.</w:t>
-            </w:r>
-          </w:p>
-          <w:p>
-            <w:pPr>
-              <w:numPr>
-                <w:ilvl w:val="0"/>
-                <w:numId w:val="1003"/>
-              </w:numPr>
-            </w:pPr>
-            <w:r>
-              <w:t xml:space="preserve">The GTEx Consortium. The Genotype-Tissue Expression (GTEx) project.</w:t>
-            </w:r>
-            <w:r>
-              <w:t xml:space="preserve"> </w:t>
-            </w:r>
-            <w:r>
-              <w:rPr>
-                <w:i/>
-                <w:iCs/>
-              </w:rPr>
-              <w:t xml:space="preserve">Nature Genetics</w:t>
-            </w:r>
-            <w:r>
-              <w:t xml:space="preserve">, 2013</w:t>
-            </w:r>
-            <w:r>
-              <w:t xml:space="preserve"> </w:t>
-            </w:r>
-            <w:r>
-              <w:t xml:space="preserve">[2]</w:t>
-            </w:r>
-            <w:r>
-              <w:t xml:space="preserve">. The paradigmatic example of a high-reuse public biomedical data resource (8,630 citations as of January 2026), used here to anchor the public-value framework with a concrete case.</w:t>
-            </w:r>
-          </w:p>
-          <w:p>
-            <w:pPr>
-              <w:numPr>
-                <w:ilvl w:val="0"/>
-                <w:numId w:val="1003"/>
-              </w:numPr>
-            </w:pPr>
-            <w:r>
-              <w:t xml:space="preserve">Centers for Disease Control and Prevention. Standard Evaluation Framework for Large Health Care Data</w:t>
-            </w:r>
-            <w:r>
-              <w:t xml:space="preserve"> </w:t>
-            </w:r>
-            <w:r>
-              <w:t xml:space="preserve">[17]</w:t>
-            </w:r>
-            <w:r>
-              <w:t xml:space="preserve">. The 49-attribute fitness-for-purpose framework whose representativeness and linkability attributes are particularly load-bearing for federated ecosystems like the CFDE.</w:t>
+              <w:t xml:space="preserve">The NIH Common Fund Data Ecosystem operationalizes the model across 19 programs in real time.</w:t>
             </w:r>
           </w:p>
           <w:p/>
         </w:tc>
       </w:tr>
     </w:tbl>
-    <w:p>
-      <w:pPr>
-        <w:pStyle w:val="FirstParagraph"/>
-      </w:pPr>
-      <w:r>
-        <w:t xml:space="preserve"> </w:t>
-      </w:r>
-    </w:p>
     <w:tbl>
       <w:tblPr>
         <w:tblStyle w:val="Table"/>
@@ -3685,18 +3459,18 @@
                 <wp:inline>
                   <wp:extent cx="152400" cy="152400"/>
                   <wp:effectExtent b="0" l="0" r="0" t="0"/>
-                  <wp:docPr descr="" title="" id="35" name="Picture"/>
+                  <wp:docPr descr="" title="" id="31" name="Picture"/>
                   <a:graphic>
                     <a:graphicData uri="http://schemas.openxmlformats.org/drawingml/2006/picture">
                       <pic:pic>
                         <pic:nvPicPr>
-                          <pic:cNvPr descr="/opt/quarto/share/formats/docx/note.png" id="36" name="Picture"/>
+                          <pic:cNvPr descr="/opt/quarto/share/formats/docx/note.png" id="32" name="Picture"/>
                           <pic:cNvPicPr>
                             <a:picLocks noChangeArrowheads="1" noChangeAspect="1"/>
                           </pic:cNvPicPr>
                         </pic:nvPicPr>
                         <pic:blipFill>
-                          <a:blip r:embed="rId9"/>
+                          <a:blip r:embed="rId26"/>
                           <a:stretch>
                             <a:fillRect/>
                           </a:stretch>
@@ -3729,7 +3503,7 @@
               <w:t xml:space="preserve"> </w:t>
             </w:r>
             <w:r>
-              <w:t xml:space="preserve">Glossary</w:t>
+              <w:t xml:space="preserve">Outstanding Questions</w:t>
             </w:r>
           </w:p>
         </w:tc>
@@ -3747,235 +3521,320 @@
           </w:tcPr>
           <w:p>
             <w:pPr>
-              <w:pStyle w:val="BodyText"/>
+              <w:numPr>
+                <w:ilvl w:val="0"/>
+                <w:numId w:val="1001"/>
+              </w:numPr>
             </w:pPr>
-            <w:pPr>
-              <w:spacing w:before="16"/>
-            </w:pPr>
-            <w:r>
-              <w:rPr>
-                <w:b/>
-                <w:bCs/>
-              </w:rPr>
-              <w:t xml:space="preserve">CFDE</w:t>
-            </w:r>
-            <w:r>
-              <w:t xml:space="preserve"> </w:t>
-            </w:r>
-            <w:r>
-              <w:t xml:space="preserve">(Common Fund Data Ecosystem). NIH cross-cutting initiative that harmonizes metadata and tooling across 19 Common Fund programs so researchers can find and reuse data across the portfolio.</w:t>
+            <w:r>
+              <w:t xml:space="preserve">At what break-even point does the curation cost of a shared dataset get recovered by downstream reuse, and how should that point inform the decision to invest in further sharing versus letting a resource sunset?</w:t>
             </w:r>
           </w:p>
           <w:p>
             <w:pPr>
-              <w:pStyle w:val="BodyText"/>
+              <w:numPr>
+                <w:ilvl w:val="0"/>
+                <w:numId w:val="1001"/>
+              </w:numPr>
             </w:pPr>
             <w:r>
-              <w:rPr>
-                <w:b/>
-                <w:bCs/>
-              </w:rPr>
-              <w:t xml:space="preserve">ICC</w:t>
-            </w:r>
-            <w:r>
-              <w:t xml:space="preserve"> </w:t>
-            </w:r>
-            <w:r>
-              <w:t xml:space="preserve">(Integration and Coordination Center). The CFDE center responsible for cross-portfolio coordination, evaluation, and the centralized metrics dashboard described here.</w:t>
+              <w:t xml:space="preserve">As the data-citation gap persists, what KPI should replace raw citation counts as the primary measure of data-resource impact, and how do we collect it at portfolio scale without burdening individual projects?</w:t>
             </w:r>
           </w:p>
           <w:p>
             <w:pPr>
-              <w:pStyle w:val="BodyText"/>
+              <w:numPr>
+                <w:ilvl w:val="0"/>
+                <w:numId w:val="1001"/>
+              </w:numPr>
             </w:pPr>
             <w:r>
-              <w:rPr>
-                <w:b/>
-                <w:bCs/>
-              </w:rPr>
-              <w:t xml:space="preserve">DRC, KC, TC, CWIC</w:t>
-            </w:r>
-            <w:r>
-              <w:t xml:space="preserve">. The other four CFDE centers: Data Resource Center (data discovery), Knowledge Center (cross-cutting biological insight), Training Center (skills development), Cloud Workspace Implementation Center (compute infrastructure for in-place analysis).</w:t>
+              <w:t xml:space="preserve">How should cross-disciplinary co-authorship arising from a shared dataset be weighted relative to direct citation when evaluating a resource’s scientific influence?</w:t>
             </w:r>
           </w:p>
           <w:p>
             <w:pPr>
-              <w:pStyle w:val="BodyText"/>
+              <w:numPr>
+                <w:ilvl w:val="0"/>
+                <w:numId w:val="1001"/>
+              </w:numPr>
             </w:pPr>
             <w:r>
-              <w:rPr>
-                <w:b/>
-                <w:bCs/>
-              </w:rPr>
-              <w:t xml:space="preserve">FAIR</w:t>
-            </w:r>
-            <w:r>
-              <w:t xml:space="preserve"> </w:t>
-            </w:r>
-            <w:r>
-              <w:t xml:space="preserve">(Findable, Accessible, Interoperable, Reusable). A widely adopted set of principles for making research data reliably reusable.</w:t>
+              <w:t xml:space="preserve">What is the right cadence for re-assessing the FAIR maturity of an active data resource, who owns the re-assessment, and how do we keep the process tractable as portfolios grow?</w:t>
             </w:r>
           </w:p>
           <w:p>
             <w:pPr>
-              <w:pStyle w:val="BodyText"/>
+              <w:numPr>
+                <w:ilvl w:val="0"/>
+                <w:numId w:val="1001"/>
+              </w:numPr>
             </w:pPr>
             <w:r>
-              <w:rPr>
-                <w:b/>
-                <w:bCs/>
-              </w:rPr>
-              <w:t xml:space="preserve">FAIRplus-DSM</w:t>
-            </w:r>
-            <w:r>
-              <w:t xml:space="preserve"> </w:t>
-            </w:r>
-            <w:r>
-              <w:t xml:space="preserve">(FAIRplus Dataset Maturity model). A six-level maturity scale that operationalizes the FAIR principles for life-sciences data, from Level 0 (no identifiers, local storage) to Level 5 (enterprise lifecycle management).</w:t>
+              <w:t xml:space="preserve">As AI-driven and agent-based traffic on data portals continues to grow, how do we partition it into noise to remove versus signal to interpret as evidence of resource value?</w:t>
             </w:r>
           </w:p>
           <w:p>
             <w:pPr>
-              <w:pStyle w:val="BodyText"/>
+              <w:numPr>
+                <w:ilvl w:val="0"/>
+                <w:numId w:val="1001"/>
+              </w:numPr>
             </w:pPr>
             <w:r>
-              <w:rPr>
-                <w:b/>
-                <w:bCs/>
-              </w:rPr>
-              <w:t xml:space="preserve">RDA</w:t>
-            </w:r>
-            <w:r>
-              <w:t xml:space="preserve"> </w:t>
-            </w:r>
-            <w:r>
-              <w:t xml:space="preserve">(Research Data Alliance). International community that classifies FAIR indicators by priority — Essential, Important, Useful — and provides a tiered roadmap for incremental improvement.</w:t>
-            </w:r>
-          </w:p>
-          <w:p>
-            <w:pPr>
-              <w:pStyle w:val="BodyText"/>
-            </w:pPr>
-            <w:r>
-              <w:rPr>
-                <w:b/>
-                <w:bCs/>
-              </w:rPr>
-              <w:t xml:space="preserve">RICE, MoSCoW, MCDA</w:t>
-            </w:r>
-            <w:r>
-              <w:t xml:space="preserve">. Product-management prioritization frameworks. RICE scores work by Reach × Impact × Confidence / Effort. MoSCoW labels items Must-have, Should-have, Could-have, Won’t-have. MCDA (Multi-Criteria Decision Analysis) combines multiple weighted dimensions into a composite score.</w:t>
-            </w:r>
-          </w:p>
-          <w:p>
-            <w:pPr>
-              <w:pStyle w:val="BodyText"/>
-            </w:pPr>
-            <w:r>
-              <w:rPr>
-                <w:b/>
-                <w:bCs/>
-              </w:rPr>
-              <w:t xml:space="preserve">ELIXIR</w:t>
-            </w:r>
-            <w:r>
-              <w:t xml:space="preserve">. The European life-sciences research infrastructure, which publishes a ten-metric framework for evaluating bioinformatics software (version control, discoverability, automated builds, test data, documentation, and more).</w:t>
-            </w:r>
-          </w:p>
-          <w:p>
-            <w:pPr>
-              <w:pStyle w:val="BodyText"/>
-            </w:pPr>
-            <w:r>
-              <w:rPr>
-                <w:b/>
-                <w:bCs/>
-              </w:rPr>
-              <w:t xml:space="preserve">GA4GH</w:t>
-            </w:r>
-            <w:r>
-              <w:t xml:space="preserve"> </w:t>
-            </w:r>
-            <w:r>
-              <w:t xml:space="preserve">(Global Alliance for Genomics and Health). International standards organization whose</w:t>
-            </w:r>
-            <w:r>
-              <w:t xml:space="preserve"> </w:t>
-            </w:r>
-            <w:r>
-              <w:t xml:space="preserve">“Driver Projects”</w:t>
-            </w:r>
-            <w:r>
-              <w:t xml:space="preserve"> </w:t>
-            </w:r>
-            <w:r>
-              <w:t xml:space="preserve">model — small pilots that road-test new standards before portfolio-wide adoption — informs the CFDE’s Metrics Working Group.</w:t>
-            </w:r>
-          </w:p>
-          <w:p>
-            <w:pPr>
-              <w:pStyle w:val="BodyText"/>
-            </w:pPr>
-            <w:r>
-              <w:rPr>
-                <w:b/>
-                <w:bCs/>
-              </w:rPr>
-              <w:t xml:space="preserve">PIsCO</w:t>
-            </w:r>
-            <w:r>
-              <w:t xml:space="preserve"> </w:t>
-            </w:r>
-            <w:r>
-              <w:t xml:space="preserve">(Performance Indicators framework for Collection of bioinformatics resource metrics). Server-side framework for automated collection and visualization of software-quality metrics, allowing software health to feed an evaluation dashboard directly.</w:t>
-            </w:r>
-          </w:p>
-          <w:p>
-            <w:pPr>
-              <w:pStyle w:val="BodyText"/>
-            </w:pPr>
-            <w:r>
-              <w:rPr>
-                <w:b/>
-                <w:bCs/>
-              </w:rPr>
-              <w:t xml:space="preserve">RCR</w:t>
-            </w:r>
-            <w:r>
-              <w:t xml:space="preserve"> </w:t>
-            </w:r>
-            <w:r>
-              <w:t xml:space="preserve">(Relative Citation Ratio). NIH iCite metric that benchmarks an article’s citations against expectations for its field.</w:t>
-            </w:r>
-          </w:p>
-          <w:p>
-            <w:pPr>
-              <w:pStyle w:val="BodyText"/>
-            </w:pPr>
-            <w:pPr>
-              <w:spacing w:after="16"/>
-            </w:pPr>
-            <w:r>
-              <w:rPr>
-                <w:b/>
-                <w:bCs/>
-              </w:rPr>
-              <w:t xml:space="preserve">DMS Policy</w:t>
-            </w:r>
-            <w:r>
-              <w:t xml:space="preserve"> </w:t>
-            </w:r>
-            <w:r>
-              <w:t xml:space="preserve">(NIH Data Management and Sharing Policy). The 2023 NIH policy requiring grantees to plan for data sharing, which establishes a pre-policy baseline against which sharing and reuse improvements can be measured.</w:t>
+              <w:t xml:space="preserve">What governance structures keep federated evaluation frameworks honest as they evolve, so that metrics continue to serve funders’ strategic questions rather than drifting toward data managers’ reporting convenience?</w:t>
             </w:r>
           </w:p>
           <w:p/>
         </w:tc>
       </w:tr>
     </w:tbl>
-    <w:bookmarkEnd w:id="37"/>
-    <w:bookmarkStart w:id="161" w:name="references"/>
+    <w:tbl>
+      <w:tblPr>
+        <w:tblStyle w:val="Table"/>
+        <w:tblLook w:firstRow="0" w:lastRow="0" w:firstColumn="0" w:lastColumn="0" w:noHBand="0" w:noVBand="0" w:val="0000"/>
+        <w:tblBorders>
+          <w:top w:val="single" w:sz="4" w:space="0" w:color="0758E5"/>
+          <w:left w:val="single" w:sz="24" w:space="0" w:color="0758E5"/>
+          <w:bottom w:val="single" w:sz="4" w:space="0" w:color="0758E5"/>
+          <w:right w:val="single" w:sz="4" w:space="0" w:color="0758E5"/>
+        </w:tblBorders>
+        <w:tblCellMar>
+          <w:left w:w="144" w:type="dxa"/>
+          <w:right w:w="144" w:type="dxa"/>
+        </w:tblCellMar>
+        <w:tblLook w:firstRow="0" w:lastRow="0" w:firstColumn="0" w:lastColumn="0" w:noHBand="0" w:noVBand="0" w:val="0000"/>
+      </w:tblPr>
+      <w:tr>
+        <w:trPr>
+          <w:cantSplit/>
+        </w:trPr>
+        <w:tc>
+          <w:tcPr>
+            <w:shd w:color="auto" w:fill="dae6fb" w:val="clear"/>
+            <w:tcMar>
+              <w:top w:w="92" w:type="dxa"/>
+              <w:bottom w:w="92" w:type="dxa"/>
+            </w:tcMar>
+          </w:tcPr>
+          <w:p>
+            <w:pPr>
+              <w:pStyle w:val="FirstParagraph"/>
+            </w:pPr>
+            <w:pPr>
+              <w:spacing w:before="0" w:after="0"/>
+              <w:textAlignment w:val="center"/>
+            </w:pPr>
+            <w:r>
+              <w:drawing>
+                <wp:inline>
+                  <wp:extent cx="152400" cy="152400"/>
+                  <wp:effectExtent b="0" l="0" r="0" t="0"/>
+                  <wp:docPr descr="" title="" id="33" name="Picture"/>
+                  <a:graphic>
+                    <a:graphicData uri="http://schemas.openxmlformats.org/drawingml/2006/picture">
+                      <pic:pic>
+                        <pic:nvPicPr>
+                          <pic:cNvPr descr="/opt/quarto/share/formats/docx/note.png" id="34" name="Picture"/>
+                          <pic:cNvPicPr>
+                            <a:picLocks noChangeArrowheads="1" noChangeAspect="1"/>
+                          </pic:cNvPicPr>
+                        </pic:nvPicPr>
+                        <pic:blipFill>
+                          <a:blip r:embed="rId26"/>
+                          <a:stretch>
+                            <a:fillRect/>
+                          </a:stretch>
+                        </pic:blipFill>
+                        <pic:spPr bwMode="auto">
+                          <a:xfrm>
+                            <a:off x="0" y="0"/>
+                            <a:ext cx="152400" cy="152400"/>
+                          </a:xfrm>
+                          <a:prstGeom prst="rect">
+                            <a:avLst/>
+                          </a:prstGeom>
+                          <a:noFill/>
+                          <a:ln w="9525">
+                            <a:noFill/>
+                            <a:headEnd/>
+                            <a:tailEnd/>
+                          </a:ln>
+                        </pic:spPr>
+                      </pic:pic>
+                    </a:graphicData>
+                  </a:graphic>
+                </wp:inline>
+              </w:drawing>
+            </w:r>
+            <w:r>
+              <w:t xml:space="preserve"> </w:t>
+            </w:r>
+            <w:r>
+              <w:t xml:space="preserve"> </w:t>
+            </w:r>
+            <w:r>
+              <w:t xml:space="preserve">Key References</w:t>
+            </w:r>
+          </w:p>
+        </w:tc>
+      </w:tr>
+      <w:tr>
+        <w:trPr>
+          <w:cantSplit/>
+        </w:trPr>
+        <w:tc>
+          <w:tcPr>
+            <w:tcMar>
+              <w:top w:w="108" w:type="dxa"/>
+              <w:bottom w:w="108" w:type="dxa"/>
+            </w:tcMar>
+          </w:tcPr>
+          <w:p>
+            <w:pPr>
+              <w:numPr>
+                <w:ilvl w:val="0"/>
+                <w:numId w:val="1002"/>
+              </w:numPr>
+            </w:pPr>
+            <w:r>
+              <w:t xml:space="preserve">Wilkinson MD et al. The FAIR Guiding Principles for scientific data management and stewardship.</w:t>
+            </w:r>
+            <w:r>
+              <w:t xml:space="preserve"> </w:t>
+            </w:r>
+            <w:r>
+              <w:rPr>
+                <w:i/>
+                <w:iCs/>
+              </w:rPr>
+              <w:t xml:space="preserve">Scientific Data</w:t>
+            </w:r>
+            <w:r>
+              <w:t xml:space="preserve">, 2016</w:t>
+            </w:r>
+            <w:r>
+              <w:t xml:space="preserve"> </w:t>
+            </w:r>
+            <w:r>
+              <w:t xml:space="preserve">[8]</w:t>
+            </w:r>
+            <w:r>
+              <w:t xml:space="preserve">. The foundational definition of the principles that anchor the scientific-quality framework throughout this paper.</w:t>
+            </w:r>
+          </w:p>
+          <w:p>
+            <w:pPr>
+              <w:numPr>
+                <w:ilvl w:val="0"/>
+                <w:numId w:val="1002"/>
+              </w:numPr>
+            </w:pPr>
+            <w:r>
+              <w:t xml:space="preserve">Wilkinson MD et al. A design framework and exemplar metrics for FAIRness.</w:t>
+            </w:r>
+            <w:r>
+              <w:t xml:space="preserve"> </w:t>
+            </w:r>
+            <w:r>
+              <w:rPr>
+                <w:i/>
+                <w:iCs/>
+              </w:rPr>
+              <w:t xml:space="preserve">Scientific Data</w:t>
+            </w:r>
+            <w:r>
+              <w:t xml:space="preserve">, 2018</w:t>
+            </w:r>
+            <w:r>
+              <w:t xml:space="preserve"> </w:t>
+            </w:r>
+            <w:r>
+              <w:t xml:space="preserve">[9]</w:t>
+            </w:r>
+            <w:r>
+              <w:t xml:space="preserve">. Operationalizes FAIR as machine-measurable indicators, which is what makes automated FAIR-compliance monitoring tractable at the portfolio scale we describe.</w:t>
+            </w:r>
+          </w:p>
+          <w:p>
+            <w:pPr>
+              <w:numPr>
+                <w:ilvl w:val="0"/>
+                <w:numId w:val="1002"/>
+              </w:numPr>
+            </w:pPr>
+            <w:r>
+              <w:t xml:space="preserve">Tedersoo L et al. Data sharing practices and data availability upon request differ across scientific disciplines</w:t>
+            </w:r>
+            <w:r>
+              <w:t xml:space="preserve"> </w:t>
+            </w:r>
+            <w:r>
+              <w:t xml:space="preserve">[13]</w:t>
+            </w:r>
+            <w:r>
+              <w:t xml:space="preserve">. Provides the bibliometric evidence that fewer than 30% of secondary analyses formally cite source data, the core empirical basis for our argument that citation-count KPIs systematically understate reuse.</w:t>
+            </w:r>
+          </w:p>
+          <w:p>
+            <w:pPr>
+              <w:numPr>
+                <w:ilvl w:val="0"/>
+                <w:numId w:val="1002"/>
+              </w:numPr>
+            </w:pPr>
+            <w:r>
+              <w:t xml:space="preserve">The GTEx Consortium. The Genotype-Tissue Expression (GTEx) project.</w:t>
+            </w:r>
+            <w:r>
+              <w:t xml:space="preserve"> </w:t>
+            </w:r>
+            <w:r>
+              <w:rPr>
+                <w:i/>
+                <w:iCs/>
+              </w:rPr>
+              <w:t xml:space="preserve">Nature Genetics</w:t>
+            </w:r>
+            <w:r>
+              <w:t xml:space="preserve">, 2013</w:t>
+            </w:r>
+            <w:r>
+              <w:t xml:space="preserve"> </w:t>
+            </w:r>
+            <w:r>
+              <w:t xml:space="preserve">[2]</w:t>
+            </w:r>
+            <w:r>
+              <w:t xml:space="preserve">. The paradigmatic example of a high-reuse public biomedical data resource (8,630 citations as of January 2026), used here to anchor the public-value framework with a concrete case.</w:t>
+            </w:r>
+          </w:p>
+          <w:p>
+            <w:pPr>
+              <w:numPr>
+                <w:ilvl w:val="0"/>
+                <w:numId w:val="1002"/>
+              </w:numPr>
+            </w:pPr>
+            <w:r>
+              <w:t xml:space="preserve">Centers for Disease Control and Prevention. Standard Evaluation Framework for Large Health Care Data</w:t>
+            </w:r>
+            <w:r>
+              <w:t xml:space="preserve"> </w:t>
+            </w:r>
+            <w:r>
+              <w:t xml:space="preserve">[17]</w:t>
+            </w:r>
+            <w:r>
+              <w:t xml:space="preserve">. The 49-attribute fitness-for-purpose framework whose representativeness and linkability attributes are particularly load-bearing for federated ecosystems like the CFDE.</w:t>
+            </w:r>
+          </w:p>
+          <w:p/>
+        </w:tc>
+      </w:tr>
+    </w:tbl>
+    <w:bookmarkEnd w:id="35"/>
+    <w:bookmarkStart w:id="159" w:name="references"/>
     <w:p>
       <w:pPr>
         <w:pStyle w:val="Heading1"/>
@@ -3984,8 +3843,8 @@
         <w:t xml:space="preserve">References</w:t>
       </w:r>
     </w:p>
-    <w:bookmarkStart w:id="160" w:name="refs"/>
-    <w:bookmarkStart w:id="41" w:name="ref-pmid:24071849"/>
+    <w:bookmarkStart w:id="158" w:name="refs"/>
+    <w:bookmarkStart w:id="39" w:name="ref-pmid:24071849"/>
     <w:p>
       <w:pPr>
         <w:pStyle w:val="Bibliography"/>
@@ -4028,68 +3887,68 @@
       <w:r>
         <w:t xml:space="preserve"> </w:t>
       </w:r>
+      <w:hyperlink r:id="rId36">
+        <w:r>
+          <w:rPr>
+            <w:rStyle w:val="Hyperlink"/>
+          </w:rPr>
+          <w:t xml:space="preserve">https://www.ncbi.nlm.nih.gov/pubmed/24071849</w:t>
+        </w:r>
+      </w:hyperlink>
+      <w:r>
+        <w:t xml:space="preserve"> </w:t>
+      </w:r>
+      <w:r>
+        <w:t xml:space="preserve">DOI:</w:t>
+      </w:r>
+      <w:r>
+        <w:t xml:space="preserve"> </w:t>
+      </w:r>
+      <w:hyperlink r:id="rId37">
+        <w:r>
+          <w:rPr>
+            <w:rStyle w:val="Hyperlink"/>
+          </w:rPr>
+          <w:t xml:space="preserve">10.1038/ng.2764</w:t>
+        </w:r>
+      </w:hyperlink>
+      <w:r>
+        <w:t xml:space="preserve"> </w:t>
+      </w:r>
+      <w:r>
+        <w:t xml:space="preserve">· PMID:</w:t>
+      </w:r>
+      <w:r>
+        <w:t xml:space="preserve"> </w:t>
+      </w:r>
+      <w:hyperlink r:id="rId36">
+        <w:r>
+          <w:rPr>
+            <w:rStyle w:val="Hyperlink"/>
+          </w:rPr>
+          <w:t xml:space="preserve">24071849</w:t>
+        </w:r>
+      </w:hyperlink>
+      <w:r>
+        <w:t xml:space="preserve"> </w:t>
+      </w:r>
+      <w:r>
+        <w:t xml:space="preserve">· PMCID:</w:t>
+      </w:r>
+      <w:r>
+        <w:t xml:space="preserve"> </w:t>
+      </w:r>
       <w:hyperlink r:id="rId38">
         <w:r>
           <w:rPr>
             <w:rStyle w:val="Hyperlink"/>
           </w:rPr>
-          <w:t xml:space="preserve">https://www.ncbi.nlm.nih.gov/pubmed/24071849</w:t>
-        </w:r>
-      </w:hyperlink>
-      <w:r>
-        <w:t xml:space="preserve"> </w:t>
-      </w:r>
-      <w:r>
-        <w:t xml:space="preserve">DOI:</w:t>
-      </w:r>
-      <w:r>
-        <w:t xml:space="preserve"> </w:t>
-      </w:r>
-      <w:hyperlink r:id="rId39">
-        <w:r>
-          <w:rPr>
-            <w:rStyle w:val="Hyperlink"/>
-          </w:rPr>
-          <w:t xml:space="preserve">10.1038/ng.2764</w:t>
-        </w:r>
-      </w:hyperlink>
-      <w:r>
-        <w:t xml:space="preserve"> </w:t>
-      </w:r>
-      <w:r>
-        <w:t xml:space="preserve">· PMID:</w:t>
-      </w:r>
-      <w:r>
-        <w:t xml:space="preserve"> </w:t>
-      </w:r>
-      <w:hyperlink r:id="rId38">
-        <w:r>
-          <w:rPr>
-            <w:rStyle w:val="Hyperlink"/>
-          </w:rPr>
-          <w:t xml:space="preserve">24071849</w:t>
-        </w:r>
-      </w:hyperlink>
-      <w:r>
-        <w:t xml:space="preserve"> </w:t>
-      </w:r>
-      <w:r>
-        <w:t xml:space="preserve">· PMCID:</w:t>
-      </w:r>
-      <w:r>
-        <w:t xml:space="preserve"> </w:t>
-      </w:r>
-      <w:hyperlink r:id="rId40">
-        <w:r>
-          <w:rPr>
-            <w:rStyle w:val="Hyperlink"/>
-          </w:rPr>
           <w:t xml:space="preserve">PMC3919969</w:t>
         </w:r>
       </w:hyperlink>
     </w:p>
-    <w:bookmarkEnd w:id="41"/>
-    <w:bookmarkStart w:id="46" w:name="ref-doi:10.1038/ng.2653"/>
+    <w:bookmarkEnd w:id="39"/>
+    <w:bookmarkStart w:id="44" w:name="ref-doi:10.1038/ng.2653"/>
     <w:p>
       <w:pPr>
         <w:pStyle w:val="Bibliography"/>
@@ -4135,19 +3994,53 @@
       <w:r>
         <w:t xml:space="preserve"> </w:t>
       </w:r>
+      <w:hyperlink r:id="rId40">
+        <w:r>
+          <w:rPr>
+            <w:rStyle w:val="Hyperlink"/>
+          </w:rPr>
+          <w:t xml:space="preserve">https://doi.org/gd5z68</w:t>
+        </w:r>
+      </w:hyperlink>
+      <w:r>
+        <w:t xml:space="preserve"> </w:t>
+      </w:r>
+      <w:r>
+        <w:t xml:space="preserve">DOI:</w:t>
+      </w:r>
+      <w:r>
+        <w:t xml:space="preserve"> </w:t>
+      </w:r>
+      <w:hyperlink r:id="rId41">
+        <w:r>
+          <w:rPr>
+            <w:rStyle w:val="Hyperlink"/>
+          </w:rPr>
+          <w:t xml:space="preserve">10.1038/ng.2653</w:t>
+        </w:r>
+      </w:hyperlink>
+      <w:r>
+        <w:t xml:space="preserve"> </w:t>
+      </w:r>
+      <w:r>
+        <w:t xml:space="preserve">· PMID:</w:t>
+      </w:r>
+      <w:r>
+        <w:t xml:space="preserve"> </w:t>
+      </w:r>
       <w:hyperlink r:id="rId42">
         <w:r>
           <w:rPr>
             <w:rStyle w:val="Hyperlink"/>
           </w:rPr>
-          <w:t xml:space="preserve">https://doi.org/gd5z68</w:t>
-        </w:r>
-      </w:hyperlink>
-      <w:r>
-        <w:t xml:space="preserve"> </w:t>
-      </w:r>
-      <w:r>
-        <w:t xml:space="preserve">DOI:</w:t>
+          <w:t xml:space="preserve">23715323</w:t>
+        </w:r>
+      </w:hyperlink>
+      <w:r>
+        <w:t xml:space="preserve"> </w:t>
+      </w:r>
+      <w:r>
+        <w:t xml:space="preserve">· PMCID:</w:t>
       </w:r>
       <w:r>
         <w:t xml:space="preserve"> </w:t>
@@ -4157,46 +4050,12 @@
           <w:rPr>
             <w:rStyle w:val="Hyperlink"/>
           </w:rPr>
-          <w:t xml:space="preserve">10.1038/ng.2653</w:t>
-        </w:r>
-      </w:hyperlink>
-      <w:r>
-        <w:t xml:space="preserve"> </w:t>
-      </w:r>
-      <w:r>
-        <w:t xml:space="preserve">· PMID:</w:t>
-      </w:r>
-      <w:r>
-        <w:t xml:space="preserve"> </w:t>
-      </w:r>
-      <w:hyperlink r:id="rId44">
-        <w:r>
-          <w:rPr>
-            <w:rStyle w:val="Hyperlink"/>
-          </w:rPr>
-          <w:t xml:space="preserve">23715323</w:t>
-        </w:r>
-      </w:hyperlink>
-      <w:r>
-        <w:t xml:space="preserve"> </w:t>
-      </w:r>
-      <w:r>
-        <w:t xml:space="preserve">· PMCID:</w:t>
-      </w:r>
-      <w:r>
-        <w:t xml:space="preserve"> </w:t>
-      </w:r>
-      <w:hyperlink r:id="rId45">
-        <w:r>
-          <w:rPr>
-            <w:rStyle w:val="Hyperlink"/>
-          </w:rPr>
           <w:t xml:space="preserve">PMC4010069</w:t>
         </w:r>
       </w:hyperlink>
     </w:p>
-    <w:bookmarkEnd w:id="46"/>
-    <w:bookmarkStart w:id="50" w:name="ref-doi:10.1056/NEJMsr1809937"/>
+    <w:bookmarkEnd w:id="44"/>
+    <w:bookmarkStart w:id="48" w:name="ref-doi:10.1056/NEJMsr1809937"/>
     <w:p>
       <w:pPr>
         <w:pStyle w:val="Bibliography"/>
@@ -4264,51 +4123,51 @@
       <w:r>
         <w:t xml:space="preserve"> </w:t>
       </w:r>
+      <w:hyperlink r:id="rId45">
+        <w:r>
+          <w:rPr>
+            <w:rStyle w:val="Hyperlink"/>
+          </w:rPr>
+          <w:t xml:space="preserve">https://doi.org/ggjdzj</w:t>
+        </w:r>
+      </w:hyperlink>
+      <w:r>
+        <w:t xml:space="preserve"> </w:t>
+      </w:r>
+      <w:r>
+        <w:t xml:space="preserve">DOI:</w:t>
+      </w:r>
+      <w:r>
+        <w:t xml:space="preserve"> </w:t>
+      </w:r>
+      <w:hyperlink r:id="rId46">
+        <w:r>
+          <w:rPr>
+            <w:rStyle w:val="Hyperlink"/>
+          </w:rPr>
+          <w:t xml:space="preserve">10.1056/nejmsr1809937</w:t>
+        </w:r>
+      </w:hyperlink>
+      <w:r>
+        <w:t xml:space="preserve"> </w:t>
+      </w:r>
+      <w:r>
+        <w:t xml:space="preserve">· PMID:</w:t>
+      </w:r>
+      <w:r>
+        <w:t xml:space="preserve"> </w:t>
+      </w:r>
       <w:hyperlink r:id="rId47">
         <w:r>
           <w:rPr>
             <w:rStyle w:val="Hyperlink"/>
           </w:rPr>
-          <w:t xml:space="preserve">https://doi.org/ggjdzj</w:t>
-        </w:r>
-      </w:hyperlink>
-      <w:r>
-        <w:t xml:space="preserve"> </w:t>
-      </w:r>
-      <w:r>
-        <w:t xml:space="preserve">DOI:</w:t>
-      </w:r>
-      <w:r>
-        <w:t xml:space="preserve"> </w:t>
-      </w:r>
-      <w:hyperlink r:id="rId48">
-        <w:r>
-          <w:rPr>
-            <w:rStyle w:val="Hyperlink"/>
-          </w:rPr>
-          <w:t xml:space="preserve">10.1056/nejmsr1809937</w:t>
-        </w:r>
-      </w:hyperlink>
-      <w:r>
-        <w:t xml:space="preserve"> </w:t>
-      </w:r>
-      <w:r>
-        <w:t xml:space="preserve">· PMID:</w:t>
-      </w:r>
-      <w:r>
-        <w:t xml:space="preserve"> </w:t>
-      </w:r>
-      <w:hyperlink r:id="rId49">
-        <w:r>
-          <w:rPr>
-            <w:rStyle w:val="Hyperlink"/>
-          </w:rPr>
           <w:t xml:space="preserve">31412182</w:t>
         </w:r>
       </w:hyperlink>
     </w:p>
-    <w:bookmarkEnd w:id="50"/>
-    <w:bookmarkStart w:id="55" w:name="ref-doi:10.1093/gigascience/giac105"/>
+    <w:bookmarkEnd w:id="48"/>
+    <w:bookmarkStart w:id="53" w:name="ref-doi:10.1093/gigascience/giac105"/>
     <w:p>
       <w:pPr>
         <w:pStyle w:val="Bibliography"/>
@@ -4354,19 +4213,53 @@
       <w:r>
         <w:t xml:space="preserve"> </w:t>
       </w:r>
+      <w:hyperlink r:id="rId49">
+        <w:r>
+          <w:rPr>
+            <w:rStyle w:val="Hyperlink"/>
+          </w:rPr>
+          <w:t xml:space="preserve">https://doi.org/gsxq6b</w:t>
+        </w:r>
+      </w:hyperlink>
+      <w:r>
+        <w:t xml:space="preserve"> </w:t>
+      </w:r>
+      <w:r>
+        <w:t xml:space="preserve">DOI:</w:t>
+      </w:r>
+      <w:r>
+        <w:t xml:space="preserve"> </w:t>
+      </w:r>
+      <w:hyperlink r:id="rId50">
+        <w:r>
+          <w:rPr>
+            <w:rStyle w:val="Hyperlink"/>
+          </w:rPr>
+          <w:t xml:space="preserve">10.1093/gigascience/giac105</w:t>
+        </w:r>
+      </w:hyperlink>
+      <w:r>
+        <w:t xml:space="preserve"> </w:t>
+      </w:r>
+      <w:r>
+        <w:t xml:space="preserve">· PMID:</w:t>
+      </w:r>
+      <w:r>
+        <w:t xml:space="preserve"> </w:t>
+      </w:r>
       <w:hyperlink r:id="rId51">
         <w:r>
           <w:rPr>
             <w:rStyle w:val="Hyperlink"/>
           </w:rPr>
-          <w:t xml:space="preserve">https://doi.org/gsxq6b</w:t>
-        </w:r>
-      </w:hyperlink>
-      <w:r>
-        <w:t xml:space="preserve"> </w:t>
-      </w:r>
-      <w:r>
-        <w:t xml:space="preserve">DOI:</w:t>
+          <w:t xml:space="preserve">36409836</w:t>
+        </w:r>
+      </w:hyperlink>
+      <w:r>
+        <w:t xml:space="preserve"> </w:t>
+      </w:r>
+      <w:r>
+        <w:t xml:space="preserve">· PMCID:</w:t>
       </w:r>
       <w:r>
         <w:t xml:space="preserve"> </w:t>
@@ -4376,52 +4269,42 @@
           <w:rPr>
             <w:rStyle w:val="Hyperlink"/>
           </w:rPr>
-          <w:t xml:space="preserve">10.1093/gigascience/giac105</w:t>
-        </w:r>
-      </w:hyperlink>
-      <w:r>
-        <w:t xml:space="preserve"> </w:t>
-      </w:r>
-      <w:r>
-        <w:t xml:space="preserve">· PMID:</w:t>
-      </w:r>
-      <w:r>
-        <w:t xml:space="preserve"> </w:t>
-      </w:r>
-      <w:hyperlink r:id="rId53">
-        <w:r>
-          <w:rPr>
-            <w:rStyle w:val="Hyperlink"/>
-          </w:rPr>
-          <w:t xml:space="preserve">36409836</w:t>
-        </w:r>
-      </w:hyperlink>
-      <w:r>
-        <w:t xml:space="preserve"> </w:t>
-      </w:r>
-      <w:r>
-        <w:t xml:space="preserve">· PMCID:</w:t>
-      </w:r>
-      <w:r>
-        <w:t xml:space="preserve"> </w:t>
+          <w:t xml:space="preserve">PMC9677336</w:t>
+        </w:r>
+      </w:hyperlink>
+    </w:p>
+    <w:bookmarkEnd w:id="53"/>
+    <w:bookmarkStart w:id="55" w:name="X7a93631224c49a632e3119c84b1b3a6b629c733"/>
+    <w:p>
+      <w:pPr>
+        <w:pStyle w:val="Bibliography"/>
+      </w:pPr>
+      <w:r>
+        <w:t xml:space="preserve">5.</w:t>
+      </w:r>
+      <w:r>
+        <w:t xml:space="preserve"> </w:t>
+      </w:r>
+      <w:r>
+        <w:t xml:space="preserve">	</w:t>
       </w:r>
       <w:hyperlink r:id="rId54">
         <w:r>
           <w:rPr>
             <w:rStyle w:val="Hyperlink"/>
           </w:rPr>
-          <w:t xml:space="preserve">PMC9677336</w:t>
+          <w:t xml:space="preserve">https://dpcpsi.nih.gov/sites/default/files/Day2-1225PM-Final-Report-CFDE-CoC-WG-HorwitzWilder_.pdf</w:t>
         </w:r>
       </w:hyperlink>
     </w:p>
     <w:bookmarkEnd w:id="55"/>
-    <w:bookmarkStart w:id="57" w:name="X7a93631224c49a632e3119c84b1b3a6b629c733"/>
+    <w:bookmarkStart w:id="56" w:name="ref-isbn:9780471465102"/>
     <w:p>
       <w:pPr>
         <w:pStyle w:val="Bibliography"/>
       </w:pPr>
       <w:r>
-        <w:t xml:space="preserve">5.</w:t>
+        <w:t xml:space="preserve">6.</w:t>
       </w:r>
       <w:r>
         <w:t xml:space="preserve"> </w:t>
@@ -4429,23 +4312,101 @@
       <w:r>
         <w:t xml:space="preserve">	</w:t>
       </w:r>
-      <w:hyperlink r:id="rId56">
-        <w:r>
-          <w:rPr>
-            <w:rStyle w:val="Hyperlink"/>
-          </w:rPr>
-          <w:t xml:space="preserve">https://dpcpsi.nih.gov/sites/default/files/Day2-1225PM-Final-Report-CFDE-CoC-WG-HorwitzWilder_.pdf</w:t>
-        </w:r>
-      </w:hyperlink>
+      <w:r>
+        <w:rPr>
+          <w:b/>
+          <w:bCs/>
+        </w:rPr>
+        <w:t xml:space="preserve">Decisions with multiple objectives: preferences and value tradeoffs</w:t>
+      </w:r>
+      <w:r>
+        <w:t xml:space="preserve"> </w:t>
+      </w:r>
+      <w:r>
+        <w:t xml:space="preserve">Ralph L Keeney, Howard Raiffa</w:t>
+      </w:r>
+      <w:r>
+        <w:t xml:space="preserve"> </w:t>
+      </w:r>
+      <w:r>
+        <w:rPr>
+          <w:i/>
+          <w:iCs/>
+        </w:rPr>
+        <w:t xml:space="preserve">Wiley</w:t>
+      </w:r>
+      <w:r>
+        <w:t xml:space="preserve"> </w:t>
+      </w:r>
+      <w:r>
+        <w:t xml:space="preserve">(1976)</w:t>
+      </w:r>
+      <w:r>
+        <w:t xml:space="preserve"> </w:t>
+      </w:r>
+      <w:r>
+        <w:t xml:space="preserve">ISBN: 9780471465102</w:t>
+      </w:r>
+    </w:p>
+    <w:bookmarkEnd w:id="56"/>
+    <w:bookmarkStart w:id="57" w:name="ref-isbn:9780792375067"/>
+    <w:p>
+      <w:pPr>
+        <w:pStyle w:val="Bibliography"/>
+      </w:pPr>
+      <w:r>
+        <w:t xml:space="preserve">7.</w:t>
+      </w:r>
+      <w:r>
+        <w:t xml:space="preserve"> </w:t>
+      </w:r>
+      <w:r>
+        <w:t xml:space="preserve">	</w:t>
+      </w:r>
+      <w:r>
+        <w:rPr>
+          <w:b/>
+          <w:bCs/>
+        </w:rPr>
+        <w:t xml:space="preserve">Advances in information security management &amp; small systems security: IFIP TC11 WG11.1/WG11.2 Eighth Annual Working Conference on Information Security Management &amp; Small Systems Security, September 27-28, 2001, Las Vegas, Nevada, USA</w:t>
+      </w:r>
+      <w:r>
+        <w:t xml:space="preserve"> </w:t>
+      </w:r>
+      <w:r>
+        <w:t xml:space="preserve">Jan HP Eloff (editor)</w:t>
+      </w:r>
+      <w:r>
+        <w:t xml:space="preserve"> </w:t>
+      </w:r>
+      <w:r>
+        <w:rPr>
+          <w:i/>
+          <w:iCs/>
+        </w:rPr>
+        <w:t xml:space="preserve">Kluwer Academic Publishers</w:t>
+      </w:r>
+      <w:r>
+        <w:t xml:space="preserve"> </w:t>
+      </w:r>
+      <w:r>
+        <w:t xml:space="preserve">(2001)</w:t>
+      </w:r>
+      <w:r>
+        <w:t xml:space="preserve"> </w:t>
+      </w:r>
+      <w:r>
+        <w:t xml:space="preserve">ISBN: 9780792375067</w:t>
+      </w:r>
     </w:p>
     <w:bookmarkEnd w:id="57"/>
-    <w:bookmarkStart w:id="58" w:name="ref-isbn:9780471465102"/>
+    <w:bookmarkStart w:id="62" w:name="ref-doi:10.1038/sdata.2016.18"/>
     <w:p>
       <w:pPr>
         <w:pStyle w:val="Bibliography"/>
       </w:pPr>
       <w:r>
-        <w:t xml:space="preserve">6.</w:t>
+        <w:t xml:space="preserve">8.</w:t>
       </w:r>
       <w:r>
         <w:t xml:space="preserve"> </w:t>
@@ -4458,45 +4419,101 @@
           <w:b/>
           <w:bCs/>
         </w:rPr>
-        <w:t xml:space="preserve">Decisions with multiple objectives: preferences and value tradeoffs</w:t>
-      </w:r>
-      <w:r>
-        <w:t xml:space="preserve"> </w:t>
-      </w:r>
-      <w:r>
-        <w:t xml:space="preserve">Ralph L Keeney, Howard Raiffa</w:t>
-      </w:r>
-      <w:r>
-        <w:t xml:space="preserve"> </w:t>
-      </w:r>
-      <w:r>
-        <w:rPr>
-          <w:i/>
-          <w:iCs/>
-        </w:rPr>
-        <w:t xml:space="preserve">Wiley</w:t>
-      </w:r>
-      <w:r>
-        <w:t xml:space="preserve"> </w:t>
-      </w:r>
-      <w:r>
-        <w:t xml:space="preserve">(1976)</w:t>
-      </w:r>
-      <w:r>
-        <w:t xml:space="preserve"> </w:t>
-      </w:r>
-      <w:r>
-        <w:t xml:space="preserve">ISBN: 9780471465102</w:t>
-      </w:r>
+        <w:t xml:space="preserve">The FAIR Guiding Principles for scientific data management and stewardship</w:t>
+      </w:r>
+      <w:r>
+        <w:t xml:space="preserve"> </w:t>
+      </w:r>
+      <w:r>
+        <w:t xml:space="preserve">Mark D Wilkinson, Michel Dumontier, IJsbrand Jan Aalbersberg, Gabrielle Appleton, Myles Axton, Arie Baak, Niklas Blomberg, Jan-Willem Boiten, Luiz Bonino da Silva Santos, Philip E Bourne, … Barend Mons</w:t>
+      </w:r>
+      <w:r>
+        <w:t xml:space="preserve"> </w:t>
+      </w:r>
+      <w:r>
+        <w:rPr>
+          <w:i/>
+          <w:iCs/>
+        </w:rPr>
+        <w:t xml:space="preserve">Scientific Data</w:t>
+      </w:r>
+      <w:r>
+        <w:t xml:space="preserve"> </w:t>
+      </w:r>
+      <w:r>
+        <w:t xml:space="preserve">(2016-03-15)</w:t>
+      </w:r>
+      <w:r>
+        <w:t xml:space="preserve"> </w:t>
+      </w:r>
+      <w:hyperlink r:id="rId58">
+        <w:r>
+          <w:rPr>
+            <w:rStyle w:val="Hyperlink"/>
+          </w:rPr>
+          <w:t xml:space="preserve">https://doi.org/bdd4</w:t>
+        </w:r>
+      </w:hyperlink>
+      <w:r>
+        <w:t xml:space="preserve"> </w:t>
+      </w:r>
+      <w:r>
+        <w:t xml:space="preserve">DOI:</w:t>
+      </w:r>
+      <w:r>
+        <w:t xml:space="preserve"> </w:t>
+      </w:r>
+      <w:hyperlink r:id="rId59">
+        <w:r>
+          <w:rPr>
+            <w:rStyle w:val="Hyperlink"/>
+          </w:rPr>
+          <w:t xml:space="preserve">10.1038/sdata.2016.18</w:t>
+        </w:r>
+      </w:hyperlink>
+      <w:r>
+        <w:t xml:space="preserve"> </w:t>
+      </w:r>
+      <w:r>
+        <w:t xml:space="preserve">· PMID:</w:t>
+      </w:r>
+      <w:r>
+        <w:t xml:space="preserve"> </w:t>
+      </w:r>
+      <w:hyperlink r:id="rId60">
+        <w:r>
+          <w:rPr>
+            <w:rStyle w:val="Hyperlink"/>
+          </w:rPr>
+          <w:t xml:space="preserve">26978244</w:t>
+        </w:r>
+      </w:hyperlink>
+      <w:r>
+        <w:t xml:space="preserve"> </w:t>
+      </w:r>
+      <w:r>
+        <w:t xml:space="preserve">· PMCID:</w:t>
+      </w:r>
+      <w:r>
+        <w:t xml:space="preserve"> </w:t>
+      </w:r>
+      <w:hyperlink r:id="rId61">
+        <w:r>
+          <w:rPr>
+            <w:rStyle w:val="Hyperlink"/>
+          </w:rPr>
+          <w:t xml:space="preserve">PMC4792175</w:t>
+        </w:r>
+      </w:hyperlink>
     </w:p>
-    <w:bookmarkEnd w:id="58"/>
-    <w:bookmarkStart w:id="59" w:name="ref-isbn:9780792375067"/>
+    <w:bookmarkEnd w:id="62"/>
+    <w:bookmarkStart w:id="67" w:name="ref-doi:10.1038/sdata.2018.118"/>
     <w:p>
       <w:pPr>
         <w:pStyle w:val="Bibliography"/>
       </w:pPr>
       <w:r>
-        <w:t xml:space="preserve">7.</w:t>
+        <w:t xml:space="preserve">9.</w:t>
       </w:r>
       <w:r>
         <w:t xml:space="preserve"> </w:t>
@@ -4509,45 +4526,101 @@
           <w:b/>
           <w:bCs/>
         </w:rPr>
-        <w:t xml:space="preserve">Advances in information security management &amp; small systems security: IFIP TC11 WG11.1/WG11.2 Eighth Annual Working Conference on Information Security Management &amp; Small Systems Security, September 27-28, 2001, Las Vegas, Nevada, USA</w:t>
-      </w:r>
-      <w:r>
-        <w:t xml:space="preserve"> </w:t>
-      </w:r>
-      <w:r>
-        <w:t xml:space="preserve">Jan HP Eloff (editor)</w:t>
-      </w:r>
-      <w:r>
-        <w:t xml:space="preserve"> </w:t>
-      </w:r>
-      <w:r>
-        <w:rPr>
-          <w:i/>
-          <w:iCs/>
-        </w:rPr>
-        <w:t xml:space="preserve">Kluwer Academic Publishers</w:t>
-      </w:r>
-      <w:r>
-        <w:t xml:space="preserve"> </w:t>
-      </w:r>
-      <w:r>
-        <w:t xml:space="preserve">(2001)</w:t>
-      </w:r>
-      <w:r>
-        <w:t xml:space="preserve"> </w:t>
-      </w:r>
-      <w:r>
-        <w:t xml:space="preserve">ISBN: 9780792375067</w:t>
-      </w:r>
+        <w:t xml:space="preserve">A design framework and exemplar metrics for FAIRness</w:t>
+      </w:r>
+      <w:r>
+        <w:t xml:space="preserve"> </w:t>
+      </w:r>
+      <w:r>
+        <w:t xml:space="preserve">Mark D Wilkinson, Susanna-Assunta Sansone, Erik Schultes, Peter Doorn, Luiz Olavo Bonino da Silva Santos, Michel Dumontier</w:t>
+      </w:r>
+      <w:r>
+        <w:t xml:space="preserve"> </w:t>
+      </w:r>
+      <w:r>
+        <w:rPr>
+          <w:i/>
+          <w:iCs/>
+        </w:rPr>
+        <w:t xml:space="preserve">Scientific Data</w:t>
+      </w:r>
+      <w:r>
+        <w:t xml:space="preserve"> </w:t>
+      </w:r>
+      <w:r>
+        <w:t xml:space="preserve">(2018-06-26)</w:t>
+      </w:r>
+      <w:r>
+        <w:t xml:space="preserve"> </w:t>
+      </w:r>
+      <w:hyperlink r:id="rId63">
+        <w:r>
+          <w:rPr>
+            <w:rStyle w:val="Hyperlink"/>
+          </w:rPr>
+          <w:t xml:space="preserve">https://doi.org/gfkrrt</w:t>
+        </w:r>
+      </w:hyperlink>
+      <w:r>
+        <w:t xml:space="preserve"> </w:t>
+      </w:r>
+      <w:r>
+        <w:t xml:space="preserve">DOI:</w:t>
+      </w:r>
+      <w:r>
+        <w:t xml:space="preserve"> </w:t>
+      </w:r>
+      <w:hyperlink r:id="rId64">
+        <w:r>
+          <w:rPr>
+            <w:rStyle w:val="Hyperlink"/>
+          </w:rPr>
+          <w:t xml:space="preserve">10.1038/sdata.2018.118</w:t>
+        </w:r>
+      </w:hyperlink>
+      <w:r>
+        <w:t xml:space="preserve"> </w:t>
+      </w:r>
+      <w:r>
+        <w:t xml:space="preserve">· PMID:</w:t>
+      </w:r>
+      <w:r>
+        <w:t xml:space="preserve"> </w:t>
+      </w:r>
+      <w:hyperlink r:id="rId65">
+        <w:r>
+          <w:rPr>
+            <w:rStyle w:val="Hyperlink"/>
+          </w:rPr>
+          <w:t xml:space="preserve">29944145</w:t>
+        </w:r>
+      </w:hyperlink>
+      <w:r>
+        <w:t xml:space="preserve"> </w:t>
+      </w:r>
+      <w:r>
+        <w:t xml:space="preserve">· PMCID:</w:t>
+      </w:r>
+      <w:r>
+        <w:t xml:space="preserve"> </w:t>
+      </w:r>
+      <w:hyperlink r:id="rId66">
+        <w:r>
+          <w:rPr>
+            <w:rStyle w:val="Hyperlink"/>
+          </w:rPr>
+          <w:t xml:space="preserve">PMC6018520</w:t>
+        </w:r>
+      </w:hyperlink>
     </w:p>
-    <w:bookmarkEnd w:id="59"/>
-    <w:bookmarkStart w:id="64" w:name="ref-doi:10.1038/sdata.2016.18"/>
+    <w:bookmarkEnd w:id="67"/>
+    <w:bookmarkStart w:id="72" w:name="ref-doi:10.1371/journal.pone.0311493"/>
     <w:p>
       <w:pPr>
         <w:pStyle w:val="Bibliography"/>
       </w:pPr>
       <w:r>
-        <w:t xml:space="preserve">8.</w:t>
+        <w:t xml:space="preserve">10.</w:t>
       </w:r>
       <w:r>
         <w:t xml:space="preserve"> </w:t>
@@ -4560,39 +4633,39 @@
           <w:b/>
           <w:bCs/>
         </w:rPr>
-        <w:t xml:space="preserve">The FAIR Guiding Principles for scientific data management and stewardship</w:t>
-      </w:r>
-      <w:r>
-        <w:t xml:space="preserve"> </w:t>
-      </w:r>
-      <w:r>
-        <w:t xml:space="preserve">Mark D Wilkinson, Michel Dumontier, IJsbrand Jan Aalbersberg, Gabrielle Appleton, Myles Axton, Arie Baak, Niklas Blomberg, Jan-Willem Boiten, Luiz Bonino da Silva Santos, Philip E Bourne, … Barend Mons</w:t>
-      </w:r>
-      <w:r>
-        <w:t xml:space="preserve"> </w:t>
-      </w:r>
-      <w:r>
-        <w:rPr>
-          <w:i/>
-          <w:iCs/>
-        </w:rPr>
-        <w:t xml:space="preserve">Scientific Data</w:t>
-      </w:r>
-      <w:r>
-        <w:t xml:space="preserve"> </w:t>
-      </w:r>
-      <w:r>
-        <w:t xml:space="preserve">(2016-03-15)</w:t>
-      </w:r>
-      <w:r>
-        <w:t xml:space="preserve"> </w:t>
-      </w:r>
-      <w:hyperlink r:id="rId60">
-        <w:r>
-          <w:rPr>
-            <w:rStyle w:val="Hyperlink"/>
-          </w:rPr>
-          <w:t xml:space="preserve">https://doi.org/bdd4</w:t>
+        <w:t xml:space="preserve">An analysis of the effects of sharing research data, code, and preprints on citations</w:t>
+      </w:r>
+      <w:r>
+        <w:t xml:space="preserve"> </w:t>
+      </w:r>
+      <w:r>
+        <w:t xml:space="preserve">Giovanni Colavizza, Lauren Cadwallader, Marcel LaFlamme, Grégory Dozot, Stéphane Lecorney, Daniel Rappo, Iain Hrynaszkiewicz</w:t>
+      </w:r>
+      <w:r>
+        <w:t xml:space="preserve"> </w:t>
+      </w:r>
+      <w:r>
+        <w:rPr>
+          <w:i/>
+          <w:iCs/>
+        </w:rPr>
+        <w:t xml:space="preserve">PLOS ONE</w:t>
+      </w:r>
+      <w:r>
+        <w:t xml:space="preserve"> </w:t>
+      </w:r>
+      <w:r>
+        <w:t xml:space="preserve">(2024-10-30)</w:t>
+      </w:r>
+      <w:r>
+        <w:t xml:space="preserve"> </w:t>
+      </w:r>
+      <w:hyperlink r:id="rId68">
+        <w:r>
+          <w:rPr>
+            <w:rStyle w:val="Hyperlink"/>
+          </w:rPr>
+          <w:t xml:space="preserve">https://doi.org/g8p57w</w:t>
         </w:r>
       </w:hyperlink>
       <w:r>
@@ -4604,12 +4677,12 @@
       <w:r>
         <w:t xml:space="preserve"> </w:t>
       </w:r>
-      <w:hyperlink r:id="rId61">
-        <w:r>
-          <w:rPr>
-            <w:rStyle w:val="Hyperlink"/>
-          </w:rPr>
-          <w:t xml:space="preserve">10.1038/sdata.2016.18</w:t>
+      <w:hyperlink r:id="rId69">
+        <w:r>
+          <w:rPr>
+            <w:rStyle w:val="Hyperlink"/>
+          </w:rPr>
+          <w:t xml:space="preserve">10.1371/journal.pone.0311493</w:t>
         </w:r>
       </w:hyperlink>
       <w:r>
@@ -4621,12 +4694,12 @@
       <w:r>
         <w:t xml:space="preserve"> </w:t>
       </w:r>
-      <w:hyperlink r:id="rId62">
-        <w:r>
-          <w:rPr>
-            <w:rStyle w:val="Hyperlink"/>
-          </w:rPr>
-          <w:t xml:space="preserve">26978244</w:t>
+      <w:hyperlink r:id="rId70">
+        <w:r>
+          <w:rPr>
+            <w:rStyle w:val="Hyperlink"/>
+          </w:rPr>
+          <w:t xml:space="preserve">39475849</w:t>
         </w:r>
       </w:hyperlink>
       <w:r>
@@ -4638,23 +4711,23 @@
       <w:r>
         <w:t xml:space="preserve"> </w:t>
       </w:r>
-      <w:hyperlink r:id="rId63">
-        <w:r>
-          <w:rPr>
-            <w:rStyle w:val="Hyperlink"/>
-          </w:rPr>
-          <w:t xml:space="preserve">PMC4792175</w:t>
+      <w:hyperlink r:id="rId71">
+        <w:r>
+          <w:rPr>
+            <w:rStyle w:val="Hyperlink"/>
+          </w:rPr>
+          <w:t xml:space="preserve">PMC11524460</w:t>
         </w:r>
       </w:hyperlink>
     </w:p>
-    <w:bookmarkEnd w:id="64"/>
-    <w:bookmarkStart w:id="69" w:name="ref-doi:10.1038/sdata.2018.118"/>
+    <w:bookmarkEnd w:id="72"/>
+    <w:bookmarkStart w:id="76" w:name="ref-doi:10.1038/520429a"/>
     <w:p>
       <w:pPr>
         <w:pStyle w:val="Bibliography"/>
       </w:pPr>
       <w:r>
-        <w:t xml:space="preserve">9.</w:t>
+        <w:t xml:space="preserve">11.</w:t>
       </w:r>
       <w:r>
         <w:t xml:space="preserve"> </w:t>
@@ -4667,39 +4740,39 @@
           <w:b/>
           <w:bCs/>
         </w:rPr>
-        <w:t xml:space="preserve">A design framework and exemplar metrics for FAIRness</w:t>
-      </w:r>
-      <w:r>
-        <w:t xml:space="preserve"> </w:t>
-      </w:r>
-      <w:r>
-        <w:t xml:space="preserve">Mark D Wilkinson, Susanna-Assunta Sansone, Erik Schultes, Peter Doorn, Luiz Olavo Bonino da Silva Santos, Michel Dumontier</w:t>
-      </w:r>
-      <w:r>
-        <w:t xml:space="preserve"> </w:t>
-      </w:r>
-      <w:r>
-        <w:rPr>
-          <w:i/>
-          <w:iCs/>
-        </w:rPr>
-        <w:t xml:space="preserve">Scientific Data</w:t>
-      </w:r>
-      <w:r>
-        <w:t xml:space="preserve"> </w:t>
-      </w:r>
-      <w:r>
-        <w:t xml:space="preserve">(2018-06-26)</w:t>
-      </w:r>
-      <w:r>
-        <w:t xml:space="preserve"> </w:t>
-      </w:r>
-      <w:hyperlink r:id="rId65">
-        <w:r>
-          <w:rPr>
-            <w:rStyle w:val="Hyperlink"/>
-          </w:rPr>
-          <w:t xml:space="preserve">https://doi.org/gfkrrt</w:t>
+        <w:t xml:space="preserve">Bibliometrics: The Leiden Manifesto for research metrics</w:t>
+      </w:r>
+      <w:r>
+        <w:t xml:space="preserve"> </w:t>
+      </w:r>
+      <w:r>
+        <w:t xml:space="preserve">Diana Hicks, Paul Wouters, Ludo Waltman, Sarah de Rijcke, Ismael Rafols</w:t>
+      </w:r>
+      <w:r>
+        <w:t xml:space="preserve"> </w:t>
+      </w:r>
+      <w:r>
+        <w:rPr>
+          <w:i/>
+          <w:iCs/>
+        </w:rPr>
+        <w:t xml:space="preserve">Nature</w:t>
+      </w:r>
+      <w:r>
+        <w:t xml:space="preserve"> </w:t>
+      </w:r>
+      <w:r>
+        <w:t xml:space="preserve">(2015-04-22)</w:t>
+      </w:r>
+      <w:r>
+        <w:t xml:space="preserve"> </w:t>
+      </w:r>
+      <w:hyperlink r:id="rId73">
+        <w:r>
+          <w:rPr>
+            <w:rStyle w:val="Hyperlink"/>
+          </w:rPr>
+          <w:t xml:space="preserve">https://doi.org/gdg44f</w:t>
         </w:r>
       </w:hyperlink>
       <w:r>
@@ -4711,12 +4784,12 @@
       <w:r>
         <w:t xml:space="preserve"> </w:t>
       </w:r>
-      <w:hyperlink r:id="rId66">
-        <w:r>
-          <w:rPr>
-            <w:rStyle w:val="Hyperlink"/>
-          </w:rPr>
-          <w:t xml:space="preserve">10.1038/sdata.2018.118</w:t>
+      <w:hyperlink r:id="rId74">
+        <w:r>
+          <w:rPr>
+            <w:rStyle w:val="Hyperlink"/>
+          </w:rPr>
+          <w:t xml:space="preserve">10.1038/520429a</w:t>
         </w:r>
       </w:hyperlink>
       <w:r>
@@ -4728,40 +4801,23 @@
       <w:r>
         <w:t xml:space="preserve"> </w:t>
       </w:r>
-      <w:hyperlink r:id="rId67">
-        <w:r>
-          <w:rPr>
-            <w:rStyle w:val="Hyperlink"/>
-          </w:rPr>
-          <w:t xml:space="preserve">29944145</w:t>
-        </w:r>
-      </w:hyperlink>
-      <w:r>
-        <w:t xml:space="preserve"> </w:t>
-      </w:r>
-      <w:r>
-        <w:t xml:space="preserve">· PMCID:</w:t>
-      </w:r>
-      <w:r>
-        <w:t xml:space="preserve"> </w:t>
-      </w:r>
-      <w:hyperlink r:id="rId68">
-        <w:r>
-          <w:rPr>
-            <w:rStyle w:val="Hyperlink"/>
-          </w:rPr>
-          <w:t xml:space="preserve">PMC6018520</w:t>
+      <w:hyperlink r:id="rId75">
+        <w:r>
+          <w:rPr>
+            <w:rStyle w:val="Hyperlink"/>
+          </w:rPr>
+          <w:t xml:space="preserve">25903611</w:t>
         </w:r>
       </w:hyperlink>
     </w:p>
-    <w:bookmarkEnd w:id="69"/>
-    <w:bookmarkStart w:id="74" w:name="ref-doi:10.1371/journal.pone.0311493"/>
+    <w:bookmarkEnd w:id="76"/>
+    <w:bookmarkStart w:id="80" w:name="ref-doi:10.4103/1008-682X.171582"/>
     <w:p>
       <w:pPr>
         <w:pStyle w:val="Bibliography"/>
       </w:pPr>
       <w:r>
-        <w:t xml:space="preserve">10.</w:t>
+        <w:t xml:space="preserve">12.</w:t>
       </w:r>
       <w:r>
         <w:t xml:space="preserve"> </w:t>
@@ -4774,39 +4830,39 @@
           <w:b/>
           <w:bCs/>
         </w:rPr>
-        <w:t xml:space="preserve">An analysis of the effects of sharing research data, code, and preprints on citations</w:t>
-      </w:r>
-      <w:r>
-        <w:t xml:space="preserve"> </w:t>
-      </w:r>
-      <w:r>
-        <w:t xml:space="preserve">Giovanni Colavizza, Lauren Cadwallader, Marcel LaFlamme, Grégory Dozot, Stéphane Lecorney, Daniel Rappo, Iain Hrynaszkiewicz</w:t>
-      </w:r>
-      <w:r>
-        <w:t xml:space="preserve"> </w:t>
-      </w:r>
-      <w:r>
-        <w:rPr>
-          <w:i/>
-          <w:iCs/>
-        </w:rPr>
-        <w:t xml:space="preserve">PLOS ONE</w:t>
-      </w:r>
-      <w:r>
-        <w:t xml:space="preserve"> </w:t>
-      </w:r>
-      <w:r>
-        <w:t xml:space="preserve">(2024-10-30)</w:t>
-      </w:r>
-      <w:r>
-        <w:t xml:space="preserve"> </w:t>
-      </w:r>
-      <w:hyperlink r:id="rId70">
-        <w:r>
-          <w:rPr>
-            <w:rStyle w:val="Hyperlink"/>
-          </w:rPr>
-          <w:t xml:space="preserve">https://doi.org/g8p57w</w:t>
+        <w:t xml:space="preserve">Bibliometrics: tracking research impact by selecting the appropriate metrics</w:t>
+      </w:r>
+      <w:r>
+        <w:t xml:space="preserve"> </w:t>
+      </w:r>
+      <w:r>
+        <w:t xml:space="preserve">Ashok Agarwal, Damayanthi Durairajanayagam, Sindhuja Tatagari, SandroC Esteves, Avi Harlev, Ralf Henkel, Shubhadeep Roychoudhury, Sheryl Homa, NicolásGarrido Puchalt, Ranjith Ramasamy, … Asher Bashiri</w:t>
+      </w:r>
+      <w:r>
+        <w:t xml:space="preserve"> </w:t>
+      </w:r>
+      <w:r>
+        <w:rPr>
+          <w:i/>
+          <w:iCs/>
+        </w:rPr>
+        <w:t xml:space="preserve">Asian Journal of Andrology</w:t>
+      </w:r>
+      <w:r>
+        <w:t xml:space="preserve"> </w:t>
+      </w:r>
+      <w:r>
+        <w:t xml:space="preserve">(2016)</w:t>
+      </w:r>
+      <w:r>
+        <w:t xml:space="preserve"> </w:t>
+      </w:r>
+      <w:hyperlink r:id="rId77">
+        <w:r>
+          <w:rPr>
+            <w:rStyle w:val="Hyperlink"/>
+          </w:rPr>
+          <w:t xml:space="preserve">https://doi.org/f877jx</w:t>
         </w:r>
       </w:hyperlink>
       <w:r>
@@ -4818,12 +4874,12 @@
       <w:r>
         <w:t xml:space="preserve"> </w:t>
       </w:r>
-      <w:hyperlink r:id="rId71">
-        <w:r>
-          <w:rPr>
-            <w:rStyle w:val="Hyperlink"/>
-          </w:rPr>
-          <w:t xml:space="preserve">10.1371/journal.pone.0311493</w:t>
+      <w:hyperlink r:id="rId78">
+        <w:r>
+          <w:rPr>
+            <w:rStyle w:val="Hyperlink"/>
+          </w:rPr>
+          <w:t xml:space="preserve">10.4103/1008-682x.171582</w:t>
         </w:r>
       </w:hyperlink>
       <w:r>
@@ -4835,40 +4891,23 @@
       <w:r>
         <w:t xml:space="preserve"> </w:t>
       </w:r>
-      <w:hyperlink r:id="rId72">
-        <w:r>
-          <w:rPr>
-            <w:rStyle w:val="Hyperlink"/>
-          </w:rPr>
-          <w:t xml:space="preserve">39475849</w:t>
-        </w:r>
-      </w:hyperlink>
-      <w:r>
-        <w:t xml:space="preserve"> </w:t>
-      </w:r>
-      <w:r>
-        <w:t xml:space="preserve">· PMCID:</w:t>
-      </w:r>
-      <w:r>
-        <w:t xml:space="preserve"> </w:t>
-      </w:r>
-      <w:hyperlink r:id="rId73">
-        <w:r>
-          <w:rPr>
-            <w:rStyle w:val="Hyperlink"/>
-          </w:rPr>
-          <w:t xml:space="preserve">PMC11524460</w:t>
+      <w:hyperlink r:id="rId79">
+        <w:r>
+          <w:rPr>
+            <w:rStyle w:val="Hyperlink"/>
+          </w:rPr>
+          <w:t xml:space="preserve">26806079</w:t>
         </w:r>
       </w:hyperlink>
     </w:p>
-    <w:bookmarkEnd w:id="74"/>
-    <w:bookmarkStart w:id="78" w:name="ref-doi:10.1038/520429a"/>
+    <w:bookmarkEnd w:id="80"/>
+    <w:bookmarkStart w:id="85" w:name="ref-doi:10.1101/2023.09.12.557386"/>
     <w:p>
       <w:pPr>
         <w:pStyle w:val="Bibliography"/>
       </w:pPr>
       <w:r>
-        <w:t xml:space="preserve">11.</w:t>
+        <w:t xml:space="preserve">13.</w:t>
       </w:r>
       <w:r>
         <w:t xml:space="preserve"> </w:t>
@@ -4881,39 +4920,39 @@
           <w:b/>
           <w:bCs/>
         </w:rPr>
-        <w:t xml:space="preserve">Bibliometrics: The Leiden Manifesto for research metrics</w:t>
-      </w:r>
-      <w:r>
-        <w:t xml:space="preserve"> </w:t>
-      </w:r>
-      <w:r>
-        <w:t xml:space="preserve">Diana Hicks, Paul Wouters, Ludo Waltman, Sarah de Rijcke, Ismael Rafols</w:t>
-      </w:r>
-      <w:r>
-        <w:t xml:space="preserve"> </w:t>
-      </w:r>
-      <w:r>
-        <w:rPr>
-          <w:i/>
-          <w:iCs/>
-        </w:rPr>
-        <w:t xml:space="preserve">Nature</w:t>
-      </w:r>
-      <w:r>
-        <w:t xml:space="preserve"> </w:t>
-      </w:r>
-      <w:r>
-        <w:t xml:space="preserve">(2015-04-22)</w:t>
-      </w:r>
-      <w:r>
-        <w:t xml:space="preserve"> </w:t>
-      </w:r>
-      <w:hyperlink r:id="rId75">
-        <w:r>
-          <w:rPr>
-            <w:rStyle w:val="Hyperlink"/>
-          </w:rPr>
-          <w:t xml:space="preserve">https://doi.org/gdg44f</w:t>
+        <w:t xml:space="preserve">Bibliometric analysis of neuroscience publications quantifies the impact of data sharing</w:t>
+      </w:r>
+      <w:r>
+        <w:t xml:space="preserve"> </w:t>
+      </w:r>
+      <w:r>
+        <w:t xml:space="preserve">Herve Emissah, Bengt Ljungquist, Giorgio A Ascoli</w:t>
+      </w:r>
+      <w:r>
+        <w:t xml:space="preserve"> </w:t>
+      </w:r>
+      <w:r>
+        <w:rPr>
+          <w:i/>
+          <w:iCs/>
+        </w:rPr>
+        <w:t xml:space="preserve">openRxiv</w:t>
+      </w:r>
+      <w:r>
+        <w:t xml:space="preserve"> </w:t>
+      </w:r>
+      <w:r>
+        <w:t xml:space="preserve">(2023-09-13)</w:t>
+      </w:r>
+      <w:r>
+        <w:t xml:space="preserve"> </w:t>
+      </w:r>
+      <w:hyperlink r:id="rId81">
+        <w:r>
+          <w:rPr>
+            <w:rStyle w:val="Hyperlink"/>
+          </w:rPr>
+          <w:t xml:space="preserve">https://doi.org/hbsw6q</w:t>
         </w:r>
       </w:hyperlink>
       <w:r>
@@ -4925,12 +4964,12 @@
       <w:r>
         <w:t xml:space="preserve"> </w:t>
       </w:r>
-      <w:hyperlink r:id="rId76">
-        <w:r>
-          <w:rPr>
-            <w:rStyle w:val="Hyperlink"/>
-          </w:rPr>
-          <w:t xml:space="preserve">10.1038/520429a</w:t>
+      <w:hyperlink r:id="rId82">
+        <w:r>
+          <w:rPr>
+            <w:rStyle w:val="Hyperlink"/>
+          </w:rPr>
+          <w:t xml:space="preserve">10.1101/2023.09.12.557386</w:t>
         </w:r>
       </w:hyperlink>
       <w:r>
@@ -4942,23 +4981,40 @@
       <w:r>
         <w:t xml:space="preserve"> </w:t>
       </w:r>
-      <w:hyperlink r:id="rId77">
-        <w:r>
-          <w:rPr>
-            <w:rStyle w:val="Hyperlink"/>
-          </w:rPr>
-          <w:t xml:space="preserve">25903611</w:t>
+      <w:hyperlink r:id="rId83">
+        <w:r>
+          <w:rPr>
+            <w:rStyle w:val="Hyperlink"/>
+          </w:rPr>
+          <w:t xml:space="preserve">37745378</w:t>
+        </w:r>
+      </w:hyperlink>
+      <w:r>
+        <w:t xml:space="preserve"> </w:t>
+      </w:r>
+      <w:r>
+        <w:t xml:space="preserve">· PMCID:</w:t>
+      </w:r>
+      <w:r>
+        <w:t xml:space="preserve"> </w:t>
+      </w:r>
+      <w:hyperlink r:id="rId84">
+        <w:r>
+          <w:rPr>
+            <w:rStyle w:val="Hyperlink"/>
+          </w:rPr>
+          <w:t xml:space="preserve">PMC10515804</w:t>
         </w:r>
       </w:hyperlink>
     </w:p>
-    <w:bookmarkEnd w:id="78"/>
-    <w:bookmarkStart w:id="82" w:name="ref-doi:10.4103/1008-682X.171582"/>
+    <w:bookmarkEnd w:id="85"/>
+    <w:bookmarkStart w:id="90" w:name="ref-doi:10.2196/63544"/>
     <w:p>
       <w:pPr>
         <w:pStyle w:val="Bibliography"/>
       </w:pPr>
       <w:r>
-        <w:t xml:space="preserve">12.</w:t>
+        <w:t xml:space="preserve">14.</w:t>
       </w:r>
       <w:r>
         <w:t xml:space="preserve"> </w:t>
@@ -4971,39 +5027,39 @@
           <w:b/>
           <w:bCs/>
         </w:rPr>
-        <w:t xml:space="preserve">Bibliometrics: tracking research impact by selecting the appropriate metrics</w:t>
-      </w:r>
-      <w:r>
-        <w:t xml:space="preserve"> </w:t>
-      </w:r>
-      <w:r>
-        <w:t xml:space="preserve">Ashok Agarwal, Damayanthi Durairajanayagam, Sindhuja Tatagari, SandroC Esteves, Avi Harlev, Ralf Henkel, Shubhadeep Roychoudhury, Sheryl Homa, NicolásGarrido Puchalt, Ranjith Ramasamy, … Asher Bashiri</w:t>
-      </w:r>
-      <w:r>
-        <w:t xml:space="preserve"> </w:t>
-      </w:r>
-      <w:r>
-        <w:rPr>
-          <w:i/>
-          <w:iCs/>
-        </w:rPr>
-        <w:t xml:space="preserve">Asian Journal of Andrology</w:t>
-      </w:r>
-      <w:r>
-        <w:t xml:space="preserve"> </w:t>
-      </w:r>
-      <w:r>
-        <w:t xml:space="preserve">(2016)</w:t>
-      </w:r>
-      <w:r>
-        <w:t xml:space="preserve"> </w:t>
-      </w:r>
-      <w:hyperlink r:id="rId79">
-        <w:r>
-          <w:rPr>
-            <w:rStyle w:val="Hyperlink"/>
-          </w:rPr>
-          <w:t xml:space="preserve">https://doi.org/f877jx</w:t>
+        <w:t xml:space="preserve">Medical Science Data Value Evaluation Model: Mixed Methods Study</w:t>
+      </w:r>
+      <w:r>
+        <w:t xml:space="preserve"> </w:t>
+      </w:r>
+      <w:r>
+        <w:t xml:space="preserve">Dandan Wang, Yaning Liu</w:t>
+      </w:r>
+      <w:r>
+        <w:t xml:space="preserve"> </w:t>
+      </w:r>
+      <w:r>
+        <w:rPr>
+          <w:i/>
+          <w:iCs/>
+        </w:rPr>
+        <w:t xml:space="preserve">JMIR Medical Informatics</w:t>
+      </w:r>
+      <w:r>
+        <w:t xml:space="preserve"> </w:t>
+      </w:r>
+      <w:r>
+        <w:t xml:space="preserve">(2025-08-21)</w:t>
+      </w:r>
+      <w:r>
+        <w:t xml:space="preserve"> </w:t>
+      </w:r>
+      <w:hyperlink r:id="rId86">
+        <w:r>
+          <w:rPr>
+            <w:rStyle w:val="Hyperlink"/>
+          </w:rPr>
+          <w:t xml:space="preserve">https://doi.org/hbsw6s</w:t>
         </w:r>
       </w:hyperlink>
       <w:r>
@@ -5015,12 +5071,12 @@
       <w:r>
         <w:t xml:space="preserve"> </w:t>
       </w:r>
-      <w:hyperlink r:id="rId80">
-        <w:r>
-          <w:rPr>
-            <w:rStyle w:val="Hyperlink"/>
-          </w:rPr>
-          <w:t xml:space="preserve">10.4103/1008-682x.171582</w:t>
+      <w:hyperlink r:id="rId87">
+        <w:r>
+          <w:rPr>
+            <w:rStyle w:val="Hyperlink"/>
+          </w:rPr>
+          <w:t xml:space="preserve">10.2196/63544</w:t>
         </w:r>
       </w:hyperlink>
       <w:r>
@@ -5032,23 +5088,40 @@
       <w:r>
         <w:t xml:space="preserve"> </w:t>
       </w:r>
-      <w:hyperlink r:id="rId81">
-        <w:r>
-          <w:rPr>
-            <w:rStyle w:val="Hyperlink"/>
-          </w:rPr>
-          <w:t xml:space="preserve">26806079</w:t>
+      <w:hyperlink r:id="rId88">
+        <w:r>
+          <w:rPr>
+            <w:rStyle w:val="Hyperlink"/>
+          </w:rPr>
+          <w:t xml:space="preserve">40839787</w:t>
+        </w:r>
+      </w:hyperlink>
+      <w:r>
+        <w:t xml:space="preserve"> </w:t>
+      </w:r>
+      <w:r>
+        <w:t xml:space="preserve">· PMCID:</w:t>
+      </w:r>
+      <w:r>
+        <w:t xml:space="preserve"> </w:t>
+      </w:r>
+      <w:hyperlink r:id="rId89">
+        <w:r>
+          <w:rPr>
+            <w:rStyle w:val="Hyperlink"/>
+          </w:rPr>
+          <w:t xml:space="preserve">PMC12369987</w:t>
         </w:r>
       </w:hyperlink>
     </w:p>
-    <w:bookmarkEnd w:id="82"/>
-    <w:bookmarkStart w:id="87" w:name="ref-doi:10.1101/2023.09.12.557386"/>
+    <w:bookmarkEnd w:id="90"/>
+    <w:bookmarkStart w:id="94" w:name="ref-doi:10.15265/IY-2014-0020"/>
     <w:p>
       <w:pPr>
         <w:pStyle w:val="Bibliography"/>
       </w:pPr>
       <w:r>
-        <w:t xml:space="preserve">13.</w:t>
+        <w:t xml:space="preserve">15.</w:t>
       </w:r>
       <w:r>
         <w:t xml:space="preserve"> </w:t>
@@ -5061,39 +5134,39 @@
           <w:b/>
           <w:bCs/>
         </w:rPr>
-        <w:t xml:space="preserve">Bibliometric analysis of neuroscience publications quantifies the impact of data sharing</w:t>
-      </w:r>
-      <w:r>
-        <w:t xml:space="preserve"> </w:t>
-      </w:r>
-      <w:r>
-        <w:t xml:space="preserve">Herve Emissah, Bengt Ljungquist, Giorgio A Ascoli</w:t>
-      </w:r>
-      <w:r>
-        <w:t xml:space="preserve"> </w:t>
-      </w:r>
-      <w:r>
-        <w:rPr>
-          <w:i/>
-          <w:iCs/>
-        </w:rPr>
-        <w:t xml:space="preserve">openRxiv</w:t>
-      </w:r>
-      <w:r>
-        <w:t xml:space="preserve"> </w:t>
-      </w:r>
-      <w:r>
-        <w:t xml:space="preserve">(2023-09-13)</w:t>
-      </w:r>
-      <w:r>
-        <w:t xml:space="preserve"> </w:t>
-      </w:r>
-      <w:hyperlink r:id="rId83">
-        <w:r>
-          <w:rPr>
-            <w:rStyle w:val="Hyperlink"/>
-          </w:rPr>
-          <w:t xml:space="preserve">https://doi.org/hbsw6q</w:t>
+        <w:t xml:space="preserve">Big Data in Medicine Is Driving Big Changes</w:t>
+      </w:r>
+      <w:r>
+        <w:t xml:space="preserve"> </w:t>
+      </w:r>
+      <w:r>
+        <w:t xml:space="preserve">K Verspoor, F Martin-Sanchez</w:t>
+      </w:r>
+      <w:r>
+        <w:t xml:space="preserve"> </w:t>
+      </w:r>
+      <w:r>
+        <w:rPr>
+          <w:i/>
+          <w:iCs/>
+        </w:rPr>
+        <w:t xml:space="preserve">Yearbook of Medical Informatics</w:t>
+      </w:r>
+      <w:r>
+        <w:t xml:space="preserve"> </w:t>
+      </w:r>
+      <w:r>
+        <w:t xml:space="preserve">(2014-08)</w:t>
+      </w:r>
+      <w:r>
+        <w:t xml:space="preserve"> </w:t>
+      </w:r>
+      <w:hyperlink r:id="rId91">
+        <w:r>
+          <w:rPr>
+            <w:rStyle w:val="Hyperlink"/>
+          </w:rPr>
+          <w:t xml:space="preserve">https://doi.org/gtwq2b</w:t>
         </w:r>
       </w:hyperlink>
       <w:r>
@@ -5105,12 +5178,12 @@
       <w:r>
         <w:t xml:space="preserve"> </w:t>
       </w:r>
-      <w:hyperlink r:id="rId84">
-        <w:r>
-          <w:rPr>
-            <w:rStyle w:val="Hyperlink"/>
-          </w:rPr>
-          <w:t xml:space="preserve">10.1101/2023.09.12.557386</w:t>
+      <w:hyperlink r:id="rId92">
+        <w:r>
+          <w:rPr>
+            <w:rStyle w:val="Hyperlink"/>
+          </w:rPr>
+          <w:t xml:space="preserve">10.15265/iy-2014-0020</w:t>
         </w:r>
       </w:hyperlink>
       <w:r>
@@ -5122,40 +5195,23 @@
       <w:r>
         <w:t xml:space="preserve"> </w:t>
       </w:r>
-      <w:hyperlink r:id="rId85">
-        <w:r>
-          <w:rPr>
-            <w:rStyle w:val="Hyperlink"/>
-          </w:rPr>
-          <w:t xml:space="preserve">37745378</w:t>
-        </w:r>
-      </w:hyperlink>
-      <w:r>
-        <w:t xml:space="preserve"> </w:t>
-      </w:r>
-      <w:r>
-        <w:t xml:space="preserve">· PMCID:</w:t>
-      </w:r>
-      <w:r>
-        <w:t xml:space="preserve"> </w:t>
-      </w:r>
-      <w:hyperlink r:id="rId86">
-        <w:r>
-          <w:rPr>
-            <w:rStyle w:val="Hyperlink"/>
-          </w:rPr>
-          <w:t xml:space="preserve">PMC10515804</w:t>
+      <w:hyperlink r:id="rId93">
+        <w:r>
+          <w:rPr>
+            <w:rStyle w:val="Hyperlink"/>
+          </w:rPr>
+          <w:t xml:space="preserve">25123716</w:t>
         </w:r>
       </w:hyperlink>
     </w:p>
-    <w:bookmarkEnd w:id="87"/>
-    <w:bookmarkStart w:id="92" w:name="ref-doi:10.2196/63544"/>
+    <w:bookmarkEnd w:id="94"/>
+    <w:bookmarkStart w:id="99" w:name="ref-doi:10.1371/journal.pone.0229003"/>
     <w:p>
       <w:pPr>
         <w:pStyle w:val="Bibliography"/>
       </w:pPr>
       <w:r>
-        <w:t xml:space="preserve">14.</w:t>
+        <w:t xml:space="preserve">16.</w:t>
       </w:r>
       <w:r>
         <w:t xml:space="preserve"> </w:t>
@@ -5168,39 +5224,39 @@
           <w:b/>
           <w:bCs/>
         </w:rPr>
-        <w:t xml:space="preserve">Medical Science Data Value Evaluation Model: Mixed Methods Study</w:t>
-      </w:r>
-      <w:r>
-        <w:t xml:space="preserve"> </w:t>
-      </w:r>
-      <w:r>
-        <w:t xml:space="preserve">Dandan Wang, Yaning Liu</w:t>
-      </w:r>
-      <w:r>
-        <w:t xml:space="preserve"> </w:t>
-      </w:r>
-      <w:r>
-        <w:rPr>
-          <w:i/>
-          <w:iCs/>
-        </w:rPr>
-        <w:t xml:space="preserve">JMIR Medical Informatics</w:t>
-      </w:r>
-      <w:r>
-        <w:t xml:space="preserve"> </w:t>
-      </w:r>
-      <w:r>
-        <w:t xml:space="preserve">(2025-08-21)</w:t>
-      </w:r>
-      <w:r>
-        <w:t xml:space="preserve"> </w:t>
-      </w:r>
-      <w:hyperlink r:id="rId88">
-        <w:r>
-          <w:rPr>
-            <w:rStyle w:val="Hyperlink"/>
-          </w:rPr>
-          <w:t xml:space="preserve">https://doi.org/hbsw6s</w:t>
+        <w:t xml:space="preserve">Data sharing, management, use, and reuse: Practices and perceptions of scientists worldwide</w:t>
+      </w:r>
+      <w:r>
+        <w:t xml:space="preserve"> </w:t>
+      </w:r>
+      <w:r>
+        <w:t xml:space="preserve">Carol Tenopir, Natalie M Rice, Suzie Allard, Lynn Baird, Josh Borycz, Lisa Christian, Bruce Grant, Robert Olendorf, Robert J Sandusky</w:t>
+      </w:r>
+      <w:r>
+        <w:t xml:space="preserve"> </w:t>
+      </w:r>
+      <w:r>
+        <w:rPr>
+          <w:i/>
+          <w:iCs/>
+        </w:rPr>
+        <w:t xml:space="preserve">PLOS ONE</w:t>
+      </w:r>
+      <w:r>
+        <w:t xml:space="preserve"> </w:t>
+      </w:r>
+      <w:r>
+        <w:t xml:space="preserve">(2020-03-11)</w:t>
+      </w:r>
+      <w:r>
+        <w:t xml:space="preserve"> </w:t>
+      </w:r>
+      <w:hyperlink r:id="rId95">
+        <w:r>
+          <w:rPr>
+            <w:rStyle w:val="Hyperlink"/>
+          </w:rPr>
+          <w:t xml:space="preserve">https://doi.org/gnm52c</w:t>
         </w:r>
       </w:hyperlink>
       <w:r>
@@ -5212,12 +5268,12 @@
       <w:r>
         <w:t xml:space="preserve"> </w:t>
       </w:r>
-      <w:hyperlink r:id="rId89">
-        <w:r>
-          <w:rPr>
-            <w:rStyle w:val="Hyperlink"/>
-          </w:rPr>
-          <w:t xml:space="preserve">10.2196/63544</w:t>
+      <w:hyperlink r:id="rId96">
+        <w:r>
+          <w:rPr>
+            <w:rStyle w:val="Hyperlink"/>
+          </w:rPr>
+          <w:t xml:space="preserve">10.1371/journal.pone.0229003</w:t>
         </w:r>
       </w:hyperlink>
       <w:r>
@@ -5229,12 +5285,12 @@
       <w:r>
         <w:t xml:space="preserve"> </w:t>
       </w:r>
-      <w:hyperlink r:id="rId90">
-        <w:r>
-          <w:rPr>
-            <w:rStyle w:val="Hyperlink"/>
-          </w:rPr>
-          <w:t xml:space="preserve">40839787</w:t>
+      <w:hyperlink r:id="rId97">
+        <w:r>
+          <w:rPr>
+            <w:rStyle w:val="Hyperlink"/>
+          </w:rPr>
+          <w:t xml:space="preserve">32160189</w:t>
         </w:r>
       </w:hyperlink>
       <w:r>
@@ -5246,23 +5302,23 @@
       <w:r>
         <w:t xml:space="preserve"> </w:t>
       </w:r>
-      <w:hyperlink r:id="rId91">
-        <w:r>
-          <w:rPr>
-            <w:rStyle w:val="Hyperlink"/>
-          </w:rPr>
-          <w:t xml:space="preserve">PMC12369987</w:t>
+      <w:hyperlink r:id="rId98">
+        <w:r>
+          <w:rPr>
+            <w:rStyle w:val="Hyperlink"/>
+          </w:rPr>
+          <w:t xml:space="preserve">PMC7065823</w:t>
         </w:r>
       </w:hyperlink>
     </w:p>
-    <w:bookmarkEnd w:id="92"/>
-    <w:bookmarkStart w:id="96" w:name="ref-doi:10.15265/IY-2014-0020"/>
+    <w:bookmarkEnd w:id="99"/>
+    <w:bookmarkStart w:id="104" w:name="ref-doi:10.15585/mmwr.su7303a1"/>
     <w:p>
       <w:pPr>
         <w:pStyle w:val="Bibliography"/>
       </w:pPr>
       <w:r>
-        <w:t xml:space="preserve">15.</w:t>
+        <w:t xml:space="preserve">17.</w:t>
       </w:r>
       <w:r>
         <w:t xml:space="preserve"> </w:t>
@@ -5275,39 +5331,39 @@
           <w:b/>
           <w:bCs/>
         </w:rPr>
-        <w:t xml:space="preserve">Big Data in Medicine Is Driving Big Changes</w:t>
-      </w:r>
-      <w:r>
-        <w:t xml:space="preserve"> </w:t>
-      </w:r>
-      <w:r>
-        <w:t xml:space="preserve">K Verspoor, F Martin-Sanchez</w:t>
-      </w:r>
-      <w:r>
-        <w:t xml:space="preserve"> </w:t>
-      </w:r>
-      <w:r>
-        <w:rPr>
-          <w:i/>
-          <w:iCs/>
-        </w:rPr>
-        <w:t xml:space="preserve">Yearbook of Medical Informatics</w:t>
-      </w:r>
-      <w:r>
-        <w:t xml:space="preserve"> </w:t>
-      </w:r>
-      <w:r>
-        <w:t xml:space="preserve">(2014-08)</w:t>
-      </w:r>
-      <w:r>
-        <w:t xml:space="preserve"> </w:t>
-      </w:r>
-      <w:hyperlink r:id="rId93">
-        <w:r>
-          <w:rPr>
-            <w:rStyle w:val="Hyperlink"/>
-          </w:rPr>
-          <w:t xml:space="preserve">https://doi.org/gtwq2b</w:t>
+        <w:t xml:space="preserve">A Standard Framework for Evaluating Large Health Care Data and Related Resources</w:t>
+      </w:r>
+      <w:r>
+        <w:t xml:space="preserve"> </w:t>
+      </w:r>
+      <w:r>
+        <w:t xml:space="preserve">Suad El Burai Felix, Hussain Yusuf, Matthew Ritchey, Sebastian Romano, Gonza Namulanda, Natalie Wilkins, Tegan K Boehmer</w:t>
+      </w:r>
+      <w:r>
+        <w:t xml:space="preserve"> </w:t>
+      </w:r>
+      <w:r>
+        <w:rPr>
+          <w:i/>
+          <w:iCs/>
+        </w:rPr>
+        <w:t xml:space="preserve">MMWR Supplements</w:t>
+      </w:r>
+      <w:r>
+        <w:t xml:space="preserve"> </w:t>
+      </w:r>
+      <w:r>
+        <w:t xml:space="preserve">(2024-05-09)</w:t>
+      </w:r>
+      <w:r>
+        <w:t xml:space="preserve"> </w:t>
+      </w:r>
+      <w:hyperlink r:id="rId100">
+        <w:r>
+          <w:rPr>
+            <w:rStyle w:val="Hyperlink"/>
+          </w:rPr>
+          <w:t xml:space="preserve">https://doi.org/hbsw6r</w:t>
         </w:r>
       </w:hyperlink>
       <w:r>
@@ -5319,12 +5375,12 @@
       <w:r>
         <w:t xml:space="preserve"> </w:t>
       </w:r>
-      <w:hyperlink r:id="rId94">
-        <w:r>
-          <w:rPr>
-            <w:rStyle w:val="Hyperlink"/>
-          </w:rPr>
-          <w:t xml:space="preserve">10.15265/iy-2014-0020</w:t>
+      <w:hyperlink r:id="rId101">
+        <w:r>
+          <w:rPr>
+            <w:rStyle w:val="Hyperlink"/>
+          </w:rPr>
+          <w:t xml:space="preserve">10.15585/mmwr.su7303a1</w:t>
         </w:r>
       </w:hyperlink>
       <w:r>
@@ -5336,23 +5392,40 @@
       <w:r>
         <w:t xml:space="preserve"> </w:t>
       </w:r>
-      <w:hyperlink r:id="rId95">
-        <w:r>
-          <w:rPr>
-            <w:rStyle w:val="Hyperlink"/>
-          </w:rPr>
-          <w:t xml:space="preserve">25123716</w:t>
+      <w:hyperlink r:id="rId102">
+        <w:r>
+          <w:rPr>
+            <w:rStyle w:val="Hyperlink"/>
+          </w:rPr>
+          <w:t xml:space="preserve">38713639</w:t>
+        </w:r>
+      </w:hyperlink>
+      <w:r>
+        <w:t xml:space="preserve"> </w:t>
+      </w:r>
+      <w:r>
+        <w:t xml:space="preserve">· PMCID:</w:t>
+      </w:r>
+      <w:r>
+        <w:t xml:space="preserve"> </w:t>
+      </w:r>
+      <w:hyperlink r:id="rId103">
+        <w:r>
+          <w:rPr>
+            <w:rStyle w:val="Hyperlink"/>
+          </w:rPr>
+          <w:t xml:space="preserve">PMC11078514</w:t>
         </w:r>
       </w:hyperlink>
     </w:p>
-    <w:bookmarkEnd w:id="96"/>
-    <w:bookmarkStart w:id="101" w:name="ref-doi:10.1371/journal.pone.0229003"/>
+    <w:bookmarkEnd w:id="104"/>
+    <w:bookmarkStart w:id="109" w:name="ref-doi:10.1038/nbt.3780"/>
     <w:p>
       <w:pPr>
         <w:pStyle w:val="Bibliography"/>
       </w:pPr>
       <w:r>
-        <w:t xml:space="preserve">16.</w:t>
+        <w:t xml:space="preserve">18.</w:t>
       </w:r>
       <w:r>
         <w:t xml:space="preserve"> </w:t>
@@ -5365,39 +5438,39 @@
           <w:b/>
           <w:bCs/>
         </w:rPr>
-        <w:t xml:space="preserve">Data sharing, management, use, and reuse: Practices and perceptions of scientists worldwide</w:t>
-      </w:r>
-      <w:r>
-        <w:t xml:space="preserve"> </w:t>
-      </w:r>
-      <w:r>
-        <w:t xml:space="preserve">Carol Tenopir, Natalie M Rice, Suzie Allard, Lynn Baird, Josh Borycz, Lisa Christian, Bruce Grant, Robert Olendorf, Robert J Sandusky</w:t>
-      </w:r>
-      <w:r>
-        <w:t xml:space="preserve"> </w:t>
-      </w:r>
-      <w:r>
-        <w:rPr>
-          <w:i/>
-          <w:iCs/>
-        </w:rPr>
-        <w:t xml:space="preserve">PLOS ONE</w:t>
-      </w:r>
-      <w:r>
-        <w:t xml:space="preserve"> </w:t>
-      </w:r>
-      <w:r>
-        <w:t xml:space="preserve">(2020-03-11)</w:t>
-      </w:r>
-      <w:r>
-        <w:t xml:space="preserve"> </w:t>
-      </w:r>
-      <w:hyperlink r:id="rId97">
-        <w:r>
-          <w:rPr>
-            <w:rStyle w:val="Hyperlink"/>
-          </w:rPr>
-          <w:t xml:space="preserve">https://doi.org/gnm52c</w:t>
+        <w:t xml:space="preserve">Reproducibility of computational workflows is automated using continuous analysis</w:t>
+      </w:r>
+      <w:r>
+        <w:t xml:space="preserve"> </w:t>
+      </w:r>
+      <w:r>
+        <w:t xml:space="preserve">Brett K Beaulieu-Jones, Casey S Greene</w:t>
+      </w:r>
+      <w:r>
+        <w:t xml:space="preserve"> </w:t>
+      </w:r>
+      <w:r>
+        <w:rPr>
+          <w:i/>
+          <w:iCs/>
+        </w:rPr>
+        <w:t xml:space="preserve">Nature Biotechnology</w:t>
+      </w:r>
+      <w:r>
+        <w:t xml:space="preserve"> </w:t>
+      </w:r>
+      <w:r>
+        <w:t xml:space="preserve">(2017-03-13)</w:t>
+      </w:r>
+      <w:r>
+        <w:t xml:space="preserve"> </w:t>
+      </w:r>
+      <w:hyperlink r:id="rId105">
+        <w:r>
+          <w:rPr>
+            <w:rStyle w:val="Hyperlink"/>
+          </w:rPr>
+          <w:t xml:space="preserve">https://doi.org/f9ttx6</w:t>
         </w:r>
       </w:hyperlink>
       <w:r>
@@ -5409,12 +5482,12 @@
       <w:r>
         <w:t xml:space="preserve"> </w:t>
       </w:r>
-      <w:hyperlink r:id="rId98">
-        <w:r>
-          <w:rPr>
-            <w:rStyle w:val="Hyperlink"/>
-          </w:rPr>
-          <w:t xml:space="preserve">10.1371/journal.pone.0229003</w:t>
+      <w:hyperlink r:id="rId106">
+        <w:r>
+          <w:rPr>
+            <w:rStyle w:val="Hyperlink"/>
+          </w:rPr>
+          <w:t xml:space="preserve">10.1038/nbt.3780</w:t>
         </w:r>
       </w:hyperlink>
       <w:r>
@@ -5426,12 +5499,12 @@
       <w:r>
         <w:t xml:space="preserve"> </w:t>
       </w:r>
-      <w:hyperlink r:id="rId99">
-        <w:r>
-          <w:rPr>
-            <w:rStyle w:val="Hyperlink"/>
-          </w:rPr>
-          <w:t xml:space="preserve">32160189</w:t>
+      <w:hyperlink r:id="rId107">
+        <w:r>
+          <w:rPr>
+            <w:rStyle w:val="Hyperlink"/>
+          </w:rPr>
+          <w:t xml:space="preserve">28288103</w:t>
         </w:r>
       </w:hyperlink>
       <w:r>
@@ -5443,23 +5516,23 @@
       <w:r>
         <w:t xml:space="preserve"> </w:t>
       </w:r>
-      <w:hyperlink r:id="rId100">
-        <w:r>
-          <w:rPr>
-            <w:rStyle w:val="Hyperlink"/>
-          </w:rPr>
-          <w:t xml:space="preserve">PMC7065823</w:t>
+      <w:hyperlink r:id="rId108">
+        <w:r>
+          <w:rPr>
+            <w:rStyle w:val="Hyperlink"/>
+          </w:rPr>
+          <w:t xml:space="preserve">PMC6103790</w:t>
         </w:r>
       </w:hyperlink>
     </w:p>
-    <w:bookmarkEnd w:id="101"/>
-    <w:bookmarkStart w:id="106" w:name="ref-doi:10.15585/mmwr.su7303a1"/>
+    <w:bookmarkEnd w:id="109"/>
+    <w:bookmarkStart w:id="114" w:name="ref-doi:10.1186/gb-2004-5-10-r80"/>
     <w:p>
       <w:pPr>
         <w:pStyle w:val="Bibliography"/>
       </w:pPr>
       <w:r>
-        <w:t xml:space="preserve">17.</w:t>
+        <w:t xml:space="preserve">19.</w:t>
       </w:r>
       <w:r>
         <w:t xml:space="preserve"> </w:t>
@@ -5472,39 +5545,39 @@
           <w:b/>
           <w:bCs/>
         </w:rPr>
-        <w:t xml:space="preserve">A Standard Framework for Evaluating Large Health Care Data and Related Resources</w:t>
-      </w:r>
-      <w:r>
-        <w:t xml:space="preserve"> </w:t>
-      </w:r>
-      <w:r>
-        <w:t xml:space="preserve">Suad El Burai Felix, Hussain Yusuf, Matthew Ritchey, Sebastian Romano, Gonza Namulanda, Natalie Wilkins, Tegan K Boehmer</w:t>
-      </w:r>
-      <w:r>
-        <w:t xml:space="preserve"> </w:t>
-      </w:r>
-      <w:r>
-        <w:rPr>
-          <w:i/>
-          <w:iCs/>
-        </w:rPr>
-        <w:t xml:space="preserve">MMWR Supplements</w:t>
-      </w:r>
-      <w:r>
-        <w:t xml:space="preserve"> </w:t>
-      </w:r>
-      <w:r>
-        <w:t xml:space="preserve">(2024-05-09)</w:t>
-      </w:r>
-      <w:r>
-        <w:t xml:space="preserve"> </w:t>
-      </w:r>
-      <w:hyperlink r:id="rId102">
-        <w:r>
-          <w:rPr>
-            <w:rStyle w:val="Hyperlink"/>
-          </w:rPr>
-          <w:t xml:space="preserve">https://doi.org/hbsw6r</w:t>
+        <w:t xml:space="preserve">Bioconductor: open software development for computational biology and bioinformatics</w:t>
+      </w:r>
+      <w:r>
+        <w:t xml:space="preserve"> </w:t>
+      </w:r>
+      <w:r>
+        <w:t xml:space="preserve">Robert C Gentleman, Vincent J Carey, Douglas M Bates, Ben Bolstad, Marcel Dettling, Sandrine Dudoit, Byron Ellis, Laurent Gautier, Yongchao Ge, Jeff Gentry, … Jianhua Zhang</w:t>
+      </w:r>
+      <w:r>
+        <w:t xml:space="preserve"> </w:t>
+      </w:r>
+      <w:r>
+        <w:rPr>
+          <w:i/>
+          <w:iCs/>
+        </w:rPr>
+        <w:t xml:space="preserve">Genome Biology</w:t>
+      </w:r>
+      <w:r>
+        <w:t xml:space="preserve"> </w:t>
+      </w:r>
+      <w:r>
+        <w:t xml:space="preserve">(2004-09-15)</w:t>
+      </w:r>
+      <w:r>
+        <w:t xml:space="preserve"> </w:t>
+      </w:r>
+      <w:hyperlink r:id="rId110">
+        <w:r>
+          <w:rPr>
+            <w:rStyle w:val="Hyperlink"/>
+          </w:rPr>
+          <w:t xml:space="preserve">https://doi.org/c2xm5v</w:t>
         </w:r>
       </w:hyperlink>
       <w:r>
@@ -5516,12 +5589,12 @@
       <w:r>
         <w:t xml:space="preserve"> </w:t>
       </w:r>
-      <w:hyperlink r:id="rId103">
-        <w:r>
-          <w:rPr>
-            <w:rStyle w:val="Hyperlink"/>
-          </w:rPr>
-          <w:t xml:space="preserve">10.15585/mmwr.su7303a1</w:t>
+      <w:hyperlink r:id="rId111">
+        <w:r>
+          <w:rPr>
+            <w:rStyle w:val="Hyperlink"/>
+          </w:rPr>
+          <w:t xml:space="preserve">10.1186/gb-2004-5-10-r80</w:t>
         </w:r>
       </w:hyperlink>
       <w:r>
@@ -5533,12 +5606,12 @@
       <w:r>
         <w:t xml:space="preserve"> </w:t>
       </w:r>
-      <w:hyperlink r:id="rId104">
-        <w:r>
-          <w:rPr>
-            <w:rStyle w:val="Hyperlink"/>
-          </w:rPr>
-          <w:t xml:space="preserve">38713639</w:t>
+      <w:hyperlink r:id="rId112">
+        <w:r>
+          <w:rPr>
+            <w:rStyle w:val="Hyperlink"/>
+          </w:rPr>
+          <w:t xml:space="preserve">15461798</w:t>
         </w:r>
       </w:hyperlink>
       <w:r>
@@ -5550,23 +5623,23 @@
       <w:r>
         <w:t xml:space="preserve"> </w:t>
       </w:r>
-      <w:hyperlink r:id="rId105">
-        <w:r>
-          <w:rPr>
-            <w:rStyle w:val="Hyperlink"/>
-          </w:rPr>
-          <w:t xml:space="preserve">PMC11078514</w:t>
+      <w:hyperlink r:id="rId113">
+        <w:r>
+          <w:rPr>
+            <w:rStyle w:val="Hyperlink"/>
+          </w:rPr>
+          <w:t xml:space="preserve">PMC545600</w:t>
         </w:r>
       </w:hyperlink>
     </w:p>
-    <w:bookmarkEnd w:id="106"/>
-    <w:bookmarkStart w:id="111" w:name="ref-doi:10.1038/nbt.3780"/>
+    <w:bookmarkEnd w:id="114"/>
+    <w:bookmarkStart w:id="119" w:name="ref-doi:10.12688/f1000research.9206.1"/>
     <w:p>
       <w:pPr>
         <w:pStyle w:val="Bibliography"/>
       </w:pPr>
       <w:r>
-        <w:t xml:space="preserve">18.</w:t>
+        <w:t xml:space="preserve">20.</w:t>
       </w:r>
       <w:r>
         <w:t xml:space="preserve"> </w:t>
@@ -5579,39 +5652,39 @@
           <w:b/>
           <w:bCs/>
         </w:rPr>
-        <w:t xml:space="preserve">Reproducibility of computational workflows is automated using continuous analysis</w:t>
-      </w:r>
-      <w:r>
-        <w:t xml:space="preserve"> </w:t>
-      </w:r>
-      <w:r>
-        <w:t xml:space="preserve">Brett K Beaulieu-Jones, Casey S Greene</w:t>
-      </w:r>
-      <w:r>
-        <w:t xml:space="preserve"> </w:t>
-      </w:r>
-      <w:r>
-        <w:rPr>
-          <w:i/>
-          <w:iCs/>
-        </w:rPr>
-        <w:t xml:space="preserve">Nature Biotechnology</w:t>
-      </w:r>
-      <w:r>
-        <w:t xml:space="preserve"> </w:t>
-      </w:r>
-      <w:r>
-        <w:t xml:space="preserve">(2017-03-13)</w:t>
-      </w:r>
-      <w:r>
-        <w:t xml:space="preserve"> </w:t>
-      </w:r>
-      <w:hyperlink r:id="rId107">
-        <w:r>
-          <w:rPr>
-            <w:rStyle w:val="Hyperlink"/>
-          </w:rPr>
-          <w:t xml:space="preserve">https://doi.org/f9ttx6</w:t>
+        <w:t xml:space="preserve">Top 10 metrics for life science software good practices</w:t>
+      </w:r>
+      <w:r>
+        <w:t xml:space="preserve"> </w:t>
+      </w:r>
+      <w:r>
+        <w:t xml:space="preserve">Haydee Artaza, Neil Chue Hong, Manuel Corpas, Angel Corpuz, Rob WW Hooft, Rafael C Jiménez, Brane Leskošek, Brett G Olivier, Jan Stourac, Radka Svobodová Vařeková, … Daniel Vaughan</w:t>
+      </w:r>
+      <w:r>
+        <w:t xml:space="preserve"> </w:t>
+      </w:r>
+      <w:r>
+        <w:rPr>
+          <w:i/>
+          <w:iCs/>
+        </w:rPr>
+        <w:t xml:space="preserve">F1000Research</w:t>
+      </w:r>
+      <w:r>
+        <w:t xml:space="preserve"> </w:t>
+      </w:r>
+      <w:r>
+        <w:t xml:space="preserve">(2016-08-16)</w:t>
+      </w:r>
+      <w:r>
+        <w:t xml:space="preserve"> </w:t>
+      </w:r>
+      <w:hyperlink r:id="rId115">
+        <w:r>
+          <w:rPr>
+            <w:rStyle w:val="Hyperlink"/>
+          </w:rPr>
+          <w:t xml:space="preserve">https://doi.org/gfvpq7</w:t>
         </w:r>
       </w:hyperlink>
       <w:r>
@@ -5623,12 +5696,12 @@
       <w:r>
         <w:t xml:space="preserve"> </w:t>
       </w:r>
-      <w:hyperlink r:id="rId108">
-        <w:r>
-          <w:rPr>
-            <w:rStyle w:val="Hyperlink"/>
-          </w:rPr>
-          <w:t xml:space="preserve">10.1038/nbt.3780</w:t>
+      <w:hyperlink r:id="rId116">
+        <w:r>
+          <w:rPr>
+            <w:rStyle w:val="Hyperlink"/>
+          </w:rPr>
+          <w:t xml:space="preserve">10.12688/f1000research.9206.1</w:t>
         </w:r>
       </w:hyperlink>
       <w:r>
@@ -5640,12 +5713,12 @@
       <w:r>
         <w:t xml:space="preserve"> </w:t>
       </w:r>
-      <w:hyperlink r:id="rId109">
-        <w:r>
-          <w:rPr>
-            <w:rStyle w:val="Hyperlink"/>
-          </w:rPr>
-          <w:t xml:space="preserve">28288103</w:t>
+      <w:hyperlink r:id="rId117">
+        <w:r>
+          <w:rPr>
+            <w:rStyle w:val="Hyperlink"/>
+          </w:rPr>
+          <w:t xml:space="preserve">27635232</w:t>
         </w:r>
       </w:hyperlink>
       <w:r>
@@ -5657,23 +5730,23 @@
       <w:r>
         <w:t xml:space="preserve"> </w:t>
       </w:r>
-      <w:hyperlink r:id="rId110">
-        <w:r>
-          <w:rPr>
-            <w:rStyle w:val="Hyperlink"/>
-          </w:rPr>
-          <w:t xml:space="preserve">PMC6103790</w:t>
+      <w:hyperlink r:id="rId118">
+        <w:r>
+          <w:rPr>
+            <w:rStyle w:val="Hyperlink"/>
+          </w:rPr>
+          <w:t xml:space="preserve">PMC5007752</w:t>
         </w:r>
       </w:hyperlink>
     </w:p>
-    <w:bookmarkEnd w:id="111"/>
-    <w:bookmarkStart w:id="116" w:name="ref-doi:10.1186/gb-2004-5-10-r80"/>
+    <w:bookmarkEnd w:id="119"/>
+    <w:bookmarkStart w:id="121" w:name="X2b10f9b9a4270be0d96aba4cc529b1548cdbabe"/>
     <w:p>
       <w:pPr>
         <w:pStyle w:val="Bibliography"/>
       </w:pPr>
       <w:r>
-        <w:t xml:space="preserve">19.</w:t>
+        <w:t xml:space="preserve">21.</w:t>
       </w:r>
       <w:r>
         <w:t xml:space="preserve"> </w:t>
@@ -5686,101 +5759,34 @@
           <w:b/>
           <w:bCs/>
         </w:rPr>
-        <w:t xml:space="preserve">Bioconductor: open software development for computational biology and bioinformatics</w:t>
-      </w:r>
-      <w:r>
-        <w:t xml:space="preserve"> </w:t>
-      </w:r>
-      <w:r>
-        <w:t xml:space="preserve">Robert C Gentleman, Vincent J Carey, Douglas M Bates, Ben Bolstad, Marcel Dettling, Sandrine Dudoit, Byron Ellis, Laurent Gautier, Yongchao Ge, Jeff Gentry, … Jianhua Zhang</w:t>
-      </w:r>
-      <w:r>
-        <w:t xml:space="preserve"> </w:t>
-      </w:r>
-      <w:r>
-        <w:rPr>
-          <w:i/>
-          <w:iCs/>
-        </w:rPr>
-        <w:t xml:space="preserve">Genome Biology</w:t>
-      </w:r>
-      <w:r>
-        <w:t xml:space="preserve"> </w:t>
-      </w:r>
-      <w:r>
-        <w:t xml:space="preserve">(2004-09-15)</w:t>
-      </w:r>
-      <w:r>
-        <w:t xml:space="preserve"> </w:t>
-      </w:r>
-      <w:hyperlink r:id="rId112">
-        <w:r>
-          <w:rPr>
-            <w:rStyle w:val="Hyperlink"/>
-          </w:rPr>
-          <w:t xml:space="preserve">https://doi.org/c2xm5v</w:t>
-        </w:r>
-      </w:hyperlink>
-      <w:r>
-        <w:t xml:space="preserve"> </w:t>
-      </w:r>
-      <w:r>
-        <w:t xml:space="preserve">DOI:</w:t>
-      </w:r>
-      <w:r>
-        <w:t xml:space="preserve"> </w:t>
-      </w:r>
-      <w:hyperlink r:id="rId113">
-        <w:r>
-          <w:rPr>
-            <w:rStyle w:val="Hyperlink"/>
-          </w:rPr>
-          <w:t xml:space="preserve">10.1186/gb-2004-5-10-r80</w:t>
-        </w:r>
-      </w:hyperlink>
-      <w:r>
-        <w:t xml:space="preserve"> </w:t>
-      </w:r>
-      <w:r>
-        <w:t xml:space="preserve">· PMID:</w:t>
-      </w:r>
-      <w:r>
-        <w:t xml:space="preserve"> </w:t>
-      </w:r>
-      <w:hyperlink r:id="rId114">
-        <w:r>
-          <w:rPr>
-            <w:rStyle w:val="Hyperlink"/>
-          </w:rPr>
-          <w:t xml:space="preserve">15461798</w:t>
-        </w:r>
-      </w:hyperlink>
-      <w:r>
-        <w:t xml:space="preserve"> </w:t>
-      </w:r>
-      <w:r>
-        <w:t xml:space="preserve">· PMCID:</w:t>
-      </w:r>
-      <w:r>
-        <w:t xml:space="preserve"> </w:t>
-      </w:r>
-      <w:hyperlink r:id="rId115">
-        <w:r>
-          <w:rPr>
-            <w:rStyle w:val="Hyperlink"/>
-          </w:rPr>
-          <w:t xml:space="preserve">PMC545600</w:t>
+        <w:t xml:space="preserve">Indicators</w:t>
+      </w:r>
+      <w:r>
+        <w:t xml:space="preserve"> </w:t>
+      </w:r>
+      <w:r>
+        <w:t xml:space="preserve">FAIRplus Data Maturity</w:t>
+      </w:r>
+      <w:r>
+        <w:t xml:space="preserve"> </w:t>
+      </w:r>
+      <w:hyperlink r:id="rId120">
+        <w:r>
+          <w:rPr>
+            <w:rStyle w:val="Hyperlink"/>
+          </w:rPr>
+          <w:t xml:space="preserve">https://fairplus.github.io/Data-Maturity/docs/Indicators/</w:t>
         </w:r>
       </w:hyperlink>
     </w:p>
-    <w:bookmarkEnd w:id="116"/>
-    <w:bookmarkStart w:id="121" w:name="ref-doi:10.12688/f1000research.9206.1"/>
+    <w:bookmarkEnd w:id="121"/>
+    <w:bookmarkStart w:id="123" w:name="X7ad42e4ba87689c7356ff47da0c3a62acb6be13"/>
     <w:p>
       <w:pPr>
         <w:pStyle w:val="Bibliography"/>
       </w:pPr>
       <w:r>
-        <w:t xml:space="preserve">20.</w:t>
+        <w:t xml:space="preserve">22.</w:t>
       </w:r>
       <w:r>
         <w:t xml:space="preserve"> </w:t>
@@ -5793,101 +5799,50 @@
           <w:b/>
           <w:bCs/>
         </w:rPr>
-        <w:t xml:space="preserve">Top 10 metrics for life science software good practices</w:t>
-      </w:r>
-      <w:r>
-        <w:t xml:space="preserve"> </w:t>
-      </w:r>
-      <w:r>
-        <w:t xml:space="preserve">Haydee Artaza, Neil Chue Hong, Manuel Corpas, Angel Corpuz, Rob WW Hooft, Rafael C Jiménez, Brane Leskošek, Brett G Olivier, Jan Stourac, Radka Svobodová Vařeková, … Daniel Vaughan</w:t>
-      </w:r>
-      <w:r>
-        <w:t xml:space="preserve"> </w:t>
-      </w:r>
-      <w:r>
-        <w:rPr>
-          <w:i/>
-          <w:iCs/>
-        </w:rPr>
-        <w:t xml:space="preserve">F1000Research</w:t>
-      </w:r>
-      <w:r>
-        <w:t xml:space="preserve"> </w:t>
-      </w:r>
-      <w:r>
-        <w:t xml:space="preserve">(2016-08-16)</w:t>
-      </w:r>
-      <w:r>
-        <w:t xml:space="preserve"> </w:t>
-      </w:r>
-      <w:hyperlink r:id="rId117">
-        <w:r>
-          <w:rPr>
-            <w:rStyle w:val="Hyperlink"/>
-          </w:rPr>
-          <w:t xml:space="preserve">https://doi.org/gfvpq7</w:t>
-        </w:r>
-      </w:hyperlink>
-      <w:r>
-        <w:t xml:space="preserve"> </w:t>
-      </w:r>
-      <w:r>
-        <w:t xml:space="preserve">DOI:</w:t>
-      </w:r>
-      <w:r>
-        <w:t xml:space="preserve"> </w:t>
-      </w:r>
-      <w:hyperlink r:id="rId118">
-        <w:r>
-          <w:rPr>
-            <w:rStyle w:val="Hyperlink"/>
-          </w:rPr>
-          <w:t xml:space="preserve">10.12688/f1000research.9206.1</w:t>
-        </w:r>
-      </w:hyperlink>
-      <w:r>
-        <w:t xml:space="preserve"> </w:t>
-      </w:r>
-      <w:r>
-        <w:t xml:space="preserve">· PMID:</w:t>
-      </w:r>
-      <w:r>
-        <w:t xml:space="preserve"> </w:t>
-      </w:r>
-      <w:hyperlink r:id="rId119">
-        <w:r>
-          <w:rPr>
-            <w:rStyle w:val="Hyperlink"/>
-          </w:rPr>
-          <w:t xml:space="preserve">27635232</w:t>
-        </w:r>
-      </w:hyperlink>
-      <w:r>
-        <w:t xml:space="preserve"> </w:t>
-      </w:r>
-      <w:r>
-        <w:t xml:space="preserve">· PMCID:</w:t>
-      </w:r>
-      <w:r>
-        <w:t xml:space="preserve"> </w:t>
-      </w:r>
-      <w:hyperlink r:id="rId120">
-        <w:r>
-          <w:rPr>
-            <w:rStyle w:val="Hyperlink"/>
-          </w:rPr>
-          <w:t xml:space="preserve">PMC5007752</w:t>
+        <w:t xml:space="preserve">The Cost-Forecasting Framework: Identifying Cost Drivers in the Biomedical Data Life Cycle</w:t>
+      </w:r>
+      <w:r>
+        <w:t xml:space="preserve"> </w:t>
+      </w:r>
+      <w:r>
+        <w:t xml:space="preserve">Engineering National Academies of Sciences, Policy and Global Affairs, Division on Earth and Life Studies, Division on Engineering and Physical Sciences, Board on Research Data and Information, Board on Life Sciences, Computer Science and Telecommunications Board, Committee on Applied and Theoretical Statistics, Board on Mathematical Sciences and Analytics, Committee on Forecasting Costs for Preserving and Promoting Access to Biomedical Data</w:t>
+      </w:r>
+      <w:r>
+        <w:t xml:space="preserve"> </w:t>
+      </w:r>
+      <w:r>
+        <w:rPr>
+          <w:i/>
+          <w:iCs/>
+        </w:rPr>
+        <w:t xml:space="preserve">Life-Cycle Decisions for Biomedical Data: The Challenge of Forecasting Costs</w:t>
+      </w:r>
+      <w:r>
+        <w:t xml:space="preserve"> </w:t>
+      </w:r>
+      <w:r>
+        <w:t xml:space="preserve">(2020-06-08)</w:t>
+      </w:r>
+      <w:r>
+        <w:t xml:space="preserve"> </w:t>
+      </w:r>
+      <w:hyperlink r:id="rId122">
+        <w:r>
+          <w:rPr>
+            <w:rStyle w:val="Hyperlink"/>
+          </w:rPr>
+          <w:t xml:space="preserve">https://www.ncbi.nlm.nih.gov/books/NBK562708/</w:t>
         </w:r>
       </w:hyperlink>
     </w:p>
-    <w:bookmarkEnd w:id="121"/>
-    <w:bookmarkStart w:id="123" w:name="X2b10f9b9a4270be0d96aba4cc529b1548cdbabe"/>
+    <w:bookmarkEnd w:id="123"/>
+    <w:bookmarkStart w:id="128" w:name="ref-doi:10.1093/jamia/ocab278"/>
     <w:p>
       <w:pPr>
         <w:pStyle w:val="Bibliography"/>
       </w:pPr>
       <w:r>
-        <w:t xml:space="preserve">21.</w:t>
+        <w:t xml:space="preserve">23.</w:t>
       </w:r>
       <w:r>
         <w:t xml:space="preserve"> </w:t>
@@ -5900,34 +5855,101 @@
           <w:b/>
           <w:bCs/>
         </w:rPr>
-        <w:t xml:space="preserve">Indicators</w:t>
-      </w:r>
-      <w:r>
-        <w:t xml:space="preserve"> </w:t>
-      </w:r>
-      <w:r>
-        <w:t xml:space="preserve">FAIRplus Data Maturity</w:t>
-      </w:r>
-      <w:r>
-        <w:t xml:space="preserve"> </w:t>
-      </w:r>
-      <w:hyperlink r:id="rId122">
-        <w:r>
-          <w:rPr>
-            <w:rStyle w:val="Hyperlink"/>
-          </w:rPr>
-          <w:t xml:space="preserve">https://fairplus.github.io/Data-Maturity/docs/Indicators/</w:t>
+        <w:t xml:space="preserve">Migrating a research data warehouse to a public cloud: challenges and opportunities</w:t>
+      </w:r>
+      <w:r>
+        <w:t xml:space="preserve"> </w:t>
+      </w:r>
+      <w:r>
+        <w:t xml:space="preserve">Michael G Kahn, Joyce Y Mui, Michael J Ames, Anoop K Yamsani, Nikita Pozdeyev, Nicholas Rafaels, Ian M Brooks</w:t>
+      </w:r>
+      <w:r>
+        <w:t xml:space="preserve"> </w:t>
+      </w:r>
+      <w:r>
+        <w:rPr>
+          <w:i/>
+          <w:iCs/>
+        </w:rPr>
+        <w:t xml:space="preserve">Journal of the American Medical Informatics Association</w:t>
+      </w:r>
+      <w:r>
+        <w:t xml:space="preserve"> </w:t>
+      </w:r>
+      <w:r>
+        <w:t xml:space="preserve">(2021-12-17)</w:t>
+      </w:r>
+      <w:r>
+        <w:t xml:space="preserve"> </w:t>
+      </w:r>
+      <w:hyperlink r:id="rId124">
+        <w:r>
+          <w:rPr>
+            <w:rStyle w:val="Hyperlink"/>
+          </w:rPr>
+          <w:t xml:space="preserve">https://doi.org/hbs2bg</w:t>
+        </w:r>
+      </w:hyperlink>
+      <w:r>
+        <w:t xml:space="preserve"> </w:t>
+      </w:r>
+      <w:r>
+        <w:t xml:space="preserve">DOI:</w:t>
+      </w:r>
+      <w:r>
+        <w:t xml:space="preserve"> </w:t>
+      </w:r>
+      <w:hyperlink r:id="rId125">
+        <w:r>
+          <w:rPr>
+            <w:rStyle w:val="Hyperlink"/>
+          </w:rPr>
+          <w:t xml:space="preserve">10.1093/jamia/ocab278</w:t>
+        </w:r>
+      </w:hyperlink>
+      <w:r>
+        <w:t xml:space="preserve"> </w:t>
+      </w:r>
+      <w:r>
+        <w:t xml:space="preserve">· PMID:</w:t>
+      </w:r>
+      <w:r>
+        <w:t xml:space="preserve"> </w:t>
+      </w:r>
+      <w:hyperlink r:id="rId126">
+        <w:r>
+          <w:rPr>
+            <w:rStyle w:val="Hyperlink"/>
+          </w:rPr>
+          <w:t xml:space="preserve">34919694</w:t>
+        </w:r>
+      </w:hyperlink>
+      <w:r>
+        <w:t xml:space="preserve"> </w:t>
+      </w:r>
+      <w:r>
+        <w:t xml:space="preserve">· PMCID:</w:t>
+      </w:r>
+      <w:r>
+        <w:t xml:space="preserve"> </w:t>
+      </w:r>
+      <w:hyperlink r:id="rId127">
+        <w:r>
+          <w:rPr>
+            <w:rStyle w:val="Hyperlink"/>
+          </w:rPr>
+          <w:t xml:space="preserve">PMC8922165</w:t>
         </w:r>
       </w:hyperlink>
     </w:p>
-    <w:bookmarkEnd w:id="123"/>
-    <w:bookmarkStart w:id="125" w:name="X7ad42e4ba87689c7356ff47da0c3a62acb6be13"/>
+    <w:bookmarkEnd w:id="128"/>
+    <w:bookmarkStart w:id="131" w:name="ref-doi:10.48550/arXiv.2509.12709"/>
     <w:p>
       <w:pPr>
         <w:pStyle w:val="Bibliography"/>
       </w:pPr>
       <w:r>
-        <w:t xml:space="preserve">22.</w:t>
+        <w:t xml:space="preserve">24.</w:t>
       </w:r>
       <w:r>
         <w:t xml:space="preserve"> </w:t>
@@ -5940,50 +5962,67 @@
           <w:b/>
           <w:bCs/>
         </w:rPr>
-        <w:t xml:space="preserve">The Cost-Forecasting Framework: Identifying Cost Drivers in the Biomedical Data Life Cycle</w:t>
-      </w:r>
-      <w:r>
-        <w:t xml:space="preserve"> </w:t>
-      </w:r>
-      <w:r>
-        <w:t xml:space="preserve">Engineering National Academies of Sciences, Policy and Global Affairs, Division on Earth and Life Studies, Division on Engineering and Physical Sciences, Board on Research Data and Information, Board on Life Sciences, Computer Science and Telecommunications Board, Committee on Applied and Theoretical Statistics, Board on Mathematical Sciences and Analytics, Committee on Forecasting Costs for Preserving and Promoting Access to Biomedical Data</w:t>
-      </w:r>
-      <w:r>
-        <w:t xml:space="preserve"> </w:t>
-      </w:r>
-      <w:r>
-        <w:rPr>
-          <w:i/>
-          <w:iCs/>
-        </w:rPr>
-        <w:t xml:space="preserve">Life-Cycle Decisions for Biomedical Data: The Challenge of Forecasting Costs</w:t>
-      </w:r>
-      <w:r>
-        <w:t xml:space="preserve"> </w:t>
-      </w:r>
-      <w:r>
-        <w:t xml:space="preserve">(2020-06-08)</w:t>
-      </w:r>
-      <w:r>
-        <w:t xml:space="preserve"> </w:t>
-      </w:r>
-      <w:hyperlink r:id="rId124">
-        <w:r>
-          <w:rPr>
-            <w:rStyle w:val="Hyperlink"/>
-          </w:rPr>
-          <w:t xml:space="preserve">https://www.ncbi.nlm.nih.gov/books/NBK562708/</w:t>
+        <w:t xml:space="preserve">Harnessing the Power of AI in Qualitative Research: Role Assignment, Engagement, and User Perceptions of AI-Generated Follow-Up Questions in Semi-Structured Interviews</w:t>
+      </w:r>
+      <w:r>
+        <w:t xml:space="preserve"> </w:t>
+      </w:r>
+      <w:r>
+        <w:t xml:space="preserve">He Zhang, Yueyan Liu, Xin Guan, Jie Cai, John M Carroll</w:t>
+      </w:r>
+      <w:r>
+        <w:t xml:space="preserve"> </w:t>
+      </w:r>
+      <w:r>
+        <w:rPr>
+          <w:i/>
+          <w:iCs/>
+        </w:rPr>
+        <w:t xml:space="preserve">arXiv</w:t>
+      </w:r>
+      <w:r>
+        <w:t xml:space="preserve"> </w:t>
+      </w:r>
+      <w:r>
+        <w:t xml:space="preserve">(2025)</w:t>
+      </w:r>
+      <w:r>
+        <w:t xml:space="preserve"> </w:t>
+      </w:r>
+      <w:hyperlink r:id="rId129">
+        <w:r>
+          <w:rPr>
+            <w:rStyle w:val="Hyperlink"/>
+          </w:rPr>
+          <w:t xml:space="preserve">https://doi.org/hbs2fv</w:t>
+        </w:r>
+      </w:hyperlink>
+      <w:r>
+        <w:t xml:space="preserve"> </w:t>
+      </w:r>
+      <w:r>
+        <w:t xml:space="preserve">DOI:</w:t>
+      </w:r>
+      <w:r>
+        <w:t xml:space="preserve"> </w:t>
+      </w:r>
+      <w:hyperlink r:id="rId130">
+        <w:r>
+          <w:rPr>
+            <w:rStyle w:val="Hyperlink"/>
+          </w:rPr>
+          <w:t xml:space="preserve">10.48550/arxiv.2509.12709</w:t>
         </w:r>
       </w:hyperlink>
     </w:p>
-    <w:bookmarkEnd w:id="125"/>
-    <w:bookmarkStart w:id="130" w:name="ref-doi:10.1093/jamia/ocab278"/>
+    <w:bookmarkEnd w:id="131"/>
+    <w:bookmarkStart w:id="133" w:name="Xc1554ee4988a5c64dd2a8bc05a8ce444d54a496"/>
     <w:p>
       <w:pPr>
         <w:pStyle w:val="Bibliography"/>
       </w:pPr>
       <w:r>
-        <w:t xml:space="preserve">23.</w:t>
+        <w:t xml:space="preserve">25.</w:t>
       </w:r>
       <w:r>
         <w:t xml:space="preserve"> </w:t>
@@ -5996,101 +6035,28 @@
           <w:b/>
           <w:bCs/>
         </w:rPr>
-        <w:t xml:space="preserve">Migrating a research data warehouse to a public cloud: challenges and opportunities</w:t>
-      </w:r>
-      <w:r>
-        <w:t xml:space="preserve"> </w:t>
-      </w:r>
-      <w:r>
-        <w:t xml:space="preserve">Michael G Kahn, Joyce Y Mui, Michael J Ames, Anoop K Yamsani, Nikita Pozdeyev, Nicholas Rafaels, Ian M Brooks</w:t>
-      </w:r>
-      <w:r>
-        <w:t xml:space="preserve"> </w:t>
-      </w:r>
-      <w:r>
-        <w:rPr>
-          <w:i/>
-          <w:iCs/>
-        </w:rPr>
-        <w:t xml:space="preserve">Journal of the American Medical Informatics Association</w:t>
-      </w:r>
-      <w:r>
-        <w:t xml:space="preserve"> </w:t>
-      </w:r>
-      <w:r>
-        <w:t xml:space="preserve">(2021-12-17)</w:t>
-      </w:r>
-      <w:r>
-        <w:t xml:space="preserve"> </w:t>
-      </w:r>
-      <w:hyperlink r:id="rId126">
-        <w:r>
-          <w:rPr>
-            <w:rStyle w:val="Hyperlink"/>
-          </w:rPr>
-          <w:t xml:space="preserve">https://doi.org/hbs2bg</w:t>
-        </w:r>
-      </w:hyperlink>
-      <w:r>
-        <w:t xml:space="preserve"> </w:t>
-      </w:r>
-      <w:r>
-        <w:t xml:space="preserve">DOI:</w:t>
-      </w:r>
-      <w:r>
-        <w:t xml:space="preserve"> </w:t>
-      </w:r>
-      <w:hyperlink r:id="rId127">
-        <w:r>
-          <w:rPr>
-            <w:rStyle w:val="Hyperlink"/>
-          </w:rPr>
-          <w:t xml:space="preserve">10.1093/jamia/ocab278</w:t>
-        </w:r>
-      </w:hyperlink>
-      <w:r>
-        <w:t xml:space="preserve"> </w:t>
-      </w:r>
-      <w:r>
-        <w:t xml:space="preserve">· PMID:</w:t>
-      </w:r>
-      <w:r>
-        <w:t xml:space="preserve"> </w:t>
-      </w:r>
-      <w:hyperlink r:id="rId128">
-        <w:r>
-          <w:rPr>
-            <w:rStyle w:val="Hyperlink"/>
-          </w:rPr>
-          <w:t xml:space="preserve">34919694</w:t>
-        </w:r>
-      </w:hyperlink>
-      <w:r>
-        <w:t xml:space="preserve"> </w:t>
-      </w:r>
-      <w:r>
-        <w:t xml:space="preserve">· PMCID:</w:t>
-      </w:r>
-      <w:r>
-        <w:t xml:space="preserve"> </w:t>
-      </w:r>
-      <w:hyperlink r:id="rId129">
-        <w:r>
-          <w:rPr>
-            <w:rStyle w:val="Hyperlink"/>
-          </w:rPr>
-          <w:t xml:space="preserve">PMC8922165</w:t>
+        <w:t xml:space="preserve">Common Fund Data Ecosystem (CFDE) | NIH Common Fund</w:t>
+      </w:r>
+      <w:r>
+        <w:t xml:space="preserve"> </w:t>
+      </w:r>
+      <w:hyperlink r:id="rId132">
+        <w:r>
+          <w:rPr>
+            <w:rStyle w:val="Hyperlink"/>
+          </w:rPr>
+          <w:t xml:space="preserve">https://commonfund.nih.gov/dataecosystem</w:t>
         </w:r>
       </w:hyperlink>
     </w:p>
-    <w:bookmarkEnd w:id="130"/>
-    <w:bookmarkStart w:id="133" w:name="ref-doi:10.48550/arXiv.2509.12709"/>
+    <w:bookmarkEnd w:id="133"/>
+    <w:bookmarkStart w:id="138" w:name="ref-doi:10.1007/s10488-013-0528-y"/>
     <w:p>
       <w:pPr>
         <w:pStyle w:val="Bibliography"/>
       </w:pPr>
       <w:r>
-        <w:t xml:space="preserve">24.</w:t>
+        <w:t xml:space="preserve">26.</w:t>
       </w:r>
       <w:r>
         <w:t xml:space="preserve"> </w:t>
@@ -6103,39 +6069,39 @@
           <w:b/>
           <w:bCs/>
         </w:rPr>
-        <w:t xml:space="preserve">Harnessing the Power of AI in Qualitative Research: Role Assignment, Engagement, and User Perceptions of AI-Generated Follow-Up Questions in Semi-Structured Interviews</w:t>
-      </w:r>
-      <w:r>
-        <w:t xml:space="preserve"> </w:t>
-      </w:r>
-      <w:r>
-        <w:t xml:space="preserve">He Zhang, Yueyan Liu, Xin Guan, Jie Cai, John M Carroll</w:t>
-      </w:r>
-      <w:r>
-        <w:t xml:space="preserve"> </w:t>
-      </w:r>
-      <w:r>
-        <w:rPr>
-          <w:i/>
-          <w:iCs/>
-        </w:rPr>
-        <w:t xml:space="preserve">arXiv</w:t>
-      </w:r>
-      <w:r>
-        <w:t xml:space="preserve"> </w:t>
-      </w:r>
-      <w:r>
-        <w:t xml:space="preserve">(2025)</w:t>
-      </w:r>
-      <w:r>
-        <w:t xml:space="preserve"> </w:t>
-      </w:r>
-      <w:hyperlink r:id="rId131">
-        <w:r>
-          <w:rPr>
-            <w:rStyle w:val="Hyperlink"/>
-          </w:rPr>
-          <w:t xml:space="preserve">https://doi.org/hbs2fv</w:t>
+        <w:t xml:space="preserve">Purposeful Sampling for Qualitative Data Collection and Analysis in Mixed Method Implementation Research</w:t>
+      </w:r>
+      <w:r>
+        <w:t xml:space="preserve"> </w:t>
+      </w:r>
+      <w:r>
+        <w:t xml:space="preserve">Lawrence A Palinkas, Sarah M Horwitz, Carla A Green, Jennifer P Wisdom, Naihua Duan, Kimberly Hoagwood</w:t>
+      </w:r>
+      <w:r>
+        <w:t xml:space="preserve"> </w:t>
+      </w:r>
+      <w:r>
+        <w:rPr>
+          <w:i/>
+          <w:iCs/>
+        </w:rPr>
+        <w:t xml:space="preserve">Administration and Policy in Mental Health and Mental Health Services Research</w:t>
+      </w:r>
+      <w:r>
+        <w:t xml:space="preserve"> </w:t>
+      </w:r>
+      <w:r>
+        <w:t xml:space="preserve">(2013-11-06)</w:t>
+      </w:r>
+      <w:r>
+        <w:t xml:space="preserve"> </w:t>
+      </w:r>
+      <w:hyperlink r:id="rId134">
+        <w:r>
+          <w:rPr>
+            <w:rStyle w:val="Hyperlink"/>
+          </w:rPr>
+          <w:t xml:space="preserve">https://doi.org/f7nxzd</w:t>
         </w:r>
       </w:hyperlink>
       <w:r>
@@ -6147,23 +6113,57 @@
       <w:r>
         <w:t xml:space="preserve"> </w:t>
       </w:r>
-      <w:hyperlink r:id="rId132">
-        <w:r>
-          <w:rPr>
-            <w:rStyle w:val="Hyperlink"/>
-          </w:rPr>
-          <w:t xml:space="preserve">10.48550/arxiv.2509.12709</w:t>
+      <w:hyperlink r:id="rId135">
+        <w:r>
+          <w:rPr>
+            <w:rStyle w:val="Hyperlink"/>
+          </w:rPr>
+          <w:t xml:space="preserve">10.1007/s10488-013-0528-y</w:t>
+        </w:r>
+      </w:hyperlink>
+      <w:r>
+        <w:t xml:space="preserve"> </w:t>
+      </w:r>
+      <w:r>
+        <w:t xml:space="preserve">· PMID:</w:t>
+      </w:r>
+      <w:r>
+        <w:t xml:space="preserve"> </w:t>
+      </w:r>
+      <w:hyperlink r:id="rId136">
+        <w:r>
+          <w:rPr>
+            <w:rStyle w:val="Hyperlink"/>
+          </w:rPr>
+          <w:t xml:space="preserve">24193818</w:t>
+        </w:r>
+      </w:hyperlink>
+      <w:r>
+        <w:t xml:space="preserve"> </w:t>
+      </w:r>
+      <w:r>
+        <w:t xml:space="preserve">· PMCID:</w:t>
+      </w:r>
+      <w:r>
+        <w:t xml:space="preserve"> </w:t>
+      </w:r>
+      <w:hyperlink r:id="rId137">
+        <w:r>
+          <w:rPr>
+            <w:rStyle w:val="Hyperlink"/>
+          </w:rPr>
+          <w:t xml:space="preserve">PMC4012002</w:t>
         </w:r>
       </w:hyperlink>
     </w:p>
-    <w:bookmarkEnd w:id="133"/>
-    <w:bookmarkStart w:id="135" w:name="Xc1554ee4988a5c64dd2a8bc05a8ce444d54a496"/>
+    <w:bookmarkEnd w:id="138"/>
+    <w:bookmarkStart w:id="143" w:name="ref-doi:10.1002/jgf2.736"/>
     <w:p>
       <w:pPr>
         <w:pStyle w:val="Bibliography"/>
       </w:pPr>
       <w:r>
-        <w:t xml:space="preserve">25.</w:t>
+        <w:t xml:space="preserve">27.</w:t>
       </w:r>
       <w:r>
         <w:t xml:space="preserve"> </w:t>
@@ -6176,28 +6176,125 @@
           <w:b/>
           <w:bCs/>
         </w:rPr>
-        <w:t xml:space="preserve">Common Fund Data Ecosystem (CFDE) | NIH Common Fund</w:t>
-      </w:r>
-      <w:r>
-        <w:t xml:space="preserve"> </w:t>
-      </w:r>
-      <w:hyperlink r:id="rId134">
-        <w:r>
-          <w:rPr>
-            <w:rStyle w:val="Hyperlink"/>
-          </w:rPr>
-          <w:t xml:space="preserve">https://commonfund.nih.gov/dataecosystem</w:t>
+        <w:t xml:space="preserve">A process for conducting mixed methods data analysis</w:t>
+      </w:r>
+      <w:r>
+        <w:t xml:space="preserve"> </w:t>
+      </w:r>
+      <w:r>
+        <w:t xml:space="preserve">John W Creswell, Machiko Inoue</w:t>
+      </w:r>
+      <w:r>
+        <w:t xml:space="preserve"> </w:t>
+      </w:r>
+      <w:r>
+        <w:rPr>
+          <w:i/>
+          <w:iCs/>
+        </w:rPr>
+        <w:t xml:space="preserve">Journal of General and Family Medicine</w:t>
+      </w:r>
+      <w:r>
+        <w:t xml:space="preserve"> </w:t>
+      </w:r>
+      <w:r>
+        <w:t xml:space="preserve">(2024-10-03)</w:t>
+      </w:r>
+      <w:r>
+        <w:t xml:space="preserve"> </w:t>
+      </w:r>
+      <w:hyperlink r:id="rId139">
+        <w:r>
+          <w:rPr>
+            <w:rStyle w:val="Hyperlink"/>
+          </w:rPr>
+          <w:t xml:space="preserve">https://doi.org/hbs2bf</w:t>
+        </w:r>
+      </w:hyperlink>
+      <w:r>
+        <w:t xml:space="preserve"> </w:t>
+      </w:r>
+      <w:r>
+        <w:t xml:space="preserve">DOI:</w:t>
+      </w:r>
+      <w:r>
+        <w:t xml:space="preserve"> </w:t>
+      </w:r>
+      <w:hyperlink r:id="rId140">
+        <w:r>
+          <w:rPr>
+            <w:rStyle w:val="Hyperlink"/>
+          </w:rPr>
+          <w:t xml:space="preserve">10.1002/jgf2.736</w:t>
+        </w:r>
+      </w:hyperlink>
+      <w:r>
+        <w:t xml:space="preserve"> </w:t>
+      </w:r>
+      <w:r>
+        <w:t xml:space="preserve">· PMID:</w:t>
+      </w:r>
+      <w:r>
+        <w:t xml:space="preserve"> </w:t>
+      </w:r>
+      <w:hyperlink r:id="rId141">
+        <w:r>
+          <w:rPr>
+            <w:rStyle w:val="Hyperlink"/>
+          </w:rPr>
+          <w:t xml:space="preserve">39776872</w:t>
+        </w:r>
+      </w:hyperlink>
+      <w:r>
+        <w:t xml:space="preserve"> </w:t>
+      </w:r>
+      <w:r>
+        <w:t xml:space="preserve">· PMCID:</w:t>
+      </w:r>
+      <w:r>
+        <w:t xml:space="preserve"> </w:t>
+      </w:r>
+      <w:hyperlink r:id="rId142">
+        <w:r>
+          <w:rPr>
+            <w:rStyle w:val="Hyperlink"/>
+          </w:rPr>
+          <w:t xml:space="preserve">PMC11702478</w:t>
         </w:r>
       </w:hyperlink>
     </w:p>
-    <w:bookmarkEnd w:id="135"/>
-    <w:bookmarkStart w:id="140" w:name="ref-doi:10.1007/s10488-013-0528-y"/>
+    <w:bookmarkEnd w:id="143"/>
+    <w:bookmarkStart w:id="145" w:name="X76ee81cf61288aec0f48b9d17d5a06038eee18d"/>
     <w:p>
       <w:pPr>
         <w:pStyle w:val="Bibliography"/>
       </w:pPr>
       <w:r>
-        <w:t xml:space="preserve">26.</w:t>
+        <w:t xml:space="preserve">28.</w:t>
+      </w:r>
+      <w:r>
+        <w:t xml:space="preserve"> </w:t>
+      </w:r>
+      <w:r>
+        <w:t xml:space="preserve">	</w:t>
+      </w:r>
+      <w:hyperlink r:id="rId144">
+        <w:r>
+          <w:rPr>
+            <w:rStyle w:val="Hyperlink"/>
+          </w:rPr>
+          <w:t xml:space="preserve">https://www.wkkf.org/resource-directory/resources/2004/01/logic-model-development-guide</w:t>
+        </w:r>
+      </w:hyperlink>
+    </w:p>
+    <w:bookmarkEnd w:id="145"/>
+    <w:bookmarkStart w:id="148" w:name="ref-pmid:30861395"/>
+    <w:p>
+      <w:pPr>
+        <w:pStyle w:val="Bibliography"/>
+      </w:pPr>
+      <w:r>
+        <w:t xml:space="preserve">29.</w:t>
       </w:r>
       <w:r>
         <w:t xml:space="preserve"> </w:t>
@@ -6210,39 +6307,39 @@
           <w:b/>
           <w:bCs/>
         </w:rPr>
-        <w:t xml:space="preserve">Purposeful Sampling for Qualitative Data Collection and Analysis in Mixed Method Implementation Research</w:t>
-      </w:r>
-      <w:r>
-        <w:t xml:space="preserve"> </w:t>
-      </w:r>
-      <w:r>
-        <w:t xml:space="preserve">Lawrence A Palinkas, Sarah M Horwitz, Carla A Green, Jennifer P Wisdom, Naihua Duan, Kimberly Hoagwood</w:t>
-      </w:r>
-      <w:r>
-        <w:t xml:space="preserve"> </w:t>
-      </w:r>
-      <w:r>
-        <w:rPr>
-          <w:i/>
-          <w:iCs/>
-        </w:rPr>
-        <w:t xml:space="preserve">Administration and Policy in Mental Health and Mental Health Services Research</w:t>
-      </w:r>
-      <w:r>
-        <w:t xml:space="preserve"> </w:t>
-      </w:r>
-      <w:r>
-        <w:t xml:space="preserve">(2013-11-06)</w:t>
-      </w:r>
-      <w:r>
-        <w:t xml:space="preserve"> </w:t>
-      </w:r>
-      <w:hyperlink r:id="rId136">
-        <w:r>
-          <w:rPr>
-            <w:rStyle w:val="Hyperlink"/>
-          </w:rPr>
-          <w:t xml:space="preserve">https://doi.org/f7nxzd</w:t>
+        <w:t xml:space="preserve">Using logic model and visualization to conduct portfolio evaluation.</w:t>
+      </w:r>
+      <w:r>
+        <w:t xml:space="preserve"> </w:t>
+      </w:r>
+      <w:r>
+        <w:t xml:space="preserve">Huang Wu, Jianping Shen, Jeffrey Jones, Xingyuan Gao, Yunzheng Zheng, Huilan Y Krenn</w:t>
+      </w:r>
+      <w:r>
+        <w:t xml:space="preserve"> </w:t>
+      </w:r>
+      <w:r>
+        <w:rPr>
+          <w:i/>
+          <w:iCs/>
+        </w:rPr>
+        <w:t xml:space="preserve">Evaluation and program planning</w:t>
+      </w:r>
+      <w:r>
+        <w:t xml:space="preserve"> </w:t>
+      </w:r>
+      <w:r>
+        <w:t xml:space="preserve">(2019-02-26)</w:t>
+      </w:r>
+      <w:r>
+        <w:t xml:space="preserve"> </w:t>
+      </w:r>
+      <w:hyperlink r:id="rId146">
+        <w:r>
+          <w:rPr>
+            <w:rStyle w:val="Hyperlink"/>
+          </w:rPr>
+          <w:t xml:space="preserve">https://www.ncbi.nlm.nih.gov/pubmed/30861395</w:t>
         </w:r>
       </w:hyperlink>
       <w:r>
@@ -6254,12 +6351,12 @@
       <w:r>
         <w:t xml:space="preserve"> </w:t>
       </w:r>
-      <w:hyperlink r:id="rId137">
-        <w:r>
-          <w:rPr>
-            <w:rStyle w:val="Hyperlink"/>
-          </w:rPr>
-          <w:t xml:space="preserve">10.1007/s10488-013-0528-y</w:t>
+      <w:hyperlink r:id="rId147">
+        <w:r>
+          <w:rPr>
+            <w:rStyle w:val="Hyperlink"/>
+          </w:rPr>
+          <w:t xml:space="preserve">10.1016/j.evalprogplan.2019.02.011</w:t>
         </w:r>
       </w:hyperlink>
       <w:r>
@@ -6271,40 +6368,23 @@
       <w:r>
         <w:t xml:space="preserve"> </w:t>
       </w:r>
-      <w:hyperlink r:id="rId138">
-        <w:r>
-          <w:rPr>
-            <w:rStyle w:val="Hyperlink"/>
-          </w:rPr>
-          <w:t xml:space="preserve">24193818</w:t>
-        </w:r>
-      </w:hyperlink>
-      <w:r>
-        <w:t xml:space="preserve"> </w:t>
-      </w:r>
-      <w:r>
-        <w:t xml:space="preserve">· PMCID:</w:t>
-      </w:r>
-      <w:r>
-        <w:t xml:space="preserve"> </w:t>
-      </w:r>
-      <w:hyperlink r:id="rId139">
-        <w:r>
-          <w:rPr>
-            <w:rStyle w:val="Hyperlink"/>
-          </w:rPr>
-          <w:t xml:space="preserve">PMC4012002</w:t>
+      <w:hyperlink r:id="rId146">
+        <w:r>
+          <w:rPr>
+            <w:rStyle w:val="Hyperlink"/>
+          </w:rPr>
+          <w:t xml:space="preserve">30861395</w:t>
         </w:r>
       </w:hyperlink>
     </w:p>
-    <w:bookmarkEnd w:id="140"/>
-    <w:bookmarkStart w:id="145" w:name="ref-doi:10.1002/jgf2.736"/>
+    <w:bookmarkEnd w:id="148"/>
+    <w:bookmarkStart w:id="153" w:name="ref-doi:10.1016/j.socscimed.2017.03.041"/>
     <w:p>
       <w:pPr>
         <w:pStyle w:val="Bibliography"/>
       </w:pPr>
       <w:r>
-        <w:t xml:space="preserve">27.</w:t>
+        <w:t xml:space="preserve">30.</w:t>
       </w:r>
       <w:r>
         <w:t xml:space="preserve"> </w:t>
@@ -6317,39 +6397,39 @@
           <w:b/>
           <w:bCs/>
         </w:rPr>
-        <w:t xml:space="preserve">A process for conducting mixed methods data analysis</w:t>
-      </w:r>
-      <w:r>
-        <w:t xml:space="preserve"> </w:t>
-      </w:r>
-      <w:r>
-        <w:t xml:space="preserve">John W Creswell, Machiko Inoue</w:t>
-      </w:r>
-      <w:r>
-        <w:t xml:space="preserve"> </w:t>
-      </w:r>
-      <w:r>
-        <w:rPr>
-          <w:i/>
-          <w:iCs/>
-        </w:rPr>
-        <w:t xml:space="preserve">Journal of General and Family Medicine</w:t>
-      </w:r>
-      <w:r>
-        <w:t xml:space="preserve"> </w:t>
-      </w:r>
-      <w:r>
-        <w:t xml:space="preserve">(2024-10-03)</w:t>
-      </w:r>
-      <w:r>
-        <w:t xml:space="preserve"> </w:t>
-      </w:r>
-      <w:hyperlink r:id="rId141">
-        <w:r>
-          <w:rPr>
-            <w:rStyle w:val="Hyperlink"/>
-          </w:rPr>
-          <w:t xml:space="preserve">https://doi.org/hbs2bf</w:t>
+        <w:t xml:space="preserve">Changing health care provider performance through measurement</w:t>
+      </w:r>
+      <w:r>
+        <w:t xml:space="preserve"> </w:t>
+      </w:r>
+      <w:r>
+        <w:t xml:space="preserve">Kenneth L Leonard, Melkiory C Masatu</w:t>
+      </w:r>
+      <w:r>
+        <w:t xml:space="preserve"> </w:t>
+      </w:r>
+      <w:r>
+        <w:rPr>
+          <w:i/>
+          <w:iCs/>
+        </w:rPr>
+        <w:t xml:space="preserve">Social Science &amp;amp; Medicine</w:t>
+      </w:r>
+      <w:r>
+        <w:t xml:space="preserve"> </w:t>
+      </w:r>
+      <w:r>
+        <w:t xml:space="preserve">(2017-05)</w:t>
+      </w:r>
+      <w:r>
+        <w:t xml:space="preserve"> </w:t>
+      </w:r>
+      <w:hyperlink r:id="rId149">
+        <w:r>
+          <w:rPr>
+            <w:rStyle w:val="Hyperlink"/>
+          </w:rPr>
+          <w:t xml:space="preserve">https://doi.org/f98fz3</w:t>
         </w:r>
       </w:hyperlink>
       <w:r>
@@ -6361,12 +6441,12 @@
       <w:r>
         <w:t xml:space="preserve"> </w:t>
       </w:r>
-      <w:hyperlink r:id="rId142">
-        <w:r>
-          <w:rPr>
-            <w:rStyle w:val="Hyperlink"/>
-          </w:rPr>
-          <w:t xml:space="preserve">10.1002/jgf2.736</w:t>
+      <w:hyperlink r:id="rId150">
+        <w:r>
+          <w:rPr>
+            <w:rStyle w:val="Hyperlink"/>
+          </w:rPr>
+          <w:t xml:space="preserve">10.1016/j.socscimed.2017.03.041</w:t>
         </w:r>
       </w:hyperlink>
       <w:r>
@@ -6378,12 +6458,12 @@
       <w:r>
         <w:t xml:space="preserve"> </w:t>
       </w:r>
-      <w:hyperlink r:id="rId143">
-        <w:r>
-          <w:rPr>
-            <w:rStyle w:val="Hyperlink"/>
-          </w:rPr>
-          <w:t xml:space="preserve">39776872</w:t>
+      <w:hyperlink r:id="rId151">
+        <w:r>
+          <w:rPr>
+            <w:rStyle w:val="Hyperlink"/>
+          </w:rPr>
+          <w:t xml:space="preserve">28371629</w:t>
         </w:r>
       </w:hyperlink>
       <w:r>
@@ -6395,47 +6475,23 @@
       <w:r>
         <w:t xml:space="preserve"> </w:t>
       </w:r>
-      <w:hyperlink r:id="rId144">
-        <w:r>
-          <w:rPr>
-            <w:rStyle w:val="Hyperlink"/>
-          </w:rPr>
-          <w:t xml:space="preserve">PMC11702478</w:t>
+      <w:hyperlink r:id="rId152">
+        <w:r>
+          <w:rPr>
+            <w:rStyle w:val="Hyperlink"/>
+          </w:rPr>
+          <w:t xml:space="preserve">PMC5616207</w:t>
         </w:r>
       </w:hyperlink>
     </w:p>
-    <w:bookmarkEnd w:id="145"/>
-    <w:bookmarkStart w:id="147" w:name="X76ee81cf61288aec0f48b9d17d5a06038eee18d"/>
+    <w:bookmarkEnd w:id="153"/>
+    <w:bookmarkStart w:id="155" w:name="X95f22a201431050b3e5367321fb4ecc35cbc91c"/>
     <w:p>
       <w:pPr>
         <w:pStyle w:val="Bibliography"/>
       </w:pPr>
       <w:r>
-        <w:t xml:space="preserve">28.</w:t>
-      </w:r>
-      <w:r>
-        <w:t xml:space="preserve"> </w:t>
-      </w:r>
-      <w:r>
-        <w:t xml:space="preserve">	</w:t>
-      </w:r>
-      <w:hyperlink r:id="rId146">
-        <w:r>
-          <w:rPr>
-            <w:rStyle w:val="Hyperlink"/>
-          </w:rPr>
-          <w:t xml:space="preserve">https://www.wkkf.org/resource-directory/resources/2004/01/logic-model-development-guide</w:t>
-        </w:r>
-      </w:hyperlink>
-    </w:p>
-    <w:bookmarkEnd w:id="147"/>
-    <w:bookmarkStart w:id="150" w:name="ref-pmid:30861395"/>
-    <w:p>
-      <w:pPr>
-        <w:pStyle w:val="Bibliography"/>
-      </w:pPr>
-      <w:r>
-        <w:t xml:space="preserve">29.</w:t>
+        <w:t xml:space="preserve">31.</w:t>
       </w:r>
       <w:r>
         <w:t xml:space="preserve"> </w:t>
@@ -6448,84 +6504,28 @@
           <w:b/>
           <w:bCs/>
         </w:rPr>
-        <w:t xml:space="preserve">Using logic model and visualization to conduct portfolio evaluation.</w:t>
-      </w:r>
-      <w:r>
-        <w:t xml:space="preserve"> </w:t>
-      </w:r>
-      <w:r>
-        <w:t xml:space="preserve">Huang Wu, Jianping Shen, Jeffrey Jones, Xingyuan Gao, Yunzheng Zheng, Huilan Y Krenn</w:t>
-      </w:r>
-      <w:r>
-        <w:t xml:space="preserve"> </w:t>
-      </w:r>
-      <w:r>
-        <w:rPr>
-          <w:i/>
-          <w:iCs/>
-        </w:rPr>
-        <w:t xml:space="preserve">Evaluation and program planning</w:t>
-      </w:r>
-      <w:r>
-        <w:t xml:space="preserve"> </w:t>
-      </w:r>
-      <w:r>
-        <w:t xml:space="preserve">(2019-02-26)</w:t>
-      </w:r>
-      <w:r>
-        <w:t xml:space="preserve"> </w:t>
-      </w:r>
-      <w:hyperlink r:id="rId148">
-        <w:r>
-          <w:rPr>
-            <w:rStyle w:val="Hyperlink"/>
-          </w:rPr>
-          <w:t xml:space="preserve">https://www.ncbi.nlm.nih.gov/pubmed/30861395</w:t>
-        </w:r>
-      </w:hyperlink>
-      <w:r>
-        <w:t xml:space="preserve"> </w:t>
-      </w:r>
-      <w:r>
-        <w:t xml:space="preserve">DOI:</w:t>
-      </w:r>
-      <w:r>
-        <w:t xml:space="preserve"> </w:t>
-      </w:r>
-      <w:hyperlink r:id="rId149">
-        <w:r>
-          <w:rPr>
-            <w:rStyle w:val="Hyperlink"/>
-          </w:rPr>
-          <w:t xml:space="preserve">10.1016/j.evalprogplan.2019.02.011</w:t>
-        </w:r>
-      </w:hyperlink>
-      <w:r>
-        <w:t xml:space="preserve"> </w:t>
-      </w:r>
-      <w:r>
-        <w:t xml:space="preserve">· PMID:</w:t>
-      </w:r>
-      <w:r>
-        <w:t xml:space="preserve"> </w:t>
-      </w:r>
-      <w:hyperlink r:id="rId148">
-        <w:r>
-          <w:rPr>
-            <w:rStyle w:val="Hyperlink"/>
-          </w:rPr>
-          <w:t xml:space="preserve">30861395</w:t>
+        <w:t xml:space="preserve">NOT-OD-21-013: Final NIH Policy for Data Management and Sharing</w:t>
+      </w:r>
+      <w:r>
+        <w:t xml:space="preserve"> </w:t>
+      </w:r>
+      <w:hyperlink r:id="rId154">
+        <w:r>
+          <w:rPr>
+            <w:rStyle w:val="Hyperlink"/>
+          </w:rPr>
+          <w:t xml:space="preserve">https://grants.nih.gov/grants/guide/notice-files/NOT-OD-21-013.html</w:t>
         </w:r>
       </w:hyperlink>
     </w:p>
-    <w:bookmarkEnd w:id="150"/>
-    <w:bookmarkStart w:id="155" w:name="ref-doi:10.1016/j.socscimed.2017.03.041"/>
+    <w:bookmarkEnd w:id="155"/>
+    <w:bookmarkStart w:id="157" w:name="X999055200295ead81fddf881b6ef724ff612aa1"/>
     <w:p>
       <w:pPr>
         <w:pStyle w:val="Bibliography"/>
       </w:pPr>
       <w:r>
-        <w:t xml:space="preserve">30.</w:t>
+        <w:t xml:space="preserve">32.</w:t>
       </w:r>
       <w:r>
         <w:t xml:space="preserve"> </w:t>
@@ -6538,114 +6538,7 @@
           <w:b/>
           <w:bCs/>
         </w:rPr>
-        <w:t xml:space="preserve">Changing health care provider performance through measurement</w:t>
-      </w:r>
-      <w:r>
-        <w:t xml:space="preserve"> </w:t>
-      </w:r>
-      <w:r>
-        <w:t xml:space="preserve">Kenneth L Leonard, Melkiory C Masatu</w:t>
-      </w:r>
-      <w:r>
-        <w:t xml:space="preserve"> </w:t>
-      </w:r>
-      <w:r>
-        <w:rPr>
-          <w:i/>
-          <w:iCs/>
-        </w:rPr>
-        <w:t xml:space="preserve">Social Science &amp;amp; Medicine</w:t>
-      </w:r>
-      <w:r>
-        <w:t xml:space="preserve"> </w:t>
-      </w:r>
-      <w:r>
-        <w:t xml:space="preserve">(2017-05)</w:t>
-      </w:r>
-      <w:r>
-        <w:t xml:space="preserve"> </w:t>
-      </w:r>
-      <w:hyperlink r:id="rId151">
-        <w:r>
-          <w:rPr>
-            <w:rStyle w:val="Hyperlink"/>
-          </w:rPr>
-          <w:t xml:space="preserve">https://doi.org/f98fz3</w:t>
-        </w:r>
-      </w:hyperlink>
-      <w:r>
-        <w:t xml:space="preserve"> </w:t>
-      </w:r>
-      <w:r>
-        <w:t xml:space="preserve">DOI:</w:t>
-      </w:r>
-      <w:r>
-        <w:t xml:space="preserve"> </w:t>
-      </w:r>
-      <w:hyperlink r:id="rId152">
-        <w:r>
-          <w:rPr>
-            <w:rStyle w:val="Hyperlink"/>
-          </w:rPr>
-          <w:t xml:space="preserve">10.1016/j.socscimed.2017.03.041</w:t>
-        </w:r>
-      </w:hyperlink>
-      <w:r>
-        <w:t xml:space="preserve"> </w:t>
-      </w:r>
-      <w:r>
-        <w:t xml:space="preserve">· PMID:</w:t>
-      </w:r>
-      <w:r>
-        <w:t xml:space="preserve"> </w:t>
-      </w:r>
-      <w:hyperlink r:id="rId153">
-        <w:r>
-          <w:rPr>
-            <w:rStyle w:val="Hyperlink"/>
-          </w:rPr>
-          <w:t xml:space="preserve">28371629</w:t>
-        </w:r>
-      </w:hyperlink>
-      <w:r>
-        <w:t xml:space="preserve"> </w:t>
-      </w:r>
-      <w:r>
-        <w:t xml:space="preserve">· PMCID:</w:t>
-      </w:r>
-      <w:r>
-        <w:t xml:space="preserve"> </w:t>
-      </w:r>
-      <w:hyperlink r:id="rId154">
-        <w:r>
-          <w:rPr>
-            <w:rStyle w:val="Hyperlink"/>
-          </w:rPr>
-          <w:t xml:space="preserve">PMC5616207</w:t>
-        </w:r>
-      </w:hyperlink>
-    </w:p>
-    <w:bookmarkEnd w:id="155"/>
-    <w:bookmarkStart w:id="157" w:name="X95f22a201431050b3e5367321fb4ecc35cbc91c"/>
-    <w:p>
-      <w:pPr>
-        <w:pStyle w:val="Bibliography"/>
-      </w:pPr>
-      <w:r>
-        <w:t xml:space="preserve">31.</w:t>
-      </w:r>
-      <w:r>
-        <w:t xml:space="preserve"> </w:t>
-      </w:r>
-      <w:r>
-        <w:t xml:space="preserve">	</w:t>
-      </w:r>
-      <w:r>
-        <w:rPr>
-          <w:b/>
-          <w:bCs/>
-        </w:rPr>
-        <w:t xml:space="preserve">NOT-OD-21-013: Final NIH Policy for Data Management and Sharing</w:t>
+        <w:t xml:space="preserve">Strategic Road Map</w:t>
       </w:r>
       <w:r>
         <w:t xml:space="preserve"> </w:t>
@@ -6655,47 +6548,13 @@
           <w:rPr>
             <w:rStyle w:val="Hyperlink"/>
           </w:rPr>
-          <w:t xml:space="preserve">https://grants.nih.gov/grants/guide/notice-files/NOT-OD-21-013.html</w:t>
+          <w:t xml:space="preserve">https://www.ga4gh.org/about-us/strategic-road-map/</w:t>
         </w:r>
       </w:hyperlink>
     </w:p>
     <w:bookmarkEnd w:id="157"/>
-    <w:bookmarkStart w:id="159" w:name="X999055200295ead81fddf881b6ef724ff612aa1"/>
-    <w:p>
-      <w:pPr>
-        <w:pStyle w:val="Bibliography"/>
-      </w:pPr>
-      <w:r>
-        <w:t xml:space="preserve">32.</w:t>
-      </w:r>
-      <w:r>
-        <w:t xml:space="preserve"> </w:t>
-      </w:r>
-      <w:r>
-        <w:t xml:space="preserve">	</w:t>
-      </w:r>
-      <w:r>
-        <w:rPr>
-          <w:b/>
-          <w:bCs/>
-        </w:rPr>
-        <w:t xml:space="preserve">Strategic Road Map</w:t>
-      </w:r>
-      <w:r>
-        <w:t xml:space="preserve"> </w:t>
-      </w:r>
-      <w:hyperlink r:id="rId158">
-        <w:r>
-          <w:rPr>
-            <w:rStyle w:val="Hyperlink"/>
-          </w:rPr>
-          <w:t xml:space="preserve">https://www.ga4gh.org/about-us/strategic-road-map/</w:t>
-        </w:r>
-      </w:hyperlink>
-    </w:p>
+    <w:bookmarkEnd w:id="158"/>
     <w:bookmarkEnd w:id="159"/>
-    <w:bookmarkEnd w:id="160"/>
-    <w:bookmarkEnd w:id="161"/>
     <w:sectPr>
       <w:footnotePr>
         <w:numRestart w:val="eachSect"/>
@@ -7001,9 +6860,6 @@
     <w:abstractNumId w:val="991"/>
   </w:num>
   <w:num w:numId="1002">
-    <w:abstractNumId w:val="991"/>
-  </w:num>
-  <w:num w:numId="1003">
     <w:abstractNumId w:val="99411"/>
     <w:lvlOverride w:ilvl="0">
       <w:startOverride w:val="1"/>

--- a/manuscript.docx
+++ b/manuscript.docx
@@ -1570,7 +1570,7 @@
       </w:r>
     </w:p>
     <w:bookmarkEnd w:id="15"/>
-    <w:bookmarkStart w:id="16" w:name="operations-and-finance"/>
+    <w:bookmarkStart w:id="17" w:name="operations-and-finance"/>
     <w:p>
       <w:pPr>
         <w:pStyle w:val="Heading3"/>
@@ -1975,36 +1975,12 @@
         <w:pStyle w:val="BodyText"/>
       </w:pPr>
       <w:r>
-        <w:t xml:space="preserve">A complete catalog of metrics across the three frameworks, with collection difficulty, evaluation value, lifecycle phase, and interpretive notes, appears in Supplementary Table S1.</w:t>
-      </w:r>
-    </w:p>
-    <w:bookmarkEnd w:id="16"/>
-    <w:bookmarkStart w:id="22" w:name="implementation-in-practice"/>
-    <w:p>
-      <w:pPr>
-        <w:pStyle w:val="Heading2"/>
-      </w:pPr>
-      <w:r>
-        <w:t xml:space="preserve">0.1 Implementation in practice</w:t>
-      </w:r>
-    </w:p>
-    <w:p>
-      <w:pPr>
-        <w:pStyle w:val="FirstParagraph"/>
-      </w:pPr>
-      <w:r>
-        <w:t xml:space="preserve">The CFDE Integration and Coordination Center (ICC) operates a portfolio-wide dashboard that demonstrates this evaluation model is implementable.</w:t>
-      </w:r>
-      <w:r>
-        <w:t xml:space="preserve"> </w:t>
-      </w:r>
-      <w:r>
-        <w:t xml:space="preserve">The ICC currently collects a prioritized subset of the metrics described above (Table</w:t>
-      </w:r>
-      <w:r>
-        <w:t xml:space="preserve"> </w:t>
-      </w:r>
-      <w:hyperlink w:anchor="tbl-metrics-cfde">
+        <w:t xml:space="preserve">Table</w:t>
+      </w:r>
+      <w:r>
+        <w:t xml:space="preserve"> </w:t>
+      </w:r>
+      <w:hyperlink w:anchor="tbl-metrics-summary">
         <w:r>
           <w:rPr>
             <w:rStyle w:val="Hyperlink"/>
@@ -2013,22 +1989,10 @@
         </w:r>
       </w:hyperlink>
       <w:r>
-        <w:t xml:space="preserve">), drawing on NIH-provided structural data (NIH CFDE Website, NIH RePORTER) for funding and project context, PubMed and NIH iCite (including the Relative Citation Ratio) for publication and citation impact, GitHub for repository use, quality, and operations across the open-source software components, and Google Analytics for website engagement.</w:t>
-      </w:r>
-      <w:r>
-        <w:t xml:space="preserve"> </w:t>
-      </w:r>
-      <w:r>
-        <w:t xml:space="preserve">Project teams onboard by labeling GitHub repositories with their NIH core project number (for example,</w:t>
-      </w:r>
-      <w:r>
-        <w:t xml:space="preserve"> </w:t>
-      </w:r>
-      <w:r>
-        <w:t xml:space="preserve">“R01AG123456”</w:t>
-      </w:r>
-      <w:r>
-        <w:t xml:space="preserve">) and granting the ICC a Google Analytics service account, with NIH program staff supporting the trust and access conversation.</w:t>
+        <w:t xml:space="preserve"> </w:t>
+      </w:r>
+      <w:r>
+        <w:t xml:space="preserve">catalogs the metrics across the three frameworks, with collection difficulty, evaluation value, lifecycle phase, and interpretive notes.</w:t>
       </w:r>
     </w:p>
     <w:tbl>
@@ -2044,7 +2008,7 @@
       <w:tr>
         <w:tc>
           <w:tcPr/>
-          <w:bookmarkStart w:id="17" w:name="tbl-metrics-cfde"/>
+          <w:bookmarkStart w:id="16" w:name="tbl-metrics-summary"/>
           <w:p>
             <w:pPr>
               <w:jc w:val="center"/>
@@ -2055,7 +2019,4904 @@
               <w:pStyle w:val="ImageCaption"/>
             </w:pPr>
             <w:r>
-              <w:t xml:space="preserve">Table 1: Data sources and metrics collected by the CFDE ICC dashboard as of January 2026. This is the subset of the full catalog (Supplementary Table S1) selected for feasibility and informativeness across the portfolio.</w:t>
+              <w:t xml:space="preserve">Table 1: Summary of metrics across the three frameworks, organized by difficulty of collection, value for evaluation, relevant lifecycle phase, and notes on interpretation.</w:t>
+            </w:r>
+          </w:p>
+          <w:tbl>
+            <w:tblPr>
+              <w:tblStyle w:val="Table"/>
+              <w:tblW w:type="pct" w:w="5000"/>
+              <w:tblLayout w:type="fixed"/>
+              <w:tblLook w:firstRow="1" w:lastRow="0" w:firstColumn="0" w:lastColumn="0" w:noHBand="0" w:noVBand="0" w:val="0020"/>
+            </w:tblPr>
+            <w:tblGrid>
+              <w:gridCol w:w="1320"/>
+              <w:gridCol w:w="1320"/>
+              <w:gridCol w:w="1320"/>
+              <w:gridCol w:w="1320"/>
+              <w:gridCol w:w="1320"/>
+              <w:gridCol w:w="1320"/>
+            </w:tblGrid>
+            <w:tr>
+              <w:trPr>
+                <w:tblHeader w:val="on"/>
+              </w:trPr>
+              <w:tc>
+                <w:tcPr/>
+                <w:p>
+                  <w:pPr>
+                    <w:pStyle w:val="Compact"/>
+                    <w:jc w:val="left"/>
+                    <w:jc w:val="center"/>
+                  </w:pPr>
+                  <w:r>
+                    <w:t xml:space="preserve">Metric</w:t>
+                  </w:r>
+                </w:p>
+              </w:tc>
+              <w:tc>
+                <w:tcPr/>
+                <w:p>
+                  <w:pPr>
+                    <w:pStyle w:val="Compact"/>
+                    <w:jc w:val="left"/>
+                    <w:jc w:val="center"/>
+                  </w:pPr>
+                  <w:r>
+                    <w:t xml:space="preserve">Difficulty of Collection</w:t>
+                  </w:r>
+                </w:p>
+              </w:tc>
+              <w:tc>
+                <w:tcPr/>
+                <w:p>
+                  <w:pPr>
+                    <w:pStyle w:val="Compact"/>
+                    <w:jc w:val="left"/>
+                    <w:jc w:val="center"/>
+                  </w:pPr>
+                  <w:r>
+                    <w:t xml:space="preserve">How Collected</w:t>
+                  </w:r>
+                </w:p>
+              </w:tc>
+              <w:tc>
+                <w:tcPr/>
+                <w:p>
+                  <w:pPr>
+                    <w:pStyle w:val="Compact"/>
+                    <w:jc w:val="left"/>
+                    <w:jc w:val="center"/>
+                  </w:pPr>
+                  <w:r>
+                    <w:t xml:space="preserve">Value</w:t>
+                  </w:r>
+                </w:p>
+              </w:tc>
+              <w:tc>
+                <w:tcPr/>
+                <w:p>
+                  <w:pPr>
+                    <w:pStyle w:val="Compact"/>
+                    <w:jc w:val="left"/>
+                    <w:jc w:val="center"/>
+                  </w:pPr>
+                  <w:r>
+                    <w:t xml:space="preserve">Lifecycle Phase</w:t>
+                  </w:r>
+                </w:p>
+              </w:tc>
+              <w:tc>
+                <w:tcPr/>
+                <w:p>
+                  <w:pPr>
+                    <w:pStyle w:val="Compact"/>
+                    <w:jc w:val="left"/>
+                    <w:jc w:val="center"/>
+                  </w:pPr>
+                  <w:r>
+                    <w:t xml:space="preserve">Notes</w:t>
+                  </w:r>
+                </w:p>
+              </w:tc>
+            </w:tr>
+            <w:tr>
+              <w:tc>
+                <w:tcPr/>
+                <w:p>
+                  <w:pPr>
+                    <w:pStyle w:val="Compact"/>
+                    <w:jc w:val="left"/>
+                    <w:jc w:val="center"/>
+                  </w:pPr>
+                  <w:r>
+                    <w:rPr>
+                      <w:b/>
+                      <w:bCs/>
+                    </w:rPr>
+                    <w:t xml:space="preserve">User Behavior Framework</w:t>
+                  </w:r>
+                </w:p>
+              </w:tc>
+              <w:tc>
+                <w:tcPr/>
+                <w:p>
+                  <w:pPr>
+                    <w:pStyle w:val="Compact"/>
+                  </w:pPr>
+                </w:p>
+              </w:tc>
+              <w:tc>
+                <w:tcPr/>
+                <w:p>
+                  <w:pPr>
+                    <w:pStyle w:val="Compact"/>
+                  </w:pPr>
+                </w:p>
+              </w:tc>
+              <w:tc>
+                <w:tcPr/>
+                <w:p>
+                  <w:pPr>
+                    <w:pStyle w:val="Compact"/>
+                  </w:pPr>
+                </w:p>
+              </w:tc>
+              <w:tc>
+                <w:tcPr/>
+                <w:p>
+                  <w:pPr>
+                    <w:pStyle w:val="Compact"/>
+                  </w:pPr>
+                </w:p>
+              </w:tc>
+              <w:tc>
+                <w:tcPr/>
+                <w:p>
+                  <w:pPr>
+                    <w:pStyle w:val="Compact"/>
+                  </w:pPr>
+                </w:p>
+              </w:tc>
+            </w:tr>
+            <w:tr>
+              <w:tc>
+                <w:tcPr/>
+                <w:p>
+                  <w:pPr>
+                    <w:pStyle w:val="Compact"/>
+                    <w:jc w:val="left"/>
+                    <w:jc w:val="center"/>
+                  </w:pPr>
+                  <w:r>
+                    <w:rPr>
+                      <w:i/>
+                      <w:iCs/>
+                    </w:rPr>
+                    <w:t xml:space="preserve">page views</w:t>
+                  </w:r>
+                </w:p>
+              </w:tc>
+              <w:tc>
+                <w:tcPr/>
+                <w:p>
+                  <w:pPr>
+                    <w:pStyle w:val="Compact"/>
+                    <w:jc w:val="left"/>
+                    <w:jc w:val="center"/>
+                  </w:pPr>
+                  <w:r>
+                    <w:t xml:space="preserve">Easy</w:t>
+                  </w:r>
+                </w:p>
+              </w:tc>
+              <w:tc>
+                <w:tcPr/>
+                <w:p>
+                  <w:pPr>
+                    <w:pStyle w:val="Compact"/>
+                    <w:jc w:val="left"/>
+                    <w:jc w:val="center"/>
+                  </w:pPr>
+                  <w:r>
+                    <w:t xml:space="preserve">Google Analytics or Matomo or similar platforms</w:t>
+                  </w:r>
+                </w:p>
+              </w:tc>
+              <w:tc>
+                <w:tcPr/>
+                <w:p>
+                  <w:pPr>
+                    <w:pStyle w:val="Compact"/>
+                    <w:jc w:val="left"/>
+                    <w:jc w:val="center"/>
+                  </w:pPr>
+                  <w:r>
+                    <w:t xml:space="preserve">Low</w:t>
+                  </w:r>
+                </w:p>
+              </w:tc>
+              <w:tc>
+                <w:tcPr/>
+                <w:p>
+                  <w:pPr>
+                    <w:pStyle w:val="Compact"/>
+                    <w:jc w:val="left"/>
+                    <w:jc w:val="center"/>
+                  </w:pPr>
+                  <w:r>
+                    <w:t xml:space="preserve">Mid</w:t>
+                  </w:r>
+                </w:p>
+              </w:tc>
+              <w:tc>
+                <w:tcPr/>
+                <w:p>
+                  <w:pPr>
+                    <w:pStyle w:val="Compact"/>
+                    <w:jc w:val="left"/>
+                    <w:jc w:val="center"/>
+                  </w:pPr>
+                  <w:r>
+                    <w:t xml:space="preserve">A minimum indicator of interest.</w:t>
+                  </w:r>
+                </w:p>
+              </w:tc>
+            </w:tr>
+            <w:tr>
+              <w:tc>
+                <w:tcPr/>
+                <w:p>
+                  <w:pPr>
+                    <w:pStyle w:val="Compact"/>
+                    <w:jc w:val="left"/>
+                    <w:jc w:val="center"/>
+                  </w:pPr>
+                  <w:r>
+                    <w:rPr>
+                      <w:i/>
+                      <w:iCs/>
+                    </w:rPr>
+                    <w:t xml:space="preserve">time on page</w:t>
+                  </w:r>
+                </w:p>
+              </w:tc>
+              <w:tc>
+                <w:tcPr/>
+                <w:p>
+                  <w:pPr>
+                    <w:pStyle w:val="Compact"/>
+                    <w:jc w:val="left"/>
+                    <w:jc w:val="center"/>
+                  </w:pPr>
+                  <w:r>
+                    <w:t xml:space="preserve">Easy</w:t>
+                  </w:r>
+                </w:p>
+              </w:tc>
+              <w:tc>
+                <w:tcPr/>
+                <w:p>
+                  <w:pPr>
+                    <w:pStyle w:val="Compact"/>
+                    <w:jc w:val="left"/>
+                    <w:jc w:val="center"/>
+                  </w:pPr>
+                  <w:r>
+                    <w:t xml:space="preserve">Google Analytics or Matomo or similar platforms</w:t>
+                  </w:r>
+                </w:p>
+              </w:tc>
+              <w:tc>
+                <w:tcPr/>
+                <w:p>
+                  <w:pPr>
+                    <w:pStyle w:val="Compact"/>
+                    <w:jc w:val="left"/>
+                    <w:jc w:val="center"/>
+                  </w:pPr>
+                  <w:r>
+                    <w:t xml:space="preserve">Low</w:t>
+                  </w:r>
+                </w:p>
+              </w:tc>
+              <w:tc>
+                <w:tcPr/>
+                <w:p>
+                  <w:pPr>
+                    <w:pStyle w:val="Compact"/>
+                    <w:jc w:val="left"/>
+                    <w:jc w:val="center"/>
+                  </w:pPr>
+                  <w:r>
+                    <w:t xml:space="preserve">Mid</w:t>
+                  </w:r>
+                </w:p>
+              </w:tc>
+              <w:tc>
+                <w:tcPr/>
+                <w:p>
+                  <w:pPr>
+                    <w:pStyle w:val="Compact"/>
+                    <w:jc w:val="left"/>
+                    <w:jc w:val="center"/>
+                  </w:pPr>
+                  <w:r>
+                    <w:t xml:space="preserve">A minimum indicator of interest.</w:t>
+                  </w:r>
+                </w:p>
+              </w:tc>
+            </w:tr>
+            <w:tr>
+              <w:tc>
+                <w:tcPr/>
+                <w:p>
+                  <w:pPr>
+                    <w:pStyle w:val="Compact"/>
+                    <w:jc w:val="left"/>
+                    <w:jc w:val="center"/>
+                  </w:pPr>
+                  <w:r>
+                    <w:rPr>
+                      <w:i/>
+                      <w:iCs/>
+                    </w:rPr>
+                    <w:t xml:space="preserve">actions/triggers</w:t>
+                  </w:r>
+                </w:p>
+              </w:tc>
+              <w:tc>
+                <w:tcPr/>
+                <w:p>
+                  <w:pPr>
+                    <w:pStyle w:val="Compact"/>
+                    <w:jc w:val="left"/>
+                    <w:jc w:val="center"/>
+                  </w:pPr>
+                  <w:r>
+                    <w:t xml:space="preserve">Easy</w:t>
+                  </w:r>
+                </w:p>
+              </w:tc>
+              <w:tc>
+                <w:tcPr/>
+                <w:p>
+                  <w:pPr>
+                    <w:pStyle w:val="Compact"/>
+                    <w:jc w:val="left"/>
+                    <w:jc w:val="center"/>
+                  </w:pPr>
+                  <w:r>
+                    <w:t xml:space="preserve">Google Analytics or Matomo or similar platforms</w:t>
+                  </w:r>
+                </w:p>
+              </w:tc>
+              <w:tc>
+                <w:tcPr/>
+                <w:p>
+                  <w:pPr>
+                    <w:pStyle w:val="Compact"/>
+                    <w:jc w:val="left"/>
+                    <w:jc w:val="center"/>
+                  </w:pPr>
+                  <w:r>
+                    <w:t xml:space="preserve">Medium</w:t>
+                  </w:r>
+                </w:p>
+              </w:tc>
+              <w:tc>
+                <w:tcPr/>
+                <w:p>
+                  <w:pPr>
+                    <w:pStyle w:val="Compact"/>
+                    <w:jc w:val="left"/>
+                    <w:jc w:val="center"/>
+                  </w:pPr>
+                  <w:r>
+                    <w:t xml:space="preserve">Mid</w:t>
+                  </w:r>
+                </w:p>
+              </w:tc>
+              <w:tc>
+                <w:tcPr/>
+                <w:p>
+                  <w:pPr>
+                    <w:pStyle w:val="Compact"/>
+                    <w:jc w:val="left"/>
+                    <w:jc w:val="center"/>
+                  </w:pPr>
+                  <w:r>
+                    <w:t xml:space="preserve">A moderate indicator of interest.</w:t>
+                  </w:r>
+                </w:p>
+              </w:tc>
+            </w:tr>
+            <w:tr>
+              <w:tc>
+                <w:tcPr/>
+                <w:p>
+                  <w:pPr>
+                    <w:pStyle w:val="Compact"/>
+                    <w:jc w:val="left"/>
+                    <w:jc w:val="center"/>
+                  </w:pPr>
+                  <w:r>
+                    <w:rPr>
+                      <w:i/>
+                      <w:iCs/>
+                    </w:rPr>
+                    <w:t xml:space="preserve">priority link clicks</w:t>
+                  </w:r>
+                </w:p>
+              </w:tc>
+              <w:tc>
+                <w:tcPr/>
+                <w:p>
+                  <w:pPr>
+                    <w:pStyle w:val="Compact"/>
+                    <w:jc w:val="left"/>
+                    <w:jc w:val="center"/>
+                  </w:pPr>
+                  <w:r>
+                    <w:t xml:space="preserve">Easy</w:t>
+                  </w:r>
+                </w:p>
+              </w:tc>
+              <w:tc>
+                <w:tcPr/>
+                <w:p>
+                  <w:pPr>
+                    <w:pStyle w:val="Compact"/>
+                    <w:jc w:val="left"/>
+                    <w:jc w:val="center"/>
+                  </w:pPr>
+                  <w:r>
+                    <w:t xml:space="preserve">Google Analytics or Matomo or similar platforms</w:t>
+                  </w:r>
+                </w:p>
+              </w:tc>
+              <w:tc>
+                <w:tcPr/>
+                <w:p>
+                  <w:pPr>
+                    <w:pStyle w:val="Compact"/>
+                    <w:jc w:val="left"/>
+                    <w:jc w:val="center"/>
+                  </w:pPr>
+                  <w:r>
+                    <w:t xml:space="preserve">Medium</w:t>
+                  </w:r>
+                </w:p>
+              </w:tc>
+              <w:tc>
+                <w:tcPr/>
+                <w:p>
+                  <w:pPr>
+                    <w:pStyle w:val="Compact"/>
+                    <w:jc w:val="left"/>
+                    <w:jc w:val="center"/>
+                  </w:pPr>
+                  <w:r>
+                    <w:t xml:space="preserve">Mid</w:t>
+                  </w:r>
+                </w:p>
+              </w:tc>
+              <w:tc>
+                <w:tcPr/>
+                <w:p>
+                  <w:pPr>
+                    <w:pStyle w:val="Compact"/>
+                    <w:jc w:val="left"/>
+                    <w:jc w:val="center"/>
+                  </w:pPr>
+                  <w:r>
+                    <w:t xml:space="preserve">A moderate indicator of interest.</w:t>
+                  </w:r>
+                </w:p>
+              </w:tc>
+            </w:tr>
+            <w:tr>
+              <w:tc>
+                <w:tcPr/>
+                <w:p>
+                  <w:pPr>
+                    <w:pStyle w:val="Compact"/>
+                    <w:jc w:val="left"/>
+                    <w:jc w:val="center"/>
+                  </w:pPr>
+                  <w:r>
+                    <w:rPr>
+                      <w:i/>
+                      <w:iCs/>
+                    </w:rPr>
+                    <w:t xml:space="preserve">new vs returning users</w:t>
+                  </w:r>
+                </w:p>
+              </w:tc>
+              <w:tc>
+                <w:tcPr/>
+                <w:p>
+                  <w:pPr>
+                    <w:pStyle w:val="Compact"/>
+                    <w:jc w:val="left"/>
+                    <w:jc w:val="center"/>
+                  </w:pPr>
+                  <w:r>
+                    <w:t xml:space="preserve">Easy</w:t>
+                  </w:r>
+                </w:p>
+              </w:tc>
+              <w:tc>
+                <w:tcPr/>
+                <w:p>
+                  <w:pPr>
+                    <w:pStyle w:val="Compact"/>
+                    <w:jc w:val="left"/>
+                    <w:jc w:val="center"/>
+                  </w:pPr>
+                  <w:r>
+                    <w:t xml:space="preserve">Google Analytics or Matomo or similar platforms</w:t>
+                  </w:r>
+                </w:p>
+              </w:tc>
+              <w:tc>
+                <w:tcPr/>
+                <w:p>
+                  <w:pPr>
+                    <w:pStyle w:val="Compact"/>
+                    <w:jc w:val="left"/>
+                    <w:jc w:val="center"/>
+                  </w:pPr>
+                  <w:r>
+                    <w:t xml:space="preserve">Medium</w:t>
+                  </w:r>
+                </w:p>
+              </w:tc>
+              <w:tc>
+                <w:tcPr/>
+                <w:p>
+                  <w:pPr>
+                    <w:pStyle w:val="Compact"/>
+                    <w:jc w:val="left"/>
+                    <w:jc w:val="center"/>
+                  </w:pPr>
+                  <w:r>
+                    <w:t xml:space="preserve">Mid</w:t>
+                  </w:r>
+                </w:p>
+              </w:tc>
+              <w:tc>
+                <w:tcPr/>
+                <w:p>
+                  <w:pPr>
+                    <w:pStyle w:val="Compact"/>
+                    <w:jc w:val="left"/>
+                    <w:jc w:val="center"/>
+                  </w:pPr>
+                  <w:r>
+                    <w:t xml:space="preserve">A moderate indicator of continuing interest.</w:t>
+                  </w:r>
+                </w:p>
+              </w:tc>
+            </w:tr>
+            <w:tr>
+              <w:tc>
+                <w:tcPr/>
+                <w:p>
+                  <w:pPr>
+                    <w:pStyle w:val="Compact"/>
+                    <w:jc w:val="left"/>
+                    <w:jc w:val="center"/>
+                  </w:pPr>
+                  <w:r>
+                    <w:rPr>
+                      <w:i/>
+                      <w:iCs/>
+                    </w:rPr>
+                    <w:t xml:space="preserve">downloads</w:t>
+                  </w:r>
+                </w:p>
+              </w:tc>
+              <w:tc>
+                <w:tcPr/>
+                <w:p>
+                  <w:pPr>
+                    <w:pStyle w:val="Compact"/>
+                    <w:jc w:val="left"/>
+                    <w:jc w:val="center"/>
+                  </w:pPr>
+                  <w:r>
+                    <w:t xml:space="preserve">Easy</w:t>
+                  </w:r>
+                </w:p>
+              </w:tc>
+              <w:tc>
+                <w:tcPr/>
+                <w:p>
+                  <w:pPr>
+                    <w:pStyle w:val="Compact"/>
+                    <w:jc w:val="left"/>
+                    <w:jc w:val="center"/>
+                  </w:pPr>
+                  <w:r>
+                    <w:t xml:space="preserve">Google Analytics or Matomo or similar platforms or Server-side logs</w:t>
+                  </w:r>
+                </w:p>
+              </w:tc>
+              <w:tc>
+                <w:tcPr/>
+                <w:p>
+                  <w:pPr>
+                    <w:pStyle w:val="Compact"/>
+                    <w:jc w:val="left"/>
+                    <w:jc w:val="center"/>
+                  </w:pPr>
+                  <w:r>
+                    <w:t xml:space="preserve">Medium-High</w:t>
+                  </w:r>
+                </w:p>
+              </w:tc>
+              <w:tc>
+                <w:tcPr/>
+                <w:p>
+                  <w:pPr>
+                    <w:pStyle w:val="Compact"/>
+                    <w:jc w:val="left"/>
+                    <w:jc w:val="center"/>
+                  </w:pPr>
+                  <w:r>
+                    <w:t xml:space="preserve">Mid</w:t>
+                  </w:r>
+                </w:p>
+              </w:tc>
+              <w:tc>
+                <w:tcPr/>
+                <w:p>
+                  <w:pPr>
+                    <w:pStyle w:val="Compact"/>
+                    <w:jc w:val="left"/>
+                    <w:jc w:val="center"/>
+                  </w:pPr>
+                  <w:r>
+                    <w:t xml:space="preserve">A strong indicator of interest. Downloading not equivalent to usage.</w:t>
+                  </w:r>
+                </w:p>
+              </w:tc>
+            </w:tr>
+            <w:tr>
+              <w:tc>
+                <w:tcPr/>
+                <w:p>
+                  <w:pPr>
+                    <w:pStyle w:val="Compact"/>
+                    <w:jc w:val="left"/>
+                    <w:jc w:val="center"/>
+                  </w:pPr>
+                  <w:r>
+                    <w:rPr>
+                      <w:i/>
+                      <w:iCs/>
+                    </w:rPr>
+                    <w:t xml:space="preserve">compute jobs</w:t>
+                  </w:r>
+                </w:p>
+              </w:tc>
+              <w:tc>
+                <w:tcPr/>
+                <w:p>
+                  <w:pPr>
+                    <w:pStyle w:val="Compact"/>
+                    <w:jc w:val="left"/>
+                    <w:jc w:val="center"/>
+                  </w:pPr>
+                  <w:r>
+                    <w:t xml:space="preserve">Easy</w:t>
+                  </w:r>
+                </w:p>
+              </w:tc>
+              <w:tc>
+                <w:tcPr/>
+                <w:p>
+                  <w:pPr>
+                    <w:pStyle w:val="Compact"/>
+                    <w:jc w:val="left"/>
+                    <w:jc w:val="center"/>
+                  </w:pPr>
+                  <w:r>
+                    <w:t xml:space="preserve">Compute scheduler logs or cloud environment logs</w:t>
+                  </w:r>
+                </w:p>
+              </w:tc>
+              <w:tc>
+                <w:tcPr/>
+                <w:p>
+                  <w:pPr>
+                    <w:pStyle w:val="Compact"/>
+                    <w:jc w:val="left"/>
+                    <w:jc w:val="center"/>
+                  </w:pPr>
+                  <w:r>
+                    <w:t xml:space="preserve">High</w:t>
+                  </w:r>
+                </w:p>
+              </w:tc>
+              <w:tc>
+                <w:tcPr/>
+                <w:p>
+                  <w:pPr>
+                    <w:pStyle w:val="Compact"/>
+                    <w:jc w:val="left"/>
+                    <w:jc w:val="center"/>
+                  </w:pPr>
+                  <w:r>
+                    <w:t xml:space="preserve">Mid</w:t>
+                  </w:r>
+                </w:p>
+              </w:tc>
+              <w:tc>
+                <w:tcPr/>
+                <w:p>
+                  <w:pPr>
+                    <w:pStyle w:val="Compact"/>
+                    <w:jc w:val="left"/>
+                    <w:jc w:val="center"/>
+                  </w:pPr>
+                  <w:r>
+                    <w:t xml:space="preserve">A direct indicator of interest.</w:t>
+                  </w:r>
+                </w:p>
+              </w:tc>
+            </w:tr>
+            <w:tr>
+              <w:tc>
+                <w:tcPr/>
+                <w:p>
+                  <w:pPr>
+                    <w:pStyle w:val="Compact"/>
+                    <w:jc w:val="left"/>
+                    <w:jc w:val="center"/>
+                  </w:pPr>
+                  <w:r>
+                    <w:rPr>
+                      <w:i/>
+                      <w:iCs/>
+                    </w:rPr>
+                    <w:t xml:space="preserve">tool downloads</w:t>
+                  </w:r>
+                </w:p>
+              </w:tc>
+              <w:tc>
+                <w:tcPr/>
+                <w:p>
+                  <w:pPr>
+                    <w:pStyle w:val="Compact"/>
+                    <w:jc w:val="left"/>
+                    <w:jc w:val="center"/>
+                  </w:pPr>
+                  <w:r>
+                    <w:t xml:space="preserve">Easy</w:t>
+                  </w:r>
+                </w:p>
+              </w:tc>
+              <w:tc>
+                <w:tcPr/>
+                <w:p>
+                  <w:pPr>
+                    <w:pStyle w:val="Compact"/>
+                    <w:jc w:val="left"/>
+                    <w:jc w:val="center"/>
+                  </w:pPr>
+                  <w:r>
+                    <w:t xml:space="preserve">Google Analytics or Matomo or similar platforms or server-side logs</w:t>
+                  </w:r>
+                </w:p>
+              </w:tc>
+              <w:tc>
+                <w:tcPr/>
+                <w:p>
+                  <w:pPr>
+                    <w:pStyle w:val="Compact"/>
+                    <w:jc w:val="left"/>
+                    <w:jc w:val="center"/>
+                  </w:pPr>
+                  <w:r>
+                    <w:t xml:space="preserve">Medium-High</w:t>
+                  </w:r>
+                </w:p>
+              </w:tc>
+              <w:tc>
+                <w:tcPr/>
+                <w:p>
+                  <w:pPr>
+                    <w:pStyle w:val="Compact"/>
+                    <w:jc w:val="left"/>
+                    <w:jc w:val="center"/>
+                  </w:pPr>
+                  <w:r>
+                    <w:t xml:space="preserve">Mid</w:t>
+                  </w:r>
+                </w:p>
+              </w:tc>
+              <w:tc>
+                <w:tcPr/>
+                <w:p>
+                  <w:pPr>
+                    <w:pStyle w:val="Compact"/>
+                    <w:jc w:val="left"/>
+                    <w:jc w:val="center"/>
+                  </w:pPr>
+                  <w:r>
+                    <w:t xml:space="preserve">A strong indicator of interest.</w:t>
+                  </w:r>
+                </w:p>
+              </w:tc>
+            </w:tr>
+            <w:tr>
+              <w:tc>
+                <w:tcPr/>
+                <w:p>
+                  <w:pPr>
+                    <w:pStyle w:val="Compact"/>
+                    <w:jc w:val="left"/>
+                    <w:jc w:val="center"/>
+                  </w:pPr>
+                  <w:r>
+                    <w:rPr>
+                      <w:i/>
+                      <w:iCs/>
+                    </w:rPr>
+                    <w:t xml:space="preserve">tool usage</w:t>
+                  </w:r>
+                </w:p>
+              </w:tc>
+              <w:tc>
+                <w:tcPr/>
+                <w:p>
+                  <w:pPr>
+                    <w:pStyle w:val="Compact"/>
+                    <w:jc w:val="left"/>
+                    <w:jc w:val="center"/>
+                  </w:pPr>
+                  <w:r>
+                    <w:t xml:space="preserve">Easy</w:t>
+                  </w:r>
+                </w:p>
+              </w:tc>
+              <w:tc>
+                <w:tcPr/>
+                <w:p>
+                  <w:pPr>
+                    <w:pStyle w:val="Compact"/>
+                    <w:jc w:val="left"/>
+                    <w:jc w:val="center"/>
+                  </w:pPr>
+                  <w:r>
+                    <w:t xml:space="preserve">Google Analytics or Matomo or similar platformsor API logs</w:t>
+                  </w:r>
+                </w:p>
+              </w:tc>
+              <w:tc>
+                <w:tcPr/>
+                <w:p>
+                  <w:pPr>
+                    <w:pStyle w:val="Compact"/>
+                    <w:jc w:val="left"/>
+                    <w:jc w:val="center"/>
+                  </w:pPr>
+                  <w:r>
+                    <w:t xml:space="preserve">High</w:t>
+                  </w:r>
+                </w:p>
+              </w:tc>
+              <w:tc>
+                <w:tcPr/>
+                <w:p>
+                  <w:pPr>
+                    <w:pStyle w:val="Compact"/>
+                    <w:jc w:val="left"/>
+                    <w:jc w:val="center"/>
+                  </w:pPr>
+                  <w:r>
+                    <w:t xml:space="preserve">Mid</w:t>
+                  </w:r>
+                </w:p>
+              </w:tc>
+              <w:tc>
+                <w:tcPr/>
+                <w:p>
+                  <w:pPr>
+                    <w:pStyle w:val="Compact"/>
+                    <w:jc w:val="left"/>
+                    <w:jc w:val="center"/>
+                  </w:pPr>
+                  <w:r>
+                    <w:t xml:space="preserve">A direct indicator of interest.</w:t>
+                  </w:r>
+                </w:p>
+              </w:tc>
+            </w:tr>
+            <w:tr>
+              <w:tc>
+                <w:tcPr/>
+                <w:p>
+                  <w:pPr>
+                    <w:pStyle w:val="Compact"/>
+                    <w:jc w:val="left"/>
+                    <w:jc w:val="center"/>
+                  </w:pPr>
+                  <w:r>
+                    <w:rPr>
+                      <w:i/>
+                      <w:iCs/>
+                    </w:rPr>
+                    <w:t xml:space="preserve">trend downloads</w:t>
+                  </w:r>
+                </w:p>
+              </w:tc>
+              <w:tc>
+                <w:tcPr/>
+                <w:p>
+                  <w:pPr>
+                    <w:pStyle w:val="Compact"/>
+                    <w:jc w:val="left"/>
+                    <w:jc w:val="center"/>
+                  </w:pPr>
+                  <w:r>
+                    <w:t xml:space="preserve">Medium</w:t>
+                  </w:r>
+                </w:p>
+              </w:tc>
+              <w:tc>
+                <w:tcPr/>
+                <w:p>
+                  <w:pPr>
+                    <w:pStyle w:val="Compact"/>
+                    <w:jc w:val="left"/>
+                    <w:jc w:val="center"/>
+                  </w:pPr>
+                  <w:r>
+                    <w:t xml:space="preserve">Google Analytics or Matomo or similar platforms or server-side logs, BI tools for visualization</w:t>
+                  </w:r>
+                </w:p>
+              </w:tc>
+              <w:tc>
+                <w:tcPr/>
+                <w:p>
+                  <w:pPr>
+                    <w:pStyle w:val="Compact"/>
+                    <w:jc w:val="left"/>
+                    <w:jc w:val="center"/>
+                  </w:pPr>
+                  <w:r>
+                    <w:t xml:space="preserve">Medium-High</w:t>
+                  </w:r>
+                </w:p>
+              </w:tc>
+              <w:tc>
+                <w:tcPr/>
+                <w:p>
+                  <w:pPr>
+                    <w:pStyle w:val="Compact"/>
+                    <w:jc w:val="left"/>
+                    <w:jc w:val="center"/>
+                  </w:pPr>
+                  <w:r>
+                    <w:t xml:space="preserve">Mid–Late</w:t>
+                  </w:r>
+                </w:p>
+              </w:tc>
+              <w:tc>
+                <w:tcPr/>
+                <w:p>
+                  <w:pPr>
+                    <w:pStyle w:val="Compact"/>
+                    <w:jc w:val="left"/>
+                    <w:jc w:val="center"/>
+                  </w:pPr>
+                  <w:r>
+                    <w:t xml:space="preserve">A strong indicator of change in interest over time.</w:t>
+                  </w:r>
+                </w:p>
+              </w:tc>
+            </w:tr>
+            <w:tr>
+              <w:tc>
+                <w:tcPr/>
+                <w:p>
+                  <w:pPr>
+                    <w:pStyle w:val="Compact"/>
+                    <w:jc w:val="left"/>
+                    <w:jc w:val="center"/>
+                  </w:pPr>
+                  <w:r>
+                    <w:rPr>
+                      <w:i/>
+                      <w:iCs/>
+                    </w:rPr>
+                    <w:t xml:space="preserve">trend compute jobs</w:t>
+                  </w:r>
+                </w:p>
+              </w:tc>
+              <w:tc>
+                <w:tcPr/>
+                <w:p>
+                  <w:pPr>
+                    <w:pStyle w:val="Compact"/>
+                    <w:jc w:val="left"/>
+                    <w:jc w:val="center"/>
+                  </w:pPr>
+                  <w:r>
+                    <w:t xml:space="preserve">Medium</w:t>
+                  </w:r>
+                </w:p>
+              </w:tc>
+              <w:tc>
+                <w:tcPr/>
+                <w:p>
+                  <w:pPr>
+                    <w:pStyle w:val="Compact"/>
+                    <w:jc w:val="left"/>
+                    <w:jc w:val="center"/>
+                  </w:pPr>
+                  <w:r>
+                    <w:t xml:space="preserve">Compute scheduler logs or cloud environment logs, BI tools for visualization</w:t>
+                  </w:r>
+                </w:p>
+              </w:tc>
+              <w:tc>
+                <w:tcPr/>
+                <w:p>
+                  <w:pPr>
+                    <w:pStyle w:val="Compact"/>
+                    <w:jc w:val="left"/>
+                    <w:jc w:val="center"/>
+                  </w:pPr>
+                  <w:r>
+                    <w:t xml:space="preserve">High</w:t>
+                  </w:r>
+                </w:p>
+              </w:tc>
+              <w:tc>
+                <w:tcPr/>
+                <w:p>
+                  <w:pPr>
+                    <w:pStyle w:val="Compact"/>
+                    <w:jc w:val="left"/>
+                    <w:jc w:val="center"/>
+                  </w:pPr>
+                  <w:r>
+                    <w:t xml:space="preserve">Mid–Late</w:t>
+                  </w:r>
+                </w:p>
+              </w:tc>
+              <w:tc>
+                <w:tcPr/>
+                <w:p>
+                  <w:pPr>
+                    <w:pStyle w:val="Compact"/>
+                    <w:jc w:val="left"/>
+                    <w:jc w:val="center"/>
+                  </w:pPr>
+                  <w:r>
+                    <w:t xml:space="preserve">A direct indicator of change in interest over time.</w:t>
+                  </w:r>
+                </w:p>
+              </w:tc>
+            </w:tr>
+            <w:tr>
+              <w:tc>
+                <w:tcPr/>
+                <w:p>
+                  <w:pPr>
+                    <w:pStyle w:val="Compact"/>
+                    <w:jc w:val="left"/>
+                    <w:jc w:val="center"/>
+                  </w:pPr>
+                  <w:r>
+                    <w:rPr>
+                      <w:i/>
+                      <w:iCs/>
+                    </w:rPr>
+                    <w:t xml:space="preserve">number grants</w:t>
+                  </w:r>
+                </w:p>
+              </w:tc>
+              <w:tc>
+                <w:tcPr/>
+                <w:p>
+                  <w:pPr>
+                    <w:pStyle w:val="Compact"/>
+                    <w:jc w:val="left"/>
+                    <w:jc w:val="center"/>
+                  </w:pPr>
+                  <w:r>
+                    <w:t xml:space="preserve">Hard</w:t>
+                  </w:r>
+                </w:p>
+              </w:tc>
+              <w:tc>
+                <w:tcPr/>
+                <w:p>
+                  <w:pPr>
+                    <w:pStyle w:val="Compact"/>
+                    <w:jc w:val="left"/>
+                    <w:jc w:val="center"/>
+                  </w:pPr>
+                  <w:r>
+                    <w:t xml:space="preserve">NIH RePORTER, Self-reporting</w:t>
+                  </w:r>
+                </w:p>
+              </w:tc>
+              <w:tc>
+                <w:tcPr/>
+                <w:p>
+                  <w:pPr>
+                    <w:pStyle w:val="Compact"/>
+                    <w:jc w:val="left"/>
+                    <w:jc w:val="center"/>
+                  </w:pPr>
+                  <w:r>
+                    <w:t xml:space="preserve">High</w:t>
+                  </w:r>
+                </w:p>
+              </w:tc>
+              <w:tc>
+                <w:tcPr/>
+                <w:p>
+                  <w:pPr>
+                    <w:pStyle w:val="Compact"/>
+                    <w:jc w:val="left"/>
+                    <w:jc w:val="center"/>
+                  </w:pPr>
+                  <w:r>
+                    <w:t xml:space="preserve">Mid–Late</w:t>
+                  </w:r>
+                </w:p>
+              </w:tc>
+              <w:tc>
+                <w:tcPr/>
+                <w:p>
+                  <w:pPr>
+                    <w:pStyle w:val="Compact"/>
+                    <w:jc w:val="left"/>
+                    <w:jc w:val="center"/>
+                  </w:pPr>
+                  <w:r>
+                    <w:t xml:space="preserve">Relevant grant data not publicly available.</w:t>
+                  </w:r>
+                </w:p>
+              </w:tc>
+            </w:tr>
+            <w:tr>
+              <w:tc>
+                <w:tcPr/>
+                <w:p>
+                  <w:pPr>
+                    <w:pStyle w:val="Compact"/>
+                    <w:jc w:val="left"/>
+                    <w:jc w:val="center"/>
+                  </w:pPr>
+                  <w:r>
+                    <w:rPr>
+                      <w:i/>
+                      <w:iCs/>
+                    </w:rPr>
+                    <w:t xml:space="preserve">number presentations</w:t>
+                  </w:r>
+                </w:p>
+              </w:tc>
+              <w:tc>
+                <w:tcPr/>
+                <w:p>
+                  <w:pPr>
+                    <w:pStyle w:val="Compact"/>
+                    <w:jc w:val="left"/>
+                    <w:jc w:val="center"/>
+                  </w:pPr>
+                  <w:r>
+                    <w:t xml:space="preserve">Hard</w:t>
+                  </w:r>
+                </w:p>
+              </w:tc>
+              <w:tc>
+                <w:tcPr/>
+                <w:p>
+                  <w:pPr>
+                    <w:pStyle w:val="Compact"/>
+                    <w:jc w:val="left"/>
+                    <w:jc w:val="center"/>
+                  </w:pPr>
+                  <w:r>
+                    <w:t xml:space="preserve">Self-reporting</w:t>
+                  </w:r>
+                </w:p>
+              </w:tc>
+              <w:tc>
+                <w:tcPr/>
+                <w:p>
+                  <w:pPr>
+                    <w:pStyle w:val="Compact"/>
+                    <w:jc w:val="left"/>
+                    <w:jc w:val="center"/>
+                  </w:pPr>
+                  <w:r>
+                    <w:t xml:space="preserve">Medium</w:t>
+                  </w:r>
+                </w:p>
+              </w:tc>
+              <w:tc>
+                <w:tcPr/>
+                <w:p>
+                  <w:pPr>
+                    <w:pStyle w:val="Compact"/>
+                    <w:jc w:val="left"/>
+                    <w:jc w:val="center"/>
+                  </w:pPr>
+                  <w:r>
+                    <w:t xml:space="preserve">Mid–Late</w:t>
+                  </w:r>
+                </w:p>
+              </w:tc>
+              <w:tc>
+                <w:tcPr/>
+                <w:p>
+                  <w:pPr>
+                    <w:pStyle w:val="Compact"/>
+                    <w:jc w:val="left"/>
+                    <w:jc w:val="center"/>
+                  </w:pPr>
+                  <w:r>
+                    <w:t xml:space="preserve">Data difficult to track and often not available in sufficient detail.</w:t>
+                  </w:r>
+                </w:p>
+              </w:tc>
+            </w:tr>
+            <w:tr>
+              <w:tc>
+                <w:tcPr/>
+                <w:p>
+                  <w:pPr>
+                    <w:pStyle w:val="Compact"/>
+                    <w:jc w:val="left"/>
+                    <w:jc w:val="center"/>
+                  </w:pPr>
+                  <w:r>
+                    <w:rPr>
+                      <w:i/>
+                      <w:iCs/>
+                    </w:rPr>
+                    <w:t xml:space="preserve">number citations</w:t>
+                  </w:r>
+                </w:p>
+              </w:tc>
+              <w:tc>
+                <w:tcPr/>
+                <w:p>
+                  <w:pPr>
+                    <w:pStyle w:val="Compact"/>
+                    <w:jc w:val="left"/>
+                    <w:jc w:val="center"/>
+                  </w:pPr>
+                  <w:r>
+                    <w:t xml:space="preserve">Easy</w:t>
+                  </w:r>
+                </w:p>
+              </w:tc>
+              <w:tc>
+                <w:tcPr/>
+                <w:p>
+                  <w:pPr>
+                    <w:pStyle w:val="Compact"/>
+                    <w:jc w:val="left"/>
+                    <w:jc w:val="center"/>
+                  </w:pPr>
+                  <w:r>
+                    <w:t xml:space="preserve">Google Scholar, PubMed, Scopus, Clarivate, OpenAlex, or other similar platforms</w:t>
+                  </w:r>
+                </w:p>
+              </w:tc>
+              <w:tc>
+                <w:tcPr/>
+                <w:p>
+                  <w:pPr>
+                    <w:pStyle w:val="Compact"/>
+                    <w:jc w:val="left"/>
+                    <w:jc w:val="center"/>
+                  </w:pPr>
+                  <w:r>
+                    <w:t xml:space="preserve">High</w:t>
+                  </w:r>
+                </w:p>
+              </w:tc>
+              <w:tc>
+                <w:tcPr/>
+                <w:p>
+                  <w:pPr>
+                    <w:pStyle w:val="Compact"/>
+                    <w:jc w:val="left"/>
+                    <w:jc w:val="center"/>
+                  </w:pPr>
+                  <w:r>
+                    <w:t xml:space="preserve">Mid–Late</w:t>
+                  </w:r>
+                </w:p>
+              </w:tc>
+              <w:tc>
+                <w:tcPr/>
+                <w:p>
+                  <w:pPr>
+                    <w:pStyle w:val="Compact"/>
+                    <w:jc w:val="left"/>
+                    <w:jc w:val="center"/>
+                  </w:pPr>
+                  <w:r>
+                    <w:t xml:space="preserve">A direct indicator of data value. Can miss downstream cumulative value.</w:t>
+                  </w:r>
+                </w:p>
+              </w:tc>
+            </w:tr>
+            <w:tr>
+              <w:tc>
+                <w:tcPr/>
+                <w:p>
+                  <w:pPr>
+                    <w:pStyle w:val="Compact"/>
+                    <w:jc w:val="left"/>
+                    <w:jc w:val="center"/>
+                  </w:pPr>
+                  <w:r>
+                    <w:rPr>
+                      <w:i/>
+                      <w:iCs/>
+                    </w:rPr>
+                    <w:t xml:space="preserve">number secondary citations</w:t>
+                  </w:r>
+                </w:p>
+              </w:tc>
+              <w:tc>
+                <w:tcPr/>
+                <w:p>
+                  <w:pPr>
+                    <w:pStyle w:val="Compact"/>
+                    <w:jc w:val="left"/>
+                    <w:jc w:val="center"/>
+                  </w:pPr>
+                  <w:r>
+                    <w:t xml:space="preserve">Medium</w:t>
+                  </w:r>
+                </w:p>
+              </w:tc>
+              <w:tc>
+                <w:tcPr/>
+                <w:p>
+                  <w:pPr>
+                    <w:pStyle w:val="Compact"/>
+                    <w:jc w:val="left"/>
+                    <w:jc w:val="center"/>
+                  </w:pPr>
+                  <w:r>
+                    <w:t xml:space="preserve">Google Scholar, PubMed, Scopus, Clarivate, OpenAlex, or other similar platforms</w:t>
+                  </w:r>
+                </w:p>
+              </w:tc>
+              <w:tc>
+                <w:tcPr/>
+                <w:p>
+                  <w:pPr>
+                    <w:pStyle w:val="Compact"/>
+                    <w:jc w:val="left"/>
+                    <w:jc w:val="center"/>
+                  </w:pPr>
+                  <w:r>
+                    <w:t xml:space="preserve">High</w:t>
+                  </w:r>
+                </w:p>
+              </w:tc>
+              <w:tc>
+                <w:tcPr/>
+                <w:p>
+                  <w:pPr>
+                    <w:pStyle w:val="Compact"/>
+                    <w:jc w:val="left"/>
+                    <w:jc w:val="center"/>
+                  </w:pPr>
+                  <w:r>
+                    <w:t xml:space="preserve">Late</w:t>
+                  </w:r>
+                </w:p>
+              </w:tc>
+              <w:tc>
+                <w:tcPr/>
+                <w:p>
+                  <w:pPr>
+                    <w:pStyle w:val="Compact"/>
+                    <w:jc w:val="left"/>
+                    <w:jc w:val="center"/>
+                  </w:pPr>
+                  <w:r>
+                    <w:t xml:space="preserve">An indirect measure of</w:t>
+                  </w:r>
+                  <w:r>
+                    <w:t xml:space="preserve"> </w:t>
+                  </w:r>
+                  <w:r>
+                    <w:t xml:space="preserve">“downstream”</w:t>
+                  </w:r>
+                  <w:r>
+                    <w:t xml:space="preserve"> </w:t>
+                  </w:r>
+                  <w:r>
+                    <w:t xml:space="preserve">value of initial publications.</w:t>
+                  </w:r>
+                </w:p>
+              </w:tc>
+            </w:tr>
+            <w:tr>
+              <w:tc>
+                <w:tcPr/>
+                <w:p>
+                  <w:pPr>
+                    <w:pStyle w:val="Compact"/>
+                    <w:jc w:val="left"/>
+                    <w:jc w:val="center"/>
+                  </w:pPr>
+                  <w:r>
+                    <w:rPr>
+                      <w:i/>
+                      <w:iCs/>
+                    </w:rPr>
+                    <w:t xml:space="preserve">citations + secondary citations</w:t>
+                  </w:r>
+                </w:p>
+              </w:tc>
+              <w:tc>
+                <w:tcPr/>
+                <w:p>
+                  <w:pPr>
+                    <w:pStyle w:val="Compact"/>
+                    <w:jc w:val="left"/>
+                    <w:jc w:val="center"/>
+                  </w:pPr>
+                  <w:r>
+                    <w:t xml:space="preserve">Medium</w:t>
+                  </w:r>
+                </w:p>
+              </w:tc>
+              <w:tc>
+                <w:tcPr/>
+                <w:p>
+                  <w:pPr>
+                    <w:pStyle w:val="Compact"/>
+                    <w:jc w:val="left"/>
+                    <w:jc w:val="center"/>
+                  </w:pPr>
+                  <w:r>
+                    <w:t xml:space="preserve">Google Scholar, PubMed, Scopus, Clarivate, OpenAlex, or citation network analysis</w:t>
+                  </w:r>
+                </w:p>
+              </w:tc>
+              <w:tc>
+                <w:tcPr/>
+                <w:p>
+                  <w:pPr>
+                    <w:pStyle w:val="Compact"/>
+                    <w:jc w:val="left"/>
+                    <w:jc w:val="center"/>
+                  </w:pPr>
+                  <w:r>
+                    <w:t xml:space="preserve">High</w:t>
+                  </w:r>
+                </w:p>
+              </w:tc>
+              <w:tc>
+                <w:tcPr/>
+                <w:p>
+                  <w:pPr>
+                    <w:pStyle w:val="Compact"/>
+                    <w:jc w:val="left"/>
+                    <w:jc w:val="center"/>
+                  </w:pPr>
+                  <w:r>
+                    <w:t xml:space="preserve">Late</w:t>
+                  </w:r>
+                </w:p>
+              </w:tc>
+              <w:tc>
+                <w:tcPr/>
+                <w:p>
+                  <w:pPr>
+                    <w:pStyle w:val="Compact"/>
+                    <w:jc w:val="left"/>
+                    <w:jc w:val="center"/>
+                  </w:pPr>
+                  <w:r>
+                    <w:t xml:space="preserve">A measure of cumulative impact over time of study data.</w:t>
+                  </w:r>
+                </w:p>
+              </w:tc>
+            </w:tr>
+            <w:tr>
+              <w:tc>
+                <w:tcPr/>
+                <w:p>
+                  <w:pPr>
+                    <w:pStyle w:val="Compact"/>
+                    <w:jc w:val="left"/>
+                    <w:jc w:val="center"/>
+                  </w:pPr>
+                  <w:r>
+                    <w:rPr>
+                      <w:i/>
+                      <w:iCs/>
+                    </w:rPr>
+                    <w:t xml:space="preserve">trend citations</w:t>
+                  </w:r>
+                </w:p>
+              </w:tc>
+              <w:tc>
+                <w:tcPr/>
+                <w:p>
+                  <w:pPr>
+                    <w:pStyle w:val="Compact"/>
+                    <w:jc w:val="left"/>
+                    <w:jc w:val="center"/>
+                  </w:pPr>
+                  <w:r>
+                    <w:t xml:space="preserve">Medium</w:t>
+                  </w:r>
+                </w:p>
+              </w:tc>
+              <w:tc>
+                <w:tcPr/>
+                <w:p>
+                  <w:pPr>
+                    <w:pStyle w:val="Compact"/>
+                    <w:jc w:val="left"/>
+                    <w:jc w:val="center"/>
+                  </w:pPr>
+                  <w:r>
+                    <w:t xml:space="preserve">Google Scholar, PubMed, Scopus, Clarivate, OpenAlex, or other similar platforms, BI tools</w:t>
+                  </w:r>
+                </w:p>
+              </w:tc>
+              <w:tc>
+                <w:tcPr/>
+                <w:p>
+                  <w:pPr>
+                    <w:pStyle w:val="Compact"/>
+                    <w:jc w:val="left"/>
+                    <w:jc w:val="center"/>
+                  </w:pPr>
+                  <w:r>
+                    <w:t xml:space="preserve">High</w:t>
+                  </w:r>
+                </w:p>
+              </w:tc>
+              <w:tc>
+                <w:tcPr/>
+                <w:p>
+                  <w:pPr>
+                    <w:pStyle w:val="Compact"/>
+                    <w:jc w:val="left"/>
+                    <w:jc w:val="center"/>
+                  </w:pPr>
+                  <w:r>
+                    <w:t xml:space="preserve">Late</w:t>
+                  </w:r>
+                </w:p>
+              </w:tc>
+              <w:tc>
+                <w:tcPr/>
+                <w:p>
+                  <w:pPr>
+                    <w:pStyle w:val="Compact"/>
+                    <w:jc w:val="left"/>
+                    <w:jc w:val="center"/>
+                  </w:pPr>
+                  <w:r>
+                    <w:t xml:space="preserve">Measures change in impact of data over time. Subject to time lag in publications.</w:t>
+                  </w:r>
+                </w:p>
+              </w:tc>
+            </w:tr>
+            <w:tr>
+              <w:tc>
+                <w:tcPr/>
+                <w:p>
+                  <w:pPr>
+                    <w:pStyle w:val="Compact"/>
+                    <w:jc w:val="left"/>
+                    <w:jc w:val="center"/>
+                  </w:pPr>
+                  <w:r>
+                    <w:rPr>
+                      <w:i/>
+                      <w:iCs/>
+                    </w:rPr>
+                    <w:t xml:space="preserve">data citation rate</w:t>
+                  </w:r>
+                </w:p>
+              </w:tc>
+              <w:tc>
+                <w:tcPr/>
+                <w:p>
+                  <w:pPr>
+                    <w:pStyle w:val="Compact"/>
+                    <w:jc w:val="left"/>
+                    <w:jc w:val="center"/>
+                  </w:pPr>
+                  <w:r>
+                    <w:t xml:space="preserve">Hard</w:t>
+                  </w:r>
+                </w:p>
+              </w:tc>
+              <w:tc>
+                <w:tcPr/>
+                <w:p>
+                  <w:pPr>
+                    <w:pStyle w:val="Compact"/>
+                    <w:jc w:val="left"/>
+                    <w:jc w:val="center"/>
+                  </w:pPr>
+                  <w:r>
+                    <w:t xml:space="preserve">Full-text search for accession numbers, Methods section mining</w:t>
+                  </w:r>
+                </w:p>
+              </w:tc>
+              <w:tc>
+                <w:tcPr/>
+                <w:p>
+                  <w:pPr>
+                    <w:pStyle w:val="Compact"/>
+                    <w:jc w:val="left"/>
+                    <w:jc w:val="center"/>
+                  </w:pPr>
+                  <w:r>
+                    <w:t xml:space="preserve">High</w:t>
+                  </w:r>
+                </w:p>
+              </w:tc>
+              <w:tc>
+                <w:tcPr/>
+                <w:p>
+                  <w:pPr>
+                    <w:pStyle w:val="Compact"/>
+                    <w:jc w:val="left"/>
+                    <w:jc w:val="center"/>
+                  </w:pPr>
+                  <w:r>
+                    <w:t xml:space="preserve">Mid–Late</w:t>
+                  </w:r>
+                </w:p>
+              </w:tc>
+              <w:tc>
+                <w:tcPr/>
+                <w:p>
+                  <w:pPr>
+                    <w:pStyle w:val="Compact"/>
+                    <w:jc w:val="left"/>
+                    <w:jc w:val="center"/>
+                  </w:pPr>
+                  <w:r>
+                    <w:t xml:space="preserve">&lt;30% of secondary analyses formally cite datasets. Multi-pronged tracking required.</w:t>
+                  </w:r>
+                </w:p>
+              </w:tc>
+            </w:tr>
+            <w:tr>
+              <w:tc>
+                <w:tcPr/>
+                <w:p>
+                  <w:pPr>
+                    <w:pStyle w:val="Compact"/>
+                    <w:jc w:val="left"/>
+                    <w:jc w:val="center"/>
+                  </w:pPr>
+                  <w:r>
+                    <w:rPr>
+                      <w:i/>
+                      <w:iCs/>
+                    </w:rPr>
+                    <w:t xml:space="preserve">perceived value (user surveys)</w:t>
+                  </w:r>
+                </w:p>
+              </w:tc>
+              <w:tc>
+                <w:tcPr/>
+                <w:p>
+                  <w:pPr>
+                    <w:pStyle w:val="Compact"/>
+                    <w:jc w:val="left"/>
+                    <w:jc w:val="center"/>
+                  </w:pPr>
+                  <w:r>
+                    <w:t xml:space="preserve">Medium</w:t>
+                  </w:r>
+                </w:p>
+              </w:tc>
+              <w:tc>
+                <w:tcPr/>
+                <w:p>
+                  <w:pPr>
+                    <w:pStyle w:val="Compact"/>
+                    <w:jc w:val="left"/>
+                    <w:jc w:val="center"/>
+                  </w:pPr>
+                  <w:r>
+                    <w:t xml:space="preserve">Structured surveys (ISSM/TAM framework)</w:t>
+                  </w:r>
+                </w:p>
+              </w:tc>
+              <w:tc>
+                <w:tcPr/>
+                <w:p>
+                  <w:pPr>
+                    <w:pStyle w:val="Compact"/>
+                    <w:jc w:val="left"/>
+                    <w:jc w:val="center"/>
+                  </w:pPr>
+                  <w:r>
+                    <w:t xml:space="preserve">High</w:t>
+                  </w:r>
+                </w:p>
+              </w:tc>
+              <w:tc>
+                <w:tcPr/>
+                <w:p>
+                  <w:pPr>
+                    <w:pStyle w:val="Compact"/>
+                    <w:jc w:val="left"/>
+                    <w:jc w:val="center"/>
+                  </w:pPr>
+                  <w:r>
+                    <w:t xml:space="preserve">Mid–Late</w:t>
+                  </w:r>
+                </w:p>
+              </w:tc>
+              <w:tc>
+                <w:tcPr/>
+                <w:p>
+                  <w:pPr>
+                    <w:pStyle w:val="Compact"/>
+                    <w:jc w:val="left"/>
+                    <w:jc w:val="center"/>
+                  </w:pPr>
+                  <w:r>
+                    <w:t xml:space="preserve">Entropy-weighted: dataset breadth, timeliness, search comprehensiveness, responsiveness.</w:t>
+                  </w:r>
+                </w:p>
+              </w:tc>
+            </w:tr>
+            <w:tr>
+              <w:tc>
+                <w:tcPr/>
+                <w:p>
+                  <w:pPr>
+                    <w:pStyle w:val="Compact"/>
+                    <w:jc w:val="left"/>
+                    <w:jc w:val="center"/>
+                  </w:pPr>
+                  <w:r>
+                    <w:rPr>
+                      <w:i/>
+                      <w:iCs/>
+                    </w:rPr>
+                    <w:t xml:space="preserve">cloud adoption rate</w:t>
+                  </w:r>
+                </w:p>
+              </w:tc>
+              <w:tc>
+                <w:tcPr/>
+                <w:p>
+                  <w:pPr>
+                    <w:pStyle w:val="Compact"/>
+                    <w:jc w:val="left"/>
+                    <w:jc w:val="center"/>
+                  </w:pPr>
+                  <w:r>
+                    <w:t xml:space="preserve">Medium</w:t>
+                  </w:r>
+                </w:p>
+              </w:tc>
+              <w:tc>
+                <w:tcPr/>
+                <w:p>
+                  <w:pPr>
+                    <w:pStyle w:val="Compact"/>
+                    <w:jc w:val="left"/>
+                    <w:jc w:val="center"/>
+                  </w:pPr>
+                  <w:r>
+                    <w:t xml:space="preserve">Cloud workspace logs vs. download logs</w:t>
+                  </w:r>
+                </w:p>
+              </w:tc>
+              <w:tc>
+                <w:tcPr/>
+                <w:p>
+                  <w:pPr>
+                    <w:pStyle w:val="Compact"/>
+                    <w:jc w:val="left"/>
+                    <w:jc w:val="center"/>
+                  </w:pPr>
+                  <w:r>
+                    <w:t xml:space="preserve">Medium-High</w:t>
+                  </w:r>
+                </w:p>
+              </w:tc>
+              <w:tc>
+                <w:tcPr/>
+                <w:p>
+                  <w:pPr>
+                    <w:pStyle w:val="Compact"/>
+                    <w:jc w:val="left"/>
+                    <w:jc w:val="center"/>
+                  </w:pPr>
+                  <w:r>
+                    <w:t xml:space="preserve">Mid–Late</w:t>
+                  </w:r>
+                </w:p>
+              </w:tc>
+              <w:tc>
+                <w:tcPr/>
+                <w:p>
+                  <w:pPr>
+                    <w:pStyle w:val="Compact"/>
+                    <w:jc w:val="left"/>
+                    <w:jc w:val="center"/>
+                  </w:pPr>
+                  <w:r>
+                    <w:t xml:space="preserve">Proxy for computational paradigm shift (cloud vs. local analysis).</w:t>
+                  </w:r>
+                </w:p>
+              </w:tc>
+            </w:tr>
+            <w:tr>
+              <w:tc>
+                <w:tcPr/>
+                <w:p>
+                  <w:pPr>
+                    <w:pStyle w:val="Compact"/>
+                    <w:jc w:val="left"/>
+                    <w:jc w:val="center"/>
+                  </w:pPr>
+                  <w:r>
+                    <w:rPr>
+                      <w:i/>
+                      <w:iCs/>
+                    </w:rPr>
+                    <w:t xml:space="preserve">cross-disciplinary collaboration</w:t>
+                  </w:r>
+                </w:p>
+              </w:tc>
+              <w:tc>
+                <w:tcPr/>
+                <w:p>
+                  <w:pPr>
+                    <w:pStyle w:val="Compact"/>
+                    <w:jc w:val="left"/>
+                    <w:jc w:val="center"/>
+                  </w:pPr>
+                  <w:r>
+                    <w:t xml:space="preserve">Hard</w:t>
+                  </w:r>
+                </w:p>
+              </w:tc>
+              <w:tc>
+                <w:tcPr/>
+                <w:p>
+                  <w:pPr>
+                    <w:pStyle w:val="Compact"/>
+                    <w:jc w:val="left"/>
+                    <w:jc w:val="center"/>
+                  </w:pPr>
+                  <w:r>
+                    <w:t xml:space="preserve">Co-authorship network analysis</w:t>
+                  </w:r>
+                </w:p>
+              </w:tc>
+              <w:tc>
+                <w:tcPr/>
+                <w:p>
+                  <w:pPr>
+                    <w:pStyle w:val="Compact"/>
+                    <w:jc w:val="left"/>
+                    <w:jc w:val="center"/>
+                  </w:pPr>
+                  <w:r>
+                    <w:t xml:space="preserve">High</w:t>
+                  </w:r>
+                </w:p>
+              </w:tc>
+              <w:tc>
+                <w:tcPr/>
+                <w:p>
+                  <w:pPr>
+                    <w:pStyle w:val="Compact"/>
+                    <w:jc w:val="left"/>
+                    <w:jc w:val="center"/>
+                  </w:pPr>
+                  <w:r>
+                    <w:t xml:space="preserve">Late</w:t>
+                  </w:r>
+                </w:p>
+              </w:tc>
+              <w:tc>
+                <w:tcPr/>
+                <w:p>
+                  <w:pPr>
+                    <w:pStyle w:val="Compact"/>
+                    <w:jc w:val="left"/>
+                    <w:jc w:val="center"/>
+                  </w:pPr>
+                  <w:r>
+                    <w:t xml:space="preserve">Measures new partnerships fostered across Common Fund programs.</w:t>
+                  </w:r>
+                </w:p>
+              </w:tc>
+            </w:tr>
+            <w:tr>
+              <w:tc>
+                <w:tcPr/>
+                <w:p>
+                  <w:pPr>
+                    <w:pStyle w:val="Compact"/>
+                    <w:jc w:val="left"/>
+                    <w:jc w:val="center"/>
+                  </w:pPr>
+                  <w:r>
+                    <w:rPr>
+                      <w:i/>
+                      <w:iCs/>
+                    </w:rPr>
+                    <w:t xml:space="preserve">user diversity (geographic/institutional)</w:t>
+                  </w:r>
+                </w:p>
+              </w:tc>
+              <w:tc>
+                <w:tcPr/>
+                <w:p>
+                  <w:pPr>
+                    <w:pStyle w:val="Compact"/>
+                    <w:jc w:val="left"/>
+                    <w:jc w:val="center"/>
+                  </w:pPr>
+                  <w:r>
+                    <w:t xml:space="preserve">Medium</w:t>
+                  </w:r>
+                </w:p>
+              </w:tc>
+              <w:tc>
+                <w:tcPr/>
+                <w:p>
+                  <w:pPr>
+                    <w:pStyle w:val="Compact"/>
+                    <w:jc w:val="left"/>
+                    <w:jc w:val="center"/>
+                  </w:pPr>
+                  <w:r>
+                    <w:t xml:space="preserve">User registration data, IAM logs</w:t>
+                  </w:r>
+                </w:p>
+              </w:tc>
+              <w:tc>
+                <w:tcPr/>
+                <w:p>
+                  <w:pPr>
+                    <w:pStyle w:val="Compact"/>
+                    <w:jc w:val="left"/>
+                    <w:jc w:val="center"/>
+                  </w:pPr>
+                  <w:r>
+                    <w:t xml:space="preserve">Medium-High</w:t>
+                  </w:r>
+                </w:p>
+              </w:tc>
+              <w:tc>
+                <w:tcPr/>
+                <w:p>
+                  <w:pPr>
+                    <w:pStyle w:val="Compact"/>
+                    <w:jc w:val="left"/>
+                    <w:jc w:val="center"/>
+                  </w:pPr>
+                  <w:r>
+                    <w:t xml:space="preserve">Mid–Late</w:t>
+                  </w:r>
+                </w:p>
+              </w:tc>
+              <w:tc>
+                <w:tcPr/>
+                <w:p>
+                  <w:pPr>
+                    <w:pStyle w:val="Compact"/>
+                    <w:jc w:val="left"/>
+                    <w:jc w:val="center"/>
+                  </w:pPr>
+                  <w:r>
+                    <w:t xml:space="preserve">Measures democratization of access, especially for under-resourced institutions.</w:t>
+                  </w:r>
+                </w:p>
+              </w:tc>
+            </w:tr>
+            <w:tr>
+              <w:tc>
+                <w:tcPr/>
+                <w:p>
+                  <w:pPr>
+                    <w:pStyle w:val="Compact"/>
+                  </w:pPr>
+                </w:p>
+              </w:tc>
+              <w:tc>
+                <w:tcPr/>
+                <w:p>
+                  <w:pPr>
+                    <w:pStyle w:val="Compact"/>
+                  </w:pPr>
+                </w:p>
+              </w:tc>
+              <w:tc>
+                <w:tcPr/>
+                <w:p>
+                  <w:pPr>
+                    <w:pStyle w:val="Compact"/>
+                  </w:pPr>
+                </w:p>
+              </w:tc>
+              <w:tc>
+                <w:tcPr/>
+                <w:p>
+                  <w:pPr>
+                    <w:pStyle w:val="Compact"/>
+                  </w:pPr>
+                </w:p>
+              </w:tc>
+              <w:tc>
+                <w:tcPr/>
+                <w:p>
+                  <w:pPr>
+                    <w:pStyle w:val="Compact"/>
+                  </w:pPr>
+                </w:p>
+              </w:tc>
+              <w:tc>
+                <w:tcPr/>
+                <w:p>
+                  <w:pPr>
+                    <w:pStyle w:val="Compact"/>
+                  </w:pPr>
+                </w:p>
+              </w:tc>
+            </w:tr>
+            <w:tr>
+              <w:tc>
+                <w:tcPr/>
+                <w:p>
+                  <w:pPr>
+                    <w:pStyle w:val="Compact"/>
+                    <w:jc w:val="left"/>
+                    <w:jc w:val="center"/>
+                  </w:pPr>
+                  <w:r>
+                    <w:rPr>
+                      <w:b/>
+                      <w:bCs/>
+                    </w:rPr>
+                    <w:t xml:space="preserve">Scientific Quality Framework</w:t>
+                  </w:r>
+                </w:p>
+              </w:tc>
+              <w:tc>
+                <w:tcPr/>
+                <w:p>
+                  <w:pPr>
+                    <w:pStyle w:val="Compact"/>
+                  </w:pPr>
+                </w:p>
+              </w:tc>
+              <w:tc>
+                <w:tcPr/>
+                <w:p>
+                  <w:pPr>
+                    <w:pStyle w:val="Compact"/>
+                  </w:pPr>
+                </w:p>
+              </w:tc>
+              <w:tc>
+                <w:tcPr/>
+                <w:p>
+                  <w:pPr>
+                    <w:pStyle w:val="Compact"/>
+                  </w:pPr>
+                </w:p>
+              </w:tc>
+              <w:tc>
+                <w:tcPr/>
+                <w:p>
+                  <w:pPr>
+                    <w:pStyle w:val="Compact"/>
+                  </w:pPr>
+                </w:p>
+              </w:tc>
+              <w:tc>
+                <w:tcPr/>
+                <w:p>
+                  <w:pPr>
+                    <w:pStyle w:val="Compact"/>
+                  </w:pPr>
+                </w:p>
+              </w:tc>
+            </w:tr>
+            <w:tr>
+              <w:tc>
+                <w:tcPr/>
+                <w:p>
+                  <w:pPr>
+                    <w:pStyle w:val="Compact"/>
+                    <w:jc w:val="left"/>
+                    <w:jc w:val="center"/>
+                  </w:pPr>
+                  <w:r>
+                    <w:rPr>
+                      <w:i/>
+                      <w:iCs/>
+                    </w:rPr>
+                    <w:t xml:space="preserve">metadata completeness</w:t>
+                  </w:r>
+                </w:p>
+              </w:tc>
+              <w:tc>
+                <w:tcPr/>
+                <w:p>
+                  <w:pPr>
+                    <w:pStyle w:val="Compact"/>
+                    <w:jc w:val="left"/>
+                    <w:jc w:val="center"/>
+                  </w:pPr>
+                  <w:r>
+                    <w:t xml:space="preserve">Medium</w:t>
+                  </w:r>
+                </w:p>
+              </w:tc>
+              <w:tc>
+                <w:tcPr/>
+                <w:p>
+                  <w:pPr>
+                    <w:pStyle w:val="Compact"/>
+                    <w:jc w:val="left"/>
+                    <w:jc w:val="center"/>
+                  </w:pPr>
+                  <w:r>
+                    <w:t xml:space="preserve">Metadata validator, Schema validator</w:t>
+                  </w:r>
+                </w:p>
+              </w:tc>
+              <w:tc>
+                <w:tcPr/>
+                <w:p>
+                  <w:pPr>
+                    <w:pStyle w:val="Compact"/>
+                    <w:jc w:val="left"/>
+                    <w:jc w:val="center"/>
+                  </w:pPr>
+                  <w:r>
+                    <w:t xml:space="preserve">Medium-High</w:t>
+                  </w:r>
+                </w:p>
+              </w:tc>
+              <w:tc>
+                <w:tcPr/>
+                <w:p>
+                  <w:pPr>
+                    <w:pStyle w:val="Compact"/>
+                    <w:jc w:val="left"/>
+                    <w:jc w:val="center"/>
+                  </w:pPr>
+                  <w:r>
+                    <w:t xml:space="preserve">Early</w:t>
+                  </w:r>
+                </w:p>
+              </w:tc>
+              <w:tc>
+                <w:tcPr/>
+                <w:p>
+                  <w:pPr>
+                    <w:pStyle w:val="Compact"/>
+                    <w:jc w:val="left"/>
+                    <w:jc w:val="center"/>
+                  </w:pPr>
+                  <w:r>
+                    <w:t xml:space="preserve">Critical for drawing initial interest in study.</w:t>
+                  </w:r>
+                </w:p>
+              </w:tc>
+            </w:tr>
+            <w:tr>
+              <w:tc>
+                <w:tcPr/>
+                <w:p>
+                  <w:pPr>
+                    <w:pStyle w:val="Compact"/>
+                    <w:jc w:val="left"/>
+                    <w:jc w:val="center"/>
+                  </w:pPr>
+                  <w:r>
+                    <w:rPr>
+                      <w:i/>
+                      <w:iCs/>
+                    </w:rPr>
+                    <w:t xml:space="preserve">standardized metadata</w:t>
+                  </w:r>
+                </w:p>
+              </w:tc>
+              <w:tc>
+                <w:tcPr/>
+                <w:p>
+                  <w:pPr>
+                    <w:pStyle w:val="Compact"/>
+                    <w:jc w:val="left"/>
+                    <w:jc w:val="center"/>
+                  </w:pPr>
+                  <w:r>
+                    <w:t xml:space="preserve">Hard</w:t>
+                  </w:r>
+                </w:p>
+              </w:tc>
+              <w:tc>
+                <w:tcPr/>
+                <w:p>
+                  <w:pPr>
+                    <w:pStyle w:val="Compact"/>
+                    <w:jc w:val="left"/>
+                    <w:jc w:val="center"/>
+                  </w:pPr>
+                  <w:r>
+                    <w:t xml:space="preserve">Requires human-in-the-loop evaluation.</w:t>
+                  </w:r>
+                </w:p>
+              </w:tc>
+              <w:tc>
+                <w:tcPr/>
+                <w:p>
+                  <w:pPr>
+                    <w:pStyle w:val="Compact"/>
+                    <w:jc w:val="left"/>
+                    <w:jc w:val="center"/>
+                  </w:pPr>
+                  <w:r>
+                    <w:t xml:space="preserve">High</w:t>
+                  </w:r>
+                </w:p>
+              </w:tc>
+              <w:tc>
+                <w:tcPr/>
+                <w:p>
+                  <w:pPr>
+                    <w:pStyle w:val="Compact"/>
+                    <w:jc w:val="left"/>
+                    <w:jc w:val="center"/>
+                  </w:pPr>
+                  <w:r>
+                    <w:t xml:space="preserve">Early</w:t>
+                  </w:r>
+                </w:p>
+              </w:tc>
+              <w:tc>
+                <w:tcPr/>
+                <w:p>
+                  <w:pPr>
+                    <w:pStyle w:val="Compact"/>
+                    <w:jc w:val="left"/>
+                    <w:jc w:val="center"/>
+                  </w:pPr>
+                  <w:r>
+                    <w:t xml:space="preserve">Study-specific requirements.</w:t>
+                  </w:r>
+                </w:p>
+              </w:tc>
+            </w:tr>
+            <w:tr>
+              <w:tc>
+                <w:tcPr/>
+                <w:p>
+                  <w:pPr>
+                    <w:pStyle w:val="Compact"/>
+                    <w:jc w:val="left"/>
+                    <w:jc w:val="center"/>
+                  </w:pPr>
+                  <w:r>
+                    <w:rPr>
+                      <w:i/>
+                      <w:iCs/>
+                    </w:rPr>
+                    <w:t xml:space="preserve">quality-control (QC) compliance</w:t>
+                  </w:r>
+                </w:p>
+              </w:tc>
+              <w:tc>
+                <w:tcPr/>
+                <w:p>
+                  <w:pPr>
+                    <w:pStyle w:val="Compact"/>
+                    <w:jc w:val="left"/>
+                    <w:jc w:val="center"/>
+                  </w:pPr>
+                  <w:r>
+                    <w:t xml:space="preserve">Hard</w:t>
+                  </w:r>
+                </w:p>
+              </w:tc>
+              <w:tc>
+                <w:tcPr/>
+                <w:p>
+                  <w:pPr>
+                    <w:pStyle w:val="Compact"/>
+                    <w:jc w:val="left"/>
+                    <w:jc w:val="center"/>
+                  </w:pPr>
+                  <w:r>
+                    <w:t xml:space="preserve">Requires human-in-the-loop evaluation.</w:t>
+                  </w:r>
+                </w:p>
+              </w:tc>
+              <w:tc>
+                <w:tcPr/>
+                <w:p>
+                  <w:pPr>
+                    <w:pStyle w:val="Compact"/>
+                    <w:jc w:val="left"/>
+                    <w:jc w:val="center"/>
+                  </w:pPr>
+                  <w:r>
+                    <w:t xml:space="preserve">High</w:t>
+                  </w:r>
+                </w:p>
+              </w:tc>
+              <w:tc>
+                <w:tcPr/>
+                <w:p>
+                  <w:pPr>
+                    <w:pStyle w:val="Compact"/>
+                    <w:jc w:val="left"/>
+                    <w:jc w:val="center"/>
+                  </w:pPr>
+                  <w:r>
+                    <w:t xml:space="preserve">Early</w:t>
+                  </w:r>
+                </w:p>
+              </w:tc>
+              <w:tc>
+                <w:tcPr/>
+                <w:p>
+                  <w:pPr>
+                    <w:pStyle w:val="Compact"/>
+                    <w:jc w:val="left"/>
+                    <w:jc w:val="center"/>
+                  </w:pPr>
+                  <w:r>
+                    <w:t xml:space="preserve">Study-specific requirements.</w:t>
+                  </w:r>
+                </w:p>
+              </w:tc>
+            </w:tr>
+            <w:tr>
+              <w:tc>
+                <w:tcPr/>
+                <w:p>
+                  <w:pPr>
+                    <w:pStyle w:val="Compact"/>
+                    <w:jc w:val="left"/>
+                    <w:jc w:val="center"/>
+                  </w:pPr>
+                  <w:r>
+                    <w:rPr>
+                      <w:i/>
+                      <w:iCs/>
+                    </w:rPr>
+                    <w:t xml:space="preserve">data uniqueness</w:t>
+                  </w:r>
+                </w:p>
+              </w:tc>
+              <w:tc>
+                <w:tcPr/>
+                <w:p>
+                  <w:pPr>
+                    <w:pStyle w:val="Compact"/>
+                    <w:jc w:val="left"/>
+                    <w:jc w:val="center"/>
+                  </w:pPr>
+                  <w:r>
+                    <w:t xml:space="preserve">Hard</w:t>
+                  </w:r>
+                </w:p>
+              </w:tc>
+              <w:tc>
+                <w:tcPr/>
+                <w:p>
+                  <w:pPr>
+                    <w:pStyle w:val="Compact"/>
+                    <w:jc w:val="left"/>
+                    <w:jc w:val="center"/>
+                  </w:pPr>
+                  <w:r>
+                    <w:t xml:space="preserve">Requires human-in-the-loop evaluation.</w:t>
+                  </w:r>
+                </w:p>
+              </w:tc>
+              <w:tc>
+                <w:tcPr/>
+                <w:p>
+                  <w:pPr>
+                    <w:pStyle w:val="Compact"/>
+                    <w:jc w:val="left"/>
+                    <w:jc w:val="center"/>
+                  </w:pPr>
+                  <w:r>
+                    <w:t xml:space="preserve">Medium</w:t>
+                  </w:r>
+                </w:p>
+              </w:tc>
+              <w:tc>
+                <w:tcPr/>
+                <w:p>
+                  <w:pPr>
+                    <w:pStyle w:val="Compact"/>
+                    <w:jc w:val="left"/>
+                    <w:jc w:val="center"/>
+                  </w:pPr>
+                  <w:r>
+                    <w:t xml:space="preserve">Early</w:t>
+                  </w:r>
+                </w:p>
+              </w:tc>
+              <w:tc>
+                <w:tcPr/>
+                <w:p>
+                  <w:pPr>
+                    <w:pStyle w:val="Compact"/>
+                    <w:jc w:val="left"/>
+                    <w:jc w:val="center"/>
+                  </w:pPr>
+                  <w:r>
+                    <w:t xml:space="preserve">Subjective measure.</w:t>
+                  </w:r>
+                </w:p>
+              </w:tc>
+            </w:tr>
+            <w:tr>
+              <w:tc>
+                <w:tcPr/>
+                <w:p>
+                  <w:pPr>
+                    <w:pStyle w:val="Compact"/>
+                    <w:jc w:val="left"/>
+                    <w:jc w:val="center"/>
+                  </w:pPr>
+                  <w:r>
+                    <w:rPr>
+                      <w:i/>
+                      <w:iCs/>
+                    </w:rPr>
+                    <w:t xml:space="preserve">FAIR compliance</w:t>
+                  </w:r>
+                </w:p>
+              </w:tc>
+              <w:tc>
+                <w:tcPr/>
+                <w:p>
+                  <w:pPr>
+                    <w:pStyle w:val="Compact"/>
+                    <w:jc w:val="left"/>
+                    <w:jc w:val="center"/>
+                  </w:pPr>
+                  <w:r>
+                    <w:t xml:space="preserve">Hard</w:t>
+                  </w:r>
+                </w:p>
+              </w:tc>
+              <w:tc>
+                <w:tcPr/>
+                <w:p>
+                  <w:pPr>
+                    <w:pStyle w:val="Compact"/>
+                    <w:jc w:val="left"/>
+                    <w:jc w:val="center"/>
+                  </w:pPr>
+                  <w:r>
+                    <w:t xml:space="preserve">Requires human-in-the-loop evaluation.</w:t>
+                  </w:r>
+                </w:p>
+              </w:tc>
+              <w:tc>
+                <w:tcPr/>
+                <w:p>
+                  <w:pPr>
+                    <w:pStyle w:val="Compact"/>
+                    <w:jc w:val="left"/>
+                    <w:jc w:val="center"/>
+                  </w:pPr>
+                  <w:r>
+                    <w:t xml:space="preserve">High</w:t>
+                  </w:r>
+                </w:p>
+              </w:tc>
+              <w:tc>
+                <w:tcPr/>
+                <w:p>
+                  <w:pPr>
+                    <w:pStyle w:val="Compact"/>
+                    <w:jc w:val="left"/>
+                    <w:jc w:val="center"/>
+                  </w:pPr>
+                  <w:r>
+                    <w:t xml:space="preserve">All</w:t>
+                  </w:r>
+                </w:p>
+              </w:tc>
+              <w:tc>
+                <w:tcPr/>
+                <w:p>
+                  <w:pPr>
+                    <w:pStyle w:val="Compact"/>
+                    <w:jc w:val="left"/>
+                    <w:jc w:val="center"/>
+                  </w:pPr>
+                  <w:r>
+                    <w:t xml:space="preserve">Subjective measure.</w:t>
+                  </w:r>
+                </w:p>
+              </w:tc>
+            </w:tr>
+            <w:tr>
+              <w:tc>
+                <w:tcPr/>
+                <w:p>
+                  <w:pPr>
+                    <w:pStyle w:val="Compact"/>
+                    <w:jc w:val="left"/>
+                    <w:jc w:val="center"/>
+                  </w:pPr>
+                  <w:r>
+                    <w:rPr>
+                      <w:i/>
+                      <w:iCs/>
+                    </w:rPr>
+                    <w:t xml:space="preserve">available data dictionary</w:t>
+                  </w:r>
+                </w:p>
+              </w:tc>
+              <w:tc>
+                <w:tcPr/>
+                <w:p>
+                  <w:pPr>
+                    <w:pStyle w:val="Compact"/>
+                    <w:jc w:val="left"/>
+                    <w:jc w:val="center"/>
+                  </w:pPr>
+                  <w:r>
+                    <w:t xml:space="preserve">Medium</w:t>
+                  </w:r>
+                </w:p>
+              </w:tc>
+              <w:tc>
+                <w:tcPr/>
+                <w:p>
+                  <w:pPr>
+                    <w:pStyle w:val="Compact"/>
+                    <w:jc w:val="left"/>
+                    <w:jc w:val="center"/>
+                  </w:pPr>
+                  <w:r>
+                    <w:t xml:space="preserve">Checks on repository or documentation</w:t>
+                  </w:r>
+                </w:p>
+              </w:tc>
+              <w:tc>
+                <w:tcPr/>
+                <w:p>
+                  <w:pPr>
+                    <w:pStyle w:val="Compact"/>
+                    <w:jc w:val="left"/>
+                    <w:jc w:val="center"/>
+                  </w:pPr>
+                  <w:r>
+                    <w:t xml:space="preserve">Medium</w:t>
+                  </w:r>
+                </w:p>
+              </w:tc>
+              <w:tc>
+                <w:tcPr/>
+                <w:p>
+                  <w:pPr>
+                    <w:pStyle w:val="Compact"/>
+                    <w:jc w:val="left"/>
+                    <w:jc w:val="center"/>
+                  </w:pPr>
+                  <w:r>
+                    <w:t xml:space="preserve">Early</w:t>
+                  </w:r>
+                </w:p>
+              </w:tc>
+              <w:tc>
+                <w:tcPr/>
+                <w:p>
+                  <w:pPr>
+                    <w:pStyle w:val="Compact"/>
+                    <w:jc w:val="left"/>
+                    <w:jc w:val="center"/>
+                  </w:pPr>
+                  <w:r>
+                    <w:t xml:space="preserve">An essential component for a study to have. Does not guarantee quality.</w:t>
+                  </w:r>
+                </w:p>
+              </w:tc>
+            </w:tr>
+            <w:tr>
+              <w:tc>
+                <w:tcPr/>
+                <w:p>
+                  <w:pPr>
+                    <w:pStyle w:val="Compact"/>
+                    <w:jc w:val="left"/>
+                    <w:jc w:val="center"/>
+                  </w:pPr>
+                  <w:r>
+                    <w:rPr>
+                      <w:i/>
+                      <w:iCs/>
+                    </w:rPr>
+                    <w:t xml:space="preserve">quality data dictionary</w:t>
+                  </w:r>
+                </w:p>
+              </w:tc>
+              <w:tc>
+                <w:tcPr/>
+                <w:p>
+                  <w:pPr>
+                    <w:pStyle w:val="Compact"/>
+                    <w:jc w:val="left"/>
+                    <w:jc w:val="center"/>
+                  </w:pPr>
+                  <w:r>
+                    <w:t xml:space="preserve">Hard</w:t>
+                  </w:r>
+                </w:p>
+              </w:tc>
+              <w:tc>
+                <w:tcPr/>
+                <w:p>
+                  <w:pPr>
+                    <w:pStyle w:val="Compact"/>
+                    <w:jc w:val="left"/>
+                    <w:jc w:val="center"/>
+                  </w:pPr>
+                  <w:r>
+                    <w:t xml:space="preserve">Requires human-in-the-loop evaluation.</w:t>
+                  </w:r>
+                </w:p>
+              </w:tc>
+              <w:tc>
+                <w:tcPr/>
+                <w:p>
+                  <w:pPr>
+                    <w:pStyle w:val="Compact"/>
+                    <w:jc w:val="left"/>
+                    <w:jc w:val="center"/>
+                  </w:pPr>
+                  <w:r>
+                    <w:t xml:space="preserve">High</w:t>
+                  </w:r>
+                </w:p>
+              </w:tc>
+              <w:tc>
+                <w:tcPr/>
+                <w:p>
+                  <w:pPr>
+                    <w:pStyle w:val="Compact"/>
+                    <w:jc w:val="left"/>
+                    <w:jc w:val="center"/>
+                  </w:pPr>
+                  <w:r>
+                    <w:t xml:space="preserve">Early</w:t>
+                  </w:r>
+                </w:p>
+              </w:tc>
+              <w:tc>
+                <w:tcPr/>
+                <w:p>
+                  <w:pPr>
+                    <w:pStyle w:val="Compact"/>
+                    <w:jc w:val="left"/>
+                    <w:jc w:val="center"/>
+                  </w:pPr>
+                  <w:r>
+                    <w:t xml:space="preserve">A metric of quality of the data dictionary.</w:t>
+                  </w:r>
+                </w:p>
+              </w:tc>
+            </w:tr>
+            <w:tr>
+              <w:tc>
+                <w:tcPr/>
+                <w:p>
+                  <w:pPr>
+                    <w:pStyle w:val="Compact"/>
+                    <w:jc w:val="left"/>
+                    <w:jc w:val="center"/>
+                  </w:pPr>
+                  <w:r>
+                    <w:rPr>
+                      <w:i/>
+                      <w:iCs/>
+                    </w:rPr>
+                    <w:t xml:space="preserve">representativeness</w:t>
+                  </w:r>
+                </w:p>
+              </w:tc>
+              <w:tc>
+                <w:tcPr/>
+                <w:p>
+                  <w:pPr>
+                    <w:pStyle w:val="Compact"/>
+                    <w:jc w:val="left"/>
+                    <w:jc w:val="center"/>
+                  </w:pPr>
+                  <w:r>
+                    <w:t xml:space="preserve">Hard</w:t>
+                  </w:r>
+                </w:p>
+              </w:tc>
+              <w:tc>
+                <w:tcPr/>
+                <w:p>
+                  <w:pPr>
+                    <w:pStyle w:val="Compact"/>
+                    <w:jc w:val="left"/>
+                    <w:jc w:val="center"/>
+                  </w:pPr>
+                  <w:r>
+                    <w:t xml:space="preserve">Demographic and population metadata analysis</w:t>
+                  </w:r>
+                </w:p>
+              </w:tc>
+              <w:tc>
+                <w:tcPr/>
+                <w:p>
+                  <w:pPr>
+                    <w:pStyle w:val="Compact"/>
+                    <w:jc w:val="left"/>
+                    <w:jc w:val="center"/>
+                  </w:pPr>
+                  <w:r>
+                    <w:t xml:space="preserve">High</w:t>
+                  </w:r>
+                </w:p>
+              </w:tc>
+              <w:tc>
+                <w:tcPr/>
+                <w:p>
+                  <w:pPr>
+                    <w:pStyle w:val="Compact"/>
+                    <w:jc w:val="left"/>
+                    <w:jc w:val="center"/>
+                  </w:pPr>
+                  <w:r>
+                    <w:t xml:space="preserve">Early</w:t>
+                  </w:r>
+                </w:p>
+              </w:tc>
+              <w:tc>
+                <w:tcPr/>
+                <w:p>
+                  <w:pPr>
+                    <w:pStyle w:val="Compact"/>
+                    <w:jc w:val="left"/>
+                    <w:jc w:val="center"/>
+                  </w:pPr>
+                  <w:r>
+                    <w:t xml:space="preserve">Whether dataset generalizes beyond source population. Critical for avoiding false conclusions.</w:t>
+                  </w:r>
+                </w:p>
+              </w:tc>
+            </w:tr>
+            <w:tr>
+              <w:tc>
+                <w:tcPr/>
+                <w:p>
+                  <w:pPr>
+                    <w:pStyle w:val="Compact"/>
+                    <w:jc w:val="left"/>
+                    <w:jc w:val="center"/>
+                  </w:pPr>
+                  <w:r>
+                    <w:rPr>
+                      <w:i/>
+                      <w:iCs/>
+                    </w:rPr>
+                    <w:t xml:space="preserve">linkability</w:t>
+                  </w:r>
+                </w:p>
+              </w:tc>
+              <w:tc>
+                <w:tcPr/>
+                <w:p>
+                  <w:pPr>
+                    <w:pStyle w:val="Compact"/>
+                    <w:jc w:val="left"/>
+                    <w:jc w:val="center"/>
+                  </w:pPr>
+                  <w:r>
+                    <w:t xml:space="preserve">Hard</w:t>
+                  </w:r>
+                </w:p>
+              </w:tc>
+              <w:tc>
+                <w:tcPr/>
+                <w:p>
+                  <w:pPr>
+                    <w:pStyle w:val="Compact"/>
+                    <w:jc w:val="left"/>
+                    <w:jc w:val="center"/>
+                  </w:pPr>
+                  <w:r>
+                    <w:t xml:space="preserve">Schema and identifier compatibility assessment</w:t>
+                  </w:r>
+                </w:p>
+              </w:tc>
+              <w:tc>
+                <w:tcPr/>
+                <w:p>
+                  <w:pPr>
+                    <w:pStyle w:val="Compact"/>
+                    <w:jc w:val="left"/>
+                    <w:jc w:val="center"/>
+                  </w:pPr>
+                  <w:r>
+                    <w:t xml:space="preserve">High</w:t>
+                  </w:r>
+                </w:p>
+              </w:tc>
+              <w:tc>
+                <w:tcPr/>
+                <w:p>
+                  <w:pPr>
+                    <w:pStyle w:val="Compact"/>
+                    <w:jc w:val="left"/>
+                    <w:jc w:val="center"/>
+                  </w:pPr>
+                  <w:r>
+                    <w:t xml:space="preserve">All</w:t>
+                  </w:r>
+                </w:p>
+              </w:tc>
+              <w:tc>
+                <w:tcPr/>
+                <w:p>
+                  <w:pPr>
+                    <w:pStyle w:val="Compact"/>
+                    <w:jc w:val="left"/>
+                    <w:jc w:val="center"/>
+                  </w:pPr>
+                  <w:r>
+                    <w:t xml:space="preserve">Extent to which data integrates with external sources. Paramount for federated ecosystems.</w:t>
+                  </w:r>
+                </w:p>
+              </w:tc>
+            </w:tr>
+            <w:tr>
+              <w:tc>
+                <w:tcPr/>
+                <w:p>
+                  <w:pPr>
+                    <w:pStyle w:val="Compact"/>
+                    <w:jc w:val="left"/>
+                    <w:jc w:val="center"/>
+                  </w:pPr>
+                  <w:r>
+                    <w:rPr>
+                      <w:i/>
+                      <w:iCs/>
+                    </w:rPr>
+                    <w:t xml:space="preserve">software good practices score</w:t>
+                  </w:r>
+                </w:p>
+              </w:tc>
+              <w:tc>
+                <w:tcPr/>
+                <w:p>
+                  <w:pPr>
+                    <w:pStyle w:val="Compact"/>
+                    <w:jc w:val="left"/>
+                    <w:jc w:val="center"/>
+                  </w:pPr>
+                  <w:r>
+                    <w:t xml:space="preserve">Medium</w:t>
+                  </w:r>
+                </w:p>
+              </w:tc>
+              <w:tc>
+                <w:tcPr/>
+                <w:p>
+                  <w:pPr>
+                    <w:pStyle w:val="Compact"/>
+                    <w:jc w:val="left"/>
+                    <w:jc w:val="center"/>
+                  </w:pPr>
+                  <w:r>
+                    <w:t xml:space="preserve">ELIXIR Top 10 framework; automated collection via PIsCO</w:t>
+                  </w:r>
+                </w:p>
+              </w:tc>
+              <w:tc>
+                <w:tcPr/>
+                <w:p>
+                  <w:pPr>
+                    <w:pStyle w:val="Compact"/>
+                    <w:jc w:val="left"/>
+                    <w:jc w:val="center"/>
+                  </w:pPr>
+                  <w:r>
+                    <w:t xml:space="preserve">High</w:t>
+                  </w:r>
+                </w:p>
+              </w:tc>
+              <w:tc>
+                <w:tcPr/>
+                <w:p>
+                  <w:pPr>
+                    <w:pStyle w:val="Compact"/>
+                    <w:jc w:val="left"/>
+                    <w:jc w:val="center"/>
+                  </w:pPr>
+                  <w:r>
+                    <w:t xml:space="preserve">All</w:t>
+                  </w:r>
+                </w:p>
+              </w:tc>
+              <w:tc>
+                <w:tcPr/>
+                <w:p>
+                  <w:pPr>
+                    <w:pStyle w:val="Compact"/>
+                    <w:jc w:val="left"/>
+                    <w:jc w:val="center"/>
+                  </w:pPr>
+                  <w:r>
+                    <w:t xml:space="preserve">Covers version control, discoverability, automated builds, test data, documentation.</w:t>
+                  </w:r>
+                </w:p>
+              </w:tc>
+            </w:tr>
+            <w:tr>
+              <w:tc>
+                <w:tcPr/>
+                <w:p>
+                  <w:pPr>
+                    <w:pStyle w:val="Compact"/>
+                  </w:pPr>
+                </w:p>
+              </w:tc>
+              <w:tc>
+                <w:tcPr/>
+                <w:p>
+                  <w:pPr>
+                    <w:pStyle w:val="Compact"/>
+                  </w:pPr>
+                </w:p>
+              </w:tc>
+              <w:tc>
+                <w:tcPr/>
+                <w:p>
+                  <w:pPr>
+                    <w:pStyle w:val="Compact"/>
+                  </w:pPr>
+                </w:p>
+              </w:tc>
+              <w:tc>
+                <w:tcPr/>
+                <w:p>
+                  <w:pPr>
+                    <w:pStyle w:val="Compact"/>
+                  </w:pPr>
+                </w:p>
+              </w:tc>
+              <w:tc>
+                <w:tcPr/>
+                <w:p>
+                  <w:pPr>
+                    <w:pStyle w:val="Compact"/>
+                  </w:pPr>
+                </w:p>
+              </w:tc>
+              <w:tc>
+                <w:tcPr/>
+                <w:p>
+                  <w:pPr>
+                    <w:pStyle w:val="Compact"/>
+                  </w:pPr>
+                </w:p>
+              </w:tc>
+            </w:tr>
+            <w:tr>
+              <w:tc>
+                <w:tcPr/>
+                <w:p>
+                  <w:pPr>
+                    <w:pStyle w:val="Compact"/>
+                    <w:jc w:val="left"/>
+                    <w:jc w:val="center"/>
+                  </w:pPr>
+                  <w:r>
+                    <w:rPr>
+                      <w:b/>
+                      <w:bCs/>
+                      <w:i/>
+                      <w:iCs/>
+                    </w:rPr>
+                    <w:t xml:space="preserve">Operations and Finance</w:t>
+                  </w:r>
+                  <w:r>
+                    <w:t xml:space="preserve"> </w:t>
+                  </w:r>
+                  <w:r>
+                    <w:rPr>
+                      <w:b/>
+                      <w:bCs/>
+                    </w:rPr>
+                    <w:t xml:space="preserve">Framework</w:t>
+                  </w:r>
+                </w:p>
+              </w:tc>
+              <w:tc>
+                <w:tcPr/>
+                <w:p>
+                  <w:pPr>
+                    <w:pStyle w:val="Compact"/>
+                  </w:pPr>
+                </w:p>
+              </w:tc>
+              <w:tc>
+                <w:tcPr/>
+                <w:p>
+                  <w:pPr>
+                    <w:pStyle w:val="Compact"/>
+                  </w:pPr>
+                </w:p>
+              </w:tc>
+              <w:tc>
+                <w:tcPr/>
+                <w:p>
+                  <w:pPr>
+                    <w:pStyle w:val="Compact"/>
+                  </w:pPr>
+                </w:p>
+              </w:tc>
+              <w:tc>
+                <w:tcPr/>
+                <w:p>
+                  <w:pPr>
+                    <w:pStyle w:val="Compact"/>
+                  </w:pPr>
+                </w:p>
+              </w:tc>
+              <w:tc>
+                <w:tcPr/>
+                <w:p>
+                  <w:pPr>
+                    <w:pStyle w:val="Compact"/>
+                  </w:pPr>
+                </w:p>
+              </w:tc>
+            </w:tr>
+            <w:tr>
+              <w:tc>
+                <w:tcPr/>
+                <w:p>
+                  <w:pPr>
+                    <w:pStyle w:val="Compact"/>
+                    <w:jc w:val="left"/>
+                    <w:jc w:val="center"/>
+                  </w:pPr>
+                  <w:r>
+                    <w:rPr>
+                      <w:i/>
+                      <w:iCs/>
+                    </w:rPr>
+                    <w:t xml:space="preserve">uptime</w:t>
+                  </w:r>
+                </w:p>
+              </w:tc>
+              <w:tc>
+                <w:tcPr/>
+                <w:p>
+                  <w:pPr>
+                    <w:pStyle w:val="Compact"/>
+                    <w:jc w:val="left"/>
+                    <w:jc w:val="center"/>
+                  </w:pPr>
+                  <w:r>
+                    <w:t xml:space="preserve">Easy</w:t>
+                  </w:r>
+                </w:p>
+              </w:tc>
+              <w:tc>
+                <w:tcPr/>
+                <w:p>
+                  <w:pPr>
+                    <w:pStyle w:val="Compact"/>
+                    <w:jc w:val="left"/>
+                    <w:jc w:val="center"/>
+                  </w:pPr>
+                  <w:r>
+                    <w:t xml:space="preserve">Application Performance Monitoring (APM) tools</w:t>
+                  </w:r>
+                </w:p>
+              </w:tc>
+              <w:tc>
+                <w:tcPr/>
+                <w:p>
+                  <w:pPr>
+                    <w:pStyle w:val="Compact"/>
+                    <w:jc w:val="left"/>
+                    <w:jc w:val="center"/>
+                  </w:pPr>
+                  <w:r>
+                    <w:t xml:space="preserve">Medium-Low</w:t>
+                  </w:r>
+                </w:p>
+              </w:tc>
+              <w:tc>
+                <w:tcPr/>
+                <w:p>
+                  <w:pPr>
+                    <w:pStyle w:val="Compact"/>
+                    <w:jc w:val="left"/>
+                    <w:jc w:val="center"/>
+                  </w:pPr>
+                  <w:r>
+                    <w:t xml:space="preserve">Mid–Late</w:t>
+                  </w:r>
+                </w:p>
+              </w:tc>
+              <w:tc>
+                <w:tcPr/>
+                <w:p>
+                  <w:pPr>
+                    <w:pStyle w:val="Compact"/>
+                    <w:jc w:val="left"/>
+                    <w:jc w:val="center"/>
+                  </w:pPr>
+                  <w:r>
+                    <w:t xml:space="preserve">Measure of server stability.</w:t>
+                  </w:r>
+                </w:p>
+              </w:tc>
+            </w:tr>
+            <w:tr>
+              <w:tc>
+                <w:tcPr/>
+                <w:p>
+                  <w:pPr>
+                    <w:pStyle w:val="Compact"/>
+                    <w:jc w:val="left"/>
+                    <w:jc w:val="center"/>
+                  </w:pPr>
+                  <w:r>
+                    <w:rPr>
+                      <w:i/>
+                      <w:iCs/>
+                    </w:rPr>
+                    <w:t xml:space="preserve">page load time</w:t>
+                  </w:r>
+                </w:p>
+              </w:tc>
+              <w:tc>
+                <w:tcPr/>
+                <w:p>
+                  <w:pPr>
+                    <w:pStyle w:val="Compact"/>
+                    <w:jc w:val="left"/>
+                    <w:jc w:val="center"/>
+                  </w:pPr>
+                  <w:r>
+                    <w:t xml:space="preserve">Easy</w:t>
+                  </w:r>
+                </w:p>
+              </w:tc>
+              <w:tc>
+                <w:tcPr/>
+                <w:p>
+                  <w:pPr>
+                    <w:pStyle w:val="Compact"/>
+                    <w:jc w:val="left"/>
+                    <w:jc w:val="center"/>
+                  </w:pPr>
+                  <w:r>
+                    <w:t xml:space="preserve">Application Performance Monitoring (APM) tools</w:t>
+                  </w:r>
+                </w:p>
+              </w:tc>
+              <w:tc>
+                <w:tcPr/>
+                <w:p>
+                  <w:pPr>
+                    <w:pStyle w:val="Compact"/>
+                    <w:jc w:val="left"/>
+                    <w:jc w:val="center"/>
+                  </w:pPr>
+                  <w:r>
+                    <w:t xml:space="preserve">Medium</w:t>
+                  </w:r>
+                </w:p>
+              </w:tc>
+              <w:tc>
+                <w:tcPr/>
+                <w:p>
+                  <w:pPr>
+                    <w:pStyle w:val="Compact"/>
+                    <w:jc w:val="left"/>
+                    <w:jc w:val="center"/>
+                  </w:pPr>
+                  <w:r>
+                    <w:t xml:space="preserve">Mid–Late</w:t>
+                  </w:r>
+                </w:p>
+              </w:tc>
+              <w:tc>
+                <w:tcPr/>
+                <w:p>
+                  <w:pPr>
+                    <w:pStyle w:val="Compact"/>
+                    <w:jc w:val="left"/>
+                    <w:jc w:val="center"/>
+                  </w:pPr>
+                  <w:r>
+                    <w:t xml:space="preserve">Measure of server performance.</w:t>
+                  </w:r>
+                </w:p>
+              </w:tc>
+            </w:tr>
+            <w:tr>
+              <w:tc>
+                <w:tcPr/>
+                <w:p>
+                  <w:pPr>
+                    <w:pStyle w:val="Compact"/>
+                    <w:jc w:val="left"/>
+                    <w:jc w:val="center"/>
+                  </w:pPr>
+                  <w:r>
+                    <w:rPr>
+                      <w:i/>
+                      <w:iCs/>
+                    </w:rPr>
+                    <w:t xml:space="preserve">latency</w:t>
+                  </w:r>
+                </w:p>
+              </w:tc>
+              <w:tc>
+                <w:tcPr/>
+                <w:p>
+                  <w:pPr>
+                    <w:pStyle w:val="Compact"/>
+                    <w:jc w:val="left"/>
+                    <w:jc w:val="center"/>
+                  </w:pPr>
+                  <w:r>
+                    <w:t xml:space="preserve">Easy</w:t>
+                  </w:r>
+                </w:p>
+              </w:tc>
+              <w:tc>
+                <w:tcPr/>
+                <w:p>
+                  <w:pPr>
+                    <w:pStyle w:val="Compact"/>
+                    <w:jc w:val="left"/>
+                    <w:jc w:val="center"/>
+                  </w:pPr>
+                  <w:r>
+                    <w:t xml:space="preserve">Application Performance Monitoring (APM) tools or Google Analytics ( not real-time)</w:t>
+                  </w:r>
+                </w:p>
+              </w:tc>
+              <w:tc>
+                <w:tcPr/>
+                <w:p>
+                  <w:pPr>
+                    <w:pStyle w:val="Compact"/>
+                    <w:jc w:val="left"/>
+                    <w:jc w:val="center"/>
+                  </w:pPr>
+                  <w:r>
+                    <w:t xml:space="preserve">Medium</w:t>
+                  </w:r>
+                </w:p>
+              </w:tc>
+              <w:tc>
+                <w:tcPr/>
+                <w:p>
+                  <w:pPr>
+                    <w:pStyle w:val="Compact"/>
+                    <w:jc w:val="left"/>
+                    <w:jc w:val="center"/>
+                  </w:pPr>
+                  <w:r>
+                    <w:t xml:space="preserve">Mid–Late</w:t>
+                  </w:r>
+                </w:p>
+              </w:tc>
+              <w:tc>
+                <w:tcPr/>
+                <w:p>
+                  <w:pPr>
+                    <w:pStyle w:val="Compact"/>
+                    <w:jc w:val="left"/>
+                    <w:jc w:val="center"/>
+                  </w:pPr>
+                  <w:r>
+                    <w:t xml:space="preserve">Measure of server performance.</w:t>
+                  </w:r>
+                </w:p>
+              </w:tc>
+            </w:tr>
+            <w:tr>
+              <w:tc>
+                <w:tcPr/>
+                <w:p>
+                  <w:pPr>
+                    <w:pStyle w:val="Compact"/>
+                    <w:jc w:val="left"/>
+                    <w:jc w:val="center"/>
+                  </w:pPr>
+                  <w:r>
+                    <w:rPr>
+                      <w:i/>
+                      <w:iCs/>
+                    </w:rPr>
+                    <w:t xml:space="preserve">server errors</w:t>
+                  </w:r>
+                </w:p>
+              </w:tc>
+              <w:tc>
+                <w:tcPr/>
+                <w:p>
+                  <w:pPr>
+                    <w:pStyle w:val="Compact"/>
+                    <w:jc w:val="left"/>
+                    <w:jc w:val="center"/>
+                  </w:pPr>
+                  <w:r>
+                    <w:t xml:space="preserve">Easy</w:t>
+                  </w:r>
+                </w:p>
+              </w:tc>
+              <w:tc>
+                <w:tcPr/>
+                <w:p>
+                  <w:pPr>
+                    <w:pStyle w:val="Compact"/>
+                    <w:jc w:val="left"/>
+                    <w:jc w:val="center"/>
+                  </w:pPr>
+                  <w:r>
+                    <w:t xml:space="preserve">Server-side logs or Application Performance Monitoring (APM) tools</w:t>
+                  </w:r>
+                </w:p>
+              </w:tc>
+              <w:tc>
+                <w:tcPr/>
+                <w:p>
+                  <w:pPr>
+                    <w:pStyle w:val="Compact"/>
+                    <w:jc w:val="left"/>
+                    <w:jc w:val="center"/>
+                  </w:pPr>
+                  <w:r>
+                    <w:t xml:space="preserve">Medium</w:t>
+                  </w:r>
+                </w:p>
+              </w:tc>
+              <w:tc>
+                <w:tcPr/>
+                <w:p>
+                  <w:pPr>
+                    <w:pStyle w:val="Compact"/>
+                    <w:jc w:val="left"/>
+                    <w:jc w:val="center"/>
+                  </w:pPr>
+                  <w:r>
+                    <w:t xml:space="preserve">Mid–Late</w:t>
+                  </w:r>
+                </w:p>
+              </w:tc>
+              <w:tc>
+                <w:tcPr/>
+                <w:p>
+                  <w:pPr>
+                    <w:pStyle w:val="Compact"/>
+                    <w:jc w:val="left"/>
+                    <w:jc w:val="center"/>
+                  </w:pPr>
+                  <w:r>
+                    <w:t xml:space="preserve">Measure of server stability and performance.</w:t>
+                  </w:r>
+                </w:p>
+              </w:tc>
+            </w:tr>
+            <w:tr>
+              <w:tc>
+                <w:tcPr/>
+                <w:p>
+                  <w:pPr>
+                    <w:pStyle w:val="Compact"/>
+                    <w:jc w:val="left"/>
+                    <w:jc w:val="center"/>
+                  </w:pPr>
+                  <w:r>
+                    <w:rPr>
+                      <w:i/>
+                      <w:iCs/>
+                    </w:rPr>
+                    <w:t xml:space="preserve">client errors</w:t>
+                  </w:r>
+                </w:p>
+              </w:tc>
+              <w:tc>
+                <w:tcPr/>
+                <w:p>
+                  <w:pPr>
+                    <w:pStyle w:val="Compact"/>
+                    <w:jc w:val="left"/>
+                    <w:jc w:val="center"/>
+                  </w:pPr>
+                  <w:r>
+                    <w:t xml:space="preserve">Medium</w:t>
+                  </w:r>
+                </w:p>
+              </w:tc>
+              <w:tc>
+                <w:tcPr/>
+                <w:p>
+                  <w:pPr>
+                    <w:pStyle w:val="Compact"/>
+                    <w:jc w:val="left"/>
+                    <w:jc w:val="center"/>
+                  </w:pPr>
+                  <w:r>
+                    <w:t xml:space="preserve">Application logs or Application Performance Monitoring (APM) tools</w:t>
+                  </w:r>
+                </w:p>
+              </w:tc>
+              <w:tc>
+                <w:tcPr/>
+                <w:p>
+                  <w:pPr>
+                    <w:pStyle w:val="Compact"/>
+                    <w:jc w:val="left"/>
+                    <w:jc w:val="center"/>
+                  </w:pPr>
+                  <w:r>
+                    <w:t xml:space="preserve">Low</w:t>
+                  </w:r>
+                </w:p>
+              </w:tc>
+              <w:tc>
+                <w:tcPr/>
+                <w:p>
+                  <w:pPr>
+                    <w:pStyle w:val="Compact"/>
+                    <w:jc w:val="left"/>
+                    <w:jc w:val="center"/>
+                  </w:pPr>
+                  <w:r>
+                    <w:t xml:space="preserve">Mid–Late</w:t>
+                  </w:r>
+                </w:p>
+              </w:tc>
+              <w:tc>
+                <w:tcPr/>
+                <w:p>
+                  <w:pPr>
+                    <w:pStyle w:val="Compact"/>
+                    <w:jc w:val="left"/>
+                    <w:jc w:val="center"/>
+                  </w:pPr>
+                  <w:r>
+                    <w:t xml:space="preserve">Measure of errors on client end. Possible not addressable.</w:t>
+                  </w:r>
+                </w:p>
+              </w:tc>
+            </w:tr>
+            <w:tr>
+              <w:tc>
+                <w:tcPr/>
+                <w:p>
+                  <w:pPr>
+                    <w:pStyle w:val="Compact"/>
+                    <w:jc w:val="left"/>
+                    <w:jc w:val="center"/>
+                  </w:pPr>
+                  <w:r>
+                    <w:rPr>
+                      <w:i/>
+                      <w:iCs/>
+                    </w:rPr>
+                    <w:t xml:space="preserve">download speed</w:t>
+                  </w:r>
+                </w:p>
+              </w:tc>
+              <w:tc>
+                <w:tcPr/>
+                <w:p>
+                  <w:pPr>
+                    <w:pStyle w:val="Compact"/>
+                    <w:jc w:val="left"/>
+                    <w:jc w:val="center"/>
+                  </w:pPr>
+                  <w:r>
+                    <w:t xml:space="preserve">Easy</w:t>
+                  </w:r>
+                </w:p>
+              </w:tc>
+              <w:tc>
+                <w:tcPr/>
+                <w:p>
+                  <w:pPr>
+                    <w:pStyle w:val="Compact"/>
+                    <w:jc w:val="left"/>
+                    <w:jc w:val="center"/>
+                  </w:pPr>
+                  <w:r>
+                    <w:t xml:space="preserve">Server-side logs or Application Performance Monitoring (APM) tools</w:t>
+                  </w:r>
+                </w:p>
+              </w:tc>
+              <w:tc>
+                <w:tcPr/>
+                <w:p>
+                  <w:pPr>
+                    <w:pStyle w:val="Compact"/>
+                    <w:jc w:val="left"/>
+                    <w:jc w:val="center"/>
+                  </w:pPr>
+                  <w:r>
+                    <w:t xml:space="preserve">Low-Medium</w:t>
+                  </w:r>
+                </w:p>
+              </w:tc>
+              <w:tc>
+                <w:tcPr/>
+                <w:p>
+                  <w:pPr>
+                    <w:pStyle w:val="Compact"/>
+                    <w:jc w:val="left"/>
+                    <w:jc w:val="center"/>
+                  </w:pPr>
+                  <w:r>
+                    <w:t xml:space="preserve">Mid–Late</w:t>
+                  </w:r>
+                </w:p>
+              </w:tc>
+              <w:tc>
+                <w:tcPr/>
+                <w:p>
+                  <w:pPr>
+                    <w:pStyle w:val="Compact"/>
+                    <w:jc w:val="left"/>
+                    <w:jc w:val="center"/>
+                  </w:pPr>
+                  <w:r>
+                    <w:t xml:space="preserve">Download times can be function of client connection speeds.</w:t>
+                  </w:r>
+                </w:p>
+              </w:tc>
+            </w:tr>
+            <w:tr>
+              <w:tc>
+                <w:tcPr/>
+                <w:p>
+                  <w:pPr>
+                    <w:pStyle w:val="Compact"/>
+                    <w:jc w:val="left"/>
+                    <w:jc w:val="center"/>
+                  </w:pPr>
+                  <w:r>
+                    <w:rPr>
+                      <w:i/>
+                      <w:iCs/>
+                    </w:rPr>
+                    <w:t xml:space="preserve">cpu/gpu usage</w:t>
+                  </w:r>
+                </w:p>
+              </w:tc>
+              <w:tc>
+                <w:tcPr/>
+                <w:p>
+                  <w:pPr>
+                    <w:pStyle w:val="Compact"/>
+                    <w:jc w:val="left"/>
+                    <w:jc w:val="center"/>
+                  </w:pPr>
+                  <w:r>
+                    <w:t xml:space="preserve">Easy</w:t>
+                  </w:r>
+                </w:p>
+              </w:tc>
+              <w:tc>
+                <w:tcPr/>
+                <w:p>
+                  <w:pPr>
+                    <w:pStyle w:val="Compact"/>
+                    <w:jc w:val="left"/>
+                    <w:jc w:val="center"/>
+                  </w:pPr>
+                  <w:r>
+                    <w:t xml:space="preserve">Application Performance Monitoring (APM) tools</w:t>
+                  </w:r>
+                </w:p>
+              </w:tc>
+              <w:tc>
+                <w:tcPr/>
+                <w:p>
+                  <w:pPr>
+                    <w:pStyle w:val="Compact"/>
+                    <w:jc w:val="left"/>
+                    <w:jc w:val="center"/>
+                  </w:pPr>
+                  <w:r>
+                    <w:t xml:space="preserve">High</w:t>
+                  </w:r>
+                </w:p>
+              </w:tc>
+              <w:tc>
+                <w:tcPr/>
+                <w:p>
+                  <w:pPr>
+                    <w:pStyle w:val="Compact"/>
+                    <w:jc w:val="left"/>
+                    <w:jc w:val="center"/>
+                  </w:pPr>
+                  <w:r>
+                    <w:t xml:space="preserve">Mid–Late</w:t>
+                  </w:r>
+                </w:p>
+              </w:tc>
+              <w:tc>
+                <w:tcPr/>
+                <w:p>
+                  <w:pPr>
+                    <w:pStyle w:val="Compact"/>
+                    <w:jc w:val="left"/>
+                    <w:jc w:val="center"/>
+                  </w:pPr>
+                  <w:r>
+                    <w:t xml:space="preserve">Important to evaluate performance and additional needs.</w:t>
+                  </w:r>
+                </w:p>
+              </w:tc>
+            </w:tr>
+            <w:tr>
+              <w:tc>
+                <w:tcPr/>
+                <w:p>
+                  <w:pPr>
+                    <w:pStyle w:val="Compact"/>
+                    <w:jc w:val="left"/>
+                    <w:jc w:val="center"/>
+                  </w:pPr>
+                  <w:r>
+                    <w:rPr>
+                      <w:i/>
+                      <w:iCs/>
+                    </w:rPr>
+                    <w:t xml:space="preserve">memory usage</w:t>
+                  </w:r>
+                </w:p>
+              </w:tc>
+              <w:tc>
+                <w:tcPr/>
+                <w:p>
+                  <w:pPr>
+                    <w:pStyle w:val="Compact"/>
+                    <w:jc w:val="left"/>
+                    <w:jc w:val="center"/>
+                  </w:pPr>
+                  <w:r>
+                    <w:t xml:space="preserve">Easy</w:t>
+                  </w:r>
+                </w:p>
+              </w:tc>
+              <w:tc>
+                <w:tcPr/>
+                <w:p>
+                  <w:pPr>
+                    <w:pStyle w:val="Compact"/>
+                    <w:jc w:val="left"/>
+                    <w:jc w:val="center"/>
+                  </w:pPr>
+                  <w:r>
+                    <w:t xml:space="preserve">Application Performance Monitoring (APM) tools</w:t>
+                  </w:r>
+                </w:p>
+              </w:tc>
+              <w:tc>
+                <w:tcPr/>
+                <w:p>
+                  <w:pPr>
+                    <w:pStyle w:val="Compact"/>
+                    <w:jc w:val="left"/>
+                    <w:jc w:val="center"/>
+                  </w:pPr>
+                  <w:r>
+                    <w:t xml:space="preserve">High</w:t>
+                  </w:r>
+                </w:p>
+              </w:tc>
+              <w:tc>
+                <w:tcPr/>
+                <w:p>
+                  <w:pPr>
+                    <w:pStyle w:val="Compact"/>
+                    <w:jc w:val="left"/>
+                    <w:jc w:val="center"/>
+                  </w:pPr>
+                  <w:r>
+                    <w:t xml:space="preserve">Mid–Late</w:t>
+                  </w:r>
+                </w:p>
+              </w:tc>
+              <w:tc>
+                <w:tcPr/>
+                <w:p>
+                  <w:pPr>
+                    <w:pStyle w:val="Compact"/>
+                    <w:jc w:val="left"/>
+                    <w:jc w:val="center"/>
+                  </w:pPr>
+                  <w:r>
+                    <w:t xml:space="preserve">Important to evaluate performance and additional needs.</w:t>
+                  </w:r>
+                </w:p>
+              </w:tc>
+            </w:tr>
+            <w:tr>
+              <w:tc>
+                <w:tcPr/>
+                <w:p>
+                  <w:pPr>
+                    <w:pStyle w:val="Compact"/>
+                    <w:jc w:val="left"/>
+                    <w:jc w:val="center"/>
+                  </w:pPr>
+                  <w:r>
+                    <w:rPr>
+                      <w:i/>
+                      <w:iCs/>
+                    </w:rPr>
+                    <w:t xml:space="preserve">number of users</w:t>
+                  </w:r>
+                </w:p>
+              </w:tc>
+              <w:tc>
+                <w:tcPr/>
+                <w:p>
+                  <w:pPr>
+                    <w:pStyle w:val="Compact"/>
+                    <w:jc w:val="left"/>
+                    <w:jc w:val="center"/>
+                  </w:pPr>
+                  <w:r>
+                    <w:t xml:space="preserve">Easy</w:t>
+                  </w:r>
+                </w:p>
+              </w:tc>
+              <w:tc>
+                <w:tcPr/>
+                <w:p>
+                  <w:pPr>
+                    <w:pStyle w:val="Compact"/>
+                    <w:jc w:val="left"/>
+                    <w:jc w:val="center"/>
+                  </w:pPr>
+                  <w:r>
+                    <w:t xml:space="preserve">Google Analytics or IAM logs for granular details (if available)</w:t>
+                  </w:r>
+                </w:p>
+              </w:tc>
+              <w:tc>
+                <w:tcPr/>
+                <w:p>
+                  <w:pPr>
+                    <w:pStyle w:val="Compact"/>
+                    <w:jc w:val="left"/>
+                    <w:jc w:val="center"/>
+                  </w:pPr>
+                  <w:r>
+                    <w:t xml:space="preserve">Medium</w:t>
+                  </w:r>
+                </w:p>
+              </w:tc>
+              <w:tc>
+                <w:tcPr/>
+                <w:p>
+                  <w:pPr>
+                    <w:pStyle w:val="Compact"/>
+                    <w:jc w:val="left"/>
+                    <w:jc w:val="center"/>
+                  </w:pPr>
+                  <w:r>
+                    <w:t xml:space="preserve">Mid–Late</w:t>
+                  </w:r>
+                </w:p>
+              </w:tc>
+              <w:tc>
+                <w:tcPr/>
+                <w:p>
+                  <w:pPr>
+                    <w:pStyle w:val="Compact"/>
+                    <w:jc w:val="left"/>
+                    <w:jc w:val="center"/>
+                  </w:pPr>
+                  <w:r>
+                    <w:t xml:space="preserve">Indirect measure of computational load/burden.</w:t>
+                  </w:r>
+                </w:p>
+              </w:tc>
+            </w:tr>
+            <w:tr>
+              <w:tc>
+                <w:tcPr/>
+                <w:p>
+                  <w:pPr>
+                    <w:pStyle w:val="Compact"/>
+                    <w:jc w:val="left"/>
+                    <w:jc w:val="center"/>
+                  </w:pPr>
+                  <w:r>
+                    <w:rPr>
+                      <w:i/>
+                      <w:iCs/>
+                    </w:rPr>
+                    <w:t xml:space="preserve">client queue times</w:t>
+                  </w:r>
+                </w:p>
+              </w:tc>
+              <w:tc>
+                <w:tcPr/>
+                <w:p>
+                  <w:pPr>
+                    <w:pStyle w:val="Compact"/>
+                    <w:jc w:val="left"/>
+                    <w:jc w:val="center"/>
+                  </w:pPr>
+                  <w:r>
+                    <w:t xml:space="preserve">Easy</w:t>
+                  </w:r>
+                </w:p>
+              </w:tc>
+              <w:tc>
+                <w:tcPr/>
+                <w:p>
+                  <w:pPr>
+                    <w:pStyle w:val="Compact"/>
+                    <w:jc w:val="left"/>
+                    <w:jc w:val="center"/>
+                  </w:pPr>
+                  <w:r>
+                    <w:t xml:space="preserve">Application Performance Monitoring (APM) tools or Cloud/infrastructure logs</w:t>
+                  </w:r>
+                </w:p>
+              </w:tc>
+              <w:tc>
+                <w:tcPr/>
+                <w:p>
+                  <w:pPr>
+                    <w:pStyle w:val="Compact"/>
+                    <w:jc w:val="left"/>
+                    <w:jc w:val="center"/>
+                  </w:pPr>
+                  <w:r>
+                    <w:t xml:space="preserve">Medium-High</w:t>
+                  </w:r>
+                </w:p>
+              </w:tc>
+              <w:tc>
+                <w:tcPr/>
+                <w:p>
+                  <w:pPr>
+                    <w:pStyle w:val="Compact"/>
+                    <w:jc w:val="left"/>
+                    <w:jc w:val="center"/>
+                  </w:pPr>
+                  <w:r>
+                    <w:t xml:space="preserve">Mid–Late</w:t>
+                  </w:r>
+                </w:p>
+              </w:tc>
+              <w:tc>
+                <w:tcPr/>
+                <w:p>
+                  <w:pPr>
+                    <w:pStyle w:val="Compact"/>
+                    <w:jc w:val="left"/>
+                    <w:jc w:val="center"/>
+                  </w:pPr>
+                  <w:r>
+                    <w:t xml:space="preserve">Long queue times can result in less usage.</w:t>
+                  </w:r>
+                </w:p>
+              </w:tc>
+            </w:tr>
+            <w:tr>
+              <w:tc>
+                <w:tcPr/>
+                <w:p>
+                  <w:pPr>
+                    <w:pStyle w:val="Compact"/>
+                    <w:jc w:val="left"/>
+                    <w:jc w:val="center"/>
+                  </w:pPr>
+                  <w:r>
+                    <w:rPr>
+                      <w:i/>
+                      <w:iCs/>
+                    </w:rPr>
+                    <w:t xml:space="preserve">job run times</w:t>
+                  </w:r>
+                </w:p>
+              </w:tc>
+              <w:tc>
+                <w:tcPr/>
+                <w:p>
+                  <w:pPr>
+                    <w:pStyle w:val="Compact"/>
+                    <w:jc w:val="left"/>
+                    <w:jc w:val="center"/>
+                  </w:pPr>
+                  <w:r>
+                    <w:t xml:space="preserve">Easy</w:t>
+                  </w:r>
+                </w:p>
+              </w:tc>
+              <w:tc>
+                <w:tcPr/>
+                <w:p>
+                  <w:pPr>
+                    <w:pStyle w:val="Compact"/>
+                    <w:jc w:val="left"/>
+                    <w:jc w:val="center"/>
+                  </w:pPr>
+                  <w:r>
+                    <w:t xml:space="preserve">Application Performance Monitoring (APM) tools or Cloud/infrastructure compute logs</w:t>
+                  </w:r>
+                </w:p>
+              </w:tc>
+              <w:tc>
+                <w:tcPr/>
+                <w:p>
+                  <w:pPr>
+                    <w:pStyle w:val="Compact"/>
+                    <w:jc w:val="left"/>
+                    <w:jc w:val="center"/>
+                  </w:pPr>
+                  <w:r>
+                    <w:t xml:space="preserve">Medium</w:t>
+                  </w:r>
+                </w:p>
+              </w:tc>
+              <w:tc>
+                <w:tcPr/>
+                <w:p>
+                  <w:pPr>
+                    <w:pStyle w:val="Compact"/>
+                    <w:jc w:val="left"/>
+                    <w:jc w:val="center"/>
+                  </w:pPr>
+                  <w:r>
+                    <w:t xml:space="preserve">Mid–Late</w:t>
+                  </w:r>
+                </w:p>
+              </w:tc>
+              <w:tc>
+                <w:tcPr/>
+                <w:p>
+                  <w:pPr>
+                    <w:pStyle w:val="Compact"/>
+                    <w:jc w:val="left"/>
+                    <w:jc w:val="center"/>
+                  </w:pPr>
+                  <w:r>
+                    <w:t xml:space="preserve">Excessive long job run times can result in less usage.</w:t>
+                  </w:r>
+                </w:p>
+              </w:tc>
+            </w:tr>
+            <w:tr>
+              <w:tc>
+                <w:tcPr/>
+                <w:p>
+                  <w:pPr>
+                    <w:pStyle w:val="Compact"/>
+                    <w:jc w:val="left"/>
+                    <w:jc w:val="center"/>
+                  </w:pPr>
+                  <w:r>
+                    <w:rPr>
+                      <w:i/>
+                      <w:iCs/>
+                    </w:rPr>
+                    <w:t xml:space="preserve">funding cost</w:t>
+                  </w:r>
+                </w:p>
+              </w:tc>
+              <w:tc>
+                <w:tcPr/>
+                <w:p>
+                  <w:pPr>
+                    <w:pStyle w:val="Compact"/>
+                    <w:jc w:val="left"/>
+                    <w:jc w:val="center"/>
+                  </w:pPr>
+                  <w:r>
+                    <w:t xml:space="preserve">Easy</w:t>
+                  </w:r>
+                </w:p>
+              </w:tc>
+              <w:tc>
+                <w:tcPr/>
+                <w:p>
+                  <w:pPr>
+                    <w:pStyle w:val="Compact"/>
+                    <w:jc w:val="left"/>
+                    <w:jc w:val="center"/>
+                  </w:pPr>
+                  <w:r>
+                    <w:t xml:space="preserve">NIH RePORTER</w:t>
+                  </w:r>
+                </w:p>
+              </w:tc>
+              <w:tc>
+                <w:tcPr/>
+                <w:p>
+                  <w:pPr>
+                    <w:pStyle w:val="Compact"/>
+                    <w:jc w:val="left"/>
+                    <w:jc w:val="center"/>
+                  </w:pPr>
+                  <w:r>
+                    <w:t xml:space="preserve">High</w:t>
+                  </w:r>
+                </w:p>
+              </w:tc>
+              <w:tc>
+                <w:tcPr/>
+                <w:p>
+                  <w:pPr>
+                    <w:pStyle w:val="Compact"/>
+                    <w:jc w:val="left"/>
+                    <w:jc w:val="center"/>
+                  </w:pPr>
+                  <w:r>
+                    <w:t xml:space="preserve">All</w:t>
+                  </w:r>
+                </w:p>
+              </w:tc>
+              <w:tc>
+                <w:tcPr/>
+                <w:p>
+                  <w:pPr>
+                    <w:pStyle w:val="Compact"/>
+                    <w:jc w:val="left"/>
+                    <w:jc w:val="center"/>
+                  </w:pPr>
+                  <w:r>
+                    <w:t xml:space="preserve">Total cost of study. Critical element in evaluating study feasibility and sustainability.</w:t>
+                  </w:r>
+                </w:p>
+              </w:tc>
+            </w:tr>
+            <w:tr>
+              <w:tc>
+                <w:tcPr/>
+                <w:p>
+                  <w:pPr>
+                    <w:pStyle w:val="Compact"/>
+                    <w:jc w:val="left"/>
+                    <w:jc w:val="center"/>
+                  </w:pPr>
+                  <w:r>
+                    <w:rPr>
+                      <w:i/>
+                      <w:iCs/>
+                    </w:rPr>
+                    <w:t xml:space="preserve">sample collection costs</w:t>
+                  </w:r>
+                </w:p>
+              </w:tc>
+              <w:tc>
+                <w:tcPr/>
+                <w:p>
+                  <w:pPr>
+                    <w:pStyle w:val="Compact"/>
+                    <w:jc w:val="left"/>
+                    <w:jc w:val="center"/>
+                  </w:pPr>
+                  <w:r>
+                    <w:t xml:space="preserve">Medium</w:t>
+                  </w:r>
+                </w:p>
+              </w:tc>
+              <w:tc>
+                <w:tcPr/>
+                <w:p>
+                  <w:pPr>
+                    <w:pStyle w:val="Compact"/>
+                  </w:pPr>
+                </w:p>
+              </w:tc>
+              <w:tc>
+                <w:tcPr/>
+                <w:p>
+                  <w:pPr>
+                    <w:pStyle w:val="Compact"/>
+                    <w:jc w:val="left"/>
+                    <w:jc w:val="center"/>
+                  </w:pPr>
+                  <w:r>
+                    <w:t xml:space="preserve">Medium</w:t>
+                  </w:r>
+                </w:p>
+              </w:tc>
+              <w:tc>
+                <w:tcPr/>
+                <w:p>
+                  <w:pPr>
+                    <w:pStyle w:val="Compact"/>
+                    <w:jc w:val="left"/>
+                    <w:jc w:val="center"/>
+                  </w:pPr>
+                  <w:r>
+                    <w:t xml:space="preserve">Early</w:t>
+                  </w:r>
+                </w:p>
+              </w:tc>
+              <w:tc>
+                <w:tcPr/>
+                <w:p>
+                  <w:pPr>
+                    <w:pStyle w:val="Compact"/>
+                    <w:jc w:val="left"/>
+                    <w:jc w:val="center"/>
+                  </w:pPr>
+                  <w:r>
+                    <w:t xml:space="preserve">Cost typically associated with early study period. Cost does not impact sustainability.</w:t>
+                  </w:r>
+                </w:p>
+              </w:tc>
+            </w:tr>
+            <w:tr>
+              <w:tc>
+                <w:tcPr/>
+                <w:p>
+                  <w:pPr>
+                    <w:pStyle w:val="Compact"/>
+                    <w:jc w:val="left"/>
+                    <w:jc w:val="center"/>
+                  </w:pPr>
+                  <w:r>
+                    <w:rPr>
+                      <w:i/>
+                      <w:iCs/>
+                    </w:rPr>
+                    <w:t xml:space="preserve">sample measurement costs</w:t>
+                  </w:r>
+                </w:p>
+              </w:tc>
+              <w:tc>
+                <w:tcPr/>
+                <w:p>
+                  <w:pPr>
+                    <w:pStyle w:val="Compact"/>
+                    <w:jc w:val="left"/>
+                    <w:jc w:val="center"/>
+                  </w:pPr>
+                  <w:r>
+                    <w:t xml:space="preserve">Medium</w:t>
+                  </w:r>
+                </w:p>
+              </w:tc>
+              <w:tc>
+                <w:tcPr/>
+                <w:p>
+                  <w:pPr>
+                    <w:pStyle w:val="Compact"/>
+                  </w:pPr>
+                </w:p>
+              </w:tc>
+              <w:tc>
+                <w:tcPr/>
+                <w:p>
+                  <w:pPr>
+                    <w:pStyle w:val="Compact"/>
+                    <w:jc w:val="left"/>
+                    <w:jc w:val="center"/>
+                  </w:pPr>
+                  <w:r>
+                    <w:t xml:space="preserve">Medium</w:t>
+                  </w:r>
+                </w:p>
+              </w:tc>
+              <w:tc>
+                <w:tcPr/>
+                <w:p>
+                  <w:pPr>
+                    <w:pStyle w:val="Compact"/>
+                    <w:jc w:val="left"/>
+                    <w:jc w:val="center"/>
+                  </w:pPr>
+                  <w:r>
+                    <w:t xml:space="preserve">Early</w:t>
+                  </w:r>
+                </w:p>
+              </w:tc>
+              <w:tc>
+                <w:tcPr/>
+                <w:p>
+                  <w:pPr>
+                    <w:pStyle w:val="Compact"/>
+                    <w:jc w:val="left"/>
+                    <w:jc w:val="center"/>
+                  </w:pPr>
+                  <w:r>
+                    <w:t xml:space="preserve">Cost typically associated with early study period. Cost does not impact sustainability.</w:t>
+                  </w:r>
+                </w:p>
+              </w:tc>
+            </w:tr>
+            <w:tr>
+              <w:tc>
+                <w:tcPr/>
+                <w:p>
+                  <w:pPr>
+                    <w:pStyle w:val="Compact"/>
+                    <w:jc w:val="left"/>
+                    <w:jc w:val="center"/>
+                  </w:pPr>
+                  <w:r>
+                    <w:rPr>
+                      <w:i/>
+                      <w:iCs/>
+                    </w:rPr>
+                    <w:t xml:space="preserve">QC costs</w:t>
+                  </w:r>
+                </w:p>
+              </w:tc>
+              <w:tc>
+                <w:tcPr/>
+                <w:p>
+                  <w:pPr>
+                    <w:pStyle w:val="Compact"/>
+                    <w:jc w:val="left"/>
+                    <w:jc w:val="center"/>
+                  </w:pPr>
+                  <w:r>
+                    <w:t xml:space="preserve">Medium</w:t>
+                  </w:r>
+                </w:p>
+              </w:tc>
+              <w:tc>
+                <w:tcPr/>
+                <w:p>
+                  <w:pPr>
+                    <w:pStyle w:val="Compact"/>
+                  </w:pPr>
+                </w:p>
+              </w:tc>
+              <w:tc>
+                <w:tcPr/>
+                <w:p>
+                  <w:pPr>
+                    <w:pStyle w:val="Compact"/>
+                    <w:jc w:val="left"/>
+                    <w:jc w:val="center"/>
+                  </w:pPr>
+                  <w:r>
+                    <w:t xml:space="preserve">Medium</w:t>
+                  </w:r>
+                </w:p>
+              </w:tc>
+              <w:tc>
+                <w:tcPr/>
+                <w:p>
+                  <w:pPr>
+                    <w:pStyle w:val="Compact"/>
+                    <w:jc w:val="left"/>
+                    <w:jc w:val="center"/>
+                  </w:pPr>
+                  <w:r>
+                    <w:t xml:space="preserve">Early</w:t>
+                  </w:r>
+                </w:p>
+              </w:tc>
+              <w:tc>
+                <w:tcPr/>
+                <w:p>
+                  <w:pPr>
+                    <w:pStyle w:val="Compact"/>
+                    <w:jc w:val="left"/>
+                    <w:jc w:val="center"/>
+                  </w:pPr>
+                  <w:r>
+                    <w:t xml:space="preserve">Cost typically associated with early study period. Cost does not impact sustainability.</w:t>
+                  </w:r>
+                </w:p>
+              </w:tc>
+            </w:tr>
+            <w:tr>
+              <w:tc>
+                <w:tcPr/>
+                <w:p>
+                  <w:pPr>
+                    <w:pStyle w:val="Compact"/>
+                    <w:jc w:val="left"/>
+                    <w:jc w:val="center"/>
+                  </w:pPr>
+                  <w:r>
+                    <w:rPr>
+                      <w:i/>
+                      <w:iCs/>
+                    </w:rPr>
+                    <w:t xml:space="preserve">data storage costs</w:t>
+                  </w:r>
+                </w:p>
+              </w:tc>
+              <w:tc>
+                <w:tcPr/>
+                <w:p>
+                  <w:pPr>
+                    <w:pStyle w:val="Compact"/>
+                    <w:jc w:val="left"/>
+                    <w:jc w:val="center"/>
+                  </w:pPr>
+                  <w:r>
+                    <w:t xml:space="preserve">Hard</w:t>
+                  </w:r>
+                </w:p>
+              </w:tc>
+              <w:tc>
+                <w:tcPr/>
+                <w:p>
+                  <w:pPr>
+                    <w:pStyle w:val="Compact"/>
+                  </w:pPr>
+                </w:p>
+              </w:tc>
+              <w:tc>
+                <w:tcPr/>
+                <w:p>
+                  <w:pPr>
+                    <w:pStyle w:val="Compact"/>
+                    <w:jc w:val="left"/>
+                    <w:jc w:val="center"/>
+                  </w:pPr>
+                  <w:r>
+                    <w:t xml:space="preserve">High</w:t>
+                  </w:r>
+                </w:p>
+              </w:tc>
+              <w:tc>
+                <w:tcPr/>
+                <w:p>
+                  <w:pPr>
+                    <w:pStyle w:val="Compact"/>
+                    <w:jc w:val="left"/>
+                    <w:jc w:val="center"/>
+                  </w:pPr>
+                  <w:r>
+                    <w:t xml:space="preserve">All</w:t>
+                  </w:r>
+                </w:p>
+              </w:tc>
+              <w:tc>
+                <w:tcPr/>
+                <w:p>
+                  <w:pPr>
+                    <w:pStyle w:val="Compact"/>
+                    <w:jc w:val="left"/>
+                    <w:jc w:val="center"/>
+                  </w:pPr>
+                  <w:r>
+                    <w:t xml:space="preserve">Costs and requirements can fluctuate over study.</w:t>
+                  </w:r>
+                </w:p>
+              </w:tc>
+            </w:tr>
+            <w:tr>
+              <w:tc>
+                <w:tcPr/>
+                <w:p>
+                  <w:pPr>
+                    <w:pStyle w:val="Compact"/>
+                    <w:jc w:val="left"/>
+                    <w:jc w:val="center"/>
+                  </w:pPr>
+                  <w:r>
+                    <w:rPr>
+                      <w:i/>
+                      <w:iCs/>
+                    </w:rPr>
+                    <w:t xml:space="preserve">data preservation costs</w:t>
+                  </w:r>
+                </w:p>
+              </w:tc>
+              <w:tc>
+                <w:tcPr/>
+                <w:p>
+                  <w:pPr>
+                    <w:pStyle w:val="Compact"/>
+                    <w:jc w:val="left"/>
+                    <w:jc w:val="center"/>
+                  </w:pPr>
+                  <w:r>
+                    <w:t xml:space="preserve">Hard</w:t>
+                  </w:r>
+                </w:p>
+              </w:tc>
+              <w:tc>
+                <w:tcPr/>
+                <w:p>
+                  <w:pPr>
+                    <w:pStyle w:val="Compact"/>
+                  </w:pPr>
+                </w:p>
+              </w:tc>
+              <w:tc>
+                <w:tcPr/>
+                <w:p>
+                  <w:pPr>
+                    <w:pStyle w:val="Compact"/>
+                    <w:jc w:val="left"/>
+                    <w:jc w:val="center"/>
+                  </w:pPr>
+                  <w:r>
+                    <w:t xml:space="preserve">High</w:t>
+                  </w:r>
+                </w:p>
+              </w:tc>
+              <w:tc>
+                <w:tcPr/>
+                <w:p>
+                  <w:pPr>
+                    <w:pStyle w:val="Compact"/>
+                    <w:jc w:val="left"/>
+                    <w:jc w:val="center"/>
+                  </w:pPr>
+                  <w:r>
+                    <w:t xml:space="preserve">Late</w:t>
+                  </w:r>
+                </w:p>
+              </w:tc>
+              <w:tc>
+                <w:tcPr/>
+                <w:p>
+                  <w:pPr>
+                    <w:pStyle w:val="Compact"/>
+                    <w:jc w:val="left"/>
+                    <w:jc w:val="center"/>
+                  </w:pPr>
+                  <w:r>
+                    <w:t xml:space="preserve">Costs and requirements can fluctuate over study. Difficult to assess years in advance.</w:t>
+                  </w:r>
+                </w:p>
+              </w:tc>
+            </w:tr>
+            <w:tr>
+              <w:tc>
+                <w:tcPr/>
+                <w:p>
+                  <w:pPr>
+                    <w:pStyle w:val="Compact"/>
+                    <w:jc w:val="left"/>
+                    <w:jc w:val="center"/>
+                  </w:pPr>
+                  <w:r>
+                    <w:rPr>
+                      <w:i/>
+                      <w:iCs/>
+                    </w:rPr>
+                    <w:t xml:space="preserve">computing hardware costs</w:t>
+                  </w:r>
+                </w:p>
+              </w:tc>
+              <w:tc>
+                <w:tcPr/>
+                <w:p>
+                  <w:pPr>
+                    <w:pStyle w:val="Compact"/>
+                    <w:jc w:val="left"/>
+                    <w:jc w:val="center"/>
+                  </w:pPr>
+                  <w:r>
+                    <w:t xml:space="preserve">Medium</w:t>
+                  </w:r>
+                </w:p>
+              </w:tc>
+              <w:tc>
+                <w:tcPr/>
+                <w:p>
+                  <w:pPr>
+                    <w:pStyle w:val="Compact"/>
+                  </w:pPr>
+                </w:p>
+              </w:tc>
+              <w:tc>
+                <w:tcPr/>
+                <w:p>
+                  <w:pPr>
+                    <w:pStyle w:val="Compact"/>
+                    <w:jc w:val="left"/>
+                    <w:jc w:val="center"/>
+                  </w:pPr>
+                  <w:r>
+                    <w:t xml:space="preserve">Medium</w:t>
+                  </w:r>
+                </w:p>
+              </w:tc>
+              <w:tc>
+                <w:tcPr/>
+                <w:p>
+                  <w:pPr>
+                    <w:pStyle w:val="Compact"/>
+                    <w:jc w:val="left"/>
+                    <w:jc w:val="center"/>
+                  </w:pPr>
+                  <w:r>
+                    <w:t xml:space="preserve">Early</w:t>
+                  </w:r>
+                </w:p>
+              </w:tc>
+              <w:tc>
+                <w:tcPr/>
+                <w:p>
+                  <w:pPr>
+                    <w:pStyle w:val="Compact"/>
+                    <w:jc w:val="left"/>
+                    <w:jc w:val="center"/>
+                  </w:pPr>
+                  <w:r>
+                    <w:t xml:space="preserve">Costs often associated with initial study period, but replacement costs are possible.</w:t>
+                  </w:r>
+                </w:p>
+              </w:tc>
+            </w:tr>
+            <w:tr>
+              <w:tc>
+                <w:tcPr/>
+                <w:p>
+                  <w:pPr>
+                    <w:pStyle w:val="Compact"/>
+                    <w:jc w:val="left"/>
+                    <w:jc w:val="center"/>
+                  </w:pPr>
+                  <w:r>
+                    <w:rPr>
+                      <w:i/>
+                      <w:iCs/>
+                    </w:rPr>
+                    <w:t xml:space="preserve">server maintenance costs</w:t>
+                  </w:r>
+                </w:p>
+              </w:tc>
+              <w:tc>
+                <w:tcPr/>
+                <w:p>
+                  <w:pPr>
+                    <w:pStyle w:val="Compact"/>
+                    <w:jc w:val="left"/>
+                    <w:jc w:val="center"/>
+                  </w:pPr>
+                  <w:r>
+                    <w:t xml:space="preserve">Hard</w:t>
+                  </w:r>
+                </w:p>
+              </w:tc>
+              <w:tc>
+                <w:tcPr/>
+                <w:p>
+                  <w:pPr>
+                    <w:pStyle w:val="Compact"/>
+                  </w:pPr>
+                </w:p>
+              </w:tc>
+              <w:tc>
+                <w:tcPr/>
+                <w:p>
+                  <w:pPr>
+                    <w:pStyle w:val="Compact"/>
+                    <w:jc w:val="left"/>
+                    <w:jc w:val="center"/>
+                  </w:pPr>
+                  <w:r>
+                    <w:t xml:space="preserve">High</w:t>
+                  </w:r>
+                </w:p>
+              </w:tc>
+              <w:tc>
+                <w:tcPr/>
+                <w:p>
+                  <w:pPr>
+                    <w:pStyle w:val="Compact"/>
+                    <w:jc w:val="left"/>
+                    <w:jc w:val="center"/>
+                  </w:pPr>
+                  <w:r>
+                    <w:t xml:space="preserve">Mid–Late</w:t>
+                  </w:r>
+                </w:p>
+              </w:tc>
+              <w:tc>
+                <w:tcPr/>
+                <w:p>
+                  <w:pPr>
+                    <w:pStyle w:val="Compact"/>
+                    <w:jc w:val="left"/>
+                    <w:jc w:val="center"/>
+                  </w:pPr>
+                  <w:r>
+                    <w:t xml:space="preserve">Costs can fluctuate. Major source of cost in sustainability period.</w:t>
+                  </w:r>
+                </w:p>
+              </w:tc>
+            </w:tr>
+            <w:tr>
+              <w:tc>
+                <w:tcPr/>
+                <w:p>
+                  <w:pPr>
+                    <w:pStyle w:val="Compact"/>
+                    <w:jc w:val="left"/>
+                    <w:jc w:val="center"/>
+                  </w:pPr>
+                  <w:r>
+                    <w:rPr>
+                      <w:i/>
+                      <w:iCs/>
+                    </w:rPr>
+                    <w:t xml:space="preserve">cloud-based computing costs</w:t>
+                  </w:r>
+                </w:p>
+              </w:tc>
+              <w:tc>
+                <w:tcPr/>
+                <w:p>
+                  <w:pPr>
+                    <w:pStyle w:val="Compact"/>
+                    <w:jc w:val="left"/>
+                    <w:jc w:val="center"/>
+                  </w:pPr>
+                  <w:r>
+                    <w:t xml:space="preserve">Hard</w:t>
+                  </w:r>
+                </w:p>
+              </w:tc>
+              <w:tc>
+                <w:tcPr/>
+                <w:p>
+                  <w:pPr>
+                    <w:pStyle w:val="Compact"/>
+                    <w:jc w:val="left"/>
+                    <w:jc w:val="center"/>
+                  </w:pPr>
+                  <w:r>
+                    <w:t xml:space="preserve">Cloud Cost Explorer tools or</w:t>
+                  </w:r>
+                </w:p>
+              </w:tc>
+              <w:tc>
+                <w:tcPr/>
+                <w:p>
+                  <w:pPr>
+                    <w:pStyle w:val="Compact"/>
+                    <w:jc w:val="left"/>
+                    <w:jc w:val="center"/>
+                  </w:pPr>
+                  <w:r>
+                    <w:t xml:space="preserve">High</w:t>
+                  </w:r>
+                </w:p>
+              </w:tc>
+              <w:tc>
+                <w:tcPr/>
+                <w:p>
+                  <w:pPr>
+                    <w:pStyle w:val="Compact"/>
+                    <w:jc w:val="left"/>
+                    <w:jc w:val="center"/>
+                  </w:pPr>
+                  <w:r>
+                    <w:t xml:space="preserve">Mid–Late</w:t>
+                  </w:r>
+                </w:p>
+              </w:tc>
+              <w:tc>
+                <w:tcPr/>
+                <w:p>
+                  <w:pPr>
+                    <w:pStyle w:val="Compact"/>
+                    <w:jc w:val="left"/>
+                    <w:jc w:val="center"/>
+                  </w:pPr>
+                  <w:r>
+                    <w:t xml:space="preserve">Costs are highly variable and subject to constant change (for both host and clients). Especially difficult to assess years in advance.</w:t>
+                  </w:r>
+                </w:p>
+              </w:tc>
+            </w:tr>
+            <w:tr>
+              <w:tc>
+                <w:tcPr/>
+                <w:p>
+                  <w:pPr>
+                    <w:pStyle w:val="Compact"/>
+                    <w:jc w:val="left"/>
+                    <w:jc w:val="center"/>
+                  </w:pPr>
+                  <w:r>
+                    <w:rPr>
+                      <w:i/>
+                      <w:iCs/>
+                    </w:rPr>
+                    <w:t xml:space="preserve">personnel costs</w:t>
+                  </w:r>
+                </w:p>
+              </w:tc>
+              <w:tc>
+                <w:tcPr/>
+                <w:p>
+                  <w:pPr>
+                    <w:pStyle w:val="Compact"/>
+                    <w:jc w:val="left"/>
+                    <w:jc w:val="center"/>
+                  </w:pPr>
+                  <w:r>
+                    <w:t xml:space="preserve">Medium</w:t>
+                  </w:r>
+                </w:p>
+              </w:tc>
+              <w:tc>
+                <w:tcPr/>
+                <w:p>
+                  <w:pPr>
+                    <w:pStyle w:val="Compact"/>
+                  </w:pPr>
+                </w:p>
+              </w:tc>
+              <w:tc>
+                <w:tcPr/>
+                <w:p>
+                  <w:pPr>
+                    <w:pStyle w:val="Compact"/>
+                    <w:jc w:val="left"/>
+                    <w:jc w:val="center"/>
+                  </w:pPr>
+                  <w:r>
+                    <w:t xml:space="preserve">High</w:t>
+                  </w:r>
+                </w:p>
+              </w:tc>
+              <w:tc>
+                <w:tcPr/>
+                <w:p>
+                  <w:pPr>
+                    <w:pStyle w:val="Compact"/>
+                    <w:jc w:val="left"/>
+                    <w:jc w:val="center"/>
+                  </w:pPr>
+                  <w:r>
+                    <w:t xml:space="preserve">All</w:t>
+                  </w:r>
+                </w:p>
+              </w:tc>
+              <w:tc>
+                <w:tcPr/>
+                <w:p>
+                  <w:pPr>
+                    <w:pStyle w:val="Compact"/>
+                    <w:jc w:val="left"/>
+                    <w:jc w:val="center"/>
+                  </w:pPr>
+                  <w:r>
+                    <w:t xml:space="preserve">Can be measured in money or time. Requires committed time with relevant expertise.</w:t>
+                  </w:r>
+                </w:p>
+              </w:tc>
+            </w:tr>
+          </w:tbl>
+          <w:bookmarkEnd w:id="16"/>
+          <w:p/>
+        </w:tc>
+      </w:tr>
+    </w:tbl>
+    <w:bookmarkEnd w:id="17"/>
+    <w:bookmarkStart w:id="23" w:name="implementation-in-practice"/>
+    <w:p>
+      <w:pPr>
+        <w:pStyle w:val="Heading2"/>
+      </w:pPr>
+      <w:r>
+        <w:t xml:space="preserve">0.1 Implementation in practice</w:t>
+      </w:r>
+    </w:p>
+    <w:p>
+      <w:pPr>
+        <w:pStyle w:val="FirstParagraph"/>
+      </w:pPr>
+      <w:r>
+        <w:t xml:space="preserve">The CFDE Integration and Coordination Center (ICC) operates a portfolio-wide dashboard that demonstrates this evaluation model is implementable.</w:t>
+      </w:r>
+      <w:r>
+        <w:t xml:space="preserve"> </w:t>
+      </w:r>
+      <w:r>
+        <w:t xml:space="preserve">The ICC currently collects a prioritized subset of the metrics described above (Table</w:t>
+      </w:r>
+      <w:r>
+        <w:t xml:space="preserve"> </w:t>
+      </w:r>
+      <w:hyperlink w:anchor="tbl-metrics-cfde">
+        <w:r>
+          <w:rPr>
+            <w:rStyle w:val="Hyperlink"/>
+          </w:rPr>
+          <w:t xml:space="preserve">Table 2</w:t>
+        </w:r>
+      </w:hyperlink>
+      <w:r>
+        <w:t xml:space="preserve">), drawing on NIH-provided structural data (NIH CFDE Website, NIH RePORTER) for funding and project context, PubMed and NIH iCite (including the Relative Citation Ratio) for publication and citation impact, GitHub for repository use, quality, and operations across the open-source software components, and Google Analytics for website engagement.</w:t>
+      </w:r>
+      <w:r>
+        <w:t xml:space="preserve"> </w:t>
+      </w:r>
+      <w:r>
+        <w:t xml:space="preserve">Project teams onboard by labeling GitHub repositories with their NIH core project number (for example,</w:t>
+      </w:r>
+      <w:r>
+        <w:t xml:space="preserve"> </w:t>
+      </w:r>
+      <w:r>
+        <w:t xml:space="preserve">“R01AG123456”</w:t>
+      </w:r>
+      <w:r>
+        <w:t xml:space="preserve">) and granting the ICC a Google Analytics service account, with NIH program staff supporting the trust and access conversation.</w:t>
+      </w:r>
+    </w:p>
+    <w:tbl>
+      <w:tblPr>
+        <w:tblStyle w:val="Table"/>
+        <w:tblW w:type="pct" w:w="5000"/>
+        <w:tblLayout w:type="fixed"/>
+        <w:tblLook w:firstRow="0" w:lastRow="0" w:firstColumn="0" w:lastColumn="0" w:noHBand="0" w:noVBand="0" w:val="0000"/>
+      </w:tblPr>
+      <w:tblGrid>
+        <w:gridCol w:w="7920"/>
+      </w:tblGrid>
+      <w:tr>
+        <w:tc>
+          <w:tcPr/>
+          <w:bookmarkStart w:id="18" w:name="tbl-metrics-cfde"/>
+          <w:p>
+            <w:pPr>
+              <w:jc w:val="center"/>
+            </w:pPr>
+            <w:pPr>
+              <w:jc w:val="left"/>
+              <w:spacing w:before="200"/>
+              <w:pStyle w:val="ImageCaption"/>
+            </w:pPr>
+            <w:r>
+              <w:t xml:space="preserve">Table 2: Data sources and metrics collected by the CFDE ICC dashboard as of January 2026. This is the subset of the catalog above selected for feasibility and informativeness across the portfolio.</w:t>
             </w:r>
           </w:p>
           <w:tbl>
@@ -2381,7 +7242,7 @@
               </w:tc>
             </w:tr>
           </w:tbl>
-          <w:bookmarkEnd w:id="17"/>
+          <w:bookmarkEnd w:id="18"/>
           <w:p/>
         </w:tc>
       </w:tr>
@@ -2427,7 +7288,7 @@
       <w:tr>
         <w:tc>
           <w:tcPr/>
-          <w:bookmarkStart w:id="21" w:name="fig-dashboard"/>
+          <w:bookmarkStart w:id="22" w:name="fig-dashboard"/>
           <w:p>
             <w:pPr>
               <w:pStyle w:val="Compact"/>
@@ -2438,18 +7299,18 @@
                 <wp:inline>
                   <wp:extent cx="5334000" cy="2147548"/>
                   <wp:effectExtent b="0" l="0" r="0" t="0"/>
-                  <wp:docPr descr="" title="" id="19" name="Picture"/>
+                  <wp:docPr descr="" title="" id="20" name="Picture"/>
                   <a:graphic>
                     <a:graphicData uri="http://schemas.openxmlformats.org/drawingml/2006/picture">
                       <pic:pic>
                         <pic:nvPicPr>
-                          <pic:cNvPr descr="content/images/dashboard_screenshot.png" id="20" name="Picture"/>
+                          <pic:cNvPr descr="content/images/dashboard_screenshot.png" id="21" name="Picture"/>
                           <pic:cNvPicPr>
                             <a:picLocks noChangeArrowheads="1" noChangeAspect="1"/>
                           </pic:cNvPicPr>
                         </pic:nvPicPr>
                         <pic:blipFill>
-                          <a:blip r:embed="rId18"/>
+                          <a:blip r:embed="rId19"/>
                           <a:stretch>
                             <a:fillRect/>
                           </a:stretch>
@@ -2489,7 +7350,7 @@
               <w:t xml:space="preserve">Figure 2: Screenshot of the CFDE ICC dashboard showing project- and portfolio-level metrics. Authentication and authorization controls follow CFDE community consensus on private versus public access.</w:t>
             </w:r>
           </w:p>
-          <w:bookmarkEnd w:id="21"/>
+          <w:bookmarkEnd w:id="22"/>
         </w:tc>
       </w:tr>
     </w:tbl>
@@ -2531,8 +7392,8 @@
         <w:t xml:space="preserve">What the implementation demonstrates is not that the metric set is final — it is that lifecycle-aware portfolio evaluation is operationally tractable at NIH scale, in near real time, with the burden on individual projects manageable.</w:t>
       </w:r>
     </w:p>
-    <w:bookmarkEnd w:id="22"/>
-    <w:bookmarkStart w:id="23" w:name="concluding-remarks"/>
+    <w:bookmarkEnd w:id="23"/>
+    <w:bookmarkStart w:id="24" w:name="concluding-remarks"/>
     <w:p>
       <w:pPr>
         <w:pStyle w:val="Heading2"/>
@@ -2834,8 +7695,8 @@
         <w:t xml:space="preserve">What this paper proposes is not a final metric set but a shared evaluation language for federated biomedical data ecosystems — one that is lifecycle-aware, mixed-method by design, and operationally tractable at NIH scale.</w:t>
       </w:r>
     </w:p>
-    <w:bookmarkEnd w:id="23"/>
-    <w:bookmarkStart w:id="24" w:name="acknowledgments"/>
+    <w:bookmarkEnd w:id="24"/>
+    <w:bookmarkStart w:id="25" w:name="acknowledgments"/>
     <w:p>
       <w:pPr>
         <w:pStyle w:val="Heading2"/>
@@ -2864,8 +7725,8 @@
         <w:t xml:space="preserve">We also thank the CFDE project teams for their collaboration in sharing data and providing feedback on the dashboard and metrics collection processes.</w:t>
       </w:r>
     </w:p>
-    <w:bookmarkEnd w:id="24"/>
-    <w:bookmarkStart w:id="25" w:name="author-contributions"/>
+    <w:bookmarkEnd w:id="25"/>
+    <w:bookmarkStart w:id="26" w:name="author-contributions"/>
     <w:p>
       <w:pPr>
         <w:pStyle w:val="Heading2"/>
@@ -2888,8 +7749,8 @@
         <w:t xml:space="preserve">Ethan M. Lange, Vikram Adithya Ganesh, Faisal Alquaddoomi, David Mayer, Adriana Ivich, Vince Rubinetti, Casey Greene, and Sean Davis each made substantial contributions to the conception or design of the work and to the acquisition, analysis, or interpretation of data; participated in drafting the manuscript or revising it critically for important intellectual content; approved the final version for publication; and agreed to be accountable for all aspects of the work.</w:t>
       </w:r>
     </w:p>
-    <w:bookmarkEnd w:id="25"/>
-    <w:bookmarkStart w:id="35" w:name="X071796dd6bc546c91e96cca1cf5ff96599de61f"/>
+    <w:bookmarkEnd w:id="26"/>
+    <w:bookmarkStart w:id="36" w:name="X071796dd6bc546c91e96cca1cf5ff96599de61f"/>
     <w:p>
       <w:pPr>
         <w:pStyle w:val="Heading2"/>
@@ -2953,18 +7814,18 @@
                 <wp:inline>
                   <wp:extent cx="152400" cy="152400"/>
                   <wp:effectExtent b="0" l="0" r="0" t="0"/>
-                  <wp:docPr descr="" title="" id="27" name="Picture"/>
+                  <wp:docPr descr="" title="" id="28" name="Picture"/>
                   <a:graphic>
                     <a:graphicData uri="http://schemas.openxmlformats.org/drawingml/2006/picture">
                       <pic:pic>
                         <pic:nvPicPr>
-                          <pic:cNvPr descr="/opt/quarto/share/formats/docx/note.png" id="28" name="Picture"/>
+                          <pic:cNvPr descr="/opt/quarto/share/formats/docx/note.png" id="29" name="Picture"/>
                           <pic:cNvPicPr>
                             <a:picLocks noChangeArrowheads="1" noChangeAspect="1"/>
                           </pic:cNvPicPr>
                         </pic:nvPicPr>
                         <pic:blipFill>
-                          <a:blip r:embed="rId26"/>
+                          <a:blip r:embed="rId27"/>
                           <a:stretch>
                             <a:fillRect/>
                           </a:stretch>
@@ -3331,18 +8192,18 @@
                 <wp:inline>
                   <wp:extent cx="152400" cy="152400"/>
                   <wp:effectExtent b="0" l="0" r="0" t="0"/>
-                  <wp:docPr descr="" title="" id="29" name="Picture"/>
+                  <wp:docPr descr="" title="" id="30" name="Picture"/>
                   <a:graphic>
                     <a:graphicData uri="http://schemas.openxmlformats.org/drawingml/2006/picture">
                       <pic:pic>
                         <pic:nvPicPr>
-                          <pic:cNvPr descr="/opt/quarto/share/formats/docx/note.png" id="30" name="Picture"/>
+                          <pic:cNvPr descr="/opt/quarto/share/formats/docx/note.png" id="31" name="Picture"/>
                           <pic:cNvPicPr>
                             <a:picLocks noChangeArrowheads="1" noChangeAspect="1"/>
                           </pic:cNvPicPr>
                         </pic:nvPicPr>
                         <pic:blipFill>
-                          <a:blip r:embed="rId26"/>
+                          <a:blip r:embed="rId27"/>
                           <a:stretch>
                             <a:fillRect/>
                           </a:stretch>
@@ -3459,18 +8320,18 @@
                 <wp:inline>
                   <wp:extent cx="152400" cy="152400"/>
                   <wp:effectExtent b="0" l="0" r="0" t="0"/>
-                  <wp:docPr descr="" title="" id="31" name="Picture"/>
+                  <wp:docPr descr="" title="" id="32" name="Picture"/>
                   <a:graphic>
                     <a:graphicData uri="http://schemas.openxmlformats.org/drawingml/2006/picture">
                       <pic:pic>
                         <pic:nvPicPr>
-                          <pic:cNvPr descr="/opt/quarto/share/formats/docx/note.png" id="32" name="Picture"/>
+                          <pic:cNvPr descr="/opt/quarto/share/formats/docx/note.png" id="33" name="Picture"/>
                           <pic:cNvPicPr>
                             <a:picLocks noChangeArrowheads="1" noChangeAspect="1"/>
                           </pic:cNvPicPr>
                         </pic:nvPicPr>
                         <pic:blipFill>
-                          <a:blip r:embed="rId26"/>
+                          <a:blip r:embed="rId27"/>
                           <a:stretch>
                             <a:fillRect/>
                           </a:stretch>
@@ -3630,18 +8491,18 @@
                 <wp:inline>
                   <wp:extent cx="152400" cy="152400"/>
                   <wp:effectExtent b="0" l="0" r="0" t="0"/>
-                  <wp:docPr descr="" title="" id="33" name="Picture"/>
+                  <wp:docPr descr="" title="" id="34" name="Picture"/>
                   <a:graphic>
                     <a:graphicData uri="http://schemas.openxmlformats.org/drawingml/2006/picture">
                       <pic:pic>
                         <pic:nvPicPr>
-                          <pic:cNvPr descr="/opt/quarto/share/formats/docx/note.png" id="34" name="Picture"/>
+                          <pic:cNvPr descr="/opt/quarto/share/formats/docx/note.png" id="35" name="Picture"/>
                           <pic:cNvPicPr>
                             <a:picLocks noChangeArrowheads="1" noChangeAspect="1"/>
                           </pic:cNvPicPr>
                         </pic:nvPicPr>
                         <pic:blipFill>
-                          <a:blip r:embed="rId26"/>
+                          <a:blip r:embed="rId27"/>
                           <a:stretch>
                             <a:fillRect/>
                           </a:stretch>
@@ -3833,8 +8694,8 @@
         </w:tc>
       </w:tr>
     </w:tbl>
-    <w:bookmarkEnd w:id="35"/>
-    <w:bookmarkStart w:id="159" w:name="references"/>
+    <w:bookmarkEnd w:id="36"/>
+    <w:bookmarkStart w:id="160" w:name="references"/>
     <w:p>
       <w:pPr>
         <w:pStyle w:val="Heading1"/>
@@ -3843,8 +8704,8 @@
         <w:t xml:space="preserve">References</w:t>
       </w:r>
     </w:p>
-    <w:bookmarkStart w:id="158" w:name="refs"/>
-    <w:bookmarkStart w:id="39" w:name="ref-pmid:24071849"/>
+    <w:bookmarkStart w:id="159" w:name="refs"/>
+    <w:bookmarkStart w:id="40" w:name="ref-pmid:24071849"/>
     <w:p>
       <w:pPr>
         <w:pStyle w:val="Bibliography"/>
@@ -3887,7 +8748,7 @@
       <w:r>
         <w:t xml:space="preserve"> </w:t>
       </w:r>
-      <w:hyperlink r:id="rId36">
+      <w:hyperlink r:id="rId37">
         <w:r>
           <w:rPr>
             <w:rStyle w:val="Hyperlink"/>
@@ -3904,7 +8765,7 @@
       <w:r>
         <w:t xml:space="preserve"> </w:t>
       </w:r>
-      <w:hyperlink r:id="rId37">
+      <w:hyperlink r:id="rId38">
         <w:r>
           <w:rPr>
             <w:rStyle w:val="Hyperlink"/>
@@ -3921,7 +8782,7 @@
       <w:r>
         <w:t xml:space="preserve"> </w:t>
       </w:r>
-      <w:hyperlink r:id="rId36">
+      <w:hyperlink r:id="rId37">
         <w:r>
           <w:rPr>
             <w:rStyle w:val="Hyperlink"/>
@@ -3938,7 +8799,7 @@
       <w:r>
         <w:t xml:space="preserve"> </w:t>
       </w:r>
-      <w:hyperlink r:id="rId38">
+      <w:hyperlink r:id="rId39">
         <w:r>
           <w:rPr>
             <w:rStyle w:val="Hyperlink"/>
@@ -3947,8 +8808,8 @@
         </w:r>
       </w:hyperlink>
     </w:p>
-    <w:bookmarkEnd w:id="39"/>
-    <w:bookmarkStart w:id="44" w:name="ref-doi:10.1038/ng.2653"/>
+    <w:bookmarkEnd w:id="40"/>
+    <w:bookmarkStart w:id="45" w:name="ref-doi:10.1038/ng.2653"/>
     <w:p>
       <w:pPr>
         <w:pStyle w:val="Bibliography"/>
@@ -3994,7 +8855,7 @@
       <w:r>
         <w:t xml:space="preserve"> </w:t>
       </w:r>
-      <w:hyperlink r:id="rId40">
+      <w:hyperlink r:id="rId41">
         <w:r>
           <w:rPr>
             <w:rStyle w:val="Hyperlink"/>
@@ -4011,7 +8872,7 @@
       <w:r>
         <w:t xml:space="preserve"> </w:t>
       </w:r>
-      <w:hyperlink r:id="rId41">
+      <w:hyperlink r:id="rId42">
         <w:r>
           <w:rPr>
             <w:rStyle w:val="Hyperlink"/>
@@ -4028,7 +8889,7 @@
       <w:r>
         <w:t xml:space="preserve"> </w:t>
       </w:r>
-      <w:hyperlink r:id="rId42">
+      <w:hyperlink r:id="rId43">
         <w:r>
           <w:rPr>
             <w:rStyle w:val="Hyperlink"/>
@@ -4045,7 +8906,7 @@
       <w:r>
         <w:t xml:space="preserve"> </w:t>
       </w:r>
-      <w:hyperlink r:id="rId43">
+      <w:hyperlink r:id="rId44">
         <w:r>
           <w:rPr>
             <w:rStyle w:val="Hyperlink"/>
@@ -4054,8 +8915,8 @@
         </w:r>
       </w:hyperlink>
     </w:p>
-    <w:bookmarkEnd w:id="44"/>
-    <w:bookmarkStart w:id="48" w:name="ref-doi:10.1056/NEJMsr1809937"/>
+    <w:bookmarkEnd w:id="45"/>
+    <w:bookmarkStart w:id="49" w:name="ref-doi:10.1056/NEJMsr1809937"/>
     <w:p>
       <w:pPr>
         <w:pStyle w:val="Bibliography"/>
@@ -4123,7 +8984,7 @@
       <w:r>
         <w:t xml:space="preserve"> </w:t>
       </w:r>
-      <w:hyperlink r:id="rId45">
+      <w:hyperlink r:id="rId46">
         <w:r>
           <w:rPr>
             <w:rStyle w:val="Hyperlink"/>
@@ -4140,7 +9001,7 @@
       <w:r>
         <w:t xml:space="preserve"> </w:t>
       </w:r>
-      <w:hyperlink r:id="rId46">
+      <w:hyperlink r:id="rId47">
         <w:r>
           <w:rPr>
             <w:rStyle w:val="Hyperlink"/>
@@ -4157,7 +9018,7 @@
       <w:r>
         <w:t xml:space="preserve"> </w:t>
       </w:r>
-      <w:hyperlink r:id="rId47">
+      <w:hyperlink r:id="rId48">
         <w:r>
           <w:rPr>
             <w:rStyle w:val="Hyperlink"/>
@@ -4166,8 +9027,8 @@
         </w:r>
       </w:hyperlink>
     </w:p>
-    <w:bookmarkEnd w:id="48"/>
-    <w:bookmarkStart w:id="53" w:name="ref-doi:10.1093/gigascience/giac105"/>
+    <w:bookmarkEnd w:id="49"/>
+    <w:bookmarkStart w:id="54" w:name="ref-doi:10.1093/gigascience/giac105"/>
     <w:p>
       <w:pPr>
         <w:pStyle w:val="Bibliography"/>
@@ -4213,7 +9074,7 @@
       <w:r>
         <w:t xml:space="preserve"> </w:t>
       </w:r>
-      <w:hyperlink r:id="rId49">
+      <w:hyperlink r:id="rId50">
         <w:r>
           <w:rPr>
             <w:rStyle w:val="Hyperlink"/>
@@ -4230,7 +9091,7 @@
       <w:r>
         <w:t xml:space="preserve"> </w:t>
       </w:r>
-      <w:hyperlink r:id="rId50">
+      <w:hyperlink r:id="rId51">
         <w:r>
           <w:rPr>
             <w:rStyle w:val="Hyperlink"/>
@@ -4247,7 +9108,7 @@
       <w:r>
         <w:t xml:space="preserve"> </w:t>
       </w:r>
-      <w:hyperlink r:id="rId51">
+      <w:hyperlink r:id="rId52">
         <w:r>
           <w:rPr>
             <w:rStyle w:val="Hyperlink"/>
@@ -4264,7 +9125,7 @@
       <w:r>
         <w:t xml:space="preserve"> </w:t>
       </w:r>
-      <w:hyperlink r:id="rId52">
+      <w:hyperlink r:id="rId53">
         <w:r>
           <w:rPr>
             <w:rStyle w:val="Hyperlink"/>
@@ -4273,8 +9134,8 @@
         </w:r>
       </w:hyperlink>
     </w:p>
-    <w:bookmarkEnd w:id="53"/>
-    <w:bookmarkStart w:id="55" w:name="X7a93631224c49a632e3119c84b1b3a6b629c733"/>
+    <w:bookmarkEnd w:id="54"/>
+    <w:bookmarkStart w:id="56" w:name="X7a93631224c49a632e3119c84b1b3a6b629c733"/>
     <w:p>
       <w:pPr>
         <w:pStyle w:val="Bibliography"/>
@@ -4288,7 +9149,7 @@
       <w:r>
         <w:t xml:space="preserve">	</w:t>
       </w:r>
-      <w:hyperlink r:id="rId54">
+      <w:hyperlink r:id="rId55">
         <w:r>
           <w:rPr>
             <w:rStyle w:val="Hyperlink"/>
@@ -4297,8 +9158,8 @@
         </w:r>
       </w:hyperlink>
     </w:p>
-    <w:bookmarkEnd w:id="55"/>
-    <w:bookmarkStart w:id="56" w:name="ref-isbn:9780471465102"/>
+    <w:bookmarkEnd w:id="56"/>
+    <w:bookmarkStart w:id="57" w:name="ref-isbn:9780471465102"/>
     <w:p>
       <w:pPr>
         <w:pStyle w:val="Bibliography"/>
@@ -4348,8 +9209,8 @@
         <w:t xml:space="preserve">ISBN: 9780471465102</w:t>
       </w:r>
     </w:p>
-    <w:bookmarkEnd w:id="56"/>
-    <w:bookmarkStart w:id="57" w:name="ref-isbn:9780792375067"/>
+    <w:bookmarkEnd w:id="57"/>
+    <w:bookmarkStart w:id="58" w:name="ref-isbn:9780792375067"/>
     <w:p>
       <w:pPr>
         <w:pStyle w:val="Bibliography"/>
@@ -4399,8 +9260,8 @@
         <w:t xml:space="preserve">ISBN: 9780792375067</w:t>
       </w:r>
     </w:p>
-    <w:bookmarkEnd w:id="57"/>
-    <w:bookmarkStart w:id="62" w:name="ref-doi:10.1038/sdata.2016.18"/>
+    <w:bookmarkEnd w:id="58"/>
+    <w:bookmarkStart w:id="63" w:name="ref-doi:10.1038/sdata.2016.18"/>
     <w:p>
       <w:pPr>
         <w:pStyle w:val="Bibliography"/>
@@ -4446,7 +9307,7 @@
       <w:r>
         <w:t xml:space="preserve"> </w:t>
       </w:r>
-      <w:hyperlink r:id="rId58">
+      <w:hyperlink r:id="rId59">
         <w:r>
           <w:rPr>
             <w:rStyle w:val="Hyperlink"/>
@@ -4463,7 +9324,7 @@
       <w:r>
         <w:t xml:space="preserve"> </w:t>
       </w:r>
-      <w:hyperlink r:id="rId59">
+      <w:hyperlink r:id="rId60">
         <w:r>
           <w:rPr>
             <w:rStyle w:val="Hyperlink"/>
@@ -4480,7 +9341,7 @@
       <w:r>
         <w:t xml:space="preserve"> </w:t>
       </w:r>
-      <w:hyperlink r:id="rId60">
+      <w:hyperlink r:id="rId61">
         <w:r>
           <w:rPr>
             <w:rStyle w:val="Hyperlink"/>
@@ -4497,7 +9358,7 @@
       <w:r>
         <w:t xml:space="preserve"> </w:t>
       </w:r>
-      <w:hyperlink r:id="rId61">
+      <w:hyperlink r:id="rId62">
         <w:r>
           <w:rPr>
             <w:rStyle w:val="Hyperlink"/>
@@ -4506,8 +9367,8 @@
         </w:r>
       </w:hyperlink>
     </w:p>
-    <w:bookmarkEnd w:id="62"/>
-    <w:bookmarkStart w:id="67" w:name="ref-doi:10.1038/sdata.2018.118"/>
+    <w:bookmarkEnd w:id="63"/>
+    <w:bookmarkStart w:id="68" w:name="ref-doi:10.1038/sdata.2018.118"/>
     <w:p>
       <w:pPr>
         <w:pStyle w:val="Bibliography"/>
@@ -4553,7 +9414,7 @@
       <w:r>
         <w:t xml:space="preserve"> </w:t>
       </w:r>
-      <w:hyperlink r:id="rId63">
+      <w:hyperlink r:id="rId64">
         <w:r>
           <w:rPr>
             <w:rStyle w:val="Hyperlink"/>
@@ -4570,7 +9431,7 @@
       <w:r>
         <w:t xml:space="preserve"> </w:t>
       </w:r>
-      <w:hyperlink r:id="rId64">
+      <w:hyperlink r:id="rId65">
         <w:r>
           <w:rPr>
             <w:rStyle w:val="Hyperlink"/>
@@ -4587,7 +9448,7 @@
       <w:r>
         <w:t xml:space="preserve"> </w:t>
       </w:r>
-      <w:hyperlink r:id="rId65">
+      <w:hyperlink r:id="rId66">
         <w:r>
           <w:rPr>
             <w:rStyle w:val="Hyperlink"/>
@@ -4604,7 +9465,7 @@
       <w:r>
         <w:t xml:space="preserve"> </w:t>
       </w:r>
-      <w:hyperlink r:id="rId66">
+      <w:hyperlink r:id="rId67">
         <w:r>
           <w:rPr>
             <w:rStyle w:val="Hyperlink"/>
@@ -4613,8 +9474,8 @@
         </w:r>
       </w:hyperlink>
     </w:p>
-    <w:bookmarkEnd w:id="67"/>
-    <w:bookmarkStart w:id="72" w:name="ref-doi:10.1371/journal.pone.0311493"/>
+    <w:bookmarkEnd w:id="68"/>
+    <w:bookmarkStart w:id="73" w:name="ref-doi:10.1371/journal.pone.0311493"/>
     <w:p>
       <w:pPr>
         <w:pStyle w:val="Bibliography"/>
@@ -4660,7 +9521,7 @@
       <w:r>
         <w:t xml:space="preserve"> </w:t>
       </w:r>
-      <w:hyperlink r:id="rId68">
+      <w:hyperlink r:id="rId69">
         <w:r>
           <w:rPr>
             <w:rStyle w:val="Hyperlink"/>
@@ -4677,7 +9538,7 @@
       <w:r>
         <w:t xml:space="preserve"> </w:t>
       </w:r>
-      <w:hyperlink r:id="rId69">
+      <w:hyperlink r:id="rId70">
         <w:r>
           <w:rPr>
             <w:rStyle w:val="Hyperlink"/>
@@ -4694,7 +9555,7 @@
       <w:r>
         <w:t xml:space="preserve"> </w:t>
       </w:r>
-      <w:hyperlink r:id="rId70">
+      <w:hyperlink r:id="rId71">
         <w:r>
           <w:rPr>
             <w:rStyle w:val="Hyperlink"/>
@@ -4711,7 +9572,7 @@
       <w:r>
         <w:t xml:space="preserve"> </w:t>
       </w:r>
-      <w:hyperlink r:id="rId71">
+      <w:hyperlink r:id="rId72">
         <w:r>
           <w:rPr>
             <w:rStyle w:val="Hyperlink"/>
@@ -4720,8 +9581,8 @@
         </w:r>
       </w:hyperlink>
     </w:p>
-    <w:bookmarkEnd w:id="72"/>
-    <w:bookmarkStart w:id="76" w:name="ref-doi:10.1038/520429a"/>
+    <w:bookmarkEnd w:id="73"/>
+    <w:bookmarkStart w:id="77" w:name="ref-doi:10.1038/520429a"/>
     <w:p>
       <w:pPr>
         <w:pStyle w:val="Bibliography"/>
@@ -4767,7 +9628,7 @@
       <w:r>
         <w:t xml:space="preserve"> </w:t>
       </w:r>
-      <w:hyperlink r:id="rId73">
+      <w:hyperlink r:id="rId74">
         <w:r>
           <w:rPr>
             <w:rStyle w:val="Hyperlink"/>
@@ -4784,7 +9645,7 @@
       <w:r>
         <w:t xml:space="preserve"> </w:t>
       </w:r>
-      <w:hyperlink r:id="rId74">
+      <w:hyperlink r:id="rId75">
         <w:r>
           <w:rPr>
             <w:rStyle w:val="Hyperlink"/>
@@ -4801,7 +9662,7 @@
       <w:r>
         <w:t xml:space="preserve"> </w:t>
       </w:r>
-      <w:hyperlink r:id="rId75">
+      <w:hyperlink r:id="rId76">
         <w:r>
           <w:rPr>
             <w:rStyle w:val="Hyperlink"/>
@@ -4810,8 +9671,8 @@
         </w:r>
       </w:hyperlink>
     </w:p>
-    <w:bookmarkEnd w:id="76"/>
-    <w:bookmarkStart w:id="80" w:name="ref-doi:10.4103/1008-682X.171582"/>
+    <w:bookmarkEnd w:id="77"/>
+    <w:bookmarkStart w:id="81" w:name="ref-doi:10.4103/1008-682X.171582"/>
     <w:p>
       <w:pPr>
         <w:pStyle w:val="Bibliography"/>
@@ -4857,7 +9718,7 @@
       <w:r>
         <w:t xml:space="preserve"> </w:t>
       </w:r>
-      <w:hyperlink r:id="rId77">
+      <w:hyperlink r:id="rId78">
         <w:r>
           <w:rPr>
             <w:rStyle w:val="Hyperlink"/>
@@ -4874,7 +9735,7 @@
       <w:r>
         <w:t xml:space="preserve"> </w:t>
       </w:r>
-      <w:hyperlink r:id="rId78">
+      <w:hyperlink r:id="rId79">
         <w:r>
           <w:rPr>
             <w:rStyle w:val="Hyperlink"/>
@@ -4891,7 +9752,7 @@
       <w:r>
         <w:t xml:space="preserve"> </w:t>
       </w:r>
-      <w:hyperlink r:id="rId79">
+      <w:hyperlink r:id="rId80">
         <w:r>
           <w:rPr>
             <w:rStyle w:val="Hyperlink"/>
@@ -4900,8 +9761,8 @@
         </w:r>
       </w:hyperlink>
     </w:p>
-    <w:bookmarkEnd w:id="80"/>
-    <w:bookmarkStart w:id="85" w:name="ref-doi:10.1101/2023.09.12.557386"/>
+    <w:bookmarkEnd w:id="81"/>
+    <w:bookmarkStart w:id="86" w:name="ref-doi:10.1101/2023.09.12.557386"/>
     <w:p>
       <w:pPr>
         <w:pStyle w:val="Bibliography"/>
@@ -4947,7 +9808,7 @@
       <w:r>
         <w:t xml:space="preserve"> </w:t>
       </w:r>
-      <w:hyperlink r:id="rId81">
+      <w:hyperlink r:id="rId82">
         <w:r>
           <w:rPr>
             <w:rStyle w:val="Hyperlink"/>
@@ -4964,7 +9825,7 @@
       <w:r>
         <w:t xml:space="preserve"> </w:t>
       </w:r>
-      <w:hyperlink r:id="rId82">
+      <w:hyperlink r:id="rId83">
         <w:r>
           <w:rPr>
             <w:rStyle w:val="Hyperlink"/>
@@ -4981,7 +9842,7 @@
       <w:r>
         <w:t xml:space="preserve"> </w:t>
       </w:r>
-      <w:hyperlink r:id="rId83">
+      <w:hyperlink r:id="rId84">
         <w:r>
           <w:rPr>
             <w:rStyle w:val="Hyperlink"/>
@@ -4998,7 +9859,7 @@
       <w:r>
         <w:t xml:space="preserve"> </w:t>
       </w:r>
-      <w:hyperlink r:id="rId84">
+      <w:hyperlink r:id="rId85">
         <w:r>
           <w:rPr>
             <w:rStyle w:val="Hyperlink"/>
@@ -5007,8 +9868,8 @@
         </w:r>
       </w:hyperlink>
     </w:p>
-    <w:bookmarkEnd w:id="85"/>
-    <w:bookmarkStart w:id="90" w:name="ref-doi:10.2196/63544"/>
+    <w:bookmarkEnd w:id="86"/>
+    <w:bookmarkStart w:id="91" w:name="ref-doi:10.2196/63544"/>
     <w:p>
       <w:pPr>
         <w:pStyle w:val="Bibliography"/>
@@ -5054,7 +9915,7 @@
       <w:r>
         <w:t xml:space="preserve"> </w:t>
       </w:r>
-      <w:hyperlink r:id="rId86">
+      <w:hyperlink r:id="rId87">
         <w:r>
           <w:rPr>
             <w:rStyle w:val="Hyperlink"/>
@@ -5071,7 +9932,7 @@
       <w:r>
         <w:t xml:space="preserve"> </w:t>
       </w:r>
-      <w:hyperlink r:id="rId87">
+      <w:hyperlink r:id="rId88">
         <w:r>
           <w:rPr>
             <w:rStyle w:val="Hyperlink"/>
@@ -5088,7 +9949,7 @@
       <w:r>
         <w:t xml:space="preserve"> </w:t>
       </w:r>
-      <w:hyperlink r:id="rId88">
+      <w:hyperlink r:id="rId89">
         <w:r>
           <w:rPr>
             <w:rStyle w:val="Hyperlink"/>
@@ -5105,7 +9966,7 @@
       <w:r>
         <w:t xml:space="preserve"> </w:t>
       </w:r>
-      <w:hyperlink r:id="rId89">
+      <w:hyperlink r:id="rId90">
         <w:r>
           <w:rPr>
             <w:rStyle w:val="Hyperlink"/>
@@ -5114,8 +9975,8 @@
         </w:r>
       </w:hyperlink>
     </w:p>
-    <w:bookmarkEnd w:id="90"/>
-    <w:bookmarkStart w:id="94" w:name="ref-doi:10.15265/IY-2014-0020"/>
+    <w:bookmarkEnd w:id="91"/>
+    <w:bookmarkStart w:id="95" w:name="ref-doi:10.15265/IY-2014-0020"/>
     <w:p>
       <w:pPr>
         <w:pStyle w:val="Bibliography"/>
@@ -5161,7 +10022,7 @@
       <w:r>
         <w:t xml:space="preserve"> </w:t>
       </w:r>
-      <w:hyperlink r:id="rId91">
+      <w:hyperlink r:id="rId92">
         <w:r>
           <w:rPr>
             <w:rStyle w:val="Hyperlink"/>
@@ -5178,7 +10039,7 @@
       <w:r>
         <w:t xml:space="preserve"> </w:t>
       </w:r>
-      <w:hyperlink r:id="rId92">
+      <w:hyperlink r:id="rId93">
         <w:r>
           <w:rPr>
             <w:rStyle w:val="Hyperlink"/>
@@ -5195,7 +10056,7 @@
       <w:r>
         <w:t xml:space="preserve"> </w:t>
       </w:r>
-      <w:hyperlink r:id="rId93">
+      <w:hyperlink r:id="rId94">
         <w:r>
           <w:rPr>
             <w:rStyle w:val="Hyperlink"/>
@@ -5204,8 +10065,8 @@
         </w:r>
       </w:hyperlink>
     </w:p>
-    <w:bookmarkEnd w:id="94"/>
-    <w:bookmarkStart w:id="99" w:name="ref-doi:10.1371/journal.pone.0229003"/>
+    <w:bookmarkEnd w:id="95"/>
+    <w:bookmarkStart w:id="100" w:name="ref-doi:10.1371/journal.pone.0229003"/>
     <w:p>
       <w:pPr>
         <w:pStyle w:val="Bibliography"/>
@@ -5251,7 +10112,7 @@
       <w:r>
         <w:t xml:space="preserve"> </w:t>
       </w:r>
-      <w:hyperlink r:id="rId95">
+      <w:hyperlink r:id="rId96">
         <w:r>
           <w:rPr>
             <w:rStyle w:val="Hyperlink"/>
@@ -5268,7 +10129,7 @@
       <w:r>
         <w:t xml:space="preserve"> </w:t>
       </w:r>
-      <w:hyperlink r:id="rId96">
+      <w:hyperlink r:id="rId97">
         <w:r>
           <w:rPr>
             <w:rStyle w:val="Hyperlink"/>
@@ -5285,7 +10146,7 @@
       <w:r>
         <w:t xml:space="preserve"> </w:t>
       </w:r>
-      <w:hyperlink r:id="rId97">
+      <w:hyperlink r:id="rId98">
         <w:r>
           <w:rPr>
             <w:rStyle w:val="Hyperlink"/>
@@ -5302,7 +10163,7 @@
       <w:r>
         <w:t xml:space="preserve"> </w:t>
       </w:r>
-      <w:hyperlink r:id="rId98">
+      <w:hyperlink r:id="rId99">
         <w:r>
           <w:rPr>
             <w:rStyle w:val="Hyperlink"/>
@@ -5311,8 +10172,8 @@
         </w:r>
       </w:hyperlink>
     </w:p>
-    <w:bookmarkEnd w:id="99"/>
-    <w:bookmarkStart w:id="104" w:name="ref-doi:10.15585/mmwr.su7303a1"/>
+    <w:bookmarkEnd w:id="100"/>
+    <w:bookmarkStart w:id="105" w:name="ref-doi:10.15585/mmwr.su7303a1"/>
     <w:p>
       <w:pPr>
         <w:pStyle w:val="Bibliography"/>
@@ -5358,7 +10219,7 @@
       <w:r>
         <w:t xml:space="preserve"> </w:t>
       </w:r>
-      <w:hyperlink r:id="rId100">
+      <w:hyperlink r:id="rId101">
         <w:r>
           <w:rPr>
             <w:rStyle w:val="Hyperlink"/>
@@ -5375,7 +10236,7 @@
       <w:r>
         <w:t xml:space="preserve"> </w:t>
       </w:r>
-      <w:hyperlink r:id="rId101">
+      <w:hyperlink r:id="rId102">
         <w:r>
           <w:rPr>
             <w:rStyle w:val="Hyperlink"/>
@@ -5392,7 +10253,7 @@
       <w:r>
         <w:t xml:space="preserve"> </w:t>
       </w:r>
-      <w:hyperlink r:id="rId102">
+      <w:hyperlink r:id="rId103">
         <w:r>
           <w:rPr>
             <w:rStyle w:val="Hyperlink"/>
@@ -5409,7 +10270,7 @@
       <w:r>
         <w:t xml:space="preserve"> </w:t>
       </w:r>
-      <w:hyperlink r:id="rId103">
+      <w:hyperlink r:id="rId104">
         <w:r>
           <w:rPr>
             <w:rStyle w:val="Hyperlink"/>
@@ -5418,8 +10279,8 @@
         </w:r>
       </w:hyperlink>
     </w:p>
-    <w:bookmarkEnd w:id="104"/>
-    <w:bookmarkStart w:id="109" w:name="ref-doi:10.1038/nbt.3780"/>
+    <w:bookmarkEnd w:id="105"/>
+    <w:bookmarkStart w:id="110" w:name="ref-doi:10.1038/nbt.3780"/>
     <w:p>
       <w:pPr>
         <w:pStyle w:val="Bibliography"/>
@@ -5465,7 +10326,7 @@
       <w:r>
         <w:t xml:space="preserve"> </w:t>
       </w:r>
-      <w:hyperlink r:id="rId105">
+      <w:hyperlink r:id="rId106">
         <w:r>
           <w:rPr>
             <w:rStyle w:val="Hyperlink"/>
@@ -5482,7 +10343,7 @@
       <w:r>
         <w:t xml:space="preserve"> </w:t>
       </w:r>
-      <w:hyperlink r:id="rId106">
+      <w:hyperlink r:id="rId107">
         <w:r>
           <w:rPr>
             <w:rStyle w:val="Hyperlink"/>
@@ -5499,7 +10360,7 @@
       <w:r>
         <w:t xml:space="preserve"> </w:t>
       </w:r>
-      <w:hyperlink r:id="rId107">
+      <w:hyperlink r:id="rId108">
         <w:r>
           <w:rPr>
             <w:rStyle w:val="Hyperlink"/>
@@ -5516,7 +10377,7 @@
       <w:r>
         <w:t xml:space="preserve"> </w:t>
       </w:r>
-      <w:hyperlink r:id="rId108">
+      <w:hyperlink r:id="rId109">
         <w:r>
           <w:rPr>
             <w:rStyle w:val="Hyperlink"/>
@@ -5525,8 +10386,8 @@
         </w:r>
       </w:hyperlink>
     </w:p>
-    <w:bookmarkEnd w:id="109"/>
-    <w:bookmarkStart w:id="114" w:name="ref-doi:10.1186/gb-2004-5-10-r80"/>
+    <w:bookmarkEnd w:id="110"/>
+    <w:bookmarkStart w:id="115" w:name="ref-doi:10.1186/gb-2004-5-10-r80"/>
     <w:p>
       <w:pPr>
         <w:pStyle w:val="Bibliography"/>
@@ -5572,7 +10433,7 @@
       <w:r>
         <w:t xml:space="preserve"> </w:t>
       </w:r>
-      <w:hyperlink r:id="rId110">
+      <w:hyperlink r:id="rId111">
         <w:r>
           <w:rPr>
             <w:rStyle w:val="Hyperlink"/>
@@ -5589,7 +10450,7 @@
       <w:r>
         <w:t xml:space="preserve"> </w:t>
       </w:r>
-      <w:hyperlink r:id="rId111">
+      <w:hyperlink r:id="rId112">
         <w:r>
           <w:rPr>
             <w:rStyle w:val="Hyperlink"/>
@@ -5606,7 +10467,7 @@
       <w:r>
         <w:t xml:space="preserve"> </w:t>
       </w:r>
-      <w:hyperlink r:id="rId112">
+      <w:hyperlink r:id="rId113">
         <w:r>
           <w:rPr>
             <w:rStyle w:val="Hyperlink"/>
@@ -5623,7 +10484,7 @@
       <w:r>
         <w:t xml:space="preserve"> </w:t>
       </w:r>
-      <w:hyperlink r:id="rId113">
+      <w:hyperlink r:id="rId114">
         <w:r>
           <w:rPr>
             <w:rStyle w:val="Hyperlink"/>
@@ -5632,8 +10493,8 @@
         </w:r>
       </w:hyperlink>
     </w:p>
-    <w:bookmarkEnd w:id="114"/>
-    <w:bookmarkStart w:id="119" w:name="ref-doi:10.12688/f1000research.9206.1"/>
+    <w:bookmarkEnd w:id="115"/>
+    <w:bookmarkStart w:id="120" w:name="ref-doi:10.12688/f1000research.9206.1"/>
     <w:p>
       <w:pPr>
         <w:pStyle w:val="Bibliography"/>
@@ -5679,7 +10540,7 @@
       <w:r>
         <w:t xml:space="preserve"> </w:t>
       </w:r>
-      <w:hyperlink r:id="rId115">
+      <w:hyperlink r:id="rId116">
         <w:r>
           <w:rPr>
             <w:rStyle w:val="Hyperlink"/>
@@ -5696,7 +10557,7 @@
       <w:r>
         <w:t xml:space="preserve"> </w:t>
       </w:r>
-      <w:hyperlink r:id="rId116">
+      <w:hyperlink r:id="rId117">
         <w:r>
           <w:rPr>
             <w:rStyle w:val="Hyperlink"/>
@@ -5713,7 +10574,7 @@
       <w:r>
         <w:t xml:space="preserve"> </w:t>
       </w:r>
-      <w:hyperlink r:id="rId117">
+      <w:hyperlink r:id="rId118">
         <w:r>
           <w:rPr>
             <w:rStyle w:val="Hyperlink"/>
@@ -5730,7 +10591,7 @@
       <w:r>
         <w:t xml:space="preserve"> </w:t>
       </w:r>
-      <w:hyperlink r:id="rId118">
+      <w:hyperlink r:id="rId119">
         <w:r>
           <w:rPr>
             <w:rStyle w:val="Hyperlink"/>
@@ -5739,8 +10600,8 @@
         </w:r>
       </w:hyperlink>
     </w:p>
-    <w:bookmarkEnd w:id="119"/>
-    <w:bookmarkStart w:id="121" w:name="X2b10f9b9a4270be0d96aba4cc529b1548cdbabe"/>
+    <w:bookmarkEnd w:id="120"/>
+    <w:bookmarkStart w:id="122" w:name="X2b10f9b9a4270be0d96aba4cc529b1548cdbabe"/>
     <w:p>
       <w:pPr>
         <w:pStyle w:val="Bibliography"/>
@@ -5770,7 +10631,7 @@
       <w:r>
         <w:t xml:space="preserve"> </w:t>
       </w:r>
-      <w:hyperlink r:id="rId120">
+      <w:hyperlink r:id="rId121">
         <w:r>
           <w:rPr>
             <w:rStyle w:val="Hyperlink"/>
@@ -5779,8 +10640,8 @@
         </w:r>
       </w:hyperlink>
     </w:p>
-    <w:bookmarkEnd w:id="121"/>
-    <w:bookmarkStart w:id="123" w:name="X7ad42e4ba87689c7356ff47da0c3a62acb6be13"/>
+    <w:bookmarkEnd w:id="122"/>
+    <w:bookmarkStart w:id="124" w:name="X7ad42e4ba87689c7356ff47da0c3a62acb6be13"/>
     <w:p>
       <w:pPr>
         <w:pStyle w:val="Bibliography"/>
@@ -5826,7 +10687,7 @@
       <w:r>
         <w:t xml:space="preserve"> </w:t>
       </w:r>
-      <w:hyperlink r:id="rId122">
+      <w:hyperlink r:id="rId123">
         <w:r>
           <w:rPr>
             <w:rStyle w:val="Hyperlink"/>
@@ -5835,8 +10696,8 @@
         </w:r>
       </w:hyperlink>
     </w:p>
-    <w:bookmarkEnd w:id="123"/>
-    <w:bookmarkStart w:id="128" w:name="ref-doi:10.1093/jamia/ocab278"/>
+    <w:bookmarkEnd w:id="124"/>
+    <w:bookmarkStart w:id="129" w:name="ref-doi:10.1093/jamia/ocab278"/>
     <w:p>
       <w:pPr>
         <w:pStyle w:val="Bibliography"/>
@@ -5882,7 +10743,7 @@
       <w:r>
         <w:t xml:space="preserve"> </w:t>
       </w:r>
-      <w:hyperlink r:id="rId124">
+      <w:hyperlink r:id="rId125">
         <w:r>
           <w:rPr>
             <w:rStyle w:val="Hyperlink"/>
@@ -5899,7 +10760,7 @@
       <w:r>
         <w:t xml:space="preserve"> </w:t>
       </w:r>
-      <w:hyperlink r:id="rId125">
+      <w:hyperlink r:id="rId126">
         <w:r>
           <w:rPr>
             <w:rStyle w:val="Hyperlink"/>
@@ -5916,7 +10777,7 @@
       <w:r>
         <w:t xml:space="preserve"> </w:t>
       </w:r>
-      <w:hyperlink r:id="rId126">
+      <w:hyperlink r:id="rId127">
         <w:r>
           <w:rPr>
             <w:rStyle w:val="Hyperlink"/>
@@ -5933,7 +10794,7 @@
       <w:r>
         <w:t xml:space="preserve"> </w:t>
       </w:r>
-      <w:hyperlink r:id="rId127">
+      <w:hyperlink r:id="rId128">
         <w:r>
           <w:rPr>
             <w:rStyle w:val="Hyperlink"/>
@@ -5942,8 +10803,8 @@
         </w:r>
       </w:hyperlink>
     </w:p>
-    <w:bookmarkEnd w:id="128"/>
-    <w:bookmarkStart w:id="131" w:name="ref-doi:10.48550/arXiv.2509.12709"/>
+    <w:bookmarkEnd w:id="129"/>
+    <w:bookmarkStart w:id="132" w:name="ref-doi:10.48550/arXiv.2509.12709"/>
     <w:p>
       <w:pPr>
         <w:pStyle w:val="Bibliography"/>
@@ -5989,7 +10850,7 @@
       <w:r>
         <w:t xml:space="preserve"> </w:t>
       </w:r>
-      <w:hyperlink r:id="rId129">
+      <w:hyperlink r:id="rId130">
         <w:r>
           <w:rPr>
             <w:rStyle w:val="Hyperlink"/>
@@ -6006,7 +10867,7 @@
       <w:r>
         <w:t xml:space="preserve"> </w:t>
       </w:r>
-      <w:hyperlink r:id="rId130">
+      <w:hyperlink r:id="rId131">
         <w:r>
           <w:rPr>
             <w:rStyle w:val="Hyperlink"/>
@@ -6015,8 +10876,8 @@
         </w:r>
       </w:hyperlink>
     </w:p>
-    <w:bookmarkEnd w:id="131"/>
-    <w:bookmarkStart w:id="133" w:name="Xc1554ee4988a5c64dd2a8bc05a8ce444d54a496"/>
+    <w:bookmarkEnd w:id="132"/>
+    <w:bookmarkStart w:id="134" w:name="Xc1554ee4988a5c64dd2a8bc05a8ce444d54a496"/>
     <w:p>
       <w:pPr>
         <w:pStyle w:val="Bibliography"/>
@@ -6040,7 +10901,7 @@
       <w:r>
         <w:t xml:space="preserve"> </w:t>
       </w:r>
-      <w:hyperlink r:id="rId132">
+      <w:hyperlink r:id="rId133">
         <w:r>
           <w:rPr>
             <w:rStyle w:val="Hyperlink"/>
@@ -6049,8 +10910,8 @@
         </w:r>
       </w:hyperlink>
     </w:p>
-    <w:bookmarkEnd w:id="133"/>
-    <w:bookmarkStart w:id="138" w:name="ref-doi:10.1007/s10488-013-0528-y"/>
+    <w:bookmarkEnd w:id="134"/>
+    <w:bookmarkStart w:id="139" w:name="ref-doi:10.1007/s10488-013-0528-y"/>
     <w:p>
       <w:pPr>
         <w:pStyle w:val="Bibliography"/>
@@ -6096,7 +10957,7 @@
       <w:r>
         <w:t xml:space="preserve"> </w:t>
       </w:r>
-      <w:hyperlink r:id="rId134">
+      <w:hyperlink r:id="rId135">
         <w:r>
           <w:rPr>
             <w:rStyle w:val="Hyperlink"/>
@@ -6113,7 +10974,7 @@
       <w:r>
         <w:t xml:space="preserve"> </w:t>
       </w:r>
-      <w:hyperlink r:id="rId135">
+      <w:hyperlink r:id="rId136">
         <w:r>
           <w:rPr>
             <w:rStyle w:val="Hyperlink"/>
@@ -6130,7 +10991,7 @@
       <w:r>
         <w:t xml:space="preserve"> </w:t>
       </w:r>
-      <w:hyperlink r:id="rId136">
+      <w:hyperlink r:id="rId137">
         <w:r>
           <w:rPr>
             <w:rStyle w:val="Hyperlink"/>
@@ -6147,7 +11008,7 @@
       <w:r>
         <w:t xml:space="preserve"> </w:t>
       </w:r>
-      <w:hyperlink r:id="rId137">
+      <w:hyperlink r:id="rId138">
         <w:r>
           <w:rPr>
             <w:rStyle w:val="Hyperlink"/>
@@ -6156,8 +11017,8 @@
         </w:r>
       </w:hyperlink>
     </w:p>
-    <w:bookmarkEnd w:id="138"/>
-    <w:bookmarkStart w:id="143" w:name="ref-doi:10.1002/jgf2.736"/>
+    <w:bookmarkEnd w:id="139"/>
+    <w:bookmarkStart w:id="144" w:name="ref-doi:10.1002/jgf2.736"/>
     <w:p>
       <w:pPr>
         <w:pStyle w:val="Bibliography"/>
@@ -6203,7 +11064,7 @@
       <w:r>
         <w:t xml:space="preserve"> </w:t>
       </w:r>
-      <w:hyperlink r:id="rId139">
+      <w:hyperlink r:id="rId140">
         <w:r>
           <w:rPr>
             <w:rStyle w:val="Hyperlink"/>
@@ -6220,7 +11081,7 @@
       <w:r>
         <w:t xml:space="preserve"> </w:t>
       </w:r>
-      <w:hyperlink r:id="rId140">
+      <w:hyperlink r:id="rId141">
         <w:r>
           <w:rPr>
             <w:rStyle w:val="Hyperlink"/>
@@ -6237,7 +11098,7 @@
       <w:r>
         <w:t xml:space="preserve"> </w:t>
       </w:r>
-      <w:hyperlink r:id="rId141">
+      <w:hyperlink r:id="rId142">
         <w:r>
           <w:rPr>
             <w:rStyle w:val="Hyperlink"/>
@@ -6254,7 +11115,7 @@
       <w:r>
         <w:t xml:space="preserve"> </w:t>
       </w:r>
-      <w:hyperlink r:id="rId142">
+      <w:hyperlink r:id="rId143">
         <w:r>
           <w:rPr>
             <w:rStyle w:val="Hyperlink"/>
@@ -6263,8 +11124,8 @@
         </w:r>
       </w:hyperlink>
     </w:p>
-    <w:bookmarkEnd w:id="143"/>
-    <w:bookmarkStart w:id="145" w:name="X76ee81cf61288aec0f48b9d17d5a06038eee18d"/>
+    <w:bookmarkEnd w:id="144"/>
+    <w:bookmarkStart w:id="146" w:name="X76ee81cf61288aec0f48b9d17d5a06038eee18d"/>
     <w:p>
       <w:pPr>
         <w:pStyle w:val="Bibliography"/>
@@ -6278,7 +11139,7 @@
       <w:r>
         <w:t xml:space="preserve">	</w:t>
       </w:r>
-      <w:hyperlink r:id="rId144">
+      <w:hyperlink r:id="rId145">
         <w:r>
           <w:rPr>
             <w:rStyle w:val="Hyperlink"/>
@@ -6287,8 +11148,8 @@
         </w:r>
       </w:hyperlink>
     </w:p>
-    <w:bookmarkEnd w:id="145"/>
-    <w:bookmarkStart w:id="148" w:name="ref-pmid:30861395"/>
+    <w:bookmarkEnd w:id="146"/>
+    <w:bookmarkStart w:id="149" w:name="ref-pmid:30861395"/>
     <w:p>
       <w:pPr>
         <w:pStyle w:val="Bibliography"/>
@@ -6334,7 +11195,7 @@
       <w:r>
         <w:t xml:space="preserve"> </w:t>
       </w:r>
-      <w:hyperlink r:id="rId146">
+      <w:hyperlink r:id="rId147">
         <w:r>
           <w:rPr>
             <w:rStyle w:val="Hyperlink"/>
@@ -6351,7 +11212,7 @@
       <w:r>
         <w:t xml:space="preserve"> </w:t>
       </w:r>
-      <w:hyperlink r:id="rId147">
+      <w:hyperlink r:id="rId148">
         <w:r>
           <w:rPr>
             <w:rStyle w:val="Hyperlink"/>
@@ -6368,7 +11229,7 @@
       <w:r>
         <w:t xml:space="preserve"> </w:t>
       </w:r>
-      <w:hyperlink r:id="rId146">
+      <w:hyperlink r:id="rId147">
         <w:r>
           <w:rPr>
             <w:rStyle w:val="Hyperlink"/>
@@ -6377,8 +11238,8 @@
         </w:r>
       </w:hyperlink>
     </w:p>
-    <w:bookmarkEnd w:id="148"/>
-    <w:bookmarkStart w:id="153" w:name="ref-doi:10.1016/j.socscimed.2017.03.041"/>
+    <w:bookmarkEnd w:id="149"/>
+    <w:bookmarkStart w:id="154" w:name="ref-doi:10.1016/j.socscimed.2017.03.041"/>
     <w:p>
       <w:pPr>
         <w:pStyle w:val="Bibliography"/>
@@ -6424,7 +11285,7 @@
       <w:r>
         <w:t xml:space="preserve"> </w:t>
       </w:r>
-      <w:hyperlink r:id="rId149">
+      <w:hyperlink r:id="rId150">
         <w:r>
           <w:rPr>
             <w:rStyle w:val="Hyperlink"/>
@@ -6441,7 +11302,7 @@
       <w:r>
         <w:t xml:space="preserve"> </w:t>
       </w:r>
-      <w:hyperlink r:id="rId150">
+      <w:hyperlink r:id="rId151">
         <w:r>
           <w:rPr>
             <w:rStyle w:val="Hyperlink"/>
@@ -6458,7 +11319,7 @@
       <w:r>
         <w:t xml:space="preserve"> </w:t>
       </w:r>
-      <w:hyperlink r:id="rId151">
+      <w:hyperlink r:id="rId152">
         <w:r>
           <w:rPr>
             <w:rStyle w:val="Hyperlink"/>
@@ -6475,7 +11336,7 @@
       <w:r>
         <w:t xml:space="preserve"> </w:t>
       </w:r>
-      <w:hyperlink r:id="rId152">
+      <w:hyperlink r:id="rId153">
         <w:r>
           <w:rPr>
             <w:rStyle w:val="Hyperlink"/>
@@ -6484,8 +11345,8 @@
         </w:r>
       </w:hyperlink>
     </w:p>
-    <w:bookmarkEnd w:id="153"/>
-    <w:bookmarkStart w:id="155" w:name="X95f22a201431050b3e5367321fb4ecc35cbc91c"/>
+    <w:bookmarkEnd w:id="154"/>
+    <w:bookmarkStart w:id="156" w:name="X95f22a201431050b3e5367321fb4ecc35cbc91c"/>
     <w:p>
       <w:pPr>
         <w:pStyle w:val="Bibliography"/>
@@ -6509,7 +11370,7 @@
       <w:r>
         <w:t xml:space="preserve"> </w:t>
       </w:r>
-      <w:hyperlink r:id="rId154">
+      <w:hyperlink r:id="rId155">
         <w:r>
           <w:rPr>
             <w:rStyle w:val="Hyperlink"/>
@@ -6518,8 +11379,8 @@
         </w:r>
       </w:hyperlink>
     </w:p>
-    <w:bookmarkEnd w:id="155"/>
-    <w:bookmarkStart w:id="157" w:name="X999055200295ead81fddf881b6ef724ff612aa1"/>
+    <w:bookmarkEnd w:id="156"/>
+    <w:bookmarkStart w:id="158" w:name="X999055200295ead81fddf881b6ef724ff612aa1"/>
     <w:p>
       <w:pPr>
         <w:pStyle w:val="Bibliography"/>
@@ -6543,7 +11404,7 @@
       <w:r>
         <w:t xml:space="preserve"> </w:t>
       </w:r>
-      <w:hyperlink r:id="rId156">
+      <w:hyperlink r:id="rId157">
         <w:r>
           <w:rPr>
             <w:rStyle w:val="Hyperlink"/>
@@ -6552,9 +11413,9 @@
         </w:r>
       </w:hyperlink>
     </w:p>
-    <w:bookmarkEnd w:id="157"/>
     <w:bookmarkEnd w:id="158"/>
     <w:bookmarkEnd w:id="159"/>
+    <w:bookmarkEnd w:id="160"/>
     <w:sectPr>
       <w:footnotePr>
         <w:numRestart w:val="eachSect"/>

--- a/manuscript.docx
+++ b/manuscript.docx
@@ -8695,7 +8695,7 @@
       </w:tr>
     </w:tbl>
     <w:bookmarkEnd w:id="36"/>
-    <w:bookmarkStart w:id="160" w:name="references"/>
+    <w:bookmarkStart w:id="100" w:name="references"/>
     <w:p>
       <w:pPr>
         <w:pStyle w:val="Heading1"/>
@@ -8704,8 +8704,8 @@
         <w:t xml:space="preserve">References</w:t>
       </w:r>
     </w:p>
-    <w:bookmarkStart w:id="159" w:name="refs"/>
-    <w:bookmarkStart w:id="40" w:name="ref-pmid:24071849"/>
+    <w:bookmarkStart w:id="99" w:name="refs"/>
+    <w:bookmarkStart w:id="38" w:name="ref-pmid:24071849"/>
     <w:p>
       <w:pPr>
         <w:pStyle w:val="Bibliography"/>
@@ -8721,29 +8721,16 @@
       </w:r>
       <w:r>
         <w:rPr>
-          <w:b/>
-          <w:bCs/>
-        </w:rPr>
-        <w:t xml:space="preserve">The Cancer Genome Atlas Pan-Cancer analysis project.</w:t>
-      </w:r>
-      <w:r>
-        <w:t xml:space="preserve">, John N Weinstein, Eric A Collisson, Gordon B Mills, Kenna RMills Shaw, Brad A Ozenberger, Kyle Ellrott, Ilya Shmulevich, Chris Sander, Joshua M Stuart</w:t>
-      </w:r>
-      <w:r>
-        <w:t xml:space="preserve"> </w:t>
-      </w:r>
-      <w:r>
-        <w:rPr>
           <w:i/>
           <w:iCs/>
         </w:rPr>
-        <w:t xml:space="preserve">Nature genetics</w:t>
-      </w:r>
-      <w:r>
-        <w:t xml:space="preserve"> </w:t>
-      </w:r>
-      <w:r>
-        <w:t xml:space="preserve">(2013-10)</w:t>
+        <w:t xml:space="preserve">et al.</w:t>
+      </w:r>
+      <w:r>
+        <w:t xml:space="preserve"> </w:t>
+      </w:r>
+      <w:r>
+        <w:t xml:space="preserve">(2013)</w:t>
       </w:r>
       <w:r>
         <w:t xml:space="preserve"> </w:t>
@@ -8753,48 +8740,59 @@
           <w:rPr>
             <w:rStyle w:val="Hyperlink"/>
           </w:rPr>
-          <w:t xml:space="preserve">https://www.ncbi.nlm.nih.gov/pubmed/24071849</w:t>
+          <w:t xml:space="preserve">The Cancer Genome Atlas Pan-Cancer analysis project.</w:t>
         </w:r>
       </w:hyperlink>
       <w:r>
         <w:t xml:space="preserve"> </w:t>
       </w:r>
       <w:r>
-        <w:t xml:space="preserve">DOI:</w:t>
-      </w:r>
-      <w:r>
-        <w:t xml:space="preserve"> </w:t>
-      </w:r>
-      <w:hyperlink r:id="rId38">
-        <w:r>
-          <w:rPr>
-            <w:rStyle w:val="Hyperlink"/>
-          </w:rPr>
-          <w:t xml:space="preserve">10.1038/ng.2764</w:t>
-        </w:r>
-      </w:hyperlink>
-      <w:r>
-        <w:t xml:space="preserve"> </w:t>
-      </w:r>
-      <w:r>
-        <w:t xml:space="preserve">· PMID:</w:t>
-      </w:r>
-      <w:r>
-        <w:t xml:space="preserve"> </w:t>
-      </w:r>
-      <w:hyperlink r:id="rId37">
-        <w:r>
-          <w:rPr>
-            <w:rStyle w:val="Hyperlink"/>
-          </w:rPr>
-          <w:t xml:space="preserve">24071849</w:t>
-        </w:r>
-      </w:hyperlink>
-      <w:r>
-        <w:t xml:space="preserve"> </w:t>
-      </w:r>
-      <w:r>
-        <w:t xml:space="preserve">· PMCID:</w:t>
+        <w:rPr>
+          <w:i/>
+          <w:iCs/>
+        </w:rPr>
+        <w:t xml:space="preserve">Nat Genet</w:t>
+      </w:r>
+      <w:r>
+        <w:t xml:space="preserve"> </w:t>
+      </w:r>
+      <w:r>
+        <w:t xml:space="preserve">45, 1113–20</w:t>
+      </w:r>
+    </w:p>
+    <w:bookmarkEnd w:id="38"/>
+    <w:bookmarkStart w:id="40" w:name="ref-doi:10.1038/ng.2653"/>
+    <w:p>
+      <w:pPr>
+        <w:pStyle w:val="Bibliography"/>
+      </w:pPr>
+      <w:r>
+        <w:t xml:space="preserve">2.</w:t>
+      </w:r>
+      <w:r>
+        <w:t xml:space="preserve"> </w:t>
+      </w:r>
+      <w:r>
+        <w:t xml:space="preserve">	</w:t>
+      </w:r>
+      <w:r>
+        <w:t xml:space="preserve">Lonsdale, J.</w:t>
+      </w:r>
+      <w:r>
+        <w:t xml:space="preserve"> </w:t>
+      </w:r>
+      <w:r>
+        <w:rPr>
+          <w:i/>
+          <w:iCs/>
+        </w:rPr>
+        <w:t xml:space="preserve">et al.</w:t>
+      </w:r>
+      <w:r>
+        <w:t xml:space="preserve"> </w:t>
+      </w:r>
+      <w:r>
+        <w:t xml:space="preserve">(2013)</w:t>
       </w:r>
       <w:r>
         <w:t xml:space="preserve"> </w:t>
@@ -8804,18 +8802,37 @@
           <w:rPr>
             <w:rStyle w:val="Hyperlink"/>
           </w:rPr>
-          <w:t xml:space="preserve">PMC3919969</w:t>
+          <w:t xml:space="preserve">The Genotype-Tissue Expression (GTEx) project</w:t>
         </w:r>
       </w:hyperlink>
+      <w:r>
+        <w:t xml:space="preserve">.</w:t>
+      </w:r>
+      <w:r>
+        <w:t xml:space="preserve"> </w:t>
+      </w:r>
+      <w:r>
+        <w:rPr>
+          <w:i/>
+          <w:iCs/>
+        </w:rPr>
+        <w:t xml:space="preserve">Nat Genet</w:t>
+      </w:r>
+      <w:r>
+        <w:t xml:space="preserve"> </w:t>
+      </w:r>
+      <w:r>
+        <w:t xml:space="preserve">45, 580–585</w:t>
+      </w:r>
     </w:p>
     <w:bookmarkEnd w:id="40"/>
-    <w:bookmarkStart w:id="45" w:name="ref-doi:10.1038/ng.2653"/>
+    <w:bookmarkStart w:id="42" w:name="ref-doi:10.1056/NEJMsr1809937"/>
     <w:p>
       <w:pPr>
         <w:pStyle w:val="Bibliography"/>
       </w:pPr>
       <w:r>
-        <w:t xml:space="preserve">2.</w:t>
+        <w:t xml:space="preserve">3.</w:t>
       </w:r>
       <w:r>
         <w:t xml:space="preserve"> </w:t>
@@ -8824,33 +8841,7 @@
         <w:t xml:space="preserve">	</w:t>
       </w:r>
       <w:r>
-        <w:rPr>
-          <w:b/>
-          <w:bCs/>
-        </w:rPr>
-        <w:t xml:space="preserve">The Genotype-Tissue Expression (GTEx) project</w:t>
-      </w:r>
-      <w:r>
-        <w:t xml:space="preserve"> </w:t>
-      </w:r>
-      <w:r>
-        <w:t xml:space="preserve">John Lonsdale, Jeffrey Thomas, Mike Salvatore, Rebecca Phillips, Edmund Lo, Saboor Shad, Richard Hasz, Gary Walters, Fernando Garcia, Nancy Young, … Helen F Moore</w:t>
-      </w:r>
-      <w:r>
-        <w:t xml:space="preserve"> </w:t>
-      </w:r>
-      <w:r>
-        <w:rPr>
-          <w:i/>
-          <w:iCs/>
-        </w:rPr>
-        <w:t xml:space="preserve">Nature Genetics</w:t>
-      </w:r>
-      <w:r>
-        <w:t xml:space="preserve"> </w:t>
-      </w:r>
-      <w:r>
-        <w:t xml:space="preserve">(2013-05-29)</w:t>
+        <w:t xml:space="preserve">(2019)</w:t>
       </w:r>
       <w:r>
         <w:t xml:space="preserve"> </w:t>
@@ -8860,31 +8851,86 @@
           <w:rPr>
             <w:rStyle w:val="Hyperlink"/>
           </w:rPr>
-          <w:t xml:space="preserve">https://doi.org/gd5z68</w:t>
+          <w:t xml:space="preserve">The</w:t>
         </w:r>
-      </w:hyperlink>
-      <w:r>
-        <w:t xml:space="preserve"> </w:t>
-      </w:r>
-      <w:r>
-        <w:t xml:space="preserve">DOI:</w:t>
-      </w:r>
-      <w:r>
-        <w:t xml:space="preserve"> </w:t>
-      </w:r>
-      <w:hyperlink r:id="rId42">
         <w:r>
           <w:rPr>
             <w:rStyle w:val="Hyperlink"/>
           </w:rPr>
-          <w:t xml:space="preserve">10.1038/ng.2653</w:t>
+          <w:t xml:space="preserve"> </w:t>
+        </w:r>
+        <w:r>
+          <w:rPr>
+            <w:rStyle w:val="Hyperlink"/>
+          </w:rPr>
+          <w:t xml:space="preserve">“All of Us”</w:t>
+        </w:r>
+        <w:r>
+          <w:rPr>
+            <w:rStyle w:val="Hyperlink"/>
+          </w:rPr>
+          <w:t xml:space="preserve"> </w:t>
+        </w:r>
+        <w:r>
+          <w:rPr>
+            <w:rStyle w:val="Hyperlink"/>
+          </w:rPr>
+          <w:t xml:space="preserve">Research Program</w:t>
         </w:r>
       </w:hyperlink>
       <w:r>
-        <w:t xml:space="preserve"> </w:t>
-      </w:r>
-      <w:r>
-        <w:t xml:space="preserve">· PMID:</w:t>
+        <w:t xml:space="preserve">.</w:t>
+      </w:r>
+      <w:r>
+        <w:t xml:space="preserve"> </w:t>
+      </w:r>
+      <w:r>
+        <w:rPr>
+          <w:i/>
+          <w:iCs/>
+        </w:rPr>
+        <w:t xml:space="preserve">N Engl J Med</w:t>
+      </w:r>
+      <w:r>
+        <w:t xml:space="preserve"> </w:t>
+      </w:r>
+      <w:r>
+        <w:t xml:space="preserve">381, 668–676</w:t>
+      </w:r>
+    </w:p>
+    <w:bookmarkEnd w:id="42"/>
+    <w:bookmarkStart w:id="44" w:name="ref-doi:10.1093/gigascience/giac105"/>
+    <w:p>
+      <w:pPr>
+        <w:pStyle w:val="Bibliography"/>
+      </w:pPr>
+      <w:r>
+        <w:t xml:space="preserve">4.</w:t>
+      </w:r>
+      <w:r>
+        <w:t xml:space="preserve"> </w:t>
+      </w:r>
+      <w:r>
+        <w:t xml:space="preserve">	</w:t>
+      </w:r>
+      <w:r>
+        <w:t xml:space="preserve">Charbonneau, A.L.</w:t>
+      </w:r>
+      <w:r>
+        <w:t xml:space="preserve"> </w:t>
+      </w:r>
+      <w:r>
+        <w:rPr>
+          <w:i/>
+          <w:iCs/>
+        </w:rPr>
+        <w:t xml:space="preserve">et al.</w:t>
+      </w:r>
+      <w:r>
+        <w:t xml:space="preserve"> </w:t>
+      </w:r>
+      <w:r>
+        <w:t xml:space="preserve">(2022)</w:t>
       </w:r>
       <w:r>
         <w:t xml:space="preserve"> </w:t>
@@ -8894,166 +8940,11 @@
           <w:rPr>
             <w:rStyle w:val="Hyperlink"/>
           </w:rPr>
-          <w:t xml:space="preserve">23715323</w:t>
+          <w:t xml:space="preserve">Making Common Fund data more findable: catalyzing a data ecosystem</w:t>
         </w:r>
       </w:hyperlink>
       <w:r>
-        <w:t xml:space="preserve"> </w:t>
-      </w:r>
-      <w:r>
-        <w:t xml:space="preserve">· PMCID:</w:t>
-      </w:r>
-      <w:r>
-        <w:t xml:space="preserve"> </w:t>
-      </w:r>
-      <w:hyperlink r:id="rId44">
-        <w:r>
-          <w:rPr>
-            <w:rStyle w:val="Hyperlink"/>
-          </w:rPr>
-          <w:t xml:space="preserve">PMC4010069</w:t>
-        </w:r>
-      </w:hyperlink>
-    </w:p>
-    <w:bookmarkEnd w:id="45"/>
-    <w:bookmarkStart w:id="49" w:name="ref-doi:10.1056/NEJMsr1809937"/>
-    <w:p>
-      <w:pPr>
-        <w:pStyle w:val="Bibliography"/>
-      </w:pPr>
-      <w:r>
-        <w:t xml:space="preserve">3.</w:t>
-      </w:r>
-      <w:r>
-        <w:t xml:space="preserve"> </w:t>
-      </w:r>
-      <w:r>
-        <w:t xml:space="preserve">	</w:t>
-      </w:r>
-      <w:r>
-        <w:rPr>
-          <w:b/>
-          <w:bCs/>
-        </w:rPr>
-        <w:t xml:space="preserve">The</w:t>
-      </w:r>
-      <w:r>
-        <w:rPr>
-          <w:b/>
-          <w:bCs/>
-        </w:rPr>
-        <w:t xml:space="preserve"> </w:t>
-      </w:r>
-      <w:r>
-        <w:rPr>
-          <w:b/>
-          <w:bCs/>
-        </w:rPr>
-        <w:t xml:space="preserve">“All of Us”</w:t>
-      </w:r>
-      <w:r>
-        <w:rPr>
-          <w:b/>
-          <w:bCs/>
-        </w:rPr>
-        <w:t xml:space="preserve"> </w:t>
-      </w:r>
-      <w:r>
-        <w:rPr>
-          <w:b/>
-          <w:bCs/>
-        </w:rPr>
-        <w:t xml:space="preserve">Research Program</w:t>
-      </w:r>
-      <w:r>
-        <w:t xml:space="preserve"> </w:t>
-      </w:r>
-      <w:r>
-        <w:rPr>
-          <w:i/>
-          <w:iCs/>
-        </w:rPr>
-        <w:t xml:space="preserve">New England Journal of Medicine</w:t>
-      </w:r>
-      <w:r>
-        <w:t xml:space="preserve"> </w:t>
-      </w:r>
-      <w:r>
-        <w:t xml:space="preserve">(2019-08-15)</w:t>
-      </w:r>
-      <w:r>
-        <w:t xml:space="preserve"> </w:t>
-      </w:r>
-      <w:hyperlink r:id="rId46">
-        <w:r>
-          <w:rPr>
-            <w:rStyle w:val="Hyperlink"/>
-          </w:rPr>
-          <w:t xml:space="preserve">https://doi.org/ggjdzj</w:t>
-        </w:r>
-      </w:hyperlink>
-      <w:r>
-        <w:t xml:space="preserve"> </w:t>
-      </w:r>
-      <w:r>
-        <w:t xml:space="preserve">DOI:</w:t>
-      </w:r>
-      <w:r>
-        <w:t xml:space="preserve"> </w:t>
-      </w:r>
-      <w:hyperlink r:id="rId47">
-        <w:r>
-          <w:rPr>
-            <w:rStyle w:val="Hyperlink"/>
-          </w:rPr>
-          <w:t xml:space="preserve">10.1056/nejmsr1809937</w:t>
-        </w:r>
-      </w:hyperlink>
-      <w:r>
-        <w:t xml:space="preserve"> </w:t>
-      </w:r>
-      <w:r>
-        <w:t xml:space="preserve">· PMID:</w:t>
-      </w:r>
-      <w:r>
-        <w:t xml:space="preserve"> </w:t>
-      </w:r>
-      <w:hyperlink r:id="rId48">
-        <w:r>
-          <w:rPr>
-            <w:rStyle w:val="Hyperlink"/>
-          </w:rPr>
-          <w:t xml:space="preserve">31412182</w:t>
-        </w:r>
-      </w:hyperlink>
-    </w:p>
-    <w:bookmarkEnd w:id="49"/>
-    <w:bookmarkStart w:id="54" w:name="ref-doi:10.1093/gigascience/giac105"/>
-    <w:p>
-      <w:pPr>
-        <w:pStyle w:val="Bibliography"/>
-      </w:pPr>
-      <w:r>
-        <w:t xml:space="preserve">4.</w:t>
-      </w:r>
-      <w:r>
-        <w:t xml:space="preserve"> </w:t>
-      </w:r>
-      <w:r>
-        <w:t xml:space="preserve">	</w:t>
-      </w:r>
-      <w:r>
-        <w:rPr>
-          <w:b/>
-          <w:bCs/>
-        </w:rPr>
-        <w:t xml:space="preserve">Making Common Fund data more findable: catalyzing a data ecosystem</w:t>
-      </w:r>
-      <w:r>
-        <w:t xml:space="preserve"> </w:t>
-      </w:r>
-      <w:r>
-        <w:t xml:space="preserve">Amanda L Charbonneau, Arthur Brady, Karl Czajkowski, Jain Aluvathingal, Saranya Canchi, Robert Carter, Kyle Chard, Daniel JB Clarke, Jonathan Crabtree, Heather H Creasy, … Owen White</w:t>
+        <w:t xml:space="preserve">.</w:t>
       </w:r>
       <w:r>
         <w:t xml:space="preserve"> </w:t>
@@ -9069,73 +8960,11 @@
         <w:t xml:space="preserve"> </w:t>
       </w:r>
       <w:r>
-        <w:t xml:space="preserve">(2022)</w:t>
-      </w:r>
-      <w:r>
-        <w:t xml:space="preserve"> </w:t>
-      </w:r>
-      <w:hyperlink r:id="rId50">
-        <w:r>
-          <w:rPr>
-            <w:rStyle w:val="Hyperlink"/>
-          </w:rPr>
-          <w:t xml:space="preserve">https://doi.org/gsxq6b</w:t>
-        </w:r>
-      </w:hyperlink>
-      <w:r>
-        <w:t xml:space="preserve"> </w:t>
-      </w:r>
-      <w:r>
-        <w:t xml:space="preserve">DOI:</w:t>
-      </w:r>
-      <w:r>
-        <w:t xml:space="preserve"> </w:t>
-      </w:r>
-      <w:hyperlink r:id="rId51">
-        <w:r>
-          <w:rPr>
-            <w:rStyle w:val="Hyperlink"/>
-          </w:rPr>
-          <w:t xml:space="preserve">10.1093/gigascience/giac105</w:t>
-        </w:r>
-      </w:hyperlink>
-      <w:r>
-        <w:t xml:space="preserve"> </w:t>
-      </w:r>
-      <w:r>
-        <w:t xml:space="preserve">· PMID:</w:t>
-      </w:r>
-      <w:r>
-        <w:t xml:space="preserve"> </w:t>
-      </w:r>
-      <w:hyperlink r:id="rId52">
-        <w:r>
-          <w:rPr>
-            <w:rStyle w:val="Hyperlink"/>
-          </w:rPr>
-          <w:t xml:space="preserve">36409836</w:t>
-        </w:r>
-      </w:hyperlink>
-      <w:r>
-        <w:t xml:space="preserve"> </w:t>
-      </w:r>
-      <w:r>
-        <w:t xml:space="preserve">· PMCID:</w:t>
-      </w:r>
-      <w:r>
-        <w:t xml:space="preserve"> </w:t>
-      </w:r>
-      <w:hyperlink r:id="rId53">
-        <w:r>
-          <w:rPr>
-            <w:rStyle w:val="Hyperlink"/>
-          </w:rPr>
-          <w:t xml:space="preserve">PMC9677336</w:t>
-        </w:r>
-      </w:hyperlink>
+        <w:t xml:space="preserve">11</w:t>
+      </w:r>
     </w:p>
-    <w:bookmarkEnd w:id="54"/>
-    <w:bookmarkStart w:id="56" w:name="X7a93631224c49a632e3119c84b1b3a6b629c733"/>
+    <w:bookmarkEnd w:id="44"/>
+    <w:bookmarkStart w:id="46" w:name="X7a93631224c49a632e3119c84b1b3a6b629c733"/>
     <w:p>
       <w:pPr>
         <w:pStyle w:val="Bibliography"/>
@@ -9149,7 +8978,13 @@
       <w:r>
         <w:t xml:space="preserve">	</w:t>
       </w:r>
-      <w:hyperlink r:id="rId55">
+      <w:r>
+        <w:t xml:space="preserve">[Online]. Available:</w:t>
+      </w:r>
+      <w:r>
+        <w:t xml:space="preserve"> </w:t>
+      </w:r>
+      <w:hyperlink r:id="rId45">
         <w:r>
           <w:rPr>
             <w:rStyle w:val="Hyperlink"/>
@@ -9158,8 +8993,8 @@
         </w:r>
       </w:hyperlink>
     </w:p>
-    <w:bookmarkEnd w:id="56"/>
-    <w:bookmarkStart w:id="57" w:name="ref-isbn:9780471465102"/>
+    <w:bookmarkEnd w:id="46"/>
+    <w:bookmarkStart w:id="47" w:name="ref-isbn:9780471465102"/>
     <w:p>
       <w:pPr>
         <w:pStyle w:val="Bibliography"/>
@@ -9174,17 +9009,7 @@
         <w:t xml:space="preserve">	</w:t>
       </w:r>
       <w:r>
-        <w:rPr>
-          <w:b/>
-          <w:bCs/>
-        </w:rPr>
-        <w:t xml:space="preserve">Decisions with multiple objectives: preferences and value tradeoffs</w:t>
-      </w:r>
-      <w:r>
-        <w:t xml:space="preserve"> </w:t>
-      </w:r>
-      <w:r>
-        <w:t xml:space="preserve">Ralph L Keeney, Howard Raiffa</w:t>
+        <w:t xml:space="preserve">Keeney, R.L. and Raiffa, H. (1976)</w:t>
       </w:r>
       <w:r>
         <w:t xml:space="preserve"> </w:t>
@@ -9194,23 +9019,14 @@
           <w:i/>
           <w:iCs/>
         </w:rPr>
-        <w:t xml:space="preserve">Wiley</w:t>
-      </w:r>
-      <w:r>
-        <w:t xml:space="preserve"> </w:t>
-      </w:r>
-      <w:r>
-        <w:t xml:space="preserve">(1976)</w:t>
-      </w:r>
-      <w:r>
-        <w:t xml:space="preserve"> </w:t>
-      </w:r>
-      <w:r>
-        <w:t xml:space="preserve">ISBN: 9780471465102</w:t>
+        <w:t xml:space="preserve">Decisions with multiple objectives: preferences and value tradeoffs</w:t>
+      </w:r>
+      <w:r>
+        <w:t xml:space="preserve">, Wiley</w:t>
       </w:r>
     </w:p>
-    <w:bookmarkEnd w:id="57"/>
-    <w:bookmarkStart w:id="58" w:name="ref-isbn:9780792375067"/>
+    <w:bookmarkEnd w:id="47"/>
+    <w:bookmarkStart w:id="48" w:name="ref-isbn:9780792375067"/>
     <w:p>
       <w:pPr>
         <w:pStyle w:val="Bibliography"/>
@@ -9225,17 +9041,7 @@
         <w:t xml:space="preserve">	</w:t>
       </w:r>
       <w:r>
-        <w:rPr>
-          <w:b/>
-          <w:bCs/>
-        </w:rPr>
-        <w:t xml:space="preserve">Advances in information security management &amp; small systems security: IFIP TC11 WG11.1/WG11.2 Eighth Annual Working Conference on Information Security Management &amp; Small Systems Security, September 27-28, 2001, Las Vegas, Nevada, USA</w:t>
-      </w:r>
-      <w:r>
-        <w:t xml:space="preserve"> </w:t>
-      </w:r>
-      <w:r>
-        <w:t xml:space="preserve">Jan HP Eloff (editor)</w:t>
+        <w:t xml:space="preserve">Eloff, J.H.P., ed. (2001)</w:t>
       </w:r>
       <w:r>
         <w:t xml:space="preserve"> </w:t>
@@ -9245,23 +9051,14 @@
           <w:i/>
           <w:iCs/>
         </w:rPr>
-        <w:t xml:space="preserve">Kluwer Academic Publishers</w:t>
-      </w:r>
-      <w:r>
-        <w:t xml:space="preserve"> </w:t>
-      </w:r>
-      <w:r>
-        <w:t xml:space="preserve">(2001)</w:t>
-      </w:r>
-      <w:r>
-        <w:t xml:space="preserve"> </w:t>
-      </w:r>
-      <w:r>
-        <w:t xml:space="preserve">ISBN: 9780792375067</w:t>
+        <w:t xml:space="preserve">Advances in information security management &amp; small systems security: IFIP TC11 WG11.1/WG11.2 Eighth Annual Working Conference on Information Security Management &amp; Small Systems Security, September 27-28, 2001, Las Vegas, Nevada, USA</w:t>
+      </w:r>
+      <w:r>
+        <w:t xml:space="preserve">, Kluwer Academic Publishers</w:t>
       </w:r>
     </w:p>
-    <w:bookmarkEnd w:id="58"/>
-    <w:bookmarkStart w:id="63" w:name="ref-doi:10.1038/sdata.2016.18"/>
+    <w:bookmarkEnd w:id="48"/>
+    <w:bookmarkStart w:id="50" w:name="ref-doi:10.1038/sdata.2016.18"/>
     <w:p>
       <w:pPr>
         <w:pStyle w:val="Bibliography"/>
@@ -9276,17 +9073,7 @@
         <w:t xml:space="preserve">	</w:t>
       </w:r>
       <w:r>
-        <w:rPr>
-          <w:b/>
-          <w:bCs/>
-        </w:rPr>
-        <w:t xml:space="preserve">The FAIR Guiding Principles for scientific data management and stewardship</w:t>
-      </w:r>
-      <w:r>
-        <w:t xml:space="preserve"> </w:t>
-      </w:r>
-      <w:r>
-        <w:t xml:space="preserve">Mark D Wilkinson, Michel Dumontier, IJsbrand Jan Aalbersberg, Gabrielle Appleton, Myles Axton, Arie Baak, Niklas Blomberg, Jan-Willem Boiten, Luiz Bonino da Silva Santos, Philip E Bourne, … Barend Mons</w:t>
+        <w:t xml:space="preserve">Wilkinson, M.D.</w:t>
       </w:r>
       <w:r>
         <w:t xml:space="preserve"> </w:t>
@@ -9296,13 +9083,338 @@
           <w:i/>
           <w:iCs/>
         </w:rPr>
-        <w:t xml:space="preserve">Scientific Data</w:t>
-      </w:r>
-      <w:r>
-        <w:t xml:space="preserve"> </w:t>
-      </w:r>
-      <w:r>
-        <w:t xml:space="preserve">(2016-03-15)</w:t>
+        <w:t xml:space="preserve">et al.</w:t>
+      </w:r>
+      <w:r>
+        <w:t xml:space="preserve"> </w:t>
+      </w:r>
+      <w:r>
+        <w:t xml:space="preserve">(2016)</w:t>
+      </w:r>
+      <w:r>
+        <w:t xml:space="preserve"> </w:t>
+      </w:r>
+      <w:hyperlink r:id="rId49">
+        <w:r>
+          <w:rPr>
+            <w:rStyle w:val="Hyperlink"/>
+          </w:rPr>
+          <w:t xml:space="preserve">The FAIR Guiding Principles for scientific data management and stewardship</w:t>
+        </w:r>
+      </w:hyperlink>
+      <w:r>
+        <w:t xml:space="preserve">.</w:t>
+      </w:r>
+      <w:r>
+        <w:t xml:space="preserve"> </w:t>
+      </w:r>
+      <w:r>
+        <w:rPr>
+          <w:i/>
+          <w:iCs/>
+        </w:rPr>
+        <w:t xml:space="preserve">Sci Data</w:t>
+      </w:r>
+      <w:r>
+        <w:t xml:space="preserve"> </w:t>
+      </w:r>
+      <w:r>
+        <w:t xml:space="preserve">3</w:t>
+      </w:r>
+    </w:p>
+    <w:bookmarkEnd w:id="50"/>
+    <w:bookmarkStart w:id="52" w:name="ref-doi:10.1038/sdata.2018.118"/>
+    <w:p>
+      <w:pPr>
+        <w:pStyle w:val="Bibliography"/>
+      </w:pPr>
+      <w:r>
+        <w:t xml:space="preserve">9.</w:t>
+      </w:r>
+      <w:r>
+        <w:t xml:space="preserve"> </w:t>
+      </w:r>
+      <w:r>
+        <w:t xml:space="preserve">	</w:t>
+      </w:r>
+      <w:r>
+        <w:t xml:space="preserve">Wilkinson, M.D.</w:t>
+      </w:r>
+      <w:r>
+        <w:t xml:space="preserve"> </w:t>
+      </w:r>
+      <w:r>
+        <w:rPr>
+          <w:i/>
+          <w:iCs/>
+        </w:rPr>
+        <w:t xml:space="preserve">et al.</w:t>
+      </w:r>
+      <w:r>
+        <w:t xml:space="preserve"> </w:t>
+      </w:r>
+      <w:r>
+        <w:t xml:space="preserve">(2018)</w:t>
+      </w:r>
+      <w:r>
+        <w:t xml:space="preserve"> </w:t>
+      </w:r>
+      <w:hyperlink r:id="rId51">
+        <w:r>
+          <w:rPr>
+            <w:rStyle w:val="Hyperlink"/>
+          </w:rPr>
+          <w:t xml:space="preserve">A design framework and exemplar metrics for FAIRness</w:t>
+        </w:r>
+      </w:hyperlink>
+      <w:r>
+        <w:t xml:space="preserve">.</w:t>
+      </w:r>
+      <w:r>
+        <w:t xml:space="preserve"> </w:t>
+      </w:r>
+      <w:r>
+        <w:rPr>
+          <w:i/>
+          <w:iCs/>
+        </w:rPr>
+        <w:t xml:space="preserve">Sci Data</w:t>
+      </w:r>
+      <w:r>
+        <w:t xml:space="preserve"> </w:t>
+      </w:r>
+      <w:r>
+        <w:t xml:space="preserve">5</w:t>
+      </w:r>
+    </w:p>
+    <w:bookmarkEnd w:id="52"/>
+    <w:bookmarkStart w:id="54" w:name="ref-doi:10.1371/journal.pone.0311493"/>
+    <w:p>
+      <w:pPr>
+        <w:pStyle w:val="Bibliography"/>
+      </w:pPr>
+      <w:r>
+        <w:t xml:space="preserve">10.</w:t>
+      </w:r>
+      <w:r>
+        <w:t xml:space="preserve"> </w:t>
+      </w:r>
+      <w:r>
+        <w:t xml:space="preserve">	</w:t>
+      </w:r>
+      <w:r>
+        <w:t xml:space="preserve">Colavizza, G.</w:t>
+      </w:r>
+      <w:r>
+        <w:t xml:space="preserve"> </w:t>
+      </w:r>
+      <w:r>
+        <w:rPr>
+          <w:i/>
+          <w:iCs/>
+        </w:rPr>
+        <w:t xml:space="preserve">et al.</w:t>
+      </w:r>
+      <w:r>
+        <w:t xml:space="preserve"> </w:t>
+      </w:r>
+      <w:r>
+        <w:t xml:space="preserve">(2024)</w:t>
+      </w:r>
+      <w:r>
+        <w:t xml:space="preserve"> </w:t>
+      </w:r>
+      <w:hyperlink r:id="rId53">
+        <w:r>
+          <w:rPr>
+            <w:rStyle w:val="Hyperlink"/>
+          </w:rPr>
+          <w:t xml:space="preserve">An analysis of the effects of sharing research data, code, and preprints on citations</w:t>
+        </w:r>
+      </w:hyperlink>
+      <w:r>
+        <w:t xml:space="preserve">.</w:t>
+      </w:r>
+      <w:r>
+        <w:t xml:space="preserve"> </w:t>
+      </w:r>
+      <w:r>
+        <w:rPr>
+          <w:i/>
+          <w:iCs/>
+        </w:rPr>
+        <w:t xml:space="preserve">PLoS ONE</w:t>
+      </w:r>
+      <w:r>
+        <w:t xml:space="preserve"> </w:t>
+      </w:r>
+      <w:r>
+        <w:t xml:space="preserve">19, e0311493</w:t>
+      </w:r>
+    </w:p>
+    <w:bookmarkEnd w:id="54"/>
+    <w:bookmarkStart w:id="56" w:name="ref-doi:10.1038/520429a"/>
+    <w:p>
+      <w:pPr>
+        <w:pStyle w:val="Bibliography"/>
+      </w:pPr>
+      <w:r>
+        <w:t xml:space="preserve">11.</w:t>
+      </w:r>
+      <w:r>
+        <w:t xml:space="preserve"> </w:t>
+      </w:r>
+      <w:r>
+        <w:t xml:space="preserve">	</w:t>
+      </w:r>
+      <w:r>
+        <w:t xml:space="preserve">Hicks, D.</w:t>
+      </w:r>
+      <w:r>
+        <w:t xml:space="preserve"> </w:t>
+      </w:r>
+      <w:r>
+        <w:rPr>
+          <w:i/>
+          <w:iCs/>
+        </w:rPr>
+        <w:t xml:space="preserve">et al.</w:t>
+      </w:r>
+      <w:r>
+        <w:t xml:space="preserve"> </w:t>
+      </w:r>
+      <w:r>
+        <w:t xml:space="preserve">(2015)</w:t>
+      </w:r>
+      <w:r>
+        <w:t xml:space="preserve"> </w:t>
+      </w:r>
+      <w:hyperlink r:id="rId55">
+        <w:r>
+          <w:rPr>
+            <w:rStyle w:val="Hyperlink"/>
+          </w:rPr>
+          <w:t xml:space="preserve">Bibliometrics: The Leiden Manifesto for research metrics</w:t>
+        </w:r>
+      </w:hyperlink>
+      <w:r>
+        <w:t xml:space="preserve">.</w:t>
+      </w:r>
+      <w:r>
+        <w:t xml:space="preserve"> </w:t>
+      </w:r>
+      <w:r>
+        <w:rPr>
+          <w:i/>
+          <w:iCs/>
+        </w:rPr>
+        <w:t xml:space="preserve">Nature</w:t>
+      </w:r>
+      <w:r>
+        <w:t xml:space="preserve"> </w:t>
+      </w:r>
+      <w:r>
+        <w:t xml:space="preserve">520, 429–431</w:t>
+      </w:r>
+    </w:p>
+    <w:bookmarkEnd w:id="56"/>
+    <w:bookmarkStart w:id="58" w:name="ref-doi:10.4103/1008-682X.171582"/>
+    <w:p>
+      <w:pPr>
+        <w:pStyle w:val="Bibliography"/>
+      </w:pPr>
+      <w:r>
+        <w:t xml:space="preserve">12.</w:t>
+      </w:r>
+      <w:r>
+        <w:t xml:space="preserve"> </w:t>
+      </w:r>
+      <w:r>
+        <w:t xml:space="preserve">	</w:t>
+      </w:r>
+      <w:r>
+        <w:t xml:space="preserve">Agarwal, A.</w:t>
+      </w:r>
+      <w:r>
+        <w:t xml:space="preserve"> </w:t>
+      </w:r>
+      <w:r>
+        <w:rPr>
+          <w:i/>
+          <w:iCs/>
+        </w:rPr>
+        <w:t xml:space="preserve">et al.</w:t>
+      </w:r>
+      <w:r>
+        <w:t xml:space="preserve"> </w:t>
+      </w:r>
+      <w:r>
+        <w:t xml:space="preserve">(2016)</w:t>
+      </w:r>
+      <w:r>
+        <w:t xml:space="preserve"> </w:t>
+      </w:r>
+      <w:hyperlink r:id="rId57">
+        <w:r>
+          <w:rPr>
+            <w:rStyle w:val="Hyperlink"/>
+          </w:rPr>
+          <w:t xml:space="preserve">Bibliometrics: tracking research impact by selecting the appropriate metrics</w:t>
+        </w:r>
+      </w:hyperlink>
+      <w:r>
+        <w:t xml:space="preserve">.</w:t>
+      </w:r>
+      <w:r>
+        <w:t xml:space="preserve"> </w:t>
+      </w:r>
+      <w:r>
+        <w:rPr>
+          <w:i/>
+          <w:iCs/>
+        </w:rPr>
+        <w:t xml:space="preserve">Asian J Androl</w:t>
+      </w:r>
+      <w:r>
+        <w:t xml:space="preserve"> </w:t>
+      </w:r>
+      <w:r>
+        <w:t xml:space="preserve">18, 296</w:t>
+      </w:r>
+    </w:p>
+    <w:bookmarkEnd w:id="58"/>
+    <w:bookmarkStart w:id="60" w:name="ref-doi:10.1101/2023.09.12.557386"/>
+    <w:p>
+      <w:pPr>
+        <w:pStyle w:val="Bibliography"/>
+      </w:pPr>
+      <w:r>
+        <w:t xml:space="preserve">13.</w:t>
+      </w:r>
+      <w:r>
+        <w:t xml:space="preserve"> </w:t>
+      </w:r>
+      <w:r>
+        <w:t xml:space="preserve">	</w:t>
+      </w:r>
+      <w:r>
+        <w:t xml:space="preserve">Emissah, H.</w:t>
+      </w:r>
+      <w:r>
+        <w:t xml:space="preserve"> </w:t>
+      </w:r>
+      <w:r>
+        <w:rPr>
+          <w:i/>
+          <w:iCs/>
+        </w:rPr>
+        <w:t xml:space="preserve">et al.</w:t>
+      </w:r>
+      <w:r>
+        <w:t xml:space="preserve"> </w:t>
+      </w:r>
+      <w:r>
+        <w:t xml:space="preserve">(2023)</w:t>
       </w:r>
       <w:r>
         <w:t xml:space="preserve"> </w:t>
@@ -9312,31 +9424,30 @@
           <w:rPr>
             <w:rStyle w:val="Hyperlink"/>
           </w:rPr>
-          <w:t xml:space="preserve">https://doi.org/bdd4</w:t>
+          <w:t xml:space="preserve">Bibliometric analysis of neuroscience publications quantifies the impact of data sharing</w:t>
         </w:r>
       </w:hyperlink>
       <w:r>
-        <w:t xml:space="preserve"> </w:t>
-      </w:r>
-      <w:r>
-        <w:t xml:space="preserve">DOI:</w:t>
-      </w:r>
-      <w:r>
-        <w:t xml:space="preserve"> </w:t>
-      </w:r>
-      <w:hyperlink r:id="rId60">
-        <w:r>
-          <w:rPr>
-            <w:rStyle w:val="Hyperlink"/>
-          </w:rPr>
-          <w:t xml:space="preserve">10.1038/sdata.2016.18</w:t>
-        </w:r>
-      </w:hyperlink>
-      <w:r>
-        <w:t xml:space="preserve"> </w:t>
-      </w:r>
-      <w:r>
-        <w:t xml:space="preserve">· PMID:</w:t>
+        <w:t xml:space="preserve">openRxiv</w:t>
+      </w:r>
+    </w:p>
+    <w:bookmarkEnd w:id="60"/>
+    <w:bookmarkStart w:id="62" w:name="ref-doi:10.2196/63544"/>
+    <w:p>
+      <w:pPr>
+        <w:pStyle w:val="Bibliography"/>
+      </w:pPr>
+      <w:r>
+        <w:t xml:space="preserve">14.</w:t>
+      </w:r>
+      <w:r>
+        <w:t xml:space="preserve"> </w:t>
+      </w:r>
+      <w:r>
+        <w:t xml:space="preserve">	</w:t>
+      </w:r>
+      <w:r>
+        <w:t xml:space="preserve">Wang, D. and Liu, Y. (2025)</w:t>
       </w:r>
       <w:r>
         <w:t xml:space="preserve"> </w:t>
@@ -9346,35 +9457,86 @@
           <w:rPr>
             <w:rStyle w:val="Hyperlink"/>
           </w:rPr>
-          <w:t xml:space="preserve">26978244</w:t>
+          <w:t xml:space="preserve">Medical Science Data Value Evaluation Model: Mixed Methods Study</w:t>
         </w:r>
       </w:hyperlink>
       <w:r>
-        <w:t xml:space="preserve"> </w:t>
-      </w:r>
-      <w:r>
-        <w:t xml:space="preserve">· PMCID:</w:t>
-      </w:r>
-      <w:r>
-        <w:t xml:space="preserve"> </w:t>
-      </w:r>
-      <w:hyperlink r:id="rId62">
+        <w:t xml:space="preserve">.</w:t>
+      </w:r>
+      <w:r>
+        <w:t xml:space="preserve"> </w:t>
+      </w:r>
+      <w:r>
+        <w:rPr>
+          <w:i/>
+          <w:iCs/>
+        </w:rPr>
+        <w:t xml:space="preserve">JMIR Med Inform</w:t>
+      </w:r>
+      <w:r>
+        <w:t xml:space="preserve"> </w:t>
+      </w:r>
+      <w:r>
+        <w:t xml:space="preserve">13, e63544–e63544</w:t>
+      </w:r>
+    </w:p>
+    <w:bookmarkEnd w:id="62"/>
+    <w:bookmarkStart w:id="64" w:name="ref-doi:10.15265/IY-2014-0020"/>
+    <w:p>
+      <w:pPr>
+        <w:pStyle w:val="Bibliography"/>
+      </w:pPr>
+      <w:r>
+        <w:t xml:space="preserve">15.</w:t>
+      </w:r>
+      <w:r>
+        <w:t xml:space="preserve"> </w:t>
+      </w:r>
+      <w:r>
+        <w:t xml:space="preserve">	</w:t>
+      </w:r>
+      <w:r>
+        <w:t xml:space="preserve">Verspoor, K. and Martin-Sanchez, F. (2014)</w:t>
+      </w:r>
+      <w:r>
+        <w:t xml:space="preserve"> </w:t>
+      </w:r>
+      <w:hyperlink r:id="rId63">
         <w:r>
           <w:rPr>
             <w:rStyle w:val="Hyperlink"/>
           </w:rPr>
-          <w:t xml:space="preserve">PMC4792175</w:t>
+          <w:t xml:space="preserve">Big Data in Medicine Is Driving Big Changes</w:t>
         </w:r>
       </w:hyperlink>
+      <w:r>
+        <w:t xml:space="preserve">.</w:t>
+      </w:r>
+      <w:r>
+        <w:t xml:space="preserve"> </w:t>
+      </w:r>
+      <w:r>
+        <w:rPr>
+          <w:i/>
+          <w:iCs/>
+        </w:rPr>
+        <w:t xml:space="preserve">Yearb Med Inform</w:t>
+      </w:r>
+      <w:r>
+        <w:t xml:space="preserve"> </w:t>
+      </w:r>
+      <w:r>
+        <w:t xml:space="preserve">23, 14–20</w:t>
+      </w:r>
     </w:p>
-    <w:bookmarkEnd w:id="63"/>
-    <w:bookmarkStart w:id="68" w:name="ref-doi:10.1038/sdata.2018.118"/>
+    <w:bookmarkEnd w:id="64"/>
+    <w:bookmarkStart w:id="66" w:name="ref-doi:10.1371/journal.pone.0229003"/>
     <w:p>
       <w:pPr>
         <w:pStyle w:val="Bibliography"/>
       </w:pPr>
       <w:r>
-        <w:t xml:space="preserve">9.</w:t>
+        <w:t xml:space="preserve">16.</w:t>
       </w:r>
       <w:r>
         <w:t xml:space="preserve"> </w:t>
@@ -9383,17 +9545,7 @@
         <w:t xml:space="preserve">	</w:t>
       </w:r>
       <w:r>
-        <w:rPr>
-          <w:b/>
-          <w:bCs/>
-        </w:rPr>
-        <w:t xml:space="preserve">A design framework and exemplar metrics for FAIRness</w:t>
-      </w:r>
-      <w:r>
-        <w:t xml:space="preserve"> </w:t>
-      </w:r>
-      <w:r>
-        <w:t xml:space="preserve">Mark D Wilkinson, Susanna-Assunta Sansone, Erik Schultes, Peter Doorn, Luiz Olavo Bonino da Silva Santos, Michel Dumontier</w:t>
+        <w:t xml:space="preserve">Tenopir, C.</w:t>
       </w:r>
       <w:r>
         <w:t xml:space="preserve"> </w:t>
@@ -9403,30 +9555,13 @@
           <w:i/>
           <w:iCs/>
         </w:rPr>
-        <w:t xml:space="preserve">Scientific Data</w:t>
-      </w:r>
-      <w:r>
-        <w:t xml:space="preserve"> </w:t>
-      </w:r>
-      <w:r>
-        <w:t xml:space="preserve">(2018-06-26)</w:t>
-      </w:r>
-      <w:r>
-        <w:t xml:space="preserve"> </w:t>
-      </w:r>
-      <w:hyperlink r:id="rId64">
-        <w:r>
-          <w:rPr>
-            <w:rStyle w:val="Hyperlink"/>
-          </w:rPr>
-          <w:t xml:space="preserve">https://doi.org/gfkrrt</w:t>
-        </w:r>
-      </w:hyperlink>
-      <w:r>
-        <w:t xml:space="preserve"> </w:t>
-      </w:r>
-      <w:r>
-        <w:t xml:space="preserve">DOI:</w:t>
+        <w:t xml:space="preserve">et al.</w:t>
+      </w:r>
+      <w:r>
+        <w:t xml:space="preserve"> </w:t>
+      </w:r>
+      <w:r>
+        <w:t xml:space="preserve">(2020)</w:t>
       </w:r>
       <w:r>
         <w:t xml:space="preserve"> </w:t>
@@ -9436,31 +9571,62 @@
           <w:rPr>
             <w:rStyle w:val="Hyperlink"/>
           </w:rPr>
-          <w:t xml:space="preserve">10.1038/sdata.2018.118</w:t>
+          <w:t xml:space="preserve">Data sharing, management, use, and reuse: Practices and perceptions of scientists worldwide</w:t>
         </w:r>
       </w:hyperlink>
       <w:r>
-        <w:t xml:space="preserve"> </w:t>
-      </w:r>
-      <w:r>
-        <w:t xml:space="preserve">· PMID:</w:t>
-      </w:r>
-      <w:r>
-        <w:t xml:space="preserve"> </w:t>
-      </w:r>
-      <w:hyperlink r:id="rId66">
-        <w:r>
-          <w:rPr>
-            <w:rStyle w:val="Hyperlink"/>
-          </w:rPr>
-          <w:t xml:space="preserve">29944145</w:t>
-        </w:r>
-      </w:hyperlink>
-      <w:r>
-        <w:t xml:space="preserve"> </w:t>
-      </w:r>
-      <w:r>
-        <w:t xml:space="preserve">· PMCID:</w:t>
+        <w:t xml:space="preserve">.</w:t>
+      </w:r>
+      <w:r>
+        <w:t xml:space="preserve"> </w:t>
+      </w:r>
+      <w:r>
+        <w:rPr>
+          <w:i/>
+          <w:iCs/>
+        </w:rPr>
+        <w:t xml:space="preserve">PLoS ONE</w:t>
+      </w:r>
+      <w:r>
+        <w:t xml:space="preserve"> </w:t>
+      </w:r>
+      <w:r>
+        <w:t xml:space="preserve">15, e0229003</w:t>
+      </w:r>
+    </w:p>
+    <w:bookmarkEnd w:id="66"/>
+    <w:bookmarkStart w:id="68" w:name="ref-doi:10.15585/mmwr.su7303a1"/>
+    <w:p>
+      <w:pPr>
+        <w:pStyle w:val="Bibliography"/>
+      </w:pPr>
+      <w:r>
+        <w:t xml:space="preserve">17.</w:t>
+      </w:r>
+      <w:r>
+        <w:t xml:space="preserve"> </w:t>
+      </w:r>
+      <w:r>
+        <w:t xml:space="preserve">	</w:t>
+      </w:r>
+      <w:r>
+        <w:t xml:space="preserve">El Burai Felix, S.</w:t>
+      </w:r>
+      <w:r>
+        <w:t xml:space="preserve"> </w:t>
+      </w:r>
+      <w:r>
+        <w:rPr>
+          <w:i/>
+          <w:iCs/>
+        </w:rPr>
+        <w:t xml:space="preserve">et al.</w:t>
+      </w:r>
+      <w:r>
+        <w:t xml:space="preserve"> </w:t>
+      </w:r>
+      <w:r>
+        <w:t xml:space="preserve">(2024)</w:t>
       </w:r>
       <w:r>
         <w:t xml:space="preserve"> </w:t>
@@ -9470,18 +9636,37 @@
           <w:rPr>
             <w:rStyle w:val="Hyperlink"/>
           </w:rPr>
-          <w:t xml:space="preserve">PMC6018520</w:t>
+          <w:t xml:space="preserve">A Standard Framework for Evaluating Large Health Care Data and Related Resources</w:t>
         </w:r>
       </w:hyperlink>
+      <w:r>
+        <w:t xml:space="preserve">.</w:t>
+      </w:r>
+      <w:r>
+        <w:t xml:space="preserve"> </w:t>
+      </w:r>
+      <w:r>
+        <w:rPr>
+          <w:i/>
+          <w:iCs/>
+        </w:rPr>
+        <w:t xml:space="preserve">MMWR Suppl.</w:t>
+      </w:r>
+      <w:r>
+        <w:t xml:space="preserve"> </w:t>
+      </w:r>
+      <w:r>
+        <w:t xml:space="preserve">73, 1–13</w:t>
+      </w:r>
     </w:p>
     <w:bookmarkEnd w:id="68"/>
-    <w:bookmarkStart w:id="73" w:name="ref-doi:10.1371/journal.pone.0311493"/>
+    <w:bookmarkStart w:id="70" w:name="ref-doi:10.1038/nbt.3780"/>
     <w:p>
       <w:pPr>
         <w:pStyle w:val="Bibliography"/>
       </w:pPr>
       <w:r>
-        <w:t xml:space="preserve">10.</w:t>
+        <w:t xml:space="preserve">18.</w:t>
       </w:r>
       <w:r>
         <w:t xml:space="preserve"> </w:t>
@@ -9490,33 +9675,7 @@
         <w:t xml:space="preserve">	</w:t>
       </w:r>
       <w:r>
-        <w:rPr>
-          <w:b/>
-          <w:bCs/>
-        </w:rPr>
-        <w:t xml:space="preserve">An analysis of the effects of sharing research data, code, and preprints on citations</w:t>
-      </w:r>
-      <w:r>
-        <w:t xml:space="preserve"> </w:t>
-      </w:r>
-      <w:r>
-        <w:t xml:space="preserve">Giovanni Colavizza, Lauren Cadwallader, Marcel LaFlamme, Grégory Dozot, Stéphane Lecorney, Daniel Rappo, Iain Hrynaszkiewicz</w:t>
-      </w:r>
-      <w:r>
-        <w:t xml:space="preserve"> </w:t>
-      </w:r>
-      <w:r>
-        <w:rPr>
-          <w:i/>
-          <w:iCs/>
-        </w:rPr>
-        <w:t xml:space="preserve">PLOS ONE</w:t>
-      </w:r>
-      <w:r>
-        <w:t xml:space="preserve"> </w:t>
-      </w:r>
-      <w:r>
-        <w:t xml:space="preserve">(2024-10-30)</w:t>
+        <w:t xml:space="preserve">Beaulieu-Jones, B.K. and Greene, C.S. (2017)</w:t>
       </w:r>
       <w:r>
         <w:t xml:space="preserve"> </w:t>
@@ -9526,31 +9685,62 @@
           <w:rPr>
             <w:rStyle w:val="Hyperlink"/>
           </w:rPr>
-          <w:t xml:space="preserve">https://doi.org/g8p57w</w:t>
+          <w:t xml:space="preserve">Reproducibility of computational workflows is automated using continuous analysis</w:t>
         </w:r>
       </w:hyperlink>
       <w:r>
-        <w:t xml:space="preserve"> </w:t>
-      </w:r>
-      <w:r>
-        <w:t xml:space="preserve">DOI:</w:t>
-      </w:r>
-      <w:r>
-        <w:t xml:space="preserve"> </w:t>
-      </w:r>
-      <w:hyperlink r:id="rId70">
-        <w:r>
-          <w:rPr>
-            <w:rStyle w:val="Hyperlink"/>
-          </w:rPr>
-          <w:t xml:space="preserve">10.1371/journal.pone.0311493</w:t>
-        </w:r>
-      </w:hyperlink>
-      <w:r>
-        <w:t xml:space="preserve"> </w:t>
-      </w:r>
-      <w:r>
-        <w:t xml:space="preserve">· PMID:</w:t>
+        <w:t xml:space="preserve">.</w:t>
+      </w:r>
+      <w:r>
+        <w:t xml:space="preserve"> </w:t>
+      </w:r>
+      <w:r>
+        <w:rPr>
+          <w:i/>
+          <w:iCs/>
+        </w:rPr>
+        <w:t xml:space="preserve">Nat Biotechnol</w:t>
+      </w:r>
+      <w:r>
+        <w:t xml:space="preserve"> </w:t>
+      </w:r>
+      <w:r>
+        <w:t xml:space="preserve">35, 342–346</w:t>
+      </w:r>
+    </w:p>
+    <w:bookmarkEnd w:id="70"/>
+    <w:bookmarkStart w:id="72" w:name="ref-doi:10.1186/gb-2004-5-10-r80"/>
+    <w:p>
+      <w:pPr>
+        <w:pStyle w:val="Bibliography"/>
+      </w:pPr>
+      <w:r>
+        <w:t xml:space="preserve">19.</w:t>
+      </w:r>
+      <w:r>
+        <w:t xml:space="preserve"> </w:t>
+      </w:r>
+      <w:r>
+        <w:t xml:space="preserve">	</w:t>
+      </w:r>
+      <w:r>
+        <w:t xml:space="preserve">Gentleman, R.C.</w:t>
+      </w:r>
+      <w:r>
+        <w:t xml:space="preserve"> </w:t>
+      </w:r>
+      <w:r>
+        <w:rPr>
+          <w:i/>
+          <w:iCs/>
+        </w:rPr>
+        <w:t xml:space="preserve">et al.</w:t>
+      </w:r>
+      <w:r>
+        <w:t xml:space="preserve"> </w:t>
+      </w:r>
+      <w:r>
+        <w:t xml:space="preserve">(2004)</w:t>
       </w:r>
       <w:r>
         <w:t xml:space="preserve"> </w:t>
@@ -9560,35 +9750,102 @@
           <w:rPr>
             <w:rStyle w:val="Hyperlink"/>
           </w:rPr>
-          <w:t xml:space="preserve">39475849</w:t>
+          <w:t xml:space="preserve">Bioconductor: open software development for computational biology and bioinformatics</w:t>
         </w:r>
       </w:hyperlink>
       <w:r>
-        <w:t xml:space="preserve"> </w:t>
-      </w:r>
-      <w:r>
-        <w:t xml:space="preserve">· PMCID:</w:t>
-      </w:r>
-      <w:r>
-        <w:t xml:space="preserve"> </w:t>
-      </w:r>
-      <w:hyperlink r:id="rId72">
+        <w:t xml:space="preserve">.</w:t>
+      </w:r>
+      <w:r>
+        <w:t xml:space="preserve"> </w:t>
+      </w:r>
+      <w:r>
+        <w:rPr>
+          <w:i/>
+          <w:iCs/>
+        </w:rPr>
+        <w:t xml:space="preserve">Genome Biol</w:t>
+      </w:r>
+      <w:r>
+        <w:t xml:space="preserve"> </w:t>
+      </w:r>
+      <w:r>
+        <w:t xml:space="preserve">5</w:t>
+      </w:r>
+    </w:p>
+    <w:bookmarkEnd w:id="72"/>
+    <w:bookmarkStart w:id="74" w:name="ref-doi:10.12688/f1000research.9206.1"/>
+    <w:p>
+      <w:pPr>
+        <w:pStyle w:val="Bibliography"/>
+      </w:pPr>
+      <w:r>
+        <w:t xml:space="preserve">20.</w:t>
+      </w:r>
+      <w:r>
+        <w:t xml:space="preserve"> </w:t>
+      </w:r>
+      <w:r>
+        <w:t xml:space="preserve">	</w:t>
+      </w:r>
+      <w:r>
+        <w:t xml:space="preserve">Artaza, H.</w:t>
+      </w:r>
+      <w:r>
+        <w:t xml:space="preserve"> </w:t>
+      </w:r>
+      <w:r>
+        <w:rPr>
+          <w:i/>
+          <w:iCs/>
+        </w:rPr>
+        <w:t xml:space="preserve">et al.</w:t>
+      </w:r>
+      <w:r>
+        <w:t xml:space="preserve"> </w:t>
+      </w:r>
+      <w:r>
+        <w:t xml:space="preserve">(2016)</w:t>
+      </w:r>
+      <w:r>
+        <w:t xml:space="preserve"> </w:t>
+      </w:r>
+      <w:hyperlink r:id="rId73">
         <w:r>
           <w:rPr>
             <w:rStyle w:val="Hyperlink"/>
           </w:rPr>
-          <w:t xml:space="preserve">PMC11524460</w:t>
+          <w:t xml:space="preserve">Top 10 metrics for life science software good practices</w:t>
         </w:r>
       </w:hyperlink>
+      <w:r>
+        <w:t xml:space="preserve">.</w:t>
+      </w:r>
+      <w:r>
+        <w:t xml:space="preserve"> </w:t>
+      </w:r>
+      <w:r>
+        <w:rPr>
+          <w:i/>
+          <w:iCs/>
+        </w:rPr>
+        <w:t xml:space="preserve">F1000Res</w:t>
+      </w:r>
+      <w:r>
+        <w:t xml:space="preserve"> </w:t>
+      </w:r>
+      <w:r>
+        <w:t xml:space="preserve">5, 2000</w:t>
+      </w:r>
     </w:p>
-    <w:bookmarkEnd w:id="73"/>
-    <w:bookmarkStart w:id="77" w:name="ref-doi:10.1038/520429a"/>
+    <w:bookmarkEnd w:id="74"/>
+    <w:bookmarkStart w:id="76" w:name="X2b10f9b9a4270be0d96aba4cc529b1548cdbabe"/>
     <w:p>
       <w:pPr>
         <w:pStyle w:val="Bibliography"/>
       </w:pPr>
       <w:r>
-        <w:t xml:space="preserve">11.</w:t>
+        <w:t xml:space="preserve">21.</w:t>
       </w:r>
       <w:r>
         <w:t xml:space="preserve"> </w:t>
@@ -9597,17 +9854,7 @@
         <w:t xml:space="preserve">	</w:t>
       </w:r>
       <w:r>
-        <w:rPr>
-          <w:b/>
-          <w:bCs/>
-        </w:rPr>
-        <w:t xml:space="preserve">Bibliometrics: The Leiden Manifesto for research metrics</w:t>
-      </w:r>
-      <w:r>
-        <w:t xml:space="preserve"> </w:t>
-      </w:r>
-      <w:r>
-        <w:t xml:space="preserve">Diana Hicks, Paul Wouters, Ludo Waltman, Sarah de Rijcke, Ismael Rafols</w:t>
+        <w:t xml:space="preserve">Indicators.</w:t>
       </w:r>
       <w:r>
         <w:t xml:space="preserve"> </w:t>
@@ -9617,1021 +9864,15 @@
           <w:i/>
           <w:iCs/>
         </w:rPr>
-        <w:t xml:space="preserve">Nature</w:t>
-      </w:r>
-      <w:r>
-        <w:t xml:space="preserve"> </w:t>
-      </w:r>
-      <w:r>
-        <w:t xml:space="preserve">(2015-04-22)</w:t>
-      </w:r>
-      <w:r>
-        <w:t xml:space="preserve"> </w:t>
-      </w:r>
-      <w:hyperlink r:id="rId74">
-        <w:r>
-          <w:rPr>
-            <w:rStyle w:val="Hyperlink"/>
-          </w:rPr>
-          <w:t xml:space="preserve">https://doi.org/gdg44f</w:t>
-        </w:r>
-      </w:hyperlink>
-      <w:r>
-        <w:t xml:space="preserve"> </w:t>
-      </w:r>
-      <w:r>
-        <w:t xml:space="preserve">DOI:</w:t>
+        <w:t xml:space="preserve">FAIRplus Data Maturity</w:t>
+      </w:r>
+      <w:r>
+        <w:t xml:space="preserve">. [Online]. Available:</w:t>
       </w:r>
       <w:r>
         <w:t xml:space="preserve"> </w:t>
       </w:r>
       <w:hyperlink r:id="rId75">
-        <w:r>
-          <w:rPr>
-            <w:rStyle w:val="Hyperlink"/>
-          </w:rPr>
-          <w:t xml:space="preserve">10.1038/520429a</w:t>
-        </w:r>
-      </w:hyperlink>
-      <w:r>
-        <w:t xml:space="preserve"> </w:t>
-      </w:r>
-      <w:r>
-        <w:t xml:space="preserve">· PMID:</w:t>
-      </w:r>
-      <w:r>
-        <w:t xml:space="preserve"> </w:t>
-      </w:r>
-      <w:hyperlink r:id="rId76">
-        <w:r>
-          <w:rPr>
-            <w:rStyle w:val="Hyperlink"/>
-          </w:rPr>
-          <w:t xml:space="preserve">25903611</w:t>
-        </w:r>
-      </w:hyperlink>
-    </w:p>
-    <w:bookmarkEnd w:id="77"/>
-    <w:bookmarkStart w:id="81" w:name="ref-doi:10.4103/1008-682X.171582"/>
-    <w:p>
-      <w:pPr>
-        <w:pStyle w:val="Bibliography"/>
-      </w:pPr>
-      <w:r>
-        <w:t xml:space="preserve">12.</w:t>
-      </w:r>
-      <w:r>
-        <w:t xml:space="preserve"> </w:t>
-      </w:r>
-      <w:r>
-        <w:t xml:space="preserve">	</w:t>
-      </w:r>
-      <w:r>
-        <w:rPr>
-          <w:b/>
-          <w:bCs/>
-        </w:rPr>
-        <w:t xml:space="preserve">Bibliometrics: tracking research impact by selecting the appropriate metrics</w:t>
-      </w:r>
-      <w:r>
-        <w:t xml:space="preserve"> </w:t>
-      </w:r>
-      <w:r>
-        <w:t xml:space="preserve">Ashok Agarwal, Damayanthi Durairajanayagam, Sindhuja Tatagari, SandroC Esteves, Avi Harlev, Ralf Henkel, Shubhadeep Roychoudhury, Sheryl Homa, NicolásGarrido Puchalt, Ranjith Ramasamy, … Asher Bashiri</w:t>
-      </w:r>
-      <w:r>
-        <w:t xml:space="preserve"> </w:t>
-      </w:r>
-      <w:r>
-        <w:rPr>
-          <w:i/>
-          <w:iCs/>
-        </w:rPr>
-        <w:t xml:space="preserve">Asian Journal of Andrology</w:t>
-      </w:r>
-      <w:r>
-        <w:t xml:space="preserve"> </w:t>
-      </w:r>
-      <w:r>
-        <w:t xml:space="preserve">(2016)</w:t>
-      </w:r>
-      <w:r>
-        <w:t xml:space="preserve"> </w:t>
-      </w:r>
-      <w:hyperlink r:id="rId78">
-        <w:r>
-          <w:rPr>
-            <w:rStyle w:val="Hyperlink"/>
-          </w:rPr>
-          <w:t xml:space="preserve">https://doi.org/f877jx</w:t>
-        </w:r>
-      </w:hyperlink>
-      <w:r>
-        <w:t xml:space="preserve"> </w:t>
-      </w:r>
-      <w:r>
-        <w:t xml:space="preserve">DOI:</w:t>
-      </w:r>
-      <w:r>
-        <w:t xml:space="preserve"> </w:t>
-      </w:r>
-      <w:hyperlink r:id="rId79">
-        <w:r>
-          <w:rPr>
-            <w:rStyle w:val="Hyperlink"/>
-          </w:rPr>
-          <w:t xml:space="preserve">10.4103/1008-682x.171582</w:t>
-        </w:r>
-      </w:hyperlink>
-      <w:r>
-        <w:t xml:space="preserve"> </w:t>
-      </w:r>
-      <w:r>
-        <w:t xml:space="preserve">· PMID:</w:t>
-      </w:r>
-      <w:r>
-        <w:t xml:space="preserve"> </w:t>
-      </w:r>
-      <w:hyperlink r:id="rId80">
-        <w:r>
-          <w:rPr>
-            <w:rStyle w:val="Hyperlink"/>
-          </w:rPr>
-          <w:t xml:space="preserve">26806079</w:t>
-        </w:r>
-      </w:hyperlink>
-    </w:p>
-    <w:bookmarkEnd w:id="81"/>
-    <w:bookmarkStart w:id="86" w:name="ref-doi:10.1101/2023.09.12.557386"/>
-    <w:p>
-      <w:pPr>
-        <w:pStyle w:val="Bibliography"/>
-      </w:pPr>
-      <w:r>
-        <w:t xml:space="preserve">13.</w:t>
-      </w:r>
-      <w:r>
-        <w:t xml:space="preserve"> </w:t>
-      </w:r>
-      <w:r>
-        <w:t xml:space="preserve">	</w:t>
-      </w:r>
-      <w:r>
-        <w:rPr>
-          <w:b/>
-          <w:bCs/>
-        </w:rPr>
-        <w:t xml:space="preserve">Bibliometric analysis of neuroscience publications quantifies the impact of data sharing</w:t>
-      </w:r>
-      <w:r>
-        <w:t xml:space="preserve"> </w:t>
-      </w:r>
-      <w:r>
-        <w:t xml:space="preserve">Herve Emissah, Bengt Ljungquist, Giorgio A Ascoli</w:t>
-      </w:r>
-      <w:r>
-        <w:t xml:space="preserve"> </w:t>
-      </w:r>
-      <w:r>
-        <w:rPr>
-          <w:i/>
-          <w:iCs/>
-        </w:rPr>
-        <w:t xml:space="preserve">openRxiv</w:t>
-      </w:r>
-      <w:r>
-        <w:t xml:space="preserve"> </w:t>
-      </w:r>
-      <w:r>
-        <w:t xml:space="preserve">(2023-09-13)</w:t>
-      </w:r>
-      <w:r>
-        <w:t xml:space="preserve"> </w:t>
-      </w:r>
-      <w:hyperlink r:id="rId82">
-        <w:r>
-          <w:rPr>
-            <w:rStyle w:val="Hyperlink"/>
-          </w:rPr>
-          <w:t xml:space="preserve">https://doi.org/hbsw6q</w:t>
-        </w:r>
-      </w:hyperlink>
-      <w:r>
-        <w:t xml:space="preserve"> </w:t>
-      </w:r>
-      <w:r>
-        <w:t xml:space="preserve">DOI:</w:t>
-      </w:r>
-      <w:r>
-        <w:t xml:space="preserve"> </w:t>
-      </w:r>
-      <w:hyperlink r:id="rId83">
-        <w:r>
-          <w:rPr>
-            <w:rStyle w:val="Hyperlink"/>
-          </w:rPr>
-          <w:t xml:space="preserve">10.1101/2023.09.12.557386</w:t>
-        </w:r>
-      </w:hyperlink>
-      <w:r>
-        <w:t xml:space="preserve"> </w:t>
-      </w:r>
-      <w:r>
-        <w:t xml:space="preserve">· PMID:</w:t>
-      </w:r>
-      <w:r>
-        <w:t xml:space="preserve"> </w:t>
-      </w:r>
-      <w:hyperlink r:id="rId84">
-        <w:r>
-          <w:rPr>
-            <w:rStyle w:val="Hyperlink"/>
-          </w:rPr>
-          <w:t xml:space="preserve">37745378</w:t>
-        </w:r>
-      </w:hyperlink>
-      <w:r>
-        <w:t xml:space="preserve"> </w:t>
-      </w:r>
-      <w:r>
-        <w:t xml:space="preserve">· PMCID:</w:t>
-      </w:r>
-      <w:r>
-        <w:t xml:space="preserve"> </w:t>
-      </w:r>
-      <w:hyperlink r:id="rId85">
-        <w:r>
-          <w:rPr>
-            <w:rStyle w:val="Hyperlink"/>
-          </w:rPr>
-          <w:t xml:space="preserve">PMC10515804</w:t>
-        </w:r>
-      </w:hyperlink>
-    </w:p>
-    <w:bookmarkEnd w:id="86"/>
-    <w:bookmarkStart w:id="91" w:name="ref-doi:10.2196/63544"/>
-    <w:p>
-      <w:pPr>
-        <w:pStyle w:val="Bibliography"/>
-      </w:pPr>
-      <w:r>
-        <w:t xml:space="preserve">14.</w:t>
-      </w:r>
-      <w:r>
-        <w:t xml:space="preserve"> </w:t>
-      </w:r>
-      <w:r>
-        <w:t xml:space="preserve">	</w:t>
-      </w:r>
-      <w:r>
-        <w:rPr>
-          <w:b/>
-          <w:bCs/>
-        </w:rPr>
-        <w:t xml:space="preserve">Medical Science Data Value Evaluation Model: Mixed Methods Study</w:t>
-      </w:r>
-      <w:r>
-        <w:t xml:space="preserve"> </w:t>
-      </w:r>
-      <w:r>
-        <w:t xml:space="preserve">Dandan Wang, Yaning Liu</w:t>
-      </w:r>
-      <w:r>
-        <w:t xml:space="preserve"> </w:t>
-      </w:r>
-      <w:r>
-        <w:rPr>
-          <w:i/>
-          <w:iCs/>
-        </w:rPr>
-        <w:t xml:space="preserve">JMIR Medical Informatics</w:t>
-      </w:r>
-      <w:r>
-        <w:t xml:space="preserve"> </w:t>
-      </w:r>
-      <w:r>
-        <w:t xml:space="preserve">(2025-08-21)</w:t>
-      </w:r>
-      <w:r>
-        <w:t xml:space="preserve"> </w:t>
-      </w:r>
-      <w:hyperlink r:id="rId87">
-        <w:r>
-          <w:rPr>
-            <w:rStyle w:val="Hyperlink"/>
-          </w:rPr>
-          <w:t xml:space="preserve">https://doi.org/hbsw6s</w:t>
-        </w:r>
-      </w:hyperlink>
-      <w:r>
-        <w:t xml:space="preserve"> </w:t>
-      </w:r>
-      <w:r>
-        <w:t xml:space="preserve">DOI:</w:t>
-      </w:r>
-      <w:r>
-        <w:t xml:space="preserve"> </w:t>
-      </w:r>
-      <w:hyperlink r:id="rId88">
-        <w:r>
-          <w:rPr>
-            <w:rStyle w:val="Hyperlink"/>
-          </w:rPr>
-          <w:t xml:space="preserve">10.2196/63544</w:t>
-        </w:r>
-      </w:hyperlink>
-      <w:r>
-        <w:t xml:space="preserve"> </w:t>
-      </w:r>
-      <w:r>
-        <w:t xml:space="preserve">· PMID:</w:t>
-      </w:r>
-      <w:r>
-        <w:t xml:space="preserve"> </w:t>
-      </w:r>
-      <w:hyperlink r:id="rId89">
-        <w:r>
-          <w:rPr>
-            <w:rStyle w:val="Hyperlink"/>
-          </w:rPr>
-          <w:t xml:space="preserve">40839787</w:t>
-        </w:r>
-      </w:hyperlink>
-      <w:r>
-        <w:t xml:space="preserve"> </w:t>
-      </w:r>
-      <w:r>
-        <w:t xml:space="preserve">· PMCID:</w:t>
-      </w:r>
-      <w:r>
-        <w:t xml:space="preserve"> </w:t>
-      </w:r>
-      <w:hyperlink r:id="rId90">
-        <w:r>
-          <w:rPr>
-            <w:rStyle w:val="Hyperlink"/>
-          </w:rPr>
-          <w:t xml:space="preserve">PMC12369987</w:t>
-        </w:r>
-      </w:hyperlink>
-    </w:p>
-    <w:bookmarkEnd w:id="91"/>
-    <w:bookmarkStart w:id="95" w:name="ref-doi:10.15265/IY-2014-0020"/>
-    <w:p>
-      <w:pPr>
-        <w:pStyle w:val="Bibliography"/>
-      </w:pPr>
-      <w:r>
-        <w:t xml:space="preserve">15.</w:t>
-      </w:r>
-      <w:r>
-        <w:t xml:space="preserve"> </w:t>
-      </w:r>
-      <w:r>
-        <w:t xml:space="preserve">	</w:t>
-      </w:r>
-      <w:r>
-        <w:rPr>
-          <w:b/>
-          <w:bCs/>
-        </w:rPr>
-        <w:t xml:space="preserve">Big Data in Medicine Is Driving Big Changes</w:t>
-      </w:r>
-      <w:r>
-        <w:t xml:space="preserve"> </w:t>
-      </w:r>
-      <w:r>
-        <w:t xml:space="preserve">K Verspoor, F Martin-Sanchez</w:t>
-      </w:r>
-      <w:r>
-        <w:t xml:space="preserve"> </w:t>
-      </w:r>
-      <w:r>
-        <w:rPr>
-          <w:i/>
-          <w:iCs/>
-        </w:rPr>
-        <w:t xml:space="preserve">Yearbook of Medical Informatics</w:t>
-      </w:r>
-      <w:r>
-        <w:t xml:space="preserve"> </w:t>
-      </w:r>
-      <w:r>
-        <w:t xml:space="preserve">(2014-08)</w:t>
-      </w:r>
-      <w:r>
-        <w:t xml:space="preserve"> </w:t>
-      </w:r>
-      <w:hyperlink r:id="rId92">
-        <w:r>
-          <w:rPr>
-            <w:rStyle w:val="Hyperlink"/>
-          </w:rPr>
-          <w:t xml:space="preserve">https://doi.org/gtwq2b</w:t>
-        </w:r>
-      </w:hyperlink>
-      <w:r>
-        <w:t xml:space="preserve"> </w:t>
-      </w:r>
-      <w:r>
-        <w:t xml:space="preserve">DOI:</w:t>
-      </w:r>
-      <w:r>
-        <w:t xml:space="preserve"> </w:t>
-      </w:r>
-      <w:hyperlink r:id="rId93">
-        <w:r>
-          <w:rPr>
-            <w:rStyle w:val="Hyperlink"/>
-          </w:rPr>
-          <w:t xml:space="preserve">10.15265/iy-2014-0020</w:t>
-        </w:r>
-      </w:hyperlink>
-      <w:r>
-        <w:t xml:space="preserve"> </w:t>
-      </w:r>
-      <w:r>
-        <w:t xml:space="preserve">· PMID:</w:t>
-      </w:r>
-      <w:r>
-        <w:t xml:space="preserve"> </w:t>
-      </w:r>
-      <w:hyperlink r:id="rId94">
-        <w:r>
-          <w:rPr>
-            <w:rStyle w:val="Hyperlink"/>
-          </w:rPr>
-          <w:t xml:space="preserve">25123716</w:t>
-        </w:r>
-      </w:hyperlink>
-    </w:p>
-    <w:bookmarkEnd w:id="95"/>
-    <w:bookmarkStart w:id="100" w:name="ref-doi:10.1371/journal.pone.0229003"/>
-    <w:p>
-      <w:pPr>
-        <w:pStyle w:val="Bibliography"/>
-      </w:pPr>
-      <w:r>
-        <w:t xml:space="preserve">16.</w:t>
-      </w:r>
-      <w:r>
-        <w:t xml:space="preserve"> </w:t>
-      </w:r>
-      <w:r>
-        <w:t xml:space="preserve">	</w:t>
-      </w:r>
-      <w:r>
-        <w:rPr>
-          <w:b/>
-          <w:bCs/>
-        </w:rPr>
-        <w:t xml:space="preserve">Data sharing, management, use, and reuse: Practices and perceptions of scientists worldwide</w:t>
-      </w:r>
-      <w:r>
-        <w:t xml:space="preserve"> </w:t>
-      </w:r>
-      <w:r>
-        <w:t xml:space="preserve">Carol Tenopir, Natalie M Rice, Suzie Allard, Lynn Baird, Josh Borycz, Lisa Christian, Bruce Grant, Robert Olendorf, Robert J Sandusky</w:t>
-      </w:r>
-      <w:r>
-        <w:t xml:space="preserve"> </w:t>
-      </w:r>
-      <w:r>
-        <w:rPr>
-          <w:i/>
-          <w:iCs/>
-        </w:rPr>
-        <w:t xml:space="preserve">PLOS ONE</w:t>
-      </w:r>
-      <w:r>
-        <w:t xml:space="preserve"> </w:t>
-      </w:r>
-      <w:r>
-        <w:t xml:space="preserve">(2020-03-11)</w:t>
-      </w:r>
-      <w:r>
-        <w:t xml:space="preserve"> </w:t>
-      </w:r>
-      <w:hyperlink r:id="rId96">
-        <w:r>
-          <w:rPr>
-            <w:rStyle w:val="Hyperlink"/>
-          </w:rPr>
-          <w:t xml:space="preserve">https://doi.org/gnm52c</w:t>
-        </w:r>
-      </w:hyperlink>
-      <w:r>
-        <w:t xml:space="preserve"> </w:t>
-      </w:r>
-      <w:r>
-        <w:t xml:space="preserve">DOI:</w:t>
-      </w:r>
-      <w:r>
-        <w:t xml:space="preserve"> </w:t>
-      </w:r>
-      <w:hyperlink r:id="rId97">
-        <w:r>
-          <w:rPr>
-            <w:rStyle w:val="Hyperlink"/>
-          </w:rPr>
-          <w:t xml:space="preserve">10.1371/journal.pone.0229003</w:t>
-        </w:r>
-      </w:hyperlink>
-      <w:r>
-        <w:t xml:space="preserve"> </w:t>
-      </w:r>
-      <w:r>
-        <w:t xml:space="preserve">· PMID:</w:t>
-      </w:r>
-      <w:r>
-        <w:t xml:space="preserve"> </w:t>
-      </w:r>
-      <w:hyperlink r:id="rId98">
-        <w:r>
-          <w:rPr>
-            <w:rStyle w:val="Hyperlink"/>
-          </w:rPr>
-          <w:t xml:space="preserve">32160189</w:t>
-        </w:r>
-      </w:hyperlink>
-      <w:r>
-        <w:t xml:space="preserve"> </w:t>
-      </w:r>
-      <w:r>
-        <w:t xml:space="preserve">· PMCID:</w:t>
-      </w:r>
-      <w:r>
-        <w:t xml:space="preserve"> </w:t>
-      </w:r>
-      <w:hyperlink r:id="rId99">
-        <w:r>
-          <w:rPr>
-            <w:rStyle w:val="Hyperlink"/>
-          </w:rPr>
-          <w:t xml:space="preserve">PMC7065823</w:t>
-        </w:r>
-      </w:hyperlink>
-    </w:p>
-    <w:bookmarkEnd w:id="100"/>
-    <w:bookmarkStart w:id="105" w:name="ref-doi:10.15585/mmwr.su7303a1"/>
-    <w:p>
-      <w:pPr>
-        <w:pStyle w:val="Bibliography"/>
-      </w:pPr>
-      <w:r>
-        <w:t xml:space="preserve">17.</w:t>
-      </w:r>
-      <w:r>
-        <w:t xml:space="preserve"> </w:t>
-      </w:r>
-      <w:r>
-        <w:t xml:space="preserve">	</w:t>
-      </w:r>
-      <w:r>
-        <w:rPr>
-          <w:b/>
-          <w:bCs/>
-        </w:rPr>
-        <w:t xml:space="preserve">A Standard Framework for Evaluating Large Health Care Data and Related Resources</w:t>
-      </w:r>
-      <w:r>
-        <w:t xml:space="preserve"> </w:t>
-      </w:r>
-      <w:r>
-        <w:t xml:space="preserve">Suad El Burai Felix, Hussain Yusuf, Matthew Ritchey, Sebastian Romano, Gonza Namulanda, Natalie Wilkins, Tegan K Boehmer</w:t>
-      </w:r>
-      <w:r>
-        <w:t xml:space="preserve"> </w:t>
-      </w:r>
-      <w:r>
-        <w:rPr>
-          <w:i/>
-          <w:iCs/>
-        </w:rPr>
-        <w:t xml:space="preserve">MMWR Supplements</w:t>
-      </w:r>
-      <w:r>
-        <w:t xml:space="preserve"> </w:t>
-      </w:r>
-      <w:r>
-        <w:t xml:space="preserve">(2024-05-09)</w:t>
-      </w:r>
-      <w:r>
-        <w:t xml:space="preserve"> </w:t>
-      </w:r>
-      <w:hyperlink r:id="rId101">
-        <w:r>
-          <w:rPr>
-            <w:rStyle w:val="Hyperlink"/>
-          </w:rPr>
-          <w:t xml:space="preserve">https://doi.org/hbsw6r</w:t>
-        </w:r>
-      </w:hyperlink>
-      <w:r>
-        <w:t xml:space="preserve"> </w:t>
-      </w:r>
-      <w:r>
-        <w:t xml:space="preserve">DOI:</w:t>
-      </w:r>
-      <w:r>
-        <w:t xml:space="preserve"> </w:t>
-      </w:r>
-      <w:hyperlink r:id="rId102">
-        <w:r>
-          <w:rPr>
-            <w:rStyle w:val="Hyperlink"/>
-          </w:rPr>
-          <w:t xml:space="preserve">10.15585/mmwr.su7303a1</w:t>
-        </w:r>
-      </w:hyperlink>
-      <w:r>
-        <w:t xml:space="preserve"> </w:t>
-      </w:r>
-      <w:r>
-        <w:t xml:space="preserve">· PMID:</w:t>
-      </w:r>
-      <w:r>
-        <w:t xml:space="preserve"> </w:t>
-      </w:r>
-      <w:hyperlink r:id="rId103">
-        <w:r>
-          <w:rPr>
-            <w:rStyle w:val="Hyperlink"/>
-          </w:rPr>
-          <w:t xml:space="preserve">38713639</w:t>
-        </w:r>
-      </w:hyperlink>
-      <w:r>
-        <w:t xml:space="preserve"> </w:t>
-      </w:r>
-      <w:r>
-        <w:t xml:space="preserve">· PMCID:</w:t>
-      </w:r>
-      <w:r>
-        <w:t xml:space="preserve"> </w:t>
-      </w:r>
-      <w:hyperlink r:id="rId104">
-        <w:r>
-          <w:rPr>
-            <w:rStyle w:val="Hyperlink"/>
-          </w:rPr>
-          <w:t xml:space="preserve">PMC11078514</w:t>
-        </w:r>
-      </w:hyperlink>
-    </w:p>
-    <w:bookmarkEnd w:id="105"/>
-    <w:bookmarkStart w:id="110" w:name="ref-doi:10.1038/nbt.3780"/>
-    <w:p>
-      <w:pPr>
-        <w:pStyle w:val="Bibliography"/>
-      </w:pPr>
-      <w:r>
-        <w:t xml:space="preserve">18.</w:t>
-      </w:r>
-      <w:r>
-        <w:t xml:space="preserve"> </w:t>
-      </w:r>
-      <w:r>
-        <w:t xml:space="preserve">	</w:t>
-      </w:r>
-      <w:r>
-        <w:rPr>
-          <w:b/>
-          <w:bCs/>
-        </w:rPr>
-        <w:t xml:space="preserve">Reproducibility of computational workflows is automated using continuous analysis</w:t>
-      </w:r>
-      <w:r>
-        <w:t xml:space="preserve"> </w:t>
-      </w:r>
-      <w:r>
-        <w:t xml:space="preserve">Brett K Beaulieu-Jones, Casey S Greene</w:t>
-      </w:r>
-      <w:r>
-        <w:t xml:space="preserve"> </w:t>
-      </w:r>
-      <w:r>
-        <w:rPr>
-          <w:i/>
-          <w:iCs/>
-        </w:rPr>
-        <w:t xml:space="preserve">Nature Biotechnology</w:t>
-      </w:r>
-      <w:r>
-        <w:t xml:space="preserve"> </w:t>
-      </w:r>
-      <w:r>
-        <w:t xml:space="preserve">(2017-03-13)</w:t>
-      </w:r>
-      <w:r>
-        <w:t xml:space="preserve"> </w:t>
-      </w:r>
-      <w:hyperlink r:id="rId106">
-        <w:r>
-          <w:rPr>
-            <w:rStyle w:val="Hyperlink"/>
-          </w:rPr>
-          <w:t xml:space="preserve">https://doi.org/f9ttx6</w:t>
-        </w:r>
-      </w:hyperlink>
-      <w:r>
-        <w:t xml:space="preserve"> </w:t>
-      </w:r>
-      <w:r>
-        <w:t xml:space="preserve">DOI:</w:t>
-      </w:r>
-      <w:r>
-        <w:t xml:space="preserve"> </w:t>
-      </w:r>
-      <w:hyperlink r:id="rId107">
-        <w:r>
-          <w:rPr>
-            <w:rStyle w:val="Hyperlink"/>
-          </w:rPr>
-          <w:t xml:space="preserve">10.1038/nbt.3780</w:t>
-        </w:r>
-      </w:hyperlink>
-      <w:r>
-        <w:t xml:space="preserve"> </w:t>
-      </w:r>
-      <w:r>
-        <w:t xml:space="preserve">· PMID:</w:t>
-      </w:r>
-      <w:r>
-        <w:t xml:space="preserve"> </w:t>
-      </w:r>
-      <w:hyperlink r:id="rId108">
-        <w:r>
-          <w:rPr>
-            <w:rStyle w:val="Hyperlink"/>
-          </w:rPr>
-          <w:t xml:space="preserve">28288103</w:t>
-        </w:r>
-      </w:hyperlink>
-      <w:r>
-        <w:t xml:space="preserve"> </w:t>
-      </w:r>
-      <w:r>
-        <w:t xml:space="preserve">· PMCID:</w:t>
-      </w:r>
-      <w:r>
-        <w:t xml:space="preserve"> </w:t>
-      </w:r>
-      <w:hyperlink r:id="rId109">
-        <w:r>
-          <w:rPr>
-            <w:rStyle w:val="Hyperlink"/>
-          </w:rPr>
-          <w:t xml:space="preserve">PMC6103790</w:t>
-        </w:r>
-      </w:hyperlink>
-    </w:p>
-    <w:bookmarkEnd w:id="110"/>
-    <w:bookmarkStart w:id="115" w:name="ref-doi:10.1186/gb-2004-5-10-r80"/>
-    <w:p>
-      <w:pPr>
-        <w:pStyle w:val="Bibliography"/>
-      </w:pPr>
-      <w:r>
-        <w:t xml:space="preserve">19.</w:t>
-      </w:r>
-      <w:r>
-        <w:t xml:space="preserve"> </w:t>
-      </w:r>
-      <w:r>
-        <w:t xml:space="preserve">	</w:t>
-      </w:r>
-      <w:r>
-        <w:rPr>
-          <w:b/>
-          <w:bCs/>
-        </w:rPr>
-        <w:t xml:space="preserve">Bioconductor: open software development for computational biology and bioinformatics</w:t>
-      </w:r>
-      <w:r>
-        <w:t xml:space="preserve"> </w:t>
-      </w:r>
-      <w:r>
-        <w:t xml:space="preserve">Robert C Gentleman, Vincent J Carey, Douglas M Bates, Ben Bolstad, Marcel Dettling, Sandrine Dudoit, Byron Ellis, Laurent Gautier, Yongchao Ge, Jeff Gentry, … Jianhua Zhang</w:t>
-      </w:r>
-      <w:r>
-        <w:t xml:space="preserve"> </w:t>
-      </w:r>
-      <w:r>
-        <w:rPr>
-          <w:i/>
-          <w:iCs/>
-        </w:rPr>
-        <w:t xml:space="preserve">Genome Biology</w:t>
-      </w:r>
-      <w:r>
-        <w:t xml:space="preserve"> </w:t>
-      </w:r>
-      <w:r>
-        <w:t xml:space="preserve">(2004-09-15)</w:t>
-      </w:r>
-      <w:r>
-        <w:t xml:space="preserve"> </w:t>
-      </w:r>
-      <w:hyperlink r:id="rId111">
-        <w:r>
-          <w:rPr>
-            <w:rStyle w:val="Hyperlink"/>
-          </w:rPr>
-          <w:t xml:space="preserve">https://doi.org/c2xm5v</w:t>
-        </w:r>
-      </w:hyperlink>
-      <w:r>
-        <w:t xml:space="preserve"> </w:t>
-      </w:r>
-      <w:r>
-        <w:t xml:space="preserve">DOI:</w:t>
-      </w:r>
-      <w:r>
-        <w:t xml:space="preserve"> </w:t>
-      </w:r>
-      <w:hyperlink r:id="rId112">
-        <w:r>
-          <w:rPr>
-            <w:rStyle w:val="Hyperlink"/>
-          </w:rPr>
-          <w:t xml:space="preserve">10.1186/gb-2004-5-10-r80</w:t>
-        </w:r>
-      </w:hyperlink>
-      <w:r>
-        <w:t xml:space="preserve"> </w:t>
-      </w:r>
-      <w:r>
-        <w:t xml:space="preserve">· PMID:</w:t>
-      </w:r>
-      <w:r>
-        <w:t xml:space="preserve"> </w:t>
-      </w:r>
-      <w:hyperlink r:id="rId113">
-        <w:r>
-          <w:rPr>
-            <w:rStyle w:val="Hyperlink"/>
-          </w:rPr>
-          <w:t xml:space="preserve">15461798</w:t>
-        </w:r>
-      </w:hyperlink>
-      <w:r>
-        <w:t xml:space="preserve"> </w:t>
-      </w:r>
-      <w:r>
-        <w:t xml:space="preserve">· PMCID:</w:t>
-      </w:r>
-      <w:r>
-        <w:t xml:space="preserve"> </w:t>
-      </w:r>
-      <w:hyperlink r:id="rId114">
-        <w:r>
-          <w:rPr>
-            <w:rStyle w:val="Hyperlink"/>
-          </w:rPr>
-          <w:t xml:space="preserve">PMC545600</w:t>
-        </w:r>
-      </w:hyperlink>
-    </w:p>
-    <w:bookmarkEnd w:id="115"/>
-    <w:bookmarkStart w:id="120" w:name="ref-doi:10.12688/f1000research.9206.1"/>
-    <w:p>
-      <w:pPr>
-        <w:pStyle w:val="Bibliography"/>
-      </w:pPr>
-      <w:r>
-        <w:t xml:space="preserve">20.</w:t>
-      </w:r>
-      <w:r>
-        <w:t xml:space="preserve"> </w:t>
-      </w:r>
-      <w:r>
-        <w:t xml:space="preserve">	</w:t>
-      </w:r>
-      <w:r>
-        <w:rPr>
-          <w:b/>
-          <w:bCs/>
-        </w:rPr>
-        <w:t xml:space="preserve">Top 10 metrics for life science software good practices</w:t>
-      </w:r>
-      <w:r>
-        <w:t xml:space="preserve"> </w:t>
-      </w:r>
-      <w:r>
-        <w:t xml:space="preserve">Haydee Artaza, Neil Chue Hong, Manuel Corpas, Angel Corpuz, Rob WW Hooft, Rafael C Jiménez, Brane Leskošek, Brett G Olivier, Jan Stourac, Radka Svobodová Vařeková, … Daniel Vaughan</w:t>
-      </w:r>
-      <w:r>
-        <w:t xml:space="preserve"> </w:t>
-      </w:r>
-      <w:r>
-        <w:rPr>
-          <w:i/>
-          <w:iCs/>
-        </w:rPr>
-        <w:t xml:space="preserve">F1000Research</w:t>
-      </w:r>
-      <w:r>
-        <w:t xml:space="preserve"> </w:t>
-      </w:r>
-      <w:r>
-        <w:t xml:space="preserve">(2016-08-16)</w:t>
-      </w:r>
-      <w:r>
-        <w:t xml:space="preserve"> </w:t>
-      </w:r>
-      <w:hyperlink r:id="rId116">
-        <w:r>
-          <w:rPr>
-            <w:rStyle w:val="Hyperlink"/>
-          </w:rPr>
-          <w:t xml:space="preserve">https://doi.org/gfvpq7</w:t>
-        </w:r>
-      </w:hyperlink>
-      <w:r>
-        <w:t xml:space="preserve"> </w:t>
-      </w:r>
-      <w:r>
-        <w:t xml:space="preserve">DOI:</w:t>
-      </w:r>
-      <w:r>
-        <w:t xml:space="preserve"> </w:t>
-      </w:r>
-      <w:hyperlink r:id="rId117">
-        <w:r>
-          <w:rPr>
-            <w:rStyle w:val="Hyperlink"/>
-          </w:rPr>
-          <w:t xml:space="preserve">10.12688/f1000research.9206.1</w:t>
-        </w:r>
-      </w:hyperlink>
-      <w:r>
-        <w:t xml:space="preserve"> </w:t>
-      </w:r>
-      <w:r>
-        <w:t xml:space="preserve">· PMID:</w:t>
-      </w:r>
-      <w:r>
-        <w:t xml:space="preserve"> </w:t>
-      </w:r>
-      <w:hyperlink r:id="rId118">
-        <w:r>
-          <w:rPr>
-            <w:rStyle w:val="Hyperlink"/>
-          </w:rPr>
-          <w:t xml:space="preserve">27635232</w:t>
-        </w:r>
-      </w:hyperlink>
-      <w:r>
-        <w:t xml:space="preserve"> </w:t>
-      </w:r>
-      <w:r>
-        <w:t xml:space="preserve">· PMCID:</w:t>
-      </w:r>
-      <w:r>
-        <w:t xml:space="preserve"> </w:t>
-      </w:r>
-      <w:hyperlink r:id="rId119">
-        <w:r>
-          <w:rPr>
-            <w:rStyle w:val="Hyperlink"/>
-          </w:rPr>
-          <w:t xml:space="preserve">PMC5007752</w:t>
-        </w:r>
-      </w:hyperlink>
-    </w:p>
-    <w:bookmarkEnd w:id="120"/>
-    <w:bookmarkStart w:id="122" w:name="X2b10f9b9a4270be0d96aba4cc529b1548cdbabe"/>
-    <w:p>
-      <w:pPr>
-        <w:pStyle w:val="Bibliography"/>
-      </w:pPr>
-      <w:r>
-        <w:t xml:space="preserve">21.</w:t>
-      </w:r>
-      <w:r>
-        <w:t xml:space="preserve"> </w:t>
-      </w:r>
-      <w:r>
-        <w:t xml:space="preserve">	</w:t>
-      </w:r>
-      <w:r>
-        <w:rPr>
-          <w:b/>
-          <w:bCs/>
-        </w:rPr>
-        <w:t xml:space="preserve">Indicators</w:t>
-      </w:r>
-      <w:r>
-        <w:t xml:space="preserve"> </w:t>
-      </w:r>
-      <w:r>
-        <w:t xml:space="preserve">FAIRplus Data Maturity</w:t>
-      </w:r>
-      <w:r>
-        <w:t xml:space="preserve"> </w:t>
-      </w:r>
-      <w:hyperlink r:id="rId121">
         <w:r>
           <w:rPr>
             <w:rStyle w:val="Hyperlink"/>
@@ -10639,9 +9880,12 @@
           <w:t xml:space="preserve">https://fairplus.github.io/Data-Maturity/docs/Indicators/</w:t>
         </w:r>
       </w:hyperlink>
+      <w:r>
+        <w:t xml:space="preserve">. [Accessed: 16-May-2026]</w:t>
+      </w:r>
     </w:p>
-    <w:bookmarkEnd w:id="122"/>
-    <w:bookmarkStart w:id="124" w:name="X7ad42e4ba87689c7356ff47da0c3a62acb6be13"/>
+    <w:bookmarkEnd w:id="76"/>
+    <w:bookmarkStart w:id="78" w:name="X7ad42e4ba87689c7356ff47da0c3a62acb6be13"/>
     <w:p>
       <w:pPr>
         <w:pStyle w:val="Bibliography"/>
@@ -10656,17 +9900,37 @@
         <w:t xml:space="preserve">	</w:t>
       </w:r>
       <w:r>
+        <w:t xml:space="preserve">National Academies of Sciences, E.</w:t>
+      </w:r>
+      <w:r>
+        <w:t xml:space="preserve"> </w:t>
+      </w:r>
+      <w:r>
         <w:rPr>
-          <w:b/>
-          <w:bCs/>
+          <w:i/>
+          <w:iCs/>
         </w:rPr>
-        <w:t xml:space="preserve">The Cost-Forecasting Framework: Identifying Cost Drivers in the Biomedical Data Life Cycle</w:t>
-      </w:r>
-      <w:r>
-        <w:t xml:space="preserve"> </w:t>
-      </w:r>
-      <w:r>
-        <w:t xml:space="preserve">Engineering National Academies of Sciences, Policy and Global Affairs, Division on Earth and Life Studies, Division on Engineering and Physical Sciences, Board on Research Data and Information, Board on Life Sciences, Computer Science and Telecommunications Board, Committee on Applied and Theoretical Statistics, Board on Mathematical Sciences and Analytics, Committee on Forecasting Costs for Preserving and Promoting Access to Biomedical Data</w:t>
+        <w:t xml:space="preserve">et al.</w:t>
+      </w:r>
+      <w:r>
+        <w:t xml:space="preserve"> </w:t>
+      </w:r>
+      <w:r>
+        <w:t xml:space="preserve">(2020)</w:t>
+      </w:r>
+      <w:r>
+        <w:t xml:space="preserve"> </w:t>
+      </w:r>
+      <w:hyperlink r:id="rId77">
+        <w:r>
+          <w:rPr>
+            <w:rStyle w:val="Hyperlink"/>
+          </w:rPr>
+          <w:t xml:space="preserve">The Cost-Forecasting Framework: Identifying Cost Drivers in the Biomedical Data Life Cycle</w:t>
+        </w:r>
+      </w:hyperlink>
+      <w:r>
+        <w:t xml:space="preserve">. In</w:t>
       </w:r>
       <w:r>
         <w:t xml:space="preserve"> </w:t>
@@ -10679,50 +9943,56 @@
         <w:t xml:space="preserve">Life-Cycle Decisions for Biomedical Data: The Challenge of Forecasting Costs</w:t>
       </w:r>
       <w:r>
-        <w:t xml:space="preserve"> </w:t>
-      </w:r>
-      <w:r>
-        <w:t xml:space="preserve">(2020-06-08)</w:t>
-      </w:r>
-      <w:r>
-        <w:t xml:space="preserve"> </w:t>
-      </w:r>
-      <w:hyperlink r:id="rId123">
+        <w:t xml:space="preserve">, National Academies Press (US)</w:t>
+      </w:r>
+    </w:p>
+    <w:bookmarkEnd w:id="78"/>
+    <w:bookmarkStart w:id="80" w:name="ref-doi:10.1093/jamia/ocab278"/>
+    <w:p>
+      <w:pPr>
+        <w:pStyle w:val="Bibliography"/>
+      </w:pPr>
+      <w:r>
+        <w:t xml:space="preserve">23.</w:t>
+      </w:r>
+      <w:r>
+        <w:t xml:space="preserve"> </w:t>
+      </w:r>
+      <w:r>
+        <w:t xml:space="preserve">	</w:t>
+      </w:r>
+      <w:r>
+        <w:t xml:space="preserve">Kahn, M.G.</w:t>
+      </w:r>
+      <w:r>
+        <w:t xml:space="preserve"> </w:t>
+      </w:r>
+      <w:r>
+        <w:rPr>
+          <w:i/>
+          <w:iCs/>
+        </w:rPr>
+        <w:t xml:space="preserve">et al.</w:t>
+      </w:r>
+      <w:r>
+        <w:t xml:space="preserve"> </w:t>
+      </w:r>
+      <w:r>
+        <w:t xml:space="preserve">(2021)</w:t>
+      </w:r>
+      <w:r>
+        <w:t xml:space="preserve"> </w:t>
+      </w:r>
+      <w:hyperlink r:id="rId79">
         <w:r>
           <w:rPr>
             <w:rStyle w:val="Hyperlink"/>
           </w:rPr>
-          <w:t xml:space="preserve">https://www.ncbi.nlm.nih.gov/books/NBK562708/</w:t>
+          <w:t xml:space="preserve">Migrating a research data warehouse to a public cloud: challenges and opportunities</w:t>
         </w:r>
       </w:hyperlink>
-    </w:p>
-    <w:bookmarkEnd w:id="124"/>
-    <w:bookmarkStart w:id="129" w:name="ref-doi:10.1093/jamia/ocab278"/>
-    <w:p>
-      <w:pPr>
-        <w:pStyle w:val="Bibliography"/>
-      </w:pPr>
-      <w:r>
-        <w:t xml:space="preserve">23.</w:t>
-      </w:r>
-      <w:r>
-        <w:t xml:space="preserve"> </w:t>
-      </w:r>
-      <w:r>
-        <w:t xml:space="preserve">	</w:t>
-      </w:r>
-      <w:r>
-        <w:rPr>
-          <w:b/>
-          <w:bCs/>
-        </w:rPr>
-        <w:t xml:space="preserve">Migrating a research data warehouse to a public cloud: challenges and opportunities</w:t>
-      </w:r>
-      <w:r>
-        <w:t xml:space="preserve"> </w:t>
-      </w:r>
-      <w:r>
-        <w:t xml:space="preserve">Michael G Kahn, Joyce Y Mui, Michael J Ames, Anoop K Yamsani, Nikita Pozdeyev, Nicholas Rafaels, Ian M Brooks</w:t>
+      <w:r>
+        <w:t xml:space="preserve">.</w:t>
       </w:r>
       <w:r>
         <w:t xml:space="preserve"> </w:t>
@@ -10738,79 +10008,66 @@
         <w:t xml:space="preserve"> </w:t>
       </w:r>
       <w:r>
-        <w:t xml:space="preserve">(2021-12-17)</w:t>
-      </w:r>
-      <w:r>
-        <w:t xml:space="preserve"> </w:t>
-      </w:r>
-      <w:hyperlink r:id="rId125">
+        <w:t xml:space="preserve">29, 592–600</w:t>
+      </w:r>
+    </w:p>
+    <w:bookmarkEnd w:id="80"/>
+    <w:bookmarkStart w:id="82" w:name="ref-doi:10.48550/arXiv.2509.12709"/>
+    <w:p>
+      <w:pPr>
+        <w:pStyle w:val="Bibliography"/>
+      </w:pPr>
+      <w:r>
+        <w:t xml:space="preserve">24.</w:t>
+      </w:r>
+      <w:r>
+        <w:t xml:space="preserve"> </w:t>
+      </w:r>
+      <w:r>
+        <w:t xml:space="preserve">	</w:t>
+      </w:r>
+      <w:r>
+        <w:t xml:space="preserve">Zhang, H.</w:t>
+      </w:r>
+      <w:r>
+        <w:t xml:space="preserve"> </w:t>
+      </w:r>
+      <w:r>
+        <w:rPr>
+          <w:i/>
+          <w:iCs/>
+        </w:rPr>
+        <w:t xml:space="preserve">et al.</w:t>
+      </w:r>
+      <w:r>
+        <w:t xml:space="preserve"> </w:t>
+      </w:r>
+      <w:r>
+        <w:t xml:space="preserve">(2025)</w:t>
+      </w:r>
+      <w:r>
+        <w:t xml:space="preserve"> </w:t>
+      </w:r>
+      <w:hyperlink r:id="rId81">
         <w:r>
           <w:rPr>
             <w:rStyle w:val="Hyperlink"/>
           </w:rPr>
-          <w:t xml:space="preserve">https://doi.org/hbs2bg</w:t>
+          <w:t xml:space="preserve">Harnessing the Power of AI in Qualitative Research: Role Assignment, Engagement, and User Perceptions of AI-Generated Follow-Up Questions in Semi-Structured Interviews</w:t>
         </w:r>
       </w:hyperlink>
       <w:r>
-        <w:t xml:space="preserve"> </w:t>
-      </w:r>
-      <w:r>
-        <w:t xml:space="preserve">DOI:</w:t>
-      </w:r>
-      <w:r>
-        <w:t xml:space="preserve"> </w:t>
-      </w:r>
-      <w:hyperlink r:id="rId126">
-        <w:r>
-          <w:rPr>
-            <w:rStyle w:val="Hyperlink"/>
-          </w:rPr>
-          <w:t xml:space="preserve">10.1093/jamia/ocab278</w:t>
-        </w:r>
-      </w:hyperlink>
-      <w:r>
-        <w:t xml:space="preserve"> </w:t>
-      </w:r>
-      <w:r>
-        <w:t xml:space="preserve">· PMID:</w:t>
-      </w:r>
-      <w:r>
-        <w:t xml:space="preserve"> </w:t>
-      </w:r>
-      <w:hyperlink r:id="rId127">
-        <w:r>
-          <w:rPr>
-            <w:rStyle w:val="Hyperlink"/>
-          </w:rPr>
-          <w:t xml:space="preserve">34919694</w:t>
-        </w:r>
-      </w:hyperlink>
-      <w:r>
-        <w:t xml:space="preserve"> </w:t>
-      </w:r>
-      <w:r>
-        <w:t xml:space="preserve">· PMCID:</w:t>
-      </w:r>
-      <w:r>
-        <w:t xml:space="preserve"> </w:t>
-      </w:r>
-      <w:hyperlink r:id="rId128">
-        <w:r>
-          <w:rPr>
-            <w:rStyle w:val="Hyperlink"/>
-          </w:rPr>
-          <w:t xml:space="preserve">PMC8922165</w:t>
-        </w:r>
-      </w:hyperlink>
+        <w:t xml:space="preserve">arXiv</w:t>
+      </w:r>
     </w:p>
-    <w:bookmarkEnd w:id="129"/>
-    <w:bookmarkStart w:id="132" w:name="ref-doi:10.48550/arXiv.2509.12709"/>
+    <w:bookmarkEnd w:id="82"/>
+    <w:bookmarkStart w:id="84" w:name="Xc1554ee4988a5c64dd2a8bc05a8ce444d54a496"/>
     <w:p>
       <w:pPr>
         <w:pStyle w:val="Bibliography"/>
       </w:pPr>
       <w:r>
-        <w:t xml:space="preserve">24.</w:t>
+        <w:t xml:space="preserve">25.</w:t>
       </w:r>
       <w:r>
         <w:t xml:space="preserve"> </w:t>
@@ -10819,89 +10076,12 @@
         <w:t xml:space="preserve">	</w:t>
       </w:r>
       <w:r>
-        <w:rPr>
-          <w:b/>
-          <w:bCs/>
-        </w:rPr>
-        <w:t xml:space="preserve">Harnessing the Power of AI in Qualitative Research: Role Assignment, Engagement, and User Perceptions of AI-Generated Follow-Up Questions in Semi-Structured Interviews</w:t>
-      </w:r>
-      <w:r>
-        <w:t xml:space="preserve"> </w:t>
-      </w:r>
-      <w:r>
-        <w:t xml:space="preserve">He Zhang, Yueyan Liu, Xin Guan, Jie Cai, John M Carroll</w:t>
-      </w:r>
-      <w:r>
-        <w:t xml:space="preserve"> </w:t>
-      </w:r>
-      <w:r>
-        <w:rPr>
-          <w:i/>
-          <w:iCs/>
-        </w:rPr>
-        <w:t xml:space="preserve">arXiv</w:t>
-      </w:r>
-      <w:r>
-        <w:t xml:space="preserve"> </w:t>
-      </w:r>
-      <w:r>
-        <w:t xml:space="preserve">(2025)</w:t>
-      </w:r>
-      <w:r>
-        <w:t xml:space="preserve"> </w:t>
-      </w:r>
-      <w:hyperlink r:id="rId130">
-        <w:r>
-          <w:rPr>
-            <w:rStyle w:val="Hyperlink"/>
-          </w:rPr>
-          <w:t xml:space="preserve">https://doi.org/hbs2fv</w:t>
-        </w:r>
-      </w:hyperlink>
-      <w:r>
-        <w:t xml:space="preserve"> </w:t>
-      </w:r>
-      <w:r>
-        <w:t xml:space="preserve">DOI:</w:t>
-      </w:r>
-      <w:r>
-        <w:t xml:space="preserve"> </w:t>
-      </w:r>
-      <w:hyperlink r:id="rId131">
-        <w:r>
-          <w:rPr>
-            <w:rStyle w:val="Hyperlink"/>
-          </w:rPr>
-          <w:t xml:space="preserve">10.48550/arxiv.2509.12709</w:t>
-        </w:r>
-      </w:hyperlink>
-    </w:p>
-    <w:bookmarkEnd w:id="132"/>
-    <w:bookmarkStart w:id="134" w:name="Xc1554ee4988a5c64dd2a8bc05a8ce444d54a496"/>
-    <w:p>
-      <w:pPr>
-        <w:pStyle w:val="Bibliography"/>
-      </w:pPr>
-      <w:r>
-        <w:t xml:space="preserve">25.</w:t>
-      </w:r>
-      <w:r>
-        <w:t xml:space="preserve"> </w:t>
-      </w:r>
-      <w:r>
-        <w:t xml:space="preserve">	</w:t>
-      </w:r>
-      <w:r>
-        <w:rPr>
-          <w:b/>
-          <w:bCs/>
-        </w:rPr>
-        <w:t xml:space="preserve">Common Fund Data Ecosystem (CFDE) | NIH Common Fund</w:t>
-      </w:r>
-      <w:r>
-        <w:t xml:space="preserve"> </w:t>
-      </w:r>
-      <w:hyperlink r:id="rId133">
+        <w:t xml:space="preserve">Common Fund Data Ecosystem (CFDE) | NIH Common Fund[Online]. Available:</w:t>
+      </w:r>
+      <w:r>
+        <w:t xml:space="preserve"> </w:t>
+      </w:r>
+      <w:hyperlink r:id="rId83">
         <w:r>
           <w:rPr>
             <w:rStyle w:val="Hyperlink"/>
@@ -10909,9 +10089,12 @@
           <w:t xml:space="preserve">https://commonfund.nih.gov/dataecosystem</w:t>
         </w:r>
       </w:hyperlink>
+      <w:r>
+        <w:t xml:space="preserve">. [Accessed: 16-May-2026]</w:t>
+      </w:r>
     </w:p>
-    <w:bookmarkEnd w:id="134"/>
-    <w:bookmarkStart w:id="139" w:name="ref-doi:10.1007/s10488-013-0528-y"/>
+    <w:bookmarkEnd w:id="84"/>
+    <w:bookmarkStart w:id="86" w:name="ref-doi:10.1007/s10488-013-0528-y"/>
     <w:p>
       <w:pPr>
         <w:pStyle w:val="Bibliography"/>
@@ -10926,17 +10109,7 @@
         <w:t xml:space="preserve">	</w:t>
       </w:r>
       <w:r>
-        <w:rPr>
-          <w:b/>
-          <w:bCs/>
-        </w:rPr>
-        <w:t xml:space="preserve">Purposeful Sampling for Qualitative Data Collection and Analysis in Mixed Method Implementation Research</w:t>
-      </w:r>
-      <w:r>
-        <w:t xml:space="preserve"> </w:t>
-      </w:r>
-      <w:r>
-        <w:t xml:space="preserve">Lawrence A Palinkas, Sarah M Horwitz, Carla A Green, Jennifer P Wisdom, Naihua Duan, Kimberly Hoagwood</w:t>
+        <w:t xml:space="preserve">Palinkas, L.A.</w:t>
       </w:r>
       <w:r>
         <w:t xml:space="preserve"> </w:t>
@@ -10946,85 +10119,102 @@
           <w:i/>
           <w:iCs/>
         </w:rPr>
-        <w:t xml:space="preserve">Administration and Policy in Mental Health and Mental Health Services Research</w:t>
-      </w:r>
-      <w:r>
-        <w:t xml:space="preserve"> </w:t>
-      </w:r>
-      <w:r>
-        <w:t xml:space="preserve">(2013-11-06)</w:t>
-      </w:r>
-      <w:r>
-        <w:t xml:space="preserve"> </w:t>
-      </w:r>
-      <w:hyperlink r:id="rId135">
+        <w:t xml:space="preserve">et al.</w:t>
+      </w:r>
+      <w:r>
+        <w:t xml:space="preserve"> </w:t>
+      </w:r>
+      <w:r>
+        <w:t xml:space="preserve">(2013)</w:t>
+      </w:r>
+      <w:r>
+        <w:t xml:space="preserve"> </w:t>
+      </w:r>
+      <w:hyperlink r:id="rId85">
         <w:r>
           <w:rPr>
             <w:rStyle w:val="Hyperlink"/>
           </w:rPr>
-          <w:t xml:space="preserve">https://doi.org/f7nxzd</w:t>
+          <w:t xml:space="preserve">Purposeful Sampling for Qualitative Data Collection and Analysis in Mixed Method Implementation Research</w:t>
         </w:r>
       </w:hyperlink>
       <w:r>
-        <w:t xml:space="preserve"> </w:t>
-      </w:r>
-      <w:r>
-        <w:t xml:space="preserve">DOI:</w:t>
-      </w:r>
-      <w:r>
-        <w:t xml:space="preserve"> </w:t>
-      </w:r>
-      <w:hyperlink r:id="rId136">
+        <w:t xml:space="preserve">.</w:t>
+      </w:r>
+      <w:r>
+        <w:t xml:space="preserve"> </w:t>
+      </w:r>
+      <w:r>
+        <w:rPr>
+          <w:i/>
+          <w:iCs/>
+        </w:rPr>
+        <w:t xml:space="preserve">Adm Policy Ment Health</w:t>
+      </w:r>
+      <w:r>
+        <w:t xml:space="preserve"> </w:t>
+      </w:r>
+      <w:r>
+        <w:t xml:space="preserve">42, 533–544</w:t>
+      </w:r>
+    </w:p>
+    <w:bookmarkEnd w:id="86"/>
+    <w:bookmarkStart w:id="88" w:name="ref-doi:10.1002/jgf2.736"/>
+    <w:p>
+      <w:pPr>
+        <w:pStyle w:val="Bibliography"/>
+      </w:pPr>
+      <w:r>
+        <w:t xml:space="preserve">27.</w:t>
+      </w:r>
+      <w:r>
+        <w:t xml:space="preserve"> </w:t>
+      </w:r>
+      <w:r>
+        <w:t xml:space="preserve">	</w:t>
+      </w:r>
+      <w:r>
+        <w:t xml:space="preserve">Creswell, J.W. and Inoue, M. (2024)</w:t>
+      </w:r>
+      <w:r>
+        <w:t xml:space="preserve"> </w:t>
+      </w:r>
+      <w:hyperlink r:id="rId87">
         <w:r>
           <w:rPr>
             <w:rStyle w:val="Hyperlink"/>
           </w:rPr>
-          <w:t xml:space="preserve">10.1007/s10488-013-0528-y</w:t>
+          <w:t xml:space="preserve">A process for conducting mixed methods data analysis</w:t>
         </w:r>
       </w:hyperlink>
       <w:r>
-        <w:t xml:space="preserve"> </w:t>
-      </w:r>
-      <w:r>
-        <w:t xml:space="preserve">· PMID:</w:t>
-      </w:r>
-      <w:r>
-        <w:t xml:space="preserve"> </w:t>
-      </w:r>
-      <w:hyperlink r:id="rId137">
-        <w:r>
-          <w:rPr>
-            <w:rStyle w:val="Hyperlink"/>
-          </w:rPr>
-          <w:t xml:space="preserve">24193818</w:t>
-        </w:r>
-      </w:hyperlink>
-      <w:r>
-        <w:t xml:space="preserve"> </w:t>
-      </w:r>
-      <w:r>
-        <w:t xml:space="preserve">· PMCID:</w:t>
-      </w:r>
-      <w:r>
-        <w:t xml:space="preserve"> </w:t>
-      </w:r>
-      <w:hyperlink r:id="rId138">
-        <w:r>
-          <w:rPr>
-            <w:rStyle w:val="Hyperlink"/>
-          </w:rPr>
-          <w:t xml:space="preserve">PMC4012002</w:t>
-        </w:r>
-      </w:hyperlink>
+        <w:t xml:space="preserve">.</w:t>
+      </w:r>
+      <w:r>
+        <w:t xml:space="preserve"> </w:t>
+      </w:r>
+      <w:r>
+        <w:rPr>
+          <w:i/>
+          <w:iCs/>
+        </w:rPr>
+        <w:t xml:space="preserve">J of Gen and Family Med</w:t>
+      </w:r>
+      <w:r>
+        <w:t xml:space="preserve"> </w:t>
+      </w:r>
+      <w:r>
+        <w:t xml:space="preserve">26, 4–11</w:t>
+      </w:r>
     </w:p>
-    <w:bookmarkEnd w:id="139"/>
-    <w:bookmarkStart w:id="144" w:name="ref-doi:10.1002/jgf2.736"/>
+    <w:bookmarkEnd w:id="88"/>
+    <w:bookmarkStart w:id="90" w:name="X76ee81cf61288aec0f48b9d17d5a06038eee18d"/>
     <w:p>
       <w:pPr>
         <w:pStyle w:val="Bibliography"/>
       </w:pPr>
       <w:r>
-        <w:t xml:space="preserve">27.</w:t>
+        <w:t xml:space="preserve">28.</w:t>
       </w:r>
       <w:r>
         <w:t xml:space="preserve"> </w:t>
@@ -11033,113 +10223,12 @@
         <w:t xml:space="preserve">	</w:t>
       </w:r>
       <w:r>
-        <w:rPr>
-          <w:b/>
-          <w:bCs/>
-        </w:rPr>
-        <w:t xml:space="preserve">A process for conducting mixed methods data analysis</w:t>
-      </w:r>
-      <w:r>
-        <w:t xml:space="preserve"> </w:t>
-      </w:r>
-      <w:r>
-        <w:t xml:space="preserve">John W Creswell, Machiko Inoue</w:t>
-      </w:r>
-      <w:r>
-        <w:t xml:space="preserve"> </w:t>
-      </w:r>
-      <w:r>
-        <w:rPr>
-          <w:i/>
-          <w:iCs/>
-        </w:rPr>
-        <w:t xml:space="preserve">Journal of General and Family Medicine</w:t>
-      </w:r>
-      <w:r>
-        <w:t xml:space="preserve"> </w:t>
-      </w:r>
-      <w:r>
-        <w:t xml:space="preserve">(2024-10-03)</w:t>
-      </w:r>
-      <w:r>
-        <w:t xml:space="preserve"> </w:t>
-      </w:r>
-      <w:hyperlink r:id="rId140">
-        <w:r>
-          <w:rPr>
-            <w:rStyle w:val="Hyperlink"/>
-          </w:rPr>
-          <w:t xml:space="preserve">https://doi.org/hbs2bf</w:t>
-        </w:r>
-      </w:hyperlink>
-      <w:r>
-        <w:t xml:space="preserve"> </w:t>
-      </w:r>
-      <w:r>
-        <w:t xml:space="preserve">DOI:</w:t>
-      </w:r>
-      <w:r>
-        <w:t xml:space="preserve"> </w:t>
-      </w:r>
-      <w:hyperlink r:id="rId141">
-        <w:r>
-          <w:rPr>
-            <w:rStyle w:val="Hyperlink"/>
-          </w:rPr>
-          <w:t xml:space="preserve">10.1002/jgf2.736</w:t>
-        </w:r>
-      </w:hyperlink>
-      <w:r>
-        <w:t xml:space="preserve"> </w:t>
-      </w:r>
-      <w:r>
-        <w:t xml:space="preserve">· PMID:</w:t>
-      </w:r>
-      <w:r>
-        <w:t xml:space="preserve"> </w:t>
-      </w:r>
-      <w:hyperlink r:id="rId142">
-        <w:r>
-          <w:rPr>
-            <w:rStyle w:val="Hyperlink"/>
-          </w:rPr>
-          <w:t xml:space="preserve">39776872</w:t>
-        </w:r>
-      </w:hyperlink>
-      <w:r>
-        <w:t xml:space="preserve"> </w:t>
-      </w:r>
-      <w:r>
-        <w:t xml:space="preserve">· PMCID:</w:t>
-      </w:r>
-      <w:r>
-        <w:t xml:space="preserve"> </w:t>
-      </w:r>
-      <w:hyperlink r:id="rId143">
-        <w:r>
-          <w:rPr>
-            <w:rStyle w:val="Hyperlink"/>
-          </w:rPr>
-          <w:t xml:space="preserve">PMC11702478</w:t>
-        </w:r>
-      </w:hyperlink>
-    </w:p>
-    <w:bookmarkEnd w:id="144"/>
-    <w:bookmarkStart w:id="146" w:name="X76ee81cf61288aec0f48b9d17d5a06038eee18d"/>
-    <w:p>
-      <w:pPr>
-        <w:pStyle w:val="Bibliography"/>
-      </w:pPr>
-      <w:r>
-        <w:t xml:space="preserve">28.</w:t>
-      </w:r>
-      <w:r>
-        <w:t xml:space="preserve"> </w:t>
-      </w:r>
-      <w:r>
-        <w:t xml:space="preserve">	</w:t>
-      </w:r>
-      <w:hyperlink r:id="rId145">
+        <w:t xml:space="preserve">[Online]. Available:</w:t>
+      </w:r>
+      <w:r>
+        <w:t xml:space="preserve"> </w:t>
+      </w:r>
+      <w:hyperlink r:id="rId89">
         <w:r>
           <w:rPr>
             <w:rStyle w:val="Hyperlink"/>
@@ -11148,8 +10237,8 @@
         </w:r>
       </w:hyperlink>
     </w:p>
-    <w:bookmarkEnd w:id="146"/>
-    <w:bookmarkStart w:id="149" w:name="ref-pmid:30861395"/>
+    <w:bookmarkEnd w:id="90"/>
+    <w:bookmarkStart w:id="92" w:name="ref-pmid:30861395"/>
     <w:p>
       <w:pPr>
         <w:pStyle w:val="Bibliography"/>
@@ -11164,17 +10253,7 @@
         <w:t xml:space="preserve">	</w:t>
       </w:r>
       <w:r>
-        <w:rPr>
-          <w:b/>
-          <w:bCs/>
-        </w:rPr>
-        <w:t xml:space="preserve">Using logic model and visualization to conduct portfolio evaluation.</w:t>
-      </w:r>
-      <w:r>
-        <w:t xml:space="preserve"> </w:t>
-      </w:r>
-      <w:r>
-        <w:t xml:space="preserve">Huang Wu, Jianping Shen, Jeffrey Jones, Xingyuan Gao, Yunzheng Zheng, Huilan Y Krenn</w:t>
+        <w:t xml:space="preserve">Wu, H.</w:t>
       </w:r>
       <w:r>
         <w:t xml:space="preserve"> </w:t>
@@ -11184,87 +10263,73 @@
           <w:i/>
           <w:iCs/>
         </w:rPr>
-        <w:t xml:space="preserve">Evaluation and program planning</w:t>
-      </w:r>
-      <w:r>
-        <w:t xml:space="preserve"> </w:t>
-      </w:r>
-      <w:r>
-        <w:t xml:space="preserve">(2019-02-26)</w:t>
-      </w:r>
-      <w:r>
-        <w:t xml:space="preserve"> </w:t>
-      </w:r>
-      <w:hyperlink r:id="rId147">
+        <w:t xml:space="preserve">et al.</w:t>
+      </w:r>
+      <w:r>
+        <w:t xml:space="preserve"> </w:t>
+      </w:r>
+      <w:r>
+        <w:t xml:space="preserve">(2019)</w:t>
+      </w:r>
+      <w:r>
+        <w:t xml:space="preserve"> </w:t>
+      </w:r>
+      <w:hyperlink r:id="rId91">
         <w:r>
           <w:rPr>
             <w:rStyle w:val="Hyperlink"/>
           </w:rPr>
-          <w:t xml:space="preserve">https://www.ncbi.nlm.nih.gov/pubmed/30861395</w:t>
+          <w:t xml:space="preserve">Using logic model and visualization to conduct portfolio evaluation.</w:t>
         </w:r>
       </w:hyperlink>
       <w:r>
         <w:t xml:space="preserve"> </w:t>
       </w:r>
       <w:r>
-        <w:t xml:space="preserve">DOI:</w:t>
-      </w:r>
-      <w:r>
-        <w:t xml:space="preserve"> </w:t>
-      </w:r>
-      <w:hyperlink r:id="rId148">
+        <w:rPr>
+          <w:i/>
+          <w:iCs/>
+        </w:rPr>
+        <w:t xml:space="preserve">Eval Program Plann</w:t>
+      </w:r>
+      <w:r>
+        <w:t xml:space="preserve"> </w:t>
+      </w:r>
+      <w:r>
+        <w:t xml:space="preserve">74, 69–75</w:t>
+      </w:r>
+    </w:p>
+    <w:bookmarkEnd w:id="92"/>
+    <w:bookmarkStart w:id="94" w:name="ref-doi:10.1016/j.socscimed.2017.03.041"/>
+    <w:p>
+      <w:pPr>
+        <w:pStyle w:val="Bibliography"/>
+      </w:pPr>
+      <w:r>
+        <w:t xml:space="preserve">30.</w:t>
+      </w:r>
+      <w:r>
+        <w:t xml:space="preserve"> </w:t>
+      </w:r>
+      <w:r>
+        <w:t xml:space="preserve">	</w:t>
+      </w:r>
+      <w:r>
+        <w:t xml:space="preserve">Leonard, K.L. and Masatu, M.C. (2017)</w:t>
+      </w:r>
+      <w:r>
+        <w:t xml:space="preserve"> </w:t>
+      </w:r>
+      <w:hyperlink r:id="rId93">
         <w:r>
           <w:rPr>
             <w:rStyle w:val="Hyperlink"/>
           </w:rPr>
-          <w:t xml:space="preserve">10.1016/j.evalprogplan.2019.02.011</w:t>
+          <w:t xml:space="preserve">Changing health care provider performance through measurement</w:t>
         </w:r>
       </w:hyperlink>
       <w:r>
-        <w:t xml:space="preserve"> </w:t>
-      </w:r>
-      <w:r>
-        <w:t xml:space="preserve">· PMID:</w:t>
-      </w:r>
-      <w:r>
-        <w:t xml:space="preserve"> </w:t>
-      </w:r>
-      <w:hyperlink r:id="rId147">
-        <w:r>
-          <w:rPr>
-            <w:rStyle w:val="Hyperlink"/>
-          </w:rPr>
-          <w:t xml:space="preserve">30861395</w:t>
-        </w:r>
-      </w:hyperlink>
-    </w:p>
-    <w:bookmarkEnd w:id="149"/>
-    <w:bookmarkStart w:id="154" w:name="ref-doi:10.1016/j.socscimed.2017.03.041"/>
-    <w:p>
-      <w:pPr>
-        <w:pStyle w:val="Bibliography"/>
-      </w:pPr>
-      <w:r>
-        <w:t xml:space="preserve">30.</w:t>
-      </w:r>
-      <w:r>
-        <w:t xml:space="preserve"> </w:t>
-      </w:r>
-      <w:r>
-        <w:t xml:space="preserve">	</w:t>
-      </w:r>
-      <w:r>
-        <w:rPr>
-          <w:b/>
-          <w:bCs/>
-        </w:rPr>
-        <w:t xml:space="preserve">Changing health care provider performance through measurement</w:t>
-      </w:r>
-      <w:r>
-        <w:t xml:space="preserve"> </w:t>
-      </w:r>
-      <w:r>
-        <w:t xml:space="preserve">Kenneth L Leonard, Melkiory C Masatu</w:t>
+        <w:t xml:space="preserve">.</w:t>
       </w:r>
       <w:r>
         <w:t xml:space="preserve"> </w:t>
@@ -11280,73 +10345,11 @@
         <w:t xml:space="preserve"> </w:t>
       </w:r>
       <w:r>
-        <w:t xml:space="preserve">(2017-05)</w:t>
-      </w:r>
-      <w:r>
-        <w:t xml:space="preserve"> </w:t>
-      </w:r>
-      <w:hyperlink r:id="rId150">
-        <w:r>
-          <w:rPr>
-            <w:rStyle w:val="Hyperlink"/>
-          </w:rPr>
-          <w:t xml:space="preserve">https://doi.org/f98fz3</w:t>
-        </w:r>
-      </w:hyperlink>
-      <w:r>
-        <w:t xml:space="preserve"> </w:t>
-      </w:r>
-      <w:r>
-        <w:t xml:space="preserve">DOI:</w:t>
-      </w:r>
-      <w:r>
-        <w:t xml:space="preserve"> </w:t>
-      </w:r>
-      <w:hyperlink r:id="rId151">
-        <w:r>
-          <w:rPr>
-            <w:rStyle w:val="Hyperlink"/>
-          </w:rPr>
-          <w:t xml:space="preserve">10.1016/j.socscimed.2017.03.041</w:t>
-        </w:r>
-      </w:hyperlink>
-      <w:r>
-        <w:t xml:space="preserve"> </w:t>
-      </w:r>
-      <w:r>
-        <w:t xml:space="preserve">· PMID:</w:t>
-      </w:r>
-      <w:r>
-        <w:t xml:space="preserve"> </w:t>
-      </w:r>
-      <w:hyperlink r:id="rId152">
-        <w:r>
-          <w:rPr>
-            <w:rStyle w:val="Hyperlink"/>
-          </w:rPr>
-          <w:t xml:space="preserve">28371629</w:t>
-        </w:r>
-      </w:hyperlink>
-      <w:r>
-        <w:t xml:space="preserve"> </w:t>
-      </w:r>
-      <w:r>
-        <w:t xml:space="preserve">· PMCID:</w:t>
-      </w:r>
-      <w:r>
-        <w:t xml:space="preserve"> </w:t>
-      </w:r>
-      <w:hyperlink r:id="rId153">
-        <w:r>
-          <w:rPr>
-            <w:rStyle w:val="Hyperlink"/>
-          </w:rPr>
-          <w:t xml:space="preserve">PMC5616207</w:t>
-        </w:r>
-      </w:hyperlink>
+        <w:t xml:space="preserve">181, 54–65</w:t>
+      </w:r>
     </w:p>
-    <w:bookmarkEnd w:id="154"/>
-    <w:bookmarkStart w:id="156" w:name="X95f22a201431050b3e5367321fb4ecc35cbc91c"/>
+    <w:bookmarkEnd w:id="94"/>
+    <w:bookmarkStart w:id="96" w:name="X95f22a201431050b3e5367321fb4ecc35cbc91c"/>
     <w:p>
       <w:pPr>
         <w:pStyle w:val="Bibliography"/>
@@ -11361,16 +10364,12 @@
         <w:t xml:space="preserve">	</w:t>
       </w:r>
       <w:r>
-        <w:rPr>
-          <w:b/>
-          <w:bCs/>
-        </w:rPr>
-        <w:t xml:space="preserve">NOT-OD-21-013: Final NIH Policy for Data Management and Sharing</w:t>
-      </w:r>
-      <w:r>
-        <w:t xml:space="preserve"> </w:t>
-      </w:r>
-      <w:hyperlink r:id="rId155">
+        <w:t xml:space="preserve">NOT-OD-21-013: Final NIH Policy for Data Management and Sharing[Online]. Available:</w:t>
+      </w:r>
+      <w:r>
+        <w:t xml:space="preserve"> </w:t>
+      </w:r>
+      <w:hyperlink r:id="rId95">
         <w:r>
           <w:rPr>
             <w:rStyle w:val="Hyperlink"/>
@@ -11378,9 +10377,12 @@
           <w:t xml:space="preserve">https://grants.nih.gov/grants/guide/notice-files/NOT-OD-21-013.html</w:t>
         </w:r>
       </w:hyperlink>
+      <w:r>
+        <w:t xml:space="preserve">. [Accessed: 16-May-2026]</w:t>
+      </w:r>
     </w:p>
-    <w:bookmarkEnd w:id="156"/>
-    <w:bookmarkStart w:id="158" w:name="X999055200295ead81fddf881b6ef724ff612aa1"/>
+    <w:bookmarkEnd w:id="96"/>
+    <w:bookmarkStart w:id="98" w:name="X999055200295ead81fddf881b6ef724ff612aa1"/>
     <w:p>
       <w:pPr>
         <w:pStyle w:val="Bibliography"/>
@@ -11395,16 +10397,12 @@
         <w:t xml:space="preserve">	</w:t>
       </w:r>
       <w:r>
-        <w:rPr>
-          <w:b/>
-          <w:bCs/>
-        </w:rPr>
-        <w:t xml:space="preserve">Strategic Road Map</w:t>
-      </w:r>
-      <w:r>
-        <w:t xml:space="preserve"> </w:t>
-      </w:r>
-      <w:hyperlink r:id="rId157">
+        <w:t xml:space="preserve">Strategic Road Map[Online]. Available:</w:t>
+      </w:r>
+      <w:r>
+        <w:t xml:space="preserve"> </w:t>
+      </w:r>
+      <w:hyperlink r:id="rId97">
         <w:r>
           <w:rPr>
             <w:rStyle w:val="Hyperlink"/>
@@ -11412,10 +10410,13 @@
           <w:t xml:space="preserve">https://www.ga4gh.org/about-us/strategic-road-map/</w:t>
         </w:r>
       </w:hyperlink>
+      <w:r>
+        <w:t xml:space="preserve">. [Accessed: 16-May-2026]</w:t>
+      </w:r>
     </w:p>
-    <w:bookmarkEnd w:id="158"/>
-    <w:bookmarkEnd w:id="159"/>
-    <w:bookmarkEnd w:id="160"/>
+    <w:bookmarkEnd w:id="98"/>
+    <w:bookmarkEnd w:id="99"/>
+    <w:bookmarkEnd w:id="100"/>
     <w:sectPr>
       <w:footnotePr>
         <w:numRestart w:val="eachSect"/>

--- a/manuscript.docx
+++ b/manuscript.docx
@@ -404,7 +404,7 @@
         <w:pStyle w:val="Heading3"/>
       </w:pPr>
       <w:r>
-        <w:t xml:space="preserve">0.0.1 Three frameworks, one lifecycle</w:t>
+        <w:t xml:space="preserve">Three frameworks, one lifecycle</w:t>
       </w:r>
     </w:p>
     <w:p>
@@ -774,7 +774,7 @@
         <w:pStyle w:val="Heading3"/>
       </w:pPr>
       <w:r>
-        <w:t xml:space="preserve">0.0.2 Public value</w:t>
+        <w:t xml:space="preserve">Public value</w:t>
       </w:r>
     </w:p>
     <w:p>
@@ -1210,7 +1210,7 @@
         <w:pStyle w:val="Heading3"/>
       </w:pPr>
       <w:r>
-        <w:t xml:space="preserve">0.0.3 Scientific quality</w:t>
+        <w:t xml:space="preserve">Scientific quality</w:t>
       </w:r>
     </w:p>
     <w:p>
@@ -1576,7 +1576,7 @@
         <w:pStyle w:val="Heading3"/>
       </w:pPr>
       <w:r>
-        <w:t xml:space="preserve">0.0.4 Operations and finance</w:t>
+        <w:t xml:space="preserve">Operations and finance</w:t>
       </w:r>
     </w:p>
     <w:p>
@@ -6846,7 +6846,7 @@
         <w:pStyle w:val="Heading2"/>
       </w:pPr>
       <w:r>
-        <w:t xml:space="preserve">0.1 Implementation in practice</w:t>
+        <w:t xml:space="preserve">Implementation in practice</w:t>
       </w:r>
     </w:p>
     <w:p>
@@ -7399,7 +7399,7 @@
         <w:pStyle w:val="Heading2"/>
       </w:pPr>
       <w:r>
-        <w:t xml:space="preserve">0.2 Concluding remarks</w:t>
+        <w:t xml:space="preserve">Concluding remarks</w:t>
       </w:r>
     </w:p>
     <w:p>
@@ -7702,7 +7702,7 @@
         <w:pStyle w:val="Heading2"/>
       </w:pPr>
       <w:r>
-        <w:t xml:space="preserve">0.3 Acknowledgments</w:t>
+        <w:t xml:space="preserve">Acknowledgments</w:t>
       </w:r>
     </w:p>
     <w:p>
@@ -7732,7 +7732,7 @@
         <w:pStyle w:val="Heading2"/>
       </w:pPr>
       <w:r>
-        <w:t xml:space="preserve">0.4 Author contributions</w:t>
+        <w:t xml:space="preserve">Author contributions</w:t>
       </w:r>
     </w:p>
     <w:p>
@@ -7756,7 +7756,7 @@
         <w:pStyle w:val="Heading2"/>
       </w:pPr>
       <w:r>
-        <w:t xml:space="preserve">0.5 Declaration of generative AI and AI-assisted technologies in the writing process</w:t>
+        <w:t xml:space="preserve">Declaration of generative AI and AI-assisted technologies in the writing process</w:t>
       </w:r>
     </w:p>
     <w:p>

--- a/manuscript.docx
+++ b/manuscript.docx
@@ -7,7 +7,7 @@
         <w:pStyle w:val="Title"/>
       </w:pPr>
       <w:r>
-        <w:t xml:space="preserve">Metrics across the lifecycle: a framework for evaluating NIH biomedical data ecosystems</w:t>
+        <w:t xml:space="preserve">Lifecycle-aware evaluation of biomedical data ecosystems</w:t>
       </w:r>
     </w:p>
     <w:p>
@@ -95,37 +95,37 @@
         <w:pStyle w:val="Abstract"/>
       </w:pPr>
       <w:r>
-        <w:t xml:space="preserve">The U.S. National Institutes of Health has invested billions of dollars in</w:t>
-      </w:r>
-      <w:r>
-        <w:t xml:space="preserve"> </w:t>
-      </w:r>
-      <w:r>
-        <w:t xml:space="preserve">large-scale biomedical data resources, yet evaluation of these investments</w:t>
-      </w:r>
-      <w:r>
-        <w:t xml:space="preserve"> </w:t>
-      </w:r>
-      <w:r>
-        <w:t xml:space="preserve">has historically been fragmented — each program tracks different metrics in</w:t>
-      </w:r>
-      <w:r>
-        <w:t xml:space="preserve"> </w:t>
-      </w:r>
-      <w:r>
-        <w:t xml:space="preserve">different ways, preventing portfolio-level comparison and informed</w:t>
-      </w:r>
-      <w:r>
-        <w:t xml:space="preserve"> </w:t>
-      </w:r>
-      <w:r>
-        <w:t xml:space="preserve">decision-making. We construct a structured approach built on three</w:t>
-      </w:r>
-      <w:r>
-        <w:t xml:space="preserve"> </w:t>
-      </w:r>
-      <w:r>
-        <w:t xml:space="preserve">complementary prioritization frameworks:</w:t>
+        <w:t xml:space="preserve">Public biomedical data resources have become central scientific</w:t>
+      </w:r>
+      <w:r>
+        <w:t xml:space="preserve"> </w:t>
+      </w:r>
+      <w:r>
+        <w:t xml:space="preserve">infrastructure, but evaluation of these investments is fragmented: each</w:t>
+      </w:r>
+      <w:r>
+        <w:t xml:space="preserve"> </w:t>
+      </w:r>
+      <w:r>
+        <w:t xml:space="preserve">funded program tracks different metrics in different ways, preventing</w:t>
+      </w:r>
+      <w:r>
+        <w:t xml:space="preserve"> </w:t>
+      </w:r>
+      <w:r>
+        <w:t xml:space="preserve">portfolio-level comparison and evidence-driven funding decisions. We</w:t>
+      </w:r>
+      <w:r>
+        <w:t xml:space="preserve"> </w:t>
+      </w:r>
+      <w:r>
+        <w:t xml:space="preserve">construct a structured approach built on three complementary</w:t>
+      </w:r>
+      <w:r>
+        <w:t xml:space="preserve"> </w:t>
+      </w:r>
+      <w:r>
+        <w:t xml:space="preserve">prioritization frameworks:</w:t>
       </w:r>
       <w:r>
         <w:t xml:space="preserve"> </w:t>
@@ -141,13 +141,13 @@
         <w:t xml:space="preserve"> </w:t>
       </w:r>
       <w:r>
-        <w:t xml:space="preserve">(user engagement,</w:t>
-      </w:r>
-      <w:r>
-        <w:t xml:space="preserve"> </w:t>
-      </w:r>
-      <w:r>
-        <w:t xml:space="preserve">citations, funded grants),</w:t>
+        <w:t xml:space="preserve">(user engagement, citations,</w:t>
+      </w:r>
+      <w:r>
+        <w:t xml:space="preserve"> </w:t>
+      </w:r>
+      <w:r>
+        <w:t xml:space="preserve">funded grants),</w:t>
       </w:r>
       <w:r>
         <w:t xml:space="preserve"> </w:t>
@@ -163,13 +163,13 @@
         <w:t xml:space="preserve"> </w:t>
       </w:r>
       <w:r>
-        <w:t xml:space="preserve">(metadata completeness,</w:t>
-      </w:r>
-      <w:r>
-        <w:t xml:space="preserve"> </w:t>
-      </w:r>
-      <w:r>
-        <w:t xml:space="preserve">FAIR compliance, data dictionaries), and</w:t>
+        <w:t xml:space="preserve">(metadata completeness, FAIR</w:t>
+      </w:r>
+      <w:r>
+        <w:t xml:space="preserve"> </w:t>
+      </w:r>
+      <w:r>
+        <w:t xml:space="preserve">compliance, data dictionaries), and</w:t>
       </w:r>
       <w:r>
         <w:t xml:space="preserve"> </w:t>
@@ -185,49 +185,37 @@
         <w:t xml:space="preserve"> </w:t>
       </w:r>
       <w:r>
-        <w:t xml:space="preserve">(infrastructure reliability, cost sustainability). Critically, we note that</w:t>
-      </w:r>
-      <w:r>
-        <w:t xml:space="preserve"> </w:t>
-      </w:r>
-      <w:r>
-        <w:t xml:space="preserve">the relative importance of each framework shifts predictably across a data</w:t>
-      </w:r>
-      <w:r>
-        <w:t xml:space="preserve"> </w:t>
-      </w:r>
-      <w:r>
-        <w:t xml:space="preserve">resource’s lifecycle — from early infrastructure-building, through active</w:t>
-      </w:r>
-      <w:r>
-        <w:t xml:space="preserve"> </w:t>
-      </w:r>
-      <w:r>
-        <w:t xml:space="preserve">use and impact, to long-term sustainability. Drawing on data from the NIH</w:t>
-      </w:r>
-      <w:r>
-        <w:t xml:space="preserve"> </w:t>
-      </w:r>
-      <w:r>
-        <w:t xml:space="preserve">Common Fund Data Ecosystem (CFDE), we identify gaps in current measurement</w:t>
-      </w:r>
-      <w:r>
-        <w:t xml:space="preserve"> </w:t>
-      </w:r>
-      <w:r>
-        <w:t xml:space="preserve">practice and describe the ICC’s ongoing effort to close them through a</w:t>
-      </w:r>
-      <w:r>
-        <w:t xml:space="preserve"> </w:t>
-      </w:r>
-      <w:r>
-        <w:t xml:space="preserve">centralized dashboard that integrates publication, citation, GitHub, and</w:t>
-      </w:r>
-      <w:r>
-        <w:t xml:space="preserve"> </w:t>
-      </w:r>
-      <w:r>
-        <w:t xml:space="preserve">web analytics data across the portfolio.</w:t>
+        <w:t xml:space="preserve">(infrastructure reliability, cost sustainability). The relative weight of</w:t>
+      </w:r>
+      <w:r>
+        <w:t xml:space="preserve"> </w:t>
+      </w:r>
+      <w:r>
+        <w:t xml:space="preserve">each framework shifts predictably across a resource’s lifecycle, and</w:t>
+      </w:r>
+      <w:r>
+        <w:t xml:space="preserve"> </w:t>
+      </w:r>
+      <w:r>
+        <w:t xml:space="preserve">uniform metric panels across phases misallocate funding as a result.</w:t>
+      </w:r>
+      <w:r>
+        <w:t xml:space="preserve"> </w:t>
+      </w:r>
+      <w:r>
+        <w:t xml:space="preserve">Drawing on the NIH Common Fund Data Ecosystem, we describe a</w:t>
+      </w:r>
+      <w:r>
+        <w:t xml:space="preserve"> </w:t>
+      </w:r>
+      <w:r>
+        <w:t xml:space="preserve">portfolio-wide dashboard that operationalizes the framework across 19</w:t>
+      </w:r>
+      <w:r>
+        <w:t xml:space="preserve"> </w:t>
+      </w:r>
+      <w:r>
+        <w:t xml:space="preserve">programs in near real time.</w:t>
       </w:r>
     </w:p>
     <w:p>

--- a/manuscript.docx
+++ b/manuscript.docx
@@ -374,7 +374,10 @@
         <w:t xml:space="preserve"> </w:t>
       </w:r>
       <w:r>
-        <w:t xml:space="preserve">[5]</w:t>
+        <w:rPr>
+          <w:vertAlign w:val="superscript"/>
+        </w:rPr>
+        <w:t xml:space="preserve">i</w:t>
       </w:r>
       <w:r>
         <w:t xml:space="preserve">.</w:t>
@@ -422,7 +425,7 @@
         <w:t xml:space="preserve"> </w:t>
       </w:r>
       <w:r>
-        <w:t xml:space="preserve">[6,7]</w:t>
+        <w:t xml:space="preserve">[5,6]</w:t>
       </w:r>
       <w:r>
         <w:t xml:space="preserve">.</w:t>
@@ -727,7 +730,7 @@
         <w:t xml:space="preserve"> </w:t>
       </w:r>
       <w:r>
-        <w:t xml:space="preserve">[8,9]</w:t>
+        <w:t xml:space="preserve">[7,8]</w:t>
       </w:r>
       <w:r>
         <w:t xml:space="preserve">.</w:t>
@@ -971,25 +974,40 @@
         <w:t xml:space="preserve"> </w:t>
       </w:r>
       <w:r>
+        <w:t xml:space="preserve">[9]</w:t>
+      </w:r>
+      <w:r>
+        <w:t xml:space="preserve">.</w:t>
+      </w:r>
+      <w:r>
+        <w:t xml:space="preserve"> </w:t>
+      </w:r>
+      <w:r>
+        <w:t xml:space="preserve">Citation counts lag actual use by months to years</w:t>
+      </w:r>
+      <w:r>
+        <w:t xml:space="preserve"> </w:t>
+      </w:r>
+      <w:r>
         <w:t xml:space="preserve">[10]</w:t>
       </w:r>
       <w:r>
+        <w:t xml:space="preserve">, and journal-scoring alternatives that weight by citing-paper properties better capture subject-specific repository impact than raw counts</w:t>
+      </w:r>
+      <w:r>
+        <w:t xml:space="preserve"> </w:t>
+      </w:r>
+      <w:r>
+        <w:t xml:space="preserve">[11]</w:t>
+      </w:r>
+      <w:r>
         <w:t xml:space="preserve">.</w:t>
       </w:r>
       <w:r>
         <w:t xml:space="preserve"> </w:t>
       </w:r>
       <w:r>
-        <w:t xml:space="preserve">Citation counts lag actual use by months to years</w:t>
-      </w:r>
-      <w:r>
-        <w:t xml:space="preserve"> </w:t>
-      </w:r>
-      <w:r>
-        <w:t xml:space="preserve">[11]</w:t>
-      </w:r>
-      <w:r>
-        <w:t xml:space="preserve">, and journal-scoring alternatives that weight by citing-paper properties better capture subject-specific repository impact than raw counts</w:t>
+        <w:t xml:space="preserve">The deeper problem is the citation gap: fewer than 30% of secondary analyses formally cite their source data</w:t>
       </w:r>
       <w:r>
         <w:t xml:space="preserve"> </w:t>
@@ -1004,21 +1022,6 @@
         <w:t xml:space="preserve"> </w:t>
       </w:r>
       <w:r>
-        <w:t xml:space="preserve">The deeper problem is the citation gap: fewer than 30% of secondary analyses formally cite their source data</w:t>
-      </w:r>
-      <w:r>
-        <w:t xml:space="preserve"> </w:t>
-      </w:r>
-      <w:r>
-        <w:t xml:space="preserve">[13]</w:t>
-      </w:r>
-      <w:r>
-        <w:t xml:space="preserve">.</w:t>
-      </w:r>
-      <w:r>
-        <w:t xml:space="preserve"> </w:t>
-      </w:r>
-      <w:r>
         <w:t xml:space="preserve">Standard bibliometrics therefore systematically understate reuse.</w:t>
       </w:r>
       <w:r>
@@ -1037,7 +1040,7 @@
         <w:t xml:space="preserve"> </w:t>
       </w:r>
       <w:r>
-        <w:t xml:space="preserve">[13]</w:t>
+        <w:t xml:space="preserve">[12]</w:t>
       </w:r>
       <w:r>
         <w:t xml:space="preserve">.</w:t>
@@ -1140,7 +1143,7 @@
         <w:t xml:space="preserve"> </w:t>
       </w:r>
       <w:r>
-        <w:t xml:space="preserve">[14]</w:t>
+        <w:t xml:space="preserve">[13]</w:t>
       </w:r>
       <w:r>
         <w:t xml:space="preserve">.</w:t>
@@ -1179,7 +1182,7 @@
         <w:t xml:space="preserve"> </w:t>
       </w:r>
       <w:r>
-        <w:t xml:space="preserve">[15]</w:t>
+        <w:t xml:space="preserve">[14]</w:t>
       </w:r>
       <w:r>
         <w:t xml:space="preserve">.</w:t>
@@ -1234,7 +1237,7 @@
         <w:t xml:space="preserve"> </w:t>
       </w:r>
       <w:r>
-        <w:t xml:space="preserve">[16]</w:t>
+        <w:t xml:space="preserve">[15]</w:t>
       </w:r>
       <w:r>
         <w:t xml:space="preserve">.</w:t>
@@ -1329,7 +1332,7 @@
         <w:t xml:space="preserve"> </w:t>
       </w:r>
       <w:r>
-        <w:t xml:space="preserve">[17]</w:t>
+        <w:t xml:space="preserve">[16]</w:t>
       </w:r>
       <w:r>
         <w:t xml:space="preserve">.</w:t>
@@ -1410,10 +1413,37 @@
         <w:t xml:space="preserve"> </w:t>
       </w:r>
       <w:r>
+        <w:t xml:space="preserve">[17]</w:t>
+      </w:r>
+      <w:r>
+        <w:t xml:space="preserve">, and inclusion in curated ecosystems like Bioconductor</w:t>
+      </w:r>
+      <w:r>
+        <w:t xml:space="preserve"> </w:t>
+      </w:r>
+      <w:r>
         <w:t xml:space="preserve">[18]</w:t>
       </w:r>
       <w:r>
-        <w:t xml:space="preserve">, and inclusion in curated ecosystems like Bioconductor</w:t>
+        <w:t xml:space="preserve">.</w:t>
+      </w:r>
+      <w:r>
+        <w:t xml:space="preserve"> </w:t>
+      </w:r>
+      <w:r>
+        <w:t xml:space="preserve">The ELIXIR</w:t>
+      </w:r>
+      <w:r>
+        <w:t xml:space="preserve"> </w:t>
+      </w:r>
+      <w:r>
+        <w:t xml:space="preserve">“Top 10 Metrics for Life Science Software Good Practices”</w:t>
+      </w:r>
+      <w:r>
+        <w:t xml:space="preserve"> </w:t>
+      </w:r>
+      <w:r>
+        <w:t xml:space="preserve">provides a prioritized scorecard spanning version control, discoverability, automated builds, test data, and documentation</w:t>
       </w:r>
       <w:r>
         <w:t xml:space="preserve"> </w:t>
@@ -1428,33 +1458,6 @@
         <w:t xml:space="preserve"> </w:t>
       </w:r>
       <w:r>
-        <w:t xml:space="preserve">The ELIXIR</w:t>
-      </w:r>
-      <w:r>
-        <w:t xml:space="preserve"> </w:t>
-      </w:r>
-      <w:r>
-        <w:t xml:space="preserve">“Top 10 Metrics for Life Science Software Good Practices”</w:t>
-      </w:r>
-      <w:r>
-        <w:t xml:space="preserve"> </w:t>
-      </w:r>
-      <w:r>
-        <w:t xml:space="preserve">provides a prioritized scorecard spanning version control, discoverability, automated builds, test data, and documentation</w:t>
-      </w:r>
-      <w:r>
-        <w:t xml:space="preserve"> </w:t>
-      </w:r>
-      <w:r>
-        <w:t xml:space="preserve">[20]</w:t>
-      </w:r>
-      <w:r>
-        <w:t xml:space="preserve">.</w:t>
-      </w:r>
-      <w:r>
-        <w:t xml:space="preserve"> </w:t>
-      </w:r>
-      <w:r>
         <w:t xml:space="preserve">“Minimal Reimplementation”</w:t>
       </w:r>
       <w:r>
@@ -1473,7 +1476,7 @@
         <w:t xml:space="preserve"> </w:t>
       </w:r>
       <w:r>
-        <w:t xml:space="preserve">[20]</w:t>
+        <w:t xml:space="preserve">[19]</w:t>
       </w:r>
       <w:r>
         <w:t xml:space="preserve">.</w:t>
@@ -1496,7 +1499,7 @@
         <w:t xml:space="preserve"> </w:t>
       </w:r>
       <w:r>
-        <w:t xml:space="preserve">[9]</w:t>
+        <w:t xml:space="preserve">[8]</w:t>
       </w:r>
       <w:r>
         <w:t xml:space="preserve"> </w:t>
@@ -1514,7 +1517,10 @@
         <w:t xml:space="preserve"> </w:t>
       </w:r>
       <w:r>
-        <w:t xml:space="preserve">[21]</w:t>
+        <w:rPr>
+          <w:vertAlign w:val="superscript"/>
+        </w:rPr>
+        <w:t xml:space="preserve">ii</w:t>
       </w:r>
       <w:r>
         <w:t xml:space="preserve">, developed for the life sciences, defines six levels: Level 0 (no identifiers, local storage) through Level 5 (provenance in cross-community languages, enterprise-grade lifecycle management), with intermediate levels covering persistent identifiers, indexed metadata, community reporting standards such as MIAME, and linked-data semantic representation.</w:t>
@@ -1551,7 +1557,7 @@
         <w:t xml:space="preserve"> </w:t>
       </w:r>
       <w:r>
-        <w:t xml:space="preserve">[9]</w:t>
+        <w:t xml:space="preserve">[8]</w:t>
       </w:r>
       <w:r>
         <w:t xml:space="preserve">.</w:t>
@@ -1762,7 +1768,10 @@
         <w:t xml:space="preserve"> </w:t>
       </w:r>
       <w:r>
-        <w:t xml:space="preserve">[5]</w:t>
+        <w:rPr>
+          <w:vertAlign w:val="superscript"/>
+        </w:rPr>
+        <w:t xml:space="preserve">i</w:t>
       </w:r>
       <w:r>
         <w:t xml:space="preserve">.</w:t>
@@ -1913,7 +1922,10 @@
         <w:t xml:space="preserve"> </w:t>
       </w:r>
       <w:r>
-        <w:t xml:space="preserve">[22]</w:t>
+        <w:rPr>
+          <w:vertAlign w:val="superscript"/>
+        </w:rPr>
+        <w:t xml:space="preserve">iii</w:t>
       </w:r>
       <w:r>
         <w:t xml:space="preserve">.</w:t>
@@ -1928,7 +1940,7 @@
         <w:t xml:space="preserve"> </w:t>
       </w:r>
       <w:r>
-        <w:t xml:space="preserve">[23]</w:t>
+        <w:t xml:space="preserve">[20]</w:t>
       </w:r>
       <w:r>
         <w:t xml:space="preserve">.</w:t>
@@ -7365,7 +7377,7 @@
         <w:t xml:space="preserve"> </w:t>
       </w:r>
       <w:r>
-        <w:t xml:space="preserve">[24]</w:t>
+        <w:t xml:space="preserve">[21]</w:t>
       </w:r>
       <w:r>
         <w:t xml:space="preserve"> </w:t>
@@ -7419,7 +7431,10 @@
         <w:t xml:space="preserve"> </w:t>
       </w:r>
       <w:r>
-        <w:t xml:space="preserve">[25]</w:t>
+        <w:rPr>
+          <w:vertAlign w:val="superscript"/>
+        </w:rPr>
+        <w:t xml:space="preserve">iv</w:t>
       </w:r>
       <w:r>
         <w:t xml:space="preserve">.</w:t>
@@ -7466,7 +7481,7 @@
         <w:t xml:space="preserve"> </w:t>
       </w:r>
       <w:r>
-        <w:t xml:space="preserve">[26]</w:t>
+        <w:t xml:space="preserve">[22]</w:t>
       </w:r>
       <w:r>
         <w:t xml:space="preserve">.</w:t>
@@ -7513,7 +7528,7 @@
         <w:t xml:space="preserve"> </w:t>
       </w:r>
       <w:r>
-        <w:t xml:space="preserve">[27]</w:t>
+        <w:t xml:space="preserve">[23]</w:t>
       </w:r>
       <w:r>
         <w:t xml:space="preserve">.</w:t>
@@ -7536,7 +7551,10 @@
         <w:t xml:space="preserve"> </w:t>
       </w:r>
       <w:r>
-        <w:t xml:space="preserve">[28]</w:t>
+        <w:rPr>
+          <w:vertAlign w:val="superscript"/>
+        </w:rPr>
+        <w:t xml:space="preserve">v</w:t>
       </w:r>
       <w:r>
         <w:t xml:space="preserve"> </w:t>
@@ -7580,7 +7598,7 @@
         <w:t xml:space="preserve"> </w:t>
       </w:r>
       <w:r>
-        <w:t xml:space="preserve">[29]</w:t>
+        <w:t xml:space="preserve">[24]</w:t>
       </w:r>
       <w:r>
         <w:t xml:space="preserve">.</w:t>
@@ -7621,7 +7639,7 @@
         <w:t xml:space="preserve"> </w:t>
       </w:r>
       <w:r>
-        <w:t xml:space="preserve">[30]</w:t>
+        <w:t xml:space="preserve">[25]</w:t>
       </w:r>
       <w:r>
         <w:t xml:space="preserve">.</w:t>
@@ -7642,7 +7660,10 @@
         <w:t xml:space="preserve"> </w:t>
       </w:r>
       <w:r>
-        <w:t xml:space="preserve">[31]</w:t>
+        <w:rPr>
+          <w:vertAlign w:val="superscript"/>
+        </w:rPr>
+        <w:t xml:space="preserve">vi</w:t>
       </w:r>
       <w:r>
         <w:t xml:space="preserve">, and the 2023 Data Management and Sharing Policy creates a structural opportunity to establish pre-policy baselines for sharing and reuse — a rare chance to test rigorously whether mandates translate into measurable ecosystem improvements.</w:t>
@@ -7671,7 +7692,10 @@
         <w:t xml:space="preserve"> </w:t>
       </w:r>
       <w:r>
-        <w:t xml:space="preserve">[32]</w:t>
+        <w:rPr>
+          <w:vertAlign w:val="superscript"/>
+        </w:rPr>
+        <w:t xml:space="preserve">vii</w:t>
       </w:r>
       <w:r>
         <w:t xml:space="preserve">: iterating on a small priority set of metrics with NIH program staff and cross-center representatives before expanding portfolio-wide.</w:t>
@@ -7714,13 +7738,13 @@
       </w:r>
     </w:p>
     <w:bookmarkEnd w:id="25"/>
-    <w:bookmarkStart w:id="26" w:name="author-contributions"/>
+    <w:bookmarkStart w:id="33" w:name="resources"/>
     <w:p>
       <w:pPr>
         <w:pStyle w:val="Heading2"/>
       </w:pPr>
       <w:r>
-        <w:t xml:space="preserve">Author contributions</w:t>
+        <w:t xml:space="preserve">Resources</w:t>
       </w:r>
     </w:p>
     <w:p>
@@ -7728,6 +7752,212 @@
         <w:pStyle w:val="FirstParagraph"/>
       </w:pPr>
       <w:r>
+        <w:rPr>
+          <w:vertAlign w:val="superscript"/>
+        </w:rPr>
+        <w:t xml:space="preserve">i</w:t>
+      </w:r>
+      <w:r>
+        <w:t xml:space="preserve"> </w:t>
+      </w:r>
+      <w:r>
+        <w:t xml:space="preserve">Council of Councils CFDE Working Group, Final Report:</w:t>
+      </w:r>
+      <w:r>
+        <w:t xml:space="preserve"> </w:t>
+      </w:r>
+      <w:hyperlink r:id="rId26">
+        <w:r>
+          <w:rPr>
+            <w:rStyle w:val="Hyperlink"/>
+          </w:rPr>
+          <w:t xml:space="preserve">https://dpcpsi.nih.gov/sites/default/files/Day2-1225PM-Final-Report-CFDE-CoC-WG-HorwitzWilder_.pdf</w:t>
+        </w:r>
+      </w:hyperlink>
+    </w:p>
+    <w:p>
+      <w:pPr>
+        <w:pStyle w:val="BodyText"/>
+      </w:pPr>
+      <w:r>
+        <w:rPr>
+          <w:vertAlign w:val="superscript"/>
+        </w:rPr>
+        <w:t xml:space="preserve">ii</w:t>
+      </w:r>
+      <w:r>
+        <w:t xml:space="preserve"> </w:t>
+      </w:r>
+      <w:r>
+        <w:t xml:space="preserve">FAIRplus Dataset Maturity (FAIRplus-DSM) Indicators:</w:t>
+      </w:r>
+      <w:r>
+        <w:t xml:space="preserve"> </w:t>
+      </w:r>
+      <w:hyperlink r:id="rId27">
+        <w:r>
+          <w:rPr>
+            <w:rStyle w:val="Hyperlink"/>
+          </w:rPr>
+          <w:t xml:space="preserve">https://fairplus.github.io/Data-Maturity/docs/Indicators</w:t>
+        </w:r>
+      </w:hyperlink>
+    </w:p>
+    <w:p>
+      <w:pPr>
+        <w:pStyle w:val="BodyText"/>
+      </w:pPr>
+      <w:r>
+        <w:rPr>
+          <w:vertAlign w:val="superscript"/>
+        </w:rPr>
+        <w:t xml:space="preserve">iii</w:t>
+      </w:r>
+      <w:r>
+        <w:t xml:space="preserve"> </w:t>
+      </w:r>
+      <w:r>
+        <w:t xml:space="preserve">National Academies, Open Science by Design: Realizing a Vision for 21st Century Research:</w:t>
+      </w:r>
+      <w:r>
+        <w:t xml:space="preserve"> </w:t>
+      </w:r>
+      <w:hyperlink r:id="rId28">
+        <w:r>
+          <w:rPr>
+            <w:rStyle w:val="Hyperlink"/>
+          </w:rPr>
+          <w:t xml:space="preserve">https://www.ncbi.nlm.nih.gov/books/NBK562708</w:t>
+        </w:r>
+      </w:hyperlink>
+    </w:p>
+    <w:p>
+      <w:pPr>
+        <w:pStyle w:val="BodyText"/>
+      </w:pPr>
+      <w:r>
+        <w:rPr>
+          <w:vertAlign w:val="superscript"/>
+        </w:rPr>
+        <w:t xml:space="preserve">iv</w:t>
+      </w:r>
+      <w:r>
+        <w:t xml:space="preserve"> </w:t>
+      </w:r>
+      <w:r>
+        <w:t xml:space="preserve">NIH Common Fund Data Ecosystem:</w:t>
+      </w:r>
+      <w:r>
+        <w:t xml:space="preserve"> </w:t>
+      </w:r>
+      <w:hyperlink r:id="rId29">
+        <w:r>
+          <w:rPr>
+            <w:rStyle w:val="Hyperlink"/>
+          </w:rPr>
+          <w:t xml:space="preserve">https://commonfund.nih.gov/dataecosystem</w:t>
+        </w:r>
+      </w:hyperlink>
+    </w:p>
+    <w:p>
+      <w:pPr>
+        <w:pStyle w:val="BodyText"/>
+      </w:pPr>
+      <w:r>
+        <w:rPr>
+          <w:vertAlign w:val="superscript"/>
+        </w:rPr>
+        <w:t xml:space="preserve">v</w:t>
+      </w:r>
+      <w:r>
+        <w:t xml:space="preserve"> </w:t>
+      </w:r>
+      <w:r>
+        <w:t xml:space="preserve">W. K. Kellogg Foundation, Logic Model Development Guide:</w:t>
+      </w:r>
+      <w:r>
+        <w:t xml:space="preserve"> </w:t>
+      </w:r>
+      <w:hyperlink r:id="rId30">
+        <w:r>
+          <w:rPr>
+            <w:rStyle w:val="Hyperlink"/>
+          </w:rPr>
+          <w:t xml:space="preserve">https://www.wkkf.org/resource-directory/resources/2004/01/logic-model-development-guide</w:t>
+        </w:r>
+      </w:hyperlink>
+    </w:p>
+    <w:p>
+      <w:pPr>
+        <w:pStyle w:val="BodyText"/>
+      </w:pPr>
+      <w:r>
+        <w:rPr>
+          <w:vertAlign w:val="superscript"/>
+        </w:rPr>
+        <w:t xml:space="preserve">vi</w:t>
+      </w:r>
+      <w:r>
+        <w:t xml:space="preserve"> </w:t>
+      </w:r>
+      <w:r>
+        <w:t xml:space="preserve">NIH NOT-OD-21-013 (Final NIH Policy for Data Management and Sharing):</w:t>
+      </w:r>
+      <w:r>
+        <w:t xml:space="preserve"> </w:t>
+      </w:r>
+      <w:hyperlink r:id="rId31">
+        <w:r>
+          <w:rPr>
+            <w:rStyle w:val="Hyperlink"/>
+          </w:rPr>
+          <w:t xml:space="preserve">https://grants.nih.gov/grants/guide/notice-files/NOT-OD-21-013.html</w:t>
+        </w:r>
+      </w:hyperlink>
+    </w:p>
+    <w:p>
+      <w:pPr>
+        <w:pStyle w:val="BodyText"/>
+      </w:pPr>
+      <w:r>
+        <w:rPr>
+          <w:vertAlign w:val="superscript"/>
+        </w:rPr>
+        <w:t xml:space="preserve">vii</w:t>
+      </w:r>
+      <w:r>
+        <w:t xml:space="preserve"> </w:t>
+      </w:r>
+      <w:r>
+        <w:t xml:space="preserve">GA4GH Strategic Roadmap:</w:t>
+      </w:r>
+      <w:r>
+        <w:t xml:space="preserve"> </w:t>
+      </w:r>
+      <w:hyperlink r:id="rId32">
+        <w:r>
+          <w:rPr>
+            <w:rStyle w:val="Hyperlink"/>
+          </w:rPr>
+          <w:t xml:space="preserve">https://www.ga4gh.org/about-us/strategic-road-map</w:t>
+        </w:r>
+      </w:hyperlink>
+    </w:p>
+    <w:bookmarkEnd w:id="33"/>
+    <w:bookmarkStart w:id="34" w:name="author-contributions"/>
+    <w:p>
+      <w:pPr>
+        <w:pStyle w:val="Heading2"/>
+      </w:pPr>
+      <w:r>
+        <w:t xml:space="preserve">Author contributions</w:t>
+      </w:r>
+    </w:p>
+    <w:p>
+      <w:pPr>
+        <w:pStyle w:val="FirstParagraph"/>
+      </w:pPr>
+      <w:r>
         <w:t xml:space="preserve">All authors meet the International Committee of Medical Journal Editors (ICMJE) criteria for authorship.</w:t>
       </w:r>
       <w:r>
@@ -7737,8 +7967,8 @@
         <w:t xml:space="preserve">Ethan M. Lange, Vikram Adithya Ganesh, Faisal Alquaddoomi, David Mayer, Adriana Ivich, Vince Rubinetti, Casey Greene, and Sean Davis each made substantial contributions to the conception or design of the work and to the acquisition, analysis, or interpretation of data; participated in drafting the manuscript or revising it critically for important intellectual content; approved the final version for publication; and agreed to be accountable for all aspects of the work.</w:t>
       </w:r>
     </w:p>
-    <w:bookmarkEnd w:id="26"/>
-    <w:bookmarkStart w:id="36" w:name="X071796dd6bc546c91e96cca1cf5ff96599de61f"/>
+    <w:bookmarkEnd w:id="34"/>
+    <w:bookmarkStart w:id="44" w:name="X071796dd6bc546c91e96cca1cf5ff96599de61f"/>
     <w:p>
       <w:pPr>
         <w:pStyle w:val="Heading2"/>
@@ -7802,18 +8032,18 @@
                 <wp:inline>
                   <wp:extent cx="152400" cy="152400"/>
                   <wp:effectExtent b="0" l="0" r="0" t="0"/>
-                  <wp:docPr descr="" title="" id="28" name="Picture"/>
+                  <wp:docPr descr="" title="" id="36" name="Picture"/>
                   <a:graphic>
                     <a:graphicData uri="http://schemas.openxmlformats.org/drawingml/2006/picture">
                       <pic:pic>
                         <pic:nvPicPr>
-                          <pic:cNvPr descr="/opt/quarto/share/formats/docx/note.png" id="29" name="Picture"/>
+                          <pic:cNvPr descr="/opt/quarto/share/formats/docx/note.png" id="37" name="Picture"/>
                           <pic:cNvPicPr>
                             <a:picLocks noChangeArrowheads="1" noChangeAspect="1"/>
                           </pic:cNvPicPr>
                         </pic:nvPicPr>
                         <pic:blipFill>
-                          <a:blip r:embed="rId27"/>
+                          <a:blip r:embed="rId35"/>
                           <a:stretch>
                             <a:fillRect/>
                           </a:stretch>
@@ -8180,18 +8410,18 @@
                 <wp:inline>
                   <wp:extent cx="152400" cy="152400"/>
                   <wp:effectExtent b="0" l="0" r="0" t="0"/>
-                  <wp:docPr descr="" title="" id="30" name="Picture"/>
+                  <wp:docPr descr="" title="" id="38" name="Picture"/>
                   <a:graphic>
                     <a:graphicData uri="http://schemas.openxmlformats.org/drawingml/2006/picture">
                       <pic:pic>
                         <pic:nvPicPr>
-                          <pic:cNvPr descr="/opt/quarto/share/formats/docx/note.png" id="31" name="Picture"/>
+                          <pic:cNvPr descr="/opt/quarto/share/formats/docx/note.png" id="39" name="Picture"/>
                           <pic:cNvPicPr>
                             <a:picLocks noChangeArrowheads="1" noChangeAspect="1"/>
                           </pic:cNvPicPr>
                         </pic:nvPicPr>
                         <pic:blipFill>
-                          <a:blip r:embed="rId27"/>
+                          <a:blip r:embed="rId35"/>
                           <a:stretch>
                             <a:fillRect/>
                           </a:stretch>
@@ -8308,18 +8538,18 @@
                 <wp:inline>
                   <wp:extent cx="152400" cy="152400"/>
                   <wp:effectExtent b="0" l="0" r="0" t="0"/>
-                  <wp:docPr descr="" title="" id="32" name="Picture"/>
+                  <wp:docPr descr="" title="" id="40" name="Picture"/>
                   <a:graphic>
                     <a:graphicData uri="http://schemas.openxmlformats.org/drawingml/2006/picture">
                       <pic:pic>
                         <pic:nvPicPr>
-                          <pic:cNvPr descr="/opt/quarto/share/formats/docx/note.png" id="33" name="Picture"/>
+                          <pic:cNvPr descr="/opt/quarto/share/formats/docx/note.png" id="41" name="Picture"/>
                           <pic:cNvPicPr>
                             <a:picLocks noChangeArrowheads="1" noChangeAspect="1"/>
                           </pic:cNvPicPr>
                         </pic:nvPicPr>
                         <pic:blipFill>
-                          <a:blip r:embed="rId27"/>
+                          <a:blip r:embed="rId35"/>
                           <a:stretch>
                             <a:fillRect/>
                           </a:stretch>
@@ -8479,18 +8709,18 @@
                 <wp:inline>
                   <wp:extent cx="152400" cy="152400"/>
                   <wp:effectExtent b="0" l="0" r="0" t="0"/>
-                  <wp:docPr descr="" title="" id="34" name="Picture"/>
+                  <wp:docPr descr="" title="" id="42" name="Picture"/>
                   <a:graphic>
                     <a:graphicData uri="http://schemas.openxmlformats.org/drawingml/2006/picture">
                       <pic:pic>
                         <pic:nvPicPr>
-                          <pic:cNvPr descr="/opt/quarto/share/formats/docx/note.png" id="35" name="Picture"/>
+                          <pic:cNvPr descr="/opt/quarto/share/formats/docx/note.png" id="43" name="Picture"/>
                           <pic:cNvPicPr>
                             <a:picLocks noChangeArrowheads="1" noChangeAspect="1"/>
                           </pic:cNvPicPr>
                         </pic:nvPicPr>
                         <pic:blipFill>
-                          <a:blip r:embed="rId27"/>
+                          <a:blip r:embed="rId35"/>
                           <a:stretch>
                             <a:fillRect/>
                           </a:stretch>
@@ -8566,7 +8796,7 @@
               <w:t xml:space="preserve"> </w:t>
             </w:r>
             <w:r>
-              <w:t xml:space="preserve">[8]</w:t>
+              <w:t xml:space="preserve">[7]</w:t>
             </w:r>
             <w:r>
               <w:t xml:space="preserve">. The foundational definition of the principles that anchor the scientific-quality framework throughout this paper.</w:t>
@@ -8599,7 +8829,7 @@
               <w:t xml:space="preserve"> </w:t>
             </w:r>
             <w:r>
-              <w:t xml:space="preserve">[9]</w:t>
+              <w:t xml:space="preserve">[8]</w:t>
             </w:r>
             <w:r>
               <w:t xml:space="preserve">. Operationalizes FAIR as machine-measurable indicators, which is what makes automated FAIR-compliance monitoring tractable at the portfolio scale we describe.</w:t>
@@ -8619,7 +8849,7 @@
               <w:t xml:space="preserve"> </w:t>
             </w:r>
             <w:r>
-              <w:t xml:space="preserve">[13]</w:t>
+              <w:t xml:space="preserve">[12]</w:t>
             </w:r>
             <w:r>
               <w:t xml:space="preserve">. Provides the bibliometric evidence that fewer than 30% of secondary analyses formally cite source data, the core empirical basis for our argument that citation-count KPIs systematically understate reuse.</w:t>
@@ -8672,7 +8902,7 @@
               <w:t xml:space="preserve"> </w:t>
             </w:r>
             <w:r>
-              <w:t xml:space="preserve">[17]</w:t>
+              <w:t xml:space="preserve">[16]</w:t>
             </w:r>
             <w:r>
               <w:t xml:space="preserve">. The 49-attribute fitness-for-purpose framework whose representativeness and linkability attributes are particularly load-bearing for federated ecosystems like the CFDE.</w:t>
@@ -8682,8 +8912,8 @@
         </w:tc>
       </w:tr>
     </w:tbl>
-    <w:bookmarkEnd w:id="36"/>
-    <w:bookmarkStart w:id="100" w:name="references"/>
+    <w:bookmarkEnd w:id="44"/>
+    <w:bookmarkStart w:id="94" w:name="references"/>
     <w:p>
       <w:pPr>
         <w:pStyle w:val="Heading1"/>
@@ -8692,8 +8922,8 @@
         <w:t xml:space="preserve">References</w:t>
       </w:r>
     </w:p>
-    <w:bookmarkStart w:id="99" w:name="refs"/>
-    <w:bookmarkStart w:id="38" w:name="ref-pmid:24071849"/>
+    <w:bookmarkStart w:id="93" w:name="refs"/>
+    <w:bookmarkStart w:id="46" w:name="ref-pmid:24071849"/>
     <w:p>
       <w:pPr>
         <w:pStyle w:val="Bibliography"/>
@@ -8723,7 +8953,7 @@
       <w:r>
         <w:t xml:space="preserve"> </w:t>
       </w:r>
-      <w:hyperlink r:id="rId37">
+      <w:hyperlink r:id="rId45">
         <w:r>
           <w:rPr>
             <w:rStyle w:val="Hyperlink"/>
@@ -8748,8 +8978,8 @@
         <w:t xml:space="preserve">45, 1113–20</w:t>
       </w:r>
     </w:p>
-    <w:bookmarkEnd w:id="38"/>
-    <w:bookmarkStart w:id="40" w:name="ref-doi:10.1038/ng.2653"/>
+    <w:bookmarkEnd w:id="46"/>
+    <w:bookmarkStart w:id="48" w:name="ref-doi:10.1038/ng.2653"/>
     <w:p>
       <w:pPr>
         <w:pStyle w:val="Bibliography"/>
@@ -8785,7 +9015,7 @@
       <w:r>
         <w:t xml:space="preserve"> </w:t>
       </w:r>
-      <w:hyperlink r:id="rId39">
+      <w:hyperlink r:id="rId47">
         <w:r>
           <w:rPr>
             <w:rStyle w:val="Hyperlink"/>
@@ -8813,8 +9043,8 @@
         <w:t xml:space="preserve">45, 580–585</w:t>
       </w:r>
     </w:p>
-    <w:bookmarkEnd w:id="40"/>
-    <w:bookmarkStart w:id="42" w:name="ref-doi:10.1056/NEJMsr1809937"/>
+    <w:bookmarkEnd w:id="48"/>
+    <w:bookmarkStart w:id="50" w:name="ref-doi:10.1056/NEJMsr1809937"/>
     <w:p>
       <w:pPr>
         <w:pStyle w:val="Bibliography"/>
@@ -8834,7 +9064,7 @@
       <w:r>
         <w:t xml:space="preserve"> </w:t>
       </w:r>
-      <w:hyperlink r:id="rId41">
+      <w:hyperlink r:id="rId49">
         <w:r>
           <w:rPr>
             <w:rStyle w:val="Hyperlink"/>
@@ -8886,8 +9116,8 @@
         <w:t xml:space="preserve">381, 668–676</w:t>
       </w:r>
     </w:p>
-    <w:bookmarkEnd w:id="42"/>
-    <w:bookmarkStart w:id="44" w:name="ref-doi:10.1093/gigascience/giac105"/>
+    <w:bookmarkEnd w:id="50"/>
+    <w:bookmarkStart w:id="52" w:name="ref-doi:10.1093/gigascience/giac105"/>
     <w:p>
       <w:pPr>
         <w:pStyle w:val="Bibliography"/>
@@ -8923,7 +9153,7 @@
       <w:r>
         <w:t xml:space="preserve"> </w:t>
       </w:r>
-      <w:hyperlink r:id="rId43">
+      <w:hyperlink r:id="rId51">
         <w:r>
           <w:rPr>
             <w:rStyle w:val="Hyperlink"/>
@@ -8951,8 +9181,8 @@
         <w:t xml:space="preserve">11</w:t>
       </w:r>
     </w:p>
-    <w:bookmarkEnd w:id="44"/>
-    <w:bookmarkStart w:id="46" w:name="X7a93631224c49a632e3119c84b1b3a6b629c733"/>
+    <w:bookmarkEnd w:id="52"/>
+    <w:bookmarkStart w:id="53" w:name="ref-isbn:9780471465102"/>
     <w:p>
       <w:pPr>
         <w:pStyle w:val="Bibliography"/>
@@ -8967,22 +9197,24 @@
         <w:t xml:space="preserve">	</w:t>
       </w:r>
       <w:r>
-        <w:t xml:space="preserve">[Online]. Available:</w:t>
-      </w:r>
-      <w:r>
-        <w:t xml:space="preserve"> </w:t>
-      </w:r>
-      <w:hyperlink r:id="rId45">
-        <w:r>
-          <w:rPr>
-            <w:rStyle w:val="Hyperlink"/>
-          </w:rPr>
-          <w:t xml:space="preserve">https://dpcpsi.nih.gov/sites/default/files/Day2-1225PM-Final-Report-CFDE-CoC-WG-HorwitzWilder_.pdf</w:t>
-        </w:r>
-      </w:hyperlink>
+        <w:t xml:space="preserve">Keeney, R.L. and Raiffa, H. (1976)</w:t>
+      </w:r>
+      <w:r>
+        <w:t xml:space="preserve"> </w:t>
+      </w:r>
+      <w:r>
+        <w:rPr>
+          <w:i/>
+          <w:iCs/>
+        </w:rPr>
+        <w:t xml:space="preserve">Decisions with multiple objectives: preferences and value tradeoffs</w:t>
+      </w:r>
+      <w:r>
+        <w:t xml:space="preserve">, Wiley</w:t>
+      </w:r>
     </w:p>
-    <w:bookmarkEnd w:id="46"/>
-    <w:bookmarkStart w:id="47" w:name="ref-isbn:9780471465102"/>
+    <w:bookmarkEnd w:id="53"/>
+    <w:bookmarkStart w:id="54" w:name="ref-isbn:9780792375067"/>
     <w:p>
       <w:pPr>
         <w:pStyle w:val="Bibliography"/>
@@ -8997,7 +9229,7 @@
         <w:t xml:space="preserve">	</w:t>
       </w:r>
       <w:r>
-        <w:t xml:space="preserve">Keeney, R.L. and Raiffa, H. (1976)</w:t>
+        <w:t xml:space="preserve">Eloff, J.H.P., ed. (2001)</w:t>
       </w:r>
       <w:r>
         <w:t xml:space="preserve"> </w:t>
@@ -9007,14 +9239,14 @@
           <w:i/>
           <w:iCs/>
         </w:rPr>
-        <w:t xml:space="preserve">Decisions with multiple objectives: preferences and value tradeoffs</w:t>
-      </w:r>
-      <w:r>
-        <w:t xml:space="preserve">, Wiley</w:t>
+        <w:t xml:space="preserve">Advances in information security management &amp; small systems security: IFIP TC11 WG11.1/WG11.2 Eighth Annual Working Conference on Information Security Management &amp; Small Systems Security, September 27-28, 2001, Las Vegas, Nevada, USA</w:t>
+      </w:r>
+      <w:r>
+        <w:t xml:space="preserve">, Kluwer Academic Publishers</w:t>
       </w:r>
     </w:p>
-    <w:bookmarkEnd w:id="47"/>
-    <w:bookmarkStart w:id="48" w:name="ref-isbn:9780792375067"/>
+    <w:bookmarkEnd w:id="54"/>
+    <w:bookmarkStart w:id="56" w:name="ref-doi:10.1038/sdata.2016.18"/>
     <w:p>
       <w:pPr>
         <w:pStyle w:val="Bibliography"/>
@@ -9029,7 +9261,7 @@
         <w:t xml:space="preserve">	</w:t>
       </w:r>
       <w:r>
-        <w:t xml:space="preserve">Eloff, J.H.P., ed. (2001)</w:t>
+        <w:t xml:space="preserve">Wilkinson, M.D.</w:t>
       </w:r>
       <w:r>
         <w:t xml:space="preserve"> </w:t>
@@ -9039,38 +9271,6 @@
           <w:i/>
           <w:iCs/>
         </w:rPr>
-        <w:t xml:space="preserve">Advances in information security management &amp; small systems security: IFIP TC11 WG11.1/WG11.2 Eighth Annual Working Conference on Information Security Management &amp; Small Systems Security, September 27-28, 2001, Las Vegas, Nevada, USA</w:t>
-      </w:r>
-      <w:r>
-        <w:t xml:space="preserve">, Kluwer Academic Publishers</w:t>
-      </w:r>
-    </w:p>
-    <w:bookmarkEnd w:id="48"/>
-    <w:bookmarkStart w:id="50" w:name="ref-doi:10.1038/sdata.2016.18"/>
-    <w:p>
-      <w:pPr>
-        <w:pStyle w:val="Bibliography"/>
-      </w:pPr>
-      <w:r>
-        <w:t xml:space="preserve">8.</w:t>
-      </w:r>
-      <w:r>
-        <w:t xml:space="preserve"> </w:t>
-      </w:r>
-      <w:r>
-        <w:t xml:space="preserve">	</w:t>
-      </w:r>
-      <w:r>
-        <w:t xml:space="preserve">Wilkinson, M.D.</w:t>
-      </w:r>
-      <w:r>
-        <w:t xml:space="preserve"> </w:t>
-      </w:r>
-      <w:r>
-        <w:rPr>
-          <w:i/>
-          <w:iCs/>
-        </w:rPr>
         <w:t xml:space="preserve">et al.</w:t>
       </w:r>
       <w:r>
@@ -9082,7 +9282,7 @@
       <w:r>
         <w:t xml:space="preserve"> </w:t>
       </w:r>
-      <w:hyperlink r:id="rId49">
+      <w:hyperlink r:id="rId55">
         <w:r>
           <w:rPr>
             <w:rStyle w:val="Hyperlink"/>
@@ -9110,14 +9310,14 @@
         <w:t xml:space="preserve">3</w:t>
       </w:r>
     </w:p>
-    <w:bookmarkEnd w:id="50"/>
-    <w:bookmarkStart w:id="52" w:name="ref-doi:10.1038/sdata.2018.118"/>
+    <w:bookmarkEnd w:id="56"/>
+    <w:bookmarkStart w:id="58" w:name="ref-doi:10.1038/sdata.2018.118"/>
     <w:p>
       <w:pPr>
         <w:pStyle w:val="Bibliography"/>
       </w:pPr>
       <w:r>
-        <w:t xml:space="preserve">9.</w:t>
+        <w:t xml:space="preserve">8.</w:t>
       </w:r>
       <w:r>
         <w:t xml:space="preserve"> </w:t>
@@ -9147,7 +9347,7 @@
       <w:r>
         <w:t xml:space="preserve"> </w:t>
       </w:r>
-      <w:hyperlink r:id="rId51">
+      <w:hyperlink r:id="rId57">
         <w:r>
           <w:rPr>
             <w:rStyle w:val="Hyperlink"/>
@@ -9175,14 +9375,14 @@
         <w:t xml:space="preserve">5</w:t>
       </w:r>
     </w:p>
-    <w:bookmarkEnd w:id="52"/>
-    <w:bookmarkStart w:id="54" w:name="ref-doi:10.1371/journal.pone.0311493"/>
+    <w:bookmarkEnd w:id="58"/>
+    <w:bookmarkStart w:id="60" w:name="ref-doi:10.1371/journal.pone.0311493"/>
     <w:p>
       <w:pPr>
         <w:pStyle w:val="Bibliography"/>
       </w:pPr>
       <w:r>
-        <w:t xml:space="preserve">10.</w:t>
+        <w:t xml:space="preserve">9.</w:t>
       </w:r>
       <w:r>
         <w:t xml:space="preserve"> </w:t>
@@ -9212,7 +9412,7 @@
       <w:r>
         <w:t xml:space="preserve"> </w:t>
       </w:r>
-      <w:hyperlink r:id="rId53">
+      <w:hyperlink r:id="rId59">
         <w:r>
           <w:rPr>
             <w:rStyle w:val="Hyperlink"/>
@@ -9240,14 +9440,14 @@
         <w:t xml:space="preserve">19, e0311493</w:t>
       </w:r>
     </w:p>
-    <w:bookmarkEnd w:id="54"/>
-    <w:bookmarkStart w:id="56" w:name="ref-doi:10.1038/520429a"/>
+    <w:bookmarkEnd w:id="60"/>
+    <w:bookmarkStart w:id="62" w:name="ref-doi:10.1038/520429a"/>
     <w:p>
       <w:pPr>
         <w:pStyle w:val="Bibliography"/>
       </w:pPr>
       <w:r>
-        <w:t xml:space="preserve">11.</w:t>
+        <w:t xml:space="preserve">10.</w:t>
       </w:r>
       <w:r>
         <w:t xml:space="preserve"> </w:t>
@@ -9277,7 +9477,7 @@
       <w:r>
         <w:t xml:space="preserve"> </w:t>
       </w:r>
-      <w:hyperlink r:id="rId55">
+      <w:hyperlink r:id="rId61">
         <w:r>
           <w:rPr>
             <w:rStyle w:val="Hyperlink"/>
@@ -9305,14 +9505,14 @@
         <w:t xml:space="preserve">520, 429–431</w:t>
       </w:r>
     </w:p>
-    <w:bookmarkEnd w:id="56"/>
-    <w:bookmarkStart w:id="58" w:name="ref-doi:10.4103/1008-682X.171582"/>
+    <w:bookmarkEnd w:id="62"/>
+    <w:bookmarkStart w:id="64" w:name="ref-doi:10.4103/1008-682X.171582"/>
     <w:p>
       <w:pPr>
         <w:pStyle w:val="Bibliography"/>
       </w:pPr>
       <w:r>
-        <w:t xml:space="preserve">12.</w:t>
+        <w:t xml:space="preserve">11.</w:t>
       </w:r>
       <w:r>
         <w:t xml:space="preserve"> </w:t>
@@ -9342,7 +9542,7 @@
       <w:r>
         <w:t xml:space="preserve"> </w:t>
       </w:r>
-      <w:hyperlink r:id="rId57">
+      <w:hyperlink r:id="rId63">
         <w:r>
           <w:rPr>
             <w:rStyle w:val="Hyperlink"/>
@@ -9370,14 +9570,14 @@
         <w:t xml:space="preserve">18, 296</w:t>
       </w:r>
     </w:p>
-    <w:bookmarkEnd w:id="58"/>
-    <w:bookmarkStart w:id="60" w:name="ref-doi:10.1101/2023.09.12.557386"/>
+    <w:bookmarkEnd w:id="64"/>
+    <w:bookmarkStart w:id="66" w:name="ref-doi:10.1101/2023.09.12.557386"/>
     <w:p>
       <w:pPr>
         <w:pStyle w:val="Bibliography"/>
       </w:pPr>
       <w:r>
-        <w:t xml:space="preserve">13.</w:t>
+        <w:t xml:space="preserve">12.</w:t>
       </w:r>
       <w:r>
         <w:t xml:space="preserve"> </w:t>
@@ -9407,7 +9607,7 @@
       <w:r>
         <w:t xml:space="preserve"> </w:t>
       </w:r>
-      <w:hyperlink r:id="rId59">
+      <w:hyperlink r:id="rId65">
         <w:r>
           <w:rPr>
             <w:rStyle w:val="Hyperlink"/>
@@ -9419,14 +9619,14 @@
         <w:t xml:space="preserve">openRxiv</w:t>
       </w:r>
     </w:p>
-    <w:bookmarkEnd w:id="60"/>
-    <w:bookmarkStart w:id="62" w:name="ref-doi:10.2196/63544"/>
+    <w:bookmarkEnd w:id="66"/>
+    <w:bookmarkStart w:id="68" w:name="ref-doi:10.2196/63544"/>
     <w:p>
       <w:pPr>
         <w:pStyle w:val="Bibliography"/>
       </w:pPr>
       <w:r>
-        <w:t xml:space="preserve">14.</w:t>
+        <w:t xml:space="preserve">13.</w:t>
       </w:r>
       <w:r>
         <w:t xml:space="preserve"> </w:t>
@@ -9440,7 +9640,7 @@
       <w:r>
         <w:t xml:space="preserve"> </w:t>
       </w:r>
-      <w:hyperlink r:id="rId61">
+      <w:hyperlink r:id="rId67">
         <w:r>
           <w:rPr>
             <w:rStyle w:val="Hyperlink"/>
@@ -9468,14 +9668,14 @@
         <w:t xml:space="preserve">13, e63544–e63544</w:t>
       </w:r>
     </w:p>
-    <w:bookmarkEnd w:id="62"/>
-    <w:bookmarkStart w:id="64" w:name="ref-doi:10.15265/IY-2014-0020"/>
+    <w:bookmarkEnd w:id="68"/>
+    <w:bookmarkStart w:id="70" w:name="ref-doi:10.15265/IY-2014-0020"/>
     <w:p>
       <w:pPr>
         <w:pStyle w:val="Bibliography"/>
       </w:pPr>
       <w:r>
-        <w:t xml:space="preserve">15.</w:t>
+        <w:t xml:space="preserve">14.</w:t>
       </w:r>
       <w:r>
         <w:t xml:space="preserve"> </w:t>
@@ -9489,7 +9689,7 @@
       <w:r>
         <w:t xml:space="preserve"> </w:t>
       </w:r>
-      <w:hyperlink r:id="rId63">
+      <w:hyperlink r:id="rId69">
         <w:r>
           <w:rPr>
             <w:rStyle w:val="Hyperlink"/>
@@ -9517,14 +9717,14 @@
         <w:t xml:space="preserve">23, 14–20</w:t>
       </w:r>
     </w:p>
-    <w:bookmarkEnd w:id="64"/>
-    <w:bookmarkStart w:id="66" w:name="ref-doi:10.1371/journal.pone.0229003"/>
+    <w:bookmarkEnd w:id="70"/>
+    <w:bookmarkStart w:id="72" w:name="ref-doi:10.1371/journal.pone.0229003"/>
     <w:p>
       <w:pPr>
         <w:pStyle w:val="Bibliography"/>
       </w:pPr>
       <w:r>
-        <w:t xml:space="preserve">16.</w:t>
+        <w:t xml:space="preserve">15.</w:t>
       </w:r>
       <w:r>
         <w:t xml:space="preserve"> </w:t>
@@ -9554,7 +9754,7 @@
       <w:r>
         <w:t xml:space="preserve"> </w:t>
       </w:r>
-      <w:hyperlink r:id="rId65">
+      <w:hyperlink r:id="rId71">
         <w:r>
           <w:rPr>
             <w:rStyle w:val="Hyperlink"/>
@@ -9582,14 +9782,14 @@
         <w:t xml:space="preserve">15, e0229003</w:t>
       </w:r>
     </w:p>
-    <w:bookmarkEnd w:id="66"/>
-    <w:bookmarkStart w:id="68" w:name="ref-doi:10.15585/mmwr.su7303a1"/>
+    <w:bookmarkEnd w:id="72"/>
+    <w:bookmarkStart w:id="74" w:name="ref-doi:10.15585/mmwr.su7303a1"/>
     <w:p>
       <w:pPr>
         <w:pStyle w:val="Bibliography"/>
       </w:pPr>
       <w:r>
-        <w:t xml:space="preserve">17.</w:t>
+        <w:t xml:space="preserve">16.</w:t>
       </w:r>
       <w:r>
         <w:t xml:space="preserve"> </w:t>
@@ -9619,7 +9819,7 @@
       <w:r>
         <w:t xml:space="preserve"> </w:t>
       </w:r>
-      <w:hyperlink r:id="rId67">
+      <w:hyperlink r:id="rId73">
         <w:r>
           <w:rPr>
             <w:rStyle w:val="Hyperlink"/>
@@ -9647,14 +9847,14 @@
         <w:t xml:space="preserve">73, 1–13</w:t>
       </w:r>
     </w:p>
-    <w:bookmarkEnd w:id="68"/>
-    <w:bookmarkStart w:id="70" w:name="ref-doi:10.1038/nbt.3780"/>
+    <w:bookmarkEnd w:id="74"/>
+    <w:bookmarkStart w:id="76" w:name="ref-doi:10.1038/nbt.3780"/>
     <w:p>
       <w:pPr>
         <w:pStyle w:val="Bibliography"/>
       </w:pPr>
       <w:r>
-        <w:t xml:space="preserve">18.</w:t>
+        <w:t xml:space="preserve">17.</w:t>
       </w:r>
       <w:r>
         <w:t xml:space="preserve"> </w:t>
@@ -9668,7 +9868,7 @@
       <w:r>
         <w:t xml:space="preserve"> </w:t>
       </w:r>
-      <w:hyperlink r:id="rId69">
+      <w:hyperlink r:id="rId75">
         <w:r>
           <w:rPr>
             <w:rStyle w:val="Hyperlink"/>
@@ -9696,14 +9896,14 @@
         <w:t xml:space="preserve">35, 342–346</w:t>
       </w:r>
     </w:p>
-    <w:bookmarkEnd w:id="70"/>
-    <w:bookmarkStart w:id="72" w:name="ref-doi:10.1186/gb-2004-5-10-r80"/>
+    <w:bookmarkEnd w:id="76"/>
+    <w:bookmarkStart w:id="78" w:name="ref-doi:10.1186/gb-2004-5-10-r80"/>
     <w:p>
       <w:pPr>
         <w:pStyle w:val="Bibliography"/>
       </w:pPr>
       <w:r>
-        <w:t xml:space="preserve">19.</w:t>
+        <w:t xml:space="preserve">18.</w:t>
       </w:r>
       <w:r>
         <w:t xml:space="preserve"> </w:t>
@@ -9733,7 +9933,7 @@
       <w:r>
         <w:t xml:space="preserve"> </w:t>
       </w:r>
-      <w:hyperlink r:id="rId71">
+      <w:hyperlink r:id="rId77">
         <w:r>
           <w:rPr>
             <w:rStyle w:val="Hyperlink"/>
@@ -9761,14 +9961,14 @@
         <w:t xml:space="preserve">5</w:t>
       </w:r>
     </w:p>
-    <w:bookmarkEnd w:id="72"/>
-    <w:bookmarkStart w:id="74" w:name="ref-doi:10.12688/f1000research.9206.1"/>
+    <w:bookmarkEnd w:id="78"/>
+    <w:bookmarkStart w:id="80" w:name="ref-doi:10.12688/f1000research.9206.1"/>
     <w:p>
       <w:pPr>
         <w:pStyle w:val="Bibliography"/>
       </w:pPr>
       <w:r>
-        <w:t xml:space="preserve">20.</w:t>
+        <w:t xml:space="preserve">19.</w:t>
       </w:r>
       <w:r>
         <w:t xml:space="preserve"> </w:t>
@@ -9798,7 +9998,7 @@
       <w:r>
         <w:t xml:space="preserve"> </w:t>
       </w:r>
-      <w:hyperlink r:id="rId73">
+      <w:hyperlink r:id="rId79">
         <w:r>
           <w:rPr>
             <w:rStyle w:val="Hyperlink"/>
@@ -9826,14 +10026,14 @@
         <w:t xml:space="preserve">5, 2000</w:t>
       </w:r>
     </w:p>
-    <w:bookmarkEnd w:id="74"/>
-    <w:bookmarkStart w:id="76" w:name="X2b10f9b9a4270be0d96aba4cc529b1548cdbabe"/>
+    <w:bookmarkEnd w:id="80"/>
+    <w:bookmarkStart w:id="82" w:name="ref-doi:10.1093/jamia/ocab278"/>
     <w:p>
       <w:pPr>
         <w:pStyle w:val="Bibliography"/>
       </w:pPr>
       <w:r>
-        <w:t xml:space="preserve">21.</w:t>
+        <w:t xml:space="preserve">20.</w:t>
       </w:r>
       <w:r>
         <w:t xml:space="preserve"> </w:t>
@@ -9842,7 +10042,7 @@
         <w:t xml:space="preserve">	</w:t>
       </w:r>
       <w:r>
-        <w:t xml:space="preserve">Indicators.</w:t>
+        <w:t xml:space="preserve">Kahn, M.G.</w:t>
       </w:r>
       <w:r>
         <w:t xml:space="preserve"> </w:t>
@@ -9852,126 +10052,18 @@
           <w:i/>
           <w:iCs/>
         </w:rPr>
-        <w:t xml:space="preserve">FAIRplus Data Maturity</w:t>
-      </w:r>
-      <w:r>
-        <w:t xml:space="preserve">. [Online]. Available:</w:t>
-      </w:r>
-      <w:r>
-        <w:t xml:space="preserve"> </w:t>
-      </w:r>
-      <w:hyperlink r:id="rId75">
-        <w:r>
-          <w:rPr>
-            <w:rStyle w:val="Hyperlink"/>
-          </w:rPr>
-          <w:t xml:space="preserve">https://fairplus.github.io/Data-Maturity/docs/Indicators/</w:t>
-        </w:r>
-      </w:hyperlink>
-      <w:r>
-        <w:t xml:space="preserve">. [Accessed: 16-May-2026]</w:t>
-      </w:r>
-    </w:p>
-    <w:bookmarkEnd w:id="76"/>
-    <w:bookmarkStart w:id="78" w:name="X7ad42e4ba87689c7356ff47da0c3a62acb6be13"/>
-    <w:p>
-      <w:pPr>
-        <w:pStyle w:val="Bibliography"/>
-      </w:pPr>
-      <w:r>
-        <w:t xml:space="preserve">22.</w:t>
-      </w:r>
-      <w:r>
-        <w:t xml:space="preserve"> </w:t>
-      </w:r>
-      <w:r>
-        <w:t xml:space="preserve">	</w:t>
-      </w:r>
-      <w:r>
-        <w:t xml:space="preserve">National Academies of Sciences, E.</w:t>
-      </w:r>
-      <w:r>
-        <w:t xml:space="preserve"> </w:t>
-      </w:r>
-      <w:r>
-        <w:rPr>
-          <w:i/>
-          <w:iCs/>
-        </w:rPr>
         <w:t xml:space="preserve">et al.</w:t>
       </w:r>
       <w:r>
         <w:t xml:space="preserve"> </w:t>
       </w:r>
       <w:r>
-        <w:t xml:space="preserve">(2020)</w:t>
-      </w:r>
-      <w:r>
-        <w:t xml:space="preserve"> </w:t>
-      </w:r>
-      <w:hyperlink r:id="rId77">
-        <w:r>
-          <w:rPr>
-            <w:rStyle w:val="Hyperlink"/>
-          </w:rPr>
-          <w:t xml:space="preserve">The Cost-Forecasting Framework: Identifying Cost Drivers in the Biomedical Data Life Cycle</w:t>
-        </w:r>
-      </w:hyperlink>
-      <w:r>
-        <w:t xml:space="preserve">. In</w:t>
-      </w:r>
-      <w:r>
-        <w:t xml:space="preserve"> </w:t>
-      </w:r>
-      <w:r>
-        <w:rPr>
-          <w:i/>
-          <w:iCs/>
-        </w:rPr>
-        <w:t xml:space="preserve">Life-Cycle Decisions for Biomedical Data: The Challenge of Forecasting Costs</w:t>
-      </w:r>
-      <w:r>
-        <w:t xml:space="preserve">, National Academies Press (US)</w:t>
-      </w:r>
-    </w:p>
-    <w:bookmarkEnd w:id="78"/>
-    <w:bookmarkStart w:id="80" w:name="ref-doi:10.1093/jamia/ocab278"/>
-    <w:p>
-      <w:pPr>
-        <w:pStyle w:val="Bibliography"/>
-      </w:pPr>
-      <w:r>
-        <w:t xml:space="preserve">23.</w:t>
-      </w:r>
-      <w:r>
-        <w:t xml:space="preserve"> </w:t>
-      </w:r>
-      <w:r>
-        <w:t xml:space="preserve">	</w:t>
-      </w:r>
-      <w:r>
-        <w:t xml:space="preserve">Kahn, M.G.</w:t>
-      </w:r>
-      <w:r>
-        <w:t xml:space="preserve"> </w:t>
-      </w:r>
-      <w:r>
-        <w:rPr>
-          <w:i/>
-          <w:iCs/>
-        </w:rPr>
-        <w:t xml:space="preserve">et al.</w:t>
-      </w:r>
-      <w:r>
-        <w:t xml:space="preserve"> </w:t>
-      </w:r>
-      <w:r>
         <w:t xml:space="preserve">(2021)</w:t>
       </w:r>
       <w:r>
         <w:t xml:space="preserve"> </w:t>
       </w:r>
-      <w:hyperlink r:id="rId79">
+      <w:hyperlink r:id="rId81">
         <w:r>
           <w:rPr>
             <w:rStyle w:val="Hyperlink"/>
@@ -9999,14 +10091,14 @@
         <w:t xml:space="preserve">29, 592–600</w:t>
       </w:r>
     </w:p>
-    <w:bookmarkEnd w:id="80"/>
-    <w:bookmarkStart w:id="82" w:name="ref-doi:10.48550/arXiv.2509.12709"/>
+    <w:bookmarkEnd w:id="82"/>
+    <w:bookmarkStart w:id="84" w:name="ref-doi:10.48550/arXiv.2509.12709"/>
     <w:p>
       <w:pPr>
         <w:pStyle w:val="Bibliography"/>
       </w:pPr>
       <w:r>
-        <w:t xml:space="preserve">24.</w:t>
+        <w:t xml:space="preserve">21.</w:t>
       </w:r>
       <w:r>
         <w:t xml:space="preserve"> </w:t>
@@ -10036,7 +10128,7 @@
       <w:r>
         <w:t xml:space="preserve"> </w:t>
       </w:r>
-      <w:hyperlink r:id="rId81">
+      <w:hyperlink r:id="rId83">
         <w:r>
           <w:rPr>
             <w:rStyle w:val="Hyperlink"/>
@@ -10048,39 +10140,6 @@
         <w:t xml:space="preserve">arXiv</w:t>
       </w:r>
     </w:p>
-    <w:bookmarkEnd w:id="82"/>
-    <w:bookmarkStart w:id="84" w:name="Xc1554ee4988a5c64dd2a8bc05a8ce444d54a496"/>
-    <w:p>
-      <w:pPr>
-        <w:pStyle w:val="Bibliography"/>
-      </w:pPr>
-      <w:r>
-        <w:t xml:space="preserve">25.</w:t>
-      </w:r>
-      <w:r>
-        <w:t xml:space="preserve"> </w:t>
-      </w:r>
-      <w:r>
-        <w:t xml:space="preserve">	</w:t>
-      </w:r>
-      <w:r>
-        <w:t xml:space="preserve">Common Fund Data Ecosystem (CFDE) | NIH Common Fund[Online]. Available:</w:t>
-      </w:r>
-      <w:r>
-        <w:t xml:space="preserve"> </w:t>
-      </w:r>
-      <w:hyperlink r:id="rId83">
-        <w:r>
-          <w:rPr>
-            <w:rStyle w:val="Hyperlink"/>
-          </w:rPr>
-          <w:t xml:space="preserve">https://commonfund.nih.gov/dataecosystem</w:t>
-        </w:r>
-      </w:hyperlink>
-      <w:r>
-        <w:t xml:space="preserve">. [Accessed: 16-May-2026]</w:t>
-      </w:r>
-    </w:p>
     <w:bookmarkEnd w:id="84"/>
     <w:bookmarkStart w:id="86" w:name="ref-doi:10.1007/s10488-013-0528-y"/>
     <w:p>
@@ -10088,7 +10147,7 @@
         <w:pStyle w:val="Bibliography"/>
       </w:pPr>
       <w:r>
-        <w:t xml:space="preserve">26.</w:t>
+        <w:t xml:space="preserve">22.</w:t>
       </w:r>
       <w:r>
         <w:t xml:space="preserve"> </w:t>
@@ -10153,7 +10212,7 @@
         <w:pStyle w:val="Bibliography"/>
       </w:pPr>
       <w:r>
-        <w:t xml:space="preserve">27.</w:t>
+        <w:t xml:space="preserve">23.</w:t>
       </w:r>
       <w:r>
         <w:t xml:space="preserve"> </w:t>
@@ -10196,43 +10255,13 @@
       </w:r>
     </w:p>
     <w:bookmarkEnd w:id="88"/>
-    <w:bookmarkStart w:id="90" w:name="X76ee81cf61288aec0f48b9d17d5a06038eee18d"/>
+    <w:bookmarkStart w:id="90" w:name="ref-pmid:30861395"/>
     <w:p>
       <w:pPr>
         <w:pStyle w:val="Bibliography"/>
       </w:pPr>
       <w:r>
-        <w:t xml:space="preserve">28.</w:t>
-      </w:r>
-      <w:r>
-        <w:t xml:space="preserve"> </w:t>
-      </w:r>
-      <w:r>
-        <w:t xml:space="preserve">	</w:t>
-      </w:r>
-      <w:r>
-        <w:t xml:space="preserve">[Online]. Available:</w:t>
-      </w:r>
-      <w:r>
-        <w:t xml:space="preserve"> </w:t>
-      </w:r>
-      <w:hyperlink r:id="rId89">
-        <w:r>
-          <w:rPr>
-            <w:rStyle w:val="Hyperlink"/>
-          </w:rPr>
-          <w:t xml:space="preserve">https://www.wkkf.org/resource-directory/resources/2004/01/logic-model-development-guide</w:t>
-        </w:r>
-      </w:hyperlink>
-    </w:p>
-    <w:bookmarkEnd w:id="90"/>
-    <w:bookmarkStart w:id="92" w:name="ref-pmid:30861395"/>
-    <w:p>
-      <w:pPr>
-        <w:pStyle w:val="Bibliography"/>
-      </w:pPr>
-      <w:r>
-        <w:t xml:space="preserve">29.</w:t>
+        <w:t xml:space="preserve">24.</w:t>
       </w:r>
       <w:r>
         <w:t xml:space="preserve"> </w:t>
@@ -10262,7 +10291,7 @@
       <w:r>
         <w:t xml:space="preserve"> </w:t>
       </w:r>
-      <w:hyperlink r:id="rId91">
+      <w:hyperlink r:id="rId89">
         <w:r>
           <w:rPr>
             <w:rStyle w:val="Hyperlink"/>
@@ -10287,14 +10316,14 @@
         <w:t xml:space="preserve">74, 69–75</w:t>
       </w:r>
     </w:p>
-    <w:bookmarkEnd w:id="92"/>
-    <w:bookmarkStart w:id="94" w:name="ref-doi:10.1016/j.socscimed.2017.03.041"/>
+    <w:bookmarkEnd w:id="90"/>
+    <w:bookmarkStart w:id="92" w:name="ref-doi:10.1016/j.socscimed.2017.03.041"/>
     <w:p>
       <w:pPr>
         <w:pStyle w:val="Bibliography"/>
       </w:pPr>
       <w:r>
-        <w:t xml:space="preserve">30.</w:t>
+        <w:t xml:space="preserve">25.</w:t>
       </w:r>
       <w:r>
         <w:t xml:space="preserve"> </w:t>
@@ -10308,7 +10337,7 @@
       <w:r>
         <w:t xml:space="preserve"> </w:t>
       </w:r>
-      <w:hyperlink r:id="rId93">
+      <w:hyperlink r:id="rId91">
         <w:r>
           <w:rPr>
             <w:rStyle w:val="Hyperlink"/>
@@ -10336,75 +10365,9 @@
         <w:t xml:space="preserve">181, 54–65</w:t>
       </w:r>
     </w:p>
+    <w:bookmarkEnd w:id="92"/>
+    <w:bookmarkEnd w:id="93"/>
     <w:bookmarkEnd w:id="94"/>
-    <w:bookmarkStart w:id="96" w:name="X95f22a201431050b3e5367321fb4ecc35cbc91c"/>
-    <w:p>
-      <w:pPr>
-        <w:pStyle w:val="Bibliography"/>
-      </w:pPr>
-      <w:r>
-        <w:t xml:space="preserve">31.</w:t>
-      </w:r>
-      <w:r>
-        <w:t xml:space="preserve"> </w:t>
-      </w:r>
-      <w:r>
-        <w:t xml:space="preserve">	</w:t>
-      </w:r>
-      <w:r>
-        <w:t xml:space="preserve">NOT-OD-21-013: Final NIH Policy for Data Management and Sharing[Online]. Available:</w:t>
-      </w:r>
-      <w:r>
-        <w:t xml:space="preserve"> </w:t>
-      </w:r>
-      <w:hyperlink r:id="rId95">
-        <w:r>
-          <w:rPr>
-            <w:rStyle w:val="Hyperlink"/>
-          </w:rPr>
-          <w:t xml:space="preserve">https://grants.nih.gov/grants/guide/notice-files/NOT-OD-21-013.html</w:t>
-        </w:r>
-      </w:hyperlink>
-      <w:r>
-        <w:t xml:space="preserve">. [Accessed: 16-May-2026]</w:t>
-      </w:r>
-    </w:p>
-    <w:bookmarkEnd w:id="96"/>
-    <w:bookmarkStart w:id="98" w:name="X999055200295ead81fddf881b6ef724ff612aa1"/>
-    <w:p>
-      <w:pPr>
-        <w:pStyle w:val="Bibliography"/>
-      </w:pPr>
-      <w:r>
-        <w:t xml:space="preserve">32.</w:t>
-      </w:r>
-      <w:r>
-        <w:t xml:space="preserve"> </w:t>
-      </w:r>
-      <w:r>
-        <w:t xml:space="preserve">	</w:t>
-      </w:r>
-      <w:r>
-        <w:t xml:space="preserve">Strategic Road Map[Online]. Available:</w:t>
-      </w:r>
-      <w:r>
-        <w:t xml:space="preserve"> </w:t>
-      </w:r>
-      <w:hyperlink r:id="rId97">
-        <w:r>
-          <w:rPr>
-            <w:rStyle w:val="Hyperlink"/>
-          </w:rPr>
-          <w:t xml:space="preserve">https://www.ga4gh.org/about-us/strategic-road-map/</w:t>
-        </w:r>
-      </w:hyperlink>
-      <w:r>
-        <w:t xml:space="preserve">. [Accessed: 16-May-2026]</w:t>
-      </w:r>
-    </w:p>
-    <w:bookmarkEnd w:id="98"/>
-    <w:bookmarkEnd w:id="99"/>
-    <w:bookmarkEnd w:id="100"/>
     <w:sectPr>
       <w:footnotePr>
         <w:numRestart w:val="eachSect"/>

--- a/manuscript.docx
+++ b/manuscript.docx
@@ -7968,7 +7968,7 @@
       </w:r>
     </w:p>
     <w:bookmarkEnd w:id="34"/>
-    <w:bookmarkStart w:id="44" w:name="X071796dd6bc546c91e96cca1cf5ff96599de61f"/>
+    <w:bookmarkStart w:id="38" w:name="X071796dd6bc546c91e96cca1cf5ff96599de61f"/>
     <w:p>
       <w:pPr>
         <w:pStyle w:val="Heading2"/>
@@ -8369,551 +8369,8 @@
         </w:tc>
       </w:tr>
     </w:tbl>
-    <w:tbl>
-      <w:tblPr>
-        <w:tblStyle w:val="Table"/>
-        <w:tblLook w:firstRow="0" w:lastRow="0" w:firstColumn="0" w:lastColumn="0" w:noHBand="0" w:noVBand="0" w:val="0000"/>
-        <w:tblBorders>
-          <w:top w:val="single" w:sz="4" w:space="0" w:color="0758E5"/>
-          <w:left w:val="single" w:sz="24" w:space="0" w:color="0758E5"/>
-          <w:bottom w:val="single" w:sz="4" w:space="0" w:color="0758E5"/>
-          <w:right w:val="single" w:sz="4" w:space="0" w:color="0758E5"/>
-        </w:tblBorders>
-        <w:tblCellMar>
-          <w:left w:w="144" w:type="dxa"/>
-          <w:right w:w="144" w:type="dxa"/>
-        </w:tblCellMar>
-        <w:tblLook w:firstRow="0" w:lastRow="0" w:firstColumn="0" w:lastColumn="0" w:noHBand="0" w:noVBand="0" w:val="0000"/>
-      </w:tblPr>
-      <w:tr>
-        <w:trPr>
-          <w:cantSplit/>
-        </w:trPr>
-        <w:tc>
-          <w:tcPr>
-            <w:shd w:color="auto" w:fill="dae6fb" w:val="clear"/>
-            <w:tcMar>
-              <w:top w:w="92" w:type="dxa"/>
-              <w:bottom w:w="92" w:type="dxa"/>
-            </w:tcMar>
-          </w:tcPr>
-          <w:p>
-            <w:pPr>
-              <w:pStyle w:val="BodyText"/>
-            </w:pPr>
-            <w:pPr>
-              <w:spacing w:before="0" w:after="0"/>
-              <w:textAlignment w:val="center"/>
-            </w:pPr>
-            <w:r>
-              <w:drawing>
-                <wp:inline>
-                  <wp:extent cx="152400" cy="152400"/>
-                  <wp:effectExtent b="0" l="0" r="0" t="0"/>
-                  <wp:docPr descr="" title="" id="38" name="Picture"/>
-                  <a:graphic>
-                    <a:graphicData uri="http://schemas.openxmlformats.org/drawingml/2006/picture">
-                      <pic:pic>
-                        <pic:nvPicPr>
-                          <pic:cNvPr descr="/opt/quarto/share/formats/docx/note.png" id="39" name="Picture"/>
-                          <pic:cNvPicPr>
-                            <a:picLocks noChangeArrowheads="1" noChangeAspect="1"/>
-                          </pic:cNvPicPr>
-                        </pic:nvPicPr>
-                        <pic:blipFill>
-                          <a:blip r:embed="rId35"/>
-                          <a:stretch>
-                            <a:fillRect/>
-                          </a:stretch>
-                        </pic:blipFill>
-                        <pic:spPr bwMode="auto">
-                          <a:xfrm>
-                            <a:off x="0" y="0"/>
-                            <a:ext cx="152400" cy="152400"/>
-                          </a:xfrm>
-                          <a:prstGeom prst="rect">
-                            <a:avLst/>
-                          </a:prstGeom>
-                          <a:noFill/>
-                          <a:ln w="9525">
-                            <a:noFill/>
-                            <a:headEnd/>
-                            <a:tailEnd/>
-                          </a:ln>
-                        </pic:spPr>
-                      </pic:pic>
-                    </a:graphicData>
-                  </a:graphic>
-                </wp:inline>
-              </w:drawing>
-            </w:r>
-            <w:r>
-              <w:t xml:space="preserve"> </w:t>
-            </w:r>
-            <w:r>
-              <w:t xml:space="preserve"> </w:t>
-            </w:r>
-            <w:r>
-              <w:t xml:space="preserve">Significance statement</w:t>
-            </w:r>
-          </w:p>
-        </w:tc>
-      </w:tr>
-      <w:tr>
-        <w:trPr>
-          <w:cantSplit/>
-        </w:trPr>
-        <w:tc>
-          <w:tcPr>
-            <w:tcMar>
-              <w:top w:w="108" w:type="dxa"/>
-              <w:bottom w:w="108" w:type="dxa"/>
-            </w:tcMar>
-          </w:tcPr>
-          <w:p>
-            <w:pPr>
-              <w:pStyle w:val="BodyText"/>
-            </w:pPr>
-            <w:pPr>
-              <w:spacing w:before="16" w:after="16"/>
-            </w:pPr>
-            <w:r>
-              <w:t xml:space="preserve">Public biomedical data ecosystems are now core scientific infrastructure, but each funded program tracks its own metrics differently, so portfolio-level comparison is effectively impossible.</w:t>
-            </w:r>
-            <w:r>
-              <w:t xml:space="preserve"> </w:t>
-            </w:r>
-            <w:r>
-              <w:t xml:space="preserve">We argue that three product-strategy frameworks — public value, scientific quality, operations and finance — map onto research data resources, that their weight shifts predictably across a resource’s lifecycle, and that ignoring this shift misallocates funding.</w:t>
-            </w:r>
-            <w:r>
-              <w:t xml:space="preserve"> </w:t>
-            </w:r>
-            <w:r>
-              <w:t xml:space="preserve">The NIH Common Fund Data Ecosystem operationalizes the model across 19 programs in real time.</w:t>
-            </w:r>
-          </w:p>
-          <w:p/>
-        </w:tc>
-      </w:tr>
-    </w:tbl>
-    <w:tbl>
-      <w:tblPr>
-        <w:tblStyle w:val="Table"/>
-        <w:tblLook w:firstRow="0" w:lastRow="0" w:firstColumn="0" w:lastColumn="0" w:noHBand="0" w:noVBand="0" w:val="0000"/>
-        <w:tblBorders>
-          <w:top w:val="single" w:sz="4" w:space="0" w:color="0758E5"/>
-          <w:left w:val="single" w:sz="24" w:space="0" w:color="0758E5"/>
-          <w:bottom w:val="single" w:sz="4" w:space="0" w:color="0758E5"/>
-          <w:right w:val="single" w:sz="4" w:space="0" w:color="0758E5"/>
-        </w:tblBorders>
-        <w:tblCellMar>
-          <w:left w:w="144" w:type="dxa"/>
-          <w:right w:w="144" w:type="dxa"/>
-        </w:tblCellMar>
-        <w:tblLook w:firstRow="0" w:lastRow="0" w:firstColumn="0" w:lastColumn="0" w:noHBand="0" w:noVBand="0" w:val="0000"/>
-      </w:tblPr>
-      <w:tr>
-        <w:trPr>
-          <w:cantSplit/>
-        </w:trPr>
-        <w:tc>
-          <w:tcPr>
-            <w:shd w:color="auto" w:fill="dae6fb" w:val="clear"/>
-            <w:tcMar>
-              <w:top w:w="92" w:type="dxa"/>
-              <w:bottom w:w="92" w:type="dxa"/>
-            </w:tcMar>
-          </w:tcPr>
-          <w:p>
-            <w:pPr>
-              <w:pStyle w:val="BodyText"/>
-            </w:pPr>
-            <w:pPr>
-              <w:spacing w:before="0" w:after="0"/>
-              <w:textAlignment w:val="center"/>
-            </w:pPr>
-            <w:r>
-              <w:drawing>
-                <wp:inline>
-                  <wp:extent cx="152400" cy="152400"/>
-                  <wp:effectExtent b="0" l="0" r="0" t="0"/>
-                  <wp:docPr descr="" title="" id="40" name="Picture"/>
-                  <a:graphic>
-                    <a:graphicData uri="http://schemas.openxmlformats.org/drawingml/2006/picture">
-                      <pic:pic>
-                        <pic:nvPicPr>
-                          <pic:cNvPr descr="/opt/quarto/share/formats/docx/note.png" id="41" name="Picture"/>
-                          <pic:cNvPicPr>
-                            <a:picLocks noChangeArrowheads="1" noChangeAspect="1"/>
-                          </pic:cNvPicPr>
-                        </pic:nvPicPr>
-                        <pic:blipFill>
-                          <a:blip r:embed="rId35"/>
-                          <a:stretch>
-                            <a:fillRect/>
-                          </a:stretch>
-                        </pic:blipFill>
-                        <pic:spPr bwMode="auto">
-                          <a:xfrm>
-                            <a:off x="0" y="0"/>
-                            <a:ext cx="152400" cy="152400"/>
-                          </a:xfrm>
-                          <a:prstGeom prst="rect">
-                            <a:avLst/>
-                          </a:prstGeom>
-                          <a:noFill/>
-                          <a:ln w="9525">
-                            <a:noFill/>
-                            <a:headEnd/>
-                            <a:tailEnd/>
-                          </a:ln>
-                        </pic:spPr>
-                      </pic:pic>
-                    </a:graphicData>
-                  </a:graphic>
-                </wp:inline>
-              </w:drawing>
-            </w:r>
-            <w:r>
-              <w:t xml:space="preserve"> </w:t>
-            </w:r>
-            <w:r>
-              <w:t xml:space="preserve"> </w:t>
-            </w:r>
-            <w:r>
-              <w:t xml:space="preserve">Outstanding Questions</w:t>
-            </w:r>
-          </w:p>
-        </w:tc>
-      </w:tr>
-      <w:tr>
-        <w:trPr>
-          <w:cantSplit/>
-        </w:trPr>
-        <w:tc>
-          <w:tcPr>
-            <w:tcMar>
-              <w:top w:w="108" w:type="dxa"/>
-              <w:bottom w:w="108" w:type="dxa"/>
-            </w:tcMar>
-          </w:tcPr>
-          <w:p>
-            <w:pPr>
-              <w:numPr>
-                <w:ilvl w:val="0"/>
-                <w:numId w:val="1001"/>
-              </w:numPr>
-            </w:pPr>
-            <w:r>
-              <w:t xml:space="preserve">At what break-even point does the curation cost of a shared dataset get recovered by downstream reuse, and how should that point inform the decision to invest in further sharing versus letting a resource sunset?</w:t>
-            </w:r>
-          </w:p>
-          <w:p>
-            <w:pPr>
-              <w:numPr>
-                <w:ilvl w:val="0"/>
-                <w:numId w:val="1001"/>
-              </w:numPr>
-            </w:pPr>
-            <w:r>
-              <w:t xml:space="preserve">As the data-citation gap persists, what KPI should replace raw citation counts as the primary measure of data-resource impact, and how do we collect it at portfolio scale without burdening individual projects?</w:t>
-            </w:r>
-          </w:p>
-          <w:p>
-            <w:pPr>
-              <w:numPr>
-                <w:ilvl w:val="0"/>
-                <w:numId w:val="1001"/>
-              </w:numPr>
-            </w:pPr>
-            <w:r>
-              <w:t xml:space="preserve">How should cross-disciplinary co-authorship arising from a shared dataset be weighted relative to direct citation when evaluating a resource’s scientific influence?</w:t>
-            </w:r>
-          </w:p>
-          <w:p>
-            <w:pPr>
-              <w:numPr>
-                <w:ilvl w:val="0"/>
-                <w:numId w:val="1001"/>
-              </w:numPr>
-            </w:pPr>
-            <w:r>
-              <w:t xml:space="preserve">What is the right cadence for re-assessing the FAIR maturity of an active data resource, who owns the re-assessment, and how do we keep the process tractable as portfolios grow?</w:t>
-            </w:r>
-          </w:p>
-          <w:p>
-            <w:pPr>
-              <w:numPr>
-                <w:ilvl w:val="0"/>
-                <w:numId w:val="1001"/>
-              </w:numPr>
-            </w:pPr>
-            <w:r>
-              <w:t xml:space="preserve">As AI-driven and agent-based traffic on data portals continues to grow, how do we partition it into noise to remove versus signal to interpret as evidence of resource value?</w:t>
-            </w:r>
-          </w:p>
-          <w:p>
-            <w:pPr>
-              <w:numPr>
-                <w:ilvl w:val="0"/>
-                <w:numId w:val="1001"/>
-              </w:numPr>
-            </w:pPr>
-            <w:r>
-              <w:t xml:space="preserve">What governance structures keep federated evaluation frameworks honest as they evolve, so that metrics continue to serve funders’ strategic questions rather than drifting toward data managers’ reporting convenience?</w:t>
-            </w:r>
-          </w:p>
-          <w:p/>
-        </w:tc>
-      </w:tr>
-    </w:tbl>
-    <w:tbl>
-      <w:tblPr>
-        <w:tblStyle w:val="Table"/>
-        <w:tblLook w:firstRow="0" w:lastRow="0" w:firstColumn="0" w:lastColumn="0" w:noHBand="0" w:noVBand="0" w:val="0000"/>
-        <w:tblBorders>
-          <w:top w:val="single" w:sz="4" w:space="0" w:color="0758E5"/>
-          <w:left w:val="single" w:sz="24" w:space="0" w:color="0758E5"/>
-          <w:bottom w:val="single" w:sz="4" w:space="0" w:color="0758E5"/>
-          <w:right w:val="single" w:sz="4" w:space="0" w:color="0758E5"/>
-        </w:tblBorders>
-        <w:tblCellMar>
-          <w:left w:w="144" w:type="dxa"/>
-          <w:right w:w="144" w:type="dxa"/>
-        </w:tblCellMar>
-        <w:tblLook w:firstRow="0" w:lastRow="0" w:firstColumn="0" w:lastColumn="0" w:noHBand="0" w:noVBand="0" w:val="0000"/>
-      </w:tblPr>
-      <w:tr>
-        <w:trPr>
-          <w:cantSplit/>
-        </w:trPr>
-        <w:tc>
-          <w:tcPr>
-            <w:shd w:color="auto" w:fill="dae6fb" w:val="clear"/>
-            <w:tcMar>
-              <w:top w:w="92" w:type="dxa"/>
-              <w:bottom w:w="92" w:type="dxa"/>
-            </w:tcMar>
-          </w:tcPr>
-          <w:p>
-            <w:pPr>
-              <w:pStyle w:val="FirstParagraph"/>
-            </w:pPr>
-            <w:pPr>
-              <w:spacing w:before="0" w:after="0"/>
-              <w:textAlignment w:val="center"/>
-            </w:pPr>
-            <w:r>
-              <w:drawing>
-                <wp:inline>
-                  <wp:extent cx="152400" cy="152400"/>
-                  <wp:effectExtent b="0" l="0" r="0" t="0"/>
-                  <wp:docPr descr="" title="" id="42" name="Picture"/>
-                  <a:graphic>
-                    <a:graphicData uri="http://schemas.openxmlformats.org/drawingml/2006/picture">
-                      <pic:pic>
-                        <pic:nvPicPr>
-                          <pic:cNvPr descr="/opt/quarto/share/formats/docx/note.png" id="43" name="Picture"/>
-                          <pic:cNvPicPr>
-                            <a:picLocks noChangeArrowheads="1" noChangeAspect="1"/>
-                          </pic:cNvPicPr>
-                        </pic:nvPicPr>
-                        <pic:blipFill>
-                          <a:blip r:embed="rId35"/>
-                          <a:stretch>
-                            <a:fillRect/>
-                          </a:stretch>
-                        </pic:blipFill>
-                        <pic:spPr bwMode="auto">
-                          <a:xfrm>
-                            <a:off x="0" y="0"/>
-                            <a:ext cx="152400" cy="152400"/>
-                          </a:xfrm>
-                          <a:prstGeom prst="rect">
-                            <a:avLst/>
-                          </a:prstGeom>
-                          <a:noFill/>
-                          <a:ln w="9525">
-                            <a:noFill/>
-                            <a:headEnd/>
-                            <a:tailEnd/>
-                          </a:ln>
-                        </pic:spPr>
-                      </pic:pic>
-                    </a:graphicData>
-                  </a:graphic>
-                </wp:inline>
-              </w:drawing>
-            </w:r>
-            <w:r>
-              <w:t xml:space="preserve"> </w:t>
-            </w:r>
-            <w:r>
-              <w:t xml:space="preserve"> </w:t>
-            </w:r>
-            <w:r>
-              <w:t xml:space="preserve">Key References</w:t>
-            </w:r>
-          </w:p>
-        </w:tc>
-      </w:tr>
-      <w:tr>
-        <w:trPr>
-          <w:cantSplit/>
-        </w:trPr>
-        <w:tc>
-          <w:tcPr>
-            <w:tcMar>
-              <w:top w:w="108" w:type="dxa"/>
-              <w:bottom w:w="108" w:type="dxa"/>
-            </w:tcMar>
-          </w:tcPr>
-          <w:p>
-            <w:pPr>
-              <w:numPr>
-                <w:ilvl w:val="0"/>
-                <w:numId w:val="1002"/>
-              </w:numPr>
-            </w:pPr>
-            <w:r>
-              <w:t xml:space="preserve">Wilkinson MD et al. The FAIR Guiding Principles for scientific data management and stewardship.</w:t>
-            </w:r>
-            <w:r>
-              <w:t xml:space="preserve"> </w:t>
-            </w:r>
-            <w:r>
-              <w:rPr>
-                <w:i/>
-                <w:iCs/>
-              </w:rPr>
-              <w:t xml:space="preserve">Scientific Data</w:t>
-            </w:r>
-            <w:r>
-              <w:t xml:space="preserve">, 2016</w:t>
-            </w:r>
-            <w:r>
-              <w:t xml:space="preserve"> </w:t>
-            </w:r>
-            <w:r>
-              <w:t xml:space="preserve">[7]</w:t>
-            </w:r>
-            <w:r>
-              <w:t xml:space="preserve">. The foundational definition of the principles that anchor the scientific-quality framework throughout this paper.</w:t>
-            </w:r>
-          </w:p>
-          <w:p>
-            <w:pPr>
-              <w:numPr>
-                <w:ilvl w:val="0"/>
-                <w:numId w:val="1002"/>
-              </w:numPr>
-            </w:pPr>
-            <w:r>
-              <w:t xml:space="preserve">Wilkinson MD et al. A design framework and exemplar metrics for FAIRness.</w:t>
-            </w:r>
-            <w:r>
-              <w:t xml:space="preserve"> </w:t>
-            </w:r>
-            <w:r>
-              <w:rPr>
-                <w:i/>
-                <w:iCs/>
-              </w:rPr>
-              <w:t xml:space="preserve">Scientific Data</w:t>
-            </w:r>
-            <w:r>
-              <w:t xml:space="preserve">, 2018</w:t>
-            </w:r>
-            <w:r>
-              <w:t xml:space="preserve"> </w:t>
-            </w:r>
-            <w:r>
-              <w:t xml:space="preserve">[8]</w:t>
-            </w:r>
-            <w:r>
-              <w:t xml:space="preserve">. Operationalizes FAIR as machine-measurable indicators, which is what makes automated FAIR-compliance monitoring tractable at the portfolio scale we describe.</w:t>
-            </w:r>
-          </w:p>
-          <w:p>
-            <w:pPr>
-              <w:numPr>
-                <w:ilvl w:val="0"/>
-                <w:numId w:val="1002"/>
-              </w:numPr>
-            </w:pPr>
-            <w:r>
-              <w:t xml:space="preserve">Tedersoo L et al. Data sharing practices and data availability upon request differ across scientific disciplines</w:t>
-            </w:r>
-            <w:r>
-              <w:t xml:space="preserve"> </w:t>
-            </w:r>
-            <w:r>
-              <w:t xml:space="preserve">[12]</w:t>
-            </w:r>
-            <w:r>
-              <w:t xml:space="preserve">. Provides the bibliometric evidence that fewer than 30% of secondary analyses formally cite source data, the core empirical basis for our argument that citation-count KPIs systematically understate reuse.</w:t>
-            </w:r>
-          </w:p>
-          <w:p>
-            <w:pPr>
-              <w:numPr>
-                <w:ilvl w:val="0"/>
-                <w:numId w:val="1002"/>
-              </w:numPr>
-            </w:pPr>
-            <w:r>
-              <w:t xml:space="preserve">The GTEx Consortium. The Genotype-Tissue Expression (GTEx) project.</w:t>
-            </w:r>
-            <w:r>
-              <w:t xml:space="preserve"> </w:t>
-            </w:r>
-            <w:r>
-              <w:rPr>
-                <w:i/>
-                <w:iCs/>
-              </w:rPr>
-              <w:t xml:space="preserve">Nature Genetics</w:t>
-            </w:r>
-            <w:r>
-              <w:t xml:space="preserve">, 2013</w:t>
-            </w:r>
-            <w:r>
-              <w:t xml:space="preserve"> </w:t>
-            </w:r>
-            <w:r>
-              <w:t xml:space="preserve">[2]</w:t>
-            </w:r>
-            <w:r>
-              <w:t xml:space="preserve">. The paradigmatic example of a high-reuse public biomedical data resource (8,630 citations as of January 2026), used here to anchor the public-value framework with a concrete case.</w:t>
-            </w:r>
-          </w:p>
-          <w:p>
-            <w:pPr>
-              <w:numPr>
-                <w:ilvl w:val="0"/>
-                <w:numId w:val="1002"/>
-              </w:numPr>
-            </w:pPr>
-            <w:r>
-              <w:t xml:space="preserve">Centers for Disease Control and Prevention. Standard Evaluation Framework for Large Health Care Data</w:t>
-            </w:r>
-            <w:r>
-              <w:t xml:space="preserve"> </w:t>
-            </w:r>
-            <w:r>
-              <w:t xml:space="preserve">[16]</w:t>
-            </w:r>
-            <w:r>
-              <w:t xml:space="preserve">. The 49-attribute fitness-for-purpose framework whose representativeness and linkability attributes are particularly load-bearing for federated ecosystems like the CFDE.</w:t>
-            </w:r>
-          </w:p>
-          <w:p/>
-        </w:tc>
-      </w:tr>
-    </w:tbl>
-    <w:bookmarkEnd w:id="44"/>
-    <w:bookmarkStart w:id="94" w:name="references"/>
+    <w:bookmarkEnd w:id="38"/>
+    <w:bookmarkStart w:id="88" w:name="references"/>
     <w:p>
       <w:pPr>
         <w:pStyle w:val="Heading1"/>
@@ -8922,8 +8379,8 @@
         <w:t xml:space="preserve">References</w:t>
       </w:r>
     </w:p>
-    <w:bookmarkStart w:id="93" w:name="refs"/>
-    <w:bookmarkStart w:id="46" w:name="ref-pmid:24071849"/>
+    <w:bookmarkStart w:id="87" w:name="refs"/>
+    <w:bookmarkStart w:id="40" w:name="ref-pmid:24071849"/>
     <w:p>
       <w:pPr>
         <w:pStyle w:val="Bibliography"/>
@@ -8953,7 +8410,7 @@
       <w:r>
         <w:t xml:space="preserve"> </w:t>
       </w:r>
-      <w:hyperlink r:id="rId45">
+      <w:hyperlink r:id="rId39">
         <w:r>
           <w:rPr>
             <w:rStyle w:val="Hyperlink"/>
@@ -8978,8 +8435,8 @@
         <w:t xml:space="preserve">45, 1113–20</w:t>
       </w:r>
     </w:p>
-    <w:bookmarkEnd w:id="46"/>
-    <w:bookmarkStart w:id="48" w:name="ref-doi:10.1038/ng.2653"/>
+    <w:bookmarkEnd w:id="40"/>
+    <w:bookmarkStart w:id="42" w:name="ref-doi:10.1038/ng.2653"/>
     <w:p>
       <w:pPr>
         <w:pStyle w:val="Bibliography"/>
@@ -9015,7 +8472,7 @@
       <w:r>
         <w:t xml:space="preserve"> </w:t>
       </w:r>
-      <w:hyperlink r:id="rId47">
+      <w:hyperlink r:id="rId41">
         <w:r>
           <w:rPr>
             <w:rStyle w:val="Hyperlink"/>
@@ -9043,8 +8500,8 @@
         <w:t xml:space="preserve">45, 580–585</w:t>
       </w:r>
     </w:p>
-    <w:bookmarkEnd w:id="48"/>
-    <w:bookmarkStart w:id="50" w:name="ref-doi:10.1056/NEJMsr1809937"/>
+    <w:bookmarkEnd w:id="42"/>
+    <w:bookmarkStart w:id="44" w:name="ref-doi:10.1056/NEJMsr1809937"/>
     <w:p>
       <w:pPr>
         <w:pStyle w:val="Bibliography"/>
@@ -9064,7 +8521,7 @@
       <w:r>
         <w:t xml:space="preserve"> </w:t>
       </w:r>
-      <w:hyperlink r:id="rId49">
+      <w:hyperlink r:id="rId43">
         <w:r>
           <w:rPr>
             <w:rStyle w:val="Hyperlink"/>
@@ -9116,8 +8573,8 @@
         <w:t xml:space="preserve">381, 668–676</w:t>
       </w:r>
     </w:p>
-    <w:bookmarkEnd w:id="50"/>
-    <w:bookmarkStart w:id="52" w:name="ref-doi:10.1093/gigascience/giac105"/>
+    <w:bookmarkEnd w:id="44"/>
+    <w:bookmarkStart w:id="46" w:name="ref-doi:10.1093/gigascience/giac105"/>
     <w:p>
       <w:pPr>
         <w:pStyle w:val="Bibliography"/>
@@ -9153,7 +8610,7 @@
       <w:r>
         <w:t xml:space="preserve"> </w:t>
       </w:r>
-      <w:hyperlink r:id="rId51">
+      <w:hyperlink r:id="rId45">
         <w:r>
           <w:rPr>
             <w:rStyle w:val="Hyperlink"/>
@@ -9181,8 +8638,8 @@
         <w:t xml:space="preserve">11</w:t>
       </w:r>
     </w:p>
-    <w:bookmarkEnd w:id="52"/>
-    <w:bookmarkStart w:id="53" w:name="ref-isbn:9780471465102"/>
+    <w:bookmarkEnd w:id="46"/>
+    <w:bookmarkStart w:id="47" w:name="ref-isbn:9780471465102"/>
     <w:p>
       <w:pPr>
         <w:pStyle w:val="Bibliography"/>
@@ -9213,8 +8670,8 @@
         <w:t xml:space="preserve">, Wiley</w:t>
       </w:r>
     </w:p>
-    <w:bookmarkEnd w:id="53"/>
-    <w:bookmarkStart w:id="54" w:name="ref-isbn:9780792375067"/>
+    <w:bookmarkEnd w:id="47"/>
+    <w:bookmarkStart w:id="48" w:name="ref-isbn:9780792375067"/>
     <w:p>
       <w:pPr>
         <w:pStyle w:val="Bibliography"/>
@@ -9245,8 +8702,8 @@
         <w:t xml:space="preserve">, Kluwer Academic Publishers</w:t>
       </w:r>
     </w:p>
-    <w:bookmarkEnd w:id="54"/>
-    <w:bookmarkStart w:id="56" w:name="ref-doi:10.1038/sdata.2016.18"/>
+    <w:bookmarkEnd w:id="48"/>
+    <w:bookmarkStart w:id="50" w:name="ref-doi:10.1038/sdata.2016.18"/>
     <w:p>
       <w:pPr>
         <w:pStyle w:val="Bibliography"/>
@@ -9282,7 +8739,7 @@
       <w:r>
         <w:t xml:space="preserve"> </w:t>
       </w:r>
-      <w:hyperlink r:id="rId55">
+      <w:hyperlink r:id="rId49">
         <w:r>
           <w:rPr>
             <w:rStyle w:val="Hyperlink"/>
@@ -9310,8 +8767,8 @@
         <w:t xml:space="preserve">3</w:t>
       </w:r>
     </w:p>
-    <w:bookmarkEnd w:id="56"/>
-    <w:bookmarkStart w:id="58" w:name="ref-doi:10.1038/sdata.2018.118"/>
+    <w:bookmarkEnd w:id="50"/>
+    <w:bookmarkStart w:id="52" w:name="ref-doi:10.1038/sdata.2018.118"/>
     <w:p>
       <w:pPr>
         <w:pStyle w:val="Bibliography"/>
@@ -9347,7 +8804,7 @@
       <w:r>
         <w:t xml:space="preserve"> </w:t>
       </w:r>
-      <w:hyperlink r:id="rId57">
+      <w:hyperlink r:id="rId51">
         <w:r>
           <w:rPr>
             <w:rStyle w:val="Hyperlink"/>
@@ -9375,8 +8832,8 @@
         <w:t xml:space="preserve">5</w:t>
       </w:r>
     </w:p>
-    <w:bookmarkEnd w:id="58"/>
-    <w:bookmarkStart w:id="60" w:name="ref-doi:10.1371/journal.pone.0311493"/>
+    <w:bookmarkEnd w:id="52"/>
+    <w:bookmarkStart w:id="54" w:name="ref-doi:10.1371/journal.pone.0311493"/>
     <w:p>
       <w:pPr>
         <w:pStyle w:val="Bibliography"/>
@@ -9412,7 +8869,7 @@
       <w:r>
         <w:t xml:space="preserve"> </w:t>
       </w:r>
-      <w:hyperlink r:id="rId59">
+      <w:hyperlink r:id="rId53">
         <w:r>
           <w:rPr>
             <w:rStyle w:val="Hyperlink"/>
@@ -9440,8 +8897,8 @@
         <w:t xml:space="preserve">19, e0311493</w:t>
       </w:r>
     </w:p>
-    <w:bookmarkEnd w:id="60"/>
-    <w:bookmarkStart w:id="62" w:name="ref-doi:10.1038/520429a"/>
+    <w:bookmarkEnd w:id="54"/>
+    <w:bookmarkStart w:id="56" w:name="ref-doi:10.1038/520429a"/>
     <w:p>
       <w:pPr>
         <w:pStyle w:val="Bibliography"/>
@@ -9477,7 +8934,7 @@
       <w:r>
         <w:t xml:space="preserve"> </w:t>
       </w:r>
-      <w:hyperlink r:id="rId61">
+      <w:hyperlink r:id="rId55">
         <w:r>
           <w:rPr>
             <w:rStyle w:val="Hyperlink"/>
@@ -9505,8 +8962,8 @@
         <w:t xml:space="preserve">520, 429–431</w:t>
       </w:r>
     </w:p>
-    <w:bookmarkEnd w:id="62"/>
-    <w:bookmarkStart w:id="64" w:name="ref-doi:10.4103/1008-682X.171582"/>
+    <w:bookmarkEnd w:id="56"/>
+    <w:bookmarkStart w:id="58" w:name="ref-doi:10.4103/1008-682X.171582"/>
     <w:p>
       <w:pPr>
         <w:pStyle w:val="Bibliography"/>
@@ -9542,7 +8999,7 @@
       <w:r>
         <w:t xml:space="preserve"> </w:t>
       </w:r>
-      <w:hyperlink r:id="rId63">
+      <w:hyperlink r:id="rId57">
         <w:r>
           <w:rPr>
             <w:rStyle w:val="Hyperlink"/>
@@ -9570,8 +9027,8 @@
         <w:t xml:space="preserve">18, 296</w:t>
       </w:r>
     </w:p>
-    <w:bookmarkEnd w:id="64"/>
-    <w:bookmarkStart w:id="66" w:name="ref-doi:10.1101/2023.09.12.557386"/>
+    <w:bookmarkEnd w:id="58"/>
+    <w:bookmarkStart w:id="60" w:name="ref-doi:10.1101/2023.09.12.557386"/>
     <w:p>
       <w:pPr>
         <w:pStyle w:val="Bibliography"/>
@@ -9607,7 +9064,7 @@
       <w:r>
         <w:t xml:space="preserve"> </w:t>
       </w:r>
-      <w:hyperlink r:id="rId65">
+      <w:hyperlink r:id="rId59">
         <w:r>
           <w:rPr>
             <w:rStyle w:val="Hyperlink"/>
@@ -9619,8 +9076,8 @@
         <w:t xml:space="preserve">openRxiv</w:t>
       </w:r>
     </w:p>
-    <w:bookmarkEnd w:id="66"/>
-    <w:bookmarkStart w:id="68" w:name="ref-doi:10.2196/63544"/>
+    <w:bookmarkEnd w:id="60"/>
+    <w:bookmarkStart w:id="62" w:name="ref-doi:10.2196/63544"/>
     <w:p>
       <w:pPr>
         <w:pStyle w:val="Bibliography"/>
@@ -9640,7 +9097,7 @@
       <w:r>
         <w:t xml:space="preserve"> </w:t>
       </w:r>
-      <w:hyperlink r:id="rId67">
+      <w:hyperlink r:id="rId61">
         <w:r>
           <w:rPr>
             <w:rStyle w:val="Hyperlink"/>
@@ -9668,8 +9125,8 @@
         <w:t xml:space="preserve">13, e63544–e63544</w:t>
       </w:r>
     </w:p>
-    <w:bookmarkEnd w:id="68"/>
-    <w:bookmarkStart w:id="70" w:name="ref-doi:10.15265/IY-2014-0020"/>
+    <w:bookmarkEnd w:id="62"/>
+    <w:bookmarkStart w:id="64" w:name="ref-doi:10.15265/IY-2014-0020"/>
     <w:p>
       <w:pPr>
         <w:pStyle w:val="Bibliography"/>
@@ -9689,7 +9146,7 @@
       <w:r>
         <w:t xml:space="preserve"> </w:t>
       </w:r>
-      <w:hyperlink r:id="rId69">
+      <w:hyperlink r:id="rId63">
         <w:r>
           <w:rPr>
             <w:rStyle w:val="Hyperlink"/>
@@ -9717,8 +9174,8 @@
         <w:t xml:space="preserve">23, 14–20</w:t>
       </w:r>
     </w:p>
-    <w:bookmarkEnd w:id="70"/>
-    <w:bookmarkStart w:id="72" w:name="ref-doi:10.1371/journal.pone.0229003"/>
+    <w:bookmarkEnd w:id="64"/>
+    <w:bookmarkStart w:id="66" w:name="ref-doi:10.1371/journal.pone.0229003"/>
     <w:p>
       <w:pPr>
         <w:pStyle w:val="Bibliography"/>
@@ -9754,7 +9211,7 @@
       <w:r>
         <w:t xml:space="preserve"> </w:t>
       </w:r>
-      <w:hyperlink r:id="rId71">
+      <w:hyperlink r:id="rId65">
         <w:r>
           <w:rPr>
             <w:rStyle w:val="Hyperlink"/>
@@ -9782,8 +9239,8 @@
         <w:t xml:space="preserve">15, e0229003</w:t>
       </w:r>
     </w:p>
-    <w:bookmarkEnd w:id="72"/>
-    <w:bookmarkStart w:id="74" w:name="ref-doi:10.15585/mmwr.su7303a1"/>
+    <w:bookmarkEnd w:id="66"/>
+    <w:bookmarkStart w:id="68" w:name="ref-doi:10.15585/mmwr.su7303a1"/>
     <w:p>
       <w:pPr>
         <w:pStyle w:val="Bibliography"/>
@@ -9819,7 +9276,7 @@
       <w:r>
         <w:t xml:space="preserve"> </w:t>
       </w:r>
-      <w:hyperlink r:id="rId73">
+      <w:hyperlink r:id="rId67">
         <w:r>
           <w:rPr>
             <w:rStyle w:val="Hyperlink"/>
@@ -9847,8 +9304,8 @@
         <w:t xml:space="preserve">73, 1–13</w:t>
       </w:r>
     </w:p>
-    <w:bookmarkEnd w:id="74"/>
-    <w:bookmarkStart w:id="76" w:name="ref-doi:10.1038/nbt.3780"/>
+    <w:bookmarkEnd w:id="68"/>
+    <w:bookmarkStart w:id="70" w:name="ref-doi:10.1038/nbt.3780"/>
     <w:p>
       <w:pPr>
         <w:pStyle w:val="Bibliography"/>
@@ -9868,7 +9325,7 @@
       <w:r>
         <w:t xml:space="preserve"> </w:t>
       </w:r>
-      <w:hyperlink r:id="rId75">
+      <w:hyperlink r:id="rId69">
         <w:r>
           <w:rPr>
             <w:rStyle w:val="Hyperlink"/>
@@ -9896,8 +9353,8 @@
         <w:t xml:space="preserve">35, 342–346</w:t>
       </w:r>
     </w:p>
-    <w:bookmarkEnd w:id="76"/>
-    <w:bookmarkStart w:id="78" w:name="ref-doi:10.1186/gb-2004-5-10-r80"/>
+    <w:bookmarkEnd w:id="70"/>
+    <w:bookmarkStart w:id="72" w:name="ref-doi:10.1186/gb-2004-5-10-r80"/>
     <w:p>
       <w:pPr>
         <w:pStyle w:val="Bibliography"/>
@@ -9933,7 +9390,7 @@
       <w:r>
         <w:t xml:space="preserve"> </w:t>
       </w:r>
-      <w:hyperlink r:id="rId77">
+      <w:hyperlink r:id="rId71">
         <w:r>
           <w:rPr>
             <w:rStyle w:val="Hyperlink"/>
@@ -9961,8 +9418,8 @@
         <w:t xml:space="preserve">5</w:t>
       </w:r>
     </w:p>
-    <w:bookmarkEnd w:id="78"/>
-    <w:bookmarkStart w:id="80" w:name="ref-doi:10.12688/f1000research.9206.1"/>
+    <w:bookmarkEnd w:id="72"/>
+    <w:bookmarkStart w:id="74" w:name="ref-doi:10.12688/f1000research.9206.1"/>
     <w:p>
       <w:pPr>
         <w:pStyle w:val="Bibliography"/>
@@ -9998,7 +9455,7 @@
       <w:r>
         <w:t xml:space="preserve"> </w:t>
       </w:r>
-      <w:hyperlink r:id="rId79">
+      <w:hyperlink r:id="rId73">
         <w:r>
           <w:rPr>
             <w:rStyle w:val="Hyperlink"/>
@@ -10026,8 +9483,8 @@
         <w:t xml:space="preserve">5, 2000</w:t>
       </w:r>
     </w:p>
-    <w:bookmarkEnd w:id="80"/>
-    <w:bookmarkStart w:id="82" w:name="ref-doi:10.1093/jamia/ocab278"/>
+    <w:bookmarkEnd w:id="74"/>
+    <w:bookmarkStart w:id="76" w:name="ref-doi:10.1093/jamia/ocab278"/>
     <w:p>
       <w:pPr>
         <w:pStyle w:val="Bibliography"/>
@@ -10063,7 +9520,7 @@
       <w:r>
         <w:t xml:space="preserve"> </w:t>
       </w:r>
-      <w:hyperlink r:id="rId81">
+      <w:hyperlink r:id="rId75">
         <w:r>
           <w:rPr>
             <w:rStyle w:val="Hyperlink"/>
@@ -10091,8 +9548,8 @@
         <w:t xml:space="preserve">29, 592–600</w:t>
       </w:r>
     </w:p>
-    <w:bookmarkEnd w:id="82"/>
-    <w:bookmarkStart w:id="84" w:name="ref-doi:10.48550/arXiv.2509.12709"/>
+    <w:bookmarkEnd w:id="76"/>
+    <w:bookmarkStart w:id="78" w:name="ref-doi:10.48550/arXiv.2509.12709"/>
     <w:p>
       <w:pPr>
         <w:pStyle w:val="Bibliography"/>
@@ -10128,7 +9585,7 @@
       <w:r>
         <w:t xml:space="preserve"> </w:t>
       </w:r>
-      <w:hyperlink r:id="rId83">
+      <w:hyperlink r:id="rId77">
         <w:r>
           <w:rPr>
             <w:rStyle w:val="Hyperlink"/>
@@ -10140,8 +9597,8 @@
         <w:t xml:space="preserve">arXiv</w:t>
       </w:r>
     </w:p>
-    <w:bookmarkEnd w:id="84"/>
-    <w:bookmarkStart w:id="86" w:name="ref-doi:10.1007/s10488-013-0528-y"/>
+    <w:bookmarkEnd w:id="78"/>
+    <w:bookmarkStart w:id="80" w:name="ref-doi:10.1007/s10488-013-0528-y"/>
     <w:p>
       <w:pPr>
         <w:pStyle w:val="Bibliography"/>
@@ -10177,7 +9634,7 @@
       <w:r>
         <w:t xml:space="preserve"> </w:t>
       </w:r>
-      <w:hyperlink r:id="rId85">
+      <w:hyperlink r:id="rId79">
         <w:r>
           <w:rPr>
             <w:rStyle w:val="Hyperlink"/>
@@ -10205,8 +9662,8 @@
         <w:t xml:space="preserve">42, 533–544</w:t>
       </w:r>
     </w:p>
-    <w:bookmarkEnd w:id="86"/>
-    <w:bookmarkStart w:id="88" w:name="ref-doi:10.1002/jgf2.736"/>
+    <w:bookmarkEnd w:id="80"/>
+    <w:bookmarkStart w:id="82" w:name="ref-doi:10.1002/jgf2.736"/>
     <w:p>
       <w:pPr>
         <w:pStyle w:val="Bibliography"/>
@@ -10226,7 +9683,7 @@
       <w:r>
         <w:t xml:space="preserve"> </w:t>
       </w:r>
-      <w:hyperlink r:id="rId87">
+      <w:hyperlink r:id="rId81">
         <w:r>
           <w:rPr>
             <w:rStyle w:val="Hyperlink"/>
@@ -10254,8 +9711,8 @@
         <w:t xml:space="preserve">26, 4–11</w:t>
       </w:r>
     </w:p>
-    <w:bookmarkEnd w:id="88"/>
-    <w:bookmarkStart w:id="90" w:name="ref-pmid:30861395"/>
+    <w:bookmarkEnd w:id="82"/>
+    <w:bookmarkStart w:id="84" w:name="ref-pmid:30861395"/>
     <w:p>
       <w:pPr>
         <w:pStyle w:val="Bibliography"/>
@@ -10291,7 +9748,7 @@
       <w:r>
         <w:t xml:space="preserve"> </w:t>
       </w:r>
-      <w:hyperlink r:id="rId89">
+      <w:hyperlink r:id="rId83">
         <w:r>
           <w:rPr>
             <w:rStyle w:val="Hyperlink"/>
@@ -10316,8 +9773,8 @@
         <w:t xml:space="preserve">74, 69–75</w:t>
       </w:r>
     </w:p>
-    <w:bookmarkEnd w:id="90"/>
-    <w:bookmarkStart w:id="92" w:name="ref-doi:10.1016/j.socscimed.2017.03.041"/>
+    <w:bookmarkEnd w:id="84"/>
+    <w:bookmarkStart w:id="86" w:name="ref-doi:10.1016/j.socscimed.2017.03.041"/>
     <w:p>
       <w:pPr>
         <w:pStyle w:val="Bibliography"/>
@@ -10337,7 +9794,7 @@
       <w:r>
         <w:t xml:space="preserve"> </w:t>
       </w:r>
-      <w:hyperlink r:id="rId91">
+      <w:hyperlink r:id="rId85">
         <w:r>
           <w:rPr>
             <w:rStyle w:val="Hyperlink"/>
@@ -10365,9 +9822,9 @@
         <w:t xml:space="preserve">181, 54–65</w:t>
       </w:r>
     </w:p>
-    <w:bookmarkEnd w:id="92"/>
-    <w:bookmarkEnd w:id="93"/>
-    <w:bookmarkEnd w:id="94"/>
+    <w:bookmarkEnd w:id="86"/>
+    <w:bookmarkEnd w:id="87"/>
+    <w:bookmarkEnd w:id="88"/>
     <w:sectPr>
       <w:footnotePr>
         <w:numRestart w:val="eachSect"/>
@@ -10478,229 +9935,8 @@
       </w:pPr>
     </w:lvl>
   </w:abstractNum>
-  <w:abstractNum w:abstractNumId="991">
-    <w:nsid w:val="0000A991"/>
-    <w:multiLevelType w:val="multilevel"/>
-    <w:lvl w:ilvl="0">
-      <w:numFmt w:val="bullet"/>
-      <w:lvlText w:val=""/>
-      <w:lvlJc w:val="left"/>
-      <w:pPr>
-        <w:ind w:left="720" w:hanging="360"/>
-      </w:pPr>
-      <w:rPr>
-        <w:rFonts w:ascii="Symbol" w:hAnsi="Symbol" w:cs="Symbol" w:hint="default"/>
-      </w:rPr>
-    </w:lvl>
-    <w:lvl w:ilvl="1">
-      <w:numFmt w:val="bullet"/>
-      <w:lvlText w:val="o"/>
-      <w:lvlJc w:val="left"/>
-      <w:pPr>
-        <w:ind w:left="1440" w:hanging="360"/>
-      </w:pPr>
-      <w:rPr>
-        <w:rFonts w:ascii="Courier New" w:hAnsi="Courier New" w:cs="Courier New" w:hint="default"/>
-      </w:rPr>
-    </w:lvl>
-    <w:lvl w:ilvl="2">
-      <w:numFmt w:val="bullet"/>
-      <w:lvlText w:val=""/>
-      <w:lvlJc w:val="left"/>
-      <w:pPr>
-        <w:ind w:left="2160" w:hanging="360"/>
-      </w:pPr>
-      <w:rPr>
-        <w:rFonts w:ascii="Wingdings" w:hAnsi="Wingdings" w:cs="Wingdings" w:hint="default"/>
-      </w:rPr>
-    </w:lvl>
-    <w:lvl w:ilvl="3">
-      <w:numFmt w:val="bullet"/>
-      <w:lvlText w:val=""/>
-      <w:lvlJc w:val="left"/>
-      <w:pPr>
-        <w:ind w:left="2880" w:hanging="360"/>
-      </w:pPr>
-      <w:rPr>
-        <w:rFonts w:ascii="Symbol" w:hAnsi="Symbol" w:cs="Symbol" w:hint="default"/>
-      </w:rPr>
-    </w:lvl>
-    <w:lvl w:ilvl="4">
-      <w:numFmt w:val="bullet"/>
-      <w:lvlText w:val="o"/>
-      <w:lvlJc w:val="left"/>
-      <w:pPr>
-        <w:ind w:left="3600" w:hanging="360"/>
-      </w:pPr>
-      <w:rPr>
-        <w:rFonts w:ascii="Courier New" w:hAnsi="Courier New" w:cs="Courier New" w:hint="default"/>
-      </w:rPr>
-    </w:lvl>
-    <w:lvl w:ilvl="5">
-      <w:numFmt w:val="bullet"/>
-      <w:lvlText w:val=""/>
-      <w:lvlJc w:val="left"/>
-      <w:pPr>
-        <w:ind w:left="4320" w:hanging="360"/>
-      </w:pPr>
-      <w:rPr>
-        <w:rFonts w:ascii="Wingdings" w:hAnsi="Wingdings" w:cs="Wingdings" w:hint="default"/>
-      </w:rPr>
-    </w:lvl>
-    <w:lvl w:ilvl="6">
-      <w:numFmt w:val="bullet"/>
-      <w:lvlText w:val=""/>
-      <w:lvlJc w:val="left"/>
-      <w:pPr>
-        <w:ind w:left="5040" w:hanging="360"/>
-      </w:pPr>
-      <w:rPr>
-        <w:rFonts w:ascii="Symbol" w:hAnsi="Symbol" w:cs="Symbol" w:hint="default"/>
-      </w:rPr>
-    </w:lvl>
-    <w:lvl w:ilvl="7">
-      <w:numFmt w:val="bullet"/>
-      <w:lvlText w:val="o"/>
-      <w:lvlJc w:val="left"/>
-      <w:pPr>
-        <w:ind w:left="5760" w:hanging="360"/>
-      </w:pPr>
-      <w:rPr>
-        <w:rFonts w:ascii="Courier New" w:hAnsi="Courier New" w:cs="Courier New" w:hint="default"/>
-      </w:rPr>
-    </w:lvl>
-    <w:lvl w:ilvl="8">
-      <w:numFmt w:val="bullet"/>
-      <w:lvlText w:val=""/>
-      <w:lvlJc w:val="left"/>
-      <w:pPr>
-        <w:ind w:left="6480" w:hanging="360"/>
-      </w:pPr>
-      <w:rPr>
-        <w:rFonts w:ascii="Wingdings" w:hAnsi="Wingdings" w:cs="Wingdings" w:hint="default"/>
-      </w:rPr>
-    </w:lvl>
-  </w:abstractNum>
-  <w:abstractNum w:abstractNumId="99411">
-    <w:nsid w:val="00A99411"/>
-    <w:multiLevelType w:val="multilevel"/>
-    <w:lvl w:ilvl="0">
-      <w:start w:val="1"/>
-      <w:numFmt w:val="decimal"/>
-      <w:lvlText w:val="%1."/>
-      <w:lvlJc w:val="left"/>
-      <w:pPr>
-        <w:ind w:left="720" w:hanging="360"/>
-      </w:pPr>
-    </w:lvl>
-    <w:lvl w:ilvl="1">
-      <w:start w:val="1"/>
-      <w:numFmt w:val="decimal"/>
-      <w:lvlText w:val="%2."/>
-      <w:lvlJc w:val="left"/>
-      <w:pPr>
-        <w:ind w:left="1440" w:hanging="360"/>
-      </w:pPr>
-    </w:lvl>
-    <w:lvl w:ilvl="2">
-      <w:start w:val="1"/>
-      <w:numFmt w:val="decimal"/>
-      <w:lvlText w:val="%3."/>
-      <w:lvlJc w:val="left"/>
-      <w:pPr>
-        <w:ind w:left="2160" w:hanging="360"/>
-      </w:pPr>
-    </w:lvl>
-    <w:lvl w:ilvl="3">
-      <w:start w:val="1"/>
-      <w:numFmt w:val="decimal"/>
-      <w:lvlText w:val="%4."/>
-      <w:lvlJc w:val="left"/>
-      <w:pPr>
-        <w:ind w:left="2880" w:hanging="360"/>
-      </w:pPr>
-    </w:lvl>
-    <w:lvl w:ilvl="4">
-      <w:start w:val="1"/>
-      <w:numFmt w:val="decimal"/>
-      <w:lvlText w:val="%5."/>
-      <w:lvlJc w:val="left"/>
-      <w:pPr>
-        <w:ind w:left="3600" w:hanging="360"/>
-      </w:pPr>
-    </w:lvl>
-    <w:lvl w:ilvl="5">
-      <w:start w:val="1"/>
-      <w:numFmt w:val="decimal"/>
-      <w:lvlText w:val="%6."/>
-      <w:lvlJc w:val="left"/>
-      <w:pPr>
-        <w:ind w:left="4320" w:hanging="360"/>
-      </w:pPr>
-    </w:lvl>
-    <w:lvl w:ilvl="6">
-      <w:start w:val="1"/>
-      <w:numFmt w:val="decimal"/>
-      <w:lvlText w:val="%7."/>
-      <w:lvlJc w:val="left"/>
-      <w:pPr>
-        <w:ind w:left="5040" w:hanging="360"/>
-      </w:pPr>
-    </w:lvl>
-    <w:lvl w:ilvl="7">
-      <w:start w:val="1"/>
-      <w:numFmt w:val="decimal"/>
-      <w:lvlText w:val="%8."/>
-      <w:lvlJc w:val="left"/>
-      <w:pPr>
-        <w:ind w:left="5760" w:hanging="360"/>
-      </w:pPr>
-    </w:lvl>
-    <w:lvl w:ilvl="8">
-      <w:start w:val="1"/>
-      <w:numFmt w:val="decimal"/>
-      <w:lvlText w:val="%9."/>
-      <w:lvlJc w:val="left"/>
-      <w:pPr>
-        <w:ind w:left="6480" w:hanging="360"/>
-      </w:pPr>
-    </w:lvl>
-  </w:abstractNum>
   <w:num w:numId="1000">
     <w:abstractNumId w:val="990"/>
-  </w:num>
-  <w:num w:numId="1001">
-    <w:abstractNumId w:val="991"/>
-  </w:num>
-  <w:num w:numId="1002">
-    <w:abstractNumId w:val="99411"/>
-    <w:lvlOverride w:ilvl="0">
-      <w:startOverride w:val="1"/>
-    </w:lvlOverride>
-    <w:lvlOverride w:ilvl="1">
-      <w:startOverride w:val="1"/>
-    </w:lvlOverride>
-    <w:lvlOverride w:ilvl="2">
-      <w:startOverride w:val="1"/>
-    </w:lvlOverride>
-    <w:lvlOverride w:ilvl="3">
-      <w:startOverride w:val="1"/>
-    </w:lvlOverride>
-    <w:lvlOverride w:ilvl="4">
-      <w:startOverride w:val="1"/>
-    </w:lvlOverride>
-    <w:lvlOverride w:ilvl="5">
-      <w:startOverride w:val="1"/>
-    </w:lvlOverride>
-    <w:lvlOverride w:ilvl="6">
-      <w:startOverride w:val="1"/>
-    </w:lvlOverride>
-    <w:lvlOverride w:ilvl="7">
-      <w:startOverride w:val="1"/>
-    </w:lvlOverride>
-    <w:lvlOverride w:ilvl="8">
-      <w:startOverride w:val="1"/>
-    </w:lvlOverride>
   </w:num>
 </w:numbering>
 </file>

--- a/manuscript.docx
+++ b/manuscript.docx
@@ -24,14 +24,6 @@
       </w:pPr>
       <w:r>
         <w:t xml:space="preserve">Vikram Adithya Ganesh</w:t>
-      </w:r>
-    </w:p>
-    <w:p>
-      <w:pPr>
-        <w:pStyle w:val="Author"/>
-      </w:pPr>
-      <w:r>
-        <w:t xml:space="preserve">Faisal Alquaddoomi</w:t>
       </w:r>
     </w:p>
     <w:p>
@@ -7964,7 +7956,7 @@
         <w:t xml:space="preserve"> </w:t>
       </w:r>
       <w:r>
-        <w:t xml:space="preserve">Ethan M. Lange, Vikram Adithya Ganesh, Faisal Alquaddoomi, David Mayer, Adriana Ivich, Vince Rubinetti, Casey Greene, and Sean Davis each made substantial contributions to the conception or design of the work and to the acquisition, analysis, or interpretation of data; participated in drafting the manuscript or revising it critically for important intellectual content; approved the final version for publication; and agreed to be accountable for all aspects of the work.</w:t>
+        <w:t xml:space="preserve">Ethan M. Lange, Vikram Adithya Ganesh, David Mayer, Adriana Ivich, Vince Rubinetti, Casey Greene, and Sean Davis each made substantial contributions to the conception or design of the work and to the acquisition, analysis, or interpretation of data; participated in drafting the manuscript or revising it critically for important intellectual content; approved the final version for publication; and agreed to be accountable for all aspects of the work.</w:t>
       </w:r>
     </w:p>
     <w:bookmarkEnd w:id="34"/>

--- a/manuscript.docx
+++ b/manuscript.docx
@@ -575,7 +575,7 @@
         <w:t xml:space="preserve"> </w:t>
       </w:r>
       <w:r>
-        <w:t xml:space="preserve">Embedding this lifecycle logic into evaluation design, rather than applying uniform metrics across all phases, is the key practical contribution we describe.</w:t>
+        <w:t xml:space="preserve">Uniform metric panels across phases misallocate funding in predictable ways; lifecycle-aware weighting is the operating principle that fixes this, not a refinement on top.</w:t>
       </w:r>
     </w:p>
     <w:tbl>
@@ -1014,7 +1014,7 @@
         <w:t xml:space="preserve"> </w:t>
       </w:r>
       <w:r>
-        <w:t xml:space="preserve">Standard bibliometrics therefore systematically understate reuse.</w:t>
+        <w:t xml:space="preserve">Standard bibliometrics therefore systematically understate reuse, and programs that lean on citation counts as their primary impact key performance indicator (KPI) are measuring reach rather than influence.</w:t>
       </w:r>
       <w:r>
         <w:t xml:space="preserve"> </w:t>
@@ -1184,6 +1184,12 @@
       </w:r>
       <w:r>
         <w:t xml:space="preserve">Concrete indicators include the cloud-versus-local analysis ratio, cross-disciplinary co-authorship across Common Fund programs, and the geographic and institutional breadth of the user base, especially participation by early-career investigators from under-resourced institutions.</w:t>
+      </w:r>
+      <w:r>
+        <w:t xml:space="preserve"> </w:t>
+      </w:r>
+      <w:r>
+        <w:t xml:space="preserve">Until practice change is measurable, every other public-value metric is at best a leading indicator.</w:t>
       </w:r>
     </w:p>
     <w:bookmarkEnd w:id="14"/>
@@ -1553,6 +1559,12 @@
       </w:r>
       <w:r>
         <w:t xml:space="preserve">.</w:t>
+      </w:r>
+      <w:r>
+        <w:t xml:space="preserve"> </w:t>
+      </w:r>
+      <w:r>
+        <w:t xml:space="preserve">Manual FAIR audits do not scale to CFDE-sized portfolios; automated second-generation indicators are the difference between a stated FAIR commitment and an inspectable one.</w:t>
       </w:r>
     </w:p>
     <w:bookmarkEnd w:id="15"/>
@@ -7659,6 +7671,12 @@
       </w:r>
       <w:r>
         <w:t xml:space="preserve">, and the 2023 Data Management and Sharing Policy creates a structural opportunity to establish pre-policy baselines for sharing and reuse — a rare chance to test rigorously whether mandates translate into measurable ecosystem improvements.</w:t>
+      </w:r>
+      <w:r>
+        <w:t xml:space="preserve"> </w:t>
+      </w:r>
+      <w:r>
+        <w:t xml:space="preserve">This window will not last; without pre-policy baselines captured now, the policy’s effect on sharing and reuse can be inferred but not measured.</w:t>
       </w:r>
     </w:p>
     <w:p>

--- a/manuscript.docx
+++ b/manuscript.docx
@@ -1020,7 +1020,7 @@
         <w:t xml:space="preserve"> </w:t>
       </w:r>
       <w:r>
-        <w:t xml:space="preserve">Closing the gap likely requires data ecosystems to mine accession numbers (e.g., GEO accession numbers, NCBI BioProject IDs) from publication full text rather than rely on citation databases.</w:t>
+        <w:t xml:space="preserve">Closing the gap requires data ecosystems to mine accession numbers (e.g., GEO accession numbers, NCBI BioProject IDs) from publication full text rather than rely on citation databases.</w:t>
       </w:r>
       <w:r>
         <w:t xml:space="preserve"> </w:t>
@@ -1604,10 +1604,7 @@
         <w:t xml:space="preserve"> </w:t>
       </w:r>
       <w:r>
-        <w:t xml:space="preserve">Server-level metrics —</w:t>
-      </w:r>
-      <w:r>
-        <w:t xml:space="preserve"> </w:t>
+        <w:t xml:space="preserve">Server-level metrics (</w:t>
       </w:r>
       <w:r>
         <w:rPr>
@@ -1669,13 +1666,7 @@
         <w:t xml:space="preserve">client errors</w:t>
       </w:r>
       <w:r>
-        <w:t xml:space="preserve"> </w:t>
-      </w:r>
-      <w:r>
-        <w:t xml:space="preserve">— and compute-level metrics —</w:t>
-      </w:r>
-      <w:r>
-        <w:t xml:space="preserve"> </w:t>
+        <w:t xml:space="preserve">) and compute-level metrics (</w:t>
       </w:r>
       <w:r>
         <w:rPr>
@@ -1737,10 +1728,7 @@
         <w:t xml:space="preserve">job run times</w:t>
       </w:r>
       <w:r>
-        <w:t xml:space="preserve"> </w:t>
-      </w:r>
-      <w:r>
-        <w:t xml:space="preserve">— are easy to capture but carry day-to-day variability from load, job size, and client-side network conditions, so trend monitoring is more informative than point-in-time values.</w:t>
+        <w:t xml:space="preserve">) are easy to capture but carry day-to-day variability from load, job size, and client-side network conditions, so trend monitoring is more informative than point-in-time values.</w:t>
       </w:r>
       <w:r>
         <w:t xml:space="preserve"> </w:t>
@@ -1955,7 +1943,19 @@
         <w:pStyle w:val="BodyText"/>
       </w:pPr>
       <w:r>
-        <w:t xml:space="preserve">The harder sustainability question is the break-even point for data sharing: mathematical models suggest aggregate research-community gains from reuse do not always outweigh the curation costs borne by data generators, which argues for selective investment in high-value datasets rather than uniform support.</w:t>
+        <w:t xml:space="preserve">The harder sustainability question is the break-even point for data sharing.</w:t>
+      </w:r>
+      <w:r>
+        <w:t xml:space="preserve"> </w:t>
+      </w:r>
+      <w:r>
+        <w:t xml:space="preserve">Curation costs are borne by data generators while reuse benefits accrue elsewhere — an asymmetry that means aggregate gains can fail to cover aggregate costs even when both are positive.</w:t>
+      </w:r>
+      <w:r>
+        <w:t xml:space="preserve"> </w:t>
+      </w:r>
+      <w:r>
+        <w:t xml:space="preserve">This argues for selective investment in high-value datasets rather than uniform support across the portfolio.</w:t>
       </w:r>
       <w:r>
         <w:t xml:space="preserve"> </w:t>
@@ -7393,7 +7393,13 @@
         <w:t xml:space="preserve"> </w:t>
       </w:r>
       <w:r>
-        <w:t xml:space="preserve">What the implementation demonstrates is not that the metric set is final — it is that lifecycle-aware portfolio evaluation is operationally tractable at NIH scale, in near real time, with the burden on individual projects manageable.</w:t>
+        <w:t xml:space="preserve">The implementation demonstrates that lifecycle-aware portfolio evaluation is operationally tractable at NIH scale, in near real time, with manageable burden on individual projects.</w:t>
+      </w:r>
+      <w:r>
+        <w:t xml:space="preserve"> </w:t>
+      </w:r>
+      <w:r>
+        <w:t xml:space="preserve">The metric set itself is not final, and the working-group structure described below is the mechanism by which it continues to evolve.</w:t>
       </w:r>
     </w:p>
     <w:bookmarkEnd w:id="23"/>

--- a/manuscript.docx
+++ b/manuscript.docx
@@ -71,7 +71,7 @@
         <w:pStyle w:val="Date"/>
       </w:pPr>
       <w:r>
-        <w:t xml:space="preserve">2026-05-16</w:t>
+        <w:t xml:space="preserve">2026-05-17</w:t>
       </w:r>
     </w:p>
     <w:p>
@@ -7974,13 +7974,25 @@
         <w:pStyle w:val="FirstParagraph"/>
       </w:pPr>
       <w:r>
-        <w:t xml:space="preserve">All authors meet the International Committee of Medical Journal Editors (ICMJE) criteria for authorship.</w:t>
-      </w:r>
-      <w:r>
-        <w:t xml:space="preserve"> </w:t>
-      </w:r>
-      <w:r>
-        <w:t xml:space="preserve">Ethan M. Lange, Vikram Adithya Ganesh, David Mayer, Adriana Ivich, Vince Rubinetti, Casey Greene, and Sean Davis each made substantial contributions to the conception or design of the work and to the acquisition, analysis, or interpretation of data; participated in drafting the manuscript or revising it critically for important intellectual content; approved the final version for publication; and agreed to be accountable for all aspects of the work.</w:t>
+        <w:t xml:space="preserve">S.D., E.L., and V.G. jointly developed the conceptualization for this Opinion and wrote the original draft of the manuscript.</w:t>
+      </w:r>
+      <w:r>
+        <w:t xml:space="preserve"> </w:t>
+      </w:r>
+      <w:r>
+        <w:t xml:space="preserve">D.M. also contributed to the conceptualization.</w:t>
+      </w:r>
+      <w:r>
+        <w:t xml:space="preserve"> </w:t>
+      </w:r>
+      <w:r>
+        <w:t xml:space="preserve">All authors contributed to the critical review and editing of the final version.</w:t>
+      </w:r>
+      <w:r>
+        <w:t xml:space="preserve"> </w:t>
+      </w:r>
+      <w:r>
+        <w:t xml:space="preserve">All authors have read and approved the final manuscript.</w:t>
       </w:r>
     </w:p>
     <w:bookmarkEnd w:id="34"/>

--- a/manuscript.docx
+++ b/manuscript.docx
@@ -1978,12 +1978,6 @@
       <w:pPr>
         <w:pStyle w:val="BodyText"/>
       </w:pPr>
-      <w:r>
-        <w:t xml:space="preserve">Table</w:t>
-      </w:r>
-      <w:r>
-        <w:t xml:space="preserve"> </w:t>
-      </w:r>
       <w:hyperlink w:anchor="tbl-metrics-summary">
         <w:r>
           <w:rPr>
@@ -6864,10 +6858,7 @@
         <w:t xml:space="preserve"> </w:t>
       </w:r>
       <w:r>
-        <w:t xml:space="preserve">The ICC currently collects a prioritized subset of the metrics described above (Table</w:t>
-      </w:r>
-      <w:r>
-        <w:t xml:space="preserve"> </w:t>
+        <w:t xml:space="preserve">The ICC currently collects a prioritized subset of the metrics described above (</w:t>
       </w:r>
       <w:hyperlink w:anchor="tbl-metrics-cfde">
         <w:r>
@@ -7256,10 +7247,7 @@
         <w:pStyle w:val="BodyText"/>
       </w:pPr>
       <w:r>
-        <w:t xml:space="preserve">The dashboard supports project- and portfolio-level views with ORCID-based authentication and role-based access, so teams see their own data while program managers see the full portfolio (Figure</w:t>
-      </w:r>
-      <w:r>
-        <w:t xml:space="preserve"> </w:t>
+        <w:t xml:space="preserve">The dashboard supports project- and portfolio-level views with ORCID-based authentication and role-based access, so teams see their own data while program managers see the full portfolio (</w:t>
       </w:r>
       <w:hyperlink w:anchor="fig-dashboard">
         <w:r>

--- a/manuscript.docx
+++ b/manuscript.docx
@@ -569,7 +569,18 @@
         <w:t xml:space="preserve"> </w:t>
       </w:r>
       <w:r>
-        <w:t xml:space="preserve">become the primary lenses.</w:t>
+        <w:t xml:space="preserve">become the primary lenses (</w:t>
+      </w:r>
+      <w:hyperlink w:anchor="fig-lifecycle_curves">
+        <w:r>
+          <w:rPr>
+            <w:rStyle w:val="Hyperlink"/>
+          </w:rPr>
+          <w:t xml:space="preserve">Figure 1</w:t>
+        </w:r>
+      </w:hyperlink>
+      <w:r>
+        <w:t xml:space="preserve">).</w:t>
       </w:r>
       <w:r>
         <w:t xml:space="preserve"> </w:t>
@@ -7742,13 +7753,13 @@
       </w:r>
     </w:p>
     <w:bookmarkEnd w:id="25"/>
-    <w:bookmarkStart w:id="33" w:name="resources"/>
+    <w:bookmarkStart w:id="26" w:name="declaration-of-interests"/>
     <w:p>
       <w:pPr>
         <w:pStyle w:val="Heading2"/>
       </w:pPr>
       <w:r>
-        <w:t xml:space="preserve">Resources</w:t>
+        <w:t xml:space="preserve">Declaration of interests</w:t>
       </w:r>
     </w:p>
     <w:p>
@@ -7756,6 +7767,24 @@
         <w:pStyle w:val="FirstParagraph"/>
       </w:pPr>
       <w:r>
+        <w:t xml:space="preserve">The authors declare no competing interests.</w:t>
+      </w:r>
+    </w:p>
+    <w:bookmarkEnd w:id="26"/>
+    <w:bookmarkStart w:id="34" w:name="resources"/>
+    <w:p>
+      <w:pPr>
+        <w:pStyle w:val="Heading2"/>
+      </w:pPr>
+      <w:r>
+        <w:t xml:space="preserve">Resources</w:t>
+      </w:r>
+    </w:p>
+    <w:p>
+      <w:pPr>
+        <w:pStyle w:val="FirstParagraph"/>
+      </w:pPr>
+      <w:r>
         <w:rPr>
           <w:vertAlign w:val="superscript"/>
         </w:rPr>
@@ -7770,7 +7799,7 @@
       <w:r>
         <w:t xml:space="preserve"> </w:t>
       </w:r>
-      <w:hyperlink r:id="rId26">
+      <w:hyperlink r:id="rId27">
         <w:r>
           <w:rPr>
             <w:rStyle w:val="Hyperlink"/>
@@ -7798,7 +7827,7 @@
       <w:r>
         <w:t xml:space="preserve"> </w:t>
       </w:r>
-      <w:hyperlink r:id="rId27">
+      <w:hyperlink r:id="rId28">
         <w:r>
           <w:rPr>
             <w:rStyle w:val="Hyperlink"/>
@@ -7826,7 +7855,7 @@
       <w:r>
         <w:t xml:space="preserve"> </w:t>
       </w:r>
-      <w:hyperlink r:id="rId28">
+      <w:hyperlink r:id="rId29">
         <w:r>
           <w:rPr>
             <w:rStyle w:val="Hyperlink"/>
@@ -7854,7 +7883,7 @@
       <w:r>
         <w:t xml:space="preserve"> </w:t>
       </w:r>
-      <w:hyperlink r:id="rId29">
+      <w:hyperlink r:id="rId30">
         <w:r>
           <w:rPr>
             <w:rStyle w:val="Hyperlink"/>
@@ -7882,7 +7911,7 @@
       <w:r>
         <w:t xml:space="preserve"> </w:t>
       </w:r>
-      <w:hyperlink r:id="rId30">
+      <w:hyperlink r:id="rId31">
         <w:r>
           <w:rPr>
             <w:rStyle w:val="Hyperlink"/>
@@ -7910,7 +7939,7 @@
       <w:r>
         <w:t xml:space="preserve"> </w:t>
       </w:r>
-      <w:hyperlink r:id="rId31">
+      <w:hyperlink r:id="rId32">
         <w:r>
           <w:rPr>
             <w:rStyle w:val="Hyperlink"/>
@@ -7938,7 +7967,7 @@
       <w:r>
         <w:t xml:space="preserve"> </w:t>
       </w:r>
-      <w:hyperlink r:id="rId32">
+      <w:hyperlink r:id="rId33">
         <w:r>
           <w:rPr>
             <w:rStyle w:val="Hyperlink"/>
@@ -7947,8 +7976,8 @@
         </w:r>
       </w:hyperlink>
     </w:p>
-    <w:bookmarkEnd w:id="33"/>
-    <w:bookmarkStart w:id="34" w:name="author-contributions"/>
+    <w:bookmarkEnd w:id="34"/>
+    <w:bookmarkStart w:id="35" w:name="author-contributions"/>
     <w:p>
       <w:pPr>
         <w:pStyle w:val="Heading2"/>
@@ -7983,8 +8012,8 @@
         <w:t xml:space="preserve">All authors have read and approved the final manuscript.</w:t>
       </w:r>
     </w:p>
-    <w:bookmarkEnd w:id="34"/>
-    <w:bookmarkStart w:id="38" w:name="X071796dd6bc546c91e96cca1cf5ff96599de61f"/>
+    <w:bookmarkEnd w:id="35"/>
+    <w:bookmarkStart w:id="39" w:name="X071796dd6bc546c91e96cca1cf5ff96599de61f"/>
     <w:p>
       <w:pPr>
         <w:pStyle w:val="Heading2"/>
@@ -8048,18 +8077,18 @@
                 <wp:inline>
                   <wp:extent cx="152400" cy="152400"/>
                   <wp:effectExtent b="0" l="0" r="0" t="0"/>
-                  <wp:docPr descr="" title="" id="36" name="Picture"/>
+                  <wp:docPr descr="" title="" id="37" name="Picture"/>
                   <a:graphic>
                     <a:graphicData uri="http://schemas.openxmlformats.org/drawingml/2006/picture">
                       <pic:pic>
                         <pic:nvPicPr>
-                          <pic:cNvPr descr="/opt/quarto/share/formats/docx/note.png" id="37" name="Picture"/>
+                          <pic:cNvPr descr="/opt/quarto/share/formats/docx/note.png" id="38" name="Picture"/>
                           <pic:cNvPicPr>
                             <a:picLocks noChangeArrowheads="1" noChangeAspect="1"/>
                           </pic:cNvPicPr>
                         </pic:nvPicPr>
                         <pic:blipFill>
-                          <a:blip r:embed="rId35"/>
+                          <a:blip r:embed="rId36"/>
                           <a:stretch>
                             <a:fillRect/>
                           </a:stretch>
@@ -8385,8 +8414,8 @@
         </w:tc>
       </w:tr>
     </w:tbl>
-    <w:bookmarkEnd w:id="38"/>
-    <w:bookmarkStart w:id="88" w:name="references"/>
+    <w:bookmarkEnd w:id="39"/>
+    <w:bookmarkStart w:id="89" w:name="references"/>
     <w:p>
       <w:pPr>
         <w:pStyle w:val="Heading1"/>
@@ -8395,8 +8424,8 @@
         <w:t xml:space="preserve">References</w:t>
       </w:r>
     </w:p>
-    <w:bookmarkStart w:id="87" w:name="refs"/>
-    <w:bookmarkStart w:id="40" w:name="ref-pmid:24071849"/>
+    <w:bookmarkStart w:id="88" w:name="refs"/>
+    <w:bookmarkStart w:id="41" w:name="ref-pmid:24071849"/>
     <w:p>
       <w:pPr>
         <w:pStyle w:val="Bibliography"/>
@@ -8426,7 +8455,7 @@
       <w:r>
         <w:t xml:space="preserve"> </w:t>
       </w:r>
-      <w:hyperlink r:id="rId39">
+      <w:hyperlink r:id="rId40">
         <w:r>
           <w:rPr>
             <w:rStyle w:val="Hyperlink"/>
@@ -8451,8 +8480,8 @@
         <w:t xml:space="preserve">45, 1113–20</w:t>
       </w:r>
     </w:p>
-    <w:bookmarkEnd w:id="40"/>
-    <w:bookmarkStart w:id="42" w:name="ref-doi:10.1038/ng.2653"/>
+    <w:bookmarkEnd w:id="41"/>
+    <w:bookmarkStart w:id="43" w:name="ref-doi:10.1038/ng.2653"/>
     <w:p>
       <w:pPr>
         <w:pStyle w:val="Bibliography"/>
@@ -8488,7 +8517,7 @@
       <w:r>
         <w:t xml:space="preserve"> </w:t>
       </w:r>
-      <w:hyperlink r:id="rId41">
+      <w:hyperlink r:id="rId42">
         <w:r>
           <w:rPr>
             <w:rStyle w:val="Hyperlink"/>
@@ -8516,8 +8545,8 @@
         <w:t xml:space="preserve">45, 580–585</w:t>
       </w:r>
     </w:p>
-    <w:bookmarkEnd w:id="42"/>
-    <w:bookmarkStart w:id="44" w:name="ref-doi:10.1056/NEJMsr1809937"/>
+    <w:bookmarkEnd w:id="43"/>
+    <w:bookmarkStart w:id="45" w:name="ref-doi:10.1056/NEJMsr1809937"/>
     <w:p>
       <w:pPr>
         <w:pStyle w:val="Bibliography"/>
@@ -8537,7 +8566,7 @@
       <w:r>
         <w:t xml:space="preserve"> </w:t>
       </w:r>
-      <w:hyperlink r:id="rId43">
+      <w:hyperlink r:id="rId44">
         <w:r>
           <w:rPr>
             <w:rStyle w:val="Hyperlink"/>
@@ -8589,8 +8618,8 @@
         <w:t xml:space="preserve">381, 668–676</w:t>
       </w:r>
     </w:p>
-    <w:bookmarkEnd w:id="44"/>
-    <w:bookmarkStart w:id="46" w:name="ref-doi:10.1093/gigascience/giac105"/>
+    <w:bookmarkEnd w:id="45"/>
+    <w:bookmarkStart w:id="47" w:name="ref-doi:10.1093/gigascience/giac105"/>
     <w:p>
       <w:pPr>
         <w:pStyle w:val="Bibliography"/>
@@ -8626,7 +8655,7 @@
       <w:r>
         <w:t xml:space="preserve"> </w:t>
       </w:r>
-      <w:hyperlink r:id="rId45">
+      <w:hyperlink r:id="rId46">
         <w:r>
           <w:rPr>
             <w:rStyle w:val="Hyperlink"/>
@@ -8654,8 +8683,8 @@
         <w:t xml:space="preserve">11</w:t>
       </w:r>
     </w:p>
-    <w:bookmarkEnd w:id="46"/>
-    <w:bookmarkStart w:id="47" w:name="ref-isbn:9780471465102"/>
+    <w:bookmarkEnd w:id="47"/>
+    <w:bookmarkStart w:id="48" w:name="ref-isbn:9780471465102"/>
     <w:p>
       <w:pPr>
         <w:pStyle w:val="Bibliography"/>
@@ -8686,8 +8715,8 @@
         <w:t xml:space="preserve">, Wiley</w:t>
       </w:r>
     </w:p>
-    <w:bookmarkEnd w:id="47"/>
-    <w:bookmarkStart w:id="48" w:name="ref-isbn:9780792375067"/>
+    <w:bookmarkEnd w:id="48"/>
+    <w:bookmarkStart w:id="49" w:name="ref-isbn:9780792375067"/>
     <w:p>
       <w:pPr>
         <w:pStyle w:val="Bibliography"/>
@@ -8718,8 +8747,8 @@
         <w:t xml:space="preserve">, Kluwer Academic Publishers</w:t>
       </w:r>
     </w:p>
-    <w:bookmarkEnd w:id="48"/>
-    <w:bookmarkStart w:id="50" w:name="ref-doi:10.1038/sdata.2016.18"/>
+    <w:bookmarkEnd w:id="49"/>
+    <w:bookmarkStart w:id="51" w:name="ref-doi:10.1038/sdata.2016.18"/>
     <w:p>
       <w:pPr>
         <w:pStyle w:val="Bibliography"/>
@@ -8755,7 +8784,7 @@
       <w:r>
         <w:t xml:space="preserve"> </w:t>
       </w:r>
-      <w:hyperlink r:id="rId49">
+      <w:hyperlink r:id="rId50">
         <w:r>
           <w:rPr>
             <w:rStyle w:val="Hyperlink"/>
@@ -8783,8 +8812,8 @@
         <w:t xml:space="preserve">3</w:t>
       </w:r>
     </w:p>
-    <w:bookmarkEnd w:id="50"/>
-    <w:bookmarkStart w:id="52" w:name="ref-doi:10.1038/sdata.2018.118"/>
+    <w:bookmarkEnd w:id="51"/>
+    <w:bookmarkStart w:id="53" w:name="ref-doi:10.1038/sdata.2018.118"/>
     <w:p>
       <w:pPr>
         <w:pStyle w:val="Bibliography"/>
@@ -8820,7 +8849,7 @@
       <w:r>
         <w:t xml:space="preserve"> </w:t>
       </w:r>
-      <w:hyperlink r:id="rId51">
+      <w:hyperlink r:id="rId52">
         <w:r>
           <w:rPr>
             <w:rStyle w:val="Hyperlink"/>
@@ -8848,8 +8877,8 @@
         <w:t xml:space="preserve">5</w:t>
       </w:r>
     </w:p>
-    <w:bookmarkEnd w:id="52"/>
-    <w:bookmarkStart w:id="54" w:name="ref-doi:10.1371/journal.pone.0311493"/>
+    <w:bookmarkEnd w:id="53"/>
+    <w:bookmarkStart w:id="55" w:name="ref-doi:10.1371/journal.pone.0311493"/>
     <w:p>
       <w:pPr>
         <w:pStyle w:val="Bibliography"/>
@@ -8885,7 +8914,7 @@
       <w:r>
         <w:t xml:space="preserve"> </w:t>
       </w:r>
-      <w:hyperlink r:id="rId53">
+      <w:hyperlink r:id="rId54">
         <w:r>
           <w:rPr>
             <w:rStyle w:val="Hyperlink"/>
@@ -8913,8 +8942,8 @@
         <w:t xml:space="preserve">19, e0311493</w:t>
       </w:r>
     </w:p>
-    <w:bookmarkEnd w:id="54"/>
-    <w:bookmarkStart w:id="56" w:name="ref-doi:10.1038/520429a"/>
+    <w:bookmarkEnd w:id="55"/>
+    <w:bookmarkStart w:id="57" w:name="ref-doi:10.1038/520429a"/>
     <w:p>
       <w:pPr>
         <w:pStyle w:val="Bibliography"/>
@@ -8950,7 +8979,7 @@
       <w:r>
         <w:t xml:space="preserve"> </w:t>
       </w:r>
-      <w:hyperlink r:id="rId55">
+      <w:hyperlink r:id="rId56">
         <w:r>
           <w:rPr>
             <w:rStyle w:val="Hyperlink"/>
@@ -8978,8 +9007,8 @@
         <w:t xml:space="preserve">520, 429–431</w:t>
       </w:r>
     </w:p>
-    <w:bookmarkEnd w:id="56"/>
-    <w:bookmarkStart w:id="58" w:name="ref-doi:10.4103/1008-682X.171582"/>
+    <w:bookmarkEnd w:id="57"/>
+    <w:bookmarkStart w:id="59" w:name="ref-doi:10.4103/1008-682X.171582"/>
     <w:p>
       <w:pPr>
         <w:pStyle w:val="Bibliography"/>
@@ -9015,7 +9044,7 @@
       <w:r>
         <w:t xml:space="preserve"> </w:t>
       </w:r>
-      <w:hyperlink r:id="rId57">
+      <w:hyperlink r:id="rId58">
         <w:r>
           <w:rPr>
             <w:rStyle w:val="Hyperlink"/>
@@ -9043,8 +9072,8 @@
         <w:t xml:space="preserve">18, 296</w:t>
       </w:r>
     </w:p>
-    <w:bookmarkEnd w:id="58"/>
-    <w:bookmarkStart w:id="60" w:name="ref-doi:10.1101/2023.09.12.557386"/>
+    <w:bookmarkEnd w:id="59"/>
+    <w:bookmarkStart w:id="61" w:name="ref-doi:10.1093/bioinformatics/btad746"/>
     <w:p>
       <w:pPr>
         <w:pStyle w:val="Bibliography"/>
@@ -9080,7 +9109,7 @@
       <w:r>
         <w:t xml:space="preserve"> </w:t>
       </w:r>
-      <w:hyperlink r:id="rId59">
+      <w:hyperlink r:id="rId60">
         <w:r>
           <w:rPr>
             <w:rStyle w:val="Hyperlink"/>
@@ -9089,11 +9118,27 @@
         </w:r>
       </w:hyperlink>
       <w:r>
-        <w:t xml:space="preserve">openRxiv</w:t>
+        <w:t xml:space="preserve">.</w:t>
+      </w:r>
+      <w:r>
+        <w:t xml:space="preserve"> </w:t>
+      </w:r>
+      <w:r>
+        <w:rPr>
+          <w:i/>
+          <w:iCs/>
+        </w:rPr>
+        <w:t xml:space="preserve">Bioinformatics</w:t>
+      </w:r>
+      <w:r>
+        <w:t xml:space="preserve"> </w:t>
+      </w:r>
+      <w:r>
+        <w:t xml:space="preserve">39</w:t>
       </w:r>
     </w:p>
-    <w:bookmarkEnd w:id="60"/>
-    <w:bookmarkStart w:id="62" w:name="ref-doi:10.2196/63544"/>
+    <w:bookmarkEnd w:id="61"/>
+    <w:bookmarkStart w:id="63" w:name="ref-doi:10.2196/63544"/>
     <w:p>
       <w:pPr>
         <w:pStyle w:val="Bibliography"/>
@@ -9113,7 +9158,7 @@
       <w:r>
         <w:t xml:space="preserve"> </w:t>
       </w:r>
-      <w:hyperlink r:id="rId61">
+      <w:hyperlink r:id="rId62">
         <w:r>
           <w:rPr>
             <w:rStyle w:val="Hyperlink"/>
@@ -9141,8 +9186,8 @@
         <w:t xml:space="preserve">13, e63544–e63544</w:t>
       </w:r>
     </w:p>
-    <w:bookmarkEnd w:id="62"/>
-    <w:bookmarkStart w:id="64" w:name="ref-doi:10.15265/IY-2014-0020"/>
+    <w:bookmarkEnd w:id="63"/>
+    <w:bookmarkStart w:id="65" w:name="ref-doi:10.15265/IY-2014-0020"/>
     <w:p>
       <w:pPr>
         <w:pStyle w:val="Bibliography"/>
@@ -9162,7 +9207,7 @@
       <w:r>
         <w:t xml:space="preserve"> </w:t>
       </w:r>
-      <w:hyperlink r:id="rId63">
+      <w:hyperlink r:id="rId64">
         <w:r>
           <w:rPr>
             <w:rStyle w:val="Hyperlink"/>
@@ -9190,8 +9235,8 @@
         <w:t xml:space="preserve">23, 14–20</w:t>
       </w:r>
     </w:p>
-    <w:bookmarkEnd w:id="64"/>
-    <w:bookmarkStart w:id="66" w:name="ref-doi:10.1371/journal.pone.0229003"/>
+    <w:bookmarkEnd w:id="65"/>
+    <w:bookmarkStart w:id="67" w:name="ref-doi:10.1371/journal.pone.0229003"/>
     <w:p>
       <w:pPr>
         <w:pStyle w:val="Bibliography"/>
@@ -9227,7 +9272,7 @@
       <w:r>
         <w:t xml:space="preserve"> </w:t>
       </w:r>
-      <w:hyperlink r:id="rId65">
+      <w:hyperlink r:id="rId66">
         <w:r>
           <w:rPr>
             <w:rStyle w:val="Hyperlink"/>
@@ -9255,8 +9300,8 @@
         <w:t xml:space="preserve">15, e0229003</w:t>
       </w:r>
     </w:p>
-    <w:bookmarkEnd w:id="66"/>
-    <w:bookmarkStart w:id="68" w:name="ref-doi:10.15585/mmwr.su7303a1"/>
+    <w:bookmarkEnd w:id="67"/>
+    <w:bookmarkStart w:id="69" w:name="ref-doi:10.15585/mmwr.su7303a1"/>
     <w:p>
       <w:pPr>
         <w:pStyle w:val="Bibliography"/>
@@ -9292,7 +9337,7 @@
       <w:r>
         <w:t xml:space="preserve"> </w:t>
       </w:r>
-      <w:hyperlink r:id="rId67">
+      <w:hyperlink r:id="rId68">
         <w:r>
           <w:rPr>
             <w:rStyle w:val="Hyperlink"/>
@@ -9320,8 +9365,8 @@
         <w:t xml:space="preserve">73, 1–13</w:t>
       </w:r>
     </w:p>
-    <w:bookmarkEnd w:id="68"/>
-    <w:bookmarkStart w:id="70" w:name="ref-doi:10.1038/nbt.3780"/>
+    <w:bookmarkEnd w:id="69"/>
+    <w:bookmarkStart w:id="71" w:name="ref-doi:10.1038/nbt.3780"/>
     <w:p>
       <w:pPr>
         <w:pStyle w:val="Bibliography"/>
@@ -9341,7 +9386,7 @@
       <w:r>
         <w:t xml:space="preserve"> </w:t>
       </w:r>
-      <w:hyperlink r:id="rId69">
+      <w:hyperlink r:id="rId70">
         <w:r>
           <w:rPr>
             <w:rStyle w:val="Hyperlink"/>
@@ -9369,8 +9414,8 @@
         <w:t xml:space="preserve">35, 342–346</w:t>
       </w:r>
     </w:p>
-    <w:bookmarkEnd w:id="70"/>
-    <w:bookmarkStart w:id="72" w:name="ref-doi:10.1186/gb-2004-5-10-r80"/>
+    <w:bookmarkEnd w:id="71"/>
+    <w:bookmarkStart w:id="73" w:name="ref-doi:10.1186/gb-2004-5-10-r80"/>
     <w:p>
       <w:pPr>
         <w:pStyle w:val="Bibliography"/>
@@ -9406,7 +9451,7 @@
       <w:r>
         <w:t xml:space="preserve"> </w:t>
       </w:r>
-      <w:hyperlink r:id="rId71">
+      <w:hyperlink r:id="rId72">
         <w:r>
           <w:rPr>
             <w:rStyle w:val="Hyperlink"/>
@@ -9434,8 +9479,8 @@
         <w:t xml:space="preserve">5</w:t>
       </w:r>
     </w:p>
-    <w:bookmarkEnd w:id="72"/>
-    <w:bookmarkStart w:id="74" w:name="ref-doi:10.12688/f1000research.9206.1"/>
+    <w:bookmarkEnd w:id="73"/>
+    <w:bookmarkStart w:id="75" w:name="ref-doi:10.12688/f1000research.9206.1"/>
     <w:p>
       <w:pPr>
         <w:pStyle w:val="Bibliography"/>
@@ -9471,7 +9516,7 @@
       <w:r>
         <w:t xml:space="preserve"> </w:t>
       </w:r>
-      <w:hyperlink r:id="rId73">
+      <w:hyperlink r:id="rId74">
         <w:r>
           <w:rPr>
             <w:rStyle w:val="Hyperlink"/>
@@ -9499,8 +9544,8 @@
         <w:t xml:space="preserve">5, 2000</w:t>
       </w:r>
     </w:p>
-    <w:bookmarkEnd w:id="74"/>
-    <w:bookmarkStart w:id="76" w:name="ref-doi:10.1093/jamia/ocab278"/>
+    <w:bookmarkEnd w:id="75"/>
+    <w:bookmarkStart w:id="77" w:name="ref-doi:10.1093/jamia/ocab278"/>
     <w:p>
       <w:pPr>
         <w:pStyle w:val="Bibliography"/>
@@ -9536,7 +9581,7 @@
       <w:r>
         <w:t xml:space="preserve"> </w:t>
       </w:r>
-      <w:hyperlink r:id="rId75">
+      <w:hyperlink r:id="rId76">
         <w:r>
           <w:rPr>
             <w:rStyle w:val="Hyperlink"/>
@@ -9564,8 +9609,8 @@
         <w:t xml:space="preserve">29, 592–600</w:t>
       </w:r>
     </w:p>
-    <w:bookmarkEnd w:id="76"/>
-    <w:bookmarkStart w:id="78" w:name="ref-doi:10.48550/arXiv.2509.12709"/>
+    <w:bookmarkEnd w:id="77"/>
+    <w:bookmarkStart w:id="79" w:name="ref-doi:10.48550/arXiv.2509.12709"/>
     <w:p>
       <w:pPr>
         <w:pStyle w:val="Bibliography"/>
@@ -9601,7 +9646,7 @@
       <w:r>
         <w:t xml:space="preserve"> </w:t>
       </w:r>
-      <w:hyperlink r:id="rId77">
+      <w:hyperlink r:id="rId78">
         <w:r>
           <w:rPr>
             <w:rStyle w:val="Hyperlink"/>
@@ -9613,8 +9658,8 @@
         <w:t xml:space="preserve">arXiv</w:t>
       </w:r>
     </w:p>
-    <w:bookmarkEnd w:id="78"/>
-    <w:bookmarkStart w:id="80" w:name="ref-doi:10.1007/s10488-013-0528-y"/>
+    <w:bookmarkEnd w:id="79"/>
+    <w:bookmarkStart w:id="81" w:name="ref-doi:10.1007/s10488-013-0528-y"/>
     <w:p>
       <w:pPr>
         <w:pStyle w:val="Bibliography"/>
@@ -9650,7 +9695,7 @@
       <w:r>
         <w:t xml:space="preserve"> </w:t>
       </w:r>
-      <w:hyperlink r:id="rId79">
+      <w:hyperlink r:id="rId80">
         <w:r>
           <w:rPr>
             <w:rStyle w:val="Hyperlink"/>
@@ -9678,8 +9723,8 @@
         <w:t xml:space="preserve">42, 533–544</w:t>
       </w:r>
     </w:p>
-    <w:bookmarkEnd w:id="80"/>
-    <w:bookmarkStart w:id="82" w:name="ref-doi:10.1002/jgf2.736"/>
+    <w:bookmarkEnd w:id="81"/>
+    <w:bookmarkStart w:id="83" w:name="ref-doi:10.1002/jgf2.736"/>
     <w:p>
       <w:pPr>
         <w:pStyle w:val="Bibliography"/>
@@ -9699,7 +9744,7 @@
       <w:r>
         <w:t xml:space="preserve"> </w:t>
       </w:r>
-      <w:hyperlink r:id="rId81">
+      <w:hyperlink r:id="rId82">
         <w:r>
           <w:rPr>
             <w:rStyle w:val="Hyperlink"/>
@@ -9727,8 +9772,8 @@
         <w:t xml:space="preserve">26, 4–11</w:t>
       </w:r>
     </w:p>
-    <w:bookmarkEnd w:id="82"/>
-    <w:bookmarkStart w:id="84" w:name="ref-pmid:30861395"/>
+    <w:bookmarkEnd w:id="83"/>
+    <w:bookmarkStart w:id="85" w:name="ref-pmid:30861395"/>
     <w:p>
       <w:pPr>
         <w:pStyle w:val="Bibliography"/>
@@ -9764,7 +9809,7 @@
       <w:r>
         <w:t xml:space="preserve"> </w:t>
       </w:r>
-      <w:hyperlink r:id="rId83">
+      <w:hyperlink r:id="rId84">
         <w:r>
           <w:rPr>
             <w:rStyle w:val="Hyperlink"/>
@@ -9789,8 +9834,8 @@
         <w:t xml:space="preserve">74, 69–75</w:t>
       </w:r>
     </w:p>
-    <w:bookmarkEnd w:id="84"/>
-    <w:bookmarkStart w:id="86" w:name="ref-doi:10.1016/j.socscimed.2017.03.041"/>
+    <w:bookmarkEnd w:id="85"/>
+    <w:bookmarkStart w:id="87" w:name="ref-doi:10.1016/j.socscimed.2017.03.041"/>
     <w:p>
       <w:pPr>
         <w:pStyle w:val="Bibliography"/>
@@ -9810,7 +9855,7 @@
       <w:r>
         <w:t xml:space="preserve"> </w:t>
       </w:r>
-      <w:hyperlink r:id="rId85">
+      <w:hyperlink r:id="rId86">
         <w:r>
           <w:rPr>
             <w:rStyle w:val="Hyperlink"/>
@@ -9838,9 +9883,9 @@
         <w:t xml:space="preserve">181, 54–65</w:t>
       </w:r>
     </w:p>
-    <w:bookmarkEnd w:id="86"/>
     <w:bookmarkEnd w:id="87"/>
     <w:bookmarkEnd w:id="88"/>
+    <w:bookmarkEnd w:id="89"/>
     <w:sectPr>
       <w:footnotePr>
         <w:numRestart w:val="eachSect"/>

--- a/manuscript.docx
+++ b/manuscript.docx
@@ -939,7 +939,19 @@
         <w:t xml:space="preserve"> </w:t>
       </w:r>
       <w:r>
-        <w:t xml:space="preserve">As AI-driven and agent-based traffic on data portals grows, the bot signal will need to be partitioned into noise to remove and demand to interpret.</w:t>
+        <w:t xml:space="preserve">As AI-driven and agent-based traffic on data portals grows — Cloudflare data show training-purpose AI crawler traffic rising rapidly across 2024 and 2025</w:t>
+      </w:r>
+      <w:r>
+        <w:t xml:space="preserve"> </w:t>
+      </w:r>
+      <w:r>
+        <w:t xml:space="preserve">[9/]</w:t>
+      </w:r>
+      <w:r>
+        <w:t xml:space="preserve"> </w:t>
+      </w:r>
+      <w:r>
+        <w:t xml:space="preserve">— the bot signal will need to be partitioned into noise to remove and demand to interpret.</w:t>
       </w:r>
     </w:p>
     <w:p>
@@ -977,7 +989,7 @@
         <w:t xml:space="preserve"> </w:t>
       </w:r>
       <w:r>
-        <w:t xml:space="preserve">[9]</w:t>
+        <w:t xml:space="preserve">[10]</w:t>
       </w:r>
       <w:r>
         <w:t xml:space="preserve">.</w:t>
@@ -992,7 +1004,7 @@
         <w:t xml:space="preserve"> </w:t>
       </w:r>
       <w:r>
-        <w:t xml:space="preserve">[10]</w:t>
+        <w:t xml:space="preserve">[11]</w:t>
       </w:r>
       <w:r>
         <w:t xml:space="preserve">, and journal-scoring alternatives that weight by citing-paper properties better capture subject-specific repository impact than raw counts</w:t>
@@ -1001,7 +1013,7 @@
         <w:t xml:space="preserve"> </w:t>
       </w:r>
       <w:r>
-        <w:t xml:space="preserve">[11]</w:t>
+        <w:t xml:space="preserve">[12]</w:t>
       </w:r>
       <w:r>
         <w:t xml:space="preserve">.</w:t>
@@ -1016,7 +1028,7 @@
         <w:t xml:space="preserve"> </w:t>
       </w:r>
       <w:r>
-        <w:t xml:space="preserve">[12]</w:t>
+        <w:t xml:space="preserve">[13]</w:t>
       </w:r>
       <w:r>
         <w:t xml:space="preserve">.</w:t>
@@ -1043,7 +1055,7 @@
         <w:t xml:space="preserve"> </w:t>
       </w:r>
       <w:r>
-        <w:t xml:space="preserve">[12]</w:t>
+        <w:t xml:space="preserve">[13]</w:t>
       </w:r>
       <w:r>
         <w:t xml:space="preserve">.</w:t>
@@ -1146,7 +1158,7 @@
         <w:t xml:space="preserve"> </w:t>
       </w:r>
       <w:r>
-        <w:t xml:space="preserve">[13]</w:t>
+        <w:t xml:space="preserve">[14]</w:t>
       </w:r>
       <w:r>
         <w:t xml:space="preserve">.</w:t>
@@ -1185,7 +1197,7 @@
         <w:t xml:space="preserve"> </w:t>
       </w:r>
       <w:r>
-        <w:t xml:space="preserve">[14]</w:t>
+        <w:t xml:space="preserve">[15]</w:t>
       </w:r>
       <w:r>
         <w:t xml:space="preserve">.</w:t>
@@ -1246,7 +1258,7 @@
         <w:t xml:space="preserve"> </w:t>
       </w:r>
       <w:r>
-        <w:t xml:space="preserve">[15]</w:t>
+        <w:t xml:space="preserve">[16]</w:t>
       </w:r>
       <w:r>
         <w:t xml:space="preserve">.</w:t>
@@ -1341,7 +1353,7 @@
         <w:t xml:space="preserve"> </w:t>
       </w:r>
       <w:r>
-        <w:t xml:space="preserve">[16]</w:t>
+        <w:t xml:space="preserve">[17]</w:t>
       </w:r>
       <w:r>
         <w:t xml:space="preserve">.</w:t>
@@ -1363,7 +1375,16 @@
         <w:t xml:space="preserve">representativeness</w:t>
       </w:r>
       <w:r>
-        <w:t xml:space="preserve">, the extent to which a dataset generalizes beyond its source population (critical for avoiding both Type 1 and Type 2 errors in scientific conclusions drawn from the data), and</w:t>
+        <w:t xml:space="preserve">, the extent to which a dataset generalizes beyond its source population (critical for avoiding both Type 1 and Type 2 errors in scientific conclusions drawn from the data, as the European-ancestry bias in human-genetics studies has repeatedly demonstrated</w:t>
+      </w:r>
+      <w:r>
+        <w:t xml:space="preserve"> </w:t>
+      </w:r>
+      <w:r>
+        <w:t xml:space="preserve">[18,19]</w:t>
+      </w:r>
+      <w:r>
+        <w:t xml:space="preserve">), and</w:t>
       </w:r>
       <w:r>
         <w:t xml:space="preserve"> </w:t>
@@ -1422,7 +1443,7 @@
         <w:t xml:space="preserve"> </w:t>
       </w:r>
       <w:r>
-        <w:t xml:space="preserve">[17]</w:t>
+        <w:t xml:space="preserve">[20]</w:t>
       </w:r>
       <w:r>
         <w:t xml:space="preserve">, and inclusion in curated ecosystems like Bioconductor</w:t>
@@ -1431,7 +1452,7 @@
         <w:t xml:space="preserve"> </w:t>
       </w:r>
       <w:r>
-        <w:t xml:space="preserve">[18]</w:t>
+        <w:t xml:space="preserve">[21]</w:t>
       </w:r>
       <w:r>
         <w:t xml:space="preserve">.</w:t>
@@ -1458,7 +1479,7 @@
         <w:t xml:space="preserve"> </w:t>
       </w:r>
       <w:r>
-        <w:t xml:space="preserve">[19]</w:t>
+        <w:t xml:space="preserve">[22]</w:t>
       </w:r>
       <w:r>
         <w:t xml:space="preserve">.</w:t>
@@ -1485,7 +1506,7 @@
         <w:t xml:space="preserve"> </w:t>
       </w:r>
       <w:r>
-        <w:t xml:space="preserve">[19]</w:t>
+        <w:t xml:space="preserve">[22]</w:t>
       </w:r>
       <w:r>
         <w:t xml:space="preserve">.</w:t>
@@ -1943,7 +1964,7 @@
         <w:t xml:space="preserve"> </w:t>
       </w:r>
       <w:r>
-        <w:t xml:space="preserve">[20]</w:t>
+        <w:t xml:space="preserve">[23]</w:t>
       </w:r>
       <w:r>
         <w:t xml:space="preserve">.</w:t>
@@ -1961,6 +1982,21 @@
       </w:r>
       <w:r>
         <w:t xml:space="preserve">Curation costs are borne by data generators while reuse benefits accrue elsewhere — an asymmetry that means aggregate gains can fail to cover aggregate costs even when both are positive.</w:t>
+      </w:r>
+      <w:r>
+        <w:t xml:space="preserve"> </w:t>
+      </w:r>
+      <w:r>
+        <w:t xml:space="preserve">A recent scoping review of open-science economics catalogs substantial measured value across efficiency, innovation, and growth from open data and software, though most studies estimate aggregate return on investment rather than the marginal break-even at the dataset level</w:t>
+      </w:r>
+      <w:r>
+        <w:t xml:space="preserve"> </w:t>
+      </w:r>
+      <w:r>
+        <w:t xml:space="preserve">[24]</w:t>
+      </w:r>
+      <w:r>
+        <w:t xml:space="preserve">.</w:t>
       </w:r>
       <w:r>
         <w:t xml:space="preserve"> </w:t>
@@ -7380,7 +7416,7 @@
         <w:t xml:space="preserve"> </w:t>
       </w:r>
       <w:r>
-        <w:t xml:space="preserve">[21]</w:t>
+        <w:t xml:space="preserve">[25]</w:t>
       </w:r>
       <w:r>
         <w:t xml:space="preserve"> </w:t>
@@ -7490,7 +7526,7 @@
         <w:t xml:space="preserve"> </w:t>
       </w:r>
       <w:r>
-        <w:t xml:space="preserve">[22]</w:t>
+        <w:t xml:space="preserve">[26]</w:t>
       </w:r>
       <w:r>
         <w:t xml:space="preserve">.</w:t>
@@ -7537,7 +7573,7 @@
         <w:t xml:space="preserve"> </w:t>
       </w:r>
       <w:r>
-        <w:t xml:space="preserve">[23]</w:t>
+        <w:t xml:space="preserve">[27]</w:t>
       </w:r>
       <w:r>
         <w:t xml:space="preserve">.</w:t>
@@ -7607,7 +7643,7 @@
         <w:t xml:space="preserve"> </w:t>
       </w:r>
       <w:r>
-        <w:t xml:space="preserve">[24]</w:t>
+        <w:t xml:space="preserve">[28]</w:t>
       </w:r>
       <w:r>
         <w:t xml:space="preserve">.</w:t>
@@ -7636,7 +7672,16 @@
         <w:t xml:space="preserve"> </w:t>
       </w:r>
       <w:r>
-        <w:t xml:space="preserve">— the distance between the information metrics provide and actual decision-making.</w:t>
+        <w:t xml:space="preserve">— the distance between the information metrics provide and actual decision-making</w:t>
+      </w:r>
+      <w:r>
+        <w:t xml:space="preserve"> </w:t>
+      </w:r>
+      <w:r>
+        <w:t xml:space="preserve">[29]</w:t>
+      </w:r>
+      <w:r>
+        <w:t xml:space="preserve">.</w:t>
       </w:r>
       <w:r>
         <w:t xml:space="preserve"> </w:t>
@@ -7648,7 +7693,7 @@
         <w:t xml:space="preserve"> </w:t>
       </w:r>
       <w:r>
-        <w:t xml:space="preserve">[25]</w:t>
+        <w:t xml:space="preserve">[30]</w:t>
       </w:r>
       <w:r>
         <w:t xml:space="preserve">.</w:t>
@@ -8415,7 +8460,7 @@
       </w:tr>
     </w:tbl>
     <w:bookmarkEnd w:id="39"/>
-    <w:bookmarkStart w:id="89" w:name="references"/>
+    <w:bookmarkStart w:id="99" w:name="references"/>
     <w:p>
       <w:pPr>
         <w:pStyle w:val="Heading1"/>
@@ -8424,7 +8469,7 @@
         <w:t xml:space="preserve">References</w:t>
       </w:r>
     </w:p>
-    <w:bookmarkStart w:id="88" w:name="refs"/>
+    <w:bookmarkStart w:id="98" w:name="refs"/>
     <w:bookmarkStart w:id="41" w:name="ref-pmid:24071849"/>
     <w:p>
       <w:pPr>
@@ -8878,7 +8923,7 @@
       </w:r>
     </w:p>
     <w:bookmarkEnd w:id="53"/>
-    <w:bookmarkStart w:id="55" w:name="ref-doi:10.1371/journal.pone.0311493"/>
+    <w:bookmarkStart w:id="55" w:name="X2a8a3e992b47b0c214c0c986c83575d69fc465e"/>
     <w:p>
       <w:pPr>
         <w:pStyle w:val="Bibliography"/>
@@ -8893,6 +8938,52 @@
         <w:t xml:space="preserve">	</w:t>
       </w:r>
       <w:r>
+        <w:t xml:space="preserve">(2025) A deeper look at AI crawlers: breaking down traffic by purpose and industry.</w:t>
+      </w:r>
+      <w:r>
+        <w:t xml:space="preserve"> </w:t>
+      </w:r>
+      <w:r>
+        <w:rPr>
+          <w:i/>
+          <w:iCs/>
+        </w:rPr>
+        <w:t xml:space="preserve">The Cloudflare Blog</w:t>
+      </w:r>
+      <w:r>
+        <w:t xml:space="preserve">. [Online]. Available:</w:t>
+      </w:r>
+      <w:r>
+        <w:t xml:space="preserve"> </w:t>
+      </w:r>
+      <w:hyperlink r:id="rId54">
+        <w:r>
+          <w:rPr>
+            <w:rStyle w:val="Hyperlink"/>
+          </w:rPr>
+          <w:t xml:space="preserve">https://blog.cloudflare.com/ai-crawler-traffic-by-purpose-and-industry/</w:t>
+        </w:r>
+      </w:hyperlink>
+      <w:r>
+        <w:t xml:space="preserve">. [Accessed: 17-May-2026]</w:t>
+      </w:r>
+    </w:p>
+    <w:bookmarkEnd w:id="55"/>
+    <w:bookmarkStart w:id="57" w:name="ref-doi:10.1371/journal.pone.0311493"/>
+    <w:p>
+      <w:pPr>
+        <w:pStyle w:val="Bibliography"/>
+      </w:pPr>
+      <w:r>
+        <w:t xml:space="preserve">10.</w:t>
+      </w:r>
+      <w:r>
+        <w:t xml:space="preserve"> </w:t>
+      </w:r>
+      <w:r>
+        <w:t xml:space="preserve">	</w:t>
+      </w:r>
+      <w:r>
         <w:t xml:space="preserve">Colavizza, G.</w:t>
       </w:r>
       <w:r>
@@ -8914,7 +9005,7 @@
       <w:r>
         <w:t xml:space="preserve"> </w:t>
       </w:r>
-      <w:hyperlink r:id="rId54">
+      <w:hyperlink r:id="rId56">
         <w:r>
           <w:rPr>
             <w:rStyle w:val="Hyperlink"/>
@@ -8942,14 +9033,14 @@
         <w:t xml:space="preserve">19, e0311493</w:t>
       </w:r>
     </w:p>
-    <w:bookmarkEnd w:id="55"/>
-    <w:bookmarkStart w:id="57" w:name="ref-doi:10.1038/520429a"/>
+    <w:bookmarkEnd w:id="57"/>
+    <w:bookmarkStart w:id="59" w:name="ref-doi:10.1038/520429a"/>
     <w:p>
       <w:pPr>
         <w:pStyle w:val="Bibliography"/>
       </w:pPr>
       <w:r>
-        <w:t xml:space="preserve">10.</w:t>
+        <w:t xml:space="preserve">11.</w:t>
       </w:r>
       <w:r>
         <w:t xml:space="preserve"> </w:t>
@@ -8979,7 +9070,7 @@
       <w:r>
         <w:t xml:space="preserve"> </w:t>
       </w:r>
-      <w:hyperlink r:id="rId56">
+      <w:hyperlink r:id="rId58">
         <w:r>
           <w:rPr>
             <w:rStyle w:val="Hyperlink"/>
@@ -9007,14 +9098,14 @@
         <w:t xml:space="preserve">520, 429–431</w:t>
       </w:r>
     </w:p>
-    <w:bookmarkEnd w:id="57"/>
-    <w:bookmarkStart w:id="59" w:name="ref-doi:10.4103/1008-682X.171582"/>
+    <w:bookmarkEnd w:id="59"/>
+    <w:bookmarkStart w:id="61" w:name="ref-doi:10.4103/1008-682X.171582"/>
     <w:p>
       <w:pPr>
         <w:pStyle w:val="Bibliography"/>
       </w:pPr>
       <w:r>
-        <w:t xml:space="preserve">11.</w:t>
+        <w:t xml:space="preserve">12.</w:t>
       </w:r>
       <w:r>
         <w:t xml:space="preserve"> </w:t>
@@ -9044,7 +9135,7 @@
       <w:r>
         <w:t xml:space="preserve"> </w:t>
       </w:r>
-      <w:hyperlink r:id="rId58">
+      <w:hyperlink r:id="rId60">
         <w:r>
           <w:rPr>
             <w:rStyle w:val="Hyperlink"/>
@@ -9072,14 +9163,14 @@
         <w:t xml:space="preserve">18, 296</w:t>
       </w:r>
     </w:p>
-    <w:bookmarkEnd w:id="59"/>
-    <w:bookmarkStart w:id="61" w:name="ref-doi:10.1093/bioinformatics/btad746"/>
+    <w:bookmarkEnd w:id="61"/>
+    <w:bookmarkStart w:id="63" w:name="ref-doi:10.1093/bioinformatics/btad746"/>
     <w:p>
       <w:pPr>
         <w:pStyle w:val="Bibliography"/>
       </w:pPr>
       <w:r>
-        <w:t xml:space="preserve">12.</w:t>
+        <w:t xml:space="preserve">13.</w:t>
       </w:r>
       <w:r>
         <w:t xml:space="preserve"> </w:t>
@@ -9109,7 +9200,7 @@
       <w:r>
         <w:t xml:space="preserve"> </w:t>
       </w:r>
-      <w:hyperlink r:id="rId60">
+      <w:hyperlink r:id="rId62">
         <w:r>
           <w:rPr>
             <w:rStyle w:val="Hyperlink"/>
@@ -9137,14 +9228,14 @@
         <w:t xml:space="preserve">39</w:t>
       </w:r>
     </w:p>
-    <w:bookmarkEnd w:id="61"/>
-    <w:bookmarkStart w:id="63" w:name="ref-doi:10.2196/63544"/>
+    <w:bookmarkEnd w:id="63"/>
+    <w:bookmarkStart w:id="65" w:name="ref-doi:10.2196/63544"/>
     <w:p>
       <w:pPr>
         <w:pStyle w:val="Bibliography"/>
       </w:pPr>
       <w:r>
-        <w:t xml:space="preserve">13.</w:t>
+        <w:t xml:space="preserve">14.</w:t>
       </w:r>
       <w:r>
         <w:t xml:space="preserve"> </w:t>
@@ -9158,7 +9249,7 @@
       <w:r>
         <w:t xml:space="preserve"> </w:t>
       </w:r>
-      <w:hyperlink r:id="rId62">
+      <w:hyperlink r:id="rId64">
         <w:r>
           <w:rPr>
             <w:rStyle w:val="Hyperlink"/>
@@ -9186,14 +9277,14 @@
         <w:t xml:space="preserve">13, e63544–e63544</w:t>
       </w:r>
     </w:p>
-    <w:bookmarkEnd w:id="63"/>
-    <w:bookmarkStart w:id="65" w:name="ref-doi:10.15265/IY-2014-0020"/>
+    <w:bookmarkEnd w:id="65"/>
+    <w:bookmarkStart w:id="67" w:name="ref-doi:10.15265/IY-2014-0020"/>
     <w:p>
       <w:pPr>
         <w:pStyle w:val="Bibliography"/>
       </w:pPr>
       <w:r>
-        <w:t xml:space="preserve">14.</w:t>
+        <w:t xml:space="preserve">15.</w:t>
       </w:r>
       <w:r>
         <w:t xml:space="preserve"> </w:t>
@@ -9207,7 +9298,7 @@
       <w:r>
         <w:t xml:space="preserve"> </w:t>
       </w:r>
-      <w:hyperlink r:id="rId64">
+      <w:hyperlink r:id="rId66">
         <w:r>
           <w:rPr>
             <w:rStyle w:val="Hyperlink"/>
@@ -9235,14 +9326,14 @@
         <w:t xml:space="preserve">23, 14–20</w:t>
       </w:r>
     </w:p>
-    <w:bookmarkEnd w:id="65"/>
-    <w:bookmarkStart w:id="67" w:name="ref-doi:10.1371/journal.pone.0229003"/>
+    <w:bookmarkEnd w:id="67"/>
+    <w:bookmarkStart w:id="69" w:name="ref-doi:10.1371/journal.pone.0229003"/>
     <w:p>
       <w:pPr>
         <w:pStyle w:val="Bibliography"/>
       </w:pPr>
       <w:r>
-        <w:t xml:space="preserve">15.</w:t>
+        <w:t xml:space="preserve">16.</w:t>
       </w:r>
       <w:r>
         <w:t xml:space="preserve"> </w:t>
@@ -9272,7 +9363,7 @@
       <w:r>
         <w:t xml:space="preserve"> </w:t>
       </w:r>
-      <w:hyperlink r:id="rId66">
+      <w:hyperlink r:id="rId68">
         <w:r>
           <w:rPr>
             <w:rStyle w:val="Hyperlink"/>
@@ -9300,14 +9391,14 @@
         <w:t xml:space="preserve">15, e0229003</w:t>
       </w:r>
     </w:p>
-    <w:bookmarkEnd w:id="67"/>
-    <w:bookmarkStart w:id="69" w:name="ref-doi:10.15585/mmwr.su7303a1"/>
+    <w:bookmarkEnd w:id="69"/>
+    <w:bookmarkStart w:id="71" w:name="ref-doi:10.15585/mmwr.su7303a1"/>
     <w:p>
       <w:pPr>
         <w:pStyle w:val="Bibliography"/>
       </w:pPr>
       <w:r>
-        <w:t xml:space="preserve">16.</w:t>
+        <w:t xml:space="preserve">17.</w:t>
       </w:r>
       <w:r>
         <w:t xml:space="preserve"> </w:t>
@@ -9337,7 +9428,7 @@
       <w:r>
         <w:t xml:space="preserve"> </w:t>
       </w:r>
-      <w:hyperlink r:id="rId68">
+      <w:hyperlink r:id="rId70">
         <w:r>
           <w:rPr>
             <w:rStyle w:val="Hyperlink"/>
@@ -9365,14 +9456,14 @@
         <w:t xml:space="preserve">73, 1–13</w:t>
       </w:r>
     </w:p>
-    <w:bookmarkEnd w:id="69"/>
-    <w:bookmarkStart w:id="71" w:name="ref-doi:10.1038/nbt.3780"/>
+    <w:bookmarkEnd w:id="71"/>
+    <w:bookmarkStart w:id="73" w:name="ref-doi:10.1016/j.cell.2019.02.048"/>
     <w:p>
       <w:pPr>
         <w:pStyle w:val="Bibliography"/>
       </w:pPr>
       <w:r>
-        <w:t xml:space="preserve">17.</w:t>
+        <w:t xml:space="preserve">18.</w:t>
       </w:r>
       <w:r>
         <w:t xml:space="preserve"> </w:t>
@@ -9381,12 +9472,126 @@
         <w:t xml:space="preserve">	</w:t>
       </w:r>
       <w:r>
+        <w:t xml:space="preserve">Sirugo, G.</w:t>
+      </w:r>
+      <w:r>
+        <w:t xml:space="preserve"> </w:t>
+      </w:r>
+      <w:r>
+        <w:rPr>
+          <w:i/>
+          <w:iCs/>
+        </w:rPr>
+        <w:t xml:space="preserve">et al.</w:t>
+      </w:r>
+      <w:r>
+        <w:t xml:space="preserve"> </w:t>
+      </w:r>
+      <w:r>
+        <w:t xml:space="preserve">(2019)</w:t>
+      </w:r>
+      <w:r>
+        <w:t xml:space="preserve"> </w:t>
+      </w:r>
+      <w:hyperlink r:id="rId72">
+        <w:r>
+          <w:rPr>
+            <w:rStyle w:val="Hyperlink"/>
+          </w:rPr>
+          <w:t xml:space="preserve">The Missing Diversity in Human Genetic Studies</w:t>
+        </w:r>
+      </w:hyperlink>
+      <w:r>
+        <w:t xml:space="preserve">.</w:t>
+      </w:r>
+      <w:r>
+        <w:t xml:space="preserve"> </w:t>
+      </w:r>
+      <w:r>
+        <w:rPr>
+          <w:i/>
+          <w:iCs/>
+        </w:rPr>
+        <w:t xml:space="preserve">Cell</w:t>
+      </w:r>
+      <w:r>
+        <w:t xml:space="preserve"> </w:t>
+      </w:r>
+      <w:r>
+        <w:t xml:space="preserve">177, 26–31</w:t>
+      </w:r>
+    </w:p>
+    <w:bookmarkEnd w:id="73"/>
+    <w:bookmarkStart w:id="75" w:name="ref-doi:10.1038/538161a"/>
+    <w:p>
+      <w:pPr>
+        <w:pStyle w:val="Bibliography"/>
+      </w:pPr>
+      <w:r>
+        <w:t xml:space="preserve">19.</w:t>
+      </w:r>
+      <w:r>
+        <w:t xml:space="preserve"> </w:t>
+      </w:r>
+      <w:r>
+        <w:t xml:space="preserve">	</w:t>
+      </w:r>
+      <w:r>
+        <w:t xml:space="preserve">Popejoy, A.B. and Fullerton, S.M. (2016)</w:t>
+      </w:r>
+      <w:r>
+        <w:t xml:space="preserve"> </w:t>
+      </w:r>
+      <w:hyperlink r:id="rId74">
+        <w:r>
+          <w:rPr>
+            <w:rStyle w:val="Hyperlink"/>
+          </w:rPr>
+          <w:t xml:space="preserve">Genomics is failing on diversity</w:t>
+        </w:r>
+      </w:hyperlink>
+      <w:r>
+        <w:t xml:space="preserve">.</w:t>
+      </w:r>
+      <w:r>
+        <w:t xml:space="preserve"> </w:t>
+      </w:r>
+      <w:r>
+        <w:rPr>
+          <w:i/>
+          <w:iCs/>
+        </w:rPr>
+        <w:t xml:space="preserve">Nature</w:t>
+      </w:r>
+      <w:r>
+        <w:t xml:space="preserve"> </w:t>
+      </w:r>
+      <w:r>
+        <w:t xml:space="preserve">538, 161–164</w:t>
+      </w:r>
+    </w:p>
+    <w:bookmarkEnd w:id="75"/>
+    <w:bookmarkStart w:id="77" w:name="ref-doi:10.1038/nbt.3780"/>
+    <w:p>
+      <w:pPr>
+        <w:pStyle w:val="Bibliography"/>
+      </w:pPr>
+      <w:r>
+        <w:t xml:space="preserve">20.</w:t>
+      </w:r>
+      <w:r>
+        <w:t xml:space="preserve"> </w:t>
+      </w:r>
+      <w:r>
+        <w:t xml:space="preserve">	</w:t>
+      </w:r>
+      <w:r>
         <w:t xml:space="preserve">Beaulieu-Jones, B.K. and Greene, C.S. (2017)</w:t>
       </w:r>
       <w:r>
         <w:t xml:space="preserve"> </w:t>
       </w:r>
-      <w:hyperlink r:id="rId70">
+      <w:hyperlink r:id="rId76">
         <w:r>
           <w:rPr>
             <w:rStyle w:val="Hyperlink"/>
@@ -9414,14 +9619,14 @@
         <w:t xml:space="preserve">35, 342–346</w:t>
       </w:r>
     </w:p>
-    <w:bookmarkEnd w:id="71"/>
-    <w:bookmarkStart w:id="73" w:name="ref-doi:10.1186/gb-2004-5-10-r80"/>
+    <w:bookmarkEnd w:id="77"/>
+    <w:bookmarkStart w:id="79" w:name="ref-doi:10.1186/gb-2004-5-10-r80"/>
     <w:p>
       <w:pPr>
         <w:pStyle w:val="Bibliography"/>
       </w:pPr>
       <w:r>
-        <w:t xml:space="preserve">18.</w:t>
+        <w:t xml:space="preserve">21.</w:t>
       </w:r>
       <w:r>
         <w:t xml:space="preserve"> </w:t>
@@ -9451,7 +9656,7 @@
       <w:r>
         <w:t xml:space="preserve"> </w:t>
       </w:r>
-      <w:hyperlink r:id="rId72">
+      <w:hyperlink r:id="rId78">
         <w:r>
           <w:rPr>
             <w:rStyle w:val="Hyperlink"/>
@@ -9479,14 +9684,14 @@
         <w:t xml:space="preserve">5</w:t>
       </w:r>
     </w:p>
-    <w:bookmarkEnd w:id="73"/>
-    <w:bookmarkStart w:id="75" w:name="ref-doi:10.12688/f1000research.9206.1"/>
+    <w:bookmarkEnd w:id="79"/>
+    <w:bookmarkStart w:id="81" w:name="ref-doi:10.12688/f1000research.9206.1"/>
     <w:p>
       <w:pPr>
         <w:pStyle w:val="Bibliography"/>
       </w:pPr>
       <w:r>
-        <w:t xml:space="preserve">19.</w:t>
+        <w:t xml:space="preserve">22.</w:t>
       </w:r>
       <w:r>
         <w:t xml:space="preserve"> </w:t>
@@ -9516,7 +9721,7 @@
       <w:r>
         <w:t xml:space="preserve"> </w:t>
       </w:r>
-      <w:hyperlink r:id="rId74">
+      <w:hyperlink r:id="rId80">
         <w:r>
           <w:rPr>
             <w:rStyle w:val="Hyperlink"/>
@@ -9544,14 +9749,14 @@
         <w:t xml:space="preserve">5, 2000</w:t>
       </w:r>
     </w:p>
-    <w:bookmarkEnd w:id="75"/>
-    <w:bookmarkStart w:id="77" w:name="ref-doi:10.1093/jamia/ocab278"/>
+    <w:bookmarkEnd w:id="81"/>
+    <w:bookmarkStart w:id="83" w:name="ref-doi:10.1093/jamia/ocab278"/>
     <w:p>
       <w:pPr>
         <w:pStyle w:val="Bibliography"/>
       </w:pPr>
       <w:r>
-        <w:t xml:space="preserve">20.</w:t>
+        <w:t xml:space="preserve">23.</w:t>
       </w:r>
       <w:r>
         <w:t xml:space="preserve"> </w:t>
@@ -9581,7 +9786,7 @@
       <w:r>
         <w:t xml:space="preserve"> </w:t>
       </w:r>
-      <w:hyperlink r:id="rId76">
+      <w:hyperlink r:id="rId82">
         <w:r>
           <w:rPr>
             <w:rStyle w:val="Hyperlink"/>
@@ -9609,14 +9814,14 @@
         <w:t xml:space="preserve">29, 592–600</w:t>
       </w:r>
     </w:p>
-    <w:bookmarkEnd w:id="77"/>
-    <w:bookmarkStart w:id="79" w:name="ref-doi:10.48550/arXiv.2509.12709"/>
+    <w:bookmarkEnd w:id="83"/>
+    <w:bookmarkStart w:id="85" w:name="ref-doi:10.1098/rsos.250754"/>
     <w:p>
       <w:pPr>
         <w:pStyle w:val="Bibliography"/>
       </w:pPr>
       <w:r>
-        <w:t xml:space="preserve">21.</w:t>
+        <w:t xml:space="preserve">24.</w:t>
       </w:r>
       <w:r>
         <w:t xml:space="preserve"> </w:t>
@@ -9625,6 +9830,71 @@
         <w:t xml:space="preserve">	</w:t>
       </w:r>
       <w:r>
+        <w:t xml:space="preserve">Tsipouri, L.</w:t>
+      </w:r>
+      <w:r>
+        <w:t xml:space="preserve"> </w:t>
+      </w:r>
+      <w:r>
+        <w:rPr>
+          <w:i/>
+          <w:iCs/>
+        </w:rPr>
+        <w:t xml:space="preserve">et al.</w:t>
+      </w:r>
+      <w:r>
+        <w:t xml:space="preserve"> </w:t>
+      </w:r>
+      <w:r>
+        <w:t xml:space="preserve">(2025)</w:t>
+      </w:r>
+      <w:r>
+        <w:t xml:space="preserve"> </w:t>
+      </w:r>
+      <w:hyperlink r:id="rId84">
+        <w:r>
+          <w:rPr>
+            <w:rStyle w:val="Hyperlink"/>
+          </w:rPr>
+          <w:t xml:space="preserve">The economic impact of open science: a scoping review</w:t>
+        </w:r>
+      </w:hyperlink>
+      <w:r>
+        <w:t xml:space="preserve">.</w:t>
+      </w:r>
+      <w:r>
+        <w:t xml:space="preserve"> </w:t>
+      </w:r>
+      <w:r>
+        <w:rPr>
+          <w:i/>
+          <w:iCs/>
+        </w:rPr>
+        <w:t xml:space="preserve">R. Soc. Open Sci.</w:t>
+      </w:r>
+      <w:r>
+        <w:t xml:space="preserve"> </w:t>
+      </w:r>
+      <w:r>
+        <w:t xml:space="preserve">12</w:t>
+      </w:r>
+    </w:p>
+    <w:bookmarkEnd w:id="85"/>
+    <w:bookmarkStart w:id="87" w:name="ref-doi:10.48550/arXiv.2509.12709"/>
+    <w:p>
+      <w:pPr>
+        <w:pStyle w:val="Bibliography"/>
+      </w:pPr>
+      <w:r>
+        <w:t xml:space="preserve">25.</w:t>
+      </w:r>
+      <w:r>
+        <w:t xml:space="preserve"> </w:t>
+      </w:r>
+      <w:r>
+        <w:t xml:space="preserve">	</w:t>
+      </w:r>
+      <w:r>
         <w:t xml:space="preserve">Zhang, H.</w:t>
       </w:r>
       <w:r>
@@ -9646,7 +9916,7 @@
       <w:r>
         <w:t xml:space="preserve"> </w:t>
       </w:r>
-      <w:hyperlink r:id="rId78">
+      <w:hyperlink r:id="rId86">
         <w:r>
           <w:rPr>
             <w:rStyle w:val="Hyperlink"/>
@@ -9658,14 +9928,14 @@
         <w:t xml:space="preserve">arXiv</w:t>
       </w:r>
     </w:p>
-    <w:bookmarkEnd w:id="79"/>
-    <w:bookmarkStart w:id="81" w:name="ref-doi:10.1007/s10488-013-0528-y"/>
+    <w:bookmarkEnd w:id="87"/>
+    <w:bookmarkStart w:id="89" w:name="ref-doi:10.1007/s10488-013-0528-y"/>
     <w:p>
       <w:pPr>
         <w:pStyle w:val="Bibliography"/>
       </w:pPr>
       <w:r>
-        <w:t xml:space="preserve">22.</w:t>
+        <w:t xml:space="preserve">26.</w:t>
       </w:r>
       <w:r>
         <w:t xml:space="preserve"> </w:t>
@@ -9695,7 +9965,7 @@
       <w:r>
         <w:t xml:space="preserve"> </w:t>
       </w:r>
-      <w:hyperlink r:id="rId80">
+      <w:hyperlink r:id="rId88">
         <w:r>
           <w:rPr>
             <w:rStyle w:val="Hyperlink"/>
@@ -9723,14 +9993,14 @@
         <w:t xml:space="preserve">42, 533–544</w:t>
       </w:r>
     </w:p>
-    <w:bookmarkEnd w:id="81"/>
-    <w:bookmarkStart w:id="83" w:name="ref-doi:10.1002/jgf2.736"/>
+    <w:bookmarkEnd w:id="89"/>
+    <w:bookmarkStart w:id="91" w:name="ref-doi:10.1002/jgf2.736"/>
     <w:p>
       <w:pPr>
         <w:pStyle w:val="Bibliography"/>
       </w:pPr>
       <w:r>
-        <w:t xml:space="preserve">23.</w:t>
+        <w:t xml:space="preserve">27.</w:t>
       </w:r>
       <w:r>
         <w:t xml:space="preserve"> </w:t>
@@ -9744,7 +10014,7 @@
       <w:r>
         <w:t xml:space="preserve"> </w:t>
       </w:r>
-      <w:hyperlink r:id="rId82">
+      <w:hyperlink r:id="rId90">
         <w:r>
           <w:rPr>
             <w:rStyle w:val="Hyperlink"/>
@@ -9772,14 +10042,14 @@
         <w:t xml:space="preserve">26, 4–11</w:t>
       </w:r>
     </w:p>
-    <w:bookmarkEnd w:id="83"/>
-    <w:bookmarkStart w:id="85" w:name="ref-pmid:30861395"/>
+    <w:bookmarkEnd w:id="91"/>
+    <w:bookmarkStart w:id="93" w:name="ref-pmid:30861395"/>
     <w:p>
       <w:pPr>
         <w:pStyle w:val="Bibliography"/>
       </w:pPr>
       <w:r>
-        <w:t xml:space="preserve">24.</w:t>
+        <w:t xml:space="preserve">28.</w:t>
       </w:r>
       <w:r>
         <w:t xml:space="preserve"> </w:t>
@@ -9809,7 +10079,7 @@
       <w:r>
         <w:t xml:space="preserve"> </w:t>
       </w:r>
-      <w:hyperlink r:id="rId84">
+      <w:hyperlink r:id="rId92">
         <w:r>
           <w:rPr>
             <w:rStyle w:val="Hyperlink"/>
@@ -9834,14 +10104,14 @@
         <w:t xml:space="preserve">74, 69–75</w:t>
       </w:r>
     </w:p>
-    <w:bookmarkEnd w:id="85"/>
-    <w:bookmarkStart w:id="87" w:name="ref-doi:10.1016/j.socscimed.2017.03.041"/>
+    <w:bookmarkEnd w:id="93"/>
+    <w:bookmarkStart w:id="95" w:name="ref-pmid:16283043"/>
     <w:p>
       <w:pPr>
         <w:pStyle w:val="Bibliography"/>
       </w:pPr>
       <w:r>
-        <w:t xml:space="preserve">25.</w:t>
+        <w:t xml:space="preserve">29.</w:t>
       </w:r>
       <w:r>
         <w:t xml:space="preserve"> </w:t>
@@ -9850,12 +10120,74 @@
         <w:t xml:space="preserve">	</w:t>
       </w:r>
       <w:r>
+        <w:t xml:space="preserve">Pablos-Mendez, A.</w:t>
+      </w:r>
+      <w:r>
+        <w:t xml:space="preserve"> </w:t>
+      </w:r>
+      <w:r>
+        <w:rPr>
+          <w:i/>
+          <w:iCs/>
+        </w:rPr>
+        <w:t xml:space="preserve">et al.</w:t>
+      </w:r>
+      <w:r>
+        <w:t xml:space="preserve"> </w:t>
+      </w:r>
+      <w:r>
+        <w:t xml:space="preserve">(2005)</w:t>
+      </w:r>
+      <w:r>
+        <w:t xml:space="preserve"> </w:t>
+      </w:r>
+      <w:hyperlink r:id="rId94">
+        <w:r>
+          <w:rPr>
+            <w:rStyle w:val="Hyperlink"/>
+          </w:rPr>
+          <w:t xml:space="preserve">Knowledge translation in global health.</w:t>
+        </w:r>
+      </w:hyperlink>
+      <w:r>
+        <w:t xml:space="preserve"> </w:t>
+      </w:r>
+      <w:r>
+        <w:rPr>
+          <w:i/>
+          <w:iCs/>
+        </w:rPr>
+        <w:t xml:space="preserve">Bull World Health Organ</w:t>
+      </w:r>
+      <w:r>
+        <w:t xml:space="preserve"> </w:t>
+      </w:r>
+      <w:r>
+        <w:t xml:space="preserve">83, 723</w:t>
+      </w:r>
+    </w:p>
+    <w:bookmarkEnd w:id="95"/>
+    <w:bookmarkStart w:id="97" w:name="ref-doi:10.1016/j.socscimed.2017.03.041"/>
+    <w:p>
+      <w:pPr>
+        <w:pStyle w:val="Bibliography"/>
+      </w:pPr>
+      <w:r>
+        <w:t xml:space="preserve">30.</w:t>
+      </w:r>
+      <w:r>
+        <w:t xml:space="preserve"> </w:t>
+      </w:r>
+      <w:r>
+        <w:t xml:space="preserve">	</w:t>
+      </w:r>
+      <w:r>
         <w:t xml:space="preserve">Leonard, K.L. and Masatu, M.C. (2017)</w:t>
       </w:r>
       <w:r>
         <w:t xml:space="preserve"> </w:t>
       </w:r>
-      <w:hyperlink r:id="rId86">
+      <w:hyperlink r:id="rId96">
         <w:r>
           <w:rPr>
             <w:rStyle w:val="Hyperlink"/>
@@ -9883,9 +10215,9 @@
         <w:t xml:space="preserve">181, 54–65</w:t>
       </w:r>
     </w:p>
-    <w:bookmarkEnd w:id="87"/>
-    <w:bookmarkEnd w:id="88"/>
-    <w:bookmarkEnd w:id="89"/>
+    <w:bookmarkEnd w:id="97"/>
+    <w:bookmarkEnd w:id="98"/>
+    <w:bookmarkEnd w:id="99"/>
     <w:sectPr>
       <w:footnotePr>
         <w:numRestart w:val="eachSect"/>
